--- a/RITM1449981-ACBSD-4801 - Aperture Data Studio Solution Design/RITM1449981-ACBSD-4801-Solution Design-Aperture Data Studio Solution Design.docx
+++ b/RITM1449981-ACBSD-4801 - Aperture Data Studio Solution Design/RITM1449981-ACBSD-4801-Solution Design-Aperture Data Studio Solution Design.docx
@@ -72,14 +72,7 @@
           <w:color w:val="ADADAD" w:themeColor="background2" w:themeShade="BF"/>
           <w:szCs w:val="20"/>
         </w:rPr>
-        <w:t>RITM1449981</w:t>
-      </w:r>
-      <w:r>
-        <w:rPr>
-          <w:color w:val="ADADAD" w:themeColor="background2" w:themeShade="BF"/>
-          <w:szCs w:val="20"/>
-        </w:rPr>
-        <w:t xml:space="preserve"> </w:t>
+        <w:t xml:space="preserve">RITM1449981 </w:t>
       </w:r>
       <w:r>
         <w:rPr>
@@ -6140,6 +6133,12 @@
                 <w:szCs w:val="20"/>
               </w:rPr>
             </w:pPr>
+            <w:r>
+              <w:rPr>
+                <w:szCs w:val="20"/>
+              </w:rPr>
+              <w:t>Boyle Kenny</w:t>
+            </w:r>
           </w:p>
         </w:tc>
       </w:tr>
@@ -7799,10 +7798,10 @@
             </w:pPr>
             <w:r>
               <w:rPr>
-                <w:color w:val="FF0000"/>
-                <w:szCs w:val="20"/>
-              </w:rPr>
-              <w:t>Assigned Architect</w:t>
+                <w:color w:val="000000" w:themeColor="text1"/>
+                <w:szCs w:val="20"/>
+              </w:rPr>
+              <w:t>Mohamed Kerbachi</w:t>
             </w:r>
           </w:p>
         </w:tc>
@@ -9135,25 +9134,113 @@
     </w:p>
     <w:p>
       <w:pPr>
+        <w:pStyle w:val="Heading2"/>
+        <w:numPr>
+          <w:ilvl w:val="0"/>
+          <w:numId w:val="0"/>
+        </w:numPr>
         <w:ind w:left="720"/>
         <w:rPr>
+          <w:rFonts w:eastAsiaTheme="minorEastAsia" w:cs="Arial"/>
+          <w:b w:val="0"/>
+          <w:sz w:val="20"/>
           <w:szCs w:val="20"/>
         </w:rPr>
       </w:pPr>
-      <w:r>
-        <w:rPr>
+      <w:bookmarkStart w:id="10" w:name="_Toc225753591"/>
+      <w:r>
+        <w:rPr>
+          <w:rFonts w:eastAsiaTheme="minorEastAsia" w:cs="Arial"/>
+          <w:b w:val="0"/>
+          <w:sz w:val="20"/>
           <w:szCs w:val="20"/>
         </w:rPr>
-        <w:t>Text</w:t>
+        <w:t>Organizations often face challenges with siloed data sets, leading to inconsistent and inaccurate views of consumer or business information</w:t>
+      </w:r>
+      <w:r>
+        <w:rPr>
+          <w:rFonts w:eastAsiaTheme="minorEastAsia" w:cs="Arial"/>
+          <w:b w:val="0"/>
+          <w:sz w:val="20"/>
+          <w:szCs w:val="20"/>
+        </w:rPr>
+        <w:t>.</w:t>
       </w:r>
     </w:p>
     <w:p>
       <w:pPr>
         <w:pStyle w:val="Heading2"/>
-      </w:pPr>
-      <w:bookmarkStart w:id="10" w:name="_Toc225753591"/>
-      <w:r>
-        <w:t xml:space="preserve">Business case : </w:t>
+        <w:numPr>
+          <w:ilvl w:val="0"/>
+          <w:numId w:val="0"/>
+        </w:numPr>
+        <w:ind w:left="720"/>
+        <w:rPr>
+          <w:rFonts w:eastAsiaTheme="minorEastAsia" w:cs="Arial"/>
+          <w:b w:val="0"/>
+          <w:sz w:val="20"/>
+          <w:szCs w:val="20"/>
+        </w:rPr>
+      </w:pPr>
+      <w:r>
+        <w:rPr>
+          <w:rFonts w:eastAsiaTheme="minorEastAsia" w:cs="Arial"/>
+          <w:b w:val="0"/>
+          <w:sz w:val="20"/>
+          <w:szCs w:val="20"/>
+        </w:rPr>
+        <w:t>The primary objective of the solution is to empower data practitioners to rapidly build a consistent, accurate, and holistic view of data—such as a Single Customer View (SCV)—using a self-service platform</w:t>
+      </w:r>
+      <w:r>
+        <w:rPr>
+          <w:rFonts w:eastAsiaTheme="minorEastAsia" w:cs="Arial"/>
+          <w:b w:val="0"/>
+          <w:sz w:val="20"/>
+          <w:szCs w:val="20"/>
+        </w:rPr>
+        <w:t>.</w:t>
+      </w:r>
+    </w:p>
+    <w:p>
+      <w:pPr>
+        <w:pStyle w:val="Heading2"/>
+        <w:numPr>
+          <w:ilvl w:val="0"/>
+          <w:numId w:val="0"/>
+        </w:numPr>
+        <w:ind w:left="720"/>
+        <w:rPr>
+          <w:rFonts w:eastAsiaTheme="minorEastAsia" w:cs="Arial"/>
+          <w:b w:val="0"/>
+          <w:sz w:val="20"/>
+          <w:szCs w:val="20"/>
+        </w:rPr>
+      </w:pPr>
+      <w:r>
+        <w:rPr>
+          <w:rFonts w:eastAsiaTheme="minorEastAsia" w:cs="Arial"/>
+          <w:b w:val="0"/>
+          <w:sz w:val="20"/>
+          <w:szCs w:val="20"/>
+        </w:rPr>
+        <w:t>This involves integrating disparate sources, to determine and report on data accuracy, consistency, and trustworthiness</w:t>
+      </w:r>
+      <w:r>
+        <w:rPr>
+          <w:rFonts w:eastAsiaTheme="minorEastAsia" w:cs="Arial"/>
+          <w:b w:val="0"/>
+          <w:sz w:val="20"/>
+          <w:szCs w:val="20"/>
+        </w:rPr>
+        <w:t>.</w:t>
+      </w:r>
+    </w:p>
+    <w:p>
+      <w:pPr>
+        <w:pStyle w:val="Heading2"/>
+      </w:pPr>
+      <w:r>
+        <w:t xml:space="preserve">Business case: </w:t>
       </w:r>
       <w:r>
         <w:t>Problem Statement &amp; Promise of Value</w:t>
@@ -9162,25 +9249,341 @@
     </w:p>
     <w:p>
       <w:pPr>
-        <w:pStyle w:val="GuidanceNotes"/>
-      </w:pPr>
-      <w:r>
-        <w:t>Describe the desired outcome.</w:t>
-      </w:r>
+        <w:ind w:left="720"/>
+        <w:rPr>
+          <w:b/>
+          <w:bCs/>
+          <w:szCs w:val="20"/>
+        </w:rPr>
+      </w:pPr>
     </w:p>
     <w:p>
       <w:pPr>
         <w:ind w:left="720"/>
         <w:rPr>
+          <w:b/>
+          <w:bCs/>
           <w:szCs w:val="20"/>
         </w:rPr>
       </w:pPr>
       <w:r>
         <w:rPr>
+          <w:b/>
+          <w:bCs/>
           <w:szCs w:val="20"/>
         </w:rPr>
-        <w:t>Text</w:t>
-      </w:r>
+        <w:t>Problem Statement</w:t>
+      </w:r>
+    </w:p>
+    <w:p>
+      <w:pPr>
+        <w:ind w:left="720"/>
+        <w:rPr>
+          <w:szCs w:val="20"/>
+        </w:rPr>
+      </w:pPr>
+      <w:r>
+        <w:rPr>
+          <w:szCs w:val="20"/>
+        </w:rPr>
+        <w:t>Modern organizations struggle with siloed data sets distributed across disparate systems</w:t>
+      </w:r>
+      <w:r>
+        <w:rPr>
+          <w:szCs w:val="20"/>
+        </w:rPr>
+        <w:t xml:space="preserve"> in </w:t>
+      </w:r>
+      <w:r>
+        <w:rPr>
+          <w:szCs w:val="20"/>
+        </w:rPr>
+        <w:t>various database formats, which prevents a clear understanding of consumers and business entities</w:t>
+      </w:r>
+      <w:r>
+        <w:rPr>
+          <w:szCs w:val="20"/>
+        </w:rPr>
+        <w:t xml:space="preserve">. </w:t>
+      </w:r>
+      <w:r>
+        <w:rPr>
+          <w:szCs w:val="20"/>
+        </w:rPr>
+        <w:t>Data practitioners often face inconsistent, inaccurate, and untrustworthy data, leading to poor decision-making and increased regulatory risk</w:t>
+      </w:r>
+      <w:r>
+        <w:rPr>
+          <w:szCs w:val="20"/>
+        </w:rPr>
+        <w:t>.</w:t>
+      </w:r>
+    </w:p>
+    <w:p>
+      <w:pPr>
+        <w:ind w:left="720"/>
+        <w:rPr>
+          <w:szCs w:val="20"/>
+        </w:rPr>
+      </w:pPr>
+      <w:r>
+        <w:rPr>
+          <w:szCs w:val="20"/>
+        </w:rPr>
+        <w:t>Furthermore, traditional data management often requires specialized development or SQL skills, creating bottlenecks where business users must wait weeks for IT to operationalize data quality processes</w:t>
+      </w:r>
+      <w:r>
+        <w:rPr>
+          <w:szCs w:val="20"/>
+        </w:rPr>
+        <w:t>.</w:t>
+      </w:r>
+    </w:p>
+    <w:p>
+      <w:pPr>
+        <w:ind w:left="720"/>
+        <w:rPr>
+          <w:szCs w:val="20"/>
+        </w:rPr>
+      </w:pPr>
+      <w:r>
+        <w:rPr>
+          <w:szCs w:val="20"/>
+        </w:rPr>
+        <w:t xml:space="preserve">This lack of data visibility results in inefficient workflows and high manual effort; for example, teams may process as few as </w:t>
+      </w:r>
+      <w:r>
+        <w:rPr>
+          <w:szCs w:val="20"/>
+          <w:highlight w:val="yellow"/>
+        </w:rPr>
+        <w:t>4-5 records per hour when using manual methods</w:t>
+      </w:r>
+      <w:r>
+        <w:rPr>
+          <w:szCs w:val="20"/>
+        </w:rPr>
+        <w:t>.</w:t>
+      </w:r>
+    </w:p>
+    <w:p>
+      <w:pPr>
+        <w:ind w:left="720"/>
+        <w:rPr>
+          <w:b/>
+          <w:bCs/>
+          <w:szCs w:val="20"/>
+        </w:rPr>
+      </w:pPr>
+      <w:r>
+        <w:rPr>
+          <w:b/>
+          <w:bCs/>
+          <w:szCs w:val="20"/>
+        </w:rPr>
+        <w:t>Promise of Value</w:t>
+      </w:r>
+    </w:p>
+    <w:p>
+      <w:pPr>
+        <w:ind w:left="720"/>
+        <w:rPr>
+          <w:szCs w:val="20"/>
+        </w:rPr>
+      </w:pPr>
+      <w:r>
+        <w:rPr>
+          <w:szCs w:val="20"/>
+        </w:rPr>
+        <w:t>Experian Aperture Data Studio delivers value by empowering non-technical business users to rapidly build a consistent, accurate, and holistic view of their data through a self-service platform</w:t>
+      </w:r>
+      <w:r>
+        <w:rPr>
+          <w:szCs w:val="20"/>
+        </w:rPr>
+        <w:t>.</w:t>
+      </w:r>
+    </w:p>
+    <w:p>
+      <w:pPr>
+        <w:pStyle w:val="ListParagraph"/>
+        <w:numPr>
+          <w:ilvl w:val="0"/>
+          <w:numId w:val="8"/>
+        </w:numPr>
+        <w:rPr>
+          <w:szCs w:val="20"/>
+        </w:rPr>
+      </w:pPr>
+      <w:r>
+        <w:rPr>
+          <w:b/>
+          <w:bCs/>
+          <w:szCs w:val="20"/>
+        </w:rPr>
+        <w:t>Speed to Value:</w:t>
+      </w:r>
+      <w:r>
+        <w:rPr>
+          <w:szCs w:val="20"/>
+        </w:rPr>
+        <w:t xml:space="preserve"> The solution can be operationalized and deployed in days rather than months, allowing users to build complex data processes without writing any SQL</w:t>
+      </w:r>
+      <w:r>
+        <w:rPr>
+          <w:szCs w:val="20"/>
+        </w:rPr>
+        <w:t>.</w:t>
+      </w:r>
+    </w:p>
+    <w:p>
+      <w:pPr>
+        <w:pStyle w:val="ListParagraph"/>
+        <w:numPr>
+          <w:ilvl w:val="0"/>
+          <w:numId w:val="8"/>
+        </w:numPr>
+        <w:rPr>
+          <w:szCs w:val="20"/>
+        </w:rPr>
+      </w:pPr>
+      <w:r>
+        <w:rPr>
+          <w:b/>
+          <w:bCs/>
+          <w:szCs w:val="20"/>
+        </w:rPr>
+        <w:t>Operational Productivity:</w:t>
+      </w:r>
+      <w:r>
+        <w:rPr>
+          <w:szCs w:val="20"/>
+        </w:rPr>
+        <w:t xml:space="preserve"> Automation and intuitive drag-and-drop workflows can lead to immediate efficiency gains</w:t>
+      </w:r>
+      <w:r>
+        <w:rPr>
+          <w:szCs w:val="20"/>
+        </w:rPr>
+        <w:t>.</w:t>
+      </w:r>
+    </w:p>
+    <w:p>
+      <w:pPr>
+        <w:pStyle w:val="ListParagraph"/>
+        <w:numPr>
+          <w:ilvl w:val="0"/>
+          <w:numId w:val="8"/>
+        </w:numPr>
+        <w:rPr>
+          <w:szCs w:val="20"/>
+        </w:rPr>
+      </w:pPr>
+      <w:r>
+        <w:rPr>
+          <w:b/>
+          <w:bCs/>
+          <w:szCs w:val="20"/>
+        </w:rPr>
+        <w:t>Improved Data Integrity:</w:t>
+      </w:r>
+      <w:r>
+        <w:rPr>
+          <w:szCs w:val="20"/>
+        </w:rPr>
+        <w:t xml:space="preserve"> By combining self-service tools with globally curated data sets (address, email, and phone validation), the platform ensures enterprise-wide validation to meet regulatory obligations and improve decision-making accuracy</w:t>
+      </w:r>
+      <w:r>
+        <w:rPr>
+          <w:szCs w:val="20"/>
+        </w:rPr>
+        <w:t>.</w:t>
+      </w:r>
+    </w:p>
+    <w:p>
+      <w:pPr>
+        <w:pStyle w:val="ListParagraph"/>
+        <w:numPr>
+          <w:ilvl w:val="0"/>
+          <w:numId w:val="8"/>
+        </w:numPr>
+        <w:rPr>
+          <w:szCs w:val="20"/>
+        </w:rPr>
+      </w:pPr>
+      <w:r>
+        <w:rPr>
+          <w:b/>
+          <w:bCs/>
+          <w:szCs w:val="20"/>
+        </w:rPr>
+        <w:t>Seamless Integration &amp; Scalability:</w:t>
+      </w:r>
+      <w:r>
+        <w:rPr>
+          <w:szCs w:val="20"/>
+        </w:rPr>
+        <w:t xml:space="preserve"> The solution works with existing technology stacks and is architected for high-performance loading on large data volumes, supporting everything from small workloads to over 1 billion records</w:t>
+      </w:r>
+      <w:r>
+        <w:rPr>
+          <w:szCs w:val="20"/>
+        </w:rPr>
+        <w:t>.</w:t>
+      </w:r>
+    </w:p>
+    <w:p>
+      <w:pPr>
+        <w:pStyle w:val="ListParagraph"/>
+        <w:numPr>
+          <w:ilvl w:val="0"/>
+          <w:numId w:val="8"/>
+        </w:numPr>
+        <w:rPr>
+          <w:szCs w:val="20"/>
+        </w:rPr>
+      </w:pPr>
+      <w:r>
+        <w:rPr>
+          <w:b/>
+          <w:bCs/>
+          <w:szCs w:val="20"/>
+        </w:rPr>
+        <w:t>Extensibility:</w:t>
+      </w:r>
+      <w:r>
+        <w:rPr>
+          <w:szCs w:val="20"/>
+        </w:rPr>
+        <w:t xml:space="preserve"> </w:t>
+      </w:r>
+      <w:r>
+        <w:rPr>
+          <w:szCs w:val="20"/>
+          <w:highlight w:val="yellow"/>
+        </w:rPr>
+        <w:t>Through a robust SDK and REST API</w:t>
+      </w:r>
+      <w:r>
+        <w:rPr>
+          <w:szCs w:val="20"/>
+        </w:rPr>
+        <w:t>, the platform remains highly customizable, allowing architects to trigger external services or perform complex, unique transformations within a single workflow step</w:t>
+      </w:r>
+      <w:r>
+        <w:rPr>
+          <w:szCs w:val="20"/>
+        </w:rPr>
+        <w:t>.</w:t>
+      </w:r>
+    </w:p>
+    <w:p>
+      <w:pPr>
+        <w:ind w:left="720"/>
+        <w:rPr>
+          <w:szCs w:val="20"/>
+        </w:rPr>
+      </w:pPr>
     </w:p>
     <w:p>
       <w:pPr>
@@ -10053,7 +10456,7 @@
             </w:rPr>
             <w:id w:val="1074553295"/>
             <w14:checkbox>
-              <w14:checked w14:val="0"/>
+              <w14:checked w14:val="1"/>
               <w14:checkedState w14:val="2612" w14:font="MS Gothic"/>
               <w14:uncheckedState w14:val="2610" w14:font="MS Gothic"/>
             </w14:checkbox>
@@ -10078,10 +10481,10 @@
                 </w:pPr>
                 <w:r>
                   <w:rPr>
-                    <w:rFonts w:ascii="Segoe UI Symbol" w:hAnsi="Segoe UI Symbol" w:cs="Segoe UI Symbol"/>
+                    <w:rFonts w:ascii="MS Gothic" w:eastAsia="MS Gothic" w:hAnsi="MS Gothic" w:hint="eastAsia"/>
                     <w:szCs w:val="20"/>
                   </w:rPr>
-                  <w:t>☐</w:t>
+                  <w:t>☒</w:t>
                 </w:r>
               </w:p>
             </w:tc>
@@ -11462,7 +11865,7 @@
             </w:rPr>
             <w:id w:val="-893430"/>
             <w14:checkbox>
-              <w14:checked w14:val="0"/>
+              <w14:checked w14:val="1"/>
               <w14:checkedState w14:val="2612" w14:font="MS Gothic"/>
               <w14:uncheckedState w14:val="2610" w14:font="MS Gothic"/>
             </w14:checkbox>
@@ -11485,10 +11888,10 @@
                 </w:pPr>
                 <w:r>
                   <w:rPr>
-                    <w:rFonts w:ascii="Segoe UI Symbol" w:eastAsia="MS Gothic" w:hAnsi="Segoe UI Symbol" w:cs="Segoe UI Symbol"/>
+                    <w:rFonts w:ascii="MS Gothic" w:eastAsia="MS Gothic" w:hAnsi="MS Gothic" w:hint="eastAsia"/>
                     <w:szCs w:val="20"/>
                   </w:rPr>
-                  <w:t>☐</w:t>
+                  <w:t>☒</w:t>
                 </w:r>
               </w:p>
             </w:tc>
@@ -11852,7 +12255,7 @@
             </w:rPr>
             <w:id w:val="2135910240"/>
             <w14:checkbox>
-              <w14:checked w14:val="0"/>
+              <w14:checked w14:val="1"/>
               <w14:checkedState w14:val="2612" w14:font="MS Gothic"/>
               <w14:uncheckedState w14:val="2610" w14:font="MS Gothic"/>
             </w14:checkbox>
@@ -11875,10 +12278,10 @@
                 </w:pPr>
                 <w:r>
                   <w:rPr>
-                    <w:rFonts w:ascii="Segoe UI Symbol" w:eastAsia="MS Gothic" w:hAnsi="Segoe UI Symbol" w:cs="Segoe UI Symbol"/>
+                    <w:rFonts w:ascii="MS Gothic" w:eastAsia="MS Gothic" w:hAnsi="MS Gothic" w:hint="eastAsia"/>
                     <w:szCs w:val="20"/>
                   </w:rPr>
-                  <w:t>☐</w:t>
+                  <w:t>☒</w:t>
                 </w:r>
               </w:p>
             </w:tc>
@@ -12584,6 +12987,7 @@
                 <w:sz w:val="20"/>
               </w:rPr>
             </w:pPr>
+            <w:bookmarkStart w:id="19" w:name="_Hlk178860420"/>
             <w:r>
               <w:rPr>
                 <w:rFonts w:ascii="Arial" w:hAnsi="Arial" w:cs="Arial"/>
@@ -12708,55 +13112,40 @@
                 <w:sz w:val="20"/>
               </w:rPr>
             </w:pPr>
-          </w:p>
-        </w:tc>
-        <w:tc>
-          <w:tcPr>
-            <w:tcW w:w="1260" w:type="dxa"/>
-          </w:tcPr>
-          <w:p>
-            <w:pPr>
-              <w:pStyle w:val="BodyText2"/>
+            <w:r>
               <w:rPr>
                 <w:rFonts w:ascii="Arial" w:hAnsi="Arial" w:cs="Arial"/>
                 <w:sz w:val="20"/>
-              </w:rPr>
-            </w:pPr>
-          </w:p>
-        </w:tc>
-        <w:tc>
-          <w:tcPr>
-            <w:tcW w:w="2160" w:type="dxa"/>
+                <w:lang w:val="en-US"/>
+              </w:rPr>
+              <w:t>Identify where a column cannot be null when another column has a value</w:t>
+            </w:r>
+          </w:p>
+        </w:tc>
+        <w:tc>
+          <w:tcPr>
+            <w:tcW w:w="1260" w:type="dxa"/>
           </w:tcPr>
           <w:p>
             <w:pPr>
               <w:pStyle w:val="BodyText2"/>
-              <w:ind w:left="720"/>
               <w:rPr>
                 <w:rFonts w:ascii="Arial" w:hAnsi="Arial" w:cs="Arial"/>
                 <w:sz w:val="20"/>
               </w:rPr>
             </w:pPr>
-          </w:p>
-        </w:tc>
-        <w:tc>
-          <w:tcPr>
-            <w:tcW w:w="2340" w:type="dxa"/>
-          </w:tcPr>
-          <w:p>
-            <w:pPr>
-              <w:pStyle w:val="BodyText2"/>
-              <w:ind w:left="286"/>
+            <w:r>
               <w:rPr>
                 <w:rFonts w:ascii="Arial" w:hAnsi="Arial" w:cs="Arial"/>
                 <w:sz w:val="20"/>
               </w:rPr>
-            </w:pPr>
-          </w:p>
-        </w:tc>
-        <w:tc>
-          <w:tcPr>
-            <w:tcW w:w="2070" w:type="dxa"/>
+              <w:t>Analyst</w:t>
+            </w:r>
+          </w:p>
+        </w:tc>
+        <w:tc>
+          <w:tcPr>
+            <w:tcW w:w="2160" w:type="dxa"/>
           </w:tcPr>
           <w:p>
             <w:pPr>
@@ -12766,6 +13155,65 @@
                 <w:sz w:val="20"/>
               </w:rPr>
             </w:pPr>
+            <w:r>
+              <w:rPr>
+                <w:rFonts w:ascii="Arial" w:hAnsi="Arial" w:cs="Arial"/>
+                <w:sz w:val="20"/>
+                <w:lang w:val="en-US"/>
+              </w:rPr>
+              <w:t>Data loaded/connected to for this specific use case</w:t>
+            </w:r>
+          </w:p>
+        </w:tc>
+        <w:tc>
+          <w:tcPr>
+            <w:tcW w:w="2340" w:type="dxa"/>
+          </w:tcPr>
+          <w:p>
+            <w:pPr>
+              <w:pStyle w:val="BodyText2"/>
+              <w:rPr>
+                <w:rFonts w:ascii="Arial" w:hAnsi="Arial" w:cs="Arial"/>
+                <w:sz w:val="20"/>
+              </w:rPr>
+            </w:pPr>
+            <w:r>
+              <w:rPr>
+                <w:rFonts w:ascii="Arial" w:hAnsi="Arial" w:cs="Arial"/>
+                <w:sz w:val="20"/>
+                <w:lang w:val="en-US"/>
+              </w:rPr>
+              <w:t>Check where mail date is populated but issue date is not</w:t>
+            </w:r>
+          </w:p>
+        </w:tc>
+        <w:tc>
+          <w:tcPr>
+            <w:tcW w:w="2070" w:type="dxa"/>
+          </w:tcPr>
+          <w:p>
+            <w:pPr>
+              <w:pStyle w:val="BodyText2"/>
+              <w:rPr>
+                <w:rFonts w:ascii="Arial" w:hAnsi="Arial" w:cs="Arial"/>
+                <w:sz w:val="20"/>
+              </w:rPr>
+            </w:pPr>
+            <w:r>
+              <w:rPr>
+                <w:rFonts w:ascii="Arial" w:hAnsi="Arial" w:cs="Arial"/>
+                <w:sz w:val="20"/>
+              </w:rPr>
+              <w:t xml:space="preserve">Data </w:t>
+            </w:r>
+            <w:r>
+              <w:rPr>
+                <w:rFonts w:ascii="Arial" w:hAnsi="Arial" w:cs="Arial"/>
+                <w:sz w:val="20"/>
+                <w:lang w:val="en-US"/>
+              </w:rPr>
+              <w:t>Completeness</w:t>
+            </w:r>
           </w:p>
         </w:tc>
       </w:tr>
@@ -12786,55 +13234,40 @@
                 <w:sz w:val="20"/>
               </w:rPr>
             </w:pPr>
-          </w:p>
-        </w:tc>
-        <w:tc>
-          <w:tcPr>
-            <w:tcW w:w="1260" w:type="dxa"/>
-          </w:tcPr>
-          <w:p>
-            <w:pPr>
-              <w:pStyle w:val="BodyText2"/>
+            <w:r>
               <w:rPr>
                 <w:rFonts w:ascii="Arial" w:hAnsi="Arial" w:cs="Arial"/>
                 <w:sz w:val="20"/>
-              </w:rPr>
-            </w:pPr>
-          </w:p>
-        </w:tc>
-        <w:tc>
-          <w:tcPr>
-            <w:tcW w:w="2160" w:type="dxa"/>
+                <w:lang w:val="en-US"/>
+              </w:rPr>
+              <w:t>Find duplicate records in a dataset</w:t>
+            </w:r>
+          </w:p>
+        </w:tc>
+        <w:tc>
+          <w:tcPr>
+            <w:tcW w:w="1260" w:type="dxa"/>
           </w:tcPr>
           <w:p>
             <w:pPr>
               <w:pStyle w:val="BodyText2"/>
-              <w:ind w:left="720"/>
               <w:rPr>
                 <w:rFonts w:ascii="Arial" w:hAnsi="Arial" w:cs="Arial"/>
                 <w:sz w:val="20"/>
               </w:rPr>
             </w:pPr>
-          </w:p>
-        </w:tc>
-        <w:tc>
-          <w:tcPr>
-            <w:tcW w:w="2340" w:type="dxa"/>
-          </w:tcPr>
-          <w:p>
-            <w:pPr>
-              <w:pStyle w:val="BodyText2"/>
-              <w:ind w:left="286"/>
+            <w:r>
               <w:rPr>
                 <w:rFonts w:ascii="Arial" w:hAnsi="Arial" w:cs="Arial"/>
                 <w:sz w:val="20"/>
               </w:rPr>
-            </w:pPr>
-          </w:p>
-        </w:tc>
-        <w:tc>
-          <w:tcPr>
-            <w:tcW w:w="2070" w:type="dxa"/>
+              <w:t>Analyst</w:t>
+            </w:r>
+          </w:p>
+        </w:tc>
+        <w:tc>
+          <w:tcPr>
+            <w:tcW w:w="2160" w:type="dxa"/>
           </w:tcPr>
           <w:p>
             <w:pPr>
@@ -12844,9 +13277,390 @@
                 <w:sz w:val="20"/>
               </w:rPr>
             </w:pPr>
+            <w:r>
+              <w:rPr>
+                <w:rFonts w:ascii="Arial" w:hAnsi="Arial" w:cs="Arial"/>
+                <w:sz w:val="20"/>
+                <w:lang w:val="en-US"/>
+              </w:rPr>
+              <w:t>Duplicates must exist in environment</w:t>
+            </w:r>
+          </w:p>
+        </w:tc>
+        <w:tc>
+          <w:tcPr>
+            <w:tcW w:w="2340" w:type="dxa"/>
+          </w:tcPr>
+          <w:p>
+            <w:pPr>
+              <w:pStyle w:val="BodyText2"/>
+              <w:rPr>
+                <w:rFonts w:ascii="Arial" w:hAnsi="Arial" w:cs="Arial"/>
+                <w:sz w:val="20"/>
+              </w:rPr>
+            </w:pPr>
+            <w:r>
+              <w:rPr>
+                <w:rFonts w:ascii="Arial" w:hAnsi="Arial" w:cs="Arial"/>
+                <w:sz w:val="20"/>
+                <w:lang w:val="en-US"/>
+              </w:rPr>
+              <w:t>Need to ensure multiple records to not exist based on key fields</w:t>
+            </w:r>
+          </w:p>
+        </w:tc>
+        <w:tc>
+          <w:tcPr>
+            <w:tcW w:w="2070" w:type="dxa"/>
+          </w:tcPr>
+          <w:p>
+            <w:pPr>
+              <w:pStyle w:val="BodyText2"/>
+              <w:rPr>
+                <w:rFonts w:ascii="Arial" w:hAnsi="Arial" w:cs="Arial"/>
+                <w:sz w:val="20"/>
+              </w:rPr>
+            </w:pPr>
+            <w:r>
+              <w:rPr>
+                <w:rFonts w:ascii="Arial" w:hAnsi="Arial" w:cs="Arial"/>
+                <w:sz w:val="20"/>
+                <w:lang w:val="en-US"/>
+              </w:rPr>
+              <w:t>Data Uniqueness</w:t>
+            </w:r>
           </w:p>
         </w:tc>
       </w:tr>
+      <w:tr>
+        <w:trPr>
+          <w:cantSplit/>
+          <w:trHeight w:val="284"/>
+        </w:trPr>
+        <w:tc>
+          <w:tcPr>
+            <w:tcW w:w="2261" w:type="dxa"/>
+          </w:tcPr>
+          <w:p>
+            <w:pPr>
+              <w:pStyle w:val="BodyText2"/>
+              <w:rPr>
+                <w:rFonts w:ascii="Arial" w:hAnsi="Arial" w:cs="Arial"/>
+                <w:sz w:val="20"/>
+                <w:lang w:val="en-US"/>
+              </w:rPr>
+            </w:pPr>
+            <w:r>
+              <w:rPr>
+                <w:rFonts w:ascii="Arial" w:hAnsi="Arial" w:cs="Arial"/>
+                <w:sz w:val="20"/>
+                <w:lang w:val="en-US"/>
+              </w:rPr>
+              <w:t>Data Anomaly detection</w:t>
+            </w:r>
+          </w:p>
+        </w:tc>
+        <w:tc>
+          <w:tcPr>
+            <w:tcW w:w="1260" w:type="dxa"/>
+          </w:tcPr>
+          <w:p>
+            <w:pPr>
+              <w:pStyle w:val="BodyText2"/>
+              <w:rPr>
+                <w:rFonts w:ascii="Arial" w:hAnsi="Arial" w:cs="Arial"/>
+                <w:sz w:val="20"/>
+              </w:rPr>
+            </w:pPr>
+            <w:r>
+              <w:rPr>
+                <w:rFonts w:ascii="Arial" w:hAnsi="Arial" w:cs="Arial"/>
+                <w:sz w:val="20"/>
+              </w:rPr>
+              <w:t>Analyst</w:t>
+            </w:r>
+          </w:p>
+        </w:tc>
+        <w:tc>
+          <w:tcPr>
+            <w:tcW w:w="2160" w:type="dxa"/>
+          </w:tcPr>
+          <w:p>
+            <w:pPr>
+              <w:pStyle w:val="BodyText2"/>
+              <w:rPr>
+                <w:rFonts w:ascii="Arial" w:hAnsi="Arial" w:cs="Arial"/>
+                <w:sz w:val="20"/>
+                <w:lang w:val="en-US"/>
+              </w:rPr>
+            </w:pPr>
+            <w:r>
+              <w:rPr>
+                <w:rFonts w:ascii="Arial" w:hAnsi="Arial" w:cs="Arial"/>
+                <w:sz w:val="20"/>
+                <w:lang w:val="en-US"/>
+              </w:rPr>
+              <w:t>Create rule based on what constitutes a significant change</w:t>
+            </w:r>
+          </w:p>
+        </w:tc>
+        <w:tc>
+          <w:tcPr>
+            <w:tcW w:w="2340" w:type="dxa"/>
+          </w:tcPr>
+          <w:p>
+            <w:pPr>
+              <w:rPr>
+                <w:szCs w:val="20"/>
+                <w:lang w:val="en-GB"/>
+              </w:rPr>
+            </w:pPr>
+            <w:r>
+              <w:rPr>
+                <w:szCs w:val="20"/>
+                <w:lang w:val="en-GB"/>
+              </w:rPr>
+              <w:t>Receive notification if number of policies has a significant change from prior day/week/month</w:t>
+            </w:r>
+          </w:p>
+          <w:p>
+            <w:pPr>
+              <w:pStyle w:val="BodyText2"/>
+              <w:rPr>
+                <w:rFonts w:ascii="Arial" w:hAnsi="Arial" w:cs="Arial"/>
+                <w:sz w:val="20"/>
+              </w:rPr>
+            </w:pPr>
+          </w:p>
+        </w:tc>
+        <w:tc>
+          <w:tcPr>
+            <w:tcW w:w="2070" w:type="dxa"/>
+          </w:tcPr>
+          <w:p>
+            <w:pPr>
+              <w:pStyle w:val="BodyText2"/>
+              <w:rPr>
+                <w:rFonts w:ascii="Arial" w:hAnsi="Arial" w:cs="Arial"/>
+                <w:sz w:val="20"/>
+              </w:rPr>
+            </w:pPr>
+            <w:r>
+              <w:rPr>
+                <w:rFonts w:ascii="Arial" w:hAnsi="Arial" w:cs="Arial"/>
+                <w:sz w:val="20"/>
+                <w:lang w:val="en-US"/>
+              </w:rPr>
+              <w:t>Anomaly level</w:t>
+            </w:r>
+          </w:p>
+        </w:tc>
+      </w:tr>
+      <w:tr>
+        <w:trPr>
+          <w:cantSplit/>
+          <w:trHeight w:val="284"/>
+        </w:trPr>
+        <w:tc>
+          <w:tcPr>
+            <w:tcW w:w="2261" w:type="dxa"/>
+          </w:tcPr>
+          <w:p>
+            <w:pPr>
+              <w:pStyle w:val="BodyText2"/>
+              <w:rPr>
+                <w:rFonts w:ascii="Arial" w:hAnsi="Arial" w:cs="Arial"/>
+                <w:sz w:val="20"/>
+                <w:lang w:val="en-US"/>
+              </w:rPr>
+            </w:pPr>
+            <w:r>
+              <w:rPr>
+                <w:rFonts w:ascii="Arial" w:hAnsi="Arial" w:cs="Arial"/>
+                <w:sz w:val="20"/>
+                <w:lang w:val="en-US"/>
+              </w:rPr>
+              <w:lastRenderedPageBreak/>
+              <w:t>Validate content within a data record is valid based on criteria given</w:t>
+            </w:r>
+          </w:p>
+        </w:tc>
+        <w:tc>
+          <w:tcPr>
+            <w:tcW w:w="1260" w:type="dxa"/>
+          </w:tcPr>
+          <w:p>
+            <w:pPr>
+              <w:pStyle w:val="BodyText2"/>
+              <w:rPr>
+                <w:rFonts w:ascii="Arial" w:hAnsi="Arial" w:cs="Arial"/>
+                <w:sz w:val="20"/>
+              </w:rPr>
+            </w:pPr>
+            <w:r>
+              <w:rPr>
+                <w:rFonts w:ascii="Arial" w:hAnsi="Arial" w:cs="Arial"/>
+                <w:sz w:val="20"/>
+              </w:rPr>
+              <w:t>Analyst</w:t>
+            </w:r>
+          </w:p>
+        </w:tc>
+        <w:tc>
+          <w:tcPr>
+            <w:tcW w:w="2160" w:type="dxa"/>
+          </w:tcPr>
+          <w:p>
+            <w:pPr>
+              <w:pStyle w:val="BodyText2"/>
+              <w:rPr>
+                <w:rFonts w:ascii="Arial" w:hAnsi="Arial" w:cs="Arial"/>
+                <w:sz w:val="20"/>
+                <w:lang w:val="en-US"/>
+              </w:rPr>
+            </w:pPr>
+            <w:r>
+              <w:rPr>
+                <w:rFonts w:ascii="Arial" w:hAnsi="Arial" w:cs="Arial"/>
+                <w:sz w:val="20"/>
+                <w:lang w:val="en-US"/>
+              </w:rPr>
+              <w:t>Create rule to flag record when it is in the 2% range</w:t>
+            </w:r>
+          </w:p>
+        </w:tc>
+        <w:tc>
+          <w:tcPr>
+            <w:tcW w:w="2340" w:type="dxa"/>
+          </w:tcPr>
+          <w:p>
+            <w:pPr>
+              <w:pStyle w:val="BodyText2"/>
+              <w:rPr>
+                <w:rFonts w:ascii="Arial" w:hAnsi="Arial" w:cs="Arial"/>
+                <w:sz w:val="20"/>
+              </w:rPr>
+            </w:pPr>
+            <w:r>
+              <w:rPr>
+                <w:rFonts w:ascii="Arial" w:hAnsi="Arial" w:cs="Arial"/>
+                <w:sz w:val="20"/>
+                <w:lang w:val="en-US"/>
+              </w:rPr>
+              <w:t>Check to validate that value does not differ within 2% (above and below) from the value of the previous day</w:t>
+            </w:r>
+          </w:p>
+        </w:tc>
+        <w:tc>
+          <w:tcPr>
+            <w:tcW w:w="2070" w:type="dxa"/>
+          </w:tcPr>
+          <w:p>
+            <w:pPr>
+              <w:rPr>
+                <w:szCs w:val="20"/>
+                <w:lang w:val="en-GB"/>
+              </w:rPr>
+            </w:pPr>
+            <w:r>
+              <w:rPr>
+                <w:szCs w:val="20"/>
+                <w:lang w:val="en-GB"/>
+              </w:rPr>
+              <w:t>Data Validity</w:t>
+            </w:r>
+          </w:p>
+          <w:p>
+            <w:pPr>
+              <w:pStyle w:val="BodyText2"/>
+              <w:rPr>
+                <w:rFonts w:ascii="Arial" w:hAnsi="Arial" w:cs="Arial"/>
+                <w:sz w:val="20"/>
+              </w:rPr>
+            </w:pPr>
+          </w:p>
+        </w:tc>
+      </w:tr>
+      <w:tr>
+        <w:trPr>
+          <w:cantSplit/>
+          <w:trHeight w:val="284"/>
+        </w:trPr>
+        <w:tc>
+          <w:tcPr>
+            <w:tcW w:w="2261" w:type="dxa"/>
+          </w:tcPr>
+          <w:p>
+            <w:pPr>
+              <w:pStyle w:val="BodyText2"/>
+              <w:rPr>
+                <w:rFonts w:ascii="Arial" w:hAnsi="Arial" w:cs="Arial"/>
+                <w:sz w:val="20"/>
+                <w:lang w:val="en-US"/>
+              </w:rPr>
+            </w:pPr>
+          </w:p>
+        </w:tc>
+        <w:tc>
+          <w:tcPr>
+            <w:tcW w:w="1260" w:type="dxa"/>
+          </w:tcPr>
+          <w:p>
+            <w:pPr>
+              <w:pStyle w:val="BodyText2"/>
+              <w:rPr>
+                <w:rFonts w:ascii="Arial" w:hAnsi="Arial" w:cs="Arial"/>
+                <w:sz w:val="20"/>
+              </w:rPr>
+            </w:pPr>
+          </w:p>
+        </w:tc>
+        <w:tc>
+          <w:tcPr>
+            <w:tcW w:w="2160" w:type="dxa"/>
+          </w:tcPr>
+          <w:p>
+            <w:pPr>
+              <w:pStyle w:val="BodyText2"/>
+              <w:rPr>
+                <w:rFonts w:ascii="Arial" w:hAnsi="Arial" w:cs="Arial"/>
+                <w:sz w:val="20"/>
+                <w:lang w:val="en-US"/>
+              </w:rPr>
+            </w:pPr>
+          </w:p>
+        </w:tc>
+        <w:tc>
+          <w:tcPr>
+            <w:tcW w:w="2340" w:type="dxa"/>
+          </w:tcPr>
+          <w:p>
+            <w:pPr>
+              <w:pStyle w:val="BodyText2"/>
+              <w:rPr>
+                <w:rFonts w:ascii="Arial" w:hAnsi="Arial" w:cs="Arial"/>
+                <w:sz w:val="20"/>
+              </w:rPr>
+            </w:pPr>
+          </w:p>
+        </w:tc>
+        <w:tc>
+          <w:tcPr>
+            <w:tcW w:w="2070" w:type="dxa"/>
+          </w:tcPr>
+          <w:p>
+            <w:pPr>
+              <w:pStyle w:val="BodyText2"/>
+              <w:jc w:val="center"/>
+              <w:rPr>
+                <w:rFonts w:ascii="Arial" w:hAnsi="Arial" w:cs="Arial"/>
+                <w:sz w:val="20"/>
+              </w:rPr>
+            </w:pPr>
+          </w:p>
+        </w:tc>
+      </w:tr>
+      <w:bookmarkEnd w:id="19"/>
     </w:tbl>
     <w:p>
       <w:pPr>
@@ -12924,6 +13738,10 @@
         <w:t>.</w:t>
       </w:r>
     </w:p>
+    <w:p>
+      <w:bookmarkStart w:id="20" w:name="_Toc225753599"/>
+    </w:p>
+    <w:p/>
     <w:tbl>
       <w:tblPr>
         <w:tblW w:w="10152" w:type="dxa"/>
@@ -12998,7 +13816,6 @@
                 <w:b/>
                 <w:szCs w:val="20"/>
               </w:rPr>
-              <w:lastRenderedPageBreak/>
               <w:t>Req. #</w:t>
             </w:r>
           </w:p>
@@ -13083,6 +13900,12 @@
                 <w:szCs w:val="20"/>
               </w:rPr>
             </w:pPr>
+            <w:r>
+              <w:rPr>
+                <w:szCs w:val="20"/>
+              </w:rPr>
+              <w:t>Data Office users to identify, monitor, report, and issue manage data quality for key systems of record.</w:t>
+            </w:r>
           </w:p>
         </w:tc>
         <w:tc>
@@ -13099,13 +13922,13 @@
               <w:rPr>
                 <w:szCs w:val="20"/>
               </w:rPr>
-              <w:t xml:space="preserve">Must </w:t>
-            </w:r>
-            <w:r>
-              <w:rPr>
-                <w:szCs w:val="20"/>
-              </w:rPr>
-              <w:t>Have</w:t>
+              <w:t>Must</w:t>
+            </w:r>
+            <w:r>
+              <w:rPr>
+                <w:szCs w:val="20"/>
+              </w:rPr>
+              <w:t xml:space="preserve"> have</w:t>
             </w:r>
           </w:p>
         </w:tc>
@@ -13145,6 +13968,18 @@
                 <w:szCs w:val="20"/>
               </w:rPr>
             </w:pPr>
+            <w:r>
+              <w:rPr>
+                <w:szCs w:val="20"/>
+              </w:rPr>
+              <w:t>H</w:t>
+            </w:r>
+            <w:r>
+              <w:rPr>
+                <w:szCs w:val="20"/>
+              </w:rPr>
+              <w:t>ave a consistent approach to managing data quality across all Aegon units.</w:t>
+            </w:r>
           </w:p>
         </w:tc>
         <w:tc>
@@ -13161,13 +13996,13 @@
               <w:rPr>
                 <w:szCs w:val="20"/>
               </w:rPr>
-              <w:t xml:space="preserve">Should </w:t>
-            </w:r>
-            <w:r>
-              <w:rPr>
-                <w:szCs w:val="20"/>
-              </w:rPr>
-              <w:t>Have</w:t>
+              <w:t>Must</w:t>
+            </w:r>
+            <w:r>
+              <w:rPr>
+                <w:szCs w:val="20"/>
+              </w:rPr>
+              <w:t xml:space="preserve"> have</w:t>
             </w:r>
           </w:p>
         </w:tc>
@@ -13207,6 +14042,18 @@
                 <w:szCs w:val="20"/>
               </w:rPr>
             </w:pPr>
+            <w:r>
+              <w:rPr>
+                <w:szCs w:val="20"/>
+              </w:rPr>
+              <w:t>T</w:t>
+            </w:r>
+            <w:r>
+              <w:rPr>
+                <w:szCs w:val="20"/>
+              </w:rPr>
+              <w:t>he data quality solution is a preferred partner with our strategic data governance catalog (Alation) to ensure effective integration.</w:t>
+            </w:r>
           </w:p>
         </w:tc>
         <w:tc>
@@ -13223,27 +14070,203 @@
               <w:rPr>
                 <w:szCs w:val="20"/>
               </w:rPr>
-              <w:t xml:space="preserve">Could </w:t>
-            </w:r>
-            <w:r>
-              <w:rPr>
-                <w:szCs w:val="20"/>
-              </w:rPr>
-              <w:t>Have</w:t>
+              <w:t>Must</w:t>
+            </w:r>
+            <w:r>
+              <w:rPr>
+                <w:szCs w:val="20"/>
+              </w:rPr>
+              <w:t xml:space="preserve"> have</w:t>
+            </w:r>
+          </w:p>
+        </w:tc>
+      </w:tr>
+      <w:tr>
+        <w:trPr>
+          <w:cantSplit/>
+        </w:trPr>
+        <w:tc>
+          <w:tcPr>
+            <w:tcW w:w="1512" w:type="dxa"/>
+          </w:tcPr>
+          <w:p>
+            <w:pPr>
+              <w:rPr>
+                <w:b/>
+                <w:szCs w:val="20"/>
+              </w:rPr>
+            </w:pPr>
+            <w:r>
+              <w:rPr>
+                <w:b/>
+                <w:szCs w:val="20"/>
+              </w:rPr>
+              <w:t xml:space="preserve">BR. </w:t>
+            </w:r>
+            <w:r>
+              <w:rPr>
+                <w:b/>
+                <w:szCs w:val="20"/>
+              </w:rPr>
+              <w:t>4</w:t>
+            </w:r>
+            <w:r>
+              <w:rPr>
+                <w:b/>
+                <w:szCs w:val="20"/>
+              </w:rPr>
+              <w:t>.0</w:t>
+            </w:r>
+          </w:p>
+        </w:tc>
+        <w:tc>
+          <w:tcPr>
+            <w:tcW w:w="6930" w:type="dxa"/>
+          </w:tcPr>
+          <w:p>
+            <w:pPr>
+              <w:rPr>
+                <w:szCs w:val="20"/>
+              </w:rPr>
+            </w:pPr>
+            <w:r>
+              <w:rPr>
+                <w:szCs w:val="20"/>
+              </w:rPr>
+              <w:t>T</w:t>
+            </w:r>
+            <w:r>
+              <w:rPr>
+                <w:szCs w:val="20"/>
+              </w:rPr>
+              <w:t>he solution should be able to analy</w:t>
+            </w:r>
+            <w:r>
+              <w:rPr>
+                <w:szCs w:val="20"/>
+              </w:rPr>
+              <w:t>z</w:t>
+            </w:r>
+            <w:r>
+              <w:rPr>
+                <w:szCs w:val="20"/>
+              </w:rPr>
+              <w:t>e data from the original source and not import into the tool.</w:t>
+            </w:r>
+          </w:p>
+        </w:tc>
+        <w:tc>
+          <w:tcPr>
+            <w:tcW w:w="1710" w:type="dxa"/>
+          </w:tcPr>
+          <w:p>
+            <w:pPr>
+              <w:rPr>
+                <w:szCs w:val="20"/>
+              </w:rPr>
+            </w:pPr>
+            <w:r>
+              <w:rPr>
+                <w:szCs w:val="20"/>
+              </w:rPr>
+              <w:t>Must Have</w:t>
+            </w:r>
+          </w:p>
+        </w:tc>
+      </w:tr>
+      <w:tr>
+        <w:trPr>
+          <w:cantSplit/>
+        </w:trPr>
+        <w:tc>
+          <w:tcPr>
+            <w:tcW w:w="1512" w:type="dxa"/>
+          </w:tcPr>
+          <w:p>
+            <w:pPr>
+              <w:rPr>
+                <w:b/>
+                <w:szCs w:val="20"/>
+              </w:rPr>
+            </w:pPr>
+            <w:r>
+              <w:rPr>
+                <w:b/>
+                <w:szCs w:val="20"/>
+              </w:rPr>
+              <w:t xml:space="preserve">BR. </w:t>
+            </w:r>
+            <w:r>
+              <w:rPr>
+                <w:b/>
+                <w:szCs w:val="20"/>
+              </w:rPr>
+              <w:t>5</w:t>
+            </w:r>
+            <w:r>
+              <w:rPr>
+                <w:b/>
+                <w:szCs w:val="20"/>
+              </w:rPr>
+              <w:t>.0</w:t>
+            </w:r>
+          </w:p>
+        </w:tc>
+        <w:tc>
+          <w:tcPr>
+            <w:tcW w:w="6930" w:type="dxa"/>
+          </w:tcPr>
+          <w:p>
+            <w:pPr>
+              <w:rPr>
+                <w:szCs w:val="20"/>
+              </w:rPr>
+            </w:pPr>
+            <w:r>
+              <w:rPr>
+                <w:szCs w:val="20"/>
+              </w:rPr>
+              <w:t>T</w:t>
+            </w:r>
+            <w:r>
+              <w:rPr>
+                <w:szCs w:val="20"/>
+              </w:rPr>
+              <w:t>he solution supports multiple business units/departments/areas and has ability to separate data/visibility accordingly.</w:t>
+            </w:r>
+          </w:p>
+        </w:tc>
+        <w:tc>
+          <w:tcPr>
+            <w:tcW w:w="1710" w:type="dxa"/>
+          </w:tcPr>
+          <w:p>
+            <w:pPr>
+              <w:rPr>
+                <w:szCs w:val="20"/>
+              </w:rPr>
+            </w:pPr>
+            <w:r>
+              <w:rPr>
+                <w:szCs w:val="20"/>
+              </w:rPr>
+              <w:t>Must Have</w:t>
             </w:r>
           </w:p>
         </w:tc>
       </w:tr>
     </w:tbl>
+    <w:p/>
+    <w:p/>
+    <w:p/>
     <w:p>
       <w:pPr>
         <w:pStyle w:val="Heading2"/>
       </w:pPr>
-      <w:bookmarkStart w:id="19" w:name="_Toc225753599"/>
       <w:r>
         <w:t>Functional Requirements</w:t>
       </w:r>
-      <w:bookmarkEnd w:id="19"/>
+      <w:bookmarkEnd w:id="20"/>
     </w:p>
     <w:tbl>
       <w:tblPr>
@@ -13320,6 +14343,7 @@
                 <w:b/>
                 <w:szCs w:val="20"/>
               </w:rPr>
+              <w:lastRenderedPageBreak/>
               <w:t xml:space="preserve">Req. </w:t>
             </w:r>
             <w:r>
@@ -13453,6 +14477,12 @@
                 <w:szCs w:val="20"/>
               </w:rPr>
             </w:pPr>
+            <w:r>
+              <w:rPr>
+                <w:szCs w:val="20"/>
+              </w:rPr>
+              <w:t>Ability to create, edit, and implement low/no-code data quality rules.</w:t>
+            </w:r>
           </w:p>
         </w:tc>
         <w:tc>
@@ -13521,7 +14551,7 @@
               <w:rPr>
                 <w:szCs w:val="20"/>
               </w:rPr>
-              <w:t>Segmentation</w:t>
+              <w:t>Technology component</w:t>
             </w:r>
           </w:p>
         </w:tc>
@@ -13535,6 +14565,12 @@
                 <w:szCs w:val="20"/>
               </w:rPr>
             </w:pPr>
+            <w:r>
+              <w:rPr>
+                <w:szCs w:val="20"/>
+              </w:rPr>
+              <w:t>Ability to access data stored in primary data sources (Redshift, MS SQL, Oracle, Salesforce, DB2, Snowflake, etc.)</w:t>
+            </w:r>
           </w:p>
         </w:tc>
         <w:tc>
@@ -13603,7 +14639,7 @@
               <w:rPr>
                 <w:szCs w:val="20"/>
               </w:rPr>
-              <w:t>Security</w:t>
+              <w:t>Technology component</w:t>
             </w:r>
           </w:p>
         </w:tc>
@@ -13617,6 +14653,12 @@
                 <w:szCs w:val="20"/>
               </w:rPr>
             </w:pPr>
+            <w:r>
+              <w:rPr>
+                <w:szCs w:val="20"/>
+              </w:rPr>
+              <w:t>Tool runs on a SaaS basis and requires minimal input from IT for upkeep.</w:t>
+            </w:r>
           </w:p>
         </w:tc>
         <w:tc>
@@ -13633,7 +14675,13 @@
               <w:rPr>
                 <w:szCs w:val="20"/>
               </w:rPr>
-              <w:t>Must Have</w:t>
+              <w:t>Should</w:t>
+            </w:r>
+            <w:r>
+              <w:rPr>
+                <w:szCs w:val="20"/>
+              </w:rPr>
+              <w:t xml:space="preserve"> Have</w:t>
             </w:r>
           </w:p>
           <w:p>
@@ -13667,12 +14715,18 @@
     <w:p>
       <w:pPr>
         <w:pStyle w:val="Heading2"/>
-      </w:pPr>
-      <w:bookmarkStart w:id="20" w:name="_Toc225753600"/>
-      <w:r>
+        <w:rPr>
+          <w:highlight w:val="yellow"/>
+        </w:rPr>
+      </w:pPr>
+      <w:bookmarkStart w:id="21" w:name="_Toc225753600"/>
+      <w:r>
+        <w:rPr>
+          <w:highlight w:val="yellow"/>
+        </w:rPr>
         <w:t>Non-Functional Requirements</w:t>
       </w:r>
-      <w:bookmarkEnd w:id="20"/>
+      <w:bookmarkEnd w:id="21"/>
     </w:p>
     <w:tbl>
       <w:tblPr>
@@ -13975,38 +15029,7 @@
                 <w:lang w:val="en-GB" w:eastAsia="en-GB"/>
                 <w14:ligatures w14:val="standardContextual"/>
               </w:rPr>
-              <w:t>Define the observability, logging</w:t>
-            </w:r>
-            <w:r>
-              <w:rPr>
-                <w:rFonts w:eastAsia="Calibri"/>
-                <w:color w:val="FF0000"/>
-                <w:szCs w:val="20"/>
-                <w:lang w:val="en-GB" w:eastAsia="en-GB"/>
-                <w14:ligatures w14:val="standardContextual"/>
-              </w:rPr>
-              <w:t>,</w:t>
-            </w:r>
-            <w:r>
-              <w:rPr>
-                <w:rFonts w:eastAsia="Calibri"/>
-                <w:b/>
-                <w:i/>
-                <w:szCs w:val="20"/>
-                <w:lang w:val="en-GB" w:eastAsia="en-GB"/>
-                <w14:ligatures w14:val="standardContextual"/>
-              </w:rPr>
-              <w:t xml:space="preserve"> </w:t>
-            </w:r>
-            <w:r>
-              <w:rPr>
-                <w:rFonts w:eastAsia="Calibri"/>
-                <w:color w:val="FF0000"/>
-                <w:szCs w:val="20"/>
-                <w:lang w:val="en-GB" w:eastAsia="en-GB"/>
-                <w14:ligatures w14:val="standardContextual"/>
-              </w:rPr>
-              <w:t xml:space="preserve">and monitoring requirements for the solution. If observability, logging, and monitoring requirements are not in scope, then state N/A. </w:t>
+              <w:t>The solution must integrate with Aegon’s logging solution (SPLUNK)</w:t>
             </w:r>
           </w:p>
           <w:p>
@@ -14252,7 +15275,6 @@
                 <w:lang w:val="en-GB" w:eastAsia="en-GB"/>
                 <w14:ligatures w14:val="standardContextual"/>
               </w:rPr>
-              <w:lastRenderedPageBreak/>
               <w:t>NFR</w:t>
             </w:r>
             <w:r>
@@ -14542,6 +15564,26 @@
                 <w14:ligatures w14:val="standardContextual"/>
               </w:rPr>
             </w:pPr>
+            <w:r>
+              <w:rPr>
+                <w:rFonts w:eastAsia="Times New Roman"/>
+                <w:szCs w:val="20"/>
+                <w:lang w:val="en-GB" w:eastAsia="en-GB"/>
+                <w14:ligatures w14:val="standardContextual"/>
+              </w:rPr>
+              <w:t>Must Have</w:t>
+            </w:r>
+          </w:p>
+          <w:p>
+            <w:pPr>
+              <w:spacing w:after="0" w:line="240" w:lineRule="auto"/>
+              <w:rPr>
+                <w:rFonts w:eastAsia="Times New Roman"/>
+                <w:szCs w:val="20"/>
+                <w:lang w:val="en-GB" w:eastAsia="en-GB"/>
+                <w14:ligatures w14:val="standardContextual"/>
+              </w:rPr>
+            </w:pPr>
           </w:p>
         </w:tc>
       </w:tr>
@@ -14650,7 +15692,7 @@
                 <w:lang w:val="en-GB" w:eastAsia="en-GB"/>
                 <w14:ligatures w14:val="standardContextual"/>
               </w:rPr>
-              <w:t>Document the capacity requirements for the solution. If capacity requirements are not in scope for the solution, then state N/A.</w:t>
+              <w:t>Network bandwidth required?</w:t>
             </w:r>
           </w:p>
           <w:p>
@@ -14665,12 +15707,75 @@
                 <w14:ligatures w14:val="standardContextual"/>
               </w:rPr>
             </w:pPr>
+            <w:r>
+              <w:rPr>
+                <w:rFonts w:eastAsia="Calibri"/>
+                <w:color w:val="FF0000"/>
+                <w:szCs w:val="20"/>
+                <w:lang w:val="en-GB" w:eastAsia="en-GB"/>
+                <w14:ligatures w14:val="standardContextual"/>
+              </w:rPr>
+              <w:t>Disk space required?</w:t>
+            </w:r>
+          </w:p>
+          <w:p>
+            <w:pPr>
+              <w:suppressAutoHyphens/>
+              <w:spacing w:after="60" w:line="276" w:lineRule="auto"/>
+              <w:rPr>
+                <w:rFonts w:eastAsia="Calibri"/>
+                <w:color w:val="FF0000"/>
+                <w:szCs w:val="20"/>
+                <w:lang w:val="en-GB" w:eastAsia="en-GB"/>
+                <w14:ligatures w14:val="standardContextual"/>
+              </w:rPr>
+            </w:pPr>
+            <w:r>
+              <w:rPr>
+                <w:rFonts w:eastAsia="Calibri"/>
+                <w:color w:val="FF0000"/>
+                <w:szCs w:val="20"/>
+                <w:lang w:val="en-GB" w:eastAsia="en-GB"/>
+                <w14:ligatures w14:val="standardContextual"/>
+              </w:rPr>
+              <w:t xml:space="preserve">EC2 instance </w:t>
+            </w:r>
+            <w:r>
+              <w:rPr>
+                <w:rFonts w:eastAsia="Calibri"/>
+                <w:color w:val="FF0000"/>
+                <w:szCs w:val="20"/>
+                <w:lang w:val="en-GB" w:eastAsia="en-GB"/>
+                <w14:ligatures w14:val="standardContextual"/>
+              </w:rPr>
+              <w:t>requirements?</w:t>
+            </w:r>
           </w:p>
         </w:tc>
         <w:tc>
           <w:tcPr>
             <w:tcW w:w="1530" w:type="dxa"/>
           </w:tcPr>
+          <w:p>
+            <w:pPr>
+              <w:spacing w:after="0" w:line="240" w:lineRule="auto"/>
+              <w:rPr>
+                <w:rFonts w:eastAsia="Times New Roman"/>
+                <w:szCs w:val="20"/>
+                <w:lang w:val="en-GB" w:eastAsia="en-GB"/>
+                <w14:ligatures w14:val="standardContextual"/>
+              </w:rPr>
+            </w:pPr>
+            <w:r>
+              <w:rPr>
+                <w:rFonts w:eastAsia="Times New Roman"/>
+                <w:szCs w:val="20"/>
+                <w:lang w:val="en-GB" w:eastAsia="en-GB"/>
+                <w14:ligatures w14:val="standardContextual"/>
+              </w:rPr>
+              <w:t>Must Have</w:t>
+            </w:r>
+          </w:p>
           <w:p>
             <w:pPr>
               <w:spacing w:after="0" w:line="240" w:lineRule="auto"/>
@@ -14697,11 +15802,11 @@
       <w:pPr>
         <w:pStyle w:val="Heading2"/>
       </w:pPr>
-      <w:bookmarkStart w:id="21" w:name="_Toc225753601"/>
+      <w:bookmarkStart w:id="22" w:name="_Toc225753601"/>
       <w:r>
         <w:t>Security Requirements</w:t>
       </w:r>
-      <w:bookmarkEnd w:id="21"/>
+      <w:bookmarkEnd w:id="22"/>
     </w:p>
     <w:p>
       <w:pPr>
@@ -15044,11 +16149,9 @@
           </w:tcPr>
           <w:p>
             <w:pPr>
-              <w:suppressAutoHyphens/>
-              <w:spacing w:after="60" w:line="276" w:lineRule="auto"/>
-              <w:rPr>
-                <w:rFonts w:eastAsia="Calibri"/>
-                <w:color w:val="FF0000"/>
+              <w:spacing w:after="0" w:line="240" w:lineRule="auto"/>
+              <w:rPr>
+                <w:rFonts w:eastAsia="Times New Roman"/>
                 <w:szCs w:val="20"/>
                 <w:lang w:val="en-GB" w:eastAsia="en-GB"/>
                 <w14:ligatures w14:val="standardContextual"/>
@@ -15056,25 +16159,25 @@
             </w:pPr>
             <w:r>
               <w:rPr>
-                <w:rFonts w:eastAsia="Calibri"/>
-                <w:color w:val="FF0000"/>
-                <w:szCs w:val="20"/>
-                <w:lang w:val="en-GB" w:eastAsia="en-GB"/>
-                <w14:ligatures w14:val="standardContextual"/>
-              </w:rPr>
-              <w:t>Define the security requirement of the solution……</w:t>
-            </w:r>
-          </w:p>
-          <w:p>
-            <w:pPr>
-              <w:spacing w:after="0" w:line="240" w:lineRule="auto"/>
-              <w:rPr>
-                <w:rFonts w:eastAsia="Times New Roman"/>
-                <w:szCs w:val="20"/>
-                <w:lang w:val="en-GB" w:eastAsia="en-GB"/>
-                <w14:ligatures w14:val="standardContextual"/>
-              </w:rPr>
-            </w:pPr>
+                <w:rFonts w:eastAsia="Arial"/>
+                <w:color w:val="000000" w:themeColor="text1"/>
+              </w:rPr>
+              <w:t xml:space="preserve">Encrypted traffic </w:t>
+            </w:r>
+            <w:r>
+              <w:rPr>
+                <w:rFonts w:eastAsia="Arial"/>
+                <w:color w:val="000000" w:themeColor="text1"/>
+              </w:rPr>
+              <w:t>in transit and at rest.</w:t>
+            </w:r>
+            <w:r>
+              <w:rPr>
+                <w:rFonts w:eastAsia="Arial"/>
+                <w:color w:val="000000" w:themeColor="text1"/>
+              </w:rPr>
+              <w:t xml:space="preserve"> </w:t>
+            </w:r>
           </w:p>
         </w:tc>
         <w:tc>
@@ -15145,37 +16248,7 @@
                 <w:lang w:val="en-GB" w:eastAsia="en-GB"/>
                 <w14:ligatures w14:val="standardContextual"/>
               </w:rPr>
-              <w:t>SR</w:t>
-            </w:r>
-            <w:r>
-              <w:rPr>
-                <w:rFonts w:eastAsia="Times New Roman"/>
-                <w:b/>
-                <w:szCs w:val="20"/>
-                <w:lang w:val="en-GB" w:eastAsia="en-GB"/>
-                <w14:ligatures w14:val="standardContextual"/>
-              </w:rPr>
-              <w:t>.</w:t>
-            </w:r>
-            <w:r>
-              <w:rPr>
-                <w:rFonts w:eastAsia="Times New Roman"/>
-                <w:b/>
-                <w:szCs w:val="20"/>
-                <w:lang w:val="en-GB" w:eastAsia="en-GB"/>
-                <w14:ligatures w14:val="standardContextual"/>
-              </w:rPr>
-              <w:t>2</w:t>
-            </w:r>
-            <w:r>
-              <w:rPr>
-                <w:rFonts w:eastAsia="Times New Roman"/>
-                <w:b/>
-                <w:szCs w:val="20"/>
-                <w:lang w:val="en-GB" w:eastAsia="en-GB"/>
-                <w14:ligatures w14:val="standardContextual"/>
-              </w:rPr>
-              <w:t>.0</w:t>
+              <w:t>SR.2.0</w:t>
             </w:r>
           </w:p>
         </w:tc>
@@ -15197,6 +16270,14 @@
                 <w14:ligatures w14:val="standardContextual"/>
               </w:rPr>
             </w:pPr>
+            <w:r>
+              <w:rPr>
+                <w:rFonts w:eastAsia="Yu Gothic Light"/>
+                <w:szCs w:val="20"/>
+                <w14:ligatures w14:val="standardContextual"/>
+              </w:rPr>
+              <w:t>Security Requirement</w:t>
+            </w:r>
           </w:p>
         </w:tc>
         <w:tc>
@@ -15215,6 +16296,21 @@
                 <w14:ligatures w14:val="standardContextual"/>
               </w:rPr>
             </w:pPr>
+            <w:r>
+              <w:rPr>
+                <w:rFonts w:eastAsia="Arial"/>
+                <w:color w:val="000000" w:themeColor="text1"/>
+              </w:rPr>
+              <w:t xml:space="preserve">Access to the application must authenticated with SSO. </w:t>
+            </w:r>
+            <w:r>
+              <w:rPr>
+                <w:rFonts w:eastAsia="Arial"/>
+                <w:color w:val="000000" w:themeColor="text1"/>
+                <w:highlight w:val="yellow"/>
+              </w:rPr>
+              <w:t>Pingone or EntraID ?</w:t>
+            </w:r>
           </w:p>
         </w:tc>
         <w:tc>
@@ -15231,6 +16327,15 @@
                 <w14:ligatures w14:val="standardContextual"/>
               </w:rPr>
             </w:pPr>
+            <w:r>
+              <w:rPr>
+                <w:rFonts w:eastAsia="Times New Roman"/>
+                <w:szCs w:val="20"/>
+                <w:lang w:val="en-GB" w:eastAsia="en-GB"/>
+                <w14:ligatures w14:val="standardContextual"/>
+              </w:rPr>
+              <w:t>Must Have</w:t>
+            </w:r>
           </w:p>
         </w:tc>
       </w:tr>
@@ -15246,11 +16351,11 @@
       <w:pPr>
         <w:pStyle w:val="Heading2"/>
       </w:pPr>
-      <w:bookmarkStart w:id="22" w:name="_Toc225753602"/>
+      <w:bookmarkStart w:id="23" w:name="_Toc225753602"/>
       <w:r>
         <w:t>Data Requirements</w:t>
       </w:r>
-      <w:bookmarkEnd w:id="22"/>
+      <w:bookmarkEnd w:id="23"/>
     </w:p>
     <w:tbl>
       <w:tblPr>
@@ -15556,13 +16661,12 @@
             </w:pPr>
             <w:r>
               <w:rPr>
-                <w:rFonts w:eastAsia="Calibri"/>
-                <w:color w:val="FF0000"/>
-                <w:szCs w:val="20"/>
-                <w:lang w:val="en-GB" w:eastAsia="en-GB"/>
-                <w14:ligatures w14:val="standardContextual"/>
-              </w:rPr>
-              <w:t>Define the data requirement of the solution……</w:t>
+                <w:rFonts w:eastAsia="Arial"/>
+                <w:color w:val="000000" w:themeColor="text1"/>
+                <w:szCs w:val="20"/>
+                <w:lang w:val="en-GB"/>
+              </w:rPr>
+              <w:t>No AI training using Aegon Data</w:t>
             </w:r>
           </w:p>
         </w:tc>
@@ -15634,17 +16738,7 @@
                 <w:lang w:val="en-GB" w:eastAsia="en-GB"/>
                 <w14:ligatures w14:val="standardContextual"/>
               </w:rPr>
-              <w:t>DR</w:t>
-            </w:r>
-            <w:r>
-              <w:rPr>
-                <w:rFonts w:eastAsia="Times New Roman"/>
-                <w:b/>
-                <w:szCs w:val="20"/>
-                <w:lang w:val="en-GB" w:eastAsia="en-GB"/>
-                <w14:ligatures w14:val="standardContextual"/>
-              </w:rPr>
-              <w:t>.2.0</w:t>
+              <w:t>DR.2.0</w:t>
             </w:r>
           </w:p>
         </w:tc>
@@ -15666,6 +16760,14 @@
                 <w14:ligatures w14:val="standardContextual"/>
               </w:rPr>
             </w:pPr>
+            <w:r>
+              <w:rPr>
+                <w:rFonts w:eastAsia="Yu Gothic Light"/>
+                <w:szCs w:val="20"/>
+                <w14:ligatures w14:val="standardContextual"/>
+              </w:rPr>
+              <w:t>Data Requirement</w:t>
+            </w:r>
           </w:p>
         </w:tc>
         <w:tc>
@@ -15684,6 +16786,15 @@
                 <w14:ligatures w14:val="standardContextual"/>
               </w:rPr>
             </w:pPr>
+            <w:r>
+              <w:rPr>
+                <w:rFonts w:eastAsia="Arial"/>
+                <w:color w:val="000000" w:themeColor="text1"/>
+                <w:szCs w:val="20"/>
+                <w:highlight w:val="yellow"/>
+              </w:rPr>
+              <w:t>Data should not be able to bypass DLP controls.</w:t>
+            </w:r>
           </w:p>
         </w:tc>
         <w:tc>
@@ -15700,6 +16811,15 @@
                 <w14:ligatures w14:val="standardContextual"/>
               </w:rPr>
             </w:pPr>
+            <w:r>
+              <w:rPr>
+                <w:rFonts w:eastAsia="Times New Roman"/>
+                <w:szCs w:val="20"/>
+                <w:lang w:val="en-GB" w:eastAsia="en-GB"/>
+                <w14:ligatures w14:val="standardContextual"/>
+              </w:rPr>
+              <w:t>Must Have</w:t>
+            </w:r>
           </w:p>
         </w:tc>
       </w:tr>
@@ -15716,11 +16836,11 @@
       <w:pPr>
         <w:pStyle w:val="Heading2"/>
       </w:pPr>
-      <w:bookmarkStart w:id="23" w:name="_Toc225753603"/>
+      <w:bookmarkStart w:id="24" w:name="_Toc225753603"/>
       <w:r>
         <w:t>Capability Map</w:t>
       </w:r>
-      <w:bookmarkEnd w:id="23"/>
+      <w:bookmarkEnd w:id="24"/>
     </w:p>
     <w:p>
       <w:pPr>
@@ -15779,22 +16899,22 @@
       <w:pPr>
         <w:pStyle w:val="Heading1"/>
       </w:pPr>
-      <w:bookmarkStart w:id="24" w:name="_Toc225753604"/>
+      <w:bookmarkStart w:id="25" w:name="_Toc225753604"/>
       <w:r>
         <w:lastRenderedPageBreak/>
         <w:t>Architecture</w:t>
       </w:r>
-      <w:bookmarkEnd w:id="24"/>
+      <w:bookmarkEnd w:id="25"/>
     </w:p>
     <w:p>
       <w:pPr>
         <w:pStyle w:val="Heading2"/>
       </w:pPr>
-      <w:bookmarkStart w:id="25" w:name="_Toc225753605"/>
+      <w:bookmarkStart w:id="26" w:name="_Toc225753605"/>
       <w:r>
         <w:t>Alignment to Principles</w:t>
       </w:r>
-      <w:bookmarkEnd w:id="25"/>
+      <w:bookmarkEnd w:id="26"/>
     </w:p>
     <w:p>
       <w:pPr>
@@ -17191,12 +18311,12 @@
       <w:pPr>
         <w:pStyle w:val="Heading2"/>
       </w:pPr>
-      <w:bookmarkStart w:id="26" w:name="_Toc225753606"/>
+      <w:bookmarkStart w:id="27" w:name="_Toc225753606"/>
       <w:r>
         <w:lastRenderedPageBreak/>
         <w:t>Baseline Architecture</w:t>
       </w:r>
-      <w:bookmarkEnd w:id="26"/>
+      <w:bookmarkEnd w:id="27"/>
     </w:p>
     <w:p>
       <w:pPr>
@@ -17302,12 +18422,12 @@
       <w:pPr>
         <w:pStyle w:val="Heading2"/>
       </w:pPr>
-      <w:bookmarkStart w:id="27" w:name="_Toc225753607"/>
+      <w:bookmarkStart w:id="28" w:name="_Toc225753607"/>
       <w:r>
         <w:lastRenderedPageBreak/>
         <w:t>Target Architecture</w:t>
       </w:r>
-      <w:bookmarkEnd w:id="27"/>
+      <w:bookmarkEnd w:id="28"/>
     </w:p>
     <w:p>
       <w:pPr>
@@ -17356,19 +18476,100 @@
     </w:p>
     <w:p>
       <w:pPr>
-        <w:ind w:left="1440"/>
-        <w:jc w:val="center"/>
-        <w:rPr>
-          <w:i/>
-          <w:color w:val="FF0000"/>
+        <w:pStyle w:val="GuidanceNotes"/>
+      </w:pPr>
+    </w:p>
+    <w:p>
+      <w:pPr>
+        <w:pStyle w:val="GuidanceNotes"/>
+        <w:rPr>
+          <w:i w:val="0"/>
           <w:szCs w:val="20"/>
         </w:rPr>
       </w:pPr>
-      <w:r>
-        <w:rPr>
-          <w:i/>
+    </w:p>
+    <w:p>
+      <w:pPr>
+        <w:pStyle w:val="GuidanceNotes"/>
+        <w:rPr>
+          <w:i w:val="0"/>
+          <w:szCs w:val="20"/>
+        </w:rPr>
+      </w:pPr>
+      <w:r>
+        <w:rPr>
           <w:noProof/>
-          <w:color w:val="FF0000"/>
+          <w:szCs w:val="20"/>
+        </w:rPr>
+        <w:drawing>
+          <wp:anchor distT="0" distB="0" distL="114300" distR="114300" simplePos="0" relativeHeight="251659264" behindDoc="1" locked="0" layoutInCell="1" allowOverlap="1" wp14:anchorId="449BDA21" wp14:editId="00CAD245">
+            <wp:simplePos x="0" y="0"/>
+            <wp:positionH relativeFrom="margin">
+              <wp:posOffset>1052623</wp:posOffset>
+            </wp:positionH>
+            <wp:positionV relativeFrom="paragraph">
+              <wp:posOffset>191135</wp:posOffset>
+            </wp:positionV>
+            <wp:extent cx="4682490" cy="2835275"/>
+            <wp:effectExtent l="0" t="0" r="3810" b="3175"/>
+            <wp:wrapTopAndBottom/>
+            <wp:docPr id="2086618862" name="Picture 1" descr="A diagram of a service&#10;&#10;Description automatically generated"/>
+            <wp:cNvGraphicFramePr>
+              <a:graphicFrameLocks xmlns:a="http://schemas.openxmlformats.org/drawingml/2006/main" noChangeAspect="1"/>
+            </wp:cNvGraphicFramePr>
+            <a:graphic xmlns:a="http://schemas.openxmlformats.org/drawingml/2006/main">
+              <a:graphicData uri="http://schemas.openxmlformats.org/drawingml/2006/picture">
+                <pic:pic xmlns:pic="http://schemas.openxmlformats.org/drawingml/2006/picture">
+                  <pic:nvPicPr>
+                    <pic:cNvPr id="1611167516" name="Picture 1" descr="A diagram of a service&#10;&#10;Description automatically generated"/>
+                    <pic:cNvPicPr/>
+                  </pic:nvPicPr>
+                  <pic:blipFill>
+                    <a:blip r:embed="rId22">
+                      <a:extLst>
+                        <a:ext uri="{28A0092B-C50C-407E-A947-70E740481C1C}">
+                          <a14:useLocalDpi xmlns:a14="http://schemas.microsoft.com/office/drawing/2010/main" val="0"/>
+                        </a:ext>
+                      </a:extLst>
+                    </a:blip>
+                    <a:stretch>
+                      <a:fillRect/>
+                    </a:stretch>
+                  </pic:blipFill>
+                  <pic:spPr>
+                    <a:xfrm>
+                      <a:off x="0" y="0"/>
+                      <a:ext cx="4682490" cy="2835275"/>
+                    </a:xfrm>
+                    <a:prstGeom prst="rect">
+                      <a:avLst/>
+                    </a:prstGeom>
+                  </pic:spPr>
+                </pic:pic>
+              </a:graphicData>
+            </a:graphic>
+            <wp14:sizeRelH relativeFrom="margin">
+              <wp14:pctWidth>0</wp14:pctWidth>
+            </wp14:sizeRelH>
+            <wp14:sizeRelV relativeFrom="margin">
+              <wp14:pctHeight>0</wp14:pctHeight>
+            </wp14:sizeRelV>
+          </wp:anchor>
+        </w:drawing>
+      </w:r>
+    </w:p>
+    <w:p>
+      <w:pPr>
+        <w:pStyle w:val="GuidanceNotes"/>
+        <w:rPr>
+          <w:i w:val="0"/>
+          <w:szCs w:val="20"/>
+        </w:rPr>
+      </w:pPr>
+      <w:r>
+        <w:rPr>
+          <w:i w:val="0"/>
+          <w:noProof/>
           <w:szCs w:val="20"/>
         </w:rPr>
         <w:drawing>
@@ -17389,7 +18590,7 @@
                     </pic:cNvPicPr>
                   </pic:nvPicPr>
                   <pic:blipFill>
-                    <a:blip r:embed="rId22">
+                    <a:blip r:embed="rId23">
                       <a:extLst>
                         <a:ext uri="{28A0092B-C50C-407E-A947-70E740481C1C}">
                           <a14:useLocalDpi xmlns:a14="http://schemas.microsoft.com/office/drawing/2010/main" val="0"/>
@@ -17426,7 +18627,7 @@
           <w:szCs w:val="20"/>
         </w:rPr>
       </w:pPr>
-      <w:bookmarkStart w:id="28" w:name="_Toc163544574"/>
+      <w:bookmarkStart w:id="29" w:name="_Toc163544574"/>
       <w:r>
         <w:rPr>
           <w:szCs w:val="20"/>
@@ -17457,7 +18658,7 @@
         </w:rPr>
         <w:t xml:space="preserve"> &amp; Architecture Impacts</w:t>
       </w:r>
-      <w:bookmarkEnd w:id="28"/>
+      <w:bookmarkEnd w:id="29"/>
     </w:p>
     <w:p>
       <w:pPr>
@@ -17480,7 +18681,7 @@
       <w:r>
         <w:t xml:space="preserve">  Use the NEW EXPERIENCE in ServiceNow for the best experience.  The first time you use SN to gather this data, use this link to the </w:t>
       </w:r>
-      <w:hyperlink r:id="rId23" w:history="1">
+      <w:hyperlink r:id="rId24" w:history="1">
         <w:r>
           <w:rPr>
             <w:rStyle w:val="Hyperlink"/>
@@ -17538,7 +18739,7 @@
               </w:rPr>
               <w:t xml:space="preserve">Impacted </w:t>
             </w:r>
-            <w:hyperlink r:id="rId24" w:history="1">
+            <w:hyperlink r:id="rId25" w:history="1">
               <w:r>
                 <w:rPr>
                   <w:rStyle w:val="Hyperlink"/>
@@ -17603,7 +18804,7 @@
               </w:rPr>
               <w:t xml:space="preserve">Application </w:t>
             </w:r>
-            <w:hyperlink r:id="rId25" w:history="1">
+            <w:hyperlink r:id="rId26" w:history="1">
               <w:r>
                 <w:rPr>
                   <w:rStyle w:val="Hyperlink"/>
@@ -18132,12 +19333,12 @@
       <w:pPr>
         <w:pStyle w:val="Heading2"/>
       </w:pPr>
-      <w:bookmarkStart w:id="29" w:name="_Toc225753608"/>
+      <w:bookmarkStart w:id="30" w:name="_Toc225753608"/>
       <w:r>
         <w:lastRenderedPageBreak/>
         <w:t>SDLC Component and Architecture Impact</w:t>
       </w:r>
-      <w:bookmarkEnd w:id="29"/>
+      <w:bookmarkEnd w:id="30"/>
     </w:p>
     <w:p>
       <w:pPr>
@@ -18203,7 +19404,7 @@
       <w:pPr>
         <w:pStyle w:val="GuidanceNotes"/>
       </w:pPr>
-      <w:hyperlink r:id="rId26" w:history="1">
+      <w:hyperlink r:id="rId27" w:history="1">
         <w:r>
           <w:rPr>
             <w:rStyle w:val="Hyperlink"/>
@@ -18270,7 +19471,7 @@
               </w:rPr>
               <w:br/>
             </w:r>
-            <w:hyperlink r:id="rId27" w:history="1">
+            <w:hyperlink r:id="rId28" w:history="1">
               <w:r>
                 <w:rPr>
                   <w:rStyle w:val="Hyperlink"/>
@@ -18935,25 +20136,25 @@
       <w:pPr>
         <w:pStyle w:val="Heading1"/>
       </w:pPr>
-      <w:bookmarkStart w:id="30" w:name="_Toc225753609"/>
+      <w:bookmarkStart w:id="31" w:name="_Toc225753609"/>
       <w:r>
         <w:lastRenderedPageBreak/>
         <w:t>Components</w:t>
-      </w:r>
-      <w:bookmarkEnd w:id="30"/>
-    </w:p>
-    <w:p>
-      <w:pPr>
-        <w:pStyle w:val="Heading2"/>
-      </w:pPr>
-      <w:bookmarkStart w:id="31" w:name="_Toc225753610"/>
-      <w:r>
-        <w:t>Components or Patterns Used</w:t>
       </w:r>
       <w:bookmarkEnd w:id="31"/>
     </w:p>
     <w:p>
       <w:pPr>
+        <w:pStyle w:val="Heading2"/>
+      </w:pPr>
+      <w:bookmarkStart w:id="32" w:name="_Toc225753610"/>
+      <w:r>
+        <w:t>Components or Patterns Used</w:t>
+      </w:r>
+      <w:bookmarkEnd w:id="32"/>
+    </w:p>
+    <w:p>
+      <w:pPr>
         <w:ind w:left="720"/>
         <w:rPr>
           <w:szCs w:val="20"/>
@@ -18977,7 +20178,7 @@
           <w14:ligatures w14:val="standardContextual"/>
         </w:rPr>
       </w:pPr>
-      <w:hyperlink r:id="rId28" w:history="1">
+      <w:hyperlink r:id="rId29" w:history="1">
         <w:r>
           <w:rPr>
             <w:rFonts w:eastAsia="Calibri"/>
@@ -19001,7 +20202,7 @@
           <w14:ligatures w14:val="standardContextual"/>
         </w:rPr>
       </w:pPr>
-      <w:hyperlink r:id="rId29" w:history="1">
+      <w:hyperlink r:id="rId30" w:history="1">
         <w:r>
           <w:rPr>
             <w:rFonts w:eastAsia="Calibri"/>
@@ -19020,7 +20221,7 @@
         <w:spacing w:after="60" w:line="276" w:lineRule="auto"/>
         <w:ind w:left="720"/>
       </w:pPr>
-      <w:hyperlink r:id="rId30" w:history="1">
+      <w:hyperlink r:id="rId31" w:history="1">
         <w:r>
           <w:rPr>
             <w:rFonts w:eastAsia="Calibri"/>
@@ -19045,7 +20246,7 @@
       <w:r>
         <w:t>Patterns (</w:t>
       </w:r>
-      <w:hyperlink r:id="rId31" w:history="1">
+      <w:hyperlink r:id="rId32" w:history="1">
         <w:r>
           <w:rPr>
             <w:rStyle w:val="Hyperlink"/>
@@ -19150,7 +20351,7 @@
                     <pic:cNvPicPr/>
                   </pic:nvPicPr>
                   <pic:blipFill>
-                    <a:blip r:embed="rId32"/>
+                    <a:blip r:embed="rId33"/>
                     <a:stretch>
                       <a:fillRect/>
                     </a:stretch>
@@ -19239,7 +20440,7 @@
                 <w:lang w:eastAsia="en-GB"/>
               </w:rPr>
             </w:pPr>
-            <w:hyperlink r:id="rId33" w:history="1">
+            <w:hyperlink r:id="rId34" w:history="1">
               <w:r>
                 <w:rPr>
                   <w:rStyle w:val="Hyperlink"/>
@@ -19260,7 +20461,7 @@
               </w:rPr>
               <w:t xml:space="preserve"> or </w:t>
             </w:r>
-            <w:hyperlink r:id="rId34" w:history="1">
+            <w:hyperlink r:id="rId35" w:history="1">
               <w:r>
                 <w:rPr>
                   <w:rStyle w:val="Hyperlink"/>
@@ -19322,7 +20523,7 @@
                 <w:szCs w:val="18"/>
               </w:rPr>
             </w:pPr>
-            <w:bookmarkStart w:id="32" w:name="_Hlk170888591"/>
+            <w:bookmarkStart w:id="33" w:name="_Hlk170888591"/>
           </w:p>
         </w:tc>
         <w:tc>
@@ -19436,7 +20637,7 @@
               </w:rPr>
               <w:t xml:space="preserve">Is Component Standard published in </w:t>
             </w:r>
-            <w:hyperlink r:id="rId35" w:history="1">
+            <w:hyperlink r:id="rId36" w:history="1">
               <w:r>
                 <w:rPr>
                   <w:rStyle w:val="Hyperlink"/>
@@ -19457,7 +20658,7 @@
               </w:rPr>
               <w:t xml:space="preserve"> or is an </w:t>
             </w:r>
-            <w:hyperlink r:id="rId36" w:history="1">
+            <w:hyperlink r:id="rId37" w:history="1">
               <w:r>
                 <w:rPr>
                   <w:rStyle w:val="Hyperlink"/>
@@ -19478,7 +20679,7 @@
               </w:rPr>
               <w:t xml:space="preserve"> or </w:t>
             </w:r>
-            <w:hyperlink r:id="rId37" w:history="1">
+            <w:hyperlink r:id="rId38" w:history="1">
               <w:r>
                 <w:rPr>
                   <w:rStyle w:val="Hyperlink"/>
@@ -20266,7 +21467,7 @@
           </w:p>
         </w:tc>
       </w:tr>
-      <w:bookmarkEnd w:id="32"/>
+      <w:bookmarkEnd w:id="33"/>
     </w:tbl>
     <w:p>
       <w:pPr>
@@ -20296,12 +21497,12 @@
       <w:pPr>
         <w:pStyle w:val="Heading2"/>
       </w:pPr>
-      <w:bookmarkStart w:id="33" w:name="_Toc225753611"/>
+      <w:bookmarkStart w:id="34" w:name="_Toc225753611"/>
       <w:r>
         <w:lastRenderedPageBreak/>
         <w:t>Integration Architecture</w:t>
       </w:r>
-      <w:bookmarkEnd w:id="33"/>
+      <w:bookmarkEnd w:id="34"/>
     </w:p>
     <w:p>
       <w:pPr>
@@ -20368,7 +21569,7 @@
                     </pic:cNvPicPr>
                   </pic:nvPicPr>
                   <pic:blipFill>
-                    <a:blip r:embed="rId38">
+                    <a:blip r:embed="rId39">
                       <a:extLst>
                         <a:ext uri="{28A0092B-C50C-407E-A947-70E740481C1C}">
                           <a14:useLocalDpi xmlns:a14="http://schemas.microsoft.com/office/drawing/2010/main" val="0"/>
@@ -20641,7 +21842,7 @@
               </w:rPr>
               <w:br/>
             </w:r>
-            <w:hyperlink r:id="rId39" w:history="1">
+            <w:hyperlink r:id="rId40" w:history="1">
               <w:r>
                 <w:rPr>
                   <w:rStyle w:val="Hyperlink"/>
@@ -21187,11 +22388,11 @@
       <w:pPr>
         <w:pStyle w:val="Heading2"/>
       </w:pPr>
-      <w:bookmarkStart w:id="34" w:name="_Toc225753612"/>
+      <w:bookmarkStart w:id="35" w:name="_Toc225753612"/>
       <w:r>
         <w:t>Data Flow</w:t>
       </w:r>
-      <w:bookmarkEnd w:id="34"/>
+      <w:bookmarkEnd w:id="35"/>
     </w:p>
     <w:p>
       <w:pPr>
@@ -21247,7 +22448,7 @@
                     <pic:cNvPicPr/>
                   </pic:nvPicPr>
                   <pic:blipFill>
-                    <a:blip r:embed="rId40"/>
+                    <a:blip r:embed="rId41"/>
                     <a:stretch>
                       <a:fillRect/>
                     </a:stretch>
@@ -22120,135 +23321,10 @@
       <w:pPr>
         <w:pStyle w:val="Heading2"/>
       </w:pPr>
-      <w:bookmarkStart w:id="35" w:name="_Toc225753613"/>
+      <w:bookmarkStart w:id="36" w:name="_Toc225753613"/>
       <w:r>
         <w:lastRenderedPageBreak/>
         <w:t>Data Protection</w:t>
-      </w:r>
-      <w:bookmarkEnd w:id="35"/>
-    </w:p>
-    <w:p>
-      <w:pPr>
-        <w:pStyle w:val="GuidanceNotes"/>
-      </w:pPr>
-      <w:r>
-        <w:t>(Tie to Resiliency Matrix)</w:t>
-      </w:r>
-      <w:r>
-        <w:t xml:space="preserve"> </w:t>
-      </w:r>
-      <w:r>
-        <w:t>Include Link to Matrix (and the analysis done)</w:t>
-      </w:r>
-      <w:r>
-        <w:t>.</w:t>
-      </w:r>
-    </w:p>
-    <w:p>
-      <w:pPr>
-        <w:pStyle w:val="GuidanceNotes"/>
-      </w:pPr>
-      <w:r>
-        <w:t>Name the architecture patterns utilized to support fault tolerance &amp; resiliency requirements. If fault tolerance &amp; resiliency patterns are not in scope, then state N/A.</w:t>
-      </w:r>
-    </w:p>
-    <w:p>
-      <w:pPr>
-        <w:pStyle w:val="Heading3"/>
-        <w:rPr>
-          <w:rFonts w:cs="Arial"/>
-          <w:szCs w:val="20"/>
-        </w:rPr>
-      </w:pPr>
-      <w:r>
-        <w:rPr>
-          <w:rFonts w:cs="Arial"/>
-          <w:szCs w:val="20"/>
-        </w:rPr>
-        <w:t>Backup and Recovery</w:t>
-      </w:r>
-    </w:p>
-    <w:p>
-      <w:pPr>
-        <w:ind w:left="1440"/>
-        <w:rPr>
-          <w:szCs w:val="20"/>
-        </w:rPr>
-      </w:pPr>
-      <w:r>
-        <w:rPr>
-          <w:szCs w:val="20"/>
-        </w:rPr>
-        <w:t>Text</w:t>
-      </w:r>
-    </w:p>
-    <w:p>
-      <w:pPr>
-        <w:pStyle w:val="Heading3"/>
-        <w:rPr>
-          <w:rFonts w:cs="Arial"/>
-          <w:szCs w:val="20"/>
-        </w:rPr>
-      </w:pPr>
-      <w:r>
-        <w:rPr>
-          <w:rFonts w:cs="Arial"/>
-          <w:szCs w:val="20"/>
-        </w:rPr>
-        <w:t>High Availability</w:t>
-      </w:r>
-    </w:p>
-    <w:p>
-      <w:pPr>
-        <w:ind w:left="1440"/>
-        <w:rPr>
-          <w:szCs w:val="20"/>
-        </w:rPr>
-      </w:pPr>
-      <w:r>
-        <w:rPr>
-          <w:szCs w:val="20"/>
-        </w:rPr>
-        <w:t>Text</w:t>
-      </w:r>
-    </w:p>
-    <w:p>
-      <w:pPr>
-        <w:pStyle w:val="Heading3"/>
-        <w:rPr>
-          <w:rFonts w:cs="Arial"/>
-          <w:szCs w:val="20"/>
-        </w:rPr>
-      </w:pPr>
-      <w:r>
-        <w:rPr>
-          <w:rFonts w:cs="Arial"/>
-          <w:szCs w:val="20"/>
-        </w:rPr>
-        <w:t>Disaster Recovery</w:t>
-      </w:r>
-    </w:p>
-    <w:p>
-      <w:pPr>
-        <w:ind w:left="1440"/>
-        <w:rPr>
-          <w:szCs w:val="20"/>
-        </w:rPr>
-      </w:pPr>
-      <w:r>
-        <w:rPr>
-          <w:szCs w:val="20"/>
-        </w:rPr>
-        <w:t>Text</w:t>
-      </w:r>
-    </w:p>
-    <w:p>
-      <w:pPr>
-        <w:pStyle w:val="Heading2"/>
-      </w:pPr>
-      <w:bookmarkStart w:id="36" w:name="_Toc225753614"/>
-      <w:r>
-        <w:t>Observability</w:t>
       </w:r>
       <w:bookmarkEnd w:id="36"/>
     </w:p>
@@ -22257,42 +23333,123 @@
         <w:pStyle w:val="GuidanceNotes"/>
       </w:pPr>
       <w:r>
-        <w:t xml:space="preserve">(Tie </w:t>
-      </w:r>
-      <w:r>
-        <w:t>into</w:t>
-      </w:r>
-      <w:r>
-        <w:t xml:space="preserve"> Observability patterns\SRE) Include Link to SRE outcome</w:t>
+        <w:t>(Tie to Resiliency Matrix)</w:t>
+      </w:r>
+      <w:r>
+        <w:t xml:space="preserve"> </w:t>
+      </w:r>
+      <w:r>
+        <w:t>Include Link to Matrix (and the analysis done)</w:t>
       </w:r>
       <w:r>
         <w:t>.</w:t>
-      </w:r>
-      <w:r>
-        <w:t xml:space="preserve"> At a minimum delineate between machine/application events and security events (Splunk)</w:t>
       </w:r>
     </w:p>
     <w:p>
       <w:pPr>
-        <w:ind w:left="720"/>
-        <w:rPr>
-          <w:szCs w:val="20"/>
-        </w:rPr>
-      </w:pPr>
-      <w:r>
-        <w:rPr>
-          <w:szCs w:val="20"/>
-        </w:rPr>
-        <w:t>Text</w:t>
+        <w:pStyle w:val="GuidanceNotes"/>
+      </w:pPr>
+      <w:r>
+        <w:t>Name the architecture patterns utilized to support fault tolerance &amp; resiliency requirements. If fault tolerance &amp; resiliency patterns are not in scope, then state N/A.</w:t>
       </w:r>
     </w:p>
     <w:p>
       <w:pPr>
+        <w:pStyle w:val="Heading3"/>
+        <w:rPr>
+          <w:rFonts w:cs="Arial"/>
+          <w:szCs w:val="20"/>
+        </w:rPr>
+      </w:pPr>
+      <w:r>
+        <w:rPr>
+          <w:rFonts w:cs="Arial"/>
+          <w:szCs w:val="20"/>
+        </w:rPr>
+        <w:t>Backup and Recovery</w:t>
+      </w:r>
+    </w:p>
+    <w:p>
+      <w:pPr>
+        <w:ind w:left="1440"/>
+        <w:rPr>
+          <w:szCs w:val="20"/>
+        </w:rPr>
+      </w:pPr>
+      <w:r>
+        <w:rPr>
+          <w:szCs w:val="20"/>
+        </w:rPr>
+        <w:t>Text</w:t>
+      </w:r>
+    </w:p>
+    <w:p>
+      <w:pPr>
+        <w:pStyle w:val="Heading3"/>
+        <w:rPr>
+          <w:rFonts w:cs="Arial"/>
+          <w:szCs w:val="20"/>
+        </w:rPr>
+      </w:pPr>
+      <w:r>
+        <w:rPr>
+          <w:rFonts w:cs="Arial"/>
+          <w:szCs w:val="20"/>
+        </w:rPr>
+        <w:t>High Availability</w:t>
+      </w:r>
+    </w:p>
+    <w:p>
+      <w:pPr>
+        <w:ind w:left="1440"/>
+        <w:rPr>
+          <w:szCs w:val="20"/>
+        </w:rPr>
+      </w:pPr>
+      <w:r>
+        <w:rPr>
+          <w:szCs w:val="20"/>
+        </w:rPr>
+        <w:t>Text</w:t>
+      </w:r>
+    </w:p>
+    <w:p>
+      <w:pPr>
+        <w:pStyle w:val="Heading3"/>
+        <w:rPr>
+          <w:rFonts w:cs="Arial"/>
+          <w:szCs w:val="20"/>
+        </w:rPr>
+      </w:pPr>
+      <w:r>
+        <w:rPr>
+          <w:rFonts w:cs="Arial"/>
+          <w:szCs w:val="20"/>
+        </w:rPr>
+        <w:t>Disaster Recovery</w:t>
+      </w:r>
+    </w:p>
+    <w:p>
+      <w:pPr>
+        <w:ind w:left="1440"/>
+        <w:rPr>
+          <w:szCs w:val="20"/>
+        </w:rPr>
+      </w:pPr>
+      <w:r>
+        <w:rPr>
+          <w:szCs w:val="20"/>
+        </w:rPr>
+        <w:t>Text</w:t>
+      </w:r>
+    </w:p>
+    <w:p>
+      <w:pPr>
         <w:pStyle w:val="Heading2"/>
       </w:pPr>
-      <w:bookmarkStart w:id="37" w:name="_Toc225753615"/>
-      <w:r>
-        <w:t>Authentication and Authorization</w:t>
+      <w:bookmarkStart w:id="37" w:name="_Toc225753614"/>
+      <w:r>
+        <w:t>Observability</w:t>
       </w:r>
       <w:bookmarkEnd w:id="37"/>
     </w:p>
@@ -22301,7 +23458,19 @@
         <w:pStyle w:val="GuidanceNotes"/>
       </w:pPr>
       <w:r>
-        <w:t>Discuss the capabilities of the solution to address authentication and authorization.</w:t>
+        <w:t xml:space="preserve">(Tie </w:t>
+      </w:r>
+      <w:r>
+        <w:t>into</w:t>
+      </w:r>
+      <w:r>
+        <w:t xml:space="preserve"> Observability patterns\SRE) Include Link to SRE outcome</w:t>
+      </w:r>
+      <w:r>
+        <w:t>.</w:t>
+      </w:r>
+      <w:r>
+        <w:t xml:space="preserve"> At a minimum delineate between machine/application events and security events (Splunk)</w:t>
       </w:r>
     </w:p>
     <w:p>
@@ -22322,11 +23491,43 @@
       <w:pPr>
         <w:pStyle w:val="Heading2"/>
       </w:pPr>
-      <w:bookmarkStart w:id="38" w:name="_Toc225753616"/>
+      <w:bookmarkStart w:id="38" w:name="_Toc225753615"/>
+      <w:r>
+        <w:t>Authentication and Authorization</w:t>
+      </w:r>
+      <w:bookmarkEnd w:id="38"/>
+    </w:p>
+    <w:p>
+      <w:pPr>
+        <w:pStyle w:val="GuidanceNotes"/>
+      </w:pPr>
+      <w:r>
+        <w:t>Discuss the capabilities of the solution to address authentication and authorization.</w:t>
+      </w:r>
+    </w:p>
+    <w:p>
+      <w:pPr>
+        <w:ind w:left="720"/>
+        <w:rPr>
+          <w:szCs w:val="20"/>
+        </w:rPr>
+      </w:pPr>
+      <w:r>
+        <w:rPr>
+          <w:szCs w:val="20"/>
+        </w:rPr>
+        <w:t>Text</w:t>
+      </w:r>
+    </w:p>
+    <w:p>
+      <w:pPr>
+        <w:pStyle w:val="Heading2"/>
+      </w:pPr>
+      <w:bookmarkStart w:id="39" w:name="_Toc225753616"/>
       <w:r>
         <w:t>Security Boundaries</w:t>
       </w:r>
-      <w:bookmarkEnd w:id="38"/>
+      <w:bookmarkEnd w:id="39"/>
     </w:p>
     <w:p>
       <w:pPr>
@@ -22488,7 +23689,7 @@
                     <pic:cNvPicPr/>
                   </pic:nvPicPr>
                   <pic:blipFill>
-                    <a:blip r:embed="rId41"/>
+                    <a:blip r:embed="rId42"/>
                     <a:stretch>
                       <a:fillRect/>
                     </a:stretch>
@@ -23046,7 +24247,7 @@
       <w:pPr>
         <w:pStyle w:val="GuidanceNotes"/>
       </w:pPr>
-      <w:hyperlink r:id="rId42" w:history="1">
+      <w:hyperlink r:id="rId43" w:history="1">
         <w:r>
           <w:rPr>
             <w:rStyle w:val="Hyperlink"/>
@@ -23140,7 +24341,7 @@
       <w:pPr>
         <w:pStyle w:val="Heading1"/>
       </w:pPr>
-      <w:bookmarkStart w:id="39" w:name="_Toc225753617"/>
+      <w:bookmarkStart w:id="40" w:name="_Toc225753617"/>
       <w:r>
         <w:lastRenderedPageBreak/>
         <w:t xml:space="preserve">Data </w:t>
@@ -23148,17 +24349,17 @@
       <w:r>
         <w:t>Solution</w:t>
       </w:r>
-      <w:bookmarkEnd w:id="39"/>
+      <w:bookmarkEnd w:id="40"/>
     </w:p>
     <w:p>
       <w:pPr>
         <w:pStyle w:val="Heading2"/>
       </w:pPr>
-      <w:bookmarkStart w:id="40" w:name="_Toc225753618"/>
+      <w:bookmarkStart w:id="41" w:name="_Toc225753618"/>
       <w:r>
         <w:t>Data Classification</w:t>
       </w:r>
-      <w:bookmarkEnd w:id="40"/>
+      <w:bookmarkEnd w:id="41"/>
     </w:p>
     <w:p>
       <w:pPr>
@@ -24120,44 +25321,9 @@
       <w:pPr>
         <w:pStyle w:val="Heading2"/>
       </w:pPr>
-      <w:bookmarkStart w:id="41" w:name="_Toc225753619"/>
+      <w:bookmarkStart w:id="42" w:name="_Toc225753619"/>
       <w:r>
         <w:t>Privacy Impact Assessment (PIA)</w:t>
-      </w:r>
-      <w:bookmarkEnd w:id="41"/>
-    </w:p>
-    <w:p>
-      <w:pPr>
-        <w:pStyle w:val="GuidanceNotes"/>
-      </w:pPr>
-      <w:r>
-        <w:t>Work with the Data Officer to assess the potential impact on the privacy of individuals.</w:t>
-      </w:r>
-      <w:r>
-        <w:t xml:space="preserve">  Include the PIA reference</w:t>
-      </w:r>
-    </w:p>
-    <w:p>
-      <w:pPr>
-        <w:ind w:left="720"/>
-        <w:rPr>
-          <w:szCs w:val="20"/>
-        </w:rPr>
-      </w:pPr>
-      <w:r>
-        <w:rPr>
-          <w:szCs w:val="20"/>
-        </w:rPr>
-        <w:t>Text</w:t>
-      </w:r>
-    </w:p>
-    <w:p>
-      <w:pPr>
-        <w:pStyle w:val="Heading2"/>
-      </w:pPr>
-      <w:bookmarkStart w:id="42" w:name="_Toc225753620"/>
-      <w:r>
-        <w:t>Data Encryption</w:t>
       </w:r>
       <w:bookmarkEnd w:id="42"/>
     </w:p>
@@ -24166,9 +25332,44 @@
         <w:pStyle w:val="GuidanceNotes"/>
       </w:pPr>
       <w:r>
+        <w:t>Work with the Data Officer to assess the potential impact on the privacy of individuals.</w:t>
+      </w:r>
+      <w:r>
+        <w:t xml:space="preserve">  Include the PIA reference</w:t>
+      </w:r>
+    </w:p>
+    <w:p>
+      <w:pPr>
+        <w:ind w:left="720"/>
+        <w:rPr>
+          <w:szCs w:val="20"/>
+        </w:rPr>
+      </w:pPr>
+      <w:r>
+        <w:rPr>
+          <w:szCs w:val="20"/>
+        </w:rPr>
+        <w:t>Text</w:t>
+      </w:r>
+    </w:p>
+    <w:p>
+      <w:pPr>
+        <w:pStyle w:val="Heading2"/>
+      </w:pPr>
+      <w:bookmarkStart w:id="43" w:name="_Toc225753620"/>
+      <w:r>
+        <w:t>Data Encryption</w:t>
+      </w:r>
+      <w:bookmarkEnd w:id="43"/>
+    </w:p>
+    <w:p>
+      <w:pPr>
+        <w:pStyle w:val="GuidanceNotes"/>
+      </w:pPr>
+      <w:r>
         <w:t xml:space="preserve">Describe the requirements data encryption at rest and in transit. Refer to </w:t>
       </w:r>
-      <w:hyperlink r:id="rId43" w:history="1">
+      <w:hyperlink r:id="rId44" w:history="1">
         <w:r>
           <w:rPr>
             <w:rStyle w:val="Hyperlink"/>
@@ -24212,11 +25413,11 @@
       <w:pPr>
         <w:pStyle w:val="Heading2"/>
       </w:pPr>
-      <w:bookmarkStart w:id="43" w:name="_Toc225753621"/>
+      <w:bookmarkStart w:id="44" w:name="_Toc225753621"/>
       <w:r>
         <w:t>Data Residency</w:t>
       </w:r>
-      <w:bookmarkEnd w:id="43"/>
+      <w:bookmarkEnd w:id="44"/>
     </w:p>
     <w:p>
       <w:pPr>
@@ -24258,7 +25459,7 @@
       <w:pPr>
         <w:pStyle w:val="Heading1"/>
       </w:pPr>
-      <w:bookmarkStart w:id="44" w:name="_Toc225753622"/>
+      <w:bookmarkStart w:id="45" w:name="_Toc225753622"/>
       <w:r>
         <w:lastRenderedPageBreak/>
         <w:t>G</w:t>
@@ -24269,7 +25470,7 @@
       <w:r>
         <w:t>AI</w:t>
       </w:r>
-      <w:bookmarkEnd w:id="44"/>
+      <w:bookmarkEnd w:id="45"/>
       <w:r>
         <w:t xml:space="preserve"> </w:t>
       </w:r>
@@ -24306,7 +25507,7 @@
           <w:szCs w:val="20"/>
         </w:rPr>
       </w:pPr>
-      <w:hyperlink r:id="rId44" w:history="1">
+      <w:hyperlink r:id="rId45" w:history="1">
         <w:r>
           <w:rPr>
             <w:rStyle w:val="Hyperlink"/>
@@ -24323,7 +25524,7 @@
           <w:szCs w:val="20"/>
         </w:rPr>
       </w:pPr>
-      <w:hyperlink r:id="rId45" w:history="1">
+      <w:hyperlink r:id="rId46" w:history="1">
         <w:r>
           <w:rPr>
             <w:rStyle w:val="Hyperlink"/>
@@ -25413,7 +26614,7 @@
       <w:pPr>
         <w:pStyle w:val="Heading1"/>
       </w:pPr>
-      <w:bookmarkStart w:id="45" w:name="_Toc225753623"/>
+      <w:bookmarkStart w:id="46" w:name="_Toc225753623"/>
       <w:r>
         <w:lastRenderedPageBreak/>
         <w:t xml:space="preserve">Free </w:t>
@@ -25424,7 +26625,7 @@
       <w:r>
         <w:t xml:space="preserve"> Open Source Software (FOSS)</w:t>
       </w:r>
-      <w:bookmarkEnd w:id="45"/>
+      <w:bookmarkEnd w:id="46"/>
     </w:p>
     <w:p>
       <w:pPr>
@@ -26105,7 +27306,7 @@
       <w:pPr>
         <w:pStyle w:val="Heading1"/>
       </w:pPr>
-      <w:bookmarkStart w:id="46" w:name="_Toc225753624"/>
+      <w:bookmarkStart w:id="47" w:name="_Toc225753624"/>
       <w:r>
         <w:t xml:space="preserve">Waivers </w:t>
       </w:r>
@@ -26115,7 +27316,7 @@
       <w:r>
         <w:t>/or Exceptions</w:t>
       </w:r>
-      <w:bookmarkEnd w:id="46"/>
+      <w:bookmarkEnd w:id="47"/>
     </w:p>
     <w:p>
       <w:pPr>
@@ -26144,7 +27345,7 @@
         </w:rPr>
         <w:t xml:space="preserve">See this link for documentation related to </w:t>
       </w:r>
-      <w:hyperlink r:id="rId46" w:history="1">
+      <w:hyperlink r:id="rId47" w:history="1">
         <w:r>
           <w:rPr>
             <w:rStyle w:val="Hyperlink"/>
@@ -26253,7 +27454,7 @@
         </w:rPr>
         <w:t>Risk Acceptance and Risk Remediation compliance is a function of the GTS internal risk management process. Exceptions to standards are logged as </w:t>
       </w:r>
-      <w:hyperlink r:id="rId47" w:history="1">
+      <w:hyperlink r:id="rId48" w:history="1">
         <w:r>
           <w:rPr>
             <w:rStyle w:val="Hyperlink"/>
@@ -26268,7 +27469,7 @@
         </w:rPr>
         <w:t> or </w:t>
       </w:r>
-      <w:hyperlink r:id="rId48" w:history="1">
+      <w:hyperlink r:id="rId49" w:history="1">
         <w:r>
           <w:rPr>
             <w:rStyle w:val="Hyperlink"/>
@@ -26408,7 +27609,7 @@
       <w:pPr>
         <w:pStyle w:val="Heading2"/>
       </w:pPr>
-      <w:bookmarkStart w:id="47" w:name="_Toc225753625"/>
+      <w:bookmarkStart w:id="48" w:name="_Toc225753625"/>
       <w:r>
         <w:t>Risk</w:t>
       </w:r>
@@ -26417,332 +27618,6 @@
       </w:r>
       <w:r>
         <w:t>Acceptances</w:t>
-      </w:r>
-      <w:bookmarkEnd w:id="47"/>
-    </w:p>
-    <w:tbl>
-      <w:tblPr>
-        <w:tblStyle w:val="TableGrid"/>
-        <w:tblW w:w="10008" w:type="dxa"/>
-        <w:tblInd w:w="607" w:type="dxa"/>
-        <w:tblLook w:val="04A0" w:firstRow="1" w:lastRow="0" w:firstColumn="1" w:lastColumn="0" w:noHBand="0" w:noVBand="1"/>
-      </w:tblPr>
-      <w:tblGrid>
-        <w:gridCol w:w="417"/>
-        <w:gridCol w:w="2404"/>
-        <w:gridCol w:w="3331"/>
-        <w:gridCol w:w="3856"/>
-      </w:tblGrid>
-      <w:tr>
-        <w:trPr>
-          <w:trHeight w:val="330"/>
-        </w:trPr>
-        <w:tc>
-          <w:tcPr>
-            <w:tcW w:w="417" w:type="dxa"/>
-            <w:shd w:val="clear" w:color="auto" w:fill="A5C9EB" w:themeFill="text2" w:themeFillTint="40"/>
-          </w:tcPr>
-          <w:p>
-            <w:pPr>
-              <w:rPr>
-                <w:b/>
-                <w:bCs/>
-                <w:sz w:val="28"/>
-              </w:rPr>
-            </w:pPr>
-            <w:r>
-              <w:rPr>
-                <w:b/>
-                <w:szCs w:val="20"/>
-              </w:rPr>
-              <w:t>#</w:t>
-            </w:r>
-          </w:p>
-        </w:tc>
-        <w:tc>
-          <w:tcPr>
-            <w:tcW w:w="2404" w:type="dxa"/>
-            <w:shd w:val="clear" w:color="auto" w:fill="A5C9EB" w:themeFill="text2" w:themeFillTint="40"/>
-          </w:tcPr>
-          <w:p>
-            <w:pPr>
-              <w:rPr>
-                <w:b/>
-                <w:bCs/>
-                <w:sz w:val="28"/>
-              </w:rPr>
-            </w:pPr>
-            <w:r>
-              <w:rPr>
-                <w:b/>
-                <w:szCs w:val="20"/>
-              </w:rPr>
-              <w:t>Acceptance</w:t>
-            </w:r>
-            <w:r>
-              <w:rPr>
-                <w:b/>
-                <w:szCs w:val="20"/>
-              </w:rPr>
-              <w:t xml:space="preserve"> Title</w:t>
-            </w:r>
-          </w:p>
-        </w:tc>
-        <w:tc>
-          <w:tcPr>
-            <w:tcW w:w="3331" w:type="dxa"/>
-            <w:shd w:val="clear" w:color="auto" w:fill="A5C9EB" w:themeFill="text2" w:themeFillTint="40"/>
-          </w:tcPr>
-          <w:p>
-            <w:pPr>
-              <w:rPr>
-                <w:b/>
-                <w:bCs/>
-                <w:sz w:val="28"/>
-              </w:rPr>
-            </w:pPr>
-            <w:r>
-              <w:rPr>
-                <w:b/>
-                <w:szCs w:val="20"/>
-              </w:rPr>
-              <w:t>Exception Description</w:t>
-            </w:r>
-          </w:p>
-        </w:tc>
-        <w:tc>
-          <w:tcPr>
-            <w:tcW w:w="3856" w:type="dxa"/>
-            <w:shd w:val="clear" w:color="auto" w:fill="A5C9EB" w:themeFill="text2" w:themeFillTint="40"/>
-          </w:tcPr>
-          <w:p>
-            <w:pPr>
-              <w:rPr>
-                <w:b/>
-                <w:bCs/>
-                <w:sz w:val="28"/>
-              </w:rPr>
-            </w:pPr>
-            <w:r>
-              <w:rPr>
-                <w:b/>
-                <w:szCs w:val="20"/>
-              </w:rPr>
-              <w:t xml:space="preserve">Link to Risk </w:t>
-            </w:r>
-            <w:r>
-              <w:rPr>
-                <w:b/>
-                <w:szCs w:val="20"/>
-              </w:rPr>
-              <w:t>Exception Acceptance</w:t>
-            </w:r>
-          </w:p>
-        </w:tc>
-      </w:tr>
-      <w:tr>
-        <w:trPr>
-          <w:trHeight w:val="339"/>
-        </w:trPr>
-        <w:tc>
-          <w:tcPr>
-            <w:tcW w:w="417" w:type="dxa"/>
-          </w:tcPr>
-          <w:p>
-            <w:pPr>
-              <w:rPr>
-                <w:szCs w:val="20"/>
-                <w:shd w:val="clear" w:color="auto" w:fill="FFFFFF"/>
-              </w:rPr>
-            </w:pPr>
-            <w:r>
-              <w:rPr>
-                <w:szCs w:val="20"/>
-                <w:shd w:val="clear" w:color="auto" w:fill="FFFFFF"/>
-              </w:rPr>
-              <w:t>1</w:t>
-            </w:r>
-          </w:p>
-        </w:tc>
-        <w:tc>
-          <w:tcPr>
-            <w:tcW w:w="2404" w:type="dxa"/>
-          </w:tcPr>
-          <w:p>
-            <w:pPr>
-              <w:rPr>
-                <w:szCs w:val="20"/>
-                <w:shd w:val="clear" w:color="auto" w:fill="FFFFFF"/>
-              </w:rPr>
-            </w:pPr>
-          </w:p>
-        </w:tc>
-        <w:tc>
-          <w:tcPr>
-            <w:tcW w:w="3331" w:type="dxa"/>
-          </w:tcPr>
-          <w:p>
-            <w:pPr>
-              <w:rPr>
-                <w:szCs w:val="20"/>
-                <w:shd w:val="clear" w:color="auto" w:fill="FFFFFF"/>
-              </w:rPr>
-            </w:pPr>
-          </w:p>
-        </w:tc>
-        <w:tc>
-          <w:tcPr>
-            <w:tcW w:w="3856" w:type="dxa"/>
-          </w:tcPr>
-          <w:p>
-            <w:pPr>
-              <w:rPr>
-                <w:szCs w:val="20"/>
-              </w:rPr>
-            </w:pPr>
-          </w:p>
-        </w:tc>
-      </w:tr>
-      <w:tr>
-        <w:trPr>
-          <w:trHeight w:val="357"/>
-        </w:trPr>
-        <w:tc>
-          <w:tcPr>
-            <w:tcW w:w="417" w:type="dxa"/>
-          </w:tcPr>
-          <w:p>
-            <w:pPr>
-              <w:rPr>
-                <w:szCs w:val="20"/>
-                <w:shd w:val="clear" w:color="auto" w:fill="FFFFFF"/>
-              </w:rPr>
-            </w:pPr>
-            <w:r>
-              <w:rPr>
-                <w:szCs w:val="20"/>
-                <w:shd w:val="clear" w:color="auto" w:fill="FFFFFF"/>
-              </w:rPr>
-              <w:t>2</w:t>
-            </w:r>
-          </w:p>
-        </w:tc>
-        <w:tc>
-          <w:tcPr>
-            <w:tcW w:w="2404" w:type="dxa"/>
-          </w:tcPr>
-          <w:p>
-            <w:pPr>
-              <w:rPr>
-                <w:szCs w:val="20"/>
-                <w:shd w:val="clear" w:color="auto" w:fill="FFFFFF"/>
-              </w:rPr>
-            </w:pPr>
-          </w:p>
-        </w:tc>
-        <w:tc>
-          <w:tcPr>
-            <w:tcW w:w="3331" w:type="dxa"/>
-          </w:tcPr>
-          <w:p>
-            <w:pPr>
-              <w:rPr>
-                <w:szCs w:val="20"/>
-                <w:shd w:val="clear" w:color="auto" w:fill="FFFFFF"/>
-              </w:rPr>
-            </w:pPr>
-          </w:p>
-        </w:tc>
-        <w:tc>
-          <w:tcPr>
-            <w:tcW w:w="3856" w:type="dxa"/>
-          </w:tcPr>
-          <w:p>
-            <w:pPr>
-              <w:rPr>
-                <w:szCs w:val="20"/>
-              </w:rPr>
-            </w:pPr>
-          </w:p>
-        </w:tc>
-      </w:tr>
-      <w:tr>
-        <w:trPr>
-          <w:trHeight w:val="348"/>
-        </w:trPr>
-        <w:tc>
-          <w:tcPr>
-            <w:tcW w:w="417" w:type="dxa"/>
-          </w:tcPr>
-          <w:p>
-            <w:pPr>
-              <w:rPr>
-                <w:szCs w:val="20"/>
-                <w:shd w:val="clear" w:color="auto" w:fill="FFFFFF"/>
-              </w:rPr>
-            </w:pPr>
-            <w:r>
-              <w:rPr>
-                <w:szCs w:val="20"/>
-                <w:shd w:val="clear" w:color="auto" w:fill="FFFFFF"/>
-              </w:rPr>
-              <w:t>3</w:t>
-            </w:r>
-          </w:p>
-        </w:tc>
-        <w:tc>
-          <w:tcPr>
-            <w:tcW w:w="2404" w:type="dxa"/>
-          </w:tcPr>
-          <w:p>
-            <w:pPr>
-              <w:rPr>
-                <w:szCs w:val="20"/>
-                <w:shd w:val="clear" w:color="auto" w:fill="FFFFFF"/>
-              </w:rPr>
-            </w:pPr>
-          </w:p>
-        </w:tc>
-        <w:tc>
-          <w:tcPr>
-            <w:tcW w:w="3331" w:type="dxa"/>
-          </w:tcPr>
-          <w:p>
-            <w:pPr>
-              <w:rPr>
-                <w:szCs w:val="20"/>
-                <w:shd w:val="clear" w:color="auto" w:fill="FFFFFF"/>
-              </w:rPr>
-            </w:pPr>
-          </w:p>
-        </w:tc>
-        <w:tc>
-          <w:tcPr>
-            <w:tcW w:w="3856" w:type="dxa"/>
-          </w:tcPr>
-          <w:p>
-            <w:pPr>
-              <w:rPr>
-                <w:szCs w:val="20"/>
-              </w:rPr>
-            </w:pPr>
-          </w:p>
-        </w:tc>
-      </w:tr>
-    </w:tbl>
-    <w:p>
-      <w:pPr>
-        <w:pStyle w:val="Heading2"/>
-      </w:pPr>
-      <w:bookmarkStart w:id="48" w:name="_Toc225753626"/>
-      <w:r>
-        <w:t>Risk</w:t>
-      </w:r>
-      <w:r>
-        <w:t xml:space="preserve"> </w:t>
-      </w:r>
-      <w:r>
-        <w:t>Remediations</w:t>
       </w:r>
       <w:bookmarkEnd w:id="48"/>
     </w:p>
@@ -26803,7 +27678,7 @@
                 <w:b/>
                 <w:szCs w:val="20"/>
               </w:rPr>
-              <w:t>Remediation</w:t>
+              <w:t>Acceptance</w:t>
             </w:r>
             <w:r>
               <w:rPr>
@@ -26832,21 +27707,7 @@
                 <w:b/>
                 <w:szCs w:val="20"/>
               </w:rPr>
-              <w:t>Exception</w:t>
-            </w:r>
-            <w:r>
-              <w:rPr>
-                <w:b/>
-                <w:szCs w:val="20"/>
-              </w:rPr>
-              <w:t xml:space="preserve"> </w:t>
-            </w:r>
-            <w:r>
-              <w:rPr>
-                <w:b/>
-                <w:szCs w:val="20"/>
-              </w:rPr>
-              <w:t>Description</w:t>
+              <w:t>Exception Description</w:t>
             </w:r>
           </w:p>
         </w:tc>
@@ -26875,14 +27736,7 @@
                 <w:b/>
                 <w:szCs w:val="20"/>
               </w:rPr>
-              <w:t xml:space="preserve">Exception </w:t>
-            </w:r>
-            <w:r>
-              <w:rPr>
-                <w:b/>
-                <w:szCs w:val="20"/>
-              </w:rPr>
-              <w:t>Remediation</w:t>
+              <w:t>Exception Acceptance</w:t>
             </w:r>
           </w:p>
         </w:tc>
@@ -27081,12 +27935,15 @@
       <w:pPr>
         <w:pStyle w:val="Heading2"/>
       </w:pPr>
-      <w:bookmarkStart w:id="49" w:name="_Toc225753627"/>
-      <w:r>
-        <w:t>Security</w:t>
-      </w:r>
-      <w:r>
-        <w:t xml:space="preserve"> Exceptions</w:t>
+      <w:bookmarkStart w:id="49" w:name="_Toc225753626"/>
+      <w:r>
+        <w:t>Risk</w:t>
+      </w:r>
+      <w:r>
+        <w:t xml:space="preserve"> </w:t>
+      </w:r>
+      <w:r>
+        <w:t>Remediations</w:t>
       </w:r>
       <w:bookmarkEnd w:id="49"/>
     </w:p>
@@ -27147,7 +28004,14 @@
                 <w:b/>
                 <w:szCs w:val="20"/>
               </w:rPr>
-              <w:t>Exception Title</w:t>
+              <w:t>Remediation</w:t>
+            </w:r>
+            <w:r>
+              <w:rPr>
+                <w:b/>
+                <w:szCs w:val="20"/>
+              </w:rPr>
+              <w:t xml:space="preserve"> Title</w:t>
             </w:r>
           </w:p>
         </w:tc>
@@ -27169,7 +28033,21 @@
                 <w:b/>
                 <w:szCs w:val="20"/>
               </w:rPr>
-              <w:t>Exception Description</w:t>
+              <w:t>Exception</w:t>
+            </w:r>
+            <w:r>
+              <w:rPr>
+                <w:b/>
+                <w:szCs w:val="20"/>
+              </w:rPr>
+              <w:t xml:space="preserve"> </w:t>
+            </w:r>
+            <w:r>
+              <w:rPr>
+                <w:b/>
+                <w:szCs w:val="20"/>
+              </w:rPr>
+              <w:t>Description</w:t>
             </w:r>
           </w:p>
         </w:tc>
@@ -27191,21 +28069,21 @@
                 <w:b/>
                 <w:szCs w:val="20"/>
               </w:rPr>
-              <w:t xml:space="preserve">Link to </w:t>
+              <w:t xml:space="preserve">Link to Risk </w:t>
             </w:r>
             <w:r>
               <w:rPr>
                 <w:b/>
                 <w:szCs w:val="20"/>
               </w:rPr>
-              <w:t>Security</w:t>
+              <w:t xml:space="preserve">Exception </w:t>
             </w:r>
             <w:r>
               <w:rPr>
                 <w:b/>
                 <w:szCs w:val="20"/>
               </w:rPr>
-              <w:t xml:space="preserve"> Exception</w:t>
+              <w:t>Remediation</w:t>
             </w:r>
           </w:p>
         </w:tc>
@@ -27402,6 +28280,329 @@
     </w:tbl>
     <w:p>
       <w:pPr>
+        <w:pStyle w:val="Heading2"/>
+      </w:pPr>
+      <w:bookmarkStart w:id="50" w:name="_Toc225753627"/>
+      <w:r>
+        <w:t>Security</w:t>
+      </w:r>
+      <w:r>
+        <w:t xml:space="preserve"> Exceptions</w:t>
+      </w:r>
+      <w:bookmarkEnd w:id="50"/>
+    </w:p>
+    <w:tbl>
+      <w:tblPr>
+        <w:tblStyle w:val="TableGrid"/>
+        <w:tblW w:w="10008" w:type="dxa"/>
+        <w:tblInd w:w="607" w:type="dxa"/>
+        <w:tblLook w:val="04A0" w:firstRow="1" w:lastRow="0" w:firstColumn="1" w:lastColumn="0" w:noHBand="0" w:noVBand="1"/>
+      </w:tblPr>
+      <w:tblGrid>
+        <w:gridCol w:w="417"/>
+        <w:gridCol w:w="2404"/>
+        <w:gridCol w:w="3331"/>
+        <w:gridCol w:w="3856"/>
+      </w:tblGrid>
+      <w:tr>
+        <w:trPr>
+          <w:trHeight w:val="330"/>
+        </w:trPr>
+        <w:tc>
+          <w:tcPr>
+            <w:tcW w:w="417" w:type="dxa"/>
+            <w:shd w:val="clear" w:color="auto" w:fill="A5C9EB" w:themeFill="text2" w:themeFillTint="40"/>
+          </w:tcPr>
+          <w:p>
+            <w:pPr>
+              <w:rPr>
+                <w:b/>
+                <w:bCs/>
+                <w:sz w:val="28"/>
+              </w:rPr>
+            </w:pPr>
+            <w:r>
+              <w:rPr>
+                <w:b/>
+                <w:szCs w:val="20"/>
+              </w:rPr>
+              <w:t>#</w:t>
+            </w:r>
+          </w:p>
+        </w:tc>
+        <w:tc>
+          <w:tcPr>
+            <w:tcW w:w="2404" w:type="dxa"/>
+            <w:shd w:val="clear" w:color="auto" w:fill="A5C9EB" w:themeFill="text2" w:themeFillTint="40"/>
+          </w:tcPr>
+          <w:p>
+            <w:pPr>
+              <w:rPr>
+                <w:b/>
+                <w:bCs/>
+                <w:sz w:val="28"/>
+              </w:rPr>
+            </w:pPr>
+            <w:r>
+              <w:rPr>
+                <w:b/>
+                <w:szCs w:val="20"/>
+              </w:rPr>
+              <w:t>Exception Title</w:t>
+            </w:r>
+          </w:p>
+        </w:tc>
+        <w:tc>
+          <w:tcPr>
+            <w:tcW w:w="3331" w:type="dxa"/>
+            <w:shd w:val="clear" w:color="auto" w:fill="A5C9EB" w:themeFill="text2" w:themeFillTint="40"/>
+          </w:tcPr>
+          <w:p>
+            <w:pPr>
+              <w:rPr>
+                <w:b/>
+                <w:bCs/>
+                <w:sz w:val="28"/>
+              </w:rPr>
+            </w:pPr>
+            <w:r>
+              <w:rPr>
+                <w:b/>
+                <w:szCs w:val="20"/>
+              </w:rPr>
+              <w:t>Exception Description</w:t>
+            </w:r>
+          </w:p>
+        </w:tc>
+        <w:tc>
+          <w:tcPr>
+            <w:tcW w:w="3856" w:type="dxa"/>
+            <w:shd w:val="clear" w:color="auto" w:fill="A5C9EB" w:themeFill="text2" w:themeFillTint="40"/>
+          </w:tcPr>
+          <w:p>
+            <w:pPr>
+              <w:rPr>
+                <w:b/>
+                <w:bCs/>
+                <w:sz w:val="28"/>
+              </w:rPr>
+            </w:pPr>
+            <w:r>
+              <w:rPr>
+                <w:b/>
+                <w:szCs w:val="20"/>
+              </w:rPr>
+              <w:t xml:space="preserve">Link to </w:t>
+            </w:r>
+            <w:r>
+              <w:rPr>
+                <w:b/>
+                <w:szCs w:val="20"/>
+              </w:rPr>
+              <w:t>Security</w:t>
+            </w:r>
+            <w:r>
+              <w:rPr>
+                <w:b/>
+                <w:szCs w:val="20"/>
+              </w:rPr>
+              <w:t xml:space="preserve"> Exception</w:t>
+            </w:r>
+          </w:p>
+        </w:tc>
+      </w:tr>
+      <w:tr>
+        <w:trPr>
+          <w:trHeight w:val="339"/>
+        </w:trPr>
+        <w:tc>
+          <w:tcPr>
+            <w:tcW w:w="417" w:type="dxa"/>
+          </w:tcPr>
+          <w:p>
+            <w:pPr>
+              <w:rPr>
+                <w:szCs w:val="20"/>
+                <w:shd w:val="clear" w:color="auto" w:fill="FFFFFF"/>
+              </w:rPr>
+            </w:pPr>
+            <w:r>
+              <w:rPr>
+                <w:szCs w:val="20"/>
+                <w:shd w:val="clear" w:color="auto" w:fill="FFFFFF"/>
+              </w:rPr>
+              <w:t>1</w:t>
+            </w:r>
+          </w:p>
+        </w:tc>
+        <w:tc>
+          <w:tcPr>
+            <w:tcW w:w="2404" w:type="dxa"/>
+          </w:tcPr>
+          <w:p>
+            <w:pPr>
+              <w:rPr>
+                <w:szCs w:val="20"/>
+                <w:shd w:val="clear" w:color="auto" w:fill="FFFFFF"/>
+              </w:rPr>
+            </w:pPr>
+          </w:p>
+        </w:tc>
+        <w:tc>
+          <w:tcPr>
+            <w:tcW w:w="3331" w:type="dxa"/>
+          </w:tcPr>
+          <w:p>
+            <w:pPr>
+              <w:rPr>
+                <w:szCs w:val="20"/>
+                <w:shd w:val="clear" w:color="auto" w:fill="FFFFFF"/>
+              </w:rPr>
+            </w:pPr>
+          </w:p>
+        </w:tc>
+        <w:tc>
+          <w:tcPr>
+            <w:tcW w:w="3856" w:type="dxa"/>
+          </w:tcPr>
+          <w:p>
+            <w:pPr>
+              <w:rPr>
+                <w:szCs w:val="20"/>
+              </w:rPr>
+            </w:pPr>
+          </w:p>
+        </w:tc>
+      </w:tr>
+      <w:tr>
+        <w:trPr>
+          <w:trHeight w:val="357"/>
+        </w:trPr>
+        <w:tc>
+          <w:tcPr>
+            <w:tcW w:w="417" w:type="dxa"/>
+          </w:tcPr>
+          <w:p>
+            <w:pPr>
+              <w:rPr>
+                <w:szCs w:val="20"/>
+                <w:shd w:val="clear" w:color="auto" w:fill="FFFFFF"/>
+              </w:rPr>
+            </w:pPr>
+            <w:r>
+              <w:rPr>
+                <w:szCs w:val="20"/>
+                <w:shd w:val="clear" w:color="auto" w:fill="FFFFFF"/>
+              </w:rPr>
+              <w:t>2</w:t>
+            </w:r>
+          </w:p>
+        </w:tc>
+        <w:tc>
+          <w:tcPr>
+            <w:tcW w:w="2404" w:type="dxa"/>
+          </w:tcPr>
+          <w:p>
+            <w:pPr>
+              <w:rPr>
+                <w:szCs w:val="20"/>
+                <w:shd w:val="clear" w:color="auto" w:fill="FFFFFF"/>
+              </w:rPr>
+            </w:pPr>
+          </w:p>
+        </w:tc>
+        <w:tc>
+          <w:tcPr>
+            <w:tcW w:w="3331" w:type="dxa"/>
+          </w:tcPr>
+          <w:p>
+            <w:pPr>
+              <w:rPr>
+                <w:szCs w:val="20"/>
+                <w:shd w:val="clear" w:color="auto" w:fill="FFFFFF"/>
+              </w:rPr>
+            </w:pPr>
+          </w:p>
+        </w:tc>
+        <w:tc>
+          <w:tcPr>
+            <w:tcW w:w="3856" w:type="dxa"/>
+          </w:tcPr>
+          <w:p>
+            <w:pPr>
+              <w:rPr>
+                <w:szCs w:val="20"/>
+              </w:rPr>
+            </w:pPr>
+          </w:p>
+        </w:tc>
+      </w:tr>
+      <w:tr>
+        <w:trPr>
+          <w:trHeight w:val="348"/>
+        </w:trPr>
+        <w:tc>
+          <w:tcPr>
+            <w:tcW w:w="417" w:type="dxa"/>
+          </w:tcPr>
+          <w:p>
+            <w:pPr>
+              <w:rPr>
+                <w:szCs w:val="20"/>
+                <w:shd w:val="clear" w:color="auto" w:fill="FFFFFF"/>
+              </w:rPr>
+            </w:pPr>
+            <w:r>
+              <w:rPr>
+                <w:szCs w:val="20"/>
+                <w:shd w:val="clear" w:color="auto" w:fill="FFFFFF"/>
+              </w:rPr>
+              <w:t>3</w:t>
+            </w:r>
+          </w:p>
+        </w:tc>
+        <w:tc>
+          <w:tcPr>
+            <w:tcW w:w="2404" w:type="dxa"/>
+          </w:tcPr>
+          <w:p>
+            <w:pPr>
+              <w:rPr>
+                <w:szCs w:val="20"/>
+                <w:shd w:val="clear" w:color="auto" w:fill="FFFFFF"/>
+              </w:rPr>
+            </w:pPr>
+          </w:p>
+        </w:tc>
+        <w:tc>
+          <w:tcPr>
+            <w:tcW w:w="3331" w:type="dxa"/>
+          </w:tcPr>
+          <w:p>
+            <w:pPr>
+              <w:rPr>
+                <w:szCs w:val="20"/>
+                <w:shd w:val="clear" w:color="auto" w:fill="FFFFFF"/>
+              </w:rPr>
+            </w:pPr>
+          </w:p>
+        </w:tc>
+        <w:tc>
+          <w:tcPr>
+            <w:tcW w:w="3856" w:type="dxa"/>
+          </w:tcPr>
+          <w:p>
+            <w:pPr>
+              <w:rPr>
+                <w:szCs w:val="20"/>
+              </w:rPr>
+            </w:pPr>
+          </w:p>
+        </w:tc>
+      </w:tr>
+    </w:tbl>
+    <w:p>
+      <w:pPr>
         <w:rPr>
           <w:szCs w:val="20"/>
         </w:rPr>
@@ -27425,12 +28626,12 @@
       <w:pPr>
         <w:pStyle w:val="Heading1"/>
       </w:pPr>
-      <w:bookmarkStart w:id="50" w:name="_Toc225753628"/>
+      <w:bookmarkStart w:id="51" w:name="_Toc225753628"/>
       <w:r>
         <w:lastRenderedPageBreak/>
         <w:t>Operational Resiliency</w:t>
       </w:r>
-      <w:bookmarkEnd w:id="50"/>
+      <w:bookmarkEnd w:id="51"/>
     </w:p>
     <w:tbl>
       <w:tblPr>
@@ -28355,14 +29556,14 @@
       <w:pPr>
         <w:pStyle w:val="Heading1"/>
       </w:pPr>
-      <w:bookmarkStart w:id="51" w:name="_Toc225753629"/>
+      <w:bookmarkStart w:id="52" w:name="_Toc225753629"/>
       <w:r>
         <w:t xml:space="preserve">Exit </w:t>
       </w:r>
       <w:r>
         <w:t>Strategy</w:t>
       </w:r>
-      <w:bookmarkEnd w:id="51"/>
+      <w:bookmarkEnd w:id="52"/>
     </w:p>
     <w:p>
       <w:pPr>
@@ -28928,9 +30129,9 @@
       </w:r>
     </w:p>
     <w:sectPr>
-      <w:headerReference w:type="default" r:id="rId49"/>
-      <w:footerReference w:type="default" r:id="rId50"/>
-      <w:headerReference w:type="first" r:id="rId51"/>
+      <w:headerReference w:type="default" r:id="rId50"/>
+      <w:footerReference w:type="default" r:id="rId51"/>
+      <w:headerReference w:type="first" r:id="rId52"/>
       <w:pgSz w:w="12240" w:h="15840"/>
       <w:pgMar w:top="720" w:right="720" w:bottom="720" w:left="720" w:header="720" w:footer="0" w:gutter="0"/>
       <w:cols w:space="720"/>
@@ -29391,7 +30592,7 @@
           <w:rPr>
             <w:noProof/>
           </w:rPr>
-          <w:pict w14:anchorId="766890FF">
+          <w:pict w14:anchorId="691C7BA5">
             <v:shapetype id="_x0000_t136" coordsize="21600,21600" o:spt="136" adj="10800" path="m@7,l@8,m@5,21600l@6,21600e">
               <v:formulas>
                 <v:f eqn="sum #0 0 10800"/>
@@ -29416,7 +30617,7 @@
               </v:handles>
               <o:lock v:ext="edit" text="t" shapetype="t"/>
             </v:shapetype>
-            <v:shape id="PowerPlusWaterMarkObject357831064" o:spid="_x0000_s1025" type="#_x0000_t136" style="position:absolute;margin-left:0;margin-top:0;width:412.4pt;height:247.45pt;rotation:315;z-index:-251658752;mso-wrap-edited:f;mso-position-horizontal:center;mso-position-horizontal-relative:margin;mso-position-vertical:center;mso-position-vertical-relative:margin" o:allowincell="f" fillcolor="silver" stroked="f">
+            <v:shape id="PowerPlusWaterMarkObject357831064" o:spid="_x0000_s1025" type="#_x0000_t136" alt="" style="position:absolute;margin-left:0;margin-top:0;width:412.4pt;height:247.45pt;rotation:315;z-index:-251658752;mso-wrap-edited:f;mso-width-percent:0;mso-height-percent:0;mso-position-horizontal:center;mso-position-horizontal-relative:margin;mso-position-vertical:center;mso-position-vertical-relative:margin;mso-width-percent:0;mso-height-percent:0" o:allowincell="f" fillcolor="silver" stroked="f">
               <v:fill opacity=".5"/>
               <v:textpath style="font-family:&quot;Calibri&quot;;font-size:1pt" string="DRAFT"/>
               <w10:wrap anchorx="margin" anchory="margin"/>
@@ -29974,16 +31175,16 @@
     </w:lvl>
   </w:abstractNum>
   <w:abstractNum w:abstractNumId="4" w15:restartNumberingAfterBreak="0">
-    <w:nsid w:val="4A0B5B9B"/>
+    <w:nsid w:val="3C75211F"/>
     <w:multiLevelType w:val="hybridMultilevel"/>
-    <w:tmpl w:val="58288AF6"/>
+    <w:tmpl w:val="90A489E8"/>
     <w:lvl w:ilvl="0" w:tplc="04090001">
       <w:start w:val="1"/>
       <w:numFmt w:val="bullet"/>
       <w:lvlText w:val=""/>
       <w:lvlJc w:val="left"/>
       <w:pPr>
-        <w:ind w:left="720" w:hanging="360"/>
+        <w:ind w:left="1440" w:hanging="360"/>
       </w:pPr>
       <w:rPr>
         <w:rFonts w:ascii="Symbol" w:hAnsi="Symbol" w:hint="default"/>
@@ -29995,7 +31196,7 @@
       <w:lvlText w:val="o"/>
       <w:lvlJc w:val="left"/>
       <w:pPr>
-        <w:ind w:left="1440" w:hanging="360"/>
+        <w:ind w:left="2160" w:hanging="360"/>
       </w:pPr>
       <w:rPr>
         <w:rFonts w:ascii="Courier New" w:hAnsi="Courier New" w:cs="Courier New" w:hint="default"/>
@@ -30007,7 +31208,7 @@
       <w:lvlText w:val=""/>
       <w:lvlJc w:val="left"/>
       <w:pPr>
-        <w:ind w:left="2160" w:hanging="360"/>
+        <w:ind w:left="2880" w:hanging="360"/>
       </w:pPr>
       <w:rPr>
         <w:rFonts w:ascii="Wingdings" w:hAnsi="Wingdings" w:hint="default"/>
@@ -30019,7 +31220,7 @@
       <w:lvlText w:val=""/>
       <w:lvlJc w:val="left"/>
       <w:pPr>
-        <w:ind w:left="2880" w:hanging="360"/>
+        <w:ind w:left="3600" w:hanging="360"/>
       </w:pPr>
       <w:rPr>
         <w:rFonts w:ascii="Symbol" w:hAnsi="Symbol" w:hint="default"/>
@@ -30031,7 +31232,7 @@
       <w:lvlText w:val="o"/>
       <w:lvlJc w:val="left"/>
       <w:pPr>
-        <w:ind w:left="3600" w:hanging="360"/>
+        <w:ind w:left="4320" w:hanging="360"/>
       </w:pPr>
       <w:rPr>
         <w:rFonts w:ascii="Courier New" w:hAnsi="Courier New" w:cs="Courier New" w:hint="default"/>
@@ -30043,7 +31244,7 @@
       <w:lvlText w:val=""/>
       <w:lvlJc w:val="left"/>
       <w:pPr>
-        <w:ind w:left="4320" w:hanging="360"/>
+        <w:ind w:left="5040" w:hanging="360"/>
       </w:pPr>
       <w:rPr>
         <w:rFonts w:ascii="Wingdings" w:hAnsi="Wingdings" w:hint="default"/>
@@ -30055,7 +31256,7 @@
       <w:lvlText w:val=""/>
       <w:lvlJc w:val="left"/>
       <w:pPr>
-        <w:ind w:left="5040" w:hanging="360"/>
+        <w:ind w:left="5760" w:hanging="360"/>
       </w:pPr>
       <w:rPr>
         <w:rFonts w:ascii="Symbol" w:hAnsi="Symbol" w:hint="default"/>
@@ -30067,7 +31268,7 @@
       <w:lvlText w:val="o"/>
       <w:lvlJc w:val="left"/>
       <w:pPr>
-        <w:ind w:left="5760" w:hanging="360"/>
+        <w:ind w:left="6480" w:hanging="360"/>
       </w:pPr>
       <w:rPr>
         <w:rFonts w:ascii="Courier New" w:hAnsi="Courier New" w:cs="Courier New" w:hint="default"/>
@@ -30079,7 +31280,7 @@
       <w:lvlText w:val=""/>
       <w:lvlJc w:val="left"/>
       <w:pPr>
-        <w:ind w:left="6480" w:hanging="360"/>
+        <w:ind w:left="7200" w:hanging="360"/>
       </w:pPr>
       <w:rPr>
         <w:rFonts w:ascii="Wingdings" w:hAnsi="Wingdings" w:hint="default"/>
@@ -30087,6 +31288,119 @@
     </w:lvl>
   </w:abstractNum>
   <w:abstractNum w:abstractNumId="5" w15:restartNumberingAfterBreak="0">
+    <w:nsid w:val="4A0B5B9B"/>
+    <w:multiLevelType w:val="hybridMultilevel"/>
+    <w:tmpl w:val="58288AF6"/>
+    <w:lvl w:ilvl="0" w:tplc="04090001">
+      <w:start w:val="1"/>
+      <w:numFmt w:val="bullet"/>
+      <w:lvlText w:val=""/>
+      <w:lvlJc w:val="left"/>
+      <w:pPr>
+        <w:ind w:left="720" w:hanging="360"/>
+      </w:pPr>
+      <w:rPr>
+        <w:rFonts w:ascii="Symbol" w:hAnsi="Symbol" w:hint="default"/>
+      </w:rPr>
+    </w:lvl>
+    <w:lvl w:ilvl="1" w:tplc="04090003" w:tentative="1">
+      <w:start w:val="1"/>
+      <w:numFmt w:val="bullet"/>
+      <w:lvlText w:val="o"/>
+      <w:lvlJc w:val="left"/>
+      <w:pPr>
+        <w:ind w:left="1440" w:hanging="360"/>
+      </w:pPr>
+      <w:rPr>
+        <w:rFonts w:ascii="Courier New" w:hAnsi="Courier New" w:cs="Courier New" w:hint="default"/>
+      </w:rPr>
+    </w:lvl>
+    <w:lvl w:ilvl="2" w:tplc="04090005" w:tentative="1">
+      <w:start w:val="1"/>
+      <w:numFmt w:val="bullet"/>
+      <w:lvlText w:val=""/>
+      <w:lvlJc w:val="left"/>
+      <w:pPr>
+        <w:ind w:left="2160" w:hanging="360"/>
+      </w:pPr>
+      <w:rPr>
+        <w:rFonts w:ascii="Wingdings" w:hAnsi="Wingdings" w:hint="default"/>
+      </w:rPr>
+    </w:lvl>
+    <w:lvl w:ilvl="3" w:tplc="04090001" w:tentative="1">
+      <w:start w:val="1"/>
+      <w:numFmt w:val="bullet"/>
+      <w:lvlText w:val=""/>
+      <w:lvlJc w:val="left"/>
+      <w:pPr>
+        <w:ind w:left="2880" w:hanging="360"/>
+      </w:pPr>
+      <w:rPr>
+        <w:rFonts w:ascii="Symbol" w:hAnsi="Symbol" w:hint="default"/>
+      </w:rPr>
+    </w:lvl>
+    <w:lvl w:ilvl="4" w:tplc="04090003" w:tentative="1">
+      <w:start w:val="1"/>
+      <w:numFmt w:val="bullet"/>
+      <w:lvlText w:val="o"/>
+      <w:lvlJc w:val="left"/>
+      <w:pPr>
+        <w:ind w:left="3600" w:hanging="360"/>
+      </w:pPr>
+      <w:rPr>
+        <w:rFonts w:ascii="Courier New" w:hAnsi="Courier New" w:cs="Courier New" w:hint="default"/>
+      </w:rPr>
+    </w:lvl>
+    <w:lvl w:ilvl="5" w:tplc="04090005" w:tentative="1">
+      <w:start w:val="1"/>
+      <w:numFmt w:val="bullet"/>
+      <w:lvlText w:val=""/>
+      <w:lvlJc w:val="left"/>
+      <w:pPr>
+        <w:ind w:left="4320" w:hanging="360"/>
+      </w:pPr>
+      <w:rPr>
+        <w:rFonts w:ascii="Wingdings" w:hAnsi="Wingdings" w:hint="default"/>
+      </w:rPr>
+    </w:lvl>
+    <w:lvl w:ilvl="6" w:tplc="04090001" w:tentative="1">
+      <w:start w:val="1"/>
+      <w:numFmt w:val="bullet"/>
+      <w:lvlText w:val=""/>
+      <w:lvlJc w:val="left"/>
+      <w:pPr>
+        <w:ind w:left="5040" w:hanging="360"/>
+      </w:pPr>
+      <w:rPr>
+        <w:rFonts w:ascii="Symbol" w:hAnsi="Symbol" w:hint="default"/>
+      </w:rPr>
+    </w:lvl>
+    <w:lvl w:ilvl="7" w:tplc="04090003" w:tentative="1">
+      <w:start w:val="1"/>
+      <w:numFmt w:val="bullet"/>
+      <w:lvlText w:val="o"/>
+      <w:lvlJc w:val="left"/>
+      <w:pPr>
+        <w:ind w:left="5760" w:hanging="360"/>
+      </w:pPr>
+      <w:rPr>
+        <w:rFonts w:ascii="Courier New" w:hAnsi="Courier New" w:cs="Courier New" w:hint="default"/>
+      </w:rPr>
+    </w:lvl>
+    <w:lvl w:ilvl="8" w:tplc="04090005" w:tentative="1">
+      <w:start w:val="1"/>
+      <w:numFmt w:val="bullet"/>
+      <w:lvlText w:val=""/>
+      <w:lvlJc w:val="left"/>
+      <w:pPr>
+        <w:ind w:left="6480" w:hanging="360"/>
+      </w:pPr>
+      <w:rPr>
+        <w:rFonts w:ascii="Wingdings" w:hAnsi="Wingdings" w:hint="default"/>
+      </w:rPr>
+    </w:lvl>
+  </w:abstractNum>
+  <w:abstractNum w:abstractNumId="6" w15:restartNumberingAfterBreak="0">
     <w:nsid w:val="715C192D"/>
     <w:multiLevelType w:val="multilevel"/>
     <w:tmpl w:val="5BBE0714"/>
@@ -30206,25 +31520,28 @@
     </w:lvl>
   </w:abstractNum>
   <w:num w:numId="1" w16cid:durableId="929120833">
-    <w:abstractNumId w:val="5"/>
+    <w:abstractNumId w:val="6"/>
   </w:num>
   <w:num w:numId="2" w16cid:durableId="1669866643">
     <w:abstractNumId w:val="0"/>
   </w:num>
   <w:num w:numId="3" w16cid:durableId="949044803">
-    <w:abstractNumId w:val="5"/>
+    <w:abstractNumId w:val="6"/>
   </w:num>
   <w:num w:numId="4" w16cid:durableId="1371958550">
     <w:abstractNumId w:val="3"/>
   </w:num>
   <w:num w:numId="5" w16cid:durableId="1037510919">
-    <w:abstractNumId w:val="4"/>
+    <w:abstractNumId w:val="5"/>
   </w:num>
   <w:num w:numId="6" w16cid:durableId="849223596">
     <w:abstractNumId w:val="2"/>
   </w:num>
   <w:num w:numId="7" w16cid:durableId="738863995">
     <w:abstractNumId w:val="1"/>
+  </w:num>
+  <w:num w:numId="8" w16cid:durableId="1287469601">
+    <w:abstractNumId w:val="4"/>
   </w:num>
   <w:numIdMacAtCleanup w:val="7"/>
 </w:numbering>
@@ -32317,7 +33634,7 @@
   <w:font w:name="Symbol">
     <w:panose1 w:val="05050102010706020507"/>
     <w:charset w:val="02"/>
-    <w:family w:val="roman"/>
+    <w:family w:val="decorative"/>
     <w:pitch w:val="variable"/>
     <w:sig w:usb0="00000000" w:usb1="10000000" w:usb2="00000000" w:usb3="00000000" w:csb0="80000000" w:csb1="00000000"/>
   </w:font>
@@ -32330,10 +33647,10 @@
   </w:font>
   <w:font w:name="Wingdings">
     <w:panose1 w:val="05000000000000000000"/>
-    <w:charset w:val="02"/>
-    <w:family w:val="auto"/>
+    <w:charset w:val="4D"/>
+    <w:family w:val="decorative"/>
     <w:pitch w:val="variable"/>
-    <w:sig w:usb0="00000000" w:usb1="10000000" w:usb2="00000000" w:usb3="00000000" w:csb0="80000000" w:csb1="00000000"/>
+    <w:sig w:usb0="00000003" w:usb1="00000000" w:usb2="00000000" w:usb3="00000000" w:csb0="80000001" w:csb1="00000000"/>
   </w:font>
   <w:font w:name="Yu Gothic">
     <w:altName w:val="游ゴシック"/>
@@ -32352,12 +33669,14 @@
     <w:sig w:usb0="E00002FF" w:usb1="2AC7FDFF" w:usb2="00000016" w:usb3="00000000" w:csb0="0002009F" w:csb1="00000000"/>
   </w:font>
   <w:font w:name="Aptos Display">
+    <w:panose1 w:val="020B0004020202020204"/>
     <w:charset w:val="00"/>
     <w:family w:val="swiss"/>
     <w:pitch w:val="variable"/>
     <w:sig w:usb0="20000287" w:usb1="00000003" w:usb2="00000000" w:usb3="00000000" w:csb0="0000019F" w:csb1="00000000"/>
   </w:font>
   <w:font w:name="Aptos">
+    <w:panose1 w:val="020B0004020202020204"/>
     <w:charset w:val="00"/>
     <w:family w:val="swiss"/>
     <w:pitch w:val="variable"/>
@@ -32368,7 +33687,7 @@
     <w:charset w:val="00"/>
     <w:family w:val="swiss"/>
     <w:pitch w:val="variable"/>
-    <w:sig w:usb0="A00006FF" w:usb1="4000205B" w:usb2="00000010" w:usb3="00000000" w:csb0="0000019F" w:csb1="00000000"/>
+    <w:sig w:usb0="A10006FF" w:usb1="4000205B" w:usb2="00000010" w:usb3="00000000" w:csb0="0000019F" w:csb1="00000000"/>
   </w:font>
   <w:font w:name="Segoe UI">
     <w:panose1 w:val="020B0502040204020203"/>
@@ -32414,6 +33733,7 @@
     <w:sig w:usb0="00000003" w:usb1="02000000" w:usb2="08000000" w:usb3="00000000" w:csb0="00000001" w:csb1="00000000"/>
   </w:font>
   <w:font w:name="Yu Mincho">
+    <w:panose1 w:val="02020400000000000000"/>
     <w:charset w:val="80"/>
     <w:family w:val="roman"/>
     <w:pitch w:val="variable"/>
@@ -32472,6 +33792,7 @@
     <w:rsid w:val="004E7B60"/>
     <w:rsid w:val="004F4F21"/>
     <w:rsid w:val="004F6596"/>
+    <w:rsid w:val="00504D48"/>
     <w:rsid w:val="0050781A"/>
     <w:rsid w:val="0051206A"/>
     <w:rsid w:val="0053137F"/>
@@ -32520,6 +33841,7 @@
     <w:rsid w:val="00EC3A8F"/>
     <w:rsid w:val="00ED6490"/>
     <w:rsid w:val="00F05A59"/>
+    <w:rsid w:val="00F1407B"/>
     <w:rsid w:val="00F43FA6"/>
     <w:rsid w:val="00F56D9B"/>
     <w:rsid w:val="00FA6916"/>
@@ -33050,7 +34372,6 @@
 
 <file path=word/glossary/webSettings.xml><?xml version="1.0" encoding="utf-8"?>
 <w:webSettings xmlns:mc="http://schemas.openxmlformats.org/markup-compatibility/2006" xmlns:r="http://schemas.openxmlformats.org/officeDocument/2006/relationships" xmlns:w="http://schemas.openxmlformats.org/wordprocessingml/2006/main" xmlns:w14="http://schemas.microsoft.com/office/word/2010/wordml" xmlns:w15="http://schemas.microsoft.com/office/word/2012/wordml" xmlns:w16cex="http://schemas.microsoft.com/office/word/2018/wordml/cex" xmlns:w16cid="http://schemas.microsoft.com/office/word/2016/wordml/cid" xmlns:w16="http://schemas.microsoft.com/office/word/2018/wordml" xmlns:w16du="http://schemas.microsoft.com/office/word/2023/wordml/word16du" xmlns:w16sdtdh="http://schemas.microsoft.com/office/word/2020/wordml/sdtdatahash" xmlns:w16sdtfl="http://schemas.microsoft.com/office/word/2024/wordml/sdtformatlock" xmlns:w16se="http://schemas.microsoft.com/office/word/2015/wordml/symex" mc:Ignorable="w14 w15 w16se w16cid w16 w16cex w16sdtdh w16sdtfl w16du">
-  <w:encoding w:val="macintosh"/>
   <w:optimizeForBrowser/>
 </w:webSettings>
 </file>
@@ -33351,15 +34672,6 @@
 </file>
 
 <file path=customXml/item1.xml><?xml version="1.0" encoding="utf-8"?>
-<?mso-contentType ?>
-<FormTemplates xmlns="http://schemas.microsoft.com/sharepoint/v3/contenttype/forms">
-  <Display>DocumentLibraryForm</Display>
-  <Edit>DocumentLibraryForm</Edit>
-  <New>DocumentLibraryForm</New>
-</FormTemplates>
-</file>
-
-<file path=customXml/item2.xml><?xml version="1.0" encoding="utf-8"?>
 <p:properties xmlns:p="http://schemas.microsoft.com/office/2006/metadata/properties" xmlns:xsi="http://www.w3.org/2001/XMLSchema-instance" xmlns:pc="http://schemas.microsoft.com/office/infopath/2007/PartnerControls">
   <documentManagement>
     <_Flow_SignoffStatus xmlns="64890ed3-1443-4801-af28-560269e5aecc" xsi:nil="true"/>
@@ -33367,11 +34679,7 @@
 </p:properties>
 </file>
 
-<file path=customXml/item3.xml><?xml version="1.0" encoding="utf-8"?>
-<b:Sources xmlns:b="http://schemas.openxmlformats.org/officeDocument/2006/bibliography" xmlns="http://schemas.openxmlformats.org/officeDocument/2006/bibliography" SelectedStyle="\APASixthEditionOfficeOnline.xsl" StyleName="APA" Version="6"/>
-</file>
-
-<file path=customXml/item4.xml><?xml version="1.0" encoding="utf-8"?>
+<file path=customXml/item2.xml><?xml version="1.0" encoding="utf-8"?>
 <ct:contentTypeSchema xmlns:ct="http://schemas.microsoft.com/office/2006/metadata/contentType" xmlns:ma="http://schemas.microsoft.com/office/2006/metadata/properties/metaAttributes" ct:_="" ma:_="" ma:contentTypeName="Document" ma:contentTypeID="0x010100F39B1A1F6E68D649BA6AC6294829DEDD" ma:contentTypeVersion="9" ma:contentTypeDescription="Create a new document." ma:contentTypeScope="" ma:versionID="33a1e0d0b25836bfd6df7ad073536fe9">
   <xsd:schema xmlns:xsd="http://www.w3.org/2001/XMLSchema" xmlns:xs="http://www.w3.org/2001/XMLSchema" xmlns:p="http://schemas.microsoft.com/office/2006/metadata/properties" xmlns:ns2="64890ed3-1443-4801-af28-560269e5aecc" xmlns:ns3="a7119a4e-e68f-40ab-b042-1f58d8d72198" targetNamespace="http://schemas.microsoft.com/office/2006/metadata/properties" ma:root="true" ma:fieldsID="c3cb138614f266d033fd006ec6faccdf" ns2:_="" ns3:_="">
     <xsd:import namespace="64890ed3-1443-4801-af28-560269e5aecc"/>
@@ -33554,15 +34862,20 @@
 </ct:contentTypeSchema>
 </file>
 
-<file path=customXml/itemProps1.xml><?xml version="1.0" encoding="utf-8"?>
-<ds:datastoreItem xmlns:ds="http://schemas.openxmlformats.org/officeDocument/2006/customXml" ds:itemID="{30561097-EA6D-4C41-97EB-9C924523A73A}">
-  <ds:schemaRefs>
-    <ds:schemaRef ds:uri="http://schemas.microsoft.com/sharepoint/v3/contenttype/forms"/>
-  </ds:schemaRefs>
-</ds:datastoreItem>
+<file path=customXml/item3.xml><?xml version="1.0" encoding="utf-8"?>
+<b:Sources xmlns:b="http://schemas.openxmlformats.org/officeDocument/2006/bibliography" xmlns="http://schemas.openxmlformats.org/officeDocument/2006/bibliography" SelectedStyle="\APASixthEditionOfficeOnline.xsl" StyleName="APA" Version="6"/>
 </file>
 
-<file path=customXml/itemProps2.xml><?xml version="1.0" encoding="utf-8"?>
+<file path=customXml/item4.xml><?xml version="1.0" encoding="utf-8"?>
+<?mso-contentType ?>
+<FormTemplates xmlns="http://schemas.microsoft.com/sharepoint/v3/contenttype/forms">
+  <Display>DocumentLibraryForm</Display>
+  <Edit>DocumentLibraryForm</Edit>
+  <New>DocumentLibraryForm</New>
+</FormTemplates>
+</file>
+
+<file path=customXml/itemProps1.xml><?xml version="1.0" encoding="utf-8"?>
 <ds:datastoreItem xmlns:ds="http://schemas.openxmlformats.org/officeDocument/2006/customXml" ds:itemID="{165DE491-2D18-4346-868D-FDECE579517C}">
   <ds:schemaRefs>
     <ds:schemaRef ds:uri="http://schemas.microsoft.com/office/2006/metadata/properties"/>
@@ -33572,15 +34885,7 @@
 </ds:datastoreItem>
 </file>
 
-<file path=customXml/itemProps3.xml><?xml version="1.0" encoding="utf-8"?>
-<ds:datastoreItem xmlns:ds="http://schemas.openxmlformats.org/officeDocument/2006/customXml" ds:itemID="{3CFAF1A8-DD02-48A5-B677-3432F85B4DFA}">
-  <ds:schemaRefs>
-    <ds:schemaRef ds:uri="http://schemas.openxmlformats.org/officeDocument/2006/bibliography"/>
-  </ds:schemaRefs>
-</ds:datastoreItem>
-</file>
-
-<file path=customXml/itemProps4.xml><?xml version="1.0" encoding="utf-8"?>
+<file path=customXml/itemProps2.xml><?xml version="1.0" encoding="utf-8"?>
 <ds:datastoreItem xmlns:ds="http://schemas.openxmlformats.org/officeDocument/2006/customXml" ds:itemID="{142A94A7-3ED6-4E20-8419-7D183077EA7C}">
   <ds:schemaRefs>
     <ds:schemaRef ds:uri="http://schemas.microsoft.com/office/2006/metadata/contentType"/>
@@ -33597,4 +34902,20 @@
     <ds:schemaRef ds:uri="http://schemas.microsoft.com/internal/obd"/>
   </ds:schemaRefs>
 </ds:datastoreItem>
+</file>
+
+<file path=customXml/itemProps3.xml><?xml version="1.0" encoding="utf-8"?>
+<ds:datastoreItem xmlns:ds="http://schemas.openxmlformats.org/officeDocument/2006/customXml" ds:itemID="{3CFAF1A8-DD02-48A5-B677-3432F85B4DFA}">
+  <ds:schemaRefs>
+    <ds:schemaRef ds:uri="http://schemas.openxmlformats.org/officeDocument/2006/bibliography"/>
+  </ds:schemaRefs>
+</ds:datastoreItem>
+</file>
+
+<file path=customXml/itemProps4.xml><?xml version="1.0" encoding="utf-8"?>
+<ds:datastoreItem xmlns:ds="http://schemas.openxmlformats.org/officeDocument/2006/customXml" ds:itemID="{30561097-EA6D-4C41-97EB-9C924523A73A}">
+  <ds:schemaRefs>
+    <ds:schemaRef ds:uri="http://schemas.microsoft.com/sharepoint/v3/contenttype/forms"/>
+  </ds:schemaRefs>
+</ds:datastoreItem>
 </file>
--- a/RITM1449981-ACBSD-4801 - Aperture Data Studio Solution Design/RITM1449981-ACBSD-4801-Solution Design-Aperture Data Studio Solution Design.docx
+++ b/RITM1449981-ACBSD-4801 - Aperture Data Studio Solution Design/RITM1449981-ACBSD-4801-Solution Design-Aperture Data Studio Solution Design.docx
@@ -1,6 +1,6 @@
 
 <file path=word/document.xml><?xml version="1.0" encoding="utf-8"?>
-<w:document xmlns:wpc="http://schemas.microsoft.com/office/word/2010/wordprocessingCanvas" xmlns:cx="http://schemas.microsoft.com/office/drawing/2014/chartex" xmlns:cx1="http://schemas.microsoft.com/office/drawing/2015/9/8/chartex" xmlns:cx2="http://schemas.microsoft.com/office/drawing/2015/10/21/chartex" xmlns:cx3="http://schemas.microsoft.com/office/drawing/2016/5/9/chartex" xmlns:cx4="http://schemas.microsoft.com/office/drawing/2016/5/10/chartex" xmlns:cx5="http://schemas.microsoft.com/office/drawing/2016/5/11/chartex" xmlns:cx6="http://schemas.microsoft.com/office/drawing/2016/5/12/chartex" xmlns:cx7="http://schemas.microsoft.com/office/drawing/2016/5/13/chartex" xmlns:cx8="http://schemas.microsoft.com/office/drawing/2016/5/14/chartex" xmlns:mc="http://schemas.openxmlformats.org/markup-compatibility/2006" xmlns:aink="http://schemas.microsoft.com/office/drawing/2016/ink" xmlns:am3d="http://schemas.microsoft.com/office/drawing/2017/model3d" xmlns:o="urn:schemas-microsoft-com:office:office" xmlns:oel="http://schemas.microsoft.com/office/2019/extlst" xmlns:r="http://schemas.openxmlformats.org/officeDocument/2006/relationships" xmlns:m="http://schemas.openxmlformats.org/officeDocument/2006/math" xmlns:v="urn:schemas-microsoft-com:vml" xmlns:wp14="http://schemas.microsoft.com/office/word/2010/wordprocessingDrawing" xmlns:wp="http://schemas.openxmlformats.org/drawingml/2006/wordprocessingDrawing" xmlns:w10="urn:schemas-microsoft-com:office:word" xmlns:w="http://schemas.openxmlformats.org/wordprocessingml/2006/main" xmlns:w14="http://schemas.microsoft.com/office/word/2010/wordml" xmlns:w15="http://schemas.microsoft.com/office/word/2012/wordml" xmlns:w16cex="http://schemas.microsoft.com/office/word/2018/wordml/cex" xmlns:w16cid="http://schemas.microsoft.com/office/word/2016/wordml/cid" xmlns:w16="http://schemas.microsoft.com/office/word/2018/wordml" xmlns:w16du="http://schemas.microsoft.com/office/word/2023/wordml/word16du" xmlns:w16sdtdh="http://schemas.microsoft.com/office/word/2020/wordml/sdtdatahash" xmlns:w16sdtfl="http://schemas.microsoft.com/office/word/2024/wordml/sdtformatlock" xmlns:w16se="http://schemas.microsoft.com/office/word/2015/wordml/symex" xmlns:wpg="http://schemas.microsoft.com/office/word/2010/wordprocessingGroup" xmlns:wpi="http://schemas.microsoft.com/office/word/2010/wordprocessingInk" xmlns:wne="http://schemas.microsoft.com/office/word/2006/wordml" xmlns:wps="http://schemas.microsoft.com/office/word/2010/wordprocessingShape" mc:Ignorable="w14 w15 w16se w16cid w16 w16cex w16sdtdh w16sdtfl w16du wp14">
+<w:document xmlns:wpc="http://schemas.microsoft.com/office/word/2010/wordprocessingCanvas" xmlns:cx="http://schemas.microsoft.com/office/drawing/2014/chartex" xmlns:cx1="http://schemas.microsoft.com/office/drawing/2015/9/8/chartex" xmlns:cx2="http://schemas.microsoft.com/office/drawing/2015/10/21/chartex" xmlns:cx3="http://schemas.microsoft.com/office/drawing/2016/5/9/chartex" xmlns:cx4="http://schemas.microsoft.com/office/drawing/2016/5/10/chartex" xmlns:cx5="http://schemas.microsoft.com/office/drawing/2016/5/11/chartex" xmlns:cx6="http://schemas.microsoft.com/office/drawing/2016/5/12/chartex" xmlns:cx7="http://schemas.microsoft.com/office/drawing/2016/5/13/chartex" xmlns:cx8="http://schemas.microsoft.com/office/drawing/2016/5/14/chartex" xmlns:mc="http://schemas.openxmlformats.org/markup-compatibility/2006" xmlns:m="http://schemas.openxmlformats.org/officeDocument/2006/math" xmlns:aink="http://schemas.microsoft.com/office/drawing/2016/ink" xmlns:am3d="http://schemas.microsoft.com/office/drawing/2017/model3d" xmlns:oel="http://schemas.microsoft.com/office/2019/extlst" xmlns:r="http://schemas.openxmlformats.org/officeDocument/2006/relationships" xmlns:wp14="http://schemas.microsoft.com/office/word/2010/wordprocessingDrawing" xmlns:wp="http://schemas.openxmlformats.org/drawingml/2006/wordprocessingDrawing" xmlns:wpg="http://schemas.microsoft.com/office/word/2010/wordprocessingGroup" xmlns:wpi="http://schemas.microsoft.com/office/word/2010/wordprocessingInk" xmlns:wps="http://schemas.microsoft.com/office/word/2010/wordprocessingShape" xmlns:o="urn:schemas-microsoft-com:office:office" xmlns:v="urn:schemas-microsoft-com:vml" xmlns:w10="urn:schemas-microsoft-com:office:word" xmlns:w="http://schemas.openxmlformats.org/wordprocessingml/2006/main" xmlns:w14="http://schemas.microsoft.com/office/word/2010/wordml" xmlns:w15="http://schemas.microsoft.com/office/word/2012/wordml" xmlns:w16cex="http://schemas.microsoft.com/office/word/2018/wordml/cex" xmlns:w16cid="http://schemas.microsoft.com/office/word/2016/wordml/cid" xmlns:w16="http://schemas.microsoft.com/office/word/2018/wordml" xmlns:w16sdtdh="http://schemas.microsoft.com/office/word/2020/wordml/sdtdatahash" xmlns:w16sdtfl="http://schemas.microsoft.com/office/word/2024/wordml/sdtformatlock" xmlns:w16se="http://schemas.microsoft.com/office/word/2015/wordml/symex" xmlns:w16du="http://schemas.microsoft.com/office/word/2023/wordml/word16du" xmlns:wne="http://schemas.microsoft.com/office/word/2006/wordml" mc:Ignorable="w14 w15 w16se w16cid w16 w16cex w16sdtdh w16sdtfl w16du wp14">
   <w:body>
     <w:p>
       <w:pPr>
@@ -582,7 +582,7 @@
           <w:sdtPr>
             <w:id w:val="1407640417"/>
             <w14:checkbox>
-              <w14:checked w14:val="0"/>
+              <w14:checked w14:val="1"/>
               <w14:checkedState w14:val="2612" w14:font="MS Gothic"/>
               <w14:uncheckedState w14:val="2610" w14:font="MS Gothic"/>
             </w14:checkbox>
@@ -598,9 +598,9 @@
                 </w:pPr>
                 <w:r>
                   <w:rPr>
-                    <w:rFonts w:ascii="MS Gothic" w:eastAsia="MS Gothic" w:hAnsi="MS Gothic"/>
+                    <w:rFonts w:ascii="MS Gothic" w:eastAsia="MS Gothic" w:hAnsi="MS Gothic" w:cs="MS Gothic"/>
                   </w:rPr>
-                  <w:t>☐</w:t>
+                  <w:t>☒</w:t>
                 </w:r>
               </w:p>
             </w:tc>
@@ -1776,7 +1776,7 @@
               <w:tab w:val="right" w:leader="dot" w:pos="10790"/>
             </w:tabs>
             <w:rPr>
-              <w:rFonts w:asciiTheme="minorHAnsi" w:hAnsiTheme="minorHAnsi" w:cstheme="minorBidi"/>
+              <w:rFonts w:asciiTheme="minorHAnsi" w:hAnsiTheme="minorHAnsi" w:cstheme="minorBidi" w:hint="eastAsia"/>
               <w:noProof/>
               <w:kern w:val="2"/>
               <w:sz w:val="24"/>
@@ -1858,7 +1858,7 @@
               <w:tab w:val="right" w:leader="dot" w:pos="10790"/>
             </w:tabs>
             <w:rPr>
-              <w:rFonts w:asciiTheme="minorHAnsi" w:hAnsiTheme="minorHAnsi" w:cstheme="minorBidi"/>
+              <w:rFonts w:asciiTheme="minorHAnsi" w:hAnsiTheme="minorHAnsi" w:cstheme="minorBidi" w:hint="eastAsia"/>
               <w:noProof/>
               <w:kern w:val="2"/>
               <w:sz w:val="24"/>
@@ -1932,7 +1932,7 @@
               <w:tab w:val="right" w:leader="dot" w:pos="10790"/>
             </w:tabs>
             <w:rPr>
-              <w:rFonts w:asciiTheme="minorHAnsi" w:hAnsiTheme="minorHAnsi" w:cstheme="minorBidi"/>
+              <w:rFonts w:asciiTheme="minorHAnsi" w:hAnsiTheme="minorHAnsi" w:cstheme="minorBidi" w:hint="eastAsia"/>
               <w:noProof/>
               <w:kern w:val="2"/>
               <w:sz w:val="24"/>
@@ -2024,7 +2024,7 @@
               <w:tab w:val="right" w:leader="dot" w:pos="10790"/>
             </w:tabs>
             <w:rPr>
-              <w:rFonts w:asciiTheme="minorHAnsi" w:hAnsiTheme="minorHAnsi" w:cstheme="minorBidi"/>
+              <w:rFonts w:asciiTheme="minorHAnsi" w:hAnsiTheme="minorHAnsi" w:cstheme="minorBidi" w:hint="eastAsia"/>
               <w:noProof/>
               <w:kern w:val="2"/>
               <w:sz w:val="24"/>
@@ -2116,7 +2116,7 @@
               <w:tab w:val="right" w:leader="dot" w:pos="10790"/>
             </w:tabs>
             <w:rPr>
-              <w:rFonts w:asciiTheme="minorHAnsi" w:hAnsiTheme="minorHAnsi" w:cstheme="minorBidi"/>
+              <w:rFonts w:asciiTheme="minorHAnsi" w:hAnsiTheme="minorHAnsi" w:cstheme="minorBidi" w:hint="eastAsia"/>
               <w:noProof/>
               <w:kern w:val="2"/>
               <w:sz w:val="24"/>
@@ -2208,7 +2208,7 @@
               <w:tab w:val="right" w:leader="dot" w:pos="10790"/>
             </w:tabs>
             <w:rPr>
-              <w:rFonts w:asciiTheme="minorHAnsi" w:hAnsiTheme="minorHAnsi" w:cstheme="minorBidi"/>
+              <w:rFonts w:asciiTheme="minorHAnsi" w:hAnsiTheme="minorHAnsi" w:cstheme="minorBidi" w:hint="eastAsia"/>
               <w:noProof/>
               <w:kern w:val="2"/>
               <w:sz w:val="24"/>
@@ -2300,7 +2300,7 @@
               <w:tab w:val="right" w:leader="dot" w:pos="10790"/>
             </w:tabs>
             <w:rPr>
-              <w:rFonts w:asciiTheme="minorHAnsi" w:hAnsiTheme="minorHAnsi" w:cstheme="minorBidi"/>
+              <w:rFonts w:asciiTheme="minorHAnsi" w:hAnsiTheme="minorHAnsi" w:cstheme="minorBidi" w:hint="eastAsia"/>
               <w:noProof/>
               <w:kern w:val="2"/>
               <w:sz w:val="24"/>
@@ -2392,7 +2392,7 @@
               <w:tab w:val="right" w:leader="dot" w:pos="10790"/>
             </w:tabs>
             <w:rPr>
-              <w:rFonts w:asciiTheme="minorHAnsi" w:hAnsiTheme="minorHAnsi" w:cstheme="minorBidi"/>
+              <w:rFonts w:asciiTheme="minorHAnsi" w:hAnsiTheme="minorHAnsi" w:cstheme="minorBidi" w:hint="eastAsia"/>
               <w:noProof/>
               <w:kern w:val="2"/>
               <w:sz w:val="24"/>
@@ -2484,7 +2484,7 @@
               <w:tab w:val="right" w:leader="dot" w:pos="10790"/>
             </w:tabs>
             <w:rPr>
-              <w:rFonts w:asciiTheme="minorHAnsi" w:hAnsiTheme="minorHAnsi" w:cstheme="minorBidi"/>
+              <w:rFonts w:asciiTheme="minorHAnsi" w:hAnsiTheme="minorHAnsi" w:cstheme="minorBidi" w:hint="eastAsia"/>
               <w:noProof/>
               <w:kern w:val="2"/>
               <w:sz w:val="24"/>
@@ -2576,7 +2576,7 @@
               <w:tab w:val="right" w:leader="dot" w:pos="10790"/>
             </w:tabs>
             <w:rPr>
-              <w:rFonts w:asciiTheme="minorHAnsi" w:hAnsiTheme="minorHAnsi" w:cstheme="minorBidi"/>
+              <w:rFonts w:asciiTheme="minorHAnsi" w:hAnsiTheme="minorHAnsi" w:cstheme="minorBidi" w:hint="eastAsia"/>
               <w:noProof/>
               <w:kern w:val="2"/>
               <w:sz w:val="24"/>
@@ -2668,7 +2668,7 @@
               <w:tab w:val="right" w:leader="dot" w:pos="10790"/>
             </w:tabs>
             <w:rPr>
-              <w:rFonts w:asciiTheme="minorHAnsi" w:hAnsiTheme="minorHAnsi" w:cstheme="minorBidi"/>
+              <w:rFonts w:asciiTheme="minorHAnsi" w:hAnsiTheme="minorHAnsi" w:cstheme="minorBidi" w:hint="eastAsia"/>
               <w:noProof/>
               <w:kern w:val="2"/>
               <w:sz w:val="24"/>
@@ -2760,7 +2760,7 @@
               <w:tab w:val="right" w:leader="dot" w:pos="10790"/>
             </w:tabs>
             <w:rPr>
-              <w:rFonts w:asciiTheme="minorHAnsi" w:hAnsiTheme="minorHAnsi" w:cstheme="minorBidi"/>
+              <w:rFonts w:asciiTheme="minorHAnsi" w:hAnsiTheme="minorHAnsi" w:cstheme="minorBidi" w:hint="eastAsia"/>
               <w:noProof/>
               <w:kern w:val="2"/>
               <w:sz w:val="24"/>
@@ -2852,7 +2852,7 @@
               <w:tab w:val="right" w:leader="dot" w:pos="10790"/>
             </w:tabs>
             <w:rPr>
-              <w:rFonts w:asciiTheme="minorHAnsi" w:hAnsiTheme="minorHAnsi" w:cstheme="minorBidi"/>
+              <w:rFonts w:asciiTheme="minorHAnsi" w:hAnsiTheme="minorHAnsi" w:cstheme="minorBidi" w:hint="eastAsia"/>
               <w:noProof/>
               <w:kern w:val="2"/>
               <w:sz w:val="24"/>
@@ -2944,7 +2944,7 @@
               <w:tab w:val="right" w:leader="dot" w:pos="10790"/>
             </w:tabs>
             <w:rPr>
-              <w:rFonts w:asciiTheme="minorHAnsi" w:hAnsiTheme="minorHAnsi" w:cstheme="minorBidi"/>
+              <w:rFonts w:asciiTheme="minorHAnsi" w:hAnsiTheme="minorHAnsi" w:cstheme="minorBidi" w:hint="eastAsia"/>
               <w:noProof/>
               <w:kern w:val="2"/>
               <w:sz w:val="24"/>
@@ -3036,7 +3036,7 @@
               <w:tab w:val="right" w:leader="dot" w:pos="10790"/>
             </w:tabs>
             <w:rPr>
-              <w:rFonts w:asciiTheme="minorHAnsi" w:hAnsiTheme="minorHAnsi" w:cstheme="minorBidi"/>
+              <w:rFonts w:asciiTheme="minorHAnsi" w:hAnsiTheme="minorHAnsi" w:cstheme="minorBidi" w:hint="eastAsia"/>
               <w:noProof/>
               <w:kern w:val="2"/>
               <w:sz w:val="24"/>
@@ -3128,7 +3128,7 @@
               <w:tab w:val="right" w:leader="dot" w:pos="10790"/>
             </w:tabs>
             <w:rPr>
-              <w:rFonts w:asciiTheme="minorHAnsi" w:hAnsiTheme="minorHAnsi" w:cstheme="minorBidi"/>
+              <w:rFonts w:asciiTheme="minorHAnsi" w:hAnsiTheme="minorHAnsi" w:cstheme="minorBidi" w:hint="eastAsia"/>
               <w:noProof/>
               <w:kern w:val="2"/>
               <w:sz w:val="24"/>
@@ -3220,7 +3220,7 @@
               <w:tab w:val="right" w:leader="dot" w:pos="10790"/>
             </w:tabs>
             <w:rPr>
-              <w:rFonts w:asciiTheme="minorHAnsi" w:hAnsiTheme="minorHAnsi" w:cstheme="minorBidi"/>
+              <w:rFonts w:asciiTheme="minorHAnsi" w:hAnsiTheme="minorHAnsi" w:cstheme="minorBidi" w:hint="eastAsia"/>
               <w:noProof/>
               <w:kern w:val="2"/>
               <w:sz w:val="24"/>
@@ -3312,7 +3312,7 @@
               <w:tab w:val="right" w:leader="dot" w:pos="10790"/>
             </w:tabs>
             <w:rPr>
-              <w:rFonts w:asciiTheme="minorHAnsi" w:hAnsiTheme="minorHAnsi" w:cstheme="minorBidi"/>
+              <w:rFonts w:asciiTheme="minorHAnsi" w:hAnsiTheme="minorHAnsi" w:cstheme="minorBidi" w:hint="eastAsia"/>
               <w:noProof/>
               <w:kern w:val="2"/>
               <w:sz w:val="24"/>
@@ -3404,7 +3404,7 @@
               <w:tab w:val="right" w:leader="dot" w:pos="10790"/>
             </w:tabs>
             <w:rPr>
-              <w:rFonts w:asciiTheme="minorHAnsi" w:hAnsiTheme="minorHAnsi" w:cstheme="minorBidi"/>
+              <w:rFonts w:asciiTheme="minorHAnsi" w:hAnsiTheme="minorHAnsi" w:cstheme="minorBidi" w:hint="eastAsia"/>
               <w:noProof/>
               <w:kern w:val="2"/>
               <w:sz w:val="24"/>
@@ -3496,7 +3496,7 @@
               <w:tab w:val="right" w:leader="dot" w:pos="10790"/>
             </w:tabs>
             <w:rPr>
-              <w:rFonts w:asciiTheme="minorHAnsi" w:hAnsiTheme="minorHAnsi" w:cstheme="minorBidi"/>
+              <w:rFonts w:asciiTheme="minorHAnsi" w:hAnsiTheme="minorHAnsi" w:cstheme="minorBidi" w:hint="eastAsia"/>
               <w:noProof/>
               <w:kern w:val="2"/>
               <w:sz w:val="24"/>
@@ -3588,7 +3588,7 @@
               <w:tab w:val="right" w:leader="dot" w:pos="10790"/>
             </w:tabs>
             <w:rPr>
-              <w:rFonts w:asciiTheme="minorHAnsi" w:hAnsiTheme="minorHAnsi" w:cstheme="minorBidi"/>
+              <w:rFonts w:asciiTheme="minorHAnsi" w:hAnsiTheme="minorHAnsi" w:cstheme="minorBidi" w:hint="eastAsia"/>
               <w:noProof/>
               <w:kern w:val="2"/>
               <w:sz w:val="24"/>
@@ -3680,7 +3680,7 @@
               <w:tab w:val="right" w:leader="dot" w:pos="10790"/>
             </w:tabs>
             <w:rPr>
-              <w:rFonts w:asciiTheme="minorHAnsi" w:hAnsiTheme="minorHAnsi" w:cstheme="minorBidi"/>
+              <w:rFonts w:asciiTheme="minorHAnsi" w:hAnsiTheme="minorHAnsi" w:cstheme="minorBidi" w:hint="eastAsia"/>
               <w:noProof/>
               <w:kern w:val="2"/>
               <w:sz w:val="24"/>
@@ -3772,7 +3772,7 @@
               <w:tab w:val="right" w:leader="dot" w:pos="10790"/>
             </w:tabs>
             <w:rPr>
-              <w:rFonts w:asciiTheme="minorHAnsi" w:hAnsiTheme="minorHAnsi" w:cstheme="minorBidi"/>
+              <w:rFonts w:asciiTheme="minorHAnsi" w:hAnsiTheme="minorHAnsi" w:cstheme="minorBidi" w:hint="eastAsia"/>
               <w:noProof/>
               <w:kern w:val="2"/>
               <w:sz w:val="24"/>
@@ -3864,7 +3864,7 @@
               <w:tab w:val="right" w:leader="dot" w:pos="10790"/>
             </w:tabs>
             <w:rPr>
-              <w:rFonts w:asciiTheme="minorHAnsi" w:hAnsiTheme="minorHAnsi" w:cstheme="minorBidi"/>
+              <w:rFonts w:asciiTheme="minorHAnsi" w:hAnsiTheme="minorHAnsi" w:cstheme="minorBidi" w:hint="eastAsia"/>
               <w:noProof/>
               <w:kern w:val="2"/>
               <w:sz w:val="24"/>
@@ -3956,7 +3956,7 @@
               <w:tab w:val="right" w:leader="dot" w:pos="10790"/>
             </w:tabs>
             <w:rPr>
-              <w:rFonts w:asciiTheme="minorHAnsi" w:hAnsiTheme="minorHAnsi" w:cstheme="minorBidi"/>
+              <w:rFonts w:asciiTheme="minorHAnsi" w:hAnsiTheme="minorHAnsi" w:cstheme="minorBidi" w:hint="eastAsia"/>
               <w:noProof/>
               <w:kern w:val="2"/>
               <w:sz w:val="24"/>
@@ -4048,7 +4048,7 @@
               <w:tab w:val="right" w:leader="dot" w:pos="10790"/>
             </w:tabs>
             <w:rPr>
-              <w:rFonts w:asciiTheme="minorHAnsi" w:hAnsiTheme="minorHAnsi" w:cstheme="minorBidi"/>
+              <w:rFonts w:asciiTheme="minorHAnsi" w:hAnsiTheme="minorHAnsi" w:cstheme="minorBidi" w:hint="eastAsia"/>
               <w:noProof/>
               <w:kern w:val="2"/>
               <w:sz w:val="24"/>
@@ -4140,7 +4140,7 @@
               <w:tab w:val="right" w:leader="dot" w:pos="10790"/>
             </w:tabs>
             <w:rPr>
-              <w:rFonts w:asciiTheme="minorHAnsi" w:hAnsiTheme="minorHAnsi" w:cstheme="minorBidi"/>
+              <w:rFonts w:asciiTheme="minorHAnsi" w:hAnsiTheme="minorHAnsi" w:cstheme="minorBidi" w:hint="eastAsia"/>
               <w:noProof/>
               <w:kern w:val="2"/>
               <w:sz w:val="24"/>
@@ -4232,7 +4232,7 @@
               <w:tab w:val="right" w:leader="dot" w:pos="10790"/>
             </w:tabs>
             <w:rPr>
-              <w:rFonts w:asciiTheme="minorHAnsi" w:hAnsiTheme="minorHAnsi" w:cstheme="minorBidi"/>
+              <w:rFonts w:asciiTheme="minorHAnsi" w:hAnsiTheme="minorHAnsi" w:cstheme="minorBidi" w:hint="eastAsia"/>
               <w:noProof/>
               <w:kern w:val="2"/>
               <w:sz w:val="24"/>
@@ -4324,7 +4324,7 @@
               <w:tab w:val="right" w:leader="dot" w:pos="10790"/>
             </w:tabs>
             <w:rPr>
-              <w:rFonts w:asciiTheme="minorHAnsi" w:hAnsiTheme="minorHAnsi" w:cstheme="minorBidi"/>
+              <w:rFonts w:asciiTheme="minorHAnsi" w:hAnsiTheme="minorHAnsi" w:cstheme="minorBidi" w:hint="eastAsia"/>
               <w:noProof/>
               <w:kern w:val="2"/>
               <w:sz w:val="24"/>
@@ -4416,7 +4416,7 @@
               <w:tab w:val="right" w:leader="dot" w:pos="10790"/>
             </w:tabs>
             <w:rPr>
-              <w:rFonts w:asciiTheme="minorHAnsi" w:hAnsiTheme="minorHAnsi" w:cstheme="minorBidi"/>
+              <w:rFonts w:asciiTheme="minorHAnsi" w:hAnsiTheme="minorHAnsi" w:cstheme="minorBidi" w:hint="eastAsia"/>
               <w:noProof/>
               <w:kern w:val="2"/>
               <w:sz w:val="24"/>
@@ -4508,7 +4508,7 @@
               <w:tab w:val="right" w:leader="dot" w:pos="10790"/>
             </w:tabs>
             <w:rPr>
-              <w:rFonts w:asciiTheme="minorHAnsi" w:hAnsiTheme="minorHAnsi" w:cstheme="minorBidi"/>
+              <w:rFonts w:asciiTheme="minorHAnsi" w:hAnsiTheme="minorHAnsi" w:cstheme="minorBidi" w:hint="eastAsia"/>
               <w:noProof/>
               <w:kern w:val="2"/>
               <w:sz w:val="24"/>
@@ -4600,7 +4600,7 @@
               <w:tab w:val="right" w:leader="dot" w:pos="10790"/>
             </w:tabs>
             <w:rPr>
-              <w:rFonts w:asciiTheme="minorHAnsi" w:hAnsiTheme="minorHAnsi" w:cstheme="minorBidi"/>
+              <w:rFonts w:asciiTheme="minorHAnsi" w:hAnsiTheme="minorHAnsi" w:cstheme="minorBidi" w:hint="eastAsia"/>
               <w:noProof/>
               <w:kern w:val="2"/>
               <w:sz w:val="24"/>
@@ -4692,7 +4692,7 @@
               <w:tab w:val="right" w:leader="dot" w:pos="10790"/>
             </w:tabs>
             <w:rPr>
-              <w:rFonts w:asciiTheme="minorHAnsi" w:hAnsiTheme="minorHAnsi" w:cstheme="minorBidi"/>
+              <w:rFonts w:asciiTheme="minorHAnsi" w:hAnsiTheme="minorHAnsi" w:cstheme="minorBidi" w:hint="eastAsia"/>
               <w:noProof/>
               <w:kern w:val="2"/>
               <w:sz w:val="24"/>
@@ -4784,7 +4784,7 @@
               <w:tab w:val="right" w:leader="dot" w:pos="10790"/>
             </w:tabs>
             <w:rPr>
-              <w:rFonts w:asciiTheme="minorHAnsi" w:hAnsiTheme="minorHAnsi" w:cstheme="minorBidi"/>
+              <w:rFonts w:asciiTheme="minorHAnsi" w:hAnsiTheme="minorHAnsi" w:cstheme="minorBidi" w:hint="eastAsia"/>
               <w:noProof/>
               <w:kern w:val="2"/>
               <w:sz w:val="24"/>
@@ -4876,7 +4876,7 @@
               <w:tab w:val="right" w:leader="dot" w:pos="10790"/>
             </w:tabs>
             <w:rPr>
-              <w:rFonts w:asciiTheme="minorHAnsi" w:hAnsiTheme="minorHAnsi" w:cstheme="minorBidi"/>
+              <w:rFonts w:asciiTheme="minorHAnsi" w:hAnsiTheme="minorHAnsi" w:cstheme="minorBidi" w:hint="eastAsia"/>
               <w:noProof/>
               <w:kern w:val="2"/>
               <w:sz w:val="24"/>
@@ -4968,7 +4968,7 @@
               <w:tab w:val="right" w:leader="dot" w:pos="10790"/>
             </w:tabs>
             <w:rPr>
-              <w:rFonts w:asciiTheme="minorHAnsi" w:hAnsiTheme="minorHAnsi" w:cstheme="minorBidi"/>
+              <w:rFonts w:asciiTheme="minorHAnsi" w:hAnsiTheme="minorHAnsi" w:cstheme="minorBidi" w:hint="eastAsia"/>
               <w:noProof/>
               <w:kern w:val="2"/>
               <w:sz w:val="24"/>
@@ -5060,7 +5060,7 @@
               <w:tab w:val="right" w:leader="dot" w:pos="10790"/>
             </w:tabs>
             <w:rPr>
-              <w:rFonts w:asciiTheme="minorHAnsi" w:hAnsiTheme="minorHAnsi" w:cstheme="minorBidi"/>
+              <w:rFonts w:asciiTheme="minorHAnsi" w:hAnsiTheme="minorHAnsi" w:cstheme="minorBidi" w:hint="eastAsia"/>
               <w:noProof/>
               <w:kern w:val="2"/>
               <w:sz w:val="24"/>
@@ -5152,7 +5152,7 @@
               <w:tab w:val="right" w:leader="dot" w:pos="10790"/>
             </w:tabs>
             <w:rPr>
-              <w:rFonts w:asciiTheme="minorHAnsi" w:hAnsiTheme="minorHAnsi" w:cstheme="minorBidi"/>
+              <w:rFonts w:asciiTheme="minorHAnsi" w:hAnsiTheme="minorHAnsi" w:cstheme="minorBidi" w:hint="eastAsia"/>
               <w:noProof/>
               <w:kern w:val="2"/>
               <w:sz w:val="24"/>
@@ -5244,7 +5244,7 @@
               <w:tab w:val="right" w:leader="dot" w:pos="10790"/>
             </w:tabs>
             <w:rPr>
-              <w:rFonts w:asciiTheme="minorHAnsi" w:hAnsiTheme="minorHAnsi" w:cstheme="minorBidi"/>
+              <w:rFonts w:asciiTheme="minorHAnsi" w:hAnsiTheme="minorHAnsi" w:cstheme="minorBidi" w:hint="eastAsia"/>
               <w:noProof/>
               <w:kern w:val="2"/>
               <w:sz w:val="24"/>
@@ -5336,7 +5336,7 @@
               <w:tab w:val="right" w:leader="dot" w:pos="10790"/>
             </w:tabs>
             <w:rPr>
-              <w:rFonts w:asciiTheme="minorHAnsi" w:hAnsiTheme="minorHAnsi" w:cstheme="minorBidi"/>
+              <w:rFonts w:asciiTheme="minorHAnsi" w:hAnsiTheme="minorHAnsi" w:cstheme="minorBidi" w:hint="eastAsia"/>
               <w:noProof/>
               <w:kern w:val="2"/>
               <w:sz w:val="24"/>
@@ -5428,7 +5428,7 @@
               <w:tab w:val="right" w:leader="dot" w:pos="10790"/>
             </w:tabs>
             <w:rPr>
-              <w:rFonts w:asciiTheme="minorHAnsi" w:hAnsiTheme="minorHAnsi" w:cstheme="minorBidi"/>
+              <w:rFonts w:asciiTheme="minorHAnsi" w:hAnsiTheme="minorHAnsi" w:cstheme="minorBidi" w:hint="eastAsia"/>
               <w:noProof/>
               <w:kern w:val="2"/>
               <w:sz w:val="24"/>
@@ -5520,7 +5520,7 @@
               <w:tab w:val="right" w:leader="dot" w:pos="10790"/>
             </w:tabs>
             <w:rPr>
-              <w:rFonts w:asciiTheme="minorHAnsi" w:hAnsiTheme="minorHAnsi" w:cstheme="minorBidi"/>
+              <w:rFonts w:asciiTheme="minorHAnsi" w:hAnsiTheme="minorHAnsi" w:cstheme="minorBidi" w:hint="eastAsia"/>
               <w:noProof/>
               <w:kern w:val="2"/>
               <w:sz w:val="24"/>
@@ -5612,7 +5612,7 @@
               <w:tab w:val="right" w:leader="dot" w:pos="10790"/>
             </w:tabs>
             <w:rPr>
-              <w:rFonts w:asciiTheme="minorHAnsi" w:hAnsiTheme="minorHAnsi" w:cstheme="minorBidi"/>
+              <w:rFonts w:asciiTheme="minorHAnsi" w:hAnsiTheme="minorHAnsi" w:cstheme="minorBidi" w:hint="eastAsia"/>
               <w:noProof/>
               <w:kern w:val="2"/>
               <w:sz w:val="24"/>
@@ -5704,7 +5704,7 @@
               <w:tab w:val="right" w:leader="dot" w:pos="10790"/>
             </w:tabs>
             <w:rPr>
-              <w:rFonts w:asciiTheme="minorHAnsi" w:hAnsiTheme="minorHAnsi" w:cstheme="minorBidi"/>
+              <w:rFonts w:asciiTheme="minorHAnsi" w:hAnsiTheme="minorHAnsi" w:cstheme="minorBidi" w:hint="eastAsia"/>
               <w:noProof/>
               <w:kern w:val="2"/>
               <w:sz w:val="24"/>
@@ -5796,7 +5796,7 @@
               <w:tab w:val="right" w:leader="dot" w:pos="10790"/>
             </w:tabs>
             <w:rPr>
-              <w:rFonts w:asciiTheme="minorHAnsi" w:hAnsiTheme="minorHAnsi" w:cstheme="minorBidi"/>
+              <w:rFonts w:asciiTheme="minorHAnsi" w:hAnsiTheme="minorHAnsi" w:cstheme="minorBidi" w:hint="eastAsia"/>
               <w:noProof/>
               <w:kern w:val="2"/>
               <w:sz w:val="24"/>
@@ -6389,12 +6389,12 @@
             <w:pPr>
               <w:spacing w:after="160" w:line="278" w:lineRule="auto"/>
               <w:rPr>
-                <w:szCs w:val="20"/>
-              </w:rPr>
-            </w:pPr>
-            <w:r>
-              <w:rPr>
-                <w:szCs w:val="20"/>
+                <w:highlight w:val="yellow"/>
+              </w:rPr>
+            </w:pPr>
+            <w:r>
+              <w:rPr>
+                <w:highlight w:val="yellow"/>
               </w:rPr>
               <w:t>Product / Service Owner</w:t>
             </w:r>
@@ -9223,7 +9223,7 @@
           <w:sz w:val="20"/>
           <w:szCs w:val="20"/>
         </w:rPr>
-        <w:t>This involves integrating disparate sources, to determine and report on data accuracy, consistency, and trustworthiness</w:t>
+        <w:t xml:space="preserve">This involves integrating disparate sources, </w:t>
       </w:r>
       <w:r>
         <w:rPr>
@@ -9232,7 +9232,34 @@
           <w:sz w:val="20"/>
           <w:szCs w:val="20"/>
         </w:rPr>
-        <w:t>.</w:t>
+        <w:t>determining</w:t>
+      </w:r>
+      <w:r>
+        <w:rPr>
+          <w:rFonts w:eastAsiaTheme="minorEastAsia" w:cs="Arial"/>
+          <w:b w:val="0"/>
+          <w:sz w:val="20"/>
+          <w:szCs w:val="20"/>
+        </w:rPr>
+        <w:t xml:space="preserve"> and </w:t>
+      </w:r>
+      <w:r>
+        <w:rPr>
+          <w:rFonts w:eastAsiaTheme="minorEastAsia" w:cs="Arial"/>
+          <w:b w:val="0"/>
+          <w:sz w:val="20"/>
+          <w:szCs w:val="20"/>
+        </w:rPr>
+        <w:t>reporting</w:t>
+      </w:r>
+      <w:r>
+        <w:rPr>
+          <w:rFonts w:eastAsiaTheme="minorEastAsia" w:cs="Arial"/>
+          <w:b w:val="0"/>
+          <w:sz w:val="20"/>
+          <w:szCs w:val="20"/>
+        </w:rPr>
+        <w:t xml:space="preserve"> data accuracy, consistency, and trustworthiness.</w:t>
       </w:r>
     </w:p>
     <w:p>
@@ -9342,27 +9369,11 @@
     <w:p>
       <w:pPr>
         <w:ind w:left="720"/>
-        <w:rPr>
-          <w:szCs w:val="20"/>
-        </w:rPr>
-      </w:pPr>
-      <w:r>
-        <w:rPr>
-          <w:szCs w:val="20"/>
-        </w:rPr>
-        <w:t xml:space="preserve">This lack of data visibility results in inefficient workflows and high manual effort; for example, teams may process as few as </w:t>
-      </w:r>
-      <w:r>
-        <w:rPr>
-          <w:szCs w:val="20"/>
-          <w:highlight w:val="yellow"/>
-        </w:rPr>
-        <w:t>4-5 records per hour when using manual methods</w:t>
-      </w:r>
-      <w:r>
-        <w:rPr>
-          <w:szCs w:val="20"/>
-        </w:rPr>
+      </w:pPr>
+      <w:r>
+        <w:t>This lack of data visibility results in inefficient workflows and high manual effort</w:t>
+      </w:r>
+      <w:r>
         <w:t>.</w:t>
       </w:r>
     </w:p>
@@ -9427,13 +9438,7 @@
         <w:rPr>
           <w:szCs w:val="20"/>
         </w:rPr>
-        <w:t xml:space="preserve"> The solution can be operationalized and deployed in days rather than months, allowing users to build complex data processes without writing any SQL</w:t>
-      </w:r>
-      <w:r>
-        <w:rPr>
-          <w:szCs w:val="20"/>
-        </w:rPr>
-        <w:t>.</w:t>
+        <w:t xml:space="preserve"> The solution can be operationalized and deployed in days rather than months, allowing users to build complex data processes without writing any SQL.</w:t>
       </w:r>
     </w:p>
     <w:p>
@@ -9491,13 +9496,7 @@
         <w:rPr>
           <w:szCs w:val="20"/>
         </w:rPr>
-        <w:t xml:space="preserve"> By combining self-service tools with globally curated data sets (address, email, and phone validation), the platform ensures enterprise-wide validation to meet regulatory obligations and improve decision-making accuracy</w:t>
-      </w:r>
-      <w:r>
-        <w:rPr>
-          <w:szCs w:val="20"/>
-        </w:rPr>
-        <w:t>.</w:t>
+        <w:t xml:space="preserve"> By combining self-service tools with globally curated data sets (address, email, and phone validation), the platform ensures enterprise-wide validation to meet regulatory obligations and improve decision-making accuracy.</w:t>
       </w:r>
     </w:p>
     <w:p>
@@ -9515,82 +9514,31 @@
         <w:rPr>
           <w:b/>
           <w:bCs/>
-          <w:szCs w:val="20"/>
         </w:rPr>
         <w:t>Seamless Integration &amp; Scalability:</w:t>
       </w:r>
       <w:r>
-        <w:rPr>
-          <w:szCs w:val="20"/>
-        </w:rPr>
         <w:t xml:space="preserve"> The solution works with existing technology stacks and is architected for high-performance loading on large data volumes, supporting everything from small workloads to over 1 billion records</w:t>
       </w:r>
       <w:r>
-        <w:rPr>
-          <w:szCs w:val="20"/>
-        </w:rPr>
         <w:t>.</w:t>
       </w:r>
     </w:p>
     <w:p>
       <w:pPr>
-        <w:pStyle w:val="ListParagraph"/>
-        <w:numPr>
-          <w:ilvl w:val="0"/>
-          <w:numId w:val="8"/>
-        </w:numPr>
+        <w:ind w:left="720"/>
         <w:rPr>
           <w:szCs w:val="20"/>
         </w:rPr>
       </w:pPr>
-      <w:r>
-        <w:rPr>
-          <w:b/>
-          <w:bCs/>
-          <w:szCs w:val="20"/>
-        </w:rPr>
-        <w:t>Extensibility:</w:t>
-      </w:r>
-      <w:r>
-        <w:rPr>
-          <w:szCs w:val="20"/>
-        </w:rPr>
-        <w:t xml:space="preserve"> </w:t>
-      </w:r>
-      <w:r>
-        <w:rPr>
-          <w:szCs w:val="20"/>
-          <w:highlight w:val="yellow"/>
-        </w:rPr>
-        <w:t>Through a robust SDK and REST API</w:t>
-      </w:r>
-      <w:r>
-        <w:rPr>
-          <w:szCs w:val="20"/>
-        </w:rPr>
-        <w:t>, the platform remains highly customizable, allowing architects to trigger external services or perform complex, unique transformations within a single workflow step</w:t>
-      </w:r>
-      <w:r>
-        <w:rPr>
-          <w:szCs w:val="20"/>
-        </w:rPr>
-        <w:t>.</w:t>
-      </w:r>
     </w:p>
     <w:p>
       <w:pPr>
-        <w:ind w:left="720"/>
-        <w:rPr>
-          <w:szCs w:val="20"/>
-        </w:rPr>
-      </w:pPr>
-    </w:p>
-    <w:p>
-      <w:pPr>
         <w:pStyle w:val="Heading2"/>
       </w:pPr>
       <w:bookmarkStart w:id="11" w:name="_Toc225753592"/>
       <w:r>
+        <w:lastRenderedPageBreak/>
         <w:t>Business Unit</w:t>
       </w:r>
       <w:r>
@@ -9642,15 +9590,14 @@
           <w:p>
             <w:pPr>
               <w:rPr>
+                <w:rFonts w:hint="eastAsia"/>
                 <w:b w:val="0"/>
                 <w:bCs w:val="0"/>
-                <w:szCs w:val="20"/>
               </w:rPr>
             </w:pPr>
             <w:r>
               <w:rPr>
                 <w:rFonts w:ascii="Arial" w:hAnsi="Arial" w:cs="Arial"/>
-                <w:szCs w:val="20"/>
               </w:rPr>
               <w:t>The following Country/Business Unit(s) will be impacted by this Solution Design:</w:t>
             </w:r>
@@ -9678,14 +9625,10 @@
               <w:jc w:val="center"/>
               <w:rPr>
                 <w:rFonts w:ascii="Arial" w:hAnsi="Arial" w:cs="Arial"/>
-                <w:szCs w:val="20"/>
               </w:rPr>
             </w:pPr>
             <w:sdt>
               <w:sdtPr>
-                <w:rPr>
-                  <w:szCs w:val="20"/>
-                </w:rPr>
                 <w:id w:val="-1864737872"/>
                 <w14:checkbox>
                   <w14:checked w14:val="0"/>
@@ -9696,8 +9639,7 @@
               <w:sdtContent>
                 <w:r>
                   <w:rPr>
-                    <w:rFonts w:ascii="Segoe UI Symbol" w:eastAsia="MS Gothic" w:hAnsi="Segoe UI Symbol" w:cs="Segoe UI Symbol"/>
-                    <w:szCs w:val="20"/>
+                    <w:rFonts w:ascii="MS Gothic" w:eastAsia="MS Gothic" w:hAnsi="MS Gothic" w:cs="MS Gothic"/>
                   </w:rPr>
                   <w:t>☐</w:t>
                 </w:r>
@@ -9747,13 +9689,11 @@
                   <w:jc w:val="center"/>
                   <w:rPr>
                     <w:rFonts w:ascii="Arial" w:hAnsi="Arial" w:cs="Arial"/>
-                    <w:szCs w:val="20"/>
                   </w:rPr>
                 </w:pPr>
                 <w:r>
                   <w:rPr>
-                    <w:rFonts w:ascii="MS Gothic" w:eastAsia="MS Gothic" w:hAnsi="MS Gothic" w:hint="eastAsia"/>
-                    <w:szCs w:val="20"/>
+                    <w:rFonts w:ascii="MS Gothic" w:eastAsia="MS Gothic" w:hAnsi="MS Gothic" w:cs="MS Gothic"/>
                   </w:rPr>
                   <w:t>☐</w:t>
                 </w:r>
@@ -10217,6 +10157,7 @@
           <w:p>
             <w:pPr>
               <w:rPr>
+                <w:rFonts w:hint="eastAsia"/>
                 <w:szCs w:val="20"/>
               </w:rPr>
             </w:pPr>
@@ -10243,7 +10184,7 @@
             </w:rPr>
             <w:id w:val="551808629"/>
             <w14:checkbox>
-              <w14:checked w14:val="0"/>
+              <w14:checked w14:val="1"/>
               <w14:checkedState w14:val="2612" w14:font="MS Gothic"/>
               <w14:uncheckedState w14:val="2610" w14:font="MS Gothic"/>
             </w14:checkbox>
@@ -10258,15 +10199,13 @@
                   <w:jc w:val="center"/>
                   <w:rPr>
                     <w:rFonts w:ascii="Segoe UI Symbol" w:hAnsi="Segoe UI Symbol" w:cs="Segoe UI Symbol"/>
-                    <w:szCs w:val="20"/>
                   </w:rPr>
                 </w:pPr>
                 <w:r>
                   <w:rPr>
-                    <w:rFonts w:ascii="MS Gothic" w:eastAsia="MS Gothic" w:hAnsi="MS Gothic" w:hint="eastAsia"/>
-                    <w:szCs w:val="20"/>
+                    <w:rFonts w:ascii="MS Gothic" w:eastAsia="MS Gothic" w:hAnsi="MS Gothic" w:cs="MS Gothic"/>
                   </w:rPr>
-                  <w:t>☐</w:t>
+                  <w:t>☒</w:t>
                 </w:r>
               </w:p>
             </w:tc>
@@ -10280,6 +10219,7 @@
           <w:p>
             <w:pPr>
               <w:rPr>
+                <w:rFonts w:hint="eastAsia"/>
                 <w:szCs w:val="20"/>
               </w:rPr>
             </w:pPr>
@@ -10342,6 +10282,7 @@
           <w:p>
             <w:pPr>
               <w:rPr>
+                <w:rFonts w:hint="eastAsia"/>
                 <w:b w:val="0"/>
                 <w:bCs w:val="0"/>
                 <w:szCs w:val="20"/>
@@ -10408,6 +10349,7 @@
           <w:p>
             <w:pPr>
               <w:rPr>
+                <w:rFonts w:hint="eastAsia"/>
                 <w:szCs w:val="20"/>
               </w:rPr>
             </w:pPr>
@@ -10497,6 +10439,7 @@
           <w:p>
             <w:pPr>
               <w:rPr>
+                <w:rFonts w:hint="eastAsia"/>
                 <w:szCs w:val="20"/>
               </w:rPr>
             </w:pPr>
@@ -10577,6 +10520,7 @@
           <w:p>
             <w:pPr>
               <w:rPr>
+                <w:rFonts w:hint="eastAsia"/>
                 <w:szCs w:val="20"/>
               </w:rPr>
             </w:pPr>
@@ -10684,6 +10628,7 @@
             <w:pPr>
               <w:jc w:val="center"/>
               <w:rPr>
+                <w:rFonts w:hint="eastAsia"/>
                 <w:szCs w:val="20"/>
               </w:rPr>
             </w:pPr>
@@ -10754,6 +10699,7 @@
           <w:p>
             <w:pPr>
               <w:rPr>
+                <w:rFonts w:hint="eastAsia"/>
                 <w:szCs w:val="20"/>
               </w:rPr>
             </w:pPr>
@@ -10772,7 +10718,7 @@
             </w:rPr>
             <w:id w:val="1252856283"/>
             <w14:checkbox>
-              <w14:checked w14:val="0"/>
+              <w14:checked w14:val="1"/>
               <w14:checkedState w14:val="2612" w14:font="MS Gothic"/>
               <w14:uncheckedState w14:val="2610" w14:font="MS Gothic"/>
             </w14:checkbox>
@@ -10785,15 +10731,14 @@
               <w:p>
                 <w:pPr>
                   <w:rPr>
-                    <w:szCs w:val="20"/>
+                    <w:rFonts w:hint="eastAsia"/>
                   </w:rPr>
                 </w:pPr>
                 <w:r>
                   <w:rPr>
-                    <w:rFonts w:ascii="MS Gothic" w:eastAsia="MS Gothic" w:hAnsi="MS Gothic" w:hint="eastAsia"/>
-                    <w:szCs w:val="20"/>
+                    <w:rFonts w:ascii="MS Gothic" w:eastAsia="MS Gothic" w:hAnsi="MS Gothic" w:cs="MS Gothic"/>
                   </w:rPr>
-                  <w:t>☐</w:t>
+                  <w:t>☒</w:t>
                 </w:r>
               </w:p>
             </w:tc>
@@ -10806,6 +10751,7 @@
           <w:p>
             <w:pPr>
               <w:rPr>
+                <w:rFonts w:hint="eastAsia"/>
                 <w:szCs w:val="20"/>
               </w:rPr>
             </w:pPr>
@@ -10837,6 +10783,7 @@
               <w:p>
                 <w:pPr>
                   <w:rPr>
+                    <w:rFonts w:hint="eastAsia"/>
                     <w:szCs w:val="20"/>
                   </w:rPr>
                 </w:pPr>
@@ -10858,6 +10805,7 @@
           <w:p>
             <w:pPr>
               <w:rPr>
+                <w:rFonts w:hint="eastAsia"/>
                 <w:szCs w:val="20"/>
               </w:rPr>
             </w:pPr>
@@ -10924,6 +10872,7 @@
           <w:p>
             <w:pPr>
               <w:rPr>
+                <w:rFonts w:hint="eastAsia"/>
                 <w:szCs w:val="20"/>
               </w:rPr>
             </w:pPr>
@@ -10937,6 +10886,7 @@
           <w:p>
             <w:pPr>
               <w:rPr>
+                <w:rFonts w:hint="eastAsia"/>
                 <w:szCs w:val="20"/>
               </w:rPr>
             </w:pPr>
@@ -10963,6 +10913,7 @@
               <w:p>
                 <w:pPr>
                   <w:rPr>
+                    <w:rFonts w:hint="eastAsia"/>
                     <w:szCs w:val="20"/>
                   </w:rPr>
                 </w:pPr>
@@ -10985,6 +10936,7 @@
           <w:p>
             <w:pPr>
               <w:rPr>
+                <w:rFonts w:hint="eastAsia"/>
                 <w:szCs w:val="20"/>
               </w:rPr>
             </w:pPr>
@@ -11017,6 +10969,7 @@
               <w:p>
                 <w:pPr>
                   <w:rPr>
+                    <w:rFonts w:hint="eastAsia"/>
                     <w:szCs w:val="20"/>
                   </w:rPr>
                 </w:pPr>
@@ -11039,6 +10992,7 @@
           <w:p>
             <w:pPr>
               <w:rPr>
+                <w:rFonts w:hint="eastAsia"/>
                 <w:szCs w:val="20"/>
               </w:rPr>
             </w:pPr>
@@ -11103,6 +11057,7 @@
           <w:p>
             <w:pPr>
               <w:rPr>
+                <w:rFonts w:hint="eastAsia"/>
                 <w:szCs w:val="20"/>
               </w:rPr>
             </w:pPr>
@@ -11134,6 +11089,7 @@
               <w:p>
                 <w:pPr>
                   <w:rPr>
+                    <w:rFonts w:hint="eastAsia"/>
                     <w:szCs w:val="20"/>
                   </w:rPr>
                 </w:pPr>
@@ -11155,6 +11111,7 @@
           <w:p>
             <w:pPr>
               <w:rPr>
+                <w:rFonts w:hint="eastAsia"/>
                 <w:szCs w:val="20"/>
               </w:rPr>
             </w:pPr>
@@ -11168,6 +11125,7 @@
           <w:p>
             <w:pPr>
               <w:rPr>
+                <w:rFonts w:hint="eastAsia"/>
                 <w:szCs w:val="20"/>
               </w:rPr>
             </w:pPr>
@@ -11193,6 +11151,7 @@
               <w:p>
                 <w:pPr>
                   <w:rPr>
+                    <w:rFonts w:hint="eastAsia"/>
                     <w:szCs w:val="20"/>
                   </w:rPr>
                 </w:pPr>
@@ -11217,6 +11176,7 @@
                 <w:tab w:val="left" w:pos="1440"/>
               </w:tabs>
               <w:rPr>
+                <w:rFonts w:hint="eastAsia"/>
                 <w:szCs w:val="20"/>
               </w:rPr>
             </w:pPr>
@@ -11230,6 +11190,7 @@
           <w:p>
             <w:pPr>
               <w:rPr>
+                <w:rFonts w:hint="eastAsia"/>
                 <w:szCs w:val="20"/>
               </w:rPr>
             </w:pPr>
@@ -11290,6 +11251,7 @@
           <w:p>
             <w:pPr>
               <w:rPr>
+                <w:rFonts w:hint="eastAsia"/>
                 <w:szCs w:val="20"/>
               </w:rPr>
             </w:pPr>
@@ -11322,6 +11284,7 @@
               <w:p>
                 <w:pPr>
                   <w:rPr>
+                    <w:rFonts w:hint="eastAsia"/>
                     <w:szCs w:val="20"/>
                   </w:rPr>
                 </w:pPr>
@@ -11344,6 +11307,7 @@
           <w:p>
             <w:pPr>
               <w:rPr>
+                <w:rFonts w:hint="eastAsia"/>
                 <w:szCs w:val="20"/>
               </w:rPr>
             </w:pPr>
@@ -11363,6 +11327,7 @@
           <w:p>
             <w:pPr>
               <w:rPr>
+                <w:rFonts w:hint="eastAsia"/>
                 <w:szCs w:val="20"/>
               </w:rPr>
             </w:pPr>
@@ -11376,6 +11341,7 @@
           <w:p>
             <w:pPr>
               <w:rPr>
+                <w:rFonts w:hint="eastAsia"/>
                 <w:szCs w:val="20"/>
               </w:rPr>
             </w:pPr>
@@ -11480,18 +11446,17 @@
           <w:p>
             <w:pPr>
               <w:rPr>
+                <w:rFonts w:hint="eastAsia"/>
                 <w:b w:val="0"/>
                 <w:bCs w:val="0"/>
-                <w:szCs w:val="20"/>
               </w:rPr>
             </w:pPr>
             <w:r>
               <w:rPr>
                 <w:b w:val="0"/>
                 <w:bCs w:val="0"/>
-                <w:szCs w:val="20"/>
-              </w:rPr>
-              <w:t>[Major or Minor]</w:t>
+              </w:rPr>
+              <w:t>Minor</w:t>
             </w:r>
           </w:p>
           <w:p>
@@ -11575,6 +11540,7 @@
               <w:spacing w:before="120" w:after="120"/>
               <w:ind w:right="72"/>
               <w:rPr>
+                <w:rFonts w:hint="eastAsia"/>
                 <w:b/>
                 <w:bCs/>
                 <w:szCs w:val="20"/>
@@ -11678,6 +11644,7 @@
                 <w:numId w:val="7"/>
               </w:numPr>
               <w:rPr>
+                <w:rFonts w:hint="eastAsia"/>
                 <w:szCs w:val="20"/>
               </w:rPr>
             </w:pPr>
@@ -11783,6 +11750,86 @@
             </w:rPr>
             <w:id w:val="-232700231"/>
             <w14:checkbox>
+              <w14:checked w14:val="1"/>
+              <w14:checkedState w14:val="2612" w14:font="MS Gothic"/>
+              <w14:uncheckedState w14:val="2610" w14:font="MS Gothic"/>
+            </w14:checkbox>
+          </w:sdtPr>
+          <w:sdtContent>
+            <w:tc>
+              <w:tcPr>
+                <w:tcW w:w="303" w:type="pct"/>
+                <w:tcBorders>
+                  <w:right w:val="single" w:sz="4" w:space="0" w:color="auto"/>
+                </w:tcBorders>
+              </w:tcPr>
+              <w:p>
+                <w:pPr>
+                  <w:jc w:val="center"/>
+                  <w:rPr>
+                    <w:rFonts w:ascii="Arial" w:hAnsi="Arial" w:cs="Arial"/>
+                  </w:rPr>
+                </w:pPr>
+                <w:r>
+                  <w:rPr>
+                    <w:rFonts w:ascii="MS Gothic" w:eastAsia="MS Gothic" w:hAnsi="MS Gothic" w:cs="MS Gothic"/>
+                  </w:rPr>
+                  <w:t>☒</w:t>
+                </w:r>
+              </w:p>
+            </w:tc>
+          </w:sdtContent>
+        </w:sdt>
+        <w:tc>
+          <w:tcPr>
+            <w:tcW w:w="4697" w:type="pct"/>
+            <w:tcBorders>
+              <w:top w:val="single" w:sz="4" w:space="0" w:color="auto"/>
+              <w:left w:val="single" w:sz="4" w:space="0" w:color="auto"/>
+              <w:bottom w:val="single" w:sz="4" w:space="0" w:color="auto"/>
+              <w:right w:val="single" w:sz="4" w:space="0" w:color="auto"/>
+            </w:tcBorders>
+            <w:vAlign w:val="center"/>
+          </w:tcPr>
+          <w:p>
+            <w:pPr>
+              <w:rPr>
+                <w:rFonts w:ascii="Arial" w:hAnsi="Arial" w:cs="Arial"/>
+                <w:szCs w:val="20"/>
+              </w:rPr>
+            </w:pPr>
+            <w:r>
+              <w:rPr>
+                <w:rFonts w:ascii="Arial" w:hAnsi="Arial" w:cs="Arial"/>
+                <w:b/>
+                <w:bCs/>
+                <w:color w:val="000000" w:themeColor="dark1"/>
+                <w:kern w:val="24"/>
+              </w:rPr>
+              <w:t>Commercial off the Shelf (COTS) or Open-Source Implementation</w:t>
+            </w:r>
+            <w:r>
+              <w:rPr>
+                <w:rFonts w:ascii="Arial" w:hAnsi="Arial" w:cs="Arial"/>
+                <w:color w:val="000000" w:themeColor="dark1"/>
+                <w:kern w:val="24"/>
+              </w:rPr>
+              <w:t>:  Use of new Commercial off the Shelf or Open-Source Software Implementation</w:t>
+            </w:r>
+          </w:p>
+        </w:tc>
+      </w:tr>
+      <w:tr>
+        <w:trPr>
+          <w:trHeight w:val="501"/>
+        </w:trPr>
+        <w:sdt>
+          <w:sdtPr>
+            <w:rPr>
+              <w:szCs w:val="20"/>
+            </w:rPr>
+            <w:id w:val="-893430"/>
+            <w14:checkbox>
               <w14:checked w14:val="0"/>
               <w14:checkedState w14:val="2612" w14:font="MS Gothic"/>
               <w14:uncheckedState w14:val="2610" w14:font="MS Gothic"/>
@@ -11801,97 +11848,13 @@
                   <w:jc w:val="center"/>
                   <w:rPr>
                     <w:rFonts w:ascii="Arial" w:hAnsi="Arial" w:cs="Arial"/>
-                    <w:szCs w:val="20"/>
                   </w:rPr>
                 </w:pPr>
                 <w:r>
                   <w:rPr>
-                    <w:rFonts w:ascii="Segoe UI Symbol" w:eastAsia="MS Gothic" w:hAnsi="Segoe UI Symbol" w:cs="Segoe UI Symbol"/>
-                    <w:szCs w:val="20"/>
+                    <w:rFonts w:ascii="MS Gothic" w:eastAsia="MS Gothic" w:hAnsi="MS Gothic" w:cs="MS Gothic"/>
                   </w:rPr>
                   <w:t>☐</w:t>
-                </w:r>
-              </w:p>
-            </w:tc>
-          </w:sdtContent>
-        </w:sdt>
-        <w:tc>
-          <w:tcPr>
-            <w:tcW w:w="4697" w:type="pct"/>
-            <w:tcBorders>
-              <w:top w:val="single" w:sz="4" w:space="0" w:color="auto"/>
-              <w:left w:val="single" w:sz="4" w:space="0" w:color="auto"/>
-              <w:bottom w:val="single" w:sz="4" w:space="0" w:color="auto"/>
-              <w:right w:val="single" w:sz="4" w:space="0" w:color="auto"/>
-            </w:tcBorders>
-            <w:vAlign w:val="center"/>
-          </w:tcPr>
-          <w:p>
-            <w:pPr>
-              <w:rPr>
-                <w:rFonts w:ascii="Arial" w:hAnsi="Arial" w:cs="Arial"/>
-                <w:szCs w:val="20"/>
-              </w:rPr>
-            </w:pPr>
-            <w:r>
-              <w:rPr>
-                <w:rFonts w:ascii="Arial" w:hAnsi="Arial" w:cs="Arial"/>
-                <w:b/>
-                <w:bCs/>
-                <w:color w:val="000000" w:themeColor="dark1"/>
-                <w:kern w:val="24"/>
-              </w:rPr>
-              <w:t>Commercial off the Shelf (COTS) or Open-Source Implementation</w:t>
-            </w:r>
-            <w:r>
-              <w:rPr>
-                <w:rFonts w:ascii="Arial" w:hAnsi="Arial" w:cs="Arial"/>
-                <w:color w:val="000000" w:themeColor="dark1"/>
-                <w:kern w:val="24"/>
-              </w:rPr>
-              <w:t>:  Use of new Commercial off the Shelf or Open-Source Software Implementation</w:t>
-            </w:r>
-          </w:p>
-        </w:tc>
-      </w:tr>
-      <w:tr>
-        <w:trPr>
-          <w:trHeight w:val="501"/>
-        </w:trPr>
-        <w:sdt>
-          <w:sdtPr>
-            <w:rPr>
-              <w:szCs w:val="20"/>
-            </w:rPr>
-            <w:id w:val="-893430"/>
-            <w14:checkbox>
-              <w14:checked w14:val="1"/>
-              <w14:checkedState w14:val="2612" w14:font="MS Gothic"/>
-              <w14:uncheckedState w14:val="2610" w14:font="MS Gothic"/>
-            </w14:checkbox>
-          </w:sdtPr>
-          <w:sdtContent>
-            <w:tc>
-              <w:tcPr>
-                <w:tcW w:w="303" w:type="pct"/>
-                <w:tcBorders>
-                  <w:right w:val="single" w:sz="4" w:space="0" w:color="auto"/>
-                </w:tcBorders>
-              </w:tcPr>
-              <w:p>
-                <w:pPr>
-                  <w:jc w:val="center"/>
-                  <w:rPr>
-                    <w:rFonts w:ascii="Arial" w:hAnsi="Arial" w:cs="Arial"/>
-                    <w:szCs w:val="20"/>
-                  </w:rPr>
-                </w:pPr>
-                <w:r>
-                  <w:rPr>
-                    <w:rFonts w:ascii="MS Gothic" w:eastAsia="MS Gothic" w:hAnsi="MS Gothic" w:hint="eastAsia"/>
-                    <w:szCs w:val="20"/>
-                  </w:rPr>
-                  <w:t>☒</w:t>
                 </w:r>
               </w:p>
             </w:tc>
@@ -12068,6 +12031,7 @@
                 <w:numId w:val="7"/>
               </w:numPr>
               <w:rPr>
+                <w:rFonts w:hint="eastAsia"/>
                 <w:szCs w:val="20"/>
               </w:rPr>
             </w:pPr>
@@ -12173,6 +12137,86 @@
             </w:rPr>
             <w:id w:val="854538679"/>
             <w14:checkbox>
+              <w14:checked w14:val="1"/>
+              <w14:checkedState w14:val="2612" w14:font="MS Gothic"/>
+              <w14:uncheckedState w14:val="2610" w14:font="MS Gothic"/>
+            </w14:checkbox>
+          </w:sdtPr>
+          <w:sdtContent>
+            <w:tc>
+              <w:tcPr>
+                <w:tcW w:w="303" w:type="pct"/>
+                <w:tcBorders>
+                  <w:right w:val="single" w:sz="4" w:space="0" w:color="auto"/>
+                </w:tcBorders>
+              </w:tcPr>
+              <w:p>
+                <w:pPr>
+                  <w:jc w:val="center"/>
+                  <w:rPr>
+                    <w:rFonts w:ascii="Arial" w:hAnsi="Arial" w:cs="Arial"/>
+                  </w:rPr>
+                </w:pPr>
+                <w:r>
+                  <w:rPr>
+                    <w:rFonts w:ascii="MS Gothic" w:eastAsia="MS Gothic" w:hAnsi="MS Gothic" w:cs="MS Gothic"/>
+                  </w:rPr>
+                  <w:t>☒</w:t>
+                </w:r>
+              </w:p>
+            </w:tc>
+          </w:sdtContent>
+        </w:sdt>
+        <w:tc>
+          <w:tcPr>
+            <w:tcW w:w="4697" w:type="pct"/>
+            <w:tcBorders>
+              <w:top w:val="single" w:sz="4" w:space="0" w:color="auto"/>
+              <w:left w:val="single" w:sz="4" w:space="0" w:color="auto"/>
+              <w:bottom w:val="single" w:sz="4" w:space="0" w:color="auto"/>
+              <w:right w:val="single" w:sz="4" w:space="0" w:color="auto"/>
+            </w:tcBorders>
+            <w:vAlign w:val="center"/>
+          </w:tcPr>
+          <w:p>
+            <w:pPr>
+              <w:rPr>
+                <w:rFonts w:ascii="Arial" w:hAnsi="Arial" w:cs="Arial"/>
+                <w:szCs w:val="20"/>
+              </w:rPr>
+            </w:pPr>
+            <w:r>
+              <w:rPr>
+                <w:rFonts w:ascii="Arial" w:hAnsi="Arial" w:cs="Arial"/>
+                <w:b/>
+                <w:bCs/>
+                <w:color w:val="000000" w:themeColor="dark1"/>
+                <w:kern w:val="24"/>
+              </w:rPr>
+              <w:t>Medium Complexity</w:t>
+            </w:r>
+            <w:r>
+              <w:rPr>
+                <w:rFonts w:ascii="Arial" w:hAnsi="Arial" w:cs="Arial"/>
+                <w:color w:val="000000" w:themeColor="dark1"/>
+                <w:kern w:val="24"/>
+              </w:rPr>
+              <w:t>:  New Feature / Enhancement / Major Version Upgrade or an Architecturally Simple Change</w:t>
+            </w:r>
+          </w:p>
+        </w:tc>
+      </w:tr>
+      <w:tr>
+        <w:trPr>
+          <w:trHeight w:val="501"/>
+        </w:trPr>
+        <w:sdt>
+          <w:sdtPr>
+            <w:rPr>
+              <w:szCs w:val="20"/>
+            </w:rPr>
+            <w:id w:val="2135910240"/>
+            <w14:checkbox>
               <w14:checked w14:val="0"/>
               <w14:checkedState w14:val="2612" w14:font="MS Gothic"/>
               <w14:uncheckedState w14:val="2610" w14:font="MS Gothic"/>
@@ -12191,97 +12235,13 @@
                   <w:jc w:val="center"/>
                   <w:rPr>
                     <w:rFonts w:ascii="Arial" w:hAnsi="Arial" w:cs="Arial"/>
-                    <w:szCs w:val="20"/>
                   </w:rPr>
                 </w:pPr>
                 <w:r>
                   <w:rPr>
-                    <w:rFonts w:ascii="Segoe UI Symbol" w:eastAsia="MS Gothic" w:hAnsi="Segoe UI Symbol" w:cs="Segoe UI Symbol"/>
-                    <w:szCs w:val="20"/>
+                    <w:rFonts w:ascii="MS Gothic" w:eastAsia="MS Gothic" w:hAnsi="MS Gothic" w:cs="MS Gothic"/>
                   </w:rPr>
                   <w:t>☐</w:t>
-                </w:r>
-              </w:p>
-            </w:tc>
-          </w:sdtContent>
-        </w:sdt>
-        <w:tc>
-          <w:tcPr>
-            <w:tcW w:w="4697" w:type="pct"/>
-            <w:tcBorders>
-              <w:top w:val="single" w:sz="4" w:space="0" w:color="auto"/>
-              <w:left w:val="single" w:sz="4" w:space="0" w:color="auto"/>
-              <w:bottom w:val="single" w:sz="4" w:space="0" w:color="auto"/>
-              <w:right w:val="single" w:sz="4" w:space="0" w:color="auto"/>
-            </w:tcBorders>
-            <w:vAlign w:val="center"/>
-          </w:tcPr>
-          <w:p>
-            <w:pPr>
-              <w:rPr>
-                <w:rFonts w:ascii="Arial" w:hAnsi="Arial" w:cs="Arial"/>
-                <w:szCs w:val="20"/>
-              </w:rPr>
-            </w:pPr>
-            <w:r>
-              <w:rPr>
-                <w:rFonts w:ascii="Arial" w:hAnsi="Arial" w:cs="Arial"/>
-                <w:b/>
-                <w:bCs/>
-                <w:color w:val="000000" w:themeColor="dark1"/>
-                <w:kern w:val="24"/>
-              </w:rPr>
-              <w:t>Medium Complexity</w:t>
-            </w:r>
-            <w:r>
-              <w:rPr>
-                <w:rFonts w:ascii="Arial" w:hAnsi="Arial" w:cs="Arial"/>
-                <w:color w:val="000000" w:themeColor="dark1"/>
-                <w:kern w:val="24"/>
-              </w:rPr>
-              <w:t>:  New Feature / Enhancement / Major Version Upgrade or an Architecturally Simple Change</w:t>
-            </w:r>
-          </w:p>
-        </w:tc>
-      </w:tr>
-      <w:tr>
-        <w:trPr>
-          <w:trHeight w:val="501"/>
-        </w:trPr>
-        <w:sdt>
-          <w:sdtPr>
-            <w:rPr>
-              <w:szCs w:val="20"/>
-            </w:rPr>
-            <w:id w:val="2135910240"/>
-            <w14:checkbox>
-              <w14:checked w14:val="1"/>
-              <w14:checkedState w14:val="2612" w14:font="MS Gothic"/>
-              <w14:uncheckedState w14:val="2610" w14:font="MS Gothic"/>
-            </w14:checkbox>
-          </w:sdtPr>
-          <w:sdtContent>
-            <w:tc>
-              <w:tcPr>
-                <w:tcW w:w="303" w:type="pct"/>
-                <w:tcBorders>
-                  <w:right w:val="single" w:sz="4" w:space="0" w:color="auto"/>
-                </w:tcBorders>
-              </w:tcPr>
-              <w:p>
-                <w:pPr>
-                  <w:jc w:val="center"/>
-                  <w:rPr>
-                    <w:rFonts w:ascii="Arial" w:hAnsi="Arial" w:cs="Arial"/>
-                    <w:szCs w:val="20"/>
-                  </w:rPr>
-                </w:pPr>
-                <w:r>
-                  <w:rPr>
-                    <w:rFonts w:ascii="MS Gothic" w:eastAsia="MS Gothic" w:hAnsi="MS Gothic" w:hint="eastAsia"/>
-                    <w:szCs w:val="20"/>
-                  </w:rPr>
-                  <w:t>☒</w:t>
                 </w:r>
               </w:p>
             </w:tc>
@@ -12458,6 +12418,7 @@
                 <w:numId w:val="7"/>
               </w:numPr>
               <w:rPr>
+                <w:rFonts w:hint="eastAsia"/>
                 <w:szCs w:val="20"/>
               </w:rPr>
             </w:pPr>
@@ -12481,7 +12442,7 @@
             </w:rPr>
             <w:id w:val="1414125897"/>
             <w14:checkbox>
-              <w14:checked w14:val="0"/>
+              <w14:checked w14:val="1"/>
               <w14:checkedState w14:val="2612" w14:font="MS Gothic"/>
               <w14:uncheckedState w14:val="2610" w14:font="MS Gothic"/>
             </w14:checkbox>
@@ -12499,15 +12460,13 @@
                   <w:jc w:val="center"/>
                   <w:rPr>
                     <w:rFonts w:ascii="Arial" w:hAnsi="Arial" w:cs="Arial"/>
-                    <w:szCs w:val="20"/>
                   </w:rPr>
                 </w:pPr>
                 <w:r>
                   <w:rPr>
-                    <w:rFonts w:ascii="MS Gothic" w:eastAsia="MS Gothic" w:hAnsi="MS Gothic" w:hint="eastAsia"/>
-                    <w:szCs w:val="20"/>
+                    <w:rFonts w:ascii="MS Gothic" w:eastAsia="MS Gothic" w:hAnsi="MS Gothic" w:cs="MS Gothic"/>
                   </w:rPr>
-                  <w:t>☐</w:t>
+                  <w:t>☒</w:t>
                 </w:r>
               </w:p>
             </w:tc>
@@ -12573,13 +12532,11 @@
                   <w:jc w:val="center"/>
                   <w:rPr>
                     <w:rFonts w:ascii="Arial" w:hAnsi="Arial" w:cs="Arial"/>
-                    <w:szCs w:val="20"/>
                   </w:rPr>
                 </w:pPr>
                 <w:r>
                   <w:rPr>
-                    <w:rFonts w:ascii="Segoe UI Symbol" w:eastAsia="MS Gothic" w:hAnsi="Segoe UI Symbol" w:cs="Segoe UI Symbol"/>
-                    <w:szCs w:val="20"/>
+                    <w:rFonts w:ascii="MS Gothic" w:eastAsia="MS Gothic" w:hAnsi="MS Gothic" w:cs="MS Gothic"/>
                   </w:rPr>
                   <w:t>☐</w:t>
                 </w:r>
@@ -12798,116 +12755,6 @@
     </w:p>
     <w:p>
       <w:pPr>
-        <w:pStyle w:val="GuidanceNotes"/>
-      </w:pPr>
-      <w:r>
-        <w:t>If applicable</w:t>
-      </w:r>
-    </w:p>
-    <w:tbl>
-      <w:tblPr>
-        <w:tblW w:w="10080" w:type="dxa"/>
-        <w:tblInd w:w="715" w:type="dxa"/>
-        <w:tblBorders>
-          <w:top w:val="single" w:sz="4" w:space="0" w:color="auto"/>
-          <w:left w:val="single" w:sz="4" w:space="0" w:color="auto"/>
-          <w:bottom w:val="single" w:sz="4" w:space="0" w:color="auto"/>
-          <w:right w:val="single" w:sz="4" w:space="0" w:color="auto"/>
-          <w:insideH w:val="single" w:sz="4" w:space="0" w:color="auto"/>
-          <w:insideV w:val="single" w:sz="4" w:space="0" w:color="auto"/>
-        </w:tblBorders>
-        <w:tblLook w:val="04A0" w:firstRow="1" w:lastRow="0" w:firstColumn="1" w:lastColumn="0" w:noHBand="0" w:noVBand="1"/>
-      </w:tblPr>
-      <w:tblGrid>
-        <w:gridCol w:w="10080"/>
-      </w:tblGrid>
-      <w:tr>
-        <w:tc>
-          <w:tcPr>
-            <w:tcW w:w="10080" w:type="dxa"/>
-            <w:shd w:val="clear" w:color="auto" w:fill="A5C9EB" w:themeFill="text2" w:themeFillTint="40"/>
-          </w:tcPr>
-          <w:p>
-            <w:pPr>
-              <w:rPr>
-                <w:b/>
-                <w:szCs w:val="20"/>
-                <w:lang w:val="en-GB"/>
-              </w:rPr>
-            </w:pPr>
-            <w:r>
-              <w:rPr>
-                <w:b/>
-                <w:szCs w:val="20"/>
-                <w:lang w:val="en-GB"/>
-              </w:rPr>
-              <w:t>Key Objectives</w:t>
-            </w:r>
-          </w:p>
-        </w:tc>
-      </w:tr>
-      <w:tr>
-        <w:tc>
-          <w:tcPr>
-            <w:tcW w:w="10080" w:type="dxa"/>
-            <w:tcBorders>
-              <w:bottom w:val="single" w:sz="4" w:space="0" w:color="auto"/>
-            </w:tcBorders>
-          </w:tcPr>
-          <w:p>
-            <w:pPr>
-              <w:ind w:left="720"/>
-              <w:rPr>
-                <w:szCs w:val="20"/>
-                <w:lang w:val="en-GB"/>
-              </w:rPr>
-            </w:pPr>
-          </w:p>
-        </w:tc>
-      </w:tr>
-      <w:tr>
-        <w:tc>
-          <w:tcPr>
-            <w:tcW w:w="10080" w:type="dxa"/>
-            <w:shd w:val="clear" w:color="auto" w:fill="00B0F0"/>
-          </w:tcPr>
-          <w:p>
-            <w:pPr>
-              <w:rPr>
-                <w:b/>
-                <w:szCs w:val="20"/>
-                <w:lang w:val="en-GB"/>
-              </w:rPr>
-            </w:pPr>
-            <w:r>
-              <w:rPr>
-                <w:b/>
-                <w:szCs w:val="20"/>
-                <w:lang w:val="en-GB"/>
-              </w:rPr>
-              <w:t xml:space="preserve">Scope </w:t>
-            </w:r>
-          </w:p>
-        </w:tc>
-      </w:tr>
-      <w:tr>
-        <w:tc>
-          <w:tcPr>
-            <w:tcW w:w="10080" w:type="dxa"/>
-          </w:tcPr>
-          <w:p>
-            <w:pPr>
-              <w:rPr>
-                <w:szCs w:val="20"/>
-                <w:lang w:val="en-GB"/>
-              </w:rPr>
-            </w:pPr>
-          </w:p>
-        </w:tc>
-      </w:tr>
-    </w:tbl>
-    <w:p>
-      <w:pPr>
         <w:pStyle w:val="Heading3"/>
         <w:rPr>
           <w:rFonts w:cs="Arial"/>
@@ -12917,7 +12764,6 @@
       <w:r>
         <w:rPr>
           <w:rFonts w:cs="Arial"/>
-          <w:szCs w:val="20"/>
         </w:rPr>
         <w:t>Use Case Requirements</w:t>
       </w:r>
@@ -12926,21 +12772,6 @@
       <w:pPr>
         <w:pStyle w:val="GuidanceNotes"/>
       </w:pPr>
-      <w:r>
-        <w:t xml:space="preserve">If applicable, delete if not </w:t>
-      </w:r>
-      <w:r>
-        <w:t>required.</w:t>
-      </w:r>
-      <w:r>
-        <w:t xml:space="preserve"> May be </w:t>
-      </w:r>
-      <w:r>
-        <w:t>covered in 3.1</w:t>
-      </w:r>
-      <w:r>
-        <w:t xml:space="preserve"> Use Cases</w:t>
-      </w:r>
     </w:p>
     <w:tbl>
       <w:tblPr>
@@ -13305,7 +13136,23 @@
                 <w:sz w:val="20"/>
                 <w:lang w:val="en-US"/>
               </w:rPr>
-              <w:t>Need to ensure multiple records to not exist based on key fields</w:t>
+              <w:t xml:space="preserve">Need to ensure multiple records </w:t>
+            </w:r>
+            <w:r>
+              <w:rPr>
+                <w:rFonts w:ascii="Arial" w:hAnsi="Arial" w:cs="Arial"/>
+                <w:sz w:val="20"/>
+                <w:lang w:val="en-US"/>
+              </w:rPr>
+              <w:t>d</w:t>
+            </w:r>
+            <w:r>
+              <w:rPr>
+                <w:rFonts w:ascii="Arial" w:hAnsi="Arial" w:cs="Arial"/>
+                <w:sz w:val="20"/>
+                <w:lang w:val="en-US"/>
+              </w:rPr>
+              <w:t>o not exist based on key fields</w:t>
             </w:r>
           </w:p>
         </w:tc>
@@ -13480,7 +13327,6 @@
                 <w:sz w:val="20"/>
                 <w:lang w:val="en-US"/>
               </w:rPr>
-              <w:lastRenderedPageBreak/>
               <w:t>Validate content within a data record is valid based on criteria given</w:t>
             </w:r>
           </w:p>
@@ -13702,6 +13548,7 @@
         <w:pStyle w:val="GuidanceNotes"/>
       </w:pPr>
       <w:r>
+        <w:lastRenderedPageBreak/>
         <w:t>Must-haves: critical requirements that are essential for the project’s</w:t>
       </w:r>
       <w:r>
@@ -14151,7 +13998,19 @@
               <w:rPr>
                 <w:szCs w:val="20"/>
               </w:rPr>
-              <w:t>e data from the original source and not import into the tool.</w:t>
+              <w:t xml:space="preserve">e data from the original source </w:t>
+            </w:r>
+            <w:r>
+              <w:rPr>
+                <w:szCs w:val="20"/>
+              </w:rPr>
+              <w:t xml:space="preserve">where supported </w:t>
+            </w:r>
+            <w:r>
+              <w:rPr>
+                <w:szCs w:val="20"/>
+              </w:rPr>
+              <w:t>and not import into the tool.</w:t>
             </w:r>
           </w:p>
         </w:tc>
@@ -14217,22 +14076,14 @@
             <w:tcW w:w="6930" w:type="dxa"/>
           </w:tcPr>
           <w:p>
-            <w:pPr>
-              <w:rPr>
-                <w:szCs w:val="20"/>
-              </w:rPr>
-            </w:pPr>
-            <w:r>
-              <w:rPr>
-                <w:szCs w:val="20"/>
-              </w:rPr>
-              <w:t>T</w:t>
-            </w:r>
-            <w:r>
-              <w:rPr>
-                <w:szCs w:val="20"/>
-              </w:rPr>
-              <w:t>he solution supports multiple business units/departments/areas and has ability to separate data/visibility accordingly.</w:t>
+            <w:r>
+              <w:t xml:space="preserve">The solution supports multiple business units/departments/areas and has </w:t>
+            </w:r>
+            <w:r>
+              <w:t>the ability</w:t>
+            </w:r>
+            <w:r>
+              <w:t xml:space="preserve"> to separate data/visibility accordingly.</w:t>
             </w:r>
           </w:p>
         </w:tc>
@@ -14273,12 +14124,12 @@
         <w:tblW w:w="10152" w:type="dxa"/>
         <w:tblInd w:w="640" w:type="dxa"/>
         <w:tblBorders>
-          <w:top w:val="single" w:sz="6" w:space="0" w:color="000000"/>
-          <w:left w:val="single" w:sz="6" w:space="0" w:color="000000"/>
-          <w:bottom w:val="single" w:sz="6" w:space="0" w:color="000000"/>
-          <w:right w:val="single" w:sz="6" w:space="0" w:color="000000"/>
-          <w:insideH w:val="single" w:sz="6" w:space="0" w:color="000000"/>
-          <w:insideV w:val="single" w:sz="6" w:space="0" w:color="000000"/>
+          <w:top w:val="single" w:sz="6" w:space="0" w:color="000000" w:themeColor="text1"/>
+          <w:left w:val="single" w:sz="6" w:space="0" w:color="000000" w:themeColor="text1"/>
+          <w:bottom w:val="single" w:sz="6" w:space="0" w:color="000000" w:themeColor="text1"/>
+          <w:right w:val="single" w:sz="6" w:space="0" w:color="000000" w:themeColor="text1"/>
+          <w:insideH w:val="single" w:sz="6" w:space="0" w:color="000000" w:themeColor="text1"/>
+          <w:insideV w:val="single" w:sz="6" w:space="0" w:color="000000" w:themeColor="text1"/>
         </w:tblBorders>
         <w:tblLayout w:type="fixed"/>
         <w:tblCellMar>
@@ -14343,7 +14194,6 @@
                 <w:b/>
                 <w:szCs w:val="20"/>
               </w:rPr>
-              <w:lastRenderedPageBreak/>
               <w:t xml:space="preserve">Req. </w:t>
             </w:r>
             <w:r>
@@ -14599,101 +14449,8 @@
           </w:p>
         </w:tc>
       </w:tr>
-      <w:tr>
-        <w:trPr>
-          <w:cantSplit/>
-          <w:trHeight w:val="450"/>
-        </w:trPr>
-        <w:tc>
-          <w:tcPr>
-            <w:tcW w:w="1062" w:type="dxa"/>
-          </w:tcPr>
-          <w:p>
-            <w:pPr>
-              <w:rPr>
-                <w:b/>
-                <w:bCs/>
-                <w:sz w:val="28"/>
-              </w:rPr>
-            </w:pPr>
-            <w:r>
-              <w:rPr>
-                <w:b/>
-                <w:szCs w:val="20"/>
-              </w:rPr>
-              <w:t>FR.3.0</w:t>
-            </w:r>
-          </w:p>
-        </w:tc>
-        <w:tc>
-          <w:tcPr>
-            <w:tcW w:w="2070" w:type="dxa"/>
-          </w:tcPr>
-          <w:p>
-            <w:pPr>
-              <w:rPr>
-                <w:sz w:val="28"/>
-              </w:rPr>
-            </w:pPr>
-            <w:r>
-              <w:rPr>
-                <w:szCs w:val="20"/>
-              </w:rPr>
-              <w:t>Technology component</w:t>
-            </w:r>
-          </w:p>
-        </w:tc>
-        <w:tc>
-          <w:tcPr>
-            <w:tcW w:w="5490" w:type="dxa"/>
-          </w:tcPr>
-          <w:p>
-            <w:pPr>
-              <w:rPr>
-                <w:szCs w:val="20"/>
-              </w:rPr>
-            </w:pPr>
-            <w:r>
-              <w:rPr>
-                <w:szCs w:val="20"/>
-              </w:rPr>
-              <w:t>Tool runs on a SaaS basis and requires minimal input from IT for upkeep.</w:t>
-            </w:r>
-          </w:p>
-        </w:tc>
-        <w:tc>
-          <w:tcPr>
-            <w:tcW w:w="1530" w:type="dxa"/>
-          </w:tcPr>
-          <w:p>
-            <w:pPr>
-              <w:rPr>
-                <w:sz w:val="28"/>
-              </w:rPr>
-            </w:pPr>
-            <w:r>
-              <w:rPr>
-                <w:szCs w:val="20"/>
-              </w:rPr>
-              <w:t>Should</w:t>
-            </w:r>
-            <w:r>
-              <w:rPr>
-                <w:szCs w:val="20"/>
-              </w:rPr>
-              <w:t xml:space="preserve"> Have</w:t>
-            </w:r>
-          </w:p>
-          <w:p>
-            <w:pPr>
-              <w:rPr>
-                <w:szCs w:val="20"/>
-              </w:rPr>
-            </w:pPr>
-          </w:p>
-        </w:tc>
-      </w:tr>
     </w:tbl>
+    <w:p/>
     <w:p>
       <w:pPr>
         <w:ind w:left="720"/>
@@ -15842,12 +15599,12 @@
         <w:tblW w:w="10152" w:type="dxa"/>
         <w:tblInd w:w="640" w:type="dxa"/>
         <w:tblBorders>
-          <w:top w:val="single" w:sz="6" w:space="0" w:color="000000"/>
-          <w:left w:val="single" w:sz="6" w:space="0" w:color="000000"/>
-          <w:bottom w:val="single" w:sz="6" w:space="0" w:color="000000"/>
-          <w:right w:val="single" w:sz="6" w:space="0" w:color="000000"/>
-          <w:insideH w:val="single" w:sz="6" w:space="0" w:color="000000"/>
-          <w:insideV w:val="single" w:sz="6" w:space="0" w:color="000000"/>
+          <w:top w:val="single" w:sz="6" w:space="0" w:color="000000" w:themeColor="text1"/>
+          <w:left w:val="single" w:sz="6" w:space="0" w:color="000000" w:themeColor="text1"/>
+          <w:bottom w:val="single" w:sz="6" w:space="0" w:color="000000" w:themeColor="text1"/>
+          <w:right w:val="single" w:sz="6" w:space="0" w:color="000000" w:themeColor="text1"/>
+          <w:insideH w:val="single" w:sz="6" w:space="0" w:color="000000" w:themeColor="text1"/>
+          <w:insideV w:val="single" w:sz="6" w:space="0" w:color="000000" w:themeColor="text1"/>
         </w:tblBorders>
         <w:tblLayout w:type="fixed"/>
         <w:tblCellMar>
@@ -16289,50 +16046,409 @@
               <w:suppressAutoHyphens/>
               <w:spacing w:after="60" w:line="276" w:lineRule="auto"/>
               <w:rPr>
-                <w:rFonts w:eastAsia="Calibri"/>
-                <w:color w:val="FF0000"/>
-                <w:szCs w:val="20"/>
-                <w:lang w:val="en-GB" w:eastAsia="en-GB"/>
-                <w14:ligatures w14:val="standardContextual"/>
-              </w:rPr>
-            </w:pPr>
-            <w:r>
-              <w:rPr>
-                <w:rFonts w:eastAsia="Arial"/>
-                <w:color w:val="000000" w:themeColor="text1"/>
-              </w:rPr>
-              <w:t xml:space="preserve">Access to the application must authenticated with SSO. </w:t>
-            </w:r>
-            <w:r>
-              <w:rPr>
                 <w:rFonts w:eastAsia="Arial"/>
                 <w:color w:val="000000" w:themeColor="text1"/>
                 <w:highlight w:val="yellow"/>
-              </w:rPr>
-              <w:t>Pingone or EntraID ?</w:t>
-            </w:r>
-          </w:p>
-        </w:tc>
-        <w:tc>
-          <w:tcPr>
-            <w:tcW w:w="2111" w:type="dxa"/>
-          </w:tcPr>
-          <w:p>
-            <w:pPr>
-              <w:spacing w:after="0" w:line="240" w:lineRule="auto"/>
-              <w:rPr>
-                <w:rFonts w:eastAsia="Times New Roman"/>
-                <w:szCs w:val="20"/>
                 <w:lang w:val="en-GB" w:eastAsia="en-GB"/>
                 <w14:ligatures w14:val="standardContextual"/>
               </w:rPr>
             </w:pPr>
             <w:r>
               <w:rPr>
+                <w:rFonts w:eastAsia="Arial"/>
+                <w:color w:val="000000" w:themeColor="text1"/>
+              </w:rPr>
+              <w:t xml:space="preserve">Access to the application must </w:t>
+            </w:r>
+            <w:r>
+              <w:rPr>
+                <w:rFonts w:eastAsia="Arial"/>
+                <w:color w:val="000000" w:themeColor="text1"/>
+              </w:rPr>
+              <w:t xml:space="preserve">be </w:t>
+            </w:r>
+            <w:r>
+              <w:rPr>
+                <w:rFonts w:eastAsia="Arial"/>
+                <w:color w:val="000000" w:themeColor="text1"/>
+              </w:rPr>
+              <w:t>authenticated with Pingone</w:t>
+            </w:r>
+            <w:r>
+              <w:rPr>
+                <w:rFonts w:eastAsia="Arial"/>
+                <w:color w:val="000000" w:themeColor="text1"/>
+              </w:rPr>
+              <w:t>.</w:t>
+            </w:r>
+          </w:p>
+        </w:tc>
+        <w:tc>
+          <w:tcPr>
+            <w:tcW w:w="2111" w:type="dxa"/>
+          </w:tcPr>
+          <w:p>
+            <w:pPr>
+              <w:spacing w:after="0" w:line="240" w:lineRule="auto"/>
+              <w:rPr>
                 <w:rFonts w:eastAsia="Times New Roman"/>
                 <w:szCs w:val="20"/>
                 <w:lang w:val="en-GB" w:eastAsia="en-GB"/>
                 <w14:ligatures w14:val="standardContextual"/>
+              </w:rPr>
+            </w:pPr>
+            <w:r>
+              <w:rPr>
+                <w:rFonts w:eastAsia="Times New Roman"/>
+                <w:szCs w:val="20"/>
+                <w:lang w:val="en-GB" w:eastAsia="en-GB"/>
+                <w14:ligatures w14:val="standardContextual"/>
+              </w:rPr>
+              <w:t>Must Have</w:t>
+            </w:r>
+          </w:p>
+        </w:tc>
+      </w:tr>
+      <w:tr>
+        <w:trPr>
+          <w:cantSplit/>
+          <w:trHeight w:val="334"/>
+        </w:trPr>
+        <w:tc>
+          <w:tcPr>
+            <w:tcW w:w="1195" w:type="dxa"/>
+          </w:tcPr>
+          <w:p>
+            <w:pPr>
+              <w:spacing w:line="240" w:lineRule="auto"/>
+              <w:rPr>
+                <w:rFonts w:eastAsia="Times New Roman"/>
+                <w:b/>
+                <w:bCs/>
+                <w:lang w:val="en-GB" w:eastAsia="en-GB"/>
+              </w:rPr>
+            </w:pPr>
+            <w:r>
+              <w:rPr>
+                <w:rFonts w:eastAsia="Times New Roman"/>
+                <w:b/>
+                <w:bCs/>
+                <w:lang w:val="en-GB" w:eastAsia="en-GB"/>
+              </w:rPr>
+              <w:lastRenderedPageBreak/>
+              <w:t>SR.3.0</w:t>
+            </w:r>
+          </w:p>
+        </w:tc>
+        <w:tc>
+          <w:tcPr>
+            <w:tcW w:w="2117" w:type="dxa"/>
+          </w:tcPr>
+          <w:p>
+            <w:pPr>
+              <w:keepNext/>
+              <w:keepLines/>
+              <w:spacing w:after="60" w:line="276" w:lineRule="auto"/>
+              <w:outlineLvl w:val="2"/>
+              <w:rPr>
+                <w:rFonts w:eastAsia="Yu Gothic Light"/>
+                <w:b/>
+                <w:bCs/>
+              </w:rPr>
+            </w:pPr>
+            <w:r>
+              <w:rPr>
+                <w:rFonts w:eastAsia="Yu Gothic Light"/>
+              </w:rPr>
+              <w:t>Security Requirement</w:t>
+            </w:r>
+          </w:p>
+        </w:tc>
+        <w:tc>
+          <w:tcPr>
+            <w:tcW w:w="4729" w:type="dxa"/>
+          </w:tcPr>
+          <w:p>
+            <w:pPr>
+              <w:spacing w:line="276" w:lineRule="auto"/>
+            </w:pPr>
+            <w:r>
+              <w:rPr>
+                <w:rFonts w:eastAsia="Arial"/>
+                <w:color w:val="000000" w:themeColor="text1"/>
+              </w:rPr>
+              <w:t>Role-based access control for defining and restricting user access to sensitive information based on roles and responsibilities.</w:t>
+            </w:r>
+          </w:p>
+        </w:tc>
+        <w:tc>
+          <w:tcPr>
+            <w:tcW w:w="2111" w:type="dxa"/>
+          </w:tcPr>
+          <w:p>
+            <w:pPr>
+              <w:spacing w:after="0" w:line="240" w:lineRule="auto"/>
+              <w:rPr>
+                <w:rFonts w:eastAsia="Times New Roman"/>
+                <w:lang w:val="en-GB" w:eastAsia="en-GB"/>
+              </w:rPr>
+            </w:pPr>
+            <w:r>
+              <w:rPr>
+                <w:rFonts w:eastAsia="Times New Roman"/>
+                <w:lang w:val="en-GB" w:eastAsia="en-GB"/>
+              </w:rPr>
+              <w:t>Must Have</w:t>
+            </w:r>
+          </w:p>
+          <w:p>
+            <w:pPr>
+              <w:spacing w:line="240" w:lineRule="auto"/>
+              <w:rPr>
+                <w:rFonts w:eastAsia="Times New Roman"/>
+                <w:lang w:val="en-GB" w:eastAsia="en-GB"/>
+              </w:rPr>
+            </w:pPr>
+          </w:p>
+        </w:tc>
+      </w:tr>
+      <w:tr>
+        <w:trPr>
+          <w:cantSplit/>
+          <w:trHeight w:val="334"/>
+        </w:trPr>
+        <w:tc>
+          <w:tcPr>
+            <w:tcW w:w="1195" w:type="dxa"/>
+          </w:tcPr>
+          <w:p>
+            <w:pPr>
+              <w:spacing w:line="240" w:lineRule="auto"/>
+            </w:pPr>
+            <w:r>
+              <w:rPr>
+                <w:rFonts w:eastAsia="Times New Roman"/>
+                <w:b/>
+                <w:bCs/>
+                <w:lang w:val="en-GB" w:eastAsia="en-GB"/>
+              </w:rPr>
+              <w:t>SR.4.0</w:t>
+            </w:r>
+          </w:p>
+        </w:tc>
+        <w:tc>
+          <w:tcPr>
+            <w:tcW w:w="2117" w:type="dxa"/>
+          </w:tcPr>
+          <w:p>
+            <w:pPr>
+              <w:spacing w:line="276" w:lineRule="auto"/>
+              <w:outlineLvl w:val="2"/>
+              <w:rPr>
+                <w:rFonts w:eastAsia="Yu Gothic Light"/>
+                <w:b/>
+                <w:bCs/>
+              </w:rPr>
+            </w:pPr>
+            <w:r>
+              <w:rPr>
+                <w:rFonts w:eastAsia="Yu Gothic Light"/>
+              </w:rPr>
+              <w:t>Security Requiremen</w:t>
+            </w:r>
+            <w:r>
+              <w:rPr>
+                <w:rFonts w:eastAsia="Yu Gothic Light"/>
+              </w:rPr>
+              <w:t>t</w:t>
+            </w:r>
+          </w:p>
+        </w:tc>
+        <w:tc>
+          <w:tcPr>
+            <w:tcW w:w="4729" w:type="dxa"/>
+          </w:tcPr>
+          <w:p>
+            <w:pPr>
+              <w:spacing w:line="276" w:lineRule="auto"/>
+            </w:pPr>
+            <w:r>
+              <w:rPr>
+                <w:rFonts w:eastAsia="Arial"/>
+                <w:color w:val="000000" w:themeColor="text1"/>
+              </w:rPr>
+              <w:t>Data access and modification audit trail for transparency and accountability</w:t>
+            </w:r>
+          </w:p>
+        </w:tc>
+        <w:tc>
+          <w:tcPr>
+            <w:tcW w:w="2111" w:type="dxa"/>
+          </w:tcPr>
+          <w:p>
+            <w:pPr>
+              <w:spacing w:after="0" w:line="240" w:lineRule="auto"/>
+              <w:rPr>
+                <w:rFonts w:eastAsia="Times New Roman"/>
+                <w:lang w:val="en-GB" w:eastAsia="en-GB"/>
+              </w:rPr>
+            </w:pPr>
+            <w:r>
+              <w:rPr>
+                <w:rFonts w:eastAsia="Times New Roman"/>
+                <w:lang w:val="en-GB" w:eastAsia="en-GB"/>
+              </w:rPr>
+              <w:t>Must Have</w:t>
+            </w:r>
+          </w:p>
+          <w:p>
+            <w:pPr>
+              <w:spacing w:line="240" w:lineRule="auto"/>
+              <w:rPr>
+                <w:rFonts w:eastAsia="Times New Roman"/>
+                <w:lang w:val="en-GB" w:eastAsia="en-GB"/>
+              </w:rPr>
+            </w:pPr>
+          </w:p>
+        </w:tc>
+      </w:tr>
+      <w:tr>
+        <w:trPr>
+          <w:cantSplit/>
+          <w:trHeight w:val="334"/>
+        </w:trPr>
+        <w:tc>
+          <w:tcPr>
+            <w:tcW w:w="1195" w:type="dxa"/>
+          </w:tcPr>
+          <w:p>
+            <w:pPr>
+              <w:spacing w:line="240" w:lineRule="auto"/>
+              <w:rPr>
+                <w:rFonts w:eastAsia="Times New Roman"/>
+                <w:b/>
+                <w:bCs/>
+                <w:lang w:val="en-GB" w:eastAsia="en-GB"/>
+              </w:rPr>
+            </w:pPr>
+            <w:r>
+              <w:rPr>
+                <w:rFonts w:eastAsia="Times New Roman"/>
+                <w:b/>
+                <w:bCs/>
+                <w:lang w:val="en-GB" w:eastAsia="en-GB"/>
+              </w:rPr>
+              <w:t>SR.</w:t>
+            </w:r>
+            <w:r>
+              <w:rPr>
+                <w:rFonts w:eastAsia="Times New Roman"/>
+                <w:b/>
+                <w:bCs/>
+                <w:lang w:val="en-GB" w:eastAsia="en-GB"/>
+              </w:rPr>
+              <w:t>5</w:t>
+            </w:r>
+            <w:r>
+              <w:rPr>
+                <w:rFonts w:eastAsia="Times New Roman"/>
+                <w:b/>
+                <w:bCs/>
+                <w:lang w:val="en-GB" w:eastAsia="en-GB"/>
+              </w:rPr>
+              <w:t>.0</w:t>
+            </w:r>
+          </w:p>
+        </w:tc>
+        <w:tc>
+          <w:tcPr>
+            <w:tcW w:w="2117" w:type="dxa"/>
+          </w:tcPr>
+          <w:p>
+            <w:pPr>
+              <w:keepNext/>
+              <w:keepLines/>
+              <w:spacing w:after="60" w:line="276" w:lineRule="auto"/>
+              <w:outlineLvl w:val="2"/>
+              <w:rPr>
+                <w:rFonts w:eastAsia="Yu Gothic Light"/>
+                <w:b/>
+                <w:bCs/>
+              </w:rPr>
+            </w:pPr>
+            <w:r>
+              <w:rPr>
+                <w:rFonts w:eastAsia="Yu Gothic Light"/>
+              </w:rPr>
+              <w:t>Security Requirement</w:t>
+            </w:r>
+          </w:p>
+        </w:tc>
+        <w:tc>
+          <w:tcPr>
+            <w:tcW w:w="4729" w:type="dxa"/>
+          </w:tcPr>
+          <w:p>
+            <w:pPr>
+              <w:spacing w:line="276" w:lineRule="auto"/>
+              <w:rPr>
+                <w:rFonts w:eastAsia="Arial"/>
+                <w:color w:val="000000" w:themeColor="text1"/>
+              </w:rPr>
+            </w:pPr>
+            <w:r>
+              <w:rPr>
+                <w:rFonts w:eastAsia="Arial"/>
+                <w:color w:val="000000" w:themeColor="text1"/>
+              </w:rPr>
+              <w:t>Approved c</w:t>
+            </w:r>
+            <w:r>
+              <w:rPr>
+                <w:rFonts w:eastAsia="Arial"/>
+                <w:color w:val="000000" w:themeColor="text1"/>
+              </w:rPr>
+              <w:t>orporate security</w:t>
+            </w:r>
+            <w:r>
+              <w:rPr>
+                <w:rFonts w:eastAsia="Arial"/>
+                <w:color w:val="000000" w:themeColor="text1"/>
+              </w:rPr>
+              <w:t xml:space="preserve"> tools installed </w:t>
+            </w:r>
+            <w:r>
+              <w:rPr>
+                <w:rFonts w:eastAsia="Arial"/>
+                <w:color w:val="000000" w:themeColor="text1"/>
+              </w:rPr>
+              <w:t>on the VMs</w:t>
+            </w:r>
+            <w:r>
+              <w:rPr>
+                <w:rFonts w:eastAsia="Arial"/>
+                <w:color w:val="000000" w:themeColor="text1"/>
+              </w:rPr>
+              <w:t xml:space="preserve"> hosting the application.</w:t>
+            </w:r>
+          </w:p>
+        </w:tc>
+        <w:tc>
+          <w:tcPr>
+            <w:tcW w:w="2111" w:type="dxa"/>
+          </w:tcPr>
+          <w:p>
+            <w:pPr>
+              <w:spacing w:after="0" w:line="240" w:lineRule="auto"/>
+              <w:rPr>
+                <w:rFonts w:eastAsia="Times New Roman"/>
+                <w:lang w:val="en-GB" w:eastAsia="en-GB"/>
+              </w:rPr>
+            </w:pPr>
+            <w:r>
+              <w:rPr>
+                <w:rFonts w:eastAsia="Times New Roman"/>
+                <w:lang w:val="en-GB" w:eastAsia="en-GB"/>
               </w:rPr>
               <w:t>Must Have</w:t>
             </w:r>
@@ -16362,12 +16478,12 @@
         <w:tblW w:w="10152" w:type="dxa"/>
         <w:tblInd w:w="640" w:type="dxa"/>
         <w:tblBorders>
-          <w:top w:val="single" w:sz="6" w:space="0" w:color="000000"/>
-          <w:left w:val="single" w:sz="6" w:space="0" w:color="000000"/>
-          <w:bottom w:val="single" w:sz="6" w:space="0" w:color="000000"/>
-          <w:right w:val="single" w:sz="6" w:space="0" w:color="000000"/>
-          <w:insideH w:val="single" w:sz="6" w:space="0" w:color="000000"/>
-          <w:insideV w:val="single" w:sz="6" w:space="0" w:color="000000"/>
+          <w:top w:val="single" w:sz="6" w:space="0" w:color="000000" w:themeColor="text1"/>
+          <w:left w:val="single" w:sz="6" w:space="0" w:color="000000" w:themeColor="text1"/>
+          <w:bottom w:val="single" w:sz="6" w:space="0" w:color="000000" w:themeColor="text1"/>
+          <w:right w:val="single" w:sz="6" w:space="0" w:color="000000" w:themeColor="text1"/>
+          <w:insideH w:val="single" w:sz="6" w:space="0" w:color="000000" w:themeColor="text1"/>
+          <w:insideV w:val="single" w:sz="6" w:space="0" w:color="000000" w:themeColor="text1"/>
         </w:tblBorders>
         <w:tblLayout w:type="fixed"/>
         <w:tblCellMar>
@@ -16710,120 +16826,8 @@
           </w:p>
         </w:tc>
       </w:tr>
-      <w:tr>
-        <w:trPr>
-          <w:cantSplit/>
-          <w:trHeight w:val="353"/>
-        </w:trPr>
-        <w:tc>
-          <w:tcPr>
-            <w:tcW w:w="1186" w:type="dxa"/>
-          </w:tcPr>
-          <w:p>
-            <w:pPr>
-              <w:spacing w:after="0" w:line="240" w:lineRule="auto"/>
-              <w:rPr>
-                <w:rFonts w:eastAsia="Times New Roman"/>
-                <w:b/>
-                <w:szCs w:val="20"/>
-                <w:lang w:val="en-GB" w:eastAsia="en-GB"/>
-                <w14:ligatures w14:val="standardContextual"/>
-              </w:rPr>
-            </w:pPr>
-            <w:r>
-              <w:rPr>
-                <w:rFonts w:eastAsia="Times New Roman"/>
-                <w:b/>
-                <w:szCs w:val="20"/>
-                <w:lang w:val="en-GB" w:eastAsia="en-GB"/>
-                <w14:ligatures w14:val="standardContextual"/>
-              </w:rPr>
-              <w:t>DR.2.0</w:t>
-            </w:r>
-          </w:p>
-        </w:tc>
-        <w:tc>
-          <w:tcPr>
-            <w:tcW w:w="2216" w:type="dxa"/>
-          </w:tcPr>
-          <w:p>
-            <w:pPr>
-              <w:keepNext/>
-              <w:keepLines/>
-              <w:suppressAutoHyphens/>
-              <w:spacing w:after="60" w:line="276" w:lineRule="auto"/>
-              <w:outlineLvl w:val="2"/>
-              <w:rPr>
-                <w:rFonts w:eastAsia="Yu Gothic Light"/>
-                <w:b/>
-                <w:szCs w:val="20"/>
-                <w14:ligatures w14:val="standardContextual"/>
-              </w:rPr>
-            </w:pPr>
-            <w:r>
-              <w:rPr>
-                <w:rFonts w:eastAsia="Yu Gothic Light"/>
-                <w:szCs w:val="20"/>
-                <w14:ligatures w14:val="standardContextual"/>
-              </w:rPr>
-              <w:t>Data Requirement</w:t>
-            </w:r>
-          </w:p>
-        </w:tc>
-        <w:tc>
-          <w:tcPr>
-            <w:tcW w:w="4580" w:type="dxa"/>
-          </w:tcPr>
-          <w:p>
-            <w:pPr>
-              <w:suppressAutoHyphens/>
-              <w:spacing w:after="60" w:line="276" w:lineRule="auto"/>
-              <w:rPr>
-                <w:rFonts w:eastAsia="Calibri"/>
-                <w:color w:val="FF0000"/>
-                <w:szCs w:val="20"/>
-                <w:lang w:val="en-GB" w:eastAsia="en-GB"/>
-                <w14:ligatures w14:val="standardContextual"/>
-              </w:rPr>
-            </w:pPr>
-            <w:r>
-              <w:rPr>
-                <w:rFonts w:eastAsia="Arial"/>
-                <w:color w:val="000000" w:themeColor="text1"/>
-                <w:szCs w:val="20"/>
-                <w:highlight w:val="yellow"/>
-              </w:rPr>
-              <w:t>Data should not be able to bypass DLP controls.</w:t>
-            </w:r>
-          </w:p>
-        </w:tc>
-        <w:tc>
-          <w:tcPr>
-            <w:tcW w:w="2170" w:type="dxa"/>
-          </w:tcPr>
-          <w:p>
-            <w:pPr>
-              <w:spacing w:after="0" w:line="240" w:lineRule="auto"/>
-              <w:rPr>
-                <w:rFonts w:eastAsia="Times New Roman"/>
-                <w:szCs w:val="20"/>
-                <w:lang w:val="en-GB" w:eastAsia="en-GB"/>
-                <w14:ligatures w14:val="standardContextual"/>
-              </w:rPr>
-            </w:pPr>
-            <w:r>
-              <w:rPr>
-                <w:rFonts w:eastAsia="Times New Roman"/>
-                <w:szCs w:val="20"/>
-                <w:lang w:val="en-GB" w:eastAsia="en-GB"/>
-                <w14:ligatures w14:val="standardContextual"/>
-              </w:rPr>
-              <w:t>Must Have</w:t>
-            </w:r>
-          </w:p>
-        </w:tc>
-      </w:tr>
     </w:tbl>
+    <w:p/>
     <w:p>
       <w:pPr>
         <w:ind w:left="720"/>
@@ -17042,6 +17046,7 @@
           <w:p>
             <w:pPr>
               <w:rPr>
+                <w:rFonts w:hint="eastAsia"/>
                 <w:szCs w:val="20"/>
               </w:rPr>
             </w:pPr>
@@ -17168,6 +17173,7 @@
           <w:p>
             <w:pPr>
               <w:rPr>
+                <w:rFonts w:hint="eastAsia"/>
                 <w:szCs w:val="20"/>
               </w:rPr>
             </w:pPr>
@@ -17287,6 +17293,7 @@
           <w:p>
             <w:pPr>
               <w:rPr>
+                <w:rFonts w:hint="eastAsia"/>
                 <w:szCs w:val="20"/>
               </w:rPr>
             </w:pPr>
@@ -17415,6 +17422,7 @@
           <w:p>
             <w:pPr>
               <w:rPr>
+                <w:rFonts w:hint="eastAsia"/>
                 <w:szCs w:val="20"/>
               </w:rPr>
             </w:pPr>
@@ -17534,6 +17542,7 @@
           <w:p>
             <w:pPr>
               <w:rPr>
+                <w:rFonts w:hint="eastAsia"/>
                 <w:szCs w:val="20"/>
               </w:rPr>
             </w:pPr>
@@ -17653,6 +17662,7 @@
           <w:p>
             <w:pPr>
               <w:rPr>
+                <w:rFonts w:hint="eastAsia"/>
                 <w:szCs w:val="20"/>
               </w:rPr>
             </w:pPr>
@@ -17773,6 +17783,7 @@
           <w:p>
             <w:pPr>
               <w:rPr>
+                <w:rFonts w:hint="eastAsia"/>
                 <w:szCs w:val="20"/>
               </w:rPr>
             </w:pPr>
@@ -17893,6 +17904,7 @@
           <w:p>
             <w:pPr>
               <w:rPr>
+                <w:rFonts w:hint="eastAsia"/>
                 <w:szCs w:val="20"/>
               </w:rPr>
             </w:pPr>
@@ -18013,6 +18025,7 @@
           <w:p>
             <w:pPr>
               <w:rPr>
+                <w:rFonts w:hint="eastAsia"/>
                 <w:szCs w:val="20"/>
               </w:rPr>
             </w:pPr>
@@ -18133,6 +18146,7 @@
           <w:p>
             <w:pPr>
               <w:rPr>
+                <w:rFonts w:hint="eastAsia"/>
                 <w:szCs w:val="20"/>
               </w:rPr>
             </w:pPr>
@@ -18278,6 +18292,7 @@
           <w:p>
             <w:pPr>
               <w:rPr>
+                <w:rFonts w:hint="eastAsia"/>
                 <w:szCs w:val="20"/>
               </w:rPr>
             </w:pPr>
@@ -18502,7 +18517,7 @@
           <w:szCs w:val="20"/>
         </w:rPr>
         <w:drawing>
-          <wp:anchor distT="0" distB="0" distL="114300" distR="114300" simplePos="0" relativeHeight="251659264" behindDoc="1" locked="0" layoutInCell="1" allowOverlap="1" wp14:anchorId="449BDA21" wp14:editId="00CAD245">
+          <wp:anchor distT="0" distB="0" distL="114300" distR="114300" simplePos="0" relativeHeight="251658240" behindDoc="1" locked="0" layoutInCell="1" allowOverlap="1" wp14:anchorId="449BDA21" wp14:editId="00CAD245">
             <wp:simplePos x="0" y="0"/>
             <wp:positionH relativeFrom="margin">
               <wp:posOffset>1052623</wp:posOffset>
@@ -24587,7 +24602,7 @@
             </w:rPr>
             <w:id w:val="1767807785"/>
             <w14:checkbox>
-              <w14:checked w14:val="0"/>
+              <w14:checked w14:val="1"/>
               <w14:checkedState w14:val="2612" w14:font="MS Gothic"/>
               <w14:uncheckedState w14:val="2610" w14:font="MS Gothic"/>
             </w14:checkbox>
@@ -24609,15 +24624,13 @@
                   <w:jc w:val="center"/>
                   <w:rPr>
                     <w:rFonts w:ascii="Arial" w:hAnsi="Arial" w:cs="Arial"/>
-                    <w:szCs w:val="20"/>
                   </w:rPr>
                 </w:pPr>
                 <w:r>
                   <w:rPr>
-                    <w:rFonts w:ascii="Segoe UI Symbol" w:eastAsia="MS Gothic" w:hAnsi="Segoe UI Symbol" w:cs="Segoe UI Symbol"/>
-                    <w:szCs w:val="20"/>
+                    <w:rFonts w:ascii="MS Gothic" w:eastAsia="MS Gothic" w:hAnsi="MS Gothic" w:cs="MS Gothic"/>
                   </w:rPr>
-                  <w:t>☐</w:t>
+                  <w:t>☒</w:t>
                 </w:r>
               </w:p>
             </w:tc>
@@ -24663,7 +24676,7 @@
             </w:rPr>
             <w:id w:val="-426814195"/>
             <w14:checkbox>
-              <w14:checked w14:val="0"/>
+              <w14:checked w14:val="1"/>
               <w14:checkedState w14:val="2612" w14:font="MS Gothic"/>
               <w14:uncheckedState w14:val="2610" w14:font="MS Gothic"/>
             </w14:checkbox>
@@ -24681,15 +24694,13 @@
                   <w:jc w:val="center"/>
                   <w:rPr>
                     <w:rFonts w:ascii="Arial" w:hAnsi="Arial" w:cs="Arial"/>
-                    <w:szCs w:val="20"/>
                   </w:rPr>
                 </w:pPr>
                 <w:r>
                   <w:rPr>
-                    <w:rFonts w:ascii="Segoe UI Symbol" w:eastAsia="MS Gothic" w:hAnsi="Segoe UI Symbol" w:cs="Segoe UI Symbol"/>
-                    <w:szCs w:val="20"/>
+                    <w:rFonts w:ascii="MS Gothic" w:eastAsia="MS Gothic" w:hAnsi="MS Gothic" w:cs="MS Gothic"/>
                   </w:rPr>
-                  <w:t>☐</w:t>
+                  <w:t>☒</w:t>
                 </w:r>
               </w:p>
             </w:tc>
@@ -24749,7 +24760,7 @@
             </w:rPr>
             <w:id w:val="129908684"/>
             <w14:checkbox>
-              <w14:checked w14:val="0"/>
+              <w14:checked w14:val="1"/>
               <w14:checkedState w14:val="2612" w14:font="MS Gothic"/>
               <w14:uncheckedState w14:val="2610" w14:font="MS Gothic"/>
             </w14:checkbox>
@@ -24771,15 +24782,13 @@
                   <w:jc w:val="center"/>
                   <w:rPr>
                     <w:rFonts w:ascii="Arial" w:hAnsi="Arial" w:cs="Arial"/>
-                    <w:szCs w:val="20"/>
                   </w:rPr>
                 </w:pPr>
                 <w:r>
                   <w:rPr>
-                    <w:rFonts w:ascii="Segoe UI Symbol" w:eastAsia="MS Gothic" w:hAnsi="Segoe UI Symbol" w:cs="Segoe UI Symbol"/>
-                    <w:szCs w:val="20"/>
+                    <w:rFonts w:ascii="MS Gothic" w:eastAsia="MS Gothic" w:hAnsi="MS Gothic" w:cs="MS Gothic"/>
                   </w:rPr>
-                  <w:t>☐</w:t>
+                  <w:t>☒</w:t>
                 </w:r>
               </w:p>
             </w:tc>
@@ -24911,7 +24920,7 @@
             </w:rPr>
             <w:id w:val="1359467475"/>
             <w14:checkbox>
-              <w14:checked w14:val="0"/>
+              <w14:checked w14:val="1"/>
               <w14:checkedState w14:val="2612" w14:font="MS Gothic"/>
               <w14:uncheckedState w14:val="2610" w14:font="MS Gothic"/>
             </w14:checkbox>
@@ -24933,15 +24942,13 @@
                   <w:jc w:val="center"/>
                   <w:rPr>
                     <w:rFonts w:ascii="Arial" w:hAnsi="Arial" w:cs="Arial"/>
-                    <w:szCs w:val="20"/>
                   </w:rPr>
                 </w:pPr>
                 <w:r>
                   <w:rPr>
-                    <w:rFonts w:ascii="Segoe UI Symbol" w:eastAsia="MS Gothic" w:hAnsi="Segoe UI Symbol" w:cs="Segoe UI Symbol"/>
-                    <w:szCs w:val="20"/>
+                    <w:rFonts w:ascii="MS Gothic" w:eastAsia="MS Gothic" w:hAnsi="MS Gothic" w:cs="MS Gothic"/>
                   </w:rPr>
-                  <w:t>☐</w:t>
+                  <w:t>☒</w:t>
                 </w:r>
               </w:p>
             </w:tc>
@@ -25073,7 +25080,7 @@
             </w:rPr>
             <w:id w:val="959373316"/>
             <w14:checkbox>
-              <w14:checked w14:val="0"/>
+              <w14:checked w14:val="1"/>
               <w14:checkedState w14:val="2612" w14:font="MS Gothic"/>
               <w14:uncheckedState w14:val="2610" w14:font="MS Gothic"/>
             </w14:checkbox>
@@ -25095,15 +25102,13 @@
                   <w:jc w:val="center"/>
                   <w:rPr>
                     <w:rFonts w:ascii="Arial" w:hAnsi="Arial" w:cs="Arial"/>
-                    <w:szCs w:val="20"/>
                   </w:rPr>
                 </w:pPr>
                 <w:r>
                   <w:rPr>
-                    <w:rFonts w:ascii="Segoe UI Symbol" w:eastAsia="MS Gothic" w:hAnsi="Segoe UI Symbol" w:cs="Segoe UI Symbol"/>
-                    <w:szCs w:val="20"/>
+                    <w:rFonts w:ascii="MS Gothic" w:eastAsia="MS Gothic" w:hAnsi="MS Gothic" w:cs="MS Gothic"/>
                   </w:rPr>
-                  <w:t>☐</w:t>
+                  <w:t>☒</w:t>
                 </w:r>
               </w:p>
             </w:tc>
@@ -25304,10 +25309,10 @@
     <w:p>
       <w:pPr>
         <w:ind w:left="720"/>
-        <w:rPr>
-          <w:szCs w:val="20"/>
-        </w:rPr>
-      </w:pPr>
+      </w:pPr>
+      <w:r>
+        <w:t>Customers, employees data</w:t>
+      </w:r>
     </w:p>
     <w:p>
       <w:pPr>
@@ -25398,15 +25403,12 @@
     <w:p>
       <w:pPr>
         <w:ind w:left="720"/>
-        <w:rPr>
-          <w:szCs w:val="20"/>
-        </w:rPr>
-      </w:pPr>
-      <w:r>
-        <w:rPr>
-          <w:szCs w:val="20"/>
-        </w:rPr>
+      </w:pPr>
+      <w:r>
         <w:t>Text</w:t>
+      </w:r>
+      <w:r>
+        <w:t xml:space="preserve"> (Ask vendor)</w:t>
       </w:r>
     </w:p>
     <w:p>
@@ -25430,15 +25432,65 @@
     <w:p>
       <w:pPr>
         <w:ind w:left="720"/>
-        <w:rPr>
-          <w:szCs w:val="20"/>
-        </w:rPr>
-      </w:pPr>
-      <w:r>
-        <w:rPr>
-          <w:szCs w:val="20"/>
-        </w:rPr>
+      </w:pPr>
+      <w:r>
         <w:t>Text</w:t>
+      </w:r>
+      <w:r>
+        <w:t xml:space="preserve"> (US, EU) To</w:t>
+      </w:r>
+      <w:r>
+        <w:t xml:space="preserve"> </w:t>
+      </w:r>
+      <w:r>
+        <w:t>verify</w:t>
+      </w:r>
+      <w:r>
+        <w:t xml:space="preserve"> with DPIA </w:t>
+      </w:r>
+      <w:r>
+        <w:t xml:space="preserve"> </w:t>
+      </w:r>
+      <w:r>
+        <w:fldChar w:fldCharType="begin"/>
+      </w:r>
+      <w:commentRangeStart w:id="45"/>
+      <w:r>
+        <w:instrText xml:space="preserve"> HYPERLINK "mailto:kenny.boyle@aegon.com"</w:instrText>
+      </w:r>
+      <w:bookmarkStart w:id="46" w:name="_@_E190AF068036410AAAF2922D035A7DF1Z"/>
+      <w:r>
+        <w:fldChar w:fldCharType="separate"/>
+      </w:r>
+      <w:bookmarkEnd w:id="46"/>
+      <w:r>
+        <w:rPr>
+          <w:rStyle w:val="Mention"/>
+          <w:noProof/>
+        </w:rPr>
+        <w:t>@</w:t>
+      </w:r>
+      <w:r>
+        <w:rPr>
+          <w:rStyle w:val="Mention"/>
+          <w:noProof/>
+        </w:rPr>
+        <w:t>Boyle, Kenny</w:t>
+      </w:r>
+      <w:commentRangeEnd w:id="45"/>
+      <w:r>
+        <w:rPr>
+          <w:rStyle w:val="CommentReference"/>
+          <w:sz w:val="20"/>
+          <w:szCs w:val="28"/>
+        </w:rPr>
+        <w:commentReference w:id="45"/>
+      </w:r>
+      <w:r>
+        <w:fldChar w:fldCharType="end"/>
+      </w:r>
+      <w:r>
+        <w:t xml:space="preserve"> </w:t>
       </w:r>
     </w:p>
     <w:p>
@@ -25459,7 +25511,7 @@
       <w:pPr>
         <w:pStyle w:val="Heading1"/>
       </w:pPr>
-      <w:bookmarkStart w:id="45" w:name="_Toc225753622"/>
+      <w:bookmarkStart w:id="48" w:name="_Toc225753622"/>
       <w:r>
         <w:lastRenderedPageBreak/>
         <w:t>G</w:t>
@@ -25470,7 +25522,7 @@
       <w:r>
         <w:t>AI</w:t>
       </w:r>
-      <w:bookmarkEnd w:id="45"/>
+      <w:bookmarkEnd w:id="48"/>
       <w:r>
         <w:t xml:space="preserve"> </w:t>
       </w:r>
@@ -26200,6 +26252,7 @@
           <w:p>
             <w:pPr>
               <w:rPr>
+                <w:rFonts w:hint="eastAsia"/>
                 <w:szCs w:val="20"/>
               </w:rPr>
             </w:pPr>
@@ -26233,6 +26286,7 @@
           <w:p>
             <w:pPr>
               <w:rPr>
+                <w:rFonts w:hint="eastAsia"/>
                 <w:b w:val="0"/>
                 <w:bCs w:val="0"/>
                 <w:szCs w:val="20"/>
@@ -26267,6 +26321,7 @@
           <w:p>
             <w:pPr>
               <w:rPr>
+                <w:rFonts w:hint="eastAsia"/>
                 <w:b/>
                 <w:bCs/>
                 <w:szCs w:val="20"/>
@@ -26297,6 +26352,7 @@
           <w:p>
             <w:pPr>
               <w:rPr>
+                <w:rFonts w:hint="eastAsia"/>
                 <w:b/>
                 <w:bCs/>
                 <w:szCs w:val="20"/>
@@ -26314,6 +26370,7 @@
           <w:p>
             <w:pPr>
               <w:rPr>
+                <w:rFonts w:hint="eastAsia"/>
                 <w:b/>
                 <w:bCs/>
                 <w:szCs w:val="20"/>
@@ -26379,6 +26436,7 @@
           <w:p>
             <w:pPr>
               <w:rPr>
+                <w:rFonts w:hint="eastAsia"/>
                 <w:szCs w:val="20"/>
               </w:rPr>
             </w:pPr>
@@ -26449,6 +26507,7 @@
           <w:p>
             <w:pPr>
               <w:rPr>
+                <w:rFonts w:hint="eastAsia"/>
                 <w:szCs w:val="20"/>
               </w:rPr>
             </w:pPr>
@@ -26519,6 +26578,7 @@
           <w:p>
             <w:pPr>
               <w:rPr>
+                <w:rFonts w:hint="eastAsia"/>
                 <w:szCs w:val="20"/>
               </w:rPr>
             </w:pPr>
@@ -26589,6 +26649,7 @@
           <w:p>
             <w:pPr>
               <w:rPr>
+                <w:rFonts w:hint="eastAsia"/>
                 <w:szCs w:val="20"/>
               </w:rPr>
             </w:pPr>
@@ -26614,7 +26675,7 @@
       <w:pPr>
         <w:pStyle w:val="Heading1"/>
       </w:pPr>
-      <w:bookmarkStart w:id="46" w:name="_Toc225753623"/>
+      <w:bookmarkStart w:id="49" w:name="_Toc225753623"/>
       <w:r>
         <w:lastRenderedPageBreak/>
         <w:t xml:space="preserve">Free </w:t>
@@ -26625,7 +26686,7 @@
       <w:r>
         <w:t xml:space="preserve"> Open Source Software (FOSS)</w:t>
       </w:r>
-      <w:bookmarkEnd w:id="46"/>
+      <w:bookmarkEnd w:id="49"/>
     </w:p>
     <w:p>
       <w:pPr>
@@ -27296,43 +27357,67 @@
         <w:rPr>
           <w:rFonts w:eastAsiaTheme="majorEastAsia" w:cstheme="majorBidi"/>
           <w:b/>
+          <w:bCs/>
           <w:color w:val="641EE0"/>
           <w:sz w:val="28"/>
-          <w:szCs w:val="40"/>
         </w:rPr>
       </w:pPr>
     </w:p>
     <w:p>
-      <w:pPr>
-        <w:pStyle w:val="Heading1"/>
-      </w:pPr>
-      <w:bookmarkStart w:id="47" w:name="_Toc225753624"/>
-      <w:r>
-        <w:t xml:space="preserve">Waivers </w:t>
-      </w:r>
-      <w:r>
-        <w:t>and</w:t>
-      </w:r>
-      <w:r>
-        <w:t>/or Exceptions</w:t>
-      </w:r>
-      <w:bookmarkEnd w:id="47"/>
+      <w:r>
+        <w:rPr>
+          <w:szCs w:val="20"/>
+        </w:rPr>
+        <w:t>Five year license (</w:t>
+      </w:r>
+      <w:hyperlink r:id="rId47">
+        <w:r>
+          <w:rPr>
+            <w:szCs w:val="20"/>
+          </w:rPr>
+          <w:t>https://docs.experianaperture.io/data-quality/aperture-data-studio/installation/manage-your-license/</w:t>
+        </w:r>
+      </w:hyperlink>
+      <w:r>
+        <w:rPr>
+          <w:szCs w:val="20"/>
+        </w:rPr>
+        <w:t xml:space="preserve"> )</w:t>
+      </w:r>
     </w:p>
     <w:p>
-      <w:pPr>
-        <w:ind w:left="720"/>
+      <w:r>
         <w:rPr>
           <w:szCs w:val="20"/>
         </w:rPr>
-      </w:pPr>
-      <w:r>
-        <w:rPr>
-          <w:szCs w:val="20"/>
-        </w:rPr>
-        <w:t>GTS Architecture Review Board (ARB) provides a governance framework for Architecture Risk. The GTS ARB will review and approve/reject solution Architecture Exceptions.</w:t>
+        <w:t>Data Consumer users: unlimited</w:t>
       </w:r>
     </w:p>
     <w:p>
+      <w:r>
+        <w:rPr>
+          <w:szCs w:val="20"/>
+        </w:rPr>
+        <w:t>Designer users : 30</w:t>
+      </w:r>
+    </w:p>
+    <w:p>
+      <w:pPr>
+        <w:pStyle w:val="Heading1"/>
+      </w:pPr>
+      <w:bookmarkStart w:id="50" w:name="_Toc225753624"/>
+      <w:r>
+        <w:t xml:space="preserve">Waivers </w:t>
+      </w:r>
+      <w:r>
+        <w:t>and</w:t>
+      </w:r>
+      <w:r>
+        <w:t>/or Exceptions</w:t>
+      </w:r>
+      <w:bookmarkEnd w:id="50"/>
+    </w:p>
+    <w:p>
       <w:pPr>
         <w:ind w:left="720"/>
         <w:rPr>
@@ -27343,9 +27428,23 @@
         <w:rPr>
           <w:szCs w:val="20"/>
         </w:rPr>
+        <w:t>GTS Architecture Review Board (ARB) provides a governance framework for Architecture Risk. The GTS ARB will review and approve/reject solution Architecture Exceptions.</w:t>
+      </w:r>
+    </w:p>
+    <w:p>
+      <w:pPr>
+        <w:ind w:left="720"/>
+        <w:rPr>
+          <w:szCs w:val="20"/>
+        </w:rPr>
+      </w:pPr>
+      <w:r>
+        <w:rPr>
+          <w:szCs w:val="20"/>
+        </w:rPr>
         <w:t xml:space="preserve">See this link for documentation related to </w:t>
       </w:r>
-      <w:hyperlink r:id="rId47" w:history="1">
+      <w:hyperlink r:id="rId48" w:history="1">
         <w:r>
           <w:rPr>
             <w:rStyle w:val="Hyperlink"/>
@@ -27404,6 +27503,7 @@
         <w:rPr>
           <w:szCs w:val="20"/>
         </w:rPr>
+        <w:lastRenderedPageBreak/>
         <w:t>The GTS ARB holds the responsibility for ensuring that risk acceptances and/or risk remediations for exceptions to standards are approved and documented within architecture templates before granting GTS Final ARB approval.  </w:t>
       </w:r>
       <w:r>
@@ -27411,15 +27511,7 @@
           <w:szCs w:val="20"/>
           <w:highlight w:val="yellow"/>
         </w:rPr>
-        <w:t xml:space="preserve">The assigned architect is responsible for memorializing the GTS Risk Acceptances and GTS Risk </w:t>
-      </w:r>
-      <w:r>
-        <w:rPr>
-          <w:szCs w:val="20"/>
-          <w:highlight w:val="yellow"/>
-        </w:rPr>
-        <w:lastRenderedPageBreak/>
-        <w:t>Remediations within the </w:t>
+        <w:t>The assigned architect is responsible for memorializing the GTS Risk Acceptances and GTS Risk Remediations within the </w:t>
       </w:r>
       <w:r>
         <w:rPr>
@@ -27454,7 +27546,7 @@
         </w:rPr>
         <w:t>Risk Acceptance and Risk Remediation compliance is a function of the GTS internal risk management process. Exceptions to standards are logged as </w:t>
       </w:r>
-      <w:hyperlink r:id="rId48" w:history="1">
+      <w:hyperlink r:id="rId49" w:history="1">
         <w:r>
           <w:rPr>
             <w:rStyle w:val="Hyperlink"/>
@@ -27469,7 +27561,7 @@
         </w:rPr>
         <w:t> or </w:t>
       </w:r>
-      <w:hyperlink r:id="rId49" w:history="1">
+      <w:hyperlink r:id="rId50" w:history="1">
         <w:r>
           <w:rPr>
             <w:rStyle w:val="Hyperlink"/>
@@ -27609,7 +27701,7 @@
       <w:pPr>
         <w:pStyle w:val="Heading2"/>
       </w:pPr>
-      <w:bookmarkStart w:id="48" w:name="_Toc225753625"/>
+      <w:bookmarkStart w:id="51" w:name="_Toc225753625"/>
       <w:r>
         <w:t>Risk</w:t>
       </w:r>
@@ -27619,7 +27711,7 @@
       <w:r>
         <w:t>Acceptances</w:t>
       </w:r>
-      <w:bookmarkEnd w:id="48"/>
+      <w:bookmarkEnd w:id="51"/>
     </w:p>
     <w:tbl>
       <w:tblPr>
@@ -27935,7 +28027,7 @@
       <w:pPr>
         <w:pStyle w:val="Heading2"/>
       </w:pPr>
-      <w:bookmarkStart w:id="49" w:name="_Toc225753626"/>
+      <w:bookmarkStart w:id="52" w:name="_Toc225753626"/>
       <w:r>
         <w:t>Risk</w:t>
       </w:r>
@@ -27945,7 +28037,7 @@
       <w:r>
         <w:t>Remediations</w:t>
       </w:r>
-      <w:bookmarkEnd w:id="49"/>
+      <w:bookmarkEnd w:id="52"/>
     </w:p>
     <w:tbl>
       <w:tblPr>
@@ -28282,14 +28374,14 @@
       <w:pPr>
         <w:pStyle w:val="Heading2"/>
       </w:pPr>
-      <w:bookmarkStart w:id="50" w:name="_Toc225753627"/>
+      <w:bookmarkStart w:id="53" w:name="_Toc225753627"/>
       <w:r>
         <w:t>Security</w:t>
       </w:r>
       <w:r>
         <w:t xml:space="preserve"> Exceptions</w:t>
       </w:r>
-      <w:bookmarkEnd w:id="50"/>
+      <w:bookmarkEnd w:id="53"/>
     </w:p>
     <w:tbl>
       <w:tblPr>
@@ -28626,12 +28718,12 @@
       <w:pPr>
         <w:pStyle w:val="Heading1"/>
       </w:pPr>
-      <w:bookmarkStart w:id="51" w:name="_Toc225753628"/>
+      <w:bookmarkStart w:id="54" w:name="_Toc225753628"/>
       <w:r>
         <w:lastRenderedPageBreak/>
         <w:t>Operational Resiliency</w:t>
       </w:r>
-      <w:bookmarkEnd w:id="51"/>
+      <w:bookmarkEnd w:id="54"/>
     </w:p>
     <w:tbl>
       <w:tblPr>
@@ -28679,6 +28771,7 @@
           <w:p>
             <w:pPr>
               <w:rPr>
+                <w:rFonts w:hint="eastAsia"/>
                 <w:b w:val="0"/>
                 <w:bCs w:val="0"/>
                 <w:szCs w:val="20"/>
@@ -28702,6 +28795,7 @@
             <w:pPr>
               <w:jc w:val="center"/>
               <w:rPr>
+                <w:rFonts w:hint="eastAsia"/>
                 <w:szCs w:val="20"/>
               </w:rPr>
             </w:pPr>
@@ -28733,6 +28827,7 @@
           <w:p>
             <w:pPr>
               <w:rPr>
+                <w:rFonts w:hint="eastAsia"/>
                 <w:b/>
                 <w:bCs/>
                 <w:szCs w:val="20"/>
@@ -28754,6 +28849,7 @@
           <w:p>
             <w:pPr>
               <w:rPr>
+                <w:rFonts w:hint="eastAsia"/>
                 <w:b/>
                 <w:bCs/>
                 <w:szCs w:val="20"/>
@@ -28783,6 +28879,7 @@
           <w:p>
             <w:pPr>
               <w:rPr>
+                <w:rFonts w:hint="eastAsia"/>
                 <w:b/>
                 <w:bCs/>
                 <w:szCs w:val="20"/>
@@ -28804,6 +28901,7 @@
           <w:p>
             <w:pPr>
               <w:rPr>
+                <w:rFonts w:hint="eastAsia"/>
                 <w:b/>
                 <w:bCs/>
                 <w:szCs w:val="20"/>
@@ -28833,6 +28931,7 @@
           <w:p>
             <w:pPr>
               <w:rPr>
+                <w:rFonts w:hint="eastAsia"/>
                 <w:b/>
                 <w:bCs/>
                 <w:szCs w:val="20"/>
@@ -28931,6 +29030,7 @@
           <w:p>
             <w:pPr>
               <w:rPr>
+                <w:rFonts w:hint="eastAsia"/>
                 <w:szCs w:val="20"/>
               </w:rPr>
             </w:pPr>
@@ -28949,6 +29049,7 @@
           <w:p>
             <w:pPr>
               <w:rPr>
+                <w:rFonts w:hint="eastAsia"/>
                 <w:szCs w:val="20"/>
               </w:rPr>
             </w:pPr>
@@ -28973,6 +29074,7 @@
           <w:p>
             <w:pPr>
               <w:rPr>
+                <w:rFonts w:hint="eastAsia"/>
                 <w:szCs w:val="20"/>
               </w:rPr>
             </w:pPr>
@@ -29067,6 +29169,7 @@
           <w:p>
             <w:pPr>
               <w:rPr>
+                <w:rFonts w:hint="eastAsia"/>
                 <w:szCs w:val="20"/>
               </w:rPr>
             </w:pPr>
@@ -29085,6 +29188,7 @@
           <w:p>
             <w:pPr>
               <w:rPr>
+                <w:rFonts w:hint="eastAsia"/>
                 <w:szCs w:val="20"/>
               </w:rPr>
             </w:pPr>
@@ -29109,6 +29213,7 @@
           <w:p>
             <w:pPr>
               <w:rPr>
+                <w:rFonts w:hint="eastAsia"/>
                 <w:szCs w:val="20"/>
               </w:rPr>
             </w:pPr>
@@ -29132,7 +29237,7 @@
             </w:rPr>
             <w:id w:val="162052732"/>
             <w14:checkbox>
-              <w14:checked w14:val="0"/>
+              <w14:checked w14:val="1"/>
               <w14:checkedState w14:val="2612" w14:font="MS Gothic"/>
               <w14:uncheckedState w14:val="2610" w14:font="MS Gothic"/>
             </w14:checkbox>
@@ -29150,15 +29255,13 @@
                   <w:jc w:val="center"/>
                   <w:rPr>
                     <w:rFonts w:ascii="Arial" w:hAnsi="Arial" w:cs="Arial"/>
-                    <w:szCs w:val="20"/>
                   </w:rPr>
                 </w:pPr>
                 <w:r>
                   <w:rPr>
-                    <w:rFonts w:ascii="MS Gothic" w:eastAsia="MS Gothic" w:hAnsi="MS Gothic" w:hint="eastAsia"/>
-                    <w:szCs w:val="20"/>
+                    <w:rFonts w:ascii="MS Gothic" w:eastAsia="MS Gothic" w:hAnsi="MS Gothic" w:cs="MS Gothic"/>
                   </w:rPr>
-                  <w:t>☐</w:t>
+                  <w:t>☒</w:t>
                 </w:r>
               </w:p>
             </w:tc>
@@ -29203,6 +29306,7 @@
           <w:p>
             <w:pPr>
               <w:rPr>
+                <w:rFonts w:hint="eastAsia"/>
                 <w:szCs w:val="20"/>
               </w:rPr>
             </w:pPr>
@@ -29221,6 +29325,7 @@
           <w:p>
             <w:pPr>
               <w:rPr>
+                <w:rFonts w:hint="eastAsia"/>
                 <w:szCs w:val="20"/>
               </w:rPr>
             </w:pPr>
@@ -29245,6 +29350,7 @@
           <w:p>
             <w:pPr>
               <w:rPr>
+                <w:rFonts w:hint="eastAsia"/>
                 <w:szCs w:val="20"/>
               </w:rPr>
             </w:pPr>
@@ -29339,6 +29445,7 @@
           <w:p>
             <w:pPr>
               <w:rPr>
+                <w:rFonts w:hint="eastAsia"/>
                 <w:szCs w:val="20"/>
               </w:rPr>
             </w:pPr>
@@ -29357,6 +29464,7 @@
           <w:p>
             <w:pPr>
               <w:rPr>
+                <w:rFonts w:hint="eastAsia"/>
                 <w:szCs w:val="20"/>
               </w:rPr>
             </w:pPr>
@@ -29381,6 +29489,7 @@
           <w:p>
             <w:pPr>
               <w:rPr>
+                <w:rFonts w:hint="eastAsia"/>
                 <w:szCs w:val="20"/>
               </w:rPr>
             </w:pPr>
@@ -29475,6 +29584,7 @@
           <w:p>
             <w:pPr>
               <w:rPr>
+                <w:rFonts w:hint="eastAsia"/>
                 <w:szCs w:val="20"/>
               </w:rPr>
             </w:pPr>
@@ -29493,6 +29603,7 @@
           <w:p>
             <w:pPr>
               <w:rPr>
+                <w:rFonts w:hint="eastAsia"/>
                 <w:szCs w:val="20"/>
               </w:rPr>
             </w:pPr>
@@ -29517,6 +29628,7 @@
           <w:p>
             <w:pPr>
               <w:rPr>
+                <w:rFonts w:hint="eastAsia"/>
                 <w:szCs w:val="20"/>
               </w:rPr>
             </w:pPr>
@@ -29556,14 +29668,14 @@
       <w:pPr>
         <w:pStyle w:val="Heading1"/>
       </w:pPr>
-      <w:bookmarkStart w:id="52" w:name="_Toc225753629"/>
+      <w:bookmarkStart w:id="55" w:name="_Toc225753629"/>
       <w:r>
         <w:t xml:space="preserve">Exit </w:t>
       </w:r>
       <w:r>
         <w:t>Strategy</w:t>
       </w:r>
-      <w:bookmarkEnd w:id="52"/>
+      <w:bookmarkEnd w:id="55"/>
     </w:p>
     <w:p>
       <w:pPr>
@@ -30129,9 +30241,9 @@
       </w:r>
     </w:p>
     <w:sectPr>
-      <w:headerReference w:type="default" r:id="rId50"/>
-      <w:footerReference w:type="default" r:id="rId51"/>
-      <w:headerReference w:type="first" r:id="rId52"/>
+      <w:headerReference w:type="default" r:id="rId51"/>
+      <w:footerReference w:type="default" r:id="rId52"/>
+      <w:headerReference w:type="first" r:id="rId53"/>
       <w:pgSz w:w="12240" w:h="15840"/>
       <w:pgMar w:top="720" w:right="720" w:bottom="720" w:left="720" w:header="720" w:footer="0" w:gutter="0"/>
       <w:cols w:space="720"/>
@@ -30143,7 +30255,7 @@
 </file>
 
 <file path=word/comments.xml><?xml version="1.0" encoding="utf-8"?>
-<w:comments xmlns:wpc="http://schemas.microsoft.com/office/word/2010/wordprocessingCanvas" xmlns:cx="http://schemas.microsoft.com/office/drawing/2014/chartex" xmlns:cx1="http://schemas.microsoft.com/office/drawing/2015/9/8/chartex" xmlns:cx2="http://schemas.microsoft.com/office/drawing/2015/10/21/chartex" xmlns:cx3="http://schemas.microsoft.com/office/drawing/2016/5/9/chartex" xmlns:cx4="http://schemas.microsoft.com/office/drawing/2016/5/10/chartex" xmlns:cx5="http://schemas.microsoft.com/office/drawing/2016/5/11/chartex" xmlns:cx6="http://schemas.microsoft.com/office/drawing/2016/5/12/chartex" xmlns:cx7="http://schemas.microsoft.com/office/drawing/2016/5/13/chartex" xmlns:cx8="http://schemas.microsoft.com/office/drawing/2016/5/14/chartex" xmlns:mc="http://schemas.openxmlformats.org/markup-compatibility/2006" xmlns:aink="http://schemas.microsoft.com/office/drawing/2016/ink" xmlns:am3d="http://schemas.microsoft.com/office/drawing/2017/model3d" xmlns:o="urn:schemas-microsoft-com:office:office" xmlns:oel="http://schemas.microsoft.com/office/2019/extlst" xmlns:r="http://schemas.openxmlformats.org/officeDocument/2006/relationships" xmlns:m="http://schemas.openxmlformats.org/officeDocument/2006/math" xmlns:v="urn:schemas-microsoft-com:vml" xmlns:wp14="http://schemas.microsoft.com/office/word/2010/wordprocessingDrawing" xmlns:wp="http://schemas.openxmlformats.org/drawingml/2006/wordprocessingDrawing" xmlns:w10="urn:schemas-microsoft-com:office:word" xmlns:w="http://schemas.openxmlformats.org/wordprocessingml/2006/main" xmlns:w14="http://schemas.microsoft.com/office/word/2010/wordml" xmlns:w15="http://schemas.microsoft.com/office/word/2012/wordml" xmlns:w16cex="http://schemas.microsoft.com/office/word/2018/wordml/cex" xmlns:w16cid="http://schemas.microsoft.com/office/word/2016/wordml/cid" xmlns:w16="http://schemas.microsoft.com/office/word/2018/wordml" xmlns:w16du="http://schemas.microsoft.com/office/word/2023/wordml/word16du" xmlns:w16sdtdh="http://schemas.microsoft.com/office/word/2020/wordml/sdtdatahash" xmlns:w16sdtfl="http://schemas.microsoft.com/office/word/2024/wordml/sdtformatlock" xmlns:w16se="http://schemas.microsoft.com/office/word/2015/wordml/symex" xmlns:wpg="http://schemas.microsoft.com/office/word/2010/wordprocessingGroup" xmlns:wpi="http://schemas.microsoft.com/office/word/2010/wordprocessingInk" xmlns:wne="http://schemas.microsoft.com/office/word/2006/wordml" xmlns:wps="http://schemas.microsoft.com/office/word/2010/wordprocessingShape" mc:Ignorable="w14 w15 w16se w16cid w16 w16cex w16sdtdh w16sdtfl w16du wp14">
+<w:comments xmlns:wpc="http://schemas.microsoft.com/office/word/2010/wordprocessingCanvas" xmlns:cx="http://schemas.microsoft.com/office/drawing/2014/chartex" xmlns:cx1="http://schemas.microsoft.com/office/drawing/2015/9/8/chartex" xmlns:cx2="http://schemas.microsoft.com/office/drawing/2015/10/21/chartex" xmlns:cx3="http://schemas.microsoft.com/office/drawing/2016/5/9/chartex" xmlns:cx4="http://schemas.microsoft.com/office/drawing/2016/5/10/chartex" xmlns:cx5="http://schemas.microsoft.com/office/drawing/2016/5/11/chartex" xmlns:cx6="http://schemas.microsoft.com/office/drawing/2016/5/12/chartex" xmlns:cx7="http://schemas.microsoft.com/office/drawing/2016/5/13/chartex" xmlns:cx8="http://schemas.microsoft.com/office/drawing/2016/5/14/chartex" xmlns:mc="http://schemas.openxmlformats.org/markup-compatibility/2006" xmlns:m="http://schemas.openxmlformats.org/officeDocument/2006/math" xmlns:aink="http://schemas.microsoft.com/office/drawing/2016/ink" xmlns:am3d="http://schemas.microsoft.com/office/drawing/2017/model3d" xmlns:oel="http://schemas.microsoft.com/office/2019/extlst" xmlns:r="http://schemas.openxmlformats.org/officeDocument/2006/relationships" xmlns:wp14="http://schemas.microsoft.com/office/word/2010/wordprocessingDrawing" xmlns:wp="http://schemas.openxmlformats.org/drawingml/2006/wordprocessingDrawing" xmlns:wpg="http://schemas.microsoft.com/office/word/2010/wordprocessingGroup" xmlns:wpi="http://schemas.microsoft.com/office/word/2010/wordprocessingInk" xmlns:wps="http://schemas.microsoft.com/office/word/2010/wordprocessingShape" xmlns:o="urn:schemas-microsoft-com:office:office" xmlns:v="urn:schemas-microsoft-com:vml" xmlns:w10="urn:schemas-microsoft-com:office:word" xmlns:w="http://schemas.openxmlformats.org/wordprocessingml/2006/main" xmlns:w14="http://schemas.microsoft.com/office/word/2010/wordml" xmlns:w15="http://schemas.microsoft.com/office/word/2012/wordml" xmlns:w16cex="http://schemas.microsoft.com/office/word/2018/wordml/cex" xmlns:w16cid="http://schemas.microsoft.com/office/word/2016/wordml/cid" xmlns:w16="http://schemas.microsoft.com/office/word/2018/wordml" xmlns:w16sdtdh="http://schemas.microsoft.com/office/word/2020/wordml/sdtdatahash" xmlns:w16sdtfl="http://schemas.microsoft.com/office/word/2024/wordml/sdtformatlock" xmlns:w16se="http://schemas.microsoft.com/office/word/2015/wordml/symex" xmlns:w16du="http://schemas.microsoft.com/office/word/2023/wordml/word16du" xmlns:wne="http://schemas.microsoft.com/office/word/2006/wordml" mc:Ignorable="w14 w15 w16se w16cid w16 w16cex w16sdtdh w16sdtfl w16du wp14">
   <w:comment w:id="5" w:author="Apel, Nick" w:date="2026-03-30T08:40:00Z" w:initials="AN">
     <w:p>
       <w:r>
@@ -30210,6 +30322,40 @@
           <w14:ligatures w14:val="standardContextual"/>
         </w:rPr>
         <w:t xml:space="preserve"> - Are there separate Gen AI Working Groups for Global vs TA or is there one working group now?</w:t>
+      </w:r>
+    </w:p>
+  </w:comment>
+  <w:comment w:id="45" w:author="Kerbachi, Mohamed - GTS Global ENG &amp; ARCH" w:date="2026-06-23T12:19:00Z" w:initials="KA">
+    <w:p>
+      <w:pPr>
+        <w:pStyle w:val="CommentText"/>
+      </w:pPr>
+      <w:r>
+        <w:rPr>
+          <w:rStyle w:val="CommentReference"/>
+        </w:rPr>
+        <w:annotationRef/>
+      </w:r>
+      <w:r>
+        <w:fldChar w:fldCharType="begin"/>
+      </w:r>
+      <w:r>
+        <w:instrText xml:space="preserve"> HYPERLINK "mailto:kenny.boyle@aegon.com"</w:instrText>
+      </w:r>
+      <w:bookmarkStart w:id="47" w:name="_@_B98E35B58EDC4D03B1818E6A83C42465Z"/>
+      <w:r>
+        <w:fldChar w:fldCharType="separate"/>
+      </w:r>
+      <w:bookmarkEnd w:id="47"/>
+      <w:r>
+        <w:rPr>
+          <w:rStyle w:val="Mention"/>
+          <w:noProof/>
+        </w:rPr>
+        <w:t>@Boyle, Kenny</w:t>
+      </w:r>
+      <w:r>
+        <w:fldChar w:fldCharType="end"/>
       </w:r>
     </w:p>
   </w:comment>
@@ -30217,25 +30363,28 @@
 </file>
 
 <file path=word/commentsExtended.xml><?xml version="1.0" encoding="utf-8"?>
-<w15:commentsEx xmlns:wpc="http://schemas.microsoft.com/office/word/2010/wordprocessingCanvas" xmlns:cx="http://schemas.microsoft.com/office/drawing/2014/chartex" xmlns:cx1="http://schemas.microsoft.com/office/drawing/2015/9/8/chartex" xmlns:cx2="http://schemas.microsoft.com/office/drawing/2015/10/21/chartex" xmlns:cx3="http://schemas.microsoft.com/office/drawing/2016/5/9/chartex" xmlns:cx4="http://schemas.microsoft.com/office/drawing/2016/5/10/chartex" xmlns:cx5="http://schemas.microsoft.com/office/drawing/2016/5/11/chartex" xmlns:cx6="http://schemas.microsoft.com/office/drawing/2016/5/12/chartex" xmlns:cx7="http://schemas.microsoft.com/office/drawing/2016/5/13/chartex" xmlns:cx8="http://schemas.microsoft.com/office/drawing/2016/5/14/chartex" xmlns:mc="http://schemas.openxmlformats.org/markup-compatibility/2006" xmlns:aink="http://schemas.microsoft.com/office/drawing/2016/ink" xmlns:am3d="http://schemas.microsoft.com/office/drawing/2017/model3d" xmlns:o="urn:schemas-microsoft-com:office:office" xmlns:oel="http://schemas.microsoft.com/office/2019/extlst" xmlns:r="http://schemas.openxmlformats.org/officeDocument/2006/relationships" xmlns:m="http://schemas.openxmlformats.org/officeDocument/2006/math" xmlns:v="urn:schemas-microsoft-com:vml" xmlns:wp14="http://schemas.microsoft.com/office/word/2010/wordprocessingDrawing" xmlns:wp="http://schemas.openxmlformats.org/drawingml/2006/wordprocessingDrawing" xmlns:w10="urn:schemas-microsoft-com:office:word" xmlns:w="http://schemas.openxmlformats.org/wordprocessingml/2006/main" xmlns:w14="http://schemas.microsoft.com/office/word/2010/wordml" xmlns:w15="http://schemas.microsoft.com/office/word/2012/wordml" xmlns:w16cex="http://schemas.microsoft.com/office/word/2018/wordml/cex" xmlns:w16cid="http://schemas.microsoft.com/office/word/2016/wordml/cid" xmlns:w16="http://schemas.microsoft.com/office/word/2018/wordml" xmlns:w16du="http://schemas.microsoft.com/office/word/2023/wordml/word16du" xmlns:w16sdtdh="http://schemas.microsoft.com/office/word/2020/wordml/sdtdatahash" xmlns:w16sdtfl="http://schemas.microsoft.com/office/word/2024/wordml/sdtformatlock" xmlns:w16se="http://schemas.microsoft.com/office/word/2015/wordml/symex" xmlns:wpg="http://schemas.microsoft.com/office/word/2010/wordprocessingGroup" xmlns:wpi="http://schemas.microsoft.com/office/word/2010/wordprocessingInk" xmlns:wne="http://schemas.microsoft.com/office/word/2006/wordml" xmlns:wps="http://schemas.microsoft.com/office/word/2010/wordprocessingShape" mc:Ignorable="w14 w15 w16se w16cid w16 w16cex w16sdtdh w16sdtfl w16du wp14">
+<w15:commentsEx xmlns:wpc="http://schemas.microsoft.com/office/word/2010/wordprocessingCanvas" xmlns:cx="http://schemas.microsoft.com/office/drawing/2014/chartex" xmlns:cx1="http://schemas.microsoft.com/office/drawing/2015/9/8/chartex" xmlns:cx2="http://schemas.microsoft.com/office/drawing/2015/10/21/chartex" xmlns:cx3="http://schemas.microsoft.com/office/drawing/2016/5/9/chartex" xmlns:cx4="http://schemas.microsoft.com/office/drawing/2016/5/10/chartex" xmlns:cx5="http://schemas.microsoft.com/office/drawing/2016/5/11/chartex" xmlns:cx6="http://schemas.microsoft.com/office/drawing/2016/5/12/chartex" xmlns:cx7="http://schemas.microsoft.com/office/drawing/2016/5/13/chartex" xmlns:cx8="http://schemas.microsoft.com/office/drawing/2016/5/14/chartex" xmlns:mc="http://schemas.openxmlformats.org/markup-compatibility/2006" xmlns:m="http://schemas.openxmlformats.org/officeDocument/2006/math" xmlns:aink="http://schemas.microsoft.com/office/drawing/2016/ink" xmlns:am3d="http://schemas.microsoft.com/office/drawing/2017/model3d" xmlns:oel="http://schemas.microsoft.com/office/2019/extlst" xmlns:r="http://schemas.openxmlformats.org/officeDocument/2006/relationships" xmlns:wp14="http://schemas.microsoft.com/office/word/2010/wordprocessingDrawing" xmlns:wp="http://schemas.openxmlformats.org/drawingml/2006/wordprocessingDrawing" xmlns:wpg="http://schemas.microsoft.com/office/word/2010/wordprocessingGroup" xmlns:wpi="http://schemas.microsoft.com/office/word/2010/wordprocessingInk" xmlns:wps="http://schemas.microsoft.com/office/word/2010/wordprocessingShape" xmlns:o="urn:schemas-microsoft-com:office:office" xmlns:v="urn:schemas-microsoft-com:vml" xmlns:w10="urn:schemas-microsoft-com:office:word" xmlns:w="http://schemas.openxmlformats.org/wordprocessingml/2006/main" xmlns:w14="http://schemas.microsoft.com/office/word/2010/wordml" xmlns:w15="http://schemas.microsoft.com/office/word/2012/wordml" xmlns:w16cex="http://schemas.microsoft.com/office/word/2018/wordml/cex" xmlns:w16cid="http://schemas.microsoft.com/office/word/2016/wordml/cid" xmlns:w16="http://schemas.microsoft.com/office/word/2018/wordml" xmlns:w16sdtdh="http://schemas.microsoft.com/office/word/2020/wordml/sdtdatahash" xmlns:w16sdtfl="http://schemas.microsoft.com/office/word/2024/wordml/sdtformatlock" xmlns:w16se="http://schemas.microsoft.com/office/word/2015/wordml/symex" xmlns:w16du="http://schemas.microsoft.com/office/word/2023/wordml/word16du" xmlns:wne="http://schemas.microsoft.com/office/word/2006/wordml" mc:Ignorable="w14 w15 w16se w16cid w16 w16cex w16sdtdh w16sdtfl w16du wp14">
   <w15:commentEx w15:paraId="60341A56" w15:done="0"/>
+  <w15:commentEx w15:paraId="17E91E61" w15:done="0"/>
 </w15:commentsEx>
 </file>
 
 <file path=word/commentsExtensible.xml><?xml version="1.0" encoding="utf-8"?>
-<w16cex:commentsExtensible xmlns:wpc="http://schemas.microsoft.com/office/word/2010/wordprocessingCanvas" xmlns:cx="http://schemas.microsoft.com/office/drawing/2014/chartex" xmlns:cx1="http://schemas.microsoft.com/office/drawing/2015/9/8/chartex" xmlns:cx2="http://schemas.microsoft.com/office/drawing/2015/10/21/chartex" xmlns:cx3="http://schemas.microsoft.com/office/drawing/2016/5/9/chartex" xmlns:cx4="http://schemas.microsoft.com/office/drawing/2016/5/10/chartex" xmlns:cx5="http://schemas.microsoft.com/office/drawing/2016/5/11/chartex" xmlns:cx6="http://schemas.microsoft.com/office/drawing/2016/5/12/chartex" xmlns:cx7="http://schemas.microsoft.com/office/drawing/2016/5/13/chartex" xmlns:cx8="http://schemas.microsoft.com/office/drawing/2016/5/14/chartex" xmlns:cr="http://schemas.microsoft.com/office/comments/2020/reactions" xmlns:mc="http://schemas.openxmlformats.org/markup-compatibility/2006" xmlns:aink="http://schemas.microsoft.com/office/drawing/2016/ink" xmlns:am3d="http://schemas.microsoft.com/office/drawing/2017/model3d" xmlns:o="urn:schemas-microsoft-com:office:office" xmlns:oel="http://schemas.microsoft.com/office/2019/extlst" xmlns:r="http://schemas.openxmlformats.org/officeDocument/2006/relationships" xmlns:m="http://schemas.openxmlformats.org/officeDocument/2006/math" xmlns:v="urn:schemas-microsoft-com:vml" xmlns:wp14="http://schemas.microsoft.com/office/word/2010/wordprocessingDrawing" xmlns:wp="http://schemas.openxmlformats.org/drawingml/2006/wordprocessingDrawing" xmlns:w10="urn:schemas-microsoft-com:office:word" xmlns:w="http://schemas.openxmlformats.org/wordprocessingml/2006/main" xmlns:w14="http://schemas.microsoft.com/office/word/2010/wordml" xmlns:w15="http://schemas.microsoft.com/office/word/2012/wordml" xmlns:w16cex="http://schemas.microsoft.com/office/word/2018/wordml/cex" xmlns:w16cid="http://schemas.microsoft.com/office/word/2016/wordml/cid" xmlns:w16="http://schemas.microsoft.com/office/word/2018/wordml" xmlns:w16du="http://schemas.microsoft.com/office/word/2023/wordml/word16du" xmlns:w16sdtdh="http://schemas.microsoft.com/office/word/2020/wordml/sdtdatahash" xmlns:w16sdtfl="http://schemas.microsoft.com/office/word/2024/wordml/sdtformatlock" xmlns:w16se="http://schemas.microsoft.com/office/word/2015/wordml/symex" xmlns:wpg="http://schemas.microsoft.com/office/word/2010/wordprocessingGroup" xmlns:wpi="http://schemas.microsoft.com/office/word/2010/wordprocessingInk" xmlns:wne="http://schemas.microsoft.com/office/word/2006/wordml" xmlns:wps="http://schemas.microsoft.com/office/word/2010/wordprocessingShape" mc:Ignorable="w14 w15 w16se w16cid w16 w16cex w16sdtdh w16sdtfl cr w16du wp14">
+<w16cex:commentsExtensible xmlns:wpc="http://schemas.microsoft.com/office/word/2010/wordprocessingCanvas" xmlns:cx="http://schemas.microsoft.com/office/drawing/2014/chartex" xmlns:cx1="http://schemas.microsoft.com/office/drawing/2015/9/8/chartex" xmlns:cx2="http://schemas.microsoft.com/office/drawing/2015/10/21/chartex" xmlns:cx3="http://schemas.microsoft.com/office/drawing/2016/5/9/chartex" xmlns:cx4="http://schemas.microsoft.com/office/drawing/2016/5/10/chartex" xmlns:cx5="http://schemas.microsoft.com/office/drawing/2016/5/11/chartex" xmlns:cx6="http://schemas.microsoft.com/office/drawing/2016/5/12/chartex" xmlns:cx7="http://schemas.microsoft.com/office/drawing/2016/5/13/chartex" xmlns:cx8="http://schemas.microsoft.com/office/drawing/2016/5/14/chartex" xmlns:cr="http://schemas.microsoft.com/office/comments/2020/reactions" xmlns:mc="http://schemas.openxmlformats.org/markup-compatibility/2006" xmlns:m="http://schemas.openxmlformats.org/officeDocument/2006/math" xmlns:aink="http://schemas.microsoft.com/office/drawing/2016/ink" xmlns:am3d="http://schemas.microsoft.com/office/drawing/2017/model3d" xmlns:oel="http://schemas.microsoft.com/office/2019/extlst" xmlns:r="http://schemas.openxmlformats.org/officeDocument/2006/relationships" xmlns:wp14="http://schemas.microsoft.com/office/word/2010/wordprocessingDrawing" xmlns:wp="http://schemas.openxmlformats.org/drawingml/2006/wordprocessingDrawing" xmlns:wpg="http://schemas.microsoft.com/office/word/2010/wordprocessingGroup" xmlns:wpi="http://schemas.microsoft.com/office/word/2010/wordprocessingInk" xmlns:wps="http://schemas.microsoft.com/office/word/2010/wordprocessingShape" xmlns:o="urn:schemas-microsoft-com:office:office" xmlns:v="urn:schemas-microsoft-com:vml" xmlns:w10="urn:schemas-microsoft-com:office:word" xmlns:w="http://schemas.openxmlformats.org/wordprocessingml/2006/main" xmlns:w14="http://schemas.microsoft.com/office/word/2010/wordml" xmlns:w15="http://schemas.microsoft.com/office/word/2012/wordml" xmlns:w16cex="http://schemas.microsoft.com/office/word/2018/wordml/cex" xmlns:w16cid="http://schemas.microsoft.com/office/word/2016/wordml/cid" xmlns:w16="http://schemas.microsoft.com/office/word/2018/wordml" xmlns:w16sdtdh="http://schemas.microsoft.com/office/word/2020/wordml/sdtdatahash" xmlns:w16sdtfl="http://schemas.microsoft.com/office/word/2024/wordml/sdtformatlock" xmlns:w16se="http://schemas.microsoft.com/office/word/2015/wordml/symex" xmlns:w16du="http://schemas.microsoft.com/office/word/2023/wordml/word16du" xmlns:wne="http://schemas.microsoft.com/office/word/2006/wordml" mc:Ignorable="w14 w15 w16se w16cid w16 w16cex w16sdtdh w16sdtfl cr w16du wp14">
   <w16cex:commentExtensible w16cex:durableId="782830FD" w16cex:dateUtc="2026-03-30T14:40:00Z"/>
+  <w16cex:commentExtensible w16cex:durableId="7E0DB8FD" w16cex:dateUtc="2026-06-23T16:19:00Z"/>
 </w16cex:commentsExtensible>
 </file>
 
 <file path=word/commentsIds.xml><?xml version="1.0" encoding="utf-8"?>
-<w16cid:commentsIds xmlns:wpc="http://schemas.microsoft.com/office/word/2010/wordprocessingCanvas" xmlns:cx="http://schemas.microsoft.com/office/drawing/2014/chartex" xmlns:cx1="http://schemas.microsoft.com/office/drawing/2015/9/8/chartex" xmlns:cx2="http://schemas.microsoft.com/office/drawing/2015/10/21/chartex" xmlns:cx3="http://schemas.microsoft.com/office/drawing/2016/5/9/chartex" xmlns:cx4="http://schemas.microsoft.com/office/drawing/2016/5/10/chartex" xmlns:cx5="http://schemas.microsoft.com/office/drawing/2016/5/11/chartex" xmlns:cx6="http://schemas.microsoft.com/office/drawing/2016/5/12/chartex" xmlns:cx7="http://schemas.microsoft.com/office/drawing/2016/5/13/chartex" xmlns:cx8="http://schemas.microsoft.com/office/drawing/2016/5/14/chartex" xmlns:mc="http://schemas.openxmlformats.org/markup-compatibility/2006" xmlns:aink="http://schemas.microsoft.com/office/drawing/2016/ink" xmlns:am3d="http://schemas.microsoft.com/office/drawing/2017/model3d" xmlns:o="urn:schemas-microsoft-com:office:office" xmlns:oel="http://schemas.microsoft.com/office/2019/extlst" xmlns:r="http://schemas.openxmlformats.org/officeDocument/2006/relationships" xmlns:m="http://schemas.openxmlformats.org/officeDocument/2006/math" xmlns:v="urn:schemas-microsoft-com:vml" xmlns:wp14="http://schemas.microsoft.com/office/word/2010/wordprocessingDrawing" xmlns:wp="http://schemas.openxmlformats.org/drawingml/2006/wordprocessingDrawing" xmlns:w10="urn:schemas-microsoft-com:office:word" xmlns:w="http://schemas.openxmlformats.org/wordprocessingml/2006/main" xmlns:w14="http://schemas.microsoft.com/office/word/2010/wordml" xmlns:w15="http://schemas.microsoft.com/office/word/2012/wordml" xmlns:w16cex="http://schemas.microsoft.com/office/word/2018/wordml/cex" xmlns:w16cid="http://schemas.microsoft.com/office/word/2016/wordml/cid" xmlns:w16="http://schemas.microsoft.com/office/word/2018/wordml" xmlns:w16du="http://schemas.microsoft.com/office/word/2023/wordml/word16du" xmlns:w16sdtdh="http://schemas.microsoft.com/office/word/2020/wordml/sdtdatahash" xmlns:w16sdtfl="http://schemas.microsoft.com/office/word/2024/wordml/sdtformatlock" xmlns:w16se="http://schemas.microsoft.com/office/word/2015/wordml/symex" xmlns:wpg="http://schemas.microsoft.com/office/word/2010/wordprocessingGroup" xmlns:wpi="http://schemas.microsoft.com/office/word/2010/wordprocessingInk" xmlns:wne="http://schemas.microsoft.com/office/word/2006/wordml" xmlns:wps="http://schemas.microsoft.com/office/word/2010/wordprocessingShape" mc:Ignorable="w14 w15 w16se w16cid w16 w16cex w16sdtdh w16sdtfl w16du wp14">
+<w16cid:commentsIds xmlns:wpc="http://schemas.microsoft.com/office/word/2010/wordprocessingCanvas" xmlns:cx="http://schemas.microsoft.com/office/drawing/2014/chartex" xmlns:cx1="http://schemas.microsoft.com/office/drawing/2015/9/8/chartex" xmlns:cx2="http://schemas.microsoft.com/office/drawing/2015/10/21/chartex" xmlns:cx3="http://schemas.microsoft.com/office/drawing/2016/5/9/chartex" xmlns:cx4="http://schemas.microsoft.com/office/drawing/2016/5/10/chartex" xmlns:cx5="http://schemas.microsoft.com/office/drawing/2016/5/11/chartex" xmlns:cx6="http://schemas.microsoft.com/office/drawing/2016/5/12/chartex" xmlns:cx7="http://schemas.microsoft.com/office/drawing/2016/5/13/chartex" xmlns:cx8="http://schemas.microsoft.com/office/drawing/2016/5/14/chartex" xmlns:mc="http://schemas.openxmlformats.org/markup-compatibility/2006" xmlns:m="http://schemas.openxmlformats.org/officeDocument/2006/math" xmlns:aink="http://schemas.microsoft.com/office/drawing/2016/ink" xmlns:am3d="http://schemas.microsoft.com/office/drawing/2017/model3d" xmlns:oel="http://schemas.microsoft.com/office/2019/extlst" xmlns:r="http://schemas.openxmlformats.org/officeDocument/2006/relationships" xmlns:wp14="http://schemas.microsoft.com/office/word/2010/wordprocessingDrawing" xmlns:wp="http://schemas.openxmlformats.org/drawingml/2006/wordprocessingDrawing" xmlns:wpg="http://schemas.microsoft.com/office/word/2010/wordprocessingGroup" xmlns:wpi="http://schemas.microsoft.com/office/word/2010/wordprocessingInk" xmlns:wps="http://schemas.microsoft.com/office/word/2010/wordprocessingShape" xmlns:o="urn:schemas-microsoft-com:office:office" xmlns:v="urn:schemas-microsoft-com:vml" xmlns:w10="urn:schemas-microsoft-com:office:word" xmlns:w="http://schemas.openxmlformats.org/wordprocessingml/2006/main" xmlns:w14="http://schemas.microsoft.com/office/word/2010/wordml" xmlns:w15="http://schemas.microsoft.com/office/word/2012/wordml" xmlns:w16cex="http://schemas.microsoft.com/office/word/2018/wordml/cex" xmlns:w16cid="http://schemas.microsoft.com/office/word/2016/wordml/cid" xmlns:w16="http://schemas.microsoft.com/office/word/2018/wordml" xmlns:w16sdtdh="http://schemas.microsoft.com/office/word/2020/wordml/sdtdatahash" xmlns:w16sdtfl="http://schemas.microsoft.com/office/word/2024/wordml/sdtformatlock" xmlns:w16se="http://schemas.microsoft.com/office/word/2015/wordml/symex" xmlns:w16du="http://schemas.microsoft.com/office/word/2023/wordml/word16du" xmlns:wne="http://schemas.microsoft.com/office/word/2006/wordml" mc:Ignorable="w14 w15 w16se w16cid w16 w16cex w16sdtdh w16sdtfl w16du wp14">
   <w16cid:commentId w16cid:paraId="60341A56" w16cid:durableId="782830FD"/>
+  <w16cid:commentId w16cid:paraId="17E91E61" w16cid:durableId="7E0DB8FD"/>
 </w16cid:commentsIds>
 </file>
 
 <file path=word/endnotes.xml><?xml version="1.0" encoding="utf-8"?>
-<w:endnotes xmlns:wpc="http://schemas.microsoft.com/office/word/2010/wordprocessingCanvas" xmlns:cx="http://schemas.microsoft.com/office/drawing/2014/chartex" xmlns:cx1="http://schemas.microsoft.com/office/drawing/2015/9/8/chartex" xmlns:cx2="http://schemas.microsoft.com/office/drawing/2015/10/21/chartex" xmlns:cx3="http://schemas.microsoft.com/office/drawing/2016/5/9/chartex" xmlns:cx4="http://schemas.microsoft.com/office/drawing/2016/5/10/chartex" xmlns:cx5="http://schemas.microsoft.com/office/drawing/2016/5/11/chartex" xmlns:cx6="http://schemas.microsoft.com/office/drawing/2016/5/12/chartex" xmlns:cx7="http://schemas.microsoft.com/office/drawing/2016/5/13/chartex" xmlns:cx8="http://schemas.microsoft.com/office/drawing/2016/5/14/chartex" xmlns:mc="http://schemas.openxmlformats.org/markup-compatibility/2006" xmlns:aink="http://schemas.microsoft.com/office/drawing/2016/ink" xmlns:am3d="http://schemas.microsoft.com/office/drawing/2017/model3d" xmlns:o="urn:schemas-microsoft-com:office:office" xmlns:oel="http://schemas.microsoft.com/office/2019/extlst" xmlns:r="http://schemas.openxmlformats.org/officeDocument/2006/relationships" xmlns:m="http://schemas.openxmlformats.org/officeDocument/2006/math" xmlns:v="urn:schemas-microsoft-com:vml" xmlns:wp14="http://schemas.microsoft.com/office/word/2010/wordprocessingDrawing" xmlns:wp="http://schemas.openxmlformats.org/drawingml/2006/wordprocessingDrawing" xmlns:w10="urn:schemas-microsoft-com:office:word" xmlns:w="http://schemas.openxmlformats.org/wordprocessingml/2006/main" xmlns:w14="http://schemas.microsoft.com/office/word/2010/wordml" xmlns:w15="http://schemas.microsoft.com/office/word/2012/wordml" xmlns:w16cex="http://schemas.microsoft.com/office/word/2018/wordml/cex" xmlns:w16cid="http://schemas.microsoft.com/office/word/2016/wordml/cid" xmlns:w16="http://schemas.microsoft.com/office/word/2018/wordml" xmlns:w16du="http://schemas.microsoft.com/office/word/2023/wordml/word16du" xmlns:w16sdtdh="http://schemas.microsoft.com/office/word/2020/wordml/sdtdatahash" xmlns:w16sdtfl="http://schemas.microsoft.com/office/word/2024/wordml/sdtformatlock" xmlns:w16se="http://schemas.microsoft.com/office/word/2015/wordml/symex" xmlns:wpg="http://schemas.microsoft.com/office/word/2010/wordprocessingGroup" xmlns:wpi="http://schemas.microsoft.com/office/word/2010/wordprocessingInk" xmlns:wne="http://schemas.microsoft.com/office/word/2006/wordml" xmlns:wps="http://schemas.microsoft.com/office/word/2010/wordprocessingShape" mc:Ignorable="w14 w15 w16se w16cid w16 w16cex w16sdtdh w16sdtfl w16du wp14">
+<w:endnotes xmlns:wpc="http://schemas.microsoft.com/office/word/2010/wordprocessingCanvas" xmlns:cx="http://schemas.microsoft.com/office/drawing/2014/chartex" xmlns:cx1="http://schemas.microsoft.com/office/drawing/2015/9/8/chartex" xmlns:cx2="http://schemas.microsoft.com/office/drawing/2015/10/21/chartex" xmlns:cx3="http://schemas.microsoft.com/office/drawing/2016/5/9/chartex" xmlns:cx4="http://schemas.microsoft.com/office/drawing/2016/5/10/chartex" xmlns:cx5="http://schemas.microsoft.com/office/drawing/2016/5/11/chartex" xmlns:cx6="http://schemas.microsoft.com/office/drawing/2016/5/12/chartex" xmlns:cx7="http://schemas.microsoft.com/office/drawing/2016/5/13/chartex" xmlns:cx8="http://schemas.microsoft.com/office/drawing/2016/5/14/chartex" xmlns:mc="http://schemas.openxmlformats.org/markup-compatibility/2006" xmlns:m="http://schemas.openxmlformats.org/officeDocument/2006/math" xmlns:aink="http://schemas.microsoft.com/office/drawing/2016/ink" xmlns:am3d="http://schemas.microsoft.com/office/drawing/2017/model3d" xmlns:oel="http://schemas.microsoft.com/office/2019/extlst" xmlns:r="http://schemas.openxmlformats.org/officeDocument/2006/relationships" xmlns:wp14="http://schemas.microsoft.com/office/word/2010/wordprocessingDrawing" xmlns:wp="http://schemas.openxmlformats.org/drawingml/2006/wordprocessingDrawing" xmlns:wpg="http://schemas.microsoft.com/office/word/2010/wordprocessingGroup" xmlns:wpi="http://schemas.microsoft.com/office/word/2010/wordprocessingInk" xmlns:wps="http://schemas.microsoft.com/office/word/2010/wordprocessingShape" xmlns:o="urn:schemas-microsoft-com:office:office" xmlns:v="urn:schemas-microsoft-com:vml" xmlns:w10="urn:schemas-microsoft-com:office:word" xmlns:w="http://schemas.openxmlformats.org/wordprocessingml/2006/main" xmlns:w14="http://schemas.microsoft.com/office/word/2010/wordml" xmlns:w15="http://schemas.microsoft.com/office/word/2012/wordml" xmlns:w16cex="http://schemas.microsoft.com/office/word/2018/wordml/cex" xmlns:w16cid="http://schemas.microsoft.com/office/word/2016/wordml/cid" xmlns:w16="http://schemas.microsoft.com/office/word/2018/wordml" xmlns:w16sdtdh="http://schemas.microsoft.com/office/word/2020/wordml/sdtdatahash" xmlns:w16sdtfl="http://schemas.microsoft.com/office/word/2024/wordml/sdtformatlock" xmlns:w16se="http://schemas.microsoft.com/office/word/2015/wordml/symex" xmlns:w16du="http://schemas.microsoft.com/office/word/2023/wordml/word16du" xmlns:wne="http://schemas.microsoft.com/office/word/2006/wordml" mc:Ignorable="w14 w15 w16se w16cid w16 w16cex w16sdtdh w16sdtfl w16du wp14">
   <w:endnote w:type="separator" w:id="-1">
     <w:p>
       <w:pPr>
@@ -30267,7 +30416,7 @@
 </file>
 
 <file path=word/footer1.xml><?xml version="1.0" encoding="utf-8"?>
-<w:ftr xmlns:wpc="http://schemas.microsoft.com/office/word/2010/wordprocessingCanvas" xmlns:cx="http://schemas.microsoft.com/office/drawing/2014/chartex" xmlns:cx1="http://schemas.microsoft.com/office/drawing/2015/9/8/chartex" xmlns:cx2="http://schemas.microsoft.com/office/drawing/2015/10/21/chartex" xmlns:cx3="http://schemas.microsoft.com/office/drawing/2016/5/9/chartex" xmlns:cx4="http://schemas.microsoft.com/office/drawing/2016/5/10/chartex" xmlns:cx5="http://schemas.microsoft.com/office/drawing/2016/5/11/chartex" xmlns:cx6="http://schemas.microsoft.com/office/drawing/2016/5/12/chartex" xmlns:cx7="http://schemas.microsoft.com/office/drawing/2016/5/13/chartex" xmlns:cx8="http://schemas.microsoft.com/office/drawing/2016/5/14/chartex" xmlns:mc="http://schemas.openxmlformats.org/markup-compatibility/2006" xmlns:aink="http://schemas.microsoft.com/office/drawing/2016/ink" xmlns:am3d="http://schemas.microsoft.com/office/drawing/2017/model3d" xmlns:o="urn:schemas-microsoft-com:office:office" xmlns:oel="http://schemas.microsoft.com/office/2019/extlst" xmlns:r="http://schemas.openxmlformats.org/officeDocument/2006/relationships" xmlns:m="http://schemas.openxmlformats.org/officeDocument/2006/math" xmlns:v="urn:schemas-microsoft-com:vml" xmlns:wp14="http://schemas.microsoft.com/office/word/2010/wordprocessingDrawing" xmlns:wp="http://schemas.openxmlformats.org/drawingml/2006/wordprocessingDrawing" xmlns:w10="urn:schemas-microsoft-com:office:word" xmlns:w="http://schemas.openxmlformats.org/wordprocessingml/2006/main" xmlns:w14="http://schemas.microsoft.com/office/word/2010/wordml" xmlns:w15="http://schemas.microsoft.com/office/word/2012/wordml" xmlns:w16cex="http://schemas.microsoft.com/office/word/2018/wordml/cex" xmlns:w16cid="http://schemas.microsoft.com/office/word/2016/wordml/cid" xmlns:w16="http://schemas.microsoft.com/office/word/2018/wordml" xmlns:w16du="http://schemas.microsoft.com/office/word/2023/wordml/word16du" xmlns:w16sdtdh="http://schemas.microsoft.com/office/word/2020/wordml/sdtdatahash" xmlns:w16sdtfl="http://schemas.microsoft.com/office/word/2024/wordml/sdtformatlock" xmlns:w16se="http://schemas.microsoft.com/office/word/2015/wordml/symex" xmlns:wpg="http://schemas.microsoft.com/office/word/2010/wordprocessingGroup" xmlns:wpi="http://schemas.microsoft.com/office/word/2010/wordprocessingInk" xmlns:wne="http://schemas.microsoft.com/office/word/2006/wordml" xmlns:wps="http://schemas.microsoft.com/office/word/2010/wordprocessingShape" mc:Ignorable="w14 w15 w16se w16cid w16 w16cex w16sdtdh w16sdtfl w16du wp14">
+<w:ftr xmlns:wpc="http://schemas.microsoft.com/office/word/2010/wordprocessingCanvas" xmlns:cx="http://schemas.microsoft.com/office/drawing/2014/chartex" xmlns:cx1="http://schemas.microsoft.com/office/drawing/2015/9/8/chartex" xmlns:cx2="http://schemas.microsoft.com/office/drawing/2015/10/21/chartex" xmlns:cx3="http://schemas.microsoft.com/office/drawing/2016/5/9/chartex" xmlns:cx4="http://schemas.microsoft.com/office/drawing/2016/5/10/chartex" xmlns:cx5="http://schemas.microsoft.com/office/drawing/2016/5/11/chartex" xmlns:cx6="http://schemas.microsoft.com/office/drawing/2016/5/12/chartex" xmlns:cx7="http://schemas.microsoft.com/office/drawing/2016/5/13/chartex" xmlns:cx8="http://schemas.microsoft.com/office/drawing/2016/5/14/chartex" xmlns:mc="http://schemas.openxmlformats.org/markup-compatibility/2006" xmlns:m="http://schemas.openxmlformats.org/officeDocument/2006/math" xmlns:aink="http://schemas.microsoft.com/office/drawing/2016/ink" xmlns:am3d="http://schemas.microsoft.com/office/drawing/2017/model3d" xmlns:oel="http://schemas.microsoft.com/office/2019/extlst" xmlns:r="http://schemas.openxmlformats.org/officeDocument/2006/relationships" xmlns:wp14="http://schemas.microsoft.com/office/word/2010/wordprocessingDrawing" xmlns:wp="http://schemas.openxmlformats.org/drawingml/2006/wordprocessingDrawing" xmlns:wpg="http://schemas.microsoft.com/office/word/2010/wordprocessingGroup" xmlns:wpi="http://schemas.microsoft.com/office/word/2010/wordprocessingInk" xmlns:wps="http://schemas.microsoft.com/office/word/2010/wordprocessingShape" xmlns:o="urn:schemas-microsoft-com:office:office" xmlns:v="urn:schemas-microsoft-com:vml" xmlns:w10="urn:schemas-microsoft-com:office:word" xmlns:w="http://schemas.openxmlformats.org/wordprocessingml/2006/main" xmlns:w14="http://schemas.microsoft.com/office/word/2010/wordml" xmlns:w15="http://schemas.microsoft.com/office/word/2012/wordml" xmlns:w16cex="http://schemas.microsoft.com/office/word/2018/wordml/cex" xmlns:w16cid="http://schemas.microsoft.com/office/word/2016/wordml/cid" xmlns:w16="http://schemas.microsoft.com/office/word/2018/wordml" xmlns:w16sdtdh="http://schemas.microsoft.com/office/word/2020/wordml/sdtdatahash" xmlns:w16sdtfl="http://schemas.microsoft.com/office/word/2024/wordml/sdtformatlock" xmlns:w16se="http://schemas.microsoft.com/office/word/2015/wordml/symex" xmlns:w16du="http://schemas.microsoft.com/office/word/2023/wordml/word16du" xmlns:wne="http://schemas.microsoft.com/office/word/2006/wordml" mc:Ignorable="w14 w15 w16se w16cid w16 w16cex w16sdtdh w16sdtfl w16du wp14">
   <w:p>
     <w:pPr>
       <w:pStyle w:val="Footer"/>
@@ -30477,7 +30626,7 @@
 </file>
 
 <file path=word/footnotes.xml><?xml version="1.0" encoding="utf-8"?>
-<w:footnotes xmlns:wpc="http://schemas.microsoft.com/office/word/2010/wordprocessingCanvas" xmlns:cx="http://schemas.microsoft.com/office/drawing/2014/chartex" xmlns:cx1="http://schemas.microsoft.com/office/drawing/2015/9/8/chartex" xmlns:cx2="http://schemas.microsoft.com/office/drawing/2015/10/21/chartex" xmlns:cx3="http://schemas.microsoft.com/office/drawing/2016/5/9/chartex" xmlns:cx4="http://schemas.microsoft.com/office/drawing/2016/5/10/chartex" xmlns:cx5="http://schemas.microsoft.com/office/drawing/2016/5/11/chartex" xmlns:cx6="http://schemas.microsoft.com/office/drawing/2016/5/12/chartex" xmlns:cx7="http://schemas.microsoft.com/office/drawing/2016/5/13/chartex" xmlns:cx8="http://schemas.microsoft.com/office/drawing/2016/5/14/chartex" xmlns:mc="http://schemas.openxmlformats.org/markup-compatibility/2006" xmlns:aink="http://schemas.microsoft.com/office/drawing/2016/ink" xmlns:am3d="http://schemas.microsoft.com/office/drawing/2017/model3d" xmlns:o="urn:schemas-microsoft-com:office:office" xmlns:oel="http://schemas.microsoft.com/office/2019/extlst" xmlns:r="http://schemas.openxmlformats.org/officeDocument/2006/relationships" xmlns:m="http://schemas.openxmlformats.org/officeDocument/2006/math" xmlns:v="urn:schemas-microsoft-com:vml" xmlns:wp14="http://schemas.microsoft.com/office/word/2010/wordprocessingDrawing" xmlns:wp="http://schemas.openxmlformats.org/drawingml/2006/wordprocessingDrawing" xmlns:w10="urn:schemas-microsoft-com:office:word" xmlns:w="http://schemas.openxmlformats.org/wordprocessingml/2006/main" xmlns:w14="http://schemas.microsoft.com/office/word/2010/wordml" xmlns:w15="http://schemas.microsoft.com/office/word/2012/wordml" xmlns:w16cex="http://schemas.microsoft.com/office/word/2018/wordml/cex" xmlns:w16cid="http://schemas.microsoft.com/office/word/2016/wordml/cid" xmlns:w16="http://schemas.microsoft.com/office/word/2018/wordml" xmlns:w16du="http://schemas.microsoft.com/office/word/2023/wordml/word16du" xmlns:w16sdtdh="http://schemas.microsoft.com/office/word/2020/wordml/sdtdatahash" xmlns:w16sdtfl="http://schemas.microsoft.com/office/word/2024/wordml/sdtformatlock" xmlns:w16se="http://schemas.microsoft.com/office/word/2015/wordml/symex" xmlns:wpg="http://schemas.microsoft.com/office/word/2010/wordprocessingGroup" xmlns:wpi="http://schemas.microsoft.com/office/word/2010/wordprocessingInk" xmlns:wne="http://schemas.microsoft.com/office/word/2006/wordml" xmlns:wps="http://schemas.microsoft.com/office/word/2010/wordprocessingShape" mc:Ignorable="w14 w15 w16se w16cid w16 w16cex w16sdtdh w16sdtfl w16du wp14">
+<w:footnotes xmlns:wpc="http://schemas.microsoft.com/office/word/2010/wordprocessingCanvas" xmlns:cx="http://schemas.microsoft.com/office/drawing/2014/chartex" xmlns:cx1="http://schemas.microsoft.com/office/drawing/2015/9/8/chartex" xmlns:cx2="http://schemas.microsoft.com/office/drawing/2015/10/21/chartex" xmlns:cx3="http://schemas.microsoft.com/office/drawing/2016/5/9/chartex" xmlns:cx4="http://schemas.microsoft.com/office/drawing/2016/5/10/chartex" xmlns:cx5="http://schemas.microsoft.com/office/drawing/2016/5/11/chartex" xmlns:cx6="http://schemas.microsoft.com/office/drawing/2016/5/12/chartex" xmlns:cx7="http://schemas.microsoft.com/office/drawing/2016/5/13/chartex" xmlns:cx8="http://schemas.microsoft.com/office/drawing/2016/5/14/chartex" xmlns:mc="http://schemas.openxmlformats.org/markup-compatibility/2006" xmlns:m="http://schemas.openxmlformats.org/officeDocument/2006/math" xmlns:aink="http://schemas.microsoft.com/office/drawing/2016/ink" xmlns:am3d="http://schemas.microsoft.com/office/drawing/2017/model3d" xmlns:oel="http://schemas.microsoft.com/office/2019/extlst" xmlns:r="http://schemas.openxmlformats.org/officeDocument/2006/relationships" xmlns:wp14="http://schemas.microsoft.com/office/word/2010/wordprocessingDrawing" xmlns:wp="http://schemas.openxmlformats.org/drawingml/2006/wordprocessingDrawing" xmlns:wpg="http://schemas.microsoft.com/office/word/2010/wordprocessingGroup" xmlns:wpi="http://schemas.microsoft.com/office/word/2010/wordprocessingInk" xmlns:wps="http://schemas.microsoft.com/office/word/2010/wordprocessingShape" xmlns:o="urn:schemas-microsoft-com:office:office" xmlns:v="urn:schemas-microsoft-com:vml" xmlns:w10="urn:schemas-microsoft-com:office:word" xmlns:w="http://schemas.openxmlformats.org/wordprocessingml/2006/main" xmlns:w14="http://schemas.microsoft.com/office/word/2010/wordml" xmlns:w15="http://schemas.microsoft.com/office/word/2012/wordml" xmlns:w16cex="http://schemas.microsoft.com/office/word/2018/wordml/cex" xmlns:w16cid="http://schemas.microsoft.com/office/word/2016/wordml/cid" xmlns:w16="http://schemas.microsoft.com/office/word/2018/wordml" xmlns:w16sdtdh="http://schemas.microsoft.com/office/word/2020/wordml/sdtdatahash" xmlns:w16sdtfl="http://schemas.microsoft.com/office/word/2024/wordml/sdtformatlock" xmlns:w16se="http://schemas.microsoft.com/office/word/2015/wordml/symex" xmlns:w16du="http://schemas.microsoft.com/office/word/2023/wordml/word16du" xmlns:wne="http://schemas.microsoft.com/office/word/2006/wordml" mc:Ignorable="w14 w15 w16se w16cid w16 w16cex w16sdtdh w16sdtfl w16du wp14">
   <w:footnote w:type="separator" w:id="-1">
     <w:p>
       <w:pPr>
@@ -30509,7 +30658,7 @@
 </file>
 
 <file path=word/header1.xml><?xml version="1.0" encoding="utf-8"?>
-<w:hdr xmlns:wpc="http://schemas.microsoft.com/office/word/2010/wordprocessingCanvas" xmlns:cx="http://schemas.microsoft.com/office/drawing/2014/chartex" xmlns:cx1="http://schemas.microsoft.com/office/drawing/2015/9/8/chartex" xmlns:cx2="http://schemas.microsoft.com/office/drawing/2015/10/21/chartex" xmlns:cx3="http://schemas.microsoft.com/office/drawing/2016/5/9/chartex" xmlns:cx4="http://schemas.microsoft.com/office/drawing/2016/5/10/chartex" xmlns:cx5="http://schemas.microsoft.com/office/drawing/2016/5/11/chartex" xmlns:cx6="http://schemas.microsoft.com/office/drawing/2016/5/12/chartex" xmlns:cx7="http://schemas.microsoft.com/office/drawing/2016/5/13/chartex" xmlns:cx8="http://schemas.microsoft.com/office/drawing/2016/5/14/chartex" xmlns:mc="http://schemas.openxmlformats.org/markup-compatibility/2006" xmlns:aink="http://schemas.microsoft.com/office/drawing/2016/ink" xmlns:am3d="http://schemas.microsoft.com/office/drawing/2017/model3d" xmlns:o="urn:schemas-microsoft-com:office:office" xmlns:oel="http://schemas.microsoft.com/office/2019/extlst" xmlns:r="http://schemas.openxmlformats.org/officeDocument/2006/relationships" xmlns:m="http://schemas.openxmlformats.org/officeDocument/2006/math" xmlns:v="urn:schemas-microsoft-com:vml" xmlns:wp14="http://schemas.microsoft.com/office/word/2010/wordprocessingDrawing" xmlns:wp="http://schemas.openxmlformats.org/drawingml/2006/wordprocessingDrawing" xmlns:w10="urn:schemas-microsoft-com:office:word" xmlns:w="http://schemas.openxmlformats.org/wordprocessingml/2006/main" xmlns:w14="http://schemas.microsoft.com/office/word/2010/wordml" xmlns:w15="http://schemas.microsoft.com/office/word/2012/wordml" xmlns:w16cex="http://schemas.microsoft.com/office/word/2018/wordml/cex" xmlns:w16cid="http://schemas.microsoft.com/office/word/2016/wordml/cid" xmlns:w16="http://schemas.microsoft.com/office/word/2018/wordml" xmlns:w16du="http://schemas.microsoft.com/office/word/2023/wordml/word16du" xmlns:w16sdtdh="http://schemas.microsoft.com/office/word/2020/wordml/sdtdatahash" xmlns:w16sdtfl="http://schemas.microsoft.com/office/word/2024/wordml/sdtformatlock" xmlns:w16se="http://schemas.microsoft.com/office/word/2015/wordml/symex" xmlns:wpg="http://schemas.microsoft.com/office/word/2010/wordprocessingGroup" xmlns:wpi="http://schemas.microsoft.com/office/word/2010/wordprocessingInk" xmlns:wne="http://schemas.microsoft.com/office/word/2006/wordml" xmlns:wps="http://schemas.microsoft.com/office/word/2010/wordprocessingShape" mc:Ignorable="w14 w15 w16se w16cid w16 w16cex w16sdtdh w16sdtfl w16du wp14">
+<w:hdr xmlns:wpc="http://schemas.microsoft.com/office/word/2010/wordprocessingCanvas" xmlns:cx="http://schemas.microsoft.com/office/drawing/2014/chartex" xmlns:cx1="http://schemas.microsoft.com/office/drawing/2015/9/8/chartex" xmlns:cx2="http://schemas.microsoft.com/office/drawing/2015/10/21/chartex" xmlns:cx3="http://schemas.microsoft.com/office/drawing/2016/5/9/chartex" xmlns:cx4="http://schemas.microsoft.com/office/drawing/2016/5/10/chartex" xmlns:cx5="http://schemas.microsoft.com/office/drawing/2016/5/11/chartex" xmlns:cx6="http://schemas.microsoft.com/office/drawing/2016/5/12/chartex" xmlns:cx7="http://schemas.microsoft.com/office/drawing/2016/5/13/chartex" xmlns:cx8="http://schemas.microsoft.com/office/drawing/2016/5/14/chartex" xmlns:mc="http://schemas.openxmlformats.org/markup-compatibility/2006" xmlns:m="http://schemas.openxmlformats.org/officeDocument/2006/math" xmlns:aink="http://schemas.microsoft.com/office/drawing/2016/ink" xmlns:am3d="http://schemas.microsoft.com/office/drawing/2017/model3d" xmlns:oel="http://schemas.microsoft.com/office/2019/extlst" xmlns:r="http://schemas.openxmlformats.org/officeDocument/2006/relationships" xmlns:wp14="http://schemas.microsoft.com/office/word/2010/wordprocessingDrawing" xmlns:wp="http://schemas.openxmlformats.org/drawingml/2006/wordprocessingDrawing" xmlns:wpg="http://schemas.microsoft.com/office/word/2010/wordprocessingGroup" xmlns:wpi="http://schemas.microsoft.com/office/word/2010/wordprocessingInk" xmlns:wps="http://schemas.microsoft.com/office/word/2010/wordprocessingShape" xmlns:o="urn:schemas-microsoft-com:office:office" xmlns:v="urn:schemas-microsoft-com:vml" xmlns:w10="urn:schemas-microsoft-com:office:word" xmlns:w="http://schemas.openxmlformats.org/wordprocessingml/2006/main" xmlns:w14="http://schemas.microsoft.com/office/word/2010/wordml" xmlns:w15="http://schemas.microsoft.com/office/word/2012/wordml" xmlns:w16cex="http://schemas.microsoft.com/office/word/2018/wordml/cex" xmlns:w16cid="http://schemas.microsoft.com/office/word/2016/wordml/cid" xmlns:w16="http://schemas.microsoft.com/office/word/2018/wordml" xmlns:w16sdtdh="http://schemas.microsoft.com/office/word/2020/wordml/sdtdatahash" xmlns:w16sdtfl="http://schemas.microsoft.com/office/word/2024/wordml/sdtformatlock" xmlns:w16se="http://schemas.microsoft.com/office/word/2015/wordml/symex" xmlns:w16du="http://schemas.microsoft.com/office/word/2023/wordml/word16du" xmlns:wne="http://schemas.microsoft.com/office/word/2006/wordml" mc:Ignorable="w14 w15 w16se w16cid w16 w16cex w16sdtdh w16sdtfl w16du wp14">
   <w:p>
     <w:pPr>
       <w:pStyle w:val="Header"/>
@@ -30574,7 +30723,7 @@
 </file>
 
 <file path=word/header2.xml><?xml version="1.0" encoding="utf-8"?>
-<w:hdr xmlns:wpc="http://schemas.microsoft.com/office/word/2010/wordprocessingCanvas" xmlns:cx="http://schemas.microsoft.com/office/drawing/2014/chartex" xmlns:cx1="http://schemas.microsoft.com/office/drawing/2015/9/8/chartex" xmlns:cx2="http://schemas.microsoft.com/office/drawing/2015/10/21/chartex" xmlns:cx3="http://schemas.microsoft.com/office/drawing/2016/5/9/chartex" xmlns:cx4="http://schemas.microsoft.com/office/drawing/2016/5/10/chartex" xmlns:cx5="http://schemas.microsoft.com/office/drawing/2016/5/11/chartex" xmlns:cx6="http://schemas.microsoft.com/office/drawing/2016/5/12/chartex" xmlns:cx7="http://schemas.microsoft.com/office/drawing/2016/5/13/chartex" xmlns:cx8="http://schemas.microsoft.com/office/drawing/2016/5/14/chartex" xmlns:mc="http://schemas.openxmlformats.org/markup-compatibility/2006" xmlns:aink="http://schemas.microsoft.com/office/drawing/2016/ink" xmlns:am3d="http://schemas.microsoft.com/office/drawing/2017/model3d" xmlns:o="urn:schemas-microsoft-com:office:office" xmlns:oel="http://schemas.microsoft.com/office/2019/extlst" xmlns:r="http://schemas.openxmlformats.org/officeDocument/2006/relationships" xmlns:m="http://schemas.openxmlformats.org/officeDocument/2006/math" xmlns:v="urn:schemas-microsoft-com:vml" xmlns:wp14="http://schemas.microsoft.com/office/word/2010/wordprocessingDrawing" xmlns:wp="http://schemas.openxmlformats.org/drawingml/2006/wordprocessingDrawing" xmlns:w10="urn:schemas-microsoft-com:office:word" xmlns:w="http://schemas.openxmlformats.org/wordprocessingml/2006/main" xmlns:w14="http://schemas.microsoft.com/office/word/2010/wordml" xmlns:w15="http://schemas.microsoft.com/office/word/2012/wordml" xmlns:w16cex="http://schemas.microsoft.com/office/word/2018/wordml/cex" xmlns:w16cid="http://schemas.microsoft.com/office/word/2016/wordml/cid" xmlns:w16="http://schemas.microsoft.com/office/word/2018/wordml" xmlns:w16du="http://schemas.microsoft.com/office/word/2023/wordml/word16du" xmlns:w16sdtdh="http://schemas.microsoft.com/office/word/2020/wordml/sdtdatahash" xmlns:w16sdtfl="http://schemas.microsoft.com/office/word/2024/wordml/sdtformatlock" xmlns:w16se="http://schemas.microsoft.com/office/word/2015/wordml/symex" xmlns:wpg="http://schemas.microsoft.com/office/word/2010/wordprocessingGroup" xmlns:wpi="http://schemas.microsoft.com/office/word/2010/wordprocessingInk" xmlns:wne="http://schemas.microsoft.com/office/word/2006/wordml" xmlns:wps="http://schemas.microsoft.com/office/word/2010/wordprocessingShape" mc:Ignorable="w14 w15 w16se w16cid w16 w16cex w16sdtdh w16sdtfl w16du wp14">
+<w:hdr xmlns:wpc="http://schemas.microsoft.com/office/word/2010/wordprocessingCanvas" xmlns:cx="http://schemas.microsoft.com/office/drawing/2014/chartex" xmlns:cx1="http://schemas.microsoft.com/office/drawing/2015/9/8/chartex" xmlns:cx2="http://schemas.microsoft.com/office/drawing/2015/10/21/chartex" xmlns:cx3="http://schemas.microsoft.com/office/drawing/2016/5/9/chartex" xmlns:cx4="http://schemas.microsoft.com/office/drawing/2016/5/10/chartex" xmlns:cx5="http://schemas.microsoft.com/office/drawing/2016/5/11/chartex" xmlns:cx6="http://schemas.microsoft.com/office/drawing/2016/5/12/chartex" xmlns:cx7="http://schemas.microsoft.com/office/drawing/2016/5/13/chartex" xmlns:cx8="http://schemas.microsoft.com/office/drawing/2016/5/14/chartex" xmlns:mc="http://schemas.openxmlformats.org/markup-compatibility/2006" xmlns:m="http://schemas.openxmlformats.org/officeDocument/2006/math" xmlns:aink="http://schemas.microsoft.com/office/drawing/2016/ink" xmlns:am3d="http://schemas.microsoft.com/office/drawing/2017/model3d" xmlns:oel="http://schemas.microsoft.com/office/2019/extlst" xmlns:r="http://schemas.openxmlformats.org/officeDocument/2006/relationships" xmlns:wp14="http://schemas.microsoft.com/office/word/2010/wordprocessingDrawing" xmlns:wp="http://schemas.openxmlformats.org/drawingml/2006/wordprocessingDrawing" xmlns:wpg="http://schemas.microsoft.com/office/word/2010/wordprocessingGroup" xmlns:wpi="http://schemas.microsoft.com/office/word/2010/wordprocessingInk" xmlns:wps="http://schemas.microsoft.com/office/word/2010/wordprocessingShape" xmlns:o="urn:schemas-microsoft-com:office:office" xmlns:v="urn:schemas-microsoft-com:vml" xmlns:w10="urn:schemas-microsoft-com:office:word" xmlns:w="http://schemas.openxmlformats.org/wordprocessingml/2006/main" xmlns:w14="http://schemas.microsoft.com/office/word/2010/wordml" xmlns:w15="http://schemas.microsoft.com/office/word/2012/wordml" xmlns:w16cex="http://schemas.microsoft.com/office/word/2018/wordml/cex" xmlns:w16cid="http://schemas.microsoft.com/office/word/2016/wordml/cid" xmlns:w16="http://schemas.microsoft.com/office/word/2018/wordml" xmlns:w16sdtdh="http://schemas.microsoft.com/office/word/2020/wordml/sdtdatahash" xmlns:w16sdtfl="http://schemas.microsoft.com/office/word/2024/wordml/sdtformatlock" xmlns:w16se="http://schemas.microsoft.com/office/word/2015/wordml/symex" xmlns:w16du="http://schemas.microsoft.com/office/word/2023/wordml/word16du" xmlns:wne="http://schemas.microsoft.com/office/word/2006/wordml" mc:Ignorable="w14 w15 w16se w16cid w16 w16cex w16sdtdh w16sdtfl w16du wp14">
   <w:p>
     <w:pPr>
       <w:pStyle w:val="Header"/>
@@ -30592,7 +30741,7 @@
           <w:rPr>
             <w:noProof/>
           </w:rPr>
-          <w:pict w14:anchorId="691C7BA5">
+          <w:pict w14:anchorId="384CB89C">
             <v:shapetype id="_x0000_t136" coordsize="21600,21600" o:spt="136" adj="10800" path="m@7,l@8,m@5,21600l@6,21600e">
               <v:formulas>
                 <v:f eqn="sum #0 0 10800"/>
@@ -30681,7 +30830,7 @@
 </file>
 
 <file path=word/numbering.xml><?xml version="1.0" encoding="utf-8"?>
-<w:numbering xmlns:wpc="http://schemas.microsoft.com/office/word/2010/wordprocessingCanvas" xmlns:cx="http://schemas.microsoft.com/office/drawing/2014/chartex" xmlns:cx1="http://schemas.microsoft.com/office/drawing/2015/9/8/chartex" xmlns:cx2="http://schemas.microsoft.com/office/drawing/2015/10/21/chartex" xmlns:cx3="http://schemas.microsoft.com/office/drawing/2016/5/9/chartex" xmlns:cx4="http://schemas.microsoft.com/office/drawing/2016/5/10/chartex" xmlns:cx5="http://schemas.microsoft.com/office/drawing/2016/5/11/chartex" xmlns:cx6="http://schemas.microsoft.com/office/drawing/2016/5/12/chartex" xmlns:cx7="http://schemas.microsoft.com/office/drawing/2016/5/13/chartex" xmlns:cx8="http://schemas.microsoft.com/office/drawing/2016/5/14/chartex" xmlns:mc="http://schemas.openxmlformats.org/markup-compatibility/2006" xmlns:aink="http://schemas.microsoft.com/office/drawing/2016/ink" xmlns:am3d="http://schemas.microsoft.com/office/drawing/2017/model3d" xmlns:o="urn:schemas-microsoft-com:office:office" xmlns:oel="http://schemas.microsoft.com/office/2019/extlst" xmlns:r="http://schemas.openxmlformats.org/officeDocument/2006/relationships" xmlns:m="http://schemas.openxmlformats.org/officeDocument/2006/math" xmlns:v="urn:schemas-microsoft-com:vml" xmlns:wp14="http://schemas.microsoft.com/office/word/2010/wordprocessingDrawing" xmlns:wp="http://schemas.openxmlformats.org/drawingml/2006/wordprocessingDrawing" xmlns:w10="urn:schemas-microsoft-com:office:word" xmlns:w="http://schemas.openxmlformats.org/wordprocessingml/2006/main" xmlns:w14="http://schemas.microsoft.com/office/word/2010/wordml" xmlns:w15="http://schemas.microsoft.com/office/word/2012/wordml" xmlns:w16cex="http://schemas.microsoft.com/office/word/2018/wordml/cex" xmlns:w16cid="http://schemas.microsoft.com/office/word/2016/wordml/cid" xmlns:w16="http://schemas.microsoft.com/office/word/2018/wordml" xmlns:w16du="http://schemas.microsoft.com/office/word/2023/wordml/word16du" xmlns:w16sdtdh="http://schemas.microsoft.com/office/word/2020/wordml/sdtdatahash" xmlns:w16sdtfl="http://schemas.microsoft.com/office/word/2024/wordml/sdtformatlock" xmlns:w16se="http://schemas.microsoft.com/office/word/2015/wordml/symex" xmlns:wpg="http://schemas.microsoft.com/office/word/2010/wordprocessingGroup" xmlns:wpi="http://schemas.microsoft.com/office/word/2010/wordprocessingInk" xmlns:wne="http://schemas.microsoft.com/office/word/2006/wordml" xmlns:wps="http://schemas.microsoft.com/office/word/2010/wordprocessingShape" mc:Ignorable="w14 w15 w16se w16cid w16 w16cex w16sdtdh w16sdtfl w16du wp14">
+<w:numbering xmlns:wpc="http://schemas.microsoft.com/office/word/2010/wordprocessingCanvas" xmlns:cx="http://schemas.microsoft.com/office/drawing/2014/chartex" xmlns:cx1="http://schemas.microsoft.com/office/drawing/2015/9/8/chartex" xmlns:cx2="http://schemas.microsoft.com/office/drawing/2015/10/21/chartex" xmlns:cx3="http://schemas.microsoft.com/office/drawing/2016/5/9/chartex" xmlns:cx4="http://schemas.microsoft.com/office/drawing/2016/5/10/chartex" xmlns:cx5="http://schemas.microsoft.com/office/drawing/2016/5/11/chartex" xmlns:cx6="http://schemas.microsoft.com/office/drawing/2016/5/12/chartex" xmlns:cx7="http://schemas.microsoft.com/office/drawing/2016/5/13/chartex" xmlns:cx8="http://schemas.microsoft.com/office/drawing/2016/5/14/chartex" xmlns:mc="http://schemas.openxmlformats.org/markup-compatibility/2006" xmlns:m="http://schemas.openxmlformats.org/officeDocument/2006/math" xmlns:aink="http://schemas.microsoft.com/office/drawing/2016/ink" xmlns:am3d="http://schemas.microsoft.com/office/drawing/2017/model3d" xmlns:oel="http://schemas.microsoft.com/office/2019/extlst" xmlns:r="http://schemas.openxmlformats.org/officeDocument/2006/relationships" xmlns:wp14="http://schemas.microsoft.com/office/word/2010/wordprocessingDrawing" xmlns:wp="http://schemas.openxmlformats.org/drawingml/2006/wordprocessingDrawing" xmlns:wpg="http://schemas.microsoft.com/office/word/2010/wordprocessingGroup" xmlns:wpi="http://schemas.microsoft.com/office/word/2010/wordprocessingInk" xmlns:wps="http://schemas.microsoft.com/office/word/2010/wordprocessingShape" xmlns:o="urn:schemas-microsoft-com:office:office" xmlns:v="urn:schemas-microsoft-com:vml" xmlns:w10="urn:schemas-microsoft-com:office:word" xmlns:w="http://schemas.openxmlformats.org/wordprocessingml/2006/main" xmlns:w14="http://schemas.microsoft.com/office/word/2010/wordml" xmlns:w15="http://schemas.microsoft.com/office/word/2012/wordml" xmlns:w16cex="http://schemas.microsoft.com/office/word/2018/wordml/cex" xmlns:w16cid="http://schemas.microsoft.com/office/word/2016/wordml/cid" xmlns:w16="http://schemas.microsoft.com/office/word/2018/wordml" xmlns:w16sdtdh="http://schemas.microsoft.com/office/word/2020/wordml/sdtdatahash" xmlns:w16sdtfl="http://schemas.microsoft.com/office/word/2024/wordml/sdtformatlock" xmlns:w16se="http://schemas.microsoft.com/office/word/2015/wordml/symex" xmlns:w16du="http://schemas.microsoft.com/office/word/2023/wordml/word16du" xmlns:wne="http://schemas.microsoft.com/office/word/2006/wordml" mc:Ignorable="w14 w15 w16se w16cid w16 w16cex w16sdtdh w16sdtfl w16du wp14">
   <w:abstractNum w:abstractNumId="0" w15:restartNumberingAfterBreak="0">
     <w:nsid w:val="1A991BF9"/>
     <w:multiLevelType w:val="hybridMultilevel"/>
@@ -31548,15 +31697,18 @@
 </file>
 
 <file path=word/people.xml><?xml version="1.0" encoding="utf-8"?>
-<w15:people xmlns:wpc="http://schemas.microsoft.com/office/word/2010/wordprocessingCanvas" xmlns:cx="http://schemas.microsoft.com/office/drawing/2014/chartex" xmlns:cx1="http://schemas.microsoft.com/office/drawing/2015/9/8/chartex" xmlns:cx2="http://schemas.microsoft.com/office/drawing/2015/10/21/chartex" xmlns:cx3="http://schemas.microsoft.com/office/drawing/2016/5/9/chartex" xmlns:cx4="http://schemas.microsoft.com/office/drawing/2016/5/10/chartex" xmlns:cx5="http://schemas.microsoft.com/office/drawing/2016/5/11/chartex" xmlns:cx6="http://schemas.microsoft.com/office/drawing/2016/5/12/chartex" xmlns:cx7="http://schemas.microsoft.com/office/drawing/2016/5/13/chartex" xmlns:cx8="http://schemas.microsoft.com/office/drawing/2016/5/14/chartex" xmlns:mc="http://schemas.openxmlformats.org/markup-compatibility/2006" xmlns:aink="http://schemas.microsoft.com/office/drawing/2016/ink" xmlns:am3d="http://schemas.microsoft.com/office/drawing/2017/model3d" xmlns:o="urn:schemas-microsoft-com:office:office" xmlns:oel="http://schemas.microsoft.com/office/2019/extlst" xmlns:r="http://schemas.openxmlformats.org/officeDocument/2006/relationships" xmlns:m="http://schemas.openxmlformats.org/officeDocument/2006/math" xmlns:v="urn:schemas-microsoft-com:vml" xmlns:wp14="http://schemas.microsoft.com/office/word/2010/wordprocessingDrawing" xmlns:wp="http://schemas.openxmlformats.org/drawingml/2006/wordprocessingDrawing" xmlns:w10="urn:schemas-microsoft-com:office:word" xmlns:w="http://schemas.openxmlformats.org/wordprocessingml/2006/main" xmlns:w14="http://schemas.microsoft.com/office/word/2010/wordml" xmlns:w15="http://schemas.microsoft.com/office/word/2012/wordml" xmlns:w16cex="http://schemas.microsoft.com/office/word/2018/wordml/cex" xmlns:w16cid="http://schemas.microsoft.com/office/word/2016/wordml/cid" xmlns:w16="http://schemas.microsoft.com/office/word/2018/wordml" xmlns:w16du="http://schemas.microsoft.com/office/word/2023/wordml/word16du" xmlns:w16sdtdh="http://schemas.microsoft.com/office/word/2020/wordml/sdtdatahash" xmlns:w16sdtfl="http://schemas.microsoft.com/office/word/2024/wordml/sdtformatlock" xmlns:w16se="http://schemas.microsoft.com/office/word/2015/wordml/symex" xmlns:wpg="http://schemas.microsoft.com/office/word/2010/wordprocessingGroup" xmlns:wpi="http://schemas.microsoft.com/office/word/2010/wordprocessingInk" xmlns:wne="http://schemas.microsoft.com/office/word/2006/wordml" xmlns:wps="http://schemas.microsoft.com/office/word/2010/wordprocessingShape" mc:Ignorable="w14 w15 w16se w16cid w16 w16cex w16sdtdh w16sdtfl w16du wp14">
+<w15:people xmlns:wpc="http://schemas.microsoft.com/office/word/2010/wordprocessingCanvas" xmlns:cx="http://schemas.microsoft.com/office/drawing/2014/chartex" xmlns:cx1="http://schemas.microsoft.com/office/drawing/2015/9/8/chartex" xmlns:cx2="http://schemas.microsoft.com/office/drawing/2015/10/21/chartex" xmlns:cx3="http://schemas.microsoft.com/office/drawing/2016/5/9/chartex" xmlns:cx4="http://schemas.microsoft.com/office/drawing/2016/5/10/chartex" xmlns:cx5="http://schemas.microsoft.com/office/drawing/2016/5/11/chartex" xmlns:cx6="http://schemas.microsoft.com/office/drawing/2016/5/12/chartex" xmlns:cx7="http://schemas.microsoft.com/office/drawing/2016/5/13/chartex" xmlns:cx8="http://schemas.microsoft.com/office/drawing/2016/5/14/chartex" xmlns:mc="http://schemas.openxmlformats.org/markup-compatibility/2006" xmlns:m="http://schemas.openxmlformats.org/officeDocument/2006/math" xmlns:aink="http://schemas.microsoft.com/office/drawing/2016/ink" xmlns:am3d="http://schemas.microsoft.com/office/drawing/2017/model3d" xmlns:oel="http://schemas.microsoft.com/office/2019/extlst" xmlns:r="http://schemas.openxmlformats.org/officeDocument/2006/relationships" xmlns:wp14="http://schemas.microsoft.com/office/word/2010/wordprocessingDrawing" xmlns:wp="http://schemas.openxmlformats.org/drawingml/2006/wordprocessingDrawing" xmlns:wpg="http://schemas.microsoft.com/office/word/2010/wordprocessingGroup" xmlns:wpi="http://schemas.microsoft.com/office/word/2010/wordprocessingInk" xmlns:wps="http://schemas.microsoft.com/office/word/2010/wordprocessingShape" xmlns:o="urn:schemas-microsoft-com:office:office" xmlns:v="urn:schemas-microsoft-com:vml" xmlns:w10="urn:schemas-microsoft-com:office:word" xmlns:w="http://schemas.openxmlformats.org/wordprocessingml/2006/main" xmlns:w14="http://schemas.microsoft.com/office/word/2010/wordml" xmlns:w15="http://schemas.microsoft.com/office/word/2012/wordml" xmlns:w16cex="http://schemas.microsoft.com/office/word/2018/wordml/cex" xmlns:w16cid="http://schemas.microsoft.com/office/word/2016/wordml/cid" xmlns:w16="http://schemas.microsoft.com/office/word/2018/wordml" xmlns:w16sdtdh="http://schemas.microsoft.com/office/word/2020/wordml/sdtdatahash" xmlns:w16sdtfl="http://schemas.microsoft.com/office/word/2024/wordml/sdtformatlock" xmlns:w16se="http://schemas.microsoft.com/office/word/2015/wordml/symex" xmlns:w16du="http://schemas.microsoft.com/office/word/2023/wordml/word16du" xmlns:wne="http://schemas.microsoft.com/office/word/2006/wordml" mc:Ignorable="w14 w15 w16se w16cid w16 w16cex w16sdtdh w16sdtfl w16du wp14">
   <w15:person w15:author="Apel, Nick">
     <w15:presenceInfo w15:providerId="AD" w15:userId="S::nick.apel@transamerica.com::95543644-cc92-4525-acaa-1ad4c350a52e"/>
+  </w15:person>
+  <w15:person w15:author="Kerbachi, Mohamed - GTS Global ENG &amp; ARCH">
+    <w15:presenceInfo w15:providerId="AD" w15:userId="S::mohamed.kerbachi@transamerica.com::7bfead4c-51c4-46e1-b396-f93a69a42d0c"/>
   </w15:person>
 </w15:people>
 </file>
 
 <file path=word/styles.xml><?xml version="1.0" encoding="utf-8"?>
-<w:styles xmlns:mc="http://schemas.openxmlformats.org/markup-compatibility/2006" xmlns:r="http://schemas.openxmlformats.org/officeDocument/2006/relationships" xmlns:w="http://schemas.openxmlformats.org/wordprocessingml/2006/main" xmlns:w14="http://schemas.microsoft.com/office/word/2010/wordml" xmlns:w15="http://schemas.microsoft.com/office/word/2012/wordml" xmlns:w16cex="http://schemas.microsoft.com/office/word/2018/wordml/cex" xmlns:w16cid="http://schemas.microsoft.com/office/word/2016/wordml/cid" xmlns:w16="http://schemas.microsoft.com/office/word/2018/wordml" xmlns:w16du="http://schemas.microsoft.com/office/word/2023/wordml/word16du" xmlns:w16sdtdh="http://schemas.microsoft.com/office/word/2020/wordml/sdtdatahash" xmlns:w16sdtfl="http://schemas.microsoft.com/office/word/2024/wordml/sdtformatlock" xmlns:w16se="http://schemas.microsoft.com/office/word/2015/wordml/symex" mc:Ignorable="w14 w15 w16se w16cid w16 w16cex w16sdtdh w16sdtfl w16du">
+<w:styles xmlns:mc="http://schemas.openxmlformats.org/markup-compatibility/2006" xmlns:r="http://schemas.openxmlformats.org/officeDocument/2006/relationships" xmlns:w="http://schemas.openxmlformats.org/wordprocessingml/2006/main" xmlns:w14="http://schemas.microsoft.com/office/word/2010/wordml" xmlns:w15="http://schemas.microsoft.com/office/word/2012/wordml" xmlns:w16cex="http://schemas.microsoft.com/office/word/2018/wordml/cex" xmlns:w16cid="http://schemas.microsoft.com/office/word/2016/wordml/cid" xmlns:w16="http://schemas.microsoft.com/office/word/2018/wordml" xmlns:w16sdtdh="http://schemas.microsoft.com/office/word/2020/wordml/sdtdatahash" xmlns:w16sdtfl="http://schemas.microsoft.com/office/word/2024/wordml/sdtformatlock" xmlns:w16se="http://schemas.microsoft.com/office/word/2015/wordml/symex" xmlns:w16du="http://schemas.microsoft.com/office/word/2023/wordml/word16du" mc:Ignorable="w14 w15 w16se w16cid w16 w16cex w16sdtdh w16sdtfl w16du">
   <w:docDefaults>
     <w:rPrDefault>
       <w:rPr>
@@ -33116,7 +33268,7 @@
 </file>
 
 <file path=word/glossary/document.xml><?xml version="1.0" encoding="utf-8"?>
-<w:glossaryDocument xmlns:wpc="http://schemas.microsoft.com/office/word/2010/wordprocessingCanvas" xmlns:cx="http://schemas.microsoft.com/office/drawing/2014/chartex" xmlns:cx1="http://schemas.microsoft.com/office/drawing/2015/9/8/chartex" xmlns:cx2="http://schemas.microsoft.com/office/drawing/2015/10/21/chartex" xmlns:cx3="http://schemas.microsoft.com/office/drawing/2016/5/9/chartex" xmlns:cx4="http://schemas.microsoft.com/office/drawing/2016/5/10/chartex" xmlns:cx5="http://schemas.microsoft.com/office/drawing/2016/5/11/chartex" xmlns:cx6="http://schemas.microsoft.com/office/drawing/2016/5/12/chartex" xmlns:cx7="http://schemas.microsoft.com/office/drawing/2016/5/13/chartex" xmlns:cx8="http://schemas.microsoft.com/office/drawing/2016/5/14/chartex" xmlns:mc="http://schemas.openxmlformats.org/markup-compatibility/2006" xmlns:aink="http://schemas.microsoft.com/office/drawing/2016/ink" xmlns:am3d="http://schemas.microsoft.com/office/drawing/2017/model3d" xmlns:o="urn:schemas-microsoft-com:office:office" xmlns:oel="http://schemas.microsoft.com/office/2019/extlst" xmlns:r="http://schemas.openxmlformats.org/officeDocument/2006/relationships" xmlns:m="http://schemas.openxmlformats.org/officeDocument/2006/math" xmlns:v="urn:schemas-microsoft-com:vml" xmlns:wp14="http://schemas.microsoft.com/office/word/2010/wordprocessingDrawing" xmlns:wp="http://schemas.openxmlformats.org/drawingml/2006/wordprocessingDrawing" xmlns:w10="urn:schemas-microsoft-com:office:word" xmlns:w="http://schemas.openxmlformats.org/wordprocessingml/2006/main" xmlns:w14="http://schemas.microsoft.com/office/word/2010/wordml" xmlns:w15="http://schemas.microsoft.com/office/word/2012/wordml" xmlns:w16cex="http://schemas.microsoft.com/office/word/2018/wordml/cex" xmlns:w16cid="http://schemas.microsoft.com/office/word/2016/wordml/cid" xmlns:w16="http://schemas.microsoft.com/office/word/2018/wordml" xmlns:w16du="http://schemas.microsoft.com/office/word/2023/wordml/word16du" xmlns:w16sdtdh="http://schemas.microsoft.com/office/word/2020/wordml/sdtdatahash" xmlns:w16sdtfl="http://schemas.microsoft.com/office/word/2024/wordml/sdtformatlock" xmlns:w16se="http://schemas.microsoft.com/office/word/2015/wordml/symex" xmlns:wpg="http://schemas.microsoft.com/office/word/2010/wordprocessingGroup" xmlns:wpi="http://schemas.microsoft.com/office/word/2010/wordprocessingInk" xmlns:wne="http://schemas.microsoft.com/office/word/2006/wordml" xmlns:wps="http://schemas.microsoft.com/office/word/2010/wordprocessingShape" mc:Ignorable="w14 w15 w16se w16cid w16 w16cex w16sdtdh w16sdtfl w16du wp14">
+<w:glossaryDocument xmlns:wpc="http://schemas.microsoft.com/office/word/2010/wordprocessingCanvas" xmlns:cx="http://schemas.microsoft.com/office/drawing/2014/chartex" xmlns:cx1="http://schemas.microsoft.com/office/drawing/2015/9/8/chartex" xmlns:cx2="http://schemas.microsoft.com/office/drawing/2015/10/21/chartex" xmlns:cx3="http://schemas.microsoft.com/office/drawing/2016/5/9/chartex" xmlns:cx4="http://schemas.microsoft.com/office/drawing/2016/5/10/chartex" xmlns:cx5="http://schemas.microsoft.com/office/drawing/2016/5/11/chartex" xmlns:cx6="http://schemas.microsoft.com/office/drawing/2016/5/12/chartex" xmlns:cx7="http://schemas.microsoft.com/office/drawing/2016/5/13/chartex" xmlns:cx8="http://schemas.microsoft.com/office/drawing/2016/5/14/chartex" xmlns:mc="http://schemas.openxmlformats.org/markup-compatibility/2006" xmlns:m="http://schemas.openxmlformats.org/officeDocument/2006/math" xmlns:aink="http://schemas.microsoft.com/office/drawing/2016/ink" xmlns:am3d="http://schemas.microsoft.com/office/drawing/2017/model3d" xmlns:oel="http://schemas.microsoft.com/office/2019/extlst" xmlns:r="http://schemas.openxmlformats.org/officeDocument/2006/relationships" xmlns:wp14="http://schemas.microsoft.com/office/word/2010/wordprocessingDrawing" xmlns:wp="http://schemas.openxmlformats.org/drawingml/2006/wordprocessingDrawing" xmlns:wpg="http://schemas.microsoft.com/office/word/2010/wordprocessingGroup" xmlns:wpi="http://schemas.microsoft.com/office/word/2010/wordprocessingInk" xmlns:wps="http://schemas.microsoft.com/office/word/2010/wordprocessingShape" xmlns:o="urn:schemas-microsoft-com:office:office" xmlns:v="urn:schemas-microsoft-com:vml" xmlns:w10="urn:schemas-microsoft-com:office:word" xmlns:w="http://schemas.openxmlformats.org/wordprocessingml/2006/main" xmlns:w14="http://schemas.microsoft.com/office/word/2010/wordml" xmlns:w15="http://schemas.microsoft.com/office/word/2012/wordml" xmlns:w16cex="http://schemas.microsoft.com/office/word/2018/wordml/cex" xmlns:w16cid="http://schemas.microsoft.com/office/word/2016/wordml/cid" xmlns:w16="http://schemas.microsoft.com/office/word/2018/wordml" xmlns:w16sdtdh="http://schemas.microsoft.com/office/word/2020/wordml/sdtdatahash" xmlns:w16sdtfl="http://schemas.microsoft.com/office/word/2024/wordml/sdtformatlock" xmlns:w16se="http://schemas.microsoft.com/office/word/2015/wordml/symex" xmlns:w16du="http://schemas.microsoft.com/office/word/2023/wordml/word16du" xmlns:wne="http://schemas.microsoft.com/office/word/2006/wordml" mc:Ignorable="w14 w15 w16se w16cid w16 w16cex w16sdtdh w16sdtfl w16du wp14">
   <w:docParts>
     <w:docPart>
       <w:docPartPr>
@@ -33616,7 +33768,7 @@
 </file>
 
 <file path=word/glossary/fontTable.xml><?xml version="1.0" encoding="utf-8"?>
-<w:fonts xmlns:mc="http://schemas.openxmlformats.org/markup-compatibility/2006" xmlns:r="http://schemas.openxmlformats.org/officeDocument/2006/relationships" xmlns:w="http://schemas.openxmlformats.org/wordprocessingml/2006/main" xmlns:w14="http://schemas.microsoft.com/office/word/2010/wordml" xmlns:w15="http://schemas.microsoft.com/office/word/2012/wordml" xmlns:w16cex="http://schemas.microsoft.com/office/word/2018/wordml/cex" xmlns:w16cid="http://schemas.microsoft.com/office/word/2016/wordml/cid" xmlns:w16="http://schemas.microsoft.com/office/word/2018/wordml" xmlns:w16du="http://schemas.microsoft.com/office/word/2023/wordml/word16du" xmlns:w16sdtdh="http://schemas.microsoft.com/office/word/2020/wordml/sdtdatahash" xmlns:w16sdtfl="http://schemas.microsoft.com/office/word/2024/wordml/sdtformatlock" xmlns:w16se="http://schemas.microsoft.com/office/word/2015/wordml/symex" mc:Ignorable="w14 w15 w16se w16cid w16 w16cex w16sdtdh w16sdtfl w16du">
+<w:fonts xmlns:mc="http://schemas.openxmlformats.org/markup-compatibility/2006" xmlns:r="http://schemas.openxmlformats.org/officeDocument/2006/relationships" xmlns:w="http://schemas.openxmlformats.org/wordprocessingml/2006/main" xmlns:w14="http://schemas.microsoft.com/office/word/2010/wordml" xmlns:w15="http://schemas.microsoft.com/office/word/2012/wordml" xmlns:w16cex="http://schemas.microsoft.com/office/word/2018/wordml/cex" xmlns:w16cid="http://schemas.microsoft.com/office/word/2016/wordml/cid" xmlns:w16="http://schemas.microsoft.com/office/word/2018/wordml" xmlns:w16sdtdh="http://schemas.microsoft.com/office/word/2020/wordml/sdtdatahash" xmlns:w16sdtfl="http://schemas.microsoft.com/office/word/2024/wordml/sdtformatlock" xmlns:w16se="http://schemas.microsoft.com/office/word/2015/wordml/symex" xmlns:w16du="http://schemas.microsoft.com/office/word/2023/wordml/word16du" mc:Ignorable="w14 w15 w16se w16cid w16 w16cex w16sdtdh w16sdtfl w16du">
   <w:font w:name="Arial">
     <w:panose1 w:val="020B0604020202020204"/>
     <w:charset w:val="00"/>
@@ -33647,10 +33799,10 @@
   </w:font>
   <w:font w:name="Wingdings">
     <w:panose1 w:val="05000000000000000000"/>
-    <w:charset w:val="4D"/>
-    <w:family w:val="decorative"/>
+    <w:charset w:val="02"/>
+    <w:family w:val="auto"/>
     <w:pitch w:val="variable"/>
-    <w:sig w:usb0="00000003" w:usb1="00000000" w:usb2="00000000" w:usb3="00000000" w:csb0="80000001" w:csb1="00000000"/>
+    <w:sig w:usb0="00000000" w:usb1="10000000" w:usb2="00000000" w:usb3="00000000" w:csb0="80000000" w:csb1="00000000"/>
   </w:font>
   <w:font w:name="Yu Gothic">
     <w:altName w:val="游ゴシック"/>
@@ -33687,7 +33839,7 @@
     <w:charset w:val="00"/>
     <w:family w:val="swiss"/>
     <w:pitch w:val="variable"/>
-    <w:sig w:usb0="A10006FF" w:usb1="4000205B" w:usb2="00000010" w:usb3="00000000" w:csb0="0000019F" w:csb1="00000000"/>
+    <w:sig w:usb0="A00006FF" w:usb1="4000205B" w:usb2="00000010" w:usb3="00000000" w:csb0="0000019F" w:csb1="00000000"/>
   </w:font>
   <w:font w:name="Segoe UI">
     <w:panose1 w:val="020B0502040204020203"/>
@@ -33733,17 +33885,18 @@
     <w:sig w:usb0="00000003" w:usb1="02000000" w:usb2="08000000" w:usb3="00000000" w:csb0="00000001" w:csb1="00000000"/>
   </w:font>
   <w:font w:name="Yu Mincho">
+    <w:altName w:val="游明朝"/>
     <w:panose1 w:val="02020400000000000000"/>
     <w:charset w:val="80"/>
     <w:family w:val="roman"/>
-    <w:pitch w:val="variable"/>
-    <w:sig w:usb0="800002E7" w:usb1="2AC7FCFF" w:usb2="00000012" w:usb3="00000000" w:csb0="0002009F" w:csb1="00000000"/>
+    <w:notTrueType/>
+    <w:pitch w:val="default"/>
   </w:font>
 </w:fonts>
 </file>
 
 <file path=word/glossary/settings.xml><?xml version="1.0" encoding="utf-8"?>
-<w:settings xmlns:mc="http://schemas.openxmlformats.org/markup-compatibility/2006" xmlns:o="urn:schemas-microsoft-com:office:office" xmlns:r="http://schemas.openxmlformats.org/officeDocument/2006/relationships" xmlns:m="http://schemas.openxmlformats.org/officeDocument/2006/math" xmlns:v="urn:schemas-microsoft-com:vml" xmlns:w10="urn:schemas-microsoft-com:office:word" xmlns:w="http://schemas.openxmlformats.org/wordprocessingml/2006/main" xmlns:w14="http://schemas.microsoft.com/office/word/2010/wordml" xmlns:w15="http://schemas.microsoft.com/office/word/2012/wordml" xmlns:w16cex="http://schemas.microsoft.com/office/word/2018/wordml/cex" xmlns:w16cid="http://schemas.microsoft.com/office/word/2016/wordml/cid" xmlns:w16="http://schemas.microsoft.com/office/word/2018/wordml" xmlns:w16du="http://schemas.microsoft.com/office/word/2023/wordml/word16du" xmlns:w16sdtdh="http://schemas.microsoft.com/office/word/2020/wordml/sdtdatahash" xmlns:w16sdtfl="http://schemas.microsoft.com/office/word/2024/wordml/sdtformatlock" xmlns:w16se="http://schemas.microsoft.com/office/word/2015/wordml/symex" xmlns:sl="http://schemas.openxmlformats.org/schemaLibrary/2006/main" mc:Ignorable="w14 w15 w16se w16cid w16 w16cex w16sdtdh w16sdtfl w16du">
+<w:settings xmlns:mc="http://schemas.openxmlformats.org/markup-compatibility/2006" xmlns:m="http://schemas.openxmlformats.org/officeDocument/2006/math" xmlns:r="http://schemas.openxmlformats.org/officeDocument/2006/relationships" xmlns:sl="http://schemas.openxmlformats.org/schemaLibrary/2006/main" xmlns:o="urn:schemas-microsoft-com:office:office" xmlns:v="urn:schemas-microsoft-com:vml" xmlns:w10="urn:schemas-microsoft-com:office:word" xmlns:w="http://schemas.openxmlformats.org/wordprocessingml/2006/main" xmlns:w14="http://schemas.microsoft.com/office/word/2010/wordml" xmlns:w15="http://schemas.microsoft.com/office/word/2012/wordml" xmlns:w16cex="http://schemas.microsoft.com/office/word/2018/wordml/cex" xmlns:w16cid="http://schemas.microsoft.com/office/word/2016/wordml/cid" xmlns:w16="http://schemas.microsoft.com/office/word/2018/wordml" xmlns:w16sdtdh="http://schemas.microsoft.com/office/word/2020/wordml/sdtdatahash" xmlns:w16sdtfl="http://schemas.microsoft.com/office/word/2024/wordml/sdtformatlock" xmlns:w16se="http://schemas.microsoft.com/office/word/2015/wordml/symex" xmlns:w16du="http://schemas.microsoft.com/office/word/2023/wordml/word16du" mc:Ignorable="w14 w15 w16se w16cid w16 w16cex w16sdtdh w16sdtfl w16du">
   <w:view w:val="normal"/>
   <w:defaultTabStop w:val="720"/>
   <w:characterSpacingControl w:val="doNotCompress"/>
@@ -33785,6 +33938,7 @@
     <w:rsid w:val="003E35BA"/>
     <w:rsid w:val="00411C1D"/>
     <w:rsid w:val="00430B97"/>
+    <w:rsid w:val="00433457"/>
     <w:rsid w:val="00451008"/>
     <w:rsid w:val="00460DF4"/>
     <w:rsid w:val="00477723"/>
@@ -33818,7 +33972,9 @@
     <w:rsid w:val="00973DD0"/>
     <w:rsid w:val="00981E3B"/>
     <w:rsid w:val="0099723D"/>
+    <w:rsid w:val="009D22BD"/>
     <w:rsid w:val="009F634E"/>
+    <w:rsid w:val="009F7FD5"/>
     <w:rsid w:val="00A04DDC"/>
     <w:rsid w:val="00A462F0"/>
     <w:rsid w:val="00A96FAE"/>
@@ -33827,6 +33983,7 @@
     <w:rsid w:val="00BB6FD0"/>
     <w:rsid w:val="00BC2B2B"/>
     <w:rsid w:val="00C27CA8"/>
+    <w:rsid w:val="00C915A8"/>
     <w:rsid w:val="00C95F7E"/>
     <w:rsid w:val="00CB4C0C"/>
     <w:rsid w:val="00CC4D9C"/>
@@ -33869,7 +34026,7 @@
 </file>
 
 <file path=word/glossary/styles.xml><?xml version="1.0" encoding="utf-8"?>
-<w:styles xmlns:mc="http://schemas.openxmlformats.org/markup-compatibility/2006" xmlns:r="http://schemas.openxmlformats.org/officeDocument/2006/relationships" xmlns:w="http://schemas.openxmlformats.org/wordprocessingml/2006/main" xmlns:w14="http://schemas.microsoft.com/office/word/2010/wordml" xmlns:w15="http://schemas.microsoft.com/office/word/2012/wordml" xmlns:w16cex="http://schemas.microsoft.com/office/word/2018/wordml/cex" xmlns:w16cid="http://schemas.microsoft.com/office/word/2016/wordml/cid" xmlns:w16="http://schemas.microsoft.com/office/word/2018/wordml" xmlns:w16du="http://schemas.microsoft.com/office/word/2023/wordml/word16du" xmlns:w16sdtdh="http://schemas.microsoft.com/office/word/2020/wordml/sdtdatahash" xmlns:w16sdtfl="http://schemas.microsoft.com/office/word/2024/wordml/sdtformatlock" xmlns:w16se="http://schemas.microsoft.com/office/word/2015/wordml/symex" mc:Ignorable="w14 w15 w16se w16cid w16 w16cex w16sdtdh w16sdtfl w16du">
+<w:styles xmlns:mc="http://schemas.openxmlformats.org/markup-compatibility/2006" xmlns:r="http://schemas.openxmlformats.org/officeDocument/2006/relationships" xmlns:w="http://schemas.openxmlformats.org/wordprocessingml/2006/main" xmlns:w14="http://schemas.microsoft.com/office/word/2010/wordml" xmlns:w15="http://schemas.microsoft.com/office/word/2012/wordml" xmlns:w16cex="http://schemas.microsoft.com/office/word/2018/wordml/cex" xmlns:w16cid="http://schemas.microsoft.com/office/word/2016/wordml/cid" xmlns:w16="http://schemas.microsoft.com/office/word/2018/wordml" xmlns:w16sdtdh="http://schemas.microsoft.com/office/word/2020/wordml/sdtdatahash" xmlns:w16sdtfl="http://schemas.microsoft.com/office/word/2024/wordml/sdtformatlock" xmlns:w16se="http://schemas.microsoft.com/office/word/2015/wordml/symex" xmlns:w16du="http://schemas.microsoft.com/office/word/2023/wordml/word16du" mc:Ignorable="w14 w15 w16se w16cid w16 w16cex w16sdtdh w16sdtfl w16du">
   <w:docDefaults>
     <w:rPrDefault>
       <w:rPr>
@@ -34371,7 +34528,7 @@
 </file>
 
 <file path=word/glossary/webSettings.xml><?xml version="1.0" encoding="utf-8"?>
-<w:webSettings xmlns:mc="http://schemas.openxmlformats.org/markup-compatibility/2006" xmlns:r="http://schemas.openxmlformats.org/officeDocument/2006/relationships" xmlns:w="http://schemas.openxmlformats.org/wordprocessingml/2006/main" xmlns:w14="http://schemas.microsoft.com/office/word/2010/wordml" xmlns:w15="http://schemas.microsoft.com/office/word/2012/wordml" xmlns:w16cex="http://schemas.microsoft.com/office/word/2018/wordml/cex" xmlns:w16cid="http://schemas.microsoft.com/office/word/2016/wordml/cid" xmlns:w16="http://schemas.microsoft.com/office/word/2018/wordml" xmlns:w16du="http://schemas.microsoft.com/office/word/2023/wordml/word16du" xmlns:w16sdtdh="http://schemas.microsoft.com/office/word/2020/wordml/sdtdatahash" xmlns:w16sdtfl="http://schemas.microsoft.com/office/word/2024/wordml/sdtformatlock" xmlns:w16se="http://schemas.microsoft.com/office/word/2015/wordml/symex" mc:Ignorable="w14 w15 w16se w16cid w16 w16cex w16sdtdh w16sdtfl w16du">
+<w:webSettings xmlns:mc="http://schemas.openxmlformats.org/markup-compatibility/2006" xmlns:r="http://schemas.openxmlformats.org/officeDocument/2006/relationships" xmlns:w="http://schemas.openxmlformats.org/wordprocessingml/2006/main" xmlns:w14="http://schemas.microsoft.com/office/word/2010/wordml" xmlns:w15="http://schemas.microsoft.com/office/word/2012/wordml" xmlns:w16cex="http://schemas.microsoft.com/office/word/2018/wordml/cex" xmlns:w16cid="http://schemas.microsoft.com/office/word/2016/wordml/cid" xmlns:w16="http://schemas.microsoft.com/office/word/2018/wordml" xmlns:w16sdtdh="http://schemas.microsoft.com/office/word/2020/wordml/sdtdatahash" xmlns:w16sdtfl="http://schemas.microsoft.com/office/word/2024/wordml/sdtformatlock" xmlns:w16se="http://schemas.microsoft.com/office/word/2015/wordml/symex" xmlns:w16du="http://schemas.microsoft.com/office/word/2023/wordml/word16du" mc:Ignorable="w14 w15 w16se w16cid w16 w16cex w16sdtdh w16sdtfl w16du">
   <w:optimizeForBrowser/>
 </w:webSettings>
 </file>
@@ -34674,16 +34831,37 @@
 <file path=customXml/item1.xml><?xml version="1.0" encoding="utf-8"?>
 <p:properties xmlns:p="http://schemas.microsoft.com/office/2006/metadata/properties" xmlns:xsi="http://www.w3.org/2001/XMLSchema-instance" xmlns:pc="http://schemas.microsoft.com/office/infopath/2007/PartnerControls">
   <documentManagement>
-    <_Flow_SignoffStatus xmlns="64890ed3-1443-4801-af28-560269e5aecc" xsi:nil="true"/>
+    <Keyword xmlns="7bc1719e-3073-4a83-a8aa-5d9b5543732c" xsi:nil="true"/>
+    <_ip_UnifiedCompliancePolicyUIAction xmlns="http://schemas.microsoft.com/sharepoint/v3" xsi:nil="true"/>
+    <lcf76f155ced4ddcb4097134ff3c332f xmlns="7bc1719e-3073-4a83-a8aa-5d9b5543732c">
+      <Terms xmlns="http://schemas.microsoft.com/office/infopath/2007/PartnerControls"/>
+    </lcf76f155ced4ddcb4097134ff3c332f>
+    <TaxCatchAll xmlns="bfe6e0b6-a5a6-435d-956e-8490d4b03c3e" xsi:nil="true"/>
+    <_ip_UnifiedCompliancePolicyProperties xmlns="http://schemas.microsoft.com/sharepoint/v3" xsi:nil="true"/>
   </documentManagement>
 </p:properties>
 </file>
 
 <file path=customXml/item2.xml><?xml version="1.0" encoding="utf-8"?>
-<ct:contentTypeSchema xmlns:ct="http://schemas.microsoft.com/office/2006/metadata/contentType" xmlns:ma="http://schemas.microsoft.com/office/2006/metadata/properties/metaAttributes" ct:_="" ma:_="" ma:contentTypeName="Document" ma:contentTypeID="0x010100F39B1A1F6E68D649BA6AC6294829DEDD" ma:contentTypeVersion="9" ma:contentTypeDescription="Create a new document." ma:contentTypeScope="" ma:versionID="33a1e0d0b25836bfd6df7ad073536fe9">
-  <xsd:schema xmlns:xsd="http://www.w3.org/2001/XMLSchema" xmlns:xs="http://www.w3.org/2001/XMLSchema" xmlns:p="http://schemas.microsoft.com/office/2006/metadata/properties" xmlns:ns2="64890ed3-1443-4801-af28-560269e5aecc" xmlns:ns3="a7119a4e-e68f-40ab-b042-1f58d8d72198" targetNamespace="http://schemas.microsoft.com/office/2006/metadata/properties" ma:root="true" ma:fieldsID="c3cb138614f266d033fd006ec6faccdf" ns2:_="" ns3:_="">
-    <xsd:import namespace="64890ed3-1443-4801-af28-560269e5aecc"/>
-    <xsd:import namespace="a7119a4e-e68f-40ab-b042-1f58d8d72198"/>
+<b:Sources xmlns:b="http://schemas.openxmlformats.org/officeDocument/2006/bibliography" xmlns="http://schemas.openxmlformats.org/officeDocument/2006/bibliography" SelectedStyle="\APASixthEditionOfficeOnline.xsl" StyleName="APA" Version="6"/>
+</file>
+
+<file path=customXml/item3.xml><?xml version="1.0" encoding="utf-8"?>
+<?mso-contentType ?>
+<FormTemplates xmlns="http://schemas.microsoft.com/sharepoint/v3/contenttype/forms">
+  <Display>DocumentLibraryForm</Display>
+  <Edit>DocumentLibraryForm</Edit>
+  <New>DocumentLibraryForm</New>
+</FormTemplates>
+</file>
+
+<file path=customXml/item4.xml><?xml version="1.0" encoding="utf-8"?>
+<ct:contentTypeSchema xmlns:ct="http://schemas.microsoft.com/office/2006/metadata/contentType" xmlns:ma="http://schemas.microsoft.com/office/2006/metadata/properties/metaAttributes" ct:_="" ma:_="" ma:contentTypeName="Document" ma:contentTypeID="0x0101006BDAF3E3634C144D9EC799C876E6F9A3" ma:contentTypeVersion="32" ma:contentTypeDescription="Create a new document." ma:contentTypeScope="" ma:versionID="05ba2877cbc3ca9c27a5f2169dd2f361">
+  <xsd:schema xmlns:xsd="http://www.w3.org/2001/XMLSchema" xmlns:xs="http://www.w3.org/2001/XMLSchema" xmlns:p="http://schemas.microsoft.com/office/2006/metadata/properties" xmlns:ns1="http://schemas.microsoft.com/sharepoint/v3" xmlns:ns2="7bc1719e-3073-4a83-a8aa-5d9b5543732c" xmlns:ns3="290f8d83-fd29-439e-ae91-cfcefa340f30" xmlns:ns4="bfe6e0b6-a5a6-435d-956e-8490d4b03c3e" targetNamespace="http://schemas.microsoft.com/office/2006/metadata/properties" ma:root="true" ma:fieldsID="594f020d093c3cc314390237aec36bac" ns1:_="" ns2:_="" ns3:_="" ns4:_="">
+    <xsd:import namespace="http://schemas.microsoft.com/sharepoint/v3"/>
+    <xsd:import namespace="7bc1719e-3073-4a83-a8aa-5d9b5543732c"/>
+    <xsd:import namespace="290f8d83-fd29-439e-ae91-cfcefa340f30"/>
+    <xsd:import namespace="bfe6e0b6-a5a6-435d-956e-8490d4b03c3e"/>
     <xsd:element name="properties">
       <xsd:complexType>
         <xsd:sequence>
@@ -34692,11 +34870,23 @@
               <xsd:all>
                 <xsd:element ref="ns2:MediaServiceMetadata" minOccurs="0"/>
                 <xsd:element ref="ns2:MediaServiceFastMetadata" minOccurs="0"/>
-                <xsd:element ref="ns2:MediaServiceObjectDetectorVersions" minOccurs="0"/>
+                <xsd:element ref="ns2:MediaServiceAutoTags" minOccurs="0"/>
+                <xsd:element ref="ns2:MediaServiceOCR" minOccurs="0"/>
+                <xsd:element ref="ns2:MediaServiceGenerationTime" minOccurs="0"/>
+                <xsd:element ref="ns2:MediaServiceEventHashCode" minOccurs="0"/>
                 <xsd:element ref="ns3:SharedWithUsers" minOccurs="0"/>
                 <xsd:element ref="ns3:SharedWithDetails" minOccurs="0"/>
+                <xsd:element ref="ns1:_ip_UnifiedCompliancePolicyProperties" minOccurs="0"/>
+                <xsd:element ref="ns1:_ip_UnifiedCompliancePolicyUIAction" minOccurs="0"/>
+                <xsd:element ref="ns2:MediaServiceDateTaken" minOccurs="0"/>
+                <xsd:element ref="ns2:MediaServiceAutoKeyPoints" minOccurs="0"/>
+                <xsd:element ref="ns2:MediaServiceKeyPoints" minOccurs="0"/>
+                <xsd:element ref="ns2:Keyword" minOccurs="0"/>
+                <xsd:element ref="ns2:lcf76f155ced4ddcb4097134ff3c332f" minOccurs="0"/>
+                <xsd:element ref="ns4:TaxCatchAll" minOccurs="0"/>
+                <xsd:element ref="ns2:MediaLengthInSeconds" minOccurs="0"/>
+                <xsd:element ref="ns2:MediaServiceObjectDetectorVersions" minOccurs="0"/>
                 <xsd:element ref="ns2:MediaServiceSearchProperties" minOccurs="0"/>
-                <xsd:element ref="ns2:_Flow_SignoffStatus" minOccurs="0"/>
               </xsd:all>
             </xsd:complexType>
           </xsd:element>
@@ -34704,39 +34894,110 @@
       </xsd:complexType>
     </xsd:element>
   </xsd:schema>
-  <xsd:schema xmlns:xsd="http://www.w3.org/2001/XMLSchema" xmlns:xs="http://www.w3.org/2001/XMLSchema" xmlns:dms="http://schemas.microsoft.com/office/2006/documentManagement/types" xmlns:pc="http://schemas.microsoft.com/office/infopath/2007/PartnerControls" targetNamespace="64890ed3-1443-4801-af28-560269e5aecc" elementFormDefault="qualified">
+  <xsd:schema xmlns:xsd="http://www.w3.org/2001/XMLSchema" xmlns:xs="http://www.w3.org/2001/XMLSchema" xmlns:dms="http://schemas.microsoft.com/office/2006/documentManagement/types" xmlns:pc="http://schemas.microsoft.com/office/infopath/2007/PartnerControls" targetNamespace="http://schemas.microsoft.com/sharepoint/v3" elementFormDefault="qualified">
     <xsd:import namespace="http://schemas.microsoft.com/office/2006/documentManagement/types"/>
     <xsd:import namespace="http://schemas.microsoft.com/office/infopath/2007/PartnerControls"/>
-    <xsd:element name="MediaServiceMetadata" ma:index="4" nillable="true" ma:displayName="MediaServiceMetadata" ma:hidden="true" ma:internalName="MediaServiceMetadata" ma:readOnly="true">
+    <xsd:element name="_ip_UnifiedCompliancePolicyProperties" ma:index="16" nillable="true" ma:displayName="Unified Compliance Policy Properties" ma:hidden="true" ma:internalName="_ip_UnifiedCompliancePolicyProperties">
       <xsd:simpleType>
         <xsd:restriction base="dms:Note"/>
       </xsd:simpleType>
     </xsd:element>
-    <xsd:element name="MediaServiceFastMetadata" ma:index="5" nillable="true" ma:displayName="MediaServiceFastMetadata" ma:hidden="true" ma:internalName="MediaServiceFastMetadata" ma:readOnly="true">
-      <xsd:simpleType>
-        <xsd:restriction base="dms:Note"/>
-      </xsd:simpleType>
-    </xsd:element>
-    <xsd:element name="MediaServiceObjectDetectorVersions" ma:index="6" nillable="true" ma:displayName="MediaServiceObjectDetectorVersions" ma:hidden="true" ma:indexed="true" ma:internalName="MediaServiceObjectDetectorVersions" ma:readOnly="true">
-      <xsd:simpleType>
-        <xsd:restriction base="dms:Text"/>
-      </xsd:simpleType>
-    </xsd:element>
-    <xsd:element name="MediaServiceSearchProperties" ma:index="13" nillable="true" ma:displayName="MediaServiceSearchProperties" ma:hidden="true" ma:internalName="MediaServiceSearchProperties" ma:readOnly="true">
-      <xsd:simpleType>
-        <xsd:restriction base="dms:Note"/>
-      </xsd:simpleType>
-    </xsd:element>
-    <xsd:element name="_Flow_SignoffStatus" ma:index="14" nillable="true" ma:displayName="Sign-off status" ma:internalName="Sign_x002d_off_x0020_status">
+    <xsd:element name="_ip_UnifiedCompliancePolicyUIAction" ma:index="17" nillable="true" ma:displayName="Unified Compliance Policy UI Action" ma:hidden="true" ma:internalName="_ip_UnifiedCompliancePolicyUIAction">
       <xsd:simpleType>
         <xsd:restriction base="dms:Text"/>
       </xsd:simpleType>
     </xsd:element>
   </xsd:schema>
-  <xsd:schema xmlns:xsd="http://www.w3.org/2001/XMLSchema" xmlns:xs="http://www.w3.org/2001/XMLSchema" xmlns:dms="http://schemas.microsoft.com/office/2006/documentManagement/types" xmlns:pc="http://schemas.microsoft.com/office/infopath/2007/PartnerControls" targetNamespace="a7119a4e-e68f-40ab-b042-1f58d8d72198" elementFormDefault="qualified">
+  <xsd:schema xmlns:xsd="http://www.w3.org/2001/XMLSchema" xmlns:xs="http://www.w3.org/2001/XMLSchema" xmlns:dms="http://schemas.microsoft.com/office/2006/documentManagement/types" xmlns:pc="http://schemas.microsoft.com/office/infopath/2007/PartnerControls" targetNamespace="7bc1719e-3073-4a83-a8aa-5d9b5543732c" elementFormDefault="qualified">
     <xsd:import namespace="http://schemas.microsoft.com/office/2006/documentManagement/types"/>
     <xsd:import namespace="http://schemas.microsoft.com/office/infopath/2007/PartnerControls"/>
-    <xsd:element name="SharedWithUsers" ma:index="11" nillable="true" ma:displayName="Shared With" ma:internalName="SharedWithUsers" ma:readOnly="true">
+    <xsd:element name="MediaServiceMetadata" ma:index="8" nillable="true" ma:displayName="MediaServiceMetadata" ma:hidden="true" ma:internalName="MediaServiceMetadata" ma:readOnly="true">
+      <xsd:simpleType>
+        <xsd:restriction base="dms:Note"/>
+      </xsd:simpleType>
+    </xsd:element>
+    <xsd:element name="MediaServiceFastMetadata" ma:index="9" nillable="true" ma:displayName="MediaServiceFastMetadata" ma:hidden="true" ma:internalName="MediaServiceFastMetadata" ma:readOnly="true">
+      <xsd:simpleType>
+        <xsd:restriction base="dms:Note"/>
+      </xsd:simpleType>
+    </xsd:element>
+    <xsd:element name="MediaServiceAutoTags" ma:index="10" nillable="true" ma:displayName="Tags" ma:internalName="MediaServiceAutoTags" ma:readOnly="true">
+      <xsd:simpleType>
+        <xsd:restriction base="dms:Text"/>
+      </xsd:simpleType>
+    </xsd:element>
+    <xsd:element name="MediaServiceOCR" ma:index="11" nillable="true" ma:displayName="Extracted Text" ma:internalName="MediaServiceOCR" ma:readOnly="true">
+      <xsd:simpleType>
+        <xsd:restriction base="dms:Note">
+          <xsd:maxLength value="255"/>
+        </xsd:restriction>
+      </xsd:simpleType>
+    </xsd:element>
+    <xsd:element name="MediaServiceGenerationTime" ma:index="12" nillable="true" ma:displayName="MediaServiceGenerationTime" ma:hidden="true" ma:internalName="MediaServiceGenerationTime" ma:readOnly="true">
+      <xsd:simpleType>
+        <xsd:restriction base="dms:Text"/>
+      </xsd:simpleType>
+    </xsd:element>
+    <xsd:element name="MediaServiceEventHashCode" ma:index="13" nillable="true" ma:displayName="MediaServiceEventHashCode" ma:hidden="true" ma:internalName="MediaServiceEventHashCode" ma:readOnly="true">
+      <xsd:simpleType>
+        <xsd:restriction base="dms:Text"/>
+      </xsd:simpleType>
+    </xsd:element>
+    <xsd:element name="MediaServiceDateTaken" ma:index="18" nillable="true" ma:displayName="MediaServiceDateTaken" ma:hidden="true" ma:internalName="MediaServiceDateTaken" ma:readOnly="true">
+      <xsd:simpleType>
+        <xsd:restriction base="dms:Text"/>
+      </xsd:simpleType>
+    </xsd:element>
+    <xsd:element name="MediaServiceAutoKeyPoints" ma:index="19" nillable="true" ma:displayName="MediaServiceAutoKeyPoints" ma:hidden="true" ma:internalName="MediaServiceAutoKeyPoints" ma:readOnly="true">
+      <xsd:simpleType>
+        <xsd:restriction base="dms:Note"/>
+      </xsd:simpleType>
+    </xsd:element>
+    <xsd:element name="MediaServiceKeyPoints" ma:index="20" nillable="true" ma:displayName="KeyPoints" ma:internalName="MediaServiceKeyPoints" ma:readOnly="true">
+      <xsd:simpleType>
+        <xsd:restriction base="dms:Note">
+          <xsd:maxLength value="255"/>
+        </xsd:restriction>
+      </xsd:simpleType>
+    </xsd:element>
+    <xsd:element name="Keyword" ma:index="21" nillable="true" ma:displayName="Keyword" ma:description="Unique keyword for search usage" ma:format="Dropdown" ma:internalName="Keyword">
+      <xsd:simpleType>
+        <xsd:union memberTypes="dms:Text">
+          <xsd:simpleType>
+            <xsd:restriction base="dms:Choice">
+              <xsd:enumeration value="Unknown"/>
+            </xsd:restriction>
+          </xsd:simpleType>
+        </xsd:union>
+      </xsd:simpleType>
+    </xsd:element>
+    <xsd:element name="lcf76f155ced4ddcb4097134ff3c332f" ma:index="23" nillable="true" ma:taxonomy="true" ma:internalName="lcf76f155ced4ddcb4097134ff3c332f" ma:taxonomyFieldName="MediaServiceImageTags" ma:displayName="Image Tags" ma:readOnly="false" ma:fieldId="{5cf76f15-5ced-4ddc-b409-7134ff3c332f}" ma:taxonomyMulti="true" ma:sspId="33ecf46e-890a-4d8f-8227-d99d79ddb869" ma:termSetId="09814cd3-568e-fe90-9814-8d621ff8fb84" ma:anchorId="fba54fb3-c3e1-fe81-a776-ca4b69148c4d" ma:open="true" ma:isKeyword="false">
+      <xsd:complexType>
+        <xsd:sequence>
+          <xsd:element ref="pc:Terms" minOccurs="0" maxOccurs="1"/>
+        </xsd:sequence>
+      </xsd:complexType>
+    </xsd:element>
+    <xsd:element name="MediaLengthInSeconds" ma:index="25" nillable="true" ma:displayName="MediaLengthInSeconds" ma:hidden="true" ma:internalName="MediaLengthInSeconds" ma:readOnly="true">
+      <xsd:simpleType>
+        <xsd:restriction base="dms:Unknown"/>
+      </xsd:simpleType>
+    </xsd:element>
+    <xsd:element name="MediaServiceObjectDetectorVersions" ma:index="26" nillable="true" ma:displayName="MediaServiceObjectDetectorVersions" ma:description="" ma:hidden="true" ma:indexed="true" ma:internalName="MediaServiceObjectDetectorVersions" ma:readOnly="true">
+      <xsd:simpleType>
+        <xsd:restriction base="dms:Text"/>
+      </xsd:simpleType>
+    </xsd:element>
+    <xsd:element name="MediaServiceSearchProperties" ma:index="27" nillable="true" ma:displayName="MediaServiceSearchProperties" ma:hidden="true" ma:internalName="MediaServiceSearchProperties" ma:readOnly="true">
+      <xsd:simpleType>
+        <xsd:restriction base="dms:Note"/>
+      </xsd:simpleType>
+    </xsd:element>
+  </xsd:schema>
+  <xsd:schema xmlns:xsd="http://www.w3.org/2001/XMLSchema" xmlns:xs="http://www.w3.org/2001/XMLSchema" xmlns:dms="http://schemas.microsoft.com/office/2006/documentManagement/types" xmlns:pc="http://schemas.microsoft.com/office/infopath/2007/PartnerControls" targetNamespace="290f8d83-fd29-439e-ae91-cfcefa340f30" elementFormDefault="qualified">
+    <xsd:import namespace="http://schemas.microsoft.com/office/2006/documentManagement/types"/>
+    <xsd:import namespace="http://schemas.microsoft.com/office/infopath/2007/PartnerControls"/>
+    <xsd:element name="SharedWithUsers" ma:index="14" nillable="true" ma:displayName="Shared With" ma:internalName="SharedWithUsers" ma:readOnly="true">
       <xsd:complexType>
         <xsd:complexContent>
           <xsd:extension base="dms:UserMulti">
@@ -34755,12 +35016,27 @@
         </xsd:complexContent>
       </xsd:complexType>
     </xsd:element>
-    <xsd:element name="SharedWithDetails" ma:index="12" nillable="true" ma:displayName="Shared With Details" ma:internalName="SharedWithDetails" ma:readOnly="true">
+    <xsd:element name="SharedWithDetails" ma:index="15" nillable="true" ma:displayName="Shared With Details" ma:internalName="SharedWithDetails" ma:readOnly="true">
       <xsd:simpleType>
         <xsd:restriction base="dms:Note">
           <xsd:maxLength value="255"/>
         </xsd:restriction>
       </xsd:simpleType>
+    </xsd:element>
+  </xsd:schema>
+  <xsd:schema xmlns:xsd="http://www.w3.org/2001/XMLSchema" xmlns:xs="http://www.w3.org/2001/XMLSchema" xmlns:dms="http://schemas.microsoft.com/office/2006/documentManagement/types" xmlns:pc="http://schemas.microsoft.com/office/infopath/2007/PartnerControls" targetNamespace="bfe6e0b6-a5a6-435d-956e-8490d4b03c3e" elementFormDefault="qualified">
+    <xsd:import namespace="http://schemas.microsoft.com/office/2006/documentManagement/types"/>
+    <xsd:import namespace="http://schemas.microsoft.com/office/infopath/2007/PartnerControls"/>
+    <xsd:element name="TaxCatchAll" ma:index="24" nillable="true" ma:displayName="Taxonomy Catch All Column" ma:hidden="true" ma:list="{d1e4a496-b8a4-4beb-a473-f4a6df7ad317}" ma:internalName="TaxCatchAll" ma:showField="CatchAllData" ma:web="290f8d83-fd29-439e-ae91-cfcefa340f30">
+      <xsd:complexType>
+        <xsd:complexContent>
+          <xsd:extension base="dms:MultiChoiceLookup">
+            <xsd:sequence>
+              <xsd:element name="Value" type="dms:Lookup" maxOccurs="unbounded" minOccurs="0" nillable="true"/>
+            </xsd:sequence>
+          </xsd:extension>
+        </xsd:complexContent>
+      </xsd:complexType>
     </xsd:element>
   </xsd:schema>
   <xsd:schema xmlns="http://schemas.openxmlformats.org/package/2006/metadata/core-properties" xmlns:xsd="http://www.w3.org/2001/XMLSchema" xmlns:xsi="http://www.w3.org/2001/XMLSchema-instance" xmlns:dc="http://purl.org/dc/elements/1.1/" xmlns:dcterms="http://purl.org/dc/terms/" xmlns:odoc="http://schemas.microsoft.com/internal/obd" targetNamespace="http://schemas.openxmlformats.org/package/2006/metadata/core-properties" elementFormDefault="qualified" attributeFormDefault="unqualified" blockDefault="#all">
@@ -34772,8 +35048,8 @@
         <xsd:element ref="dc:creator" minOccurs="0" maxOccurs="1"/>
         <xsd:element ref="dcterms:created" minOccurs="0" maxOccurs="1"/>
         <xsd:element ref="dc:identifier" minOccurs="0" maxOccurs="1"/>
-        <xsd:element name="contentType" minOccurs="0" maxOccurs="1" type="xsd:string" ma:index="7" ma:displayName="Content Type"/>
-        <xsd:element ref="dc:title" minOccurs="0" maxOccurs="1" ma:index="3" ma:displayName="Title"/>
+        <xsd:element name="contentType" minOccurs="0" maxOccurs="1" type="xsd:string" ma:index="0" ma:displayName="Content Type"/>
+        <xsd:element ref="dc:title" minOccurs="0" maxOccurs="1" ma:index="4" ma:displayName="Title"/>
         <xsd:element ref="dc:subject" minOccurs="0" maxOccurs="1"/>
         <xsd:element ref="dc:description" minOccurs="0" maxOccurs="1"/>
         <xsd:element name="keywords" minOccurs="0" maxOccurs="1" type="xsd:string"/>
@@ -34862,38 +35138,45 @@
 </ct:contentTypeSchema>
 </file>
 
-<file path=customXml/item3.xml><?xml version="1.0" encoding="utf-8"?>
-<b:Sources xmlns:b="http://schemas.openxmlformats.org/officeDocument/2006/bibliography" xmlns="http://schemas.openxmlformats.org/officeDocument/2006/bibliography" SelectedStyle="\APASixthEditionOfficeOnline.xsl" StyleName="APA" Version="6"/>
-</file>
-
-<file path=customXml/item4.xml><?xml version="1.0" encoding="utf-8"?>
-<?mso-contentType ?>
-<FormTemplates xmlns="http://schemas.microsoft.com/sharepoint/v3/contenttype/forms">
-  <Display>DocumentLibraryForm</Display>
-  <Edit>DocumentLibraryForm</Edit>
-  <New>DocumentLibraryForm</New>
-</FormTemplates>
-</file>
-
 <file path=customXml/itemProps1.xml><?xml version="1.0" encoding="utf-8"?>
 <ds:datastoreItem xmlns:ds="http://schemas.openxmlformats.org/officeDocument/2006/customXml" ds:itemID="{165DE491-2D18-4346-868D-FDECE579517C}">
   <ds:schemaRefs>
     <ds:schemaRef ds:uri="http://schemas.microsoft.com/office/2006/metadata/properties"/>
     <ds:schemaRef ds:uri="http://schemas.microsoft.com/office/infopath/2007/PartnerControls"/>
-    <ds:schemaRef ds:uri="64890ed3-1443-4801-af28-560269e5aecc"/>
+    <ds:schemaRef ds:uri="7bc1719e-3073-4a83-a8aa-5d9b5543732c"/>
+    <ds:schemaRef ds:uri="http://schemas.microsoft.com/sharepoint/v3"/>
+    <ds:schemaRef ds:uri="bfe6e0b6-a5a6-435d-956e-8490d4b03c3e"/>
   </ds:schemaRefs>
 </ds:datastoreItem>
 </file>
 
 <file path=customXml/itemProps2.xml><?xml version="1.0" encoding="utf-8"?>
-<ds:datastoreItem xmlns:ds="http://schemas.openxmlformats.org/officeDocument/2006/customXml" ds:itemID="{142A94A7-3ED6-4E20-8419-7D183077EA7C}">
+<ds:datastoreItem xmlns:ds="http://schemas.openxmlformats.org/officeDocument/2006/customXml" ds:itemID="{3CFAF1A8-DD02-48A5-B677-3432F85B4DFA}">
+  <ds:schemaRefs>
+    <ds:schemaRef ds:uri="http://schemas.openxmlformats.org/officeDocument/2006/bibliography"/>
+  </ds:schemaRefs>
+</ds:datastoreItem>
+</file>
+
+<file path=customXml/itemProps3.xml><?xml version="1.0" encoding="utf-8"?>
+<ds:datastoreItem xmlns:ds="http://schemas.openxmlformats.org/officeDocument/2006/customXml" ds:itemID="{30561097-EA6D-4C41-97EB-9C924523A73A}">
+  <ds:schemaRefs>
+    <ds:schemaRef ds:uri="http://schemas.microsoft.com/sharepoint/v3/contenttype/forms"/>
+  </ds:schemaRefs>
+</ds:datastoreItem>
+</file>
+
+<file path=customXml/itemProps4.xml><?xml version="1.0" encoding="utf-8"?>
+<ds:datastoreItem xmlns:ds="http://schemas.openxmlformats.org/officeDocument/2006/customXml" ds:itemID="{9B328B1E-F87E-4CEA-BC7B-B804DEAFC9DE}">
   <ds:schemaRefs>
     <ds:schemaRef ds:uri="http://schemas.microsoft.com/office/2006/metadata/contentType"/>
     <ds:schemaRef ds:uri="http://schemas.microsoft.com/office/2006/metadata/properties/metaAttributes"/>
     <ds:schemaRef ds:uri="http://www.w3.org/2001/XMLSchema"/>
     <ds:schemaRef ds:uri="http://schemas.microsoft.com/office/2006/metadata/properties"/>
-    <ds:schemaRef ds:uri="64890ed3-1443-4801-af28-560269e5aecc"/>
-    <ds:schemaRef ds:uri="a7119a4e-e68f-40ab-b042-1f58d8d72198"/>
+    <ds:schemaRef ds:uri="http://schemas.microsoft.com/sharepoint/v3"/>
+    <ds:schemaRef ds:uri="7bc1719e-3073-4a83-a8aa-5d9b5543732c"/>
+    <ds:schemaRef ds:uri="290f8d83-fd29-439e-ae91-cfcefa340f30"/>
+    <ds:schemaRef ds:uri="bfe6e0b6-a5a6-435d-956e-8490d4b03c3e"/>
     <ds:schemaRef ds:uri="http://schemas.microsoft.com/office/2006/documentManagement/types"/>
     <ds:schemaRef ds:uri="http://schemas.microsoft.com/office/infopath/2007/PartnerControls"/>
     <ds:schemaRef ds:uri="http://schemas.openxmlformats.org/package/2006/metadata/core-properties"/>
@@ -34902,20 +35185,4 @@
     <ds:schemaRef ds:uri="http://schemas.microsoft.com/internal/obd"/>
   </ds:schemaRefs>
 </ds:datastoreItem>
-</file>
-
-<file path=customXml/itemProps3.xml><?xml version="1.0" encoding="utf-8"?>
-<ds:datastoreItem xmlns:ds="http://schemas.openxmlformats.org/officeDocument/2006/customXml" ds:itemID="{3CFAF1A8-DD02-48A5-B677-3432F85B4DFA}">
-  <ds:schemaRefs>
-    <ds:schemaRef ds:uri="http://schemas.openxmlformats.org/officeDocument/2006/bibliography"/>
-  </ds:schemaRefs>
-</ds:datastoreItem>
-</file>
-
-<file path=customXml/itemProps4.xml><?xml version="1.0" encoding="utf-8"?>
-<ds:datastoreItem xmlns:ds="http://schemas.openxmlformats.org/officeDocument/2006/customXml" ds:itemID="{30561097-EA6D-4C41-97EB-9C924523A73A}">
-  <ds:schemaRefs>
-    <ds:schemaRef ds:uri="http://schemas.microsoft.com/sharepoint/v3/contenttype/forms"/>
-  </ds:schemaRefs>
-</ds:datastoreItem>
 </file>
--- a/RITM1449981-ACBSD-4801 - Aperture Data Studio Solution Design/RITM1449981-ACBSD-4801-Solution Design-Aperture Data Studio Solution Design.docx
+++ b/RITM1449981-ACBSD-4801 - Aperture Data Studio Solution Design/RITM1449981-ACBSD-4801-Solution Design-Aperture Data Studio Solution Design.docx
@@ -1,6 +1,6 @@
 
 <file path=word/document.xml><?xml version="1.0" encoding="utf-8"?>
-<w:document xmlns:wpc="http://schemas.microsoft.com/office/word/2010/wordprocessingCanvas" xmlns:cx="http://schemas.microsoft.com/office/drawing/2014/chartex" xmlns:cx1="http://schemas.microsoft.com/office/drawing/2015/9/8/chartex" xmlns:cx2="http://schemas.microsoft.com/office/drawing/2015/10/21/chartex" xmlns:cx3="http://schemas.microsoft.com/office/drawing/2016/5/9/chartex" xmlns:cx4="http://schemas.microsoft.com/office/drawing/2016/5/10/chartex" xmlns:cx5="http://schemas.microsoft.com/office/drawing/2016/5/11/chartex" xmlns:cx6="http://schemas.microsoft.com/office/drawing/2016/5/12/chartex" xmlns:cx7="http://schemas.microsoft.com/office/drawing/2016/5/13/chartex" xmlns:cx8="http://schemas.microsoft.com/office/drawing/2016/5/14/chartex" xmlns:mc="http://schemas.openxmlformats.org/markup-compatibility/2006" xmlns:m="http://schemas.openxmlformats.org/officeDocument/2006/math" xmlns:aink="http://schemas.microsoft.com/office/drawing/2016/ink" xmlns:am3d="http://schemas.microsoft.com/office/drawing/2017/model3d" xmlns:oel="http://schemas.microsoft.com/office/2019/extlst" xmlns:r="http://schemas.openxmlformats.org/officeDocument/2006/relationships" xmlns:wp14="http://schemas.microsoft.com/office/word/2010/wordprocessingDrawing" xmlns:wp="http://schemas.openxmlformats.org/drawingml/2006/wordprocessingDrawing" xmlns:wpg="http://schemas.microsoft.com/office/word/2010/wordprocessingGroup" xmlns:wpi="http://schemas.microsoft.com/office/word/2010/wordprocessingInk" xmlns:wps="http://schemas.microsoft.com/office/word/2010/wordprocessingShape" xmlns:o="urn:schemas-microsoft-com:office:office" xmlns:v="urn:schemas-microsoft-com:vml" xmlns:w10="urn:schemas-microsoft-com:office:word" xmlns:w="http://schemas.openxmlformats.org/wordprocessingml/2006/main" xmlns:w14="http://schemas.microsoft.com/office/word/2010/wordml" xmlns:w15="http://schemas.microsoft.com/office/word/2012/wordml" xmlns:w16cex="http://schemas.microsoft.com/office/word/2018/wordml/cex" xmlns:w16cid="http://schemas.microsoft.com/office/word/2016/wordml/cid" xmlns:w16="http://schemas.microsoft.com/office/word/2018/wordml" xmlns:w16sdtdh="http://schemas.microsoft.com/office/word/2020/wordml/sdtdatahash" xmlns:w16sdtfl="http://schemas.microsoft.com/office/word/2024/wordml/sdtformatlock" xmlns:w16se="http://schemas.microsoft.com/office/word/2015/wordml/symex" xmlns:w16du="http://schemas.microsoft.com/office/word/2023/wordml/word16du" xmlns:wne="http://schemas.microsoft.com/office/word/2006/wordml" mc:Ignorable="w14 w15 w16se w16cid w16 w16cex w16sdtdh w16sdtfl w16du wp14">
+<w:document xmlns:wpc="http://schemas.microsoft.com/office/word/2010/wordprocessingCanvas" xmlns:cx="http://schemas.microsoft.com/office/drawing/2014/chartex" xmlns:cx1="http://schemas.microsoft.com/office/drawing/2015/9/8/chartex" xmlns:cx2="http://schemas.microsoft.com/office/drawing/2015/10/21/chartex" xmlns:cx3="http://schemas.microsoft.com/office/drawing/2016/5/9/chartex" xmlns:cx4="http://schemas.microsoft.com/office/drawing/2016/5/10/chartex" xmlns:cx5="http://schemas.microsoft.com/office/drawing/2016/5/11/chartex" xmlns:cx6="http://schemas.microsoft.com/office/drawing/2016/5/12/chartex" xmlns:cx7="http://schemas.microsoft.com/office/drawing/2016/5/13/chartex" xmlns:cx8="http://schemas.microsoft.com/office/drawing/2016/5/14/chartex" xmlns:mc="http://schemas.openxmlformats.org/markup-compatibility/2006" xmlns:m="http://schemas.openxmlformats.org/officeDocument/2006/math" xmlns:aink="http://schemas.microsoft.com/office/drawing/2016/ink" xmlns:am3d="http://schemas.microsoft.com/office/drawing/2017/model3d" xmlns:oel="http://schemas.microsoft.com/office/2019/extlst" xmlns:r="http://schemas.openxmlformats.org/officeDocument/2006/relationships" xmlns:wp14="http://schemas.microsoft.com/office/word/2010/wordprocessingDrawing" xmlns:wp="http://schemas.openxmlformats.org/drawingml/2006/wordprocessingDrawing" xmlns:wpg="http://schemas.microsoft.com/office/word/2010/wordprocessingGroup" xmlns:wpi="http://schemas.microsoft.com/office/word/2010/wordprocessingInk" xmlns:wps="http://schemas.microsoft.com/office/word/2010/wordprocessingShape" xmlns:o="urn:schemas-microsoft-com:office:office" xmlns:v="urn:schemas-microsoft-com:vml" xmlns:w10="urn:schemas-microsoft-com:office:word" xmlns:w="http://schemas.openxmlformats.org/wordprocessingml/2006/main" xmlns:w14="http://schemas.microsoft.com/office/word/2010/wordml" xmlns:w15="http://schemas.microsoft.com/office/word/2012/wordml" xmlns:w16cei="http://schemas.microsoft.com/office/word/2026/wordml/cei" xmlns:w16cex="http://schemas.microsoft.com/office/word/2018/wordml/cex" xmlns:w16cid="http://schemas.microsoft.com/office/word/2016/wordml/cid" xmlns:w16="http://schemas.microsoft.com/office/word/2018/wordml" xmlns:w16sdtdh="http://schemas.microsoft.com/office/word/2020/wordml/sdtdatahash" xmlns:w16sdtfl="http://schemas.microsoft.com/office/word/2024/wordml/sdtformatlock" xmlns:w16se="http://schemas.microsoft.com/office/word/2015/wordml/symex" xmlns:w16du="http://schemas.microsoft.com/office/word/2023/wordml/word16du" xmlns:wne="http://schemas.microsoft.com/office/word/2006/wordml" mc:Ignorable="w14 w15 w16se w16cid w16 w16cex w16sdtdh w16sdtfl w16du wp14">
   <w:body>
     <w:p>
       <w:pPr>
@@ -343,15 +343,15 @@
         <w:tblLook w:val="0420" w:firstRow="1" w:lastRow="0" w:firstColumn="0" w:lastColumn="0" w:noHBand="0" w:noVBand="1"/>
       </w:tblPr>
       <w:tblGrid>
-        <w:gridCol w:w="810"/>
-        <w:gridCol w:w="1440"/>
-        <w:gridCol w:w="2495"/>
-        <w:gridCol w:w="1378"/>
-        <w:gridCol w:w="1836"/>
-        <w:gridCol w:w="692"/>
-        <w:gridCol w:w="692"/>
-        <w:gridCol w:w="768"/>
-        <w:gridCol w:w="683"/>
+        <w:gridCol w:w="843"/>
+        <w:gridCol w:w="1498"/>
+        <w:gridCol w:w="2593"/>
+        <w:gridCol w:w="1432"/>
+        <w:gridCol w:w="1908"/>
+        <w:gridCol w:w="719"/>
+        <w:gridCol w:w="719"/>
+        <w:gridCol w:w="798"/>
+        <w:gridCol w:w="710"/>
       </w:tblGrid>
       <w:tr>
         <w:trPr>
@@ -1776,7 +1776,7 @@
               <w:tab w:val="right" w:leader="dot" w:pos="10790"/>
             </w:tabs>
             <w:rPr>
-              <w:rFonts w:asciiTheme="minorHAnsi" w:hAnsiTheme="minorHAnsi" w:cstheme="minorBidi" w:hint="eastAsia"/>
+              <w:rFonts w:asciiTheme="minorHAnsi" w:hAnsiTheme="minorHAnsi" w:cstheme="minorBidi"/>
               <w:noProof/>
               <w:kern w:val="2"/>
               <w:sz w:val="24"/>
@@ -1858,7 +1858,7 @@
               <w:tab w:val="right" w:leader="dot" w:pos="10790"/>
             </w:tabs>
             <w:rPr>
-              <w:rFonts w:asciiTheme="minorHAnsi" w:hAnsiTheme="minorHAnsi" w:cstheme="minorBidi" w:hint="eastAsia"/>
+              <w:rFonts w:asciiTheme="minorHAnsi" w:hAnsiTheme="minorHAnsi" w:cstheme="minorBidi"/>
               <w:noProof/>
               <w:kern w:val="2"/>
               <w:sz w:val="24"/>
@@ -1932,7 +1932,7 @@
               <w:tab w:val="right" w:leader="dot" w:pos="10790"/>
             </w:tabs>
             <w:rPr>
-              <w:rFonts w:asciiTheme="minorHAnsi" w:hAnsiTheme="minorHAnsi" w:cstheme="minorBidi" w:hint="eastAsia"/>
+              <w:rFonts w:asciiTheme="minorHAnsi" w:hAnsiTheme="minorHAnsi" w:cstheme="minorBidi"/>
               <w:noProof/>
               <w:kern w:val="2"/>
               <w:sz w:val="24"/>
@@ -2024,7 +2024,7 @@
               <w:tab w:val="right" w:leader="dot" w:pos="10790"/>
             </w:tabs>
             <w:rPr>
-              <w:rFonts w:asciiTheme="minorHAnsi" w:hAnsiTheme="minorHAnsi" w:cstheme="minorBidi" w:hint="eastAsia"/>
+              <w:rFonts w:asciiTheme="minorHAnsi" w:hAnsiTheme="minorHAnsi" w:cstheme="minorBidi"/>
               <w:noProof/>
               <w:kern w:val="2"/>
               <w:sz w:val="24"/>
@@ -2116,7 +2116,7 @@
               <w:tab w:val="right" w:leader="dot" w:pos="10790"/>
             </w:tabs>
             <w:rPr>
-              <w:rFonts w:asciiTheme="minorHAnsi" w:hAnsiTheme="minorHAnsi" w:cstheme="minorBidi" w:hint="eastAsia"/>
+              <w:rFonts w:asciiTheme="minorHAnsi" w:hAnsiTheme="minorHAnsi" w:cstheme="minorBidi"/>
               <w:noProof/>
               <w:kern w:val="2"/>
               <w:sz w:val="24"/>
@@ -2208,7 +2208,7 @@
               <w:tab w:val="right" w:leader="dot" w:pos="10790"/>
             </w:tabs>
             <w:rPr>
-              <w:rFonts w:asciiTheme="minorHAnsi" w:hAnsiTheme="minorHAnsi" w:cstheme="minorBidi" w:hint="eastAsia"/>
+              <w:rFonts w:asciiTheme="minorHAnsi" w:hAnsiTheme="minorHAnsi" w:cstheme="minorBidi"/>
               <w:noProof/>
               <w:kern w:val="2"/>
               <w:sz w:val="24"/>
@@ -2300,7 +2300,7 @@
               <w:tab w:val="right" w:leader="dot" w:pos="10790"/>
             </w:tabs>
             <w:rPr>
-              <w:rFonts w:asciiTheme="minorHAnsi" w:hAnsiTheme="minorHAnsi" w:cstheme="minorBidi" w:hint="eastAsia"/>
+              <w:rFonts w:asciiTheme="minorHAnsi" w:hAnsiTheme="minorHAnsi" w:cstheme="minorBidi"/>
               <w:noProof/>
               <w:kern w:val="2"/>
               <w:sz w:val="24"/>
@@ -2392,7 +2392,7 @@
               <w:tab w:val="right" w:leader="dot" w:pos="10790"/>
             </w:tabs>
             <w:rPr>
-              <w:rFonts w:asciiTheme="minorHAnsi" w:hAnsiTheme="minorHAnsi" w:cstheme="minorBidi" w:hint="eastAsia"/>
+              <w:rFonts w:asciiTheme="minorHAnsi" w:hAnsiTheme="minorHAnsi" w:cstheme="minorBidi"/>
               <w:noProof/>
               <w:kern w:val="2"/>
               <w:sz w:val="24"/>
@@ -2484,7 +2484,7 @@
               <w:tab w:val="right" w:leader="dot" w:pos="10790"/>
             </w:tabs>
             <w:rPr>
-              <w:rFonts w:asciiTheme="minorHAnsi" w:hAnsiTheme="minorHAnsi" w:cstheme="minorBidi" w:hint="eastAsia"/>
+              <w:rFonts w:asciiTheme="minorHAnsi" w:hAnsiTheme="minorHAnsi" w:cstheme="minorBidi"/>
               <w:noProof/>
               <w:kern w:val="2"/>
               <w:sz w:val="24"/>
@@ -2576,7 +2576,7 @@
               <w:tab w:val="right" w:leader="dot" w:pos="10790"/>
             </w:tabs>
             <w:rPr>
-              <w:rFonts w:asciiTheme="minorHAnsi" w:hAnsiTheme="minorHAnsi" w:cstheme="minorBidi" w:hint="eastAsia"/>
+              <w:rFonts w:asciiTheme="minorHAnsi" w:hAnsiTheme="minorHAnsi" w:cstheme="minorBidi"/>
               <w:noProof/>
               <w:kern w:val="2"/>
               <w:sz w:val="24"/>
@@ -2668,7 +2668,7 @@
               <w:tab w:val="right" w:leader="dot" w:pos="10790"/>
             </w:tabs>
             <w:rPr>
-              <w:rFonts w:asciiTheme="minorHAnsi" w:hAnsiTheme="minorHAnsi" w:cstheme="minorBidi" w:hint="eastAsia"/>
+              <w:rFonts w:asciiTheme="minorHAnsi" w:hAnsiTheme="minorHAnsi" w:cstheme="minorBidi"/>
               <w:noProof/>
               <w:kern w:val="2"/>
               <w:sz w:val="24"/>
@@ -2760,7 +2760,7 @@
               <w:tab w:val="right" w:leader="dot" w:pos="10790"/>
             </w:tabs>
             <w:rPr>
-              <w:rFonts w:asciiTheme="minorHAnsi" w:hAnsiTheme="minorHAnsi" w:cstheme="minorBidi" w:hint="eastAsia"/>
+              <w:rFonts w:asciiTheme="minorHAnsi" w:hAnsiTheme="minorHAnsi" w:cstheme="minorBidi"/>
               <w:noProof/>
               <w:kern w:val="2"/>
               <w:sz w:val="24"/>
@@ -2852,7 +2852,7 @@
               <w:tab w:val="right" w:leader="dot" w:pos="10790"/>
             </w:tabs>
             <w:rPr>
-              <w:rFonts w:asciiTheme="minorHAnsi" w:hAnsiTheme="minorHAnsi" w:cstheme="minorBidi" w:hint="eastAsia"/>
+              <w:rFonts w:asciiTheme="minorHAnsi" w:hAnsiTheme="minorHAnsi" w:cstheme="minorBidi"/>
               <w:noProof/>
               <w:kern w:val="2"/>
               <w:sz w:val="24"/>
@@ -2944,7 +2944,7 @@
               <w:tab w:val="right" w:leader="dot" w:pos="10790"/>
             </w:tabs>
             <w:rPr>
-              <w:rFonts w:asciiTheme="minorHAnsi" w:hAnsiTheme="minorHAnsi" w:cstheme="minorBidi" w:hint="eastAsia"/>
+              <w:rFonts w:asciiTheme="minorHAnsi" w:hAnsiTheme="minorHAnsi" w:cstheme="minorBidi"/>
               <w:noProof/>
               <w:kern w:val="2"/>
               <w:sz w:val="24"/>
@@ -3036,7 +3036,7 @@
               <w:tab w:val="right" w:leader="dot" w:pos="10790"/>
             </w:tabs>
             <w:rPr>
-              <w:rFonts w:asciiTheme="minorHAnsi" w:hAnsiTheme="minorHAnsi" w:cstheme="minorBidi" w:hint="eastAsia"/>
+              <w:rFonts w:asciiTheme="minorHAnsi" w:hAnsiTheme="minorHAnsi" w:cstheme="minorBidi"/>
               <w:noProof/>
               <w:kern w:val="2"/>
               <w:sz w:val="24"/>
@@ -3128,7 +3128,7 @@
               <w:tab w:val="right" w:leader="dot" w:pos="10790"/>
             </w:tabs>
             <w:rPr>
-              <w:rFonts w:asciiTheme="minorHAnsi" w:hAnsiTheme="minorHAnsi" w:cstheme="minorBidi" w:hint="eastAsia"/>
+              <w:rFonts w:asciiTheme="minorHAnsi" w:hAnsiTheme="minorHAnsi" w:cstheme="minorBidi"/>
               <w:noProof/>
               <w:kern w:val="2"/>
               <w:sz w:val="24"/>
@@ -3220,7 +3220,7 @@
               <w:tab w:val="right" w:leader="dot" w:pos="10790"/>
             </w:tabs>
             <w:rPr>
-              <w:rFonts w:asciiTheme="minorHAnsi" w:hAnsiTheme="minorHAnsi" w:cstheme="minorBidi" w:hint="eastAsia"/>
+              <w:rFonts w:asciiTheme="minorHAnsi" w:hAnsiTheme="minorHAnsi" w:cstheme="minorBidi"/>
               <w:noProof/>
               <w:kern w:val="2"/>
               <w:sz w:val="24"/>
@@ -3312,7 +3312,7 @@
               <w:tab w:val="right" w:leader="dot" w:pos="10790"/>
             </w:tabs>
             <w:rPr>
-              <w:rFonts w:asciiTheme="minorHAnsi" w:hAnsiTheme="minorHAnsi" w:cstheme="minorBidi" w:hint="eastAsia"/>
+              <w:rFonts w:asciiTheme="minorHAnsi" w:hAnsiTheme="minorHAnsi" w:cstheme="minorBidi"/>
               <w:noProof/>
               <w:kern w:val="2"/>
               <w:sz w:val="24"/>
@@ -3404,7 +3404,7 @@
               <w:tab w:val="right" w:leader="dot" w:pos="10790"/>
             </w:tabs>
             <w:rPr>
-              <w:rFonts w:asciiTheme="minorHAnsi" w:hAnsiTheme="minorHAnsi" w:cstheme="minorBidi" w:hint="eastAsia"/>
+              <w:rFonts w:asciiTheme="minorHAnsi" w:hAnsiTheme="minorHAnsi" w:cstheme="minorBidi"/>
               <w:noProof/>
               <w:kern w:val="2"/>
               <w:sz w:val="24"/>
@@ -3496,7 +3496,7 @@
               <w:tab w:val="right" w:leader="dot" w:pos="10790"/>
             </w:tabs>
             <w:rPr>
-              <w:rFonts w:asciiTheme="minorHAnsi" w:hAnsiTheme="minorHAnsi" w:cstheme="minorBidi" w:hint="eastAsia"/>
+              <w:rFonts w:asciiTheme="minorHAnsi" w:hAnsiTheme="minorHAnsi" w:cstheme="minorBidi"/>
               <w:noProof/>
               <w:kern w:val="2"/>
               <w:sz w:val="24"/>
@@ -3588,7 +3588,7 @@
               <w:tab w:val="right" w:leader="dot" w:pos="10790"/>
             </w:tabs>
             <w:rPr>
-              <w:rFonts w:asciiTheme="minorHAnsi" w:hAnsiTheme="minorHAnsi" w:cstheme="minorBidi" w:hint="eastAsia"/>
+              <w:rFonts w:asciiTheme="minorHAnsi" w:hAnsiTheme="minorHAnsi" w:cstheme="minorBidi"/>
               <w:noProof/>
               <w:kern w:val="2"/>
               <w:sz w:val="24"/>
@@ -3680,7 +3680,7 @@
               <w:tab w:val="right" w:leader="dot" w:pos="10790"/>
             </w:tabs>
             <w:rPr>
-              <w:rFonts w:asciiTheme="minorHAnsi" w:hAnsiTheme="minorHAnsi" w:cstheme="minorBidi" w:hint="eastAsia"/>
+              <w:rFonts w:asciiTheme="minorHAnsi" w:hAnsiTheme="minorHAnsi" w:cstheme="minorBidi"/>
               <w:noProof/>
               <w:kern w:val="2"/>
               <w:sz w:val="24"/>
@@ -3772,7 +3772,7 @@
               <w:tab w:val="right" w:leader="dot" w:pos="10790"/>
             </w:tabs>
             <w:rPr>
-              <w:rFonts w:asciiTheme="minorHAnsi" w:hAnsiTheme="minorHAnsi" w:cstheme="minorBidi" w:hint="eastAsia"/>
+              <w:rFonts w:asciiTheme="minorHAnsi" w:hAnsiTheme="minorHAnsi" w:cstheme="minorBidi"/>
               <w:noProof/>
               <w:kern w:val="2"/>
               <w:sz w:val="24"/>
@@ -3864,7 +3864,7 @@
               <w:tab w:val="right" w:leader="dot" w:pos="10790"/>
             </w:tabs>
             <w:rPr>
-              <w:rFonts w:asciiTheme="minorHAnsi" w:hAnsiTheme="minorHAnsi" w:cstheme="minorBidi" w:hint="eastAsia"/>
+              <w:rFonts w:asciiTheme="minorHAnsi" w:hAnsiTheme="minorHAnsi" w:cstheme="minorBidi"/>
               <w:noProof/>
               <w:kern w:val="2"/>
               <w:sz w:val="24"/>
@@ -3956,7 +3956,7 @@
               <w:tab w:val="right" w:leader="dot" w:pos="10790"/>
             </w:tabs>
             <w:rPr>
-              <w:rFonts w:asciiTheme="minorHAnsi" w:hAnsiTheme="minorHAnsi" w:cstheme="minorBidi" w:hint="eastAsia"/>
+              <w:rFonts w:asciiTheme="minorHAnsi" w:hAnsiTheme="minorHAnsi" w:cstheme="minorBidi"/>
               <w:noProof/>
               <w:kern w:val="2"/>
               <w:sz w:val="24"/>
@@ -4048,7 +4048,7 @@
               <w:tab w:val="right" w:leader="dot" w:pos="10790"/>
             </w:tabs>
             <w:rPr>
-              <w:rFonts w:asciiTheme="minorHAnsi" w:hAnsiTheme="minorHAnsi" w:cstheme="minorBidi" w:hint="eastAsia"/>
+              <w:rFonts w:asciiTheme="minorHAnsi" w:hAnsiTheme="minorHAnsi" w:cstheme="minorBidi"/>
               <w:noProof/>
               <w:kern w:val="2"/>
               <w:sz w:val="24"/>
@@ -4140,7 +4140,7 @@
               <w:tab w:val="right" w:leader="dot" w:pos="10790"/>
             </w:tabs>
             <w:rPr>
-              <w:rFonts w:asciiTheme="minorHAnsi" w:hAnsiTheme="minorHAnsi" w:cstheme="minorBidi" w:hint="eastAsia"/>
+              <w:rFonts w:asciiTheme="minorHAnsi" w:hAnsiTheme="minorHAnsi" w:cstheme="minorBidi"/>
               <w:noProof/>
               <w:kern w:val="2"/>
               <w:sz w:val="24"/>
@@ -4232,7 +4232,7 @@
               <w:tab w:val="right" w:leader="dot" w:pos="10790"/>
             </w:tabs>
             <w:rPr>
-              <w:rFonts w:asciiTheme="minorHAnsi" w:hAnsiTheme="minorHAnsi" w:cstheme="minorBidi" w:hint="eastAsia"/>
+              <w:rFonts w:asciiTheme="minorHAnsi" w:hAnsiTheme="minorHAnsi" w:cstheme="minorBidi"/>
               <w:noProof/>
               <w:kern w:val="2"/>
               <w:sz w:val="24"/>
@@ -4324,7 +4324,7 @@
               <w:tab w:val="right" w:leader="dot" w:pos="10790"/>
             </w:tabs>
             <w:rPr>
-              <w:rFonts w:asciiTheme="minorHAnsi" w:hAnsiTheme="minorHAnsi" w:cstheme="minorBidi" w:hint="eastAsia"/>
+              <w:rFonts w:asciiTheme="minorHAnsi" w:hAnsiTheme="minorHAnsi" w:cstheme="minorBidi"/>
               <w:noProof/>
               <w:kern w:val="2"/>
               <w:sz w:val="24"/>
@@ -4416,7 +4416,7 @@
               <w:tab w:val="right" w:leader="dot" w:pos="10790"/>
             </w:tabs>
             <w:rPr>
-              <w:rFonts w:asciiTheme="minorHAnsi" w:hAnsiTheme="minorHAnsi" w:cstheme="minorBidi" w:hint="eastAsia"/>
+              <w:rFonts w:asciiTheme="minorHAnsi" w:hAnsiTheme="minorHAnsi" w:cstheme="minorBidi"/>
               <w:noProof/>
               <w:kern w:val="2"/>
               <w:sz w:val="24"/>
@@ -4508,7 +4508,7 @@
               <w:tab w:val="right" w:leader="dot" w:pos="10790"/>
             </w:tabs>
             <w:rPr>
-              <w:rFonts w:asciiTheme="minorHAnsi" w:hAnsiTheme="minorHAnsi" w:cstheme="minorBidi" w:hint="eastAsia"/>
+              <w:rFonts w:asciiTheme="minorHAnsi" w:hAnsiTheme="minorHAnsi" w:cstheme="minorBidi"/>
               <w:noProof/>
               <w:kern w:val="2"/>
               <w:sz w:val="24"/>
@@ -4600,7 +4600,7 @@
               <w:tab w:val="right" w:leader="dot" w:pos="10790"/>
             </w:tabs>
             <w:rPr>
-              <w:rFonts w:asciiTheme="minorHAnsi" w:hAnsiTheme="minorHAnsi" w:cstheme="minorBidi" w:hint="eastAsia"/>
+              <w:rFonts w:asciiTheme="minorHAnsi" w:hAnsiTheme="minorHAnsi" w:cstheme="minorBidi"/>
               <w:noProof/>
               <w:kern w:val="2"/>
               <w:sz w:val="24"/>
@@ -4692,7 +4692,7 @@
               <w:tab w:val="right" w:leader="dot" w:pos="10790"/>
             </w:tabs>
             <w:rPr>
-              <w:rFonts w:asciiTheme="minorHAnsi" w:hAnsiTheme="minorHAnsi" w:cstheme="minorBidi" w:hint="eastAsia"/>
+              <w:rFonts w:asciiTheme="minorHAnsi" w:hAnsiTheme="minorHAnsi" w:cstheme="minorBidi"/>
               <w:noProof/>
               <w:kern w:val="2"/>
               <w:sz w:val="24"/>
@@ -4784,7 +4784,7 @@
               <w:tab w:val="right" w:leader="dot" w:pos="10790"/>
             </w:tabs>
             <w:rPr>
-              <w:rFonts w:asciiTheme="minorHAnsi" w:hAnsiTheme="minorHAnsi" w:cstheme="minorBidi" w:hint="eastAsia"/>
+              <w:rFonts w:asciiTheme="minorHAnsi" w:hAnsiTheme="minorHAnsi" w:cstheme="minorBidi"/>
               <w:noProof/>
               <w:kern w:val="2"/>
               <w:sz w:val="24"/>
@@ -4876,7 +4876,7 @@
               <w:tab w:val="right" w:leader="dot" w:pos="10790"/>
             </w:tabs>
             <w:rPr>
-              <w:rFonts w:asciiTheme="minorHAnsi" w:hAnsiTheme="minorHAnsi" w:cstheme="minorBidi" w:hint="eastAsia"/>
+              <w:rFonts w:asciiTheme="minorHAnsi" w:hAnsiTheme="minorHAnsi" w:cstheme="minorBidi"/>
               <w:noProof/>
               <w:kern w:val="2"/>
               <w:sz w:val="24"/>
@@ -4968,7 +4968,7 @@
               <w:tab w:val="right" w:leader="dot" w:pos="10790"/>
             </w:tabs>
             <w:rPr>
-              <w:rFonts w:asciiTheme="minorHAnsi" w:hAnsiTheme="minorHAnsi" w:cstheme="minorBidi" w:hint="eastAsia"/>
+              <w:rFonts w:asciiTheme="minorHAnsi" w:hAnsiTheme="minorHAnsi" w:cstheme="minorBidi"/>
               <w:noProof/>
               <w:kern w:val="2"/>
               <w:sz w:val="24"/>
@@ -5060,7 +5060,7 @@
               <w:tab w:val="right" w:leader="dot" w:pos="10790"/>
             </w:tabs>
             <w:rPr>
-              <w:rFonts w:asciiTheme="minorHAnsi" w:hAnsiTheme="minorHAnsi" w:cstheme="minorBidi" w:hint="eastAsia"/>
+              <w:rFonts w:asciiTheme="minorHAnsi" w:hAnsiTheme="minorHAnsi" w:cstheme="minorBidi"/>
               <w:noProof/>
               <w:kern w:val="2"/>
               <w:sz w:val="24"/>
@@ -5152,7 +5152,7 @@
               <w:tab w:val="right" w:leader="dot" w:pos="10790"/>
             </w:tabs>
             <w:rPr>
-              <w:rFonts w:asciiTheme="minorHAnsi" w:hAnsiTheme="minorHAnsi" w:cstheme="minorBidi" w:hint="eastAsia"/>
+              <w:rFonts w:asciiTheme="minorHAnsi" w:hAnsiTheme="minorHAnsi" w:cstheme="minorBidi"/>
               <w:noProof/>
               <w:kern w:val="2"/>
               <w:sz w:val="24"/>
@@ -5244,7 +5244,7 @@
               <w:tab w:val="right" w:leader="dot" w:pos="10790"/>
             </w:tabs>
             <w:rPr>
-              <w:rFonts w:asciiTheme="minorHAnsi" w:hAnsiTheme="minorHAnsi" w:cstheme="minorBidi" w:hint="eastAsia"/>
+              <w:rFonts w:asciiTheme="minorHAnsi" w:hAnsiTheme="minorHAnsi" w:cstheme="minorBidi"/>
               <w:noProof/>
               <w:kern w:val="2"/>
               <w:sz w:val="24"/>
@@ -5336,7 +5336,7 @@
               <w:tab w:val="right" w:leader="dot" w:pos="10790"/>
             </w:tabs>
             <w:rPr>
-              <w:rFonts w:asciiTheme="minorHAnsi" w:hAnsiTheme="minorHAnsi" w:cstheme="minorBidi" w:hint="eastAsia"/>
+              <w:rFonts w:asciiTheme="minorHAnsi" w:hAnsiTheme="minorHAnsi" w:cstheme="minorBidi"/>
               <w:noProof/>
               <w:kern w:val="2"/>
               <w:sz w:val="24"/>
@@ -5428,7 +5428,7 @@
               <w:tab w:val="right" w:leader="dot" w:pos="10790"/>
             </w:tabs>
             <w:rPr>
-              <w:rFonts w:asciiTheme="minorHAnsi" w:hAnsiTheme="minorHAnsi" w:cstheme="minorBidi" w:hint="eastAsia"/>
+              <w:rFonts w:asciiTheme="minorHAnsi" w:hAnsiTheme="minorHAnsi" w:cstheme="minorBidi"/>
               <w:noProof/>
               <w:kern w:val="2"/>
               <w:sz w:val="24"/>
@@ -5520,7 +5520,7 @@
               <w:tab w:val="right" w:leader="dot" w:pos="10790"/>
             </w:tabs>
             <w:rPr>
-              <w:rFonts w:asciiTheme="minorHAnsi" w:hAnsiTheme="minorHAnsi" w:cstheme="minorBidi" w:hint="eastAsia"/>
+              <w:rFonts w:asciiTheme="minorHAnsi" w:hAnsiTheme="minorHAnsi" w:cstheme="minorBidi"/>
               <w:noProof/>
               <w:kern w:val="2"/>
               <w:sz w:val="24"/>
@@ -5612,7 +5612,7 @@
               <w:tab w:val="right" w:leader="dot" w:pos="10790"/>
             </w:tabs>
             <w:rPr>
-              <w:rFonts w:asciiTheme="minorHAnsi" w:hAnsiTheme="minorHAnsi" w:cstheme="minorBidi" w:hint="eastAsia"/>
+              <w:rFonts w:asciiTheme="minorHAnsi" w:hAnsiTheme="minorHAnsi" w:cstheme="minorBidi"/>
               <w:noProof/>
               <w:kern w:val="2"/>
               <w:sz w:val="24"/>
@@ -5704,7 +5704,7 @@
               <w:tab w:val="right" w:leader="dot" w:pos="10790"/>
             </w:tabs>
             <w:rPr>
-              <w:rFonts w:asciiTheme="minorHAnsi" w:hAnsiTheme="minorHAnsi" w:cstheme="minorBidi" w:hint="eastAsia"/>
+              <w:rFonts w:asciiTheme="minorHAnsi" w:hAnsiTheme="minorHAnsi" w:cstheme="minorBidi"/>
               <w:noProof/>
               <w:kern w:val="2"/>
               <w:sz w:val="24"/>
@@ -5796,7 +5796,7 @@
               <w:tab w:val="right" w:leader="dot" w:pos="10790"/>
             </w:tabs>
             <w:rPr>
-              <w:rFonts w:asciiTheme="minorHAnsi" w:hAnsiTheme="minorHAnsi" w:cstheme="minorBidi" w:hint="eastAsia"/>
+              <w:rFonts w:asciiTheme="minorHAnsi" w:hAnsiTheme="minorHAnsi" w:cstheme="minorBidi"/>
               <w:noProof/>
               <w:kern w:val="2"/>
               <w:sz w:val="24"/>
@@ -6066,8 +6066,8 @@
         <w:tblLook w:val="0420" w:firstRow="1" w:lastRow="0" w:firstColumn="0" w:lastColumn="0" w:noHBand="0" w:noVBand="1"/>
       </w:tblPr>
       <w:tblGrid>
-        <w:gridCol w:w="3097"/>
-        <w:gridCol w:w="7693"/>
+        <w:gridCol w:w="3219"/>
+        <w:gridCol w:w="7997"/>
       </w:tblGrid>
       <w:tr>
         <w:trPr>
@@ -9538,7 +9538,6 @@
       </w:pPr>
       <w:bookmarkStart w:id="11" w:name="_Toc225753592"/>
       <w:r>
-        <w:lastRenderedPageBreak/>
         <w:t>Business Unit</w:t>
       </w:r>
       <w:r>
@@ -9570,11 +9569,11 @@
         <w:tblLook w:val="0420" w:firstRow="1" w:lastRow="0" w:firstColumn="0" w:lastColumn="0" w:noHBand="0" w:noVBand="1"/>
       </w:tblPr>
       <w:tblGrid>
-        <w:gridCol w:w="444"/>
-        <w:gridCol w:w="2563"/>
-        <w:gridCol w:w="408"/>
-        <w:gridCol w:w="3122"/>
-        <w:gridCol w:w="28"/>
+        <w:gridCol w:w="462"/>
+        <w:gridCol w:w="2664"/>
+        <w:gridCol w:w="424"/>
+        <w:gridCol w:w="3245"/>
+        <w:gridCol w:w="29"/>
       </w:tblGrid>
       <w:tr>
         <w:trPr>
@@ -9590,7 +9589,6 @@
           <w:p>
             <w:pPr>
               <w:rPr>
-                <w:rFonts w:hint="eastAsia"/>
                 <w:b w:val="0"/>
                 <w:bCs w:val="0"/>
               </w:rPr>
@@ -10157,7 +10155,6 @@
           <w:p>
             <w:pPr>
               <w:rPr>
-                <w:rFonts w:hint="eastAsia"/>
                 <w:szCs w:val="20"/>
               </w:rPr>
             </w:pPr>
@@ -10219,7 +10216,6 @@
           <w:p>
             <w:pPr>
               <w:rPr>
-                <w:rFonts w:hint="eastAsia"/>
                 <w:szCs w:val="20"/>
               </w:rPr>
             </w:pPr>
@@ -10265,8 +10261,8 @@
         <w:tblLook w:val="0420" w:firstRow="1" w:lastRow="0" w:firstColumn="0" w:lastColumn="0" w:noHBand="0" w:noVBand="1"/>
       </w:tblPr>
       <w:tblGrid>
-        <w:gridCol w:w="441"/>
-        <w:gridCol w:w="5949"/>
+        <w:gridCol w:w="458"/>
+        <w:gridCol w:w="6184"/>
       </w:tblGrid>
       <w:tr>
         <w:trPr>
@@ -10282,7 +10278,6 @@
           <w:p>
             <w:pPr>
               <w:rPr>
-                <w:rFonts w:hint="eastAsia"/>
                 <w:b w:val="0"/>
                 <w:bCs w:val="0"/>
                 <w:szCs w:val="20"/>
@@ -10349,7 +10344,6 @@
           <w:p>
             <w:pPr>
               <w:rPr>
-                <w:rFonts w:hint="eastAsia"/>
                 <w:szCs w:val="20"/>
               </w:rPr>
             </w:pPr>
@@ -10439,7 +10433,6 @@
           <w:p>
             <w:pPr>
               <w:rPr>
-                <w:rFonts w:hint="eastAsia"/>
                 <w:szCs w:val="20"/>
               </w:rPr>
             </w:pPr>
@@ -10520,7 +10513,6 @@
           <w:p>
             <w:pPr>
               <w:rPr>
-                <w:rFonts w:hint="eastAsia"/>
                 <w:szCs w:val="20"/>
               </w:rPr>
             </w:pPr>
@@ -10606,12 +10598,12 @@
         <w:tblLook w:val="0420" w:firstRow="1" w:lastRow="0" w:firstColumn="0" w:lastColumn="0" w:noHBand="0" w:noVBand="1"/>
       </w:tblPr>
       <w:tblGrid>
-        <w:gridCol w:w="361"/>
-        <w:gridCol w:w="2888"/>
-        <w:gridCol w:w="264"/>
-        <w:gridCol w:w="3057"/>
-        <w:gridCol w:w="270"/>
-        <w:gridCol w:w="3236"/>
+        <w:gridCol w:w="375"/>
+        <w:gridCol w:w="3002"/>
+        <w:gridCol w:w="274"/>
+        <w:gridCol w:w="3178"/>
+        <w:gridCol w:w="281"/>
+        <w:gridCol w:w="3364"/>
       </w:tblGrid>
       <w:tr>
         <w:trPr>
@@ -10628,7 +10620,6 @@
             <w:pPr>
               <w:jc w:val="center"/>
               <w:rPr>
-                <w:rFonts w:hint="eastAsia"/>
                 <w:szCs w:val="20"/>
               </w:rPr>
             </w:pPr>
@@ -10699,7 +10690,6 @@
           <w:p>
             <w:pPr>
               <w:rPr>
-                <w:rFonts w:hint="eastAsia"/>
                 <w:szCs w:val="20"/>
               </w:rPr>
             </w:pPr>
@@ -10729,11 +10719,6 @@
                 <w:tcW w:w="131" w:type="pct"/>
               </w:tcPr>
               <w:p>
-                <w:pPr>
-                  <w:rPr>
-                    <w:rFonts w:hint="eastAsia"/>
-                  </w:rPr>
-                </w:pPr>
                 <w:r>
                   <w:rPr>
                     <w:rFonts w:ascii="MS Gothic" w:eastAsia="MS Gothic" w:hAnsi="MS Gothic" w:cs="MS Gothic"/>
@@ -10751,7 +10736,6 @@
           <w:p>
             <w:pPr>
               <w:rPr>
-                <w:rFonts w:hint="eastAsia"/>
                 <w:szCs w:val="20"/>
               </w:rPr>
             </w:pPr>
@@ -10783,7 +10767,6 @@
               <w:p>
                 <w:pPr>
                   <w:rPr>
-                    <w:rFonts w:hint="eastAsia"/>
                     <w:szCs w:val="20"/>
                   </w:rPr>
                 </w:pPr>
@@ -10805,7 +10788,6 @@
           <w:p>
             <w:pPr>
               <w:rPr>
-                <w:rFonts w:hint="eastAsia"/>
                 <w:szCs w:val="20"/>
               </w:rPr>
             </w:pPr>
@@ -10872,7 +10854,6 @@
           <w:p>
             <w:pPr>
               <w:rPr>
-                <w:rFonts w:hint="eastAsia"/>
                 <w:szCs w:val="20"/>
               </w:rPr>
             </w:pPr>
@@ -10886,7 +10867,6 @@
           <w:p>
             <w:pPr>
               <w:rPr>
-                <w:rFonts w:hint="eastAsia"/>
                 <w:szCs w:val="20"/>
               </w:rPr>
             </w:pPr>
@@ -10913,7 +10893,6 @@
               <w:p>
                 <w:pPr>
                   <w:rPr>
-                    <w:rFonts w:hint="eastAsia"/>
                     <w:szCs w:val="20"/>
                   </w:rPr>
                 </w:pPr>
@@ -10936,7 +10915,6 @@
           <w:p>
             <w:pPr>
               <w:rPr>
-                <w:rFonts w:hint="eastAsia"/>
                 <w:szCs w:val="20"/>
               </w:rPr>
             </w:pPr>
@@ -10969,7 +10947,6 @@
               <w:p>
                 <w:pPr>
                   <w:rPr>
-                    <w:rFonts w:hint="eastAsia"/>
                     <w:szCs w:val="20"/>
                   </w:rPr>
                 </w:pPr>
@@ -10992,7 +10969,6 @@
           <w:p>
             <w:pPr>
               <w:rPr>
-                <w:rFonts w:hint="eastAsia"/>
                 <w:szCs w:val="20"/>
               </w:rPr>
             </w:pPr>
@@ -11057,7 +11033,6 @@
           <w:p>
             <w:pPr>
               <w:rPr>
-                <w:rFonts w:hint="eastAsia"/>
                 <w:szCs w:val="20"/>
               </w:rPr>
             </w:pPr>
@@ -11089,7 +11064,6 @@
               <w:p>
                 <w:pPr>
                   <w:rPr>
-                    <w:rFonts w:hint="eastAsia"/>
                     <w:szCs w:val="20"/>
                   </w:rPr>
                 </w:pPr>
@@ -11111,7 +11085,6 @@
           <w:p>
             <w:pPr>
               <w:rPr>
-                <w:rFonts w:hint="eastAsia"/>
                 <w:szCs w:val="20"/>
               </w:rPr>
             </w:pPr>
@@ -11125,7 +11098,6 @@
           <w:p>
             <w:pPr>
               <w:rPr>
-                <w:rFonts w:hint="eastAsia"/>
                 <w:szCs w:val="20"/>
               </w:rPr>
             </w:pPr>
@@ -11151,7 +11123,6 @@
               <w:p>
                 <w:pPr>
                   <w:rPr>
-                    <w:rFonts w:hint="eastAsia"/>
                     <w:szCs w:val="20"/>
                   </w:rPr>
                 </w:pPr>
@@ -11176,7 +11147,6 @@
                 <w:tab w:val="left" w:pos="1440"/>
               </w:tabs>
               <w:rPr>
-                <w:rFonts w:hint="eastAsia"/>
                 <w:szCs w:val="20"/>
               </w:rPr>
             </w:pPr>
@@ -11190,7 +11160,6 @@
           <w:p>
             <w:pPr>
               <w:rPr>
-                <w:rFonts w:hint="eastAsia"/>
                 <w:szCs w:val="20"/>
               </w:rPr>
             </w:pPr>
@@ -11251,7 +11220,6 @@
           <w:p>
             <w:pPr>
               <w:rPr>
-                <w:rFonts w:hint="eastAsia"/>
                 <w:szCs w:val="20"/>
               </w:rPr>
             </w:pPr>
@@ -11284,7 +11252,6 @@
               <w:p>
                 <w:pPr>
                   <w:rPr>
-                    <w:rFonts w:hint="eastAsia"/>
                     <w:szCs w:val="20"/>
                   </w:rPr>
                 </w:pPr>
@@ -11307,7 +11274,6 @@
           <w:p>
             <w:pPr>
               <w:rPr>
-                <w:rFonts w:hint="eastAsia"/>
                 <w:szCs w:val="20"/>
               </w:rPr>
             </w:pPr>
@@ -11327,7 +11293,6 @@
           <w:p>
             <w:pPr>
               <w:rPr>
-                <w:rFonts w:hint="eastAsia"/>
                 <w:szCs w:val="20"/>
               </w:rPr>
             </w:pPr>
@@ -11341,7 +11306,6 @@
           <w:p>
             <w:pPr>
               <w:rPr>
-                <w:rFonts w:hint="eastAsia"/>
                 <w:szCs w:val="20"/>
               </w:rPr>
             </w:pPr>
@@ -11401,8 +11365,8 @@
         <w:tblLook w:val="0420" w:firstRow="1" w:lastRow="0" w:firstColumn="0" w:lastColumn="0" w:noHBand="0" w:noVBand="1"/>
       </w:tblPr>
       <w:tblGrid>
-        <w:gridCol w:w="3060"/>
-        <w:gridCol w:w="3509"/>
+        <w:gridCol w:w="3180"/>
+        <w:gridCol w:w="3648"/>
       </w:tblGrid>
       <w:tr>
         <w:trPr>
@@ -11446,7 +11410,6 @@
           <w:p>
             <w:pPr>
               <w:rPr>
-                <w:rFonts w:hint="eastAsia"/>
                 <w:b w:val="0"/>
                 <w:bCs w:val="0"/>
               </w:rPr>
@@ -11540,7 +11503,6 @@
               <w:spacing w:before="120" w:after="120"/>
               <w:ind w:right="72"/>
               <w:rPr>
-                <w:rFonts w:hint="eastAsia"/>
                 <w:b/>
                 <w:bCs/>
                 <w:szCs w:val="20"/>
@@ -11617,8 +11579,8 @@
         <w:tblLook w:val="0420" w:firstRow="1" w:lastRow="0" w:firstColumn="0" w:lastColumn="0" w:noHBand="0" w:noVBand="1"/>
       </w:tblPr>
       <w:tblGrid>
-        <w:gridCol w:w="540"/>
-        <w:gridCol w:w="8370"/>
+        <w:gridCol w:w="561"/>
+        <w:gridCol w:w="8701"/>
       </w:tblGrid>
       <w:tr>
         <w:trPr>
@@ -11644,7 +11606,6 @@
                 <w:numId w:val="7"/>
               </w:numPr>
               <w:rPr>
-                <w:rFonts w:hint="eastAsia"/>
                 <w:szCs w:val="20"/>
               </w:rPr>
             </w:pPr>
@@ -12004,8 +11965,8 @@
         <w:tblLook w:val="0420" w:firstRow="1" w:lastRow="0" w:firstColumn="0" w:lastColumn="0" w:noHBand="0" w:noVBand="1"/>
       </w:tblPr>
       <w:tblGrid>
-        <w:gridCol w:w="540"/>
-        <w:gridCol w:w="8370"/>
+        <w:gridCol w:w="561"/>
+        <w:gridCol w:w="8701"/>
       </w:tblGrid>
       <w:tr>
         <w:trPr>
@@ -12031,7 +11992,6 @@
                 <w:numId w:val="7"/>
               </w:numPr>
               <w:rPr>
-                <w:rFonts w:hint="eastAsia"/>
                 <w:szCs w:val="20"/>
               </w:rPr>
             </w:pPr>
@@ -12391,8 +12351,8 @@
         <w:tblLook w:val="0420" w:firstRow="1" w:lastRow="0" w:firstColumn="0" w:lastColumn="0" w:noHBand="0" w:noVBand="1"/>
       </w:tblPr>
       <w:tblGrid>
-        <w:gridCol w:w="540"/>
-        <w:gridCol w:w="3871"/>
+        <w:gridCol w:w="561"/>
+        <w:gridCol w:w="4024"/>
       </w:tblGrid>
       <w:tr>
         <w:trPr>
@@ -12418,14 +12378,14 @@
                 <w:numId w:val="7"/>
               </w:numPr>
               <w:rPr>
-                <w:rFonts w:hint="eastAsia"/>
-                <w:szCs w:val="20"/>
-              </w:rPr>
-            </w:pPr>
-            <w:r>
-              <w:rPr>
-                <w:szCs w:val="20"/>
-              </w:rPr>
+                <w:szCs w:val="20"/>
+              </w:rPr>
+            </w:pPr>
+            <w:r>
+              <w:rPr>
+                <w:szCs w:val="20"/>
+              </w:rPr>
+              <w:lastRenderedPageBreak/>
               <w:t>SDLC Methodologies Used</w:t>
             </w:r>
           </w:p>
@@ -13548,7 +13508,6 @@
         <w:pStyle w:val="GuidanceNotes"/>
       </w:pPr>
       <w:r>
-        <w:lastRenderedPageBreak/>
         <w:t>Must-haves: critical requirements that are essential for the project’s</w:t>
       </w:r>
       <w:r>
@@ -13563,6 +13522,7 @@
         <w:pStyle w:val="GuidanceNotes"/>
       </w:pPr>
       <w:r>
+        <w:lastRenderedPageBreak/>
         <w:t>Should-haves: high-priority features that are not critical to launch.</w:t>
       </w:r>
     </w:p>
@@ -14481,6 +14441,7 @@
         <w:rPr>
           <w:highlight w:val="yellow"/>
         </w:rPr>
+        <w:lastRenderedPageBreak/>
         <w:t>Non-Functional Requirements</w:t>
       </w:r>
       <w:bookmarkEnd w:id="21"/>
@@ -16135,7 +16096,6 @@
                 <w:bCs/>
                 <w:lang w:val="en-GB" w:eastAsia="en-GB"/>
               </w:rPr>
-              <w:lastRenderedPageBreak/>
               <w:t>SR.3.0</w:t>
             </w:r>
           </w:p>
@@ -16232,6 +16192,7 @@
                 <w:bCs/>
                 <w:lang w:val="en-GB" w:eastAsia="en-GB"/>
               </w:rPr>
+              <w:lastRenderedPageBreak/>
               <w:t>SR.4.0</w:t>
             </w:r>
           </w:p>
@@ -16967,10 +16928,10 @@
         <w:tblLook w:val="0420" w:firstRow="1" w:lastRow="0" w:firstColumn="0" w:lastColumn="0" w:noHBand="0" w:noVBand="1"/>
       </w:tblPr>
       <w:tblGrid>
-        <w:gridCol w:w="301"/>
-        <w:gridCol w:w="1957"/>
-        <w:gridCol w:w="3909"/>
-        <w:gridCol w:w="3909"/>
+        <w:gridCol w:w="312"/>
+        <w:gridCol w:w="2034"/>
+        <w:gridCol w:w="4064"/>
+        <w:gridCol w:w="4064"/>
       </w:tblGrid>
       <w:tr>
         <w:trPr>
@@ -17046,7 +17007,6 @@
           <w:p>
             <w:pPr>
               <w:rPr>
-                <w:rFonts w:hint="eastAsia"/>
                 <w:szCs w:val="20"/>
               </w:rPr>
             </w:pPr>
@@ -17173,7 +17133,6 @@
           <w:p>
             <w:pPr>
               <w:rPr>
-                <w:rFonts w:hint="eastAsia"/>
                 <w:szCs w:val="20"/>
               </w:rPr>
             </w:pPr>
@@ -17293,7 +17252,6 @@
           <w:p>
             <w:pPr>
               <w:rPr>
-                <w:rFonts w:hint="eastAsia"/>
                 <w:szCs w:val="20"/>
               </w:rPr>
             </w:pPr>
@@ -17422,7 +17380,6 @@
           <w:p>
             <w:pPr>
               <w:rPr>
-                <w:rFonts w:hint="eastAsia"/>
                 <w:szCs w:val="20"/>
               </w:rPr>
             </w:pPr>
@@ -17542,7 +17499,6 @@
           <w:p>
             <w:pPr>
               <w:rPr>
-                <w:rFonts w:hint="eastAsia"/>
                 <w:szCs w:val="20"/>
               </w:rPr>
             </w:pPr>
@@ -17662,7 +17618,6 @@
           <w:p>
             <w:pPr>
               <w:rPr>
-                <w:rFonts w:hint="eastAsia"/>
                 <w:szCs w:val="20"/>
               </w:rPr>
             </w:pPr>
@@ -17783,7 +17738,6 @@
           <w:p>
             <w:pPr>
               <w:rPr>
-                <w:rFonts w:hint="eastAsia"/>
                 <w:szCs w:val="20"/>
               </w:rPr>
             </w:pPr>
@@ -17904,7 +17858,6 @@
           <w:p>
             <w:pPr>
               <w:rPr>
-                <w:rFonts w:hint="eastAsia"/>
                 <w:szCs w:val="20"/>
               </w:rPr>
             </w:pPr>
@@ -18025,7 +17978,6 @@
           <w:p>
             <w:pPr>
               <w:rPr>
-                <w:rFonts w:hint="eastAsia"/>
                 <w:szCs w:val="20"/>
               </w:rPr>
             </w:pPr>
@@ -18129,7 +18081,16 @@
                 <w:szCs w:val="20"/>
                 <w:lang w:eastAsia="en-US"/>
               </w:rPr>
-              <w:t>Architectural strategy and designs must prioritize and deliver cost effective, tangible business results, ensuring that every technology initiative and decision directly contributes to our organizational goals and objectives.</w:t>
+              <w:t xml:space="preserve">Architectural strategy and designs must prioritize and deliver cost effective, tangible </w:t>
+            </w:r>
+            <w:r>
+              <w:rPr>
+                <w:rFonts w:ascii="Arial" w:eastAsia="Yu Gothic Light" w:hAnsi="Arial" w:cs="Arial"/>
+                <w:szCs w:val="20"/>
+                <w:lang w:eastAsia="en-US"/>
+              </w:rPr>
+              <w:lastRenderedPageBreak/>
+              <w:t>business results, ensuring that every technology initiative and decision directly contributes to our organizational goals and objectives.</w:t>
             </w:r>
           </w:p>
         </w:tc>
@@ -18146,7 +18107,6 @@
           <w:p>
             <w:pPr>
               <w:rPr>
-                <w:rFonts w:hint="eastAsia"/>
                 <w:szCs w:val="20"/>
               </w:rPr>
             </w:pPr>
@@ -18292,7 +18252,6 @@
           <w:p>
             <w:pPr>
               <w:rPr>
-                <w:rFonts w:hint="eastAsia"/>
                 <w:szCs w:val="20"/>
               </w:rPr>
             </w:pPr>
@@ -18360,22 +18319,141 @@
       <w:pPr>
         <w:ind w:left="720"/>
         <w:rPr>
+          <w:szCs w:val="20"/>
+        </w:rPr>
+      </w:pPr>
+    </w:p>
+    <w:p>
+      <w:pPr>
+        <w:ind w:left="720"/>
+        <w:rPr>
+          <w:sz w:val="21"/>
+          <w:szCs w:val="21"/>
+        </w:rPr>
+      </w:pPr>
+      <w:r>
+        <w:rPr>
+          <w:sz w:val="21"/>
+          <w:szCs w:val="21"/>
+        </w:rPr>
+        <w:t>N/A</w:t>
+      </w:r>
+    </w:p>
+    <w:p>
+      <w:pPr>
+        <w:rPr>
           <w:color w:val="FF0000"/>
           <w:szCs w:val="20"/>
         </w:rPr>
       </w:pPr>
       <w:r>
         <w:rPr>
-          <w:i/>
-          <w:noProof/>
           <w:color w:val="FF0000"/>
           <w:szCs w:val="20"/>
         </w:rPr>
+        <w:br w:type="page"/>
+      </w:r>
+    </w:p>
+    <w:p>
+      <w:pPr>
+        <w:pStyle w:val="Heading2"/>
+      </w:pPr>
+      <w:bookmarkStart w:id="28" w:name="_Toc225753607"/>
+      <w:r>
+        <w:lastRenderedPageBreak/>
+        <w:t>Target Architecture</w:t>
+      </w:r>
+      <w:bookmarkEnd w:id="28"/>
+    </w:p>
+    <w:p>
+      <w:pPr>
+        <w:pStyle w:val="Heading3"/>
+        <w:rPr>
+          <w:rFonts w:cs="Arial"/>
+          <w:szCs w:val="20"/>
+        </w:rPr>
+      </w:pPr>
+      <w:r>
+        <w:rPr>
+          <w:rFonts w:cs="Arial"/>
+          <w:szCs w:val="20"/>
+        </w:rPr>
+        <w:t>Overview</w:t>
+      </w:r>
+    </w:p>
+    <w:p>
+      <w:pPr>
+        <w:pStyle w:val="GuidanceNotes"/>
+      </w:pPr>
+      <w:r>
+        <w:t>Describe the solution</w:t>
+      </w:r>
+      <w:r>
+        <w:t xml:space="preserve"> at a high level</w:t>
+      </w:r>
+      <w:r>
+        <w:rPr>
+          <w:iCs/>
+        </w:rPr>
+        <w:t>.</w:t>
+      </w:r>
+      <w:r>
+        <w:t xml:space="preserve"> Describe the changes from the </w:t>
+      </w:r>
+      <w:r>
+        <w:rPr>
+          <w:iCs/>
+        </w:rPr>
+        <w:t>baseline</w:t>
+      </w:r>
+      <w:r>
+        <w:t xml:space="preserve"> to the target architecture.</w:t>
+      </w:r>
+    </w:p>
+    <w:p>
+      <w:pPr>
+        <w:pStyle w:val="GuidanceNotes"/>
+      </w:pPr>
+    </w:p>
+    <w:p>
+      <w:pPr>
+        <w:pStyle w:val="GuidanceNotes"/>
+        <w:rPr>
+          <w:i w:val="0"/>
+          <w:szCs w:val="20"/>
+        </w:rPr>
+      </w:pPr>
+    </w:p>
+    <w:p>
+      <w:pPr>
+        <w:pStyle w:val="GuidanceNotes"/>
+        <w:rPr>
+          <w:i w:val="0"/>
+          <w:szCs w:val="20"/>
+        </w:rPr>
+      </w:pPr>
+    </w:p>
+    <w:p>
+      <w:pPr>
+        <w:pStyle w:val="GuidanceNotes"/>
+        <w:ind w:left="284"/>
+        <w:rPr>
+          <w:i w:val="0"/>
+          <w:szCs w:val="20"/>
+        </w:rPr>
+      </w:pPr>
+      <w:r>
+        <w:rPr>
+          <w:i w:val="0"/>
+          <w:noProof/>
+          <w:szCs w:val="20"/>
+          <w14:ligatures w14:val="none"/>
+        </w:rPr>
         <w:drawing>
-          <wp:inline distT="0" distB="0" distL="0" distR="0" wp14:anchorId="0FBA76FF" wp14:editId="7F73D5BF">
-            <wp:extent cx="6341512" cy="3508429"/>
-            <wp:effectExtent l="0" t="0" r="2540" b="0"/>
-            <wp:docPr id="856329730" name="Picture 1"/>
+          <wp:inline distT="0" distB="0" distL="0" distR="0" wp14:anchorId="60B72C1E" wp14:editId="71B10C02">
+            <wp:extent cx="7206125" cy="4749800"/>
+            <wp:effectExtent l="0" t="0" r="0" b="0"/>
+            <wp:docPr id="743164534" name="Picture 2"/>
             <wp:cNvGraphicFramePr>
               <a:graphicFrameLocks xmlns:a="http://schemas.openxmlformats.org/drawingml/2006/main" noChangeAspect="1"/>
             </wp:cNvGraphicFramePr>
@@ -18383,164 +18461,11 @@
               <a:graphicData uri="http://schemas.openxmlformats.org/drawingml/2006/picture">
                 <pic:pic xmlns:pic="http://schemas.openxmlformats.org/drawingml/2006/picture">
                   <pic:nvPicPr>
-                    <pic:cNvPr id="0" name="Picture 2"/>
-                    <pic:cNvPicPr>
-                      <a:picLocks noChangeAspect="1" noChangeArrowheads="1"/>
-                    </pic:cNvPicPr>
+                    <pic:cNvPr id="743164534" name="Picture 743164534"/>
+                    <pic:cNvPicPr/>
                   </pic:nvPicPr>
                   <pic:blipFill>
                     <a:blip r:embed="rId21">
-                      <a:extLst>
-                        <a:ext uri="{28A0092B-C50C-407E-A947-70E740481C1C}">
-                          <a14:useLocalDpi xmlns:a14="http://schemas.microsoft.com/office/drawing/2010/main" val="0"/>
-                        </a:ext>
-                      </a:extLst>
-                    </a:blip>
-                    <a:srcRect/>
-                    <a:stretch>
-                      <a:fillRect/>
-                    </a:stretch>
-                  </pic:blipFill>
-                  <pic:spPr bwMode="auto">
-                    <a:xfrm>
-                      <a:off x="0" y="0"/>
-                      <a:ext cx="6359748" cy="3518518"/>
-                    </a:xfrm>
-                    <a:prstGeom prst="rect">
-                      <a:avLst/>
-                    </a:prstGeom>
-                    <a:noFill/>
-                  </pic:spPr>
-                </pic:pic>
-              </a:graphicData>
-            </a:graphic>
-          </wp:inline>
-        </w:drawing>
-      </w:r>
-    </w:p>
-    <w:p>
-      <w:pPr>
-        <w:rPr>
-          <w:color w:val="FF0000"/>
-          <w:szCs w:val="20"/>
-        </w:rPr>
-      </w:pPr>
-      <w:r>
-        <w:rPr>
-          <w:color w:val="FF0000"/>
-          <w:szCs w:val="20"/>
-        </w:rPr>
-        <w:br w:type="page"/>
-      </w:r>
-    </w:p>
-    <w:p>
-      <w:pPr>
-        <w:pStyle w:val="Heading2"/>
-      </w:pPr>
-      <w:bookmarkStart w:id="28" w:name="_Toc225753607"/>
-      <w:r>
-        <w:lastRenderedPageBreak/>
-        <w:t>Target Architecture</w:t>
-      </w:r>
-      <w:bookmarkEnd w:id="28"/>
-    </w:p>
-    <w:p>
-      <w:pPr>
-        <w:pStyle w:val="Heading3"/>
-        <w:rPr>
-          <w:rFonts w:cs="Arial"/>
-          <w:szCs w:val="20"/>
-        </w:rPr>
-      </w:pPr>
-      <w:r>
-        <w:rPr>
-          <w:rFonts w:cs="Arial"/>
-          <w:szCs w:val="20"/>
-        </w:rPr>
-        <w:t>Overview</w:t>
-      </w:r>
-    </w:p>
-    <w:p>
-      <w:pPr>
-        <w:pStyle w:val="GuidanceNotes"/>
-      </w:pPr>
-      <w:r>
-        <w:t>Describe the solution</w:t>
-      </w:r>
-      <w:r>
-        <w:t xml:space="preserve"> at a high level</w:t>
-      </w:r>
-      <w:r>
-        <w:rPr>
-          <w:iCs/>
-        </w:rPr>
-        <w:t>.</w:t>
-      </w:r>
-      <w:r>
-        <w:t xml:space="preserve"> Describe the changes from the </w:t>
-      </w:r>
-      <w:r>
-        <w:rPr>
-          <w:iCs/>
-        </w:rPr>
-        <w:t>baseline</w:t>
-      </w:r>
-      <w:r>
-        <w:t xml:space="preserve"> to the target architecture.</w:t>
-      </w:r>
-    </w:p>
-    <w:p>
-      <w:pPr>
-        <w:pStyle w:val="GuidanceNotes"/>
-      </w:pPr>
-    </w:p>
-    <w:p>
-      <w:pPr>
-        <w:pStyle w:val="GuidanceNotes"/>
-        <w:rPr>
-          <w:i w:val="0"/>
-          <w:szCs w:val="20"/>
-        </w:rPr>
-      </w:pPr>
-    </w:p>
-    <w:p>
-      <w:pPr>
-        <w:pStyle w:val="GuidanceNotes"/>
-        <w:rPr>
-          <w:i w:val="0"/>
-          <w:szCs w:val="20"/>
-        </w:rPr>
-      </w:pPr>
-      <w:r>
-        <w:rPr>
-          <w:noProof/>
-          <w:szCs w:val="20"/>
-        </w:rPr>
-        <w:drawing>
-          <wp:anchor distT="0" distB="0" distL="114300" distR="114300" simplePos="0" relativeHeight="251658240" behindDoc="1" locked="0" layoutInCell="1" allowOverlap="1" wp14:anchorId="449BDA21" wp14:editId="00CAD245">
-            <wp:simplePos x="0" y="0"/>
-            <wp:positionH relativeFrom="margin">
-              <wp:posOffset>1052623</wp:posOffset>
-            </wp:positionH>
-            <wp:positionV relativeFrom="paragraph">
-              <wp:posOffset>191135</wp:posOffset>
-            </wp:positionV>
-            <wp:extent cx="4682490" cy="2835275"/>
-            <wp:effectExtent l="0" t="0" r="3810" b="3175"/>
-            <wp:wrapTopAndBottom/>
-            <wp:docPr id="2086618862" name="Picture 1" descr="A diagram of a service&#10;&#10;Description automatically generated"/>
-            <wp:cNvGraphicFramePr>
-              <a:graphicFrameLocks xmlns:a="http://schemas.openxmlformats.org/drawingml/2006/main" noChangeAspect="1"/>
-            </wp:cNvGraphicFramePr>
-            <a:graphic xmlns:a="http://schemas.openxmlformats.org/drawingml/2006/main">
-              <a:graphicData uri="http://schemas.openxmlformats.org/drawingml/2006/picture">
-                <pic:pic xmlns:pic="http://schemas.openxmlformats.org/drawingml/2006/picture">
-                  <pic:nvPicPr>
-                    <pic:cNvPr id="1611167516" name="Picture 1" descr="A diagram of a service&#10;&#10;Description automatically generated"/>
-                    <pic:cNvPicPr/>
-                  </pic:nvPicPr>
-                  <pic:blipFill>
-                    <a:blip r:embed="rId22">
                       <a:extLst>
                         <a:ext uri="{28A0092B-C50C-407E-A947-70E740481C1C}">
                           <a14:useLocalDpi xmlns:a14="http://schemas.microsoft.com/office/drawing/2010/main" val="0"/>
@@ -18554,7 +18479,7 @@
                   <pic:spPr>
                     <a:xfrm>
                       <a:off x="0" y="0"/>
-                      <a:ext cx="4682490" cy="2835275"/>
+                      <a:ext cx="7221607" cy="4760005"/>
                     </a:xfrm>
                     <a:prstGeom prst="rect">
                       <a:avLst/>
@@ -18563,73 +18488,6 @@
                 </pic:pic>
               </a:graphicData>
             </a:graphic>
-            <wp14:sizeRelH relativeFrom="margin">
-              <wp14:pctWidth>0</wp14:pctWidth>
-            </wp14:sizeRelH>
-            <wp14:sizeRelV relativeFrom="margin">
-              <wp14:pctHeight>0</wp14:pctHeight>
-            </wp14:sizeRelV>
-          </wp:anchor>
-        </w:drawing>
-      </w:r>
-    </w:p>
-    <w:p>
-      <w:pPr>
-        <w:pStyle w:val="GuidanceNotes"/>
-        <w:rPr>
-          <w:i w:val="0"/>
-          <w:szCs w:val="20"/>
-        </w:rPr>
-      </w:pPr>
-      <w:r>
-        <w:rPr>
-          <w:i w:val="0"/>
-          <w:noProof/>
-          <w:szCs w:val="20"/>
-        </w:rPr>
-        <w:drawing>
-          <wp:inline distT="0" distB="0" distL="0" distR="0" wp14:anchorId="19DBFAAC" wp14:editId="272C5CBF">
-            <wp:extent cx="5807264" cy="3211033"/>
-            <wp:effectExtent l="0" t="0" r="3175" b="8890"/>
-            <wp:docPr id="2007041839" name="Picture 2"/>
-            <wp:cNvGraphicFramePr>
-              <a:graphicFrameLocks xmlns:a="http://schemas.openxmlformats.org/drawingml/2006/main" noChangeAspect="1"/>
-            </wp:cNvGraphicFramePr>
-            <a:graphic xmlns:a="http://schemas.openxmlformats.org/drawingml/2006/main">
-              <a:graphicData uri="http://schemas.openxmlformats.org/drawingml/2006/picture">
-                <pic:pic xmlns:pic="http://schemas.openxmlformats.org/drawingml/2006/picture">
-                  <pic:nvPicPr>
-                    <pic:cNvPr id="0" name="Picture 3"/>
-                    <pic:cNvPicPr>
-                      <a:picLocks noChangeAspect="1" noChangeArrowheads="1"/>
-                    </pic:cNvPicPr>
-                  </pic:nvPicPr>
-                  <pic:blipFill>
-                    <a:blip r:embed="rId23">
-                      <a:extLst>
-                        <a:ext uri="{28A0092B-C50C-407E-A947-70E740481C1C}">
-                          <a14:useLocalDpi xmlns:a14="http://schemas.microsoft.com/office/drawing/2010/main" val="0"/>
-                        </a:ext>
-                      </a:extLst>
-                    </a:blip>
-                    <a:srcRect/>
-                    <a:stretch>
-                      <a:fillRect/>
-                    </a:stretch>
-                  </pic:blipFill>
-                  <pic:spPr bwMode="auto">
-                    <a:xfrm>
-                      <a:off x="0" y="0"/>
-                      <a:ext cx="5821917" cy="3219135"/>
-                    </a:xfrm>
-                    <a:prstGeom prst="rect">
-                      <a:avLst/>
-                    </a:prstGeom>
-                    <a:noFill/>
-                  </pic:spPr>
-                </pic:pic>
-              </a:graphicData>
-            </a:graphic>
           </wp:inline>
         </w:drawing>
       </w:r>
@@ -18696,7 +18554,7 @@
       <w:r>
         <w:t xml:space="preserve">  Use the NEW EXPERIENCE in ServiceNow for the best experience.  The first time you use SN to gather this data, use this link to the </w:t>
       </w:r>
-      <w:hyperlink r:id="rId24" w:history="1">
+      <w:hyperlink r:id="rId22" w:history="1">
         <w:r>
           <w:rPr>
             <w:rStyle w:val="Hyperlink"/>
@@ -18754,7 +18612,7 @@
               </w:rPr>
               <w:t xml:space="preserve">Impacted </w:t>
             </w:r>
-            <w:hyperlink r:id="rId25" w:history="1">
+            <w:hyperlink r:id="rId23" w:history="1">
               <w:r>
                 <w:rPr>
                   <w:rStyle w:val="Hyperlink"/>
@@ -18819,7 +18677,7 @@
               </w:rPr>
               <w:t xml:space="preserve">Application </w:t>
             </w:r>
-            <w:hyperlink r:id="rId26" w:history="1">
+            <w:hyperlink r:id="rId24" w:history="1">
               <w:r>
                 <w:rPr>
                   <w:rStyle w:val="Hyperlink"/>
@@ -19419,7 +19277,7 @@
       <w:pPr>
         <w:pStyle w:val="GuidanceNotes"/>
       </w:pPr>
-      <w:hyperlink r:id="rId27" w:history="1">
+      <w:hyperlink r:id="rId25" w:history="1">
         <w:r>
           <w:rPr>
             <w:rStyle w:val="Hyperlink"/>
@@ -19486,7 +19344,7 @@
               </w:rPr>
               <w:br/>
             </w:r>
-            <w:hyperlink r:id="rId28" w:history="1">
+            <w:hyperlink r:id="rId26" w:history="1">
               <w:r>
                 <w:rPr>
                   <w:rStyle w:val="Hyperlink"/>
@@ -20193,7 +20051,7 @@
           <w14:ligatures w14:val="standardContextual"/>
         </w:rPr>
       </w:pPr>
-      <w:hyperlink r:id="rId29" w:history="1">
+      <w:hyperlink r:id="rId27" w:history="1">
         <w:r>
           <w:rPr>
             <w:rFonts w:eastAsia="Calibri"/>
@@ -20217,7 +20075,7 @@
           <w14:ligatures w14:val="standardContextual"/>
         </w:rPr>
       </w:pPr>
-      <w:hyperlink r:id="rId30" w:history="1">
+      <w:hyperlink r:id="rId28" w:history="1">
         <w:r>
           <w:rPr>
             <w:rFonts w:eastAsia="Calibri"/>
@@ -20236,7 +20094,7 @@
         <w:spacing w:after="60" w:line="276" w:lineRule="auto"/>
         <w:ind w:left="720"/>
       </w:pPr>
-      <w:hyperlink r:id="rId31" w:history="1">
+      <w:hyperlink r:id="rId29" w:history="1">
         <w:r>
           <w:rPr>
             <w:rFonts w:eastAsia="Calibri"/>
@@ -20261,7 +20119,7 @@
       <w:r>
         <w:t>Patterns (</w:t>
       </w:r>
-      <w:hyperlink r:id="rId32" w:history="1">
+      <w:hyperlink r:id="rId30" w:history="1">
         <w:r>
           <w:rPr>
             <w:rStyle w:val="Hyperlink"/>
@@ -20366,7 +20224,7 @@
                     <pic:cNvPicPr/>
                   </pic:nvPicPr>
                   <pic:blipFill>
-                    <a:blip r:embed="rId33"/>
+                    <a:blip r:embed="rId31"/>
                     <a:stretch>
                       <a:fillRect/>
                     </a:stretch>
@@ -20455,7 +20313,7 @@
                 <w:lang w:eastAsia="en-GB"/>
               </w:rPr>
             </w:pPr>
-            <w:hyperlink r:id="rId34" w:history="1">
+            <w:hyperlink r:id="rId32" w:history="1">
               <w:r>
                 <w:rPr>
                   <w:rStyle w:val="Hyperlink"/>
@@ -20476,7 +20334,7 @@
               </w:rPr>
               <w:t xml:space="preserve"> or </w:t>
             </w:r>
-            <w:hyperlink r:id="rId35" w:history="1">
+            <w:hyperlink r:id="rId33" w:history="1">
               <w:r>
                 <w:rPr>
                   <w:rStyle w:val="Hyperlink"/>
@@ -20652,7 +20510,7 @@
               </w:rPr>
               <w:t xml:space="preserve">Is Component Standard published in </w:t>
             </w:r>
-            <w:hyperlink r:id="rId36" w:history="1">
+            <w:hyperlink r:id="rId34" w:history="1">
               <w:r>
                 <w:rPr>
                   <w:rStyle w:val="Hyperlink"/>
@@ -20673,7 +20531,7 @@
               </w:rPr>
               <w:t xml:space="preserve"> or is an </w:t>
             </w:r>
-            <w:hyperlink r:id="rId37" w:history="1">
+            <w:hyperlink r:id="rId35" w:history="1">
               <w:r>
                 <w:rPr>
                   <w:rStyle w:val="Hyperlink"/>
@@ -20694,7 +20552,7 @@
               </w:rPr>
               <w:t xml:space="preserve"> or </w:t>
             </w:r>
-            <w:hyperlink r:id="rId38" w:history="1">
+            <w:hyperlink r:id="rId36" w:history="1">
               <w:r>
                 <w:rPr>
                   <w:rStyle w:val="Hyperlink"/>
@@ -21584,7 +21442,7 @@
                     </pic:cNvPicPr>
                   </pic:nvPicPr>
                   <pic:blipFill>
-                    <a:blip r:embed="rId39">
+                    <a:blip r:embed="rId37">
                       <a:extLst>
                         <a:ext uri="{28A0092B-C50C-407E-A947-70E740481C1C}">
                           <a14:useLocalDpi xmlns:a14="http://schemas.microsoft.com/office/drawing/2010/main" val="0"/>
@@ -21857,7 +21715,7 @@
               </w:rPr>
               <w:br/>
             </w:r>
-            <w:hyperlink r:id="rId40" w:history="1">
+            <w:hyperlink r:id="rId38" w:history="1">
               <w:r>
                 <w:rPr>
                   <w:rStyle w:val="Hyperlink"/>
@@ -22463,7 +22321,7 @@
                     <pic:cNvPicPr/>
                   </pic:nvPicPr>
                   <pic:blipFill>
-                    <a:blip r:embed="rId41"/>
+                    <a:blip r:embed="rId39"/>
                     <a:stretch>
                       <a:fillRect/>
                     </a:stretch>
@@ -23704,7 +23562,7 @@
                     <pic:cNvPicPr/>
                   </pic:nvPicPr>
                   <pic:blipFill>
-                    <a:blip r:embed="rId42"/>
+                    <a:blip r:embed="rId40"/>
                     <a:stretch>
                       <a:fillRect/>
                     </a:stretch>
@@ -24262,7 +24120,7 @@
       <w:pPr>
         <w:pStyle w:val="GuidanceNotes"/>
       </w:pPr>
-      <w:hyperlink r:id="rId43" w:history="1">
+      <w:hyperlink r:id="rId41" w:history="1">
         <w:r>
           <w:rPr>
             <w:rStyle w:val="Hyperlink"/>
@@ -24411,13 +24269,13 @@
         <w:tblLook w:val="0420" w:firstRow="1" w:lastRow="0" w:firstColumn="0" w:lastColumn="0" w:noHBand="0" w:noVBand="1"/>
       </w:tblPr>
       <w:tblGrid>
-        <w:gridCol w:w="379"/>
-        <w:gridCol w:w="3398"/>
-        <w:gridCol w:w="95"/>
-        <w:gridCol w:w="449"/>
-        <w:gridCol w:w="26"/>
-        <w:gridCol w:w="4923"/>
-        <w:gridCol w:w="9"/>
+        <w:gridCol w:w="394"/>
+        <w:gridCol w:w="3532"/>
+        <w:gridCol w:w="98"/>
+        <w:gridCol w:w="467"/>
+        <w:gridCol w:w="27"/>
+        <w:gridCol w:w="5118"/>
+        <w:gridCol w:w="10"/>
       </w:tblGrid>
       <w:tr>
         <w:trPr>
@@ -25374,7 +25232,7 @@
       <w:r>
         <w:t xml:space="preserve">Describe the requirements data encryption at rest and in transit. Refer to </w:t>
       </w:r>
-      <w:hyperlink r:id="rId44" w:history="1">
+      <w:hyperlink r:id="rId42" w:history="1">
         <w:r>
           <w:rPr>
             <w:rStyle w:val="Hyperlink"/>
@@ -25559,7 +25417,7 @@
           <w:szCs w:val="20"/>
         </w:rPr>
       </w:pPr>
-      <w:hyperlink r:id="rId45" w:history="1">
+      <w:hyperlink r:id="rId43" w:history="1">
         <w:r>
           <w:rPr>
             <w:rStyle w:val="Hyperlink"/>
@@ -25576,7 +25434,7 @@
           <w:szCs w:val="20"/>
         </w:rPr>
       </w:pPr>
-      <w:hyperlink r:id="rId46" w:history="1">
+      <w:hyperlink r:id="rId44" w:history="1">
         <w:r>
           <w:rPr>
             <w:rStyle w:val="Hyperlink"/>
@@ -26228,9 +26086,9 @@
         <w:tblLook w:val="0420" w:firstRow="1" w:lastRow="0" w:firstColumn="0" w:lastColumn="0" w:noHBand="0" w:noVBand="1"/>
       </w:tblPr>
       <w:tblGrid>
-        <w:gridCol w:w="1080"/>
-        <w:gridCol w:w="3600"/>
-        <w:gridCol w:w="4681"/>
+        <w:gridCol w:w="1122"/>
+        <w:gridCol w:w="3743"/>
+        <w:gridCol w:w="4866"/>
       </w:tblGrid>
       <w:tr>
         <w:trPr>
@@ -26252,7 +26110,6 @@
           <w:p>
             <w:pPr>
               <w:rPr>
-                <w:rFonts w:hint="eastAsia"/>
                 <w:szCs w:val="20"/>
               </w:rPr>
             </w:pPr>
@@ -26286,7 +26143,6 @@
           <w:p>
             <w:pPr>
               <w:rPr>
-                <w:rFonts w:hint="eastAsia"/>
                 <w:b w:val="0"/>
                 <w:bCs w:val="0"/>
                 <w:szCs w:val="20"/>
@@ -26321,7 +26177,6 @@
           <w:p>
             <w:pPr>
               <w:rPr>
-                <w:rFonts w:hint="eastAsia"/>
                 <w:b/>
                 <w:bCs/>
                 <w:szCs w:val="20"/>
@@ -26352,7 +26207,6 @@
           <w:p>
             <w:pPr>
               <w:rPr>
-                <w:rFonts w:hint="eastAsia"/>
                 <w:b/>
                 <w:bCs/>
                 <w:szCs w:val="20"/>
@@ -26370,7 +26224,6 @@
           <w:p>
             <w:pPr>
               <w:rPr>
-                <w:rFonts w:hint="eastAsia"/>
                 <w:b/>
                 <w:bCs/>
                 <w:szCs w:val="20"/>
@@ -26436,7 +26289,6 @@
           <w:p>
             <w:pPr>
               <w:rPr>
-                <w:rFonts w:hint="eastAsia"/>
                 <w:szCs w:val="20"/>
               </w:rPr>
             </w:pPr>
@@ -26507,7 +26359,6 @@
           <w:p>
             <w:pPr>
               <w:rPr>
-                <w:rFonts w:hint="eastAsia"/>
                 <w:szCs w:val="20"/>
               </w:rPr>
             </w:pPr>
@@ -26578,7 +26429,6 @@
           <w:p>
             <w:pPr>
               <w:rPr>
-                <w:rFonts w:hint="eastAsia"/>
                 <w:szCs w:val="20"/>
               </w:rPr>
             </w:pPr>
@@ -26649,7 +26499,6 @@
           <w:p>
             <w:pPr>
               <w:rPr>
-                <w:rFonts w:hint="eastAsia"/>
                 <w:szCs w:val="20"/>
               </w:rPr>
             </w:pPr>
@@ -27370,7 +27219,7 @@
         </w:rPr>
         <w:t>Five year license (</w:t>
       </w:r>
-      <w:hyperlink r:id="rId47">
+      <w:hyperlink r:id="rId45">
         <w:r>
           <w:rPr>
             <w:szCs w:val="20"/>
@@ -27444,7 +27293,7 @@
         </w:rPr>
         <w:t xml:space="preserve">See this link for documentation related to </w:t>
       </w:r>
-      <w:hyperlink r:id="rId48" w:history="1">
+      <w:hyperlink r:id="rId46" w:history="1">
         <w:r>
           <w:rPr>
             <w:rStyle w:val="Hyperlink"/>
@@ -27546,7 +27395,7 @@
         </w:rPr>
         <w:t>Risk Acceptance and Risk Remediation compliance is a function of the GTS internal risk management process. Exceptions to standards are logged as </w:t>
       </w:r>
-      <w:hyperlink r:id="rId49" w:history="1">
+      <w:hyperlink r:id="rId47" w:history="1">
         <w:r>
           <w:rPr>
             <w:rStyle w:val="Hyperlink"/>
@@ -27561,7 +27410,7 @@
         </w:rPr>
         <w:t> or </w:t>
       </w:r>
-      <w:hyperlink r:id="rId50" w:history="1">
+      <w:hyperlink r:id="rId48" w:history="1">
         <w:r>
           <w:rPr>
             <w:rStyle w:val="Hyperlink"/>
@@ -28771,7 +28620,6 @@
           <w:p>
             <w:pPr>
               <w:rPr>
-                <w:rFonts w:hint="eastAsia"/>
                 <w:b w:val="0"/>
                 <w:bCs w:val="0"/>
                 <w:szCs w:val="20"/>
@@ -28795,7 +28643,6 @@
             <w:pPr>
               <w:jc w:val="center"/>
               <w:rPr>
-                <w:rFonts w:hint="eastAsia"/>
                 <w:szCs w:val="20"/>
               </w:rPr>
             </w:pPr>
@@ -28827,7 +28674,6 @@
           <w:p>
             <w:pPr>
               <w:rPr>
-                <w:rFonts w:hint="eastAsia"/>
                 <w:b/>
                 <w:bCs/>
                 <w:szCs w:val="20"/>
@@ -28849,7 +28695,6 @@
           <w:p>
             <w:pPr>
               <w:rPr>
-                <w:rFonts w:hint="eastAsia"/>
                 <w:b/>
                 <w:bCs/>
                 <w:szCs w:val="20"/>
@@ -28879,7 +28724,6 @@
           <w:p>
             <w:pPr>
               <w:rPr>
-                <w:rFonts w:hint="eastAsia"/>
                 <w:b/>
                 <w:bCs/>
                 <w:szCs w:val="20"/>
@@ -28901,7 +28745,6 @@
           <w:p>
             <w:pPr>
               <w:rPr>
-                <w:rFonts w:hint="eastAsia"/>
                 <w:b/>
                 <w:bCs/>
                 <w:szCs w:val="20"/>
@@ -28931,7 +28774,6 @@
           <w:p>
             <w:pPr>
               <w:rPr>
-                <w:rFonts w:hint="eastAsia"/>
                 <w:b/>
                 <w:bCs/>
                 <w:szCs w:val="20"/>
@@ -29030,7 +28872,6 @@
           <w:p>
             <w:pPr>
               <w:rPr>
-                <w:rFonts w:hint="eastAsia"/>
                 <w:szCs w:val="20"/>
               </w:rPr>
             </w:pPr>
@@ -29049,7 +28890,6 @@
           <w:p>
             <w:pPr>
               <w:rPr>
-                <w:rFonts w:hint="eastAsia"/>
                 <w:szCs w:val="20"/>
               </w:rPr>
             </w:pPr>
@@ -29074,7 +28914,6 @@
           <w:p>
             <w:pPr>
               <w:rPr>
-                <w:rFonts w:hint="eastAsia"/>
                 <w:szCs w:val="20"/>
               </w:rPr>
             </w:pPr>
@@ -29169,7 +29008,6 @@
           <w:p>
             <w:pPr>
               <w:rPr>
-                <w:rFonts w:hint="eastAsia"/>
                 <w:szCs w:val="20"/>
               </w:rPr>
             </w:pPr>
@@ -29188,7 +29026,6 @@
           <w:p>
             <w:pPr>
               <w:rPr>
-                <w:rFonts w:hint="eastAsia"/>
                 <w:szCs w:val="20"/>
               </w:rPr>
             </w:pPr>
@@ -29213,7 +29050,6 @@
           <w:p>
             <w:pPr>
               <w:rPr>
-                <w:rFonts w:hint="eastAsia"/>
                 <w:szCs w:val="20"/>
               </w:rPr>
             </w:pPr>
@@ -29306,7 +29142,6 @@
           <w:p>
             <w:pPr>
               <w:rPr>
-                <w:rFonts w:hint="eastAsia"/>
                 <w:szCs w:val="20"/>
               </w:rPr>
             </w:pPr>
@@ -29325,7 +29160,6 @@
           <w:p>
             <w:pPr>
               <w:rPr>
-                <w:rFonts w:hint="eastAsia"/>
                 <w:szCs w:val="20"/>
               </w:rPr>
             </w:pPr>
@@ -29350,7 +29184,6 @@
           <w:p>
             <w:pPr>
               <w:rPr>
-                <w:rFonts w:hint="eastAsia"/>
                 <w:szCs w:val="20"/>
               </w:rPr>
             </w:pPr>
@@ -29445,7 +29278,6 @@
           <w:p>
             <w:pPr>
               <w:rPr>
-                <w:rFonts w:hint="eastAsia"/>
                 <w:szCs w:val="20"/>
               </w:rPr>
             </w:pPr>
@@ -29464,7 +29296,6 @@
           <w:p>
             <w:pPr>
               <w:rPr>
-                <w:rFonts w:hint="eastAsia"/>
                 <w:szCs w:val="20"/>
               </w:rPr>
             </w:pPr>
@@ -29489,7 +29320,6 @@
           <w:p>
             <w:pPr>
               <w:rPr>
-                <w:rFonts w:hint="eastAsia"/>
                 <w:szCs w:val="20"/>
               </w:rPr>
             </w:pPr>
@@ -29584,7 +29414,6 @@
           <w:p>
             <w:pPr>
               <w:rPr>
-                <w:rFonts w:hint="eastAsia"/>
                 <w:szCs w:val="20"/>
               </w:rPr>
             </w:pPr>
@@ -29603,7 +29432,6 @@
           <w:p>
             <w:pPr>
               <w:rPr>
-                <w:rFonts w:hint="eastAsia"/>
                 <w:szCs w:val="20"/>
               </w:rPr>
             </w:pPr>
@@ -29628,7 +29456,6 @@
           <w:p>
             <w:pPr>
               <w:rPr>
-                <w:rFonts w:hint="eastAsia"/>
                 <w:szCs w:val="20"/>
               </w:rPr>
             </w:pPr>
@@ -30241,11 +30068,11 @@
       </w:r>
     </w:p>
     <w:sectPr>
-      <w:headerReference w:type="default" r:id="rId51"/>
-      <w:footerReference w:type="default" r:id="rId52"/>
-      <w:headerReference w:type="first" r:id="rId53"/>
+      <w:headerReference w:type="default" r:id="rId49"/>
+      <w:footerReference w:type="default" r:id="rId50"/>
+      <w:headerReference w:type="first" r:id="rId51"/>
       <w:pgSz w:w="12240" w:h="15840"/>
-      <w:pgMar w:top="720" w:right="720" w:bottom="720" w:left="720" w:header="720" w:footer="0" w:gutter="0"/>
+      <w:pgMar w:top="720" w:right="720" w:bottom="720" w:left="294" w:header="720" w:footer="0" w:gutter="0"/>
       <w:cols w:space="720"/>
       <w:titlePg/>
       <w:docGrid w:linePitch="381"/>
@@ -30255,7 +30082,7 @@
 </file>
 
 <file path=word/comments.xml><?xml version="1.0" encoding="utf-8"?>
-<w:comments xmlns:wpc="http://schemas.microsoft.com/office/word/2010/wordprocessingCanvas" xmlns:cx="http://schemas.microsoft.com/office/drawing/2014/chartex" xmlns:cx1="http://schemas.microsoft.com/office/drawing/2015/9/8/chartex" xmlns:cx2="http://schemas.microsoft.com/office/drawing/2015/10/21/chartex" xmlns:cx3="http://schemas.microsoft.com/office/drawing/2016/5/9/chartex" xmlns:cx4="http://schemas.microsoft.com/office/drawing/2016/5/10/chartex" xmlns:cx5="http://schemas.microsoft.com/office/drawing/2016/5/11/chartex" xmlns:cx6="http://schemas.microsoft.com/office/drawing/2016/5/12/chartex" xmlns:cx7="http://schemas.microsoft.com/office/drawing/2016/5/13/chartex" xmlns:cx8="http://schemas.microsoft.com/office/drawing/2016/5/14/chartex" xmlns:mc="http://schemas.openxmlformats.org/markup-compatibility/2006" xmlns:m="http://schemas.openxmlformats.org/officeDocument/2006/math" xmlns:aink="http://schemas.microsoft.com/office/drawing/2016/ink" xmlns:am3d="http://schemas.microsoft.com/office/drawing/2017/model3d" xmlns:oel="http://schemas.microsoft.com/office/2019/extlst" xmlns:r="http://schemas.openxmlformats.org/officeDocument/2006/relationships" xmlns:wp14="http://schemas.microsoft.com/office/word/2010/wordprocessingDrawing" xmlns:wp="http://schemas.openxmlformats.org/drawingml/2006/wordprocessingDrawing" xmlns:wpg="http://schemas.microsoft.com/office/word/2010/wordprocessingGroup" xmlns:wpi="http://schemas.microsoft.com/office/word/2010/wordprocessingInk" xmlns:wps="http://schemas.microsoft.com/office/word/2010/wordprocessingShape" xmlns:o="urn:schemas-microsoft-com:office:office" xmlns:v="urn:schemas-microsoft-com:vml" xmlns:w10="urn:schemas-microsoft-com:office:word" xmlns:w="http://schemas.openxmlformats.org/wordprocessingml/2006/main" xmlns:w14="http://schemas.microsoft.com/office/word/2010/wordml" xmlns:w15="http://schemas.microsoft.com/office/word/2012/wordml" xmlns:w16cex="http://schemas.microsoft.com/office/word/2018/wordml/cex" xmlns:w16cid="http://schemas.microsoft.com/office/word/2016/wordml/cid" xmlns:w16="http://schemas.microsoft.com/office/word/2018/wordml" xmlns:w16sdtdh="http://schemas.microsoft.com/office/word/2020/wordml/sdtdatahash" xmlns:w16sdtfl="http://schemas.microsoft.com/office/word/2024/wordml/sdtformatlock" xmlns:w16se="http://schemas.microsoft.com/office/word/2015/wordml/symex" xmlns:w16du="http://schemas.microsoft.com/office/word/2023/wordml/word16du" xmlns:wne="http://schemas.microsoft.com/office/word/2006/wordml" mc:Ignorable="w14 w15 w16se w16cid w16 w16cex w16sdtdh w16sdtfl w16du wp14">
+<w:comments xmlns:wpc="http://schemas.microsoft.com/office/word/2010/wordprocessingCanvas" xmlns:cx="http://schemas.microsoft.com/office/drawing/2014/chartex" xmlns:cx1="http://schemas.microsoft.com/office/drawing/2015/9/8/chartex" xmlns:cx2="http://schemas.microsoft.com/office/drawing/2015/10/21/chartex" xmlns:cx3="http://schemas.microsoft.com/office/drawing/2016/5/9/chartex" xmlns:cx4="http://schemas.microsoft.com/office/drawing/2016/5/10/chartex" xmlns:cx5="http://schemas.microsoft.com/office/drawing/2016/5/11/chartex" xmlns:cx6="http://schemas.microsoft.com/office/drawing/2016/5/12/chartex" xmlns:cx7="http://schemas.microsoft.com/office/drawing/2016/5/13/chartex" xmlns:cx8="http://schemas.microsoft.com/office/drawing/2016/5/14/chartex" xmlns:mc="http://schemas.openxmlformats.org/markup-compatibility/2006" xmlns:m="http://schemas.openxmlformats.org/officeDocument/2006/math" xmlns:aink="http://schemas.microsoft.com/office/drawing/2016/ink" xmlns:am3d="http://schemas.microsoft.com/office/drawing/2017/model3d" xmlns:oel="http://schemas.microsoft.com/office/2019/extlst" xmlns:r="http://schemas.openxmlformats.org/officeDocument/2006/relationships" xmlns:wp14="http://schemas.microsoft.com/office/word/2010/wordprocessingDrawing" xmlns:wp="http://schemas.openxmlformats.org/drawingml/2006/wordprocessingDrawing" xmlns:wpg="http://schemas.microsoft.com/office/word/2010/wordprocessingGroup" xmlns:wpi="http://schemas.microsoft.com/office/word/2010/wordprocessingInk" xmlns:wps="http://schemas.microsoft.com/office/word/2010/wordprocessingShape" xmlns:o="urn:schemas-microsoft-com:office:office" xmlns:v="urn:schemas-microsoft-com:vml" xmlns:w10="urn:schemas-microsoft-com:office:word" xmlns:w="http://schemas.openxmlformats.org/wordprocessingml/2006/main" xmlns:w14="http://schemas.microsoft.com/office/word/2010/wordml" xmlns:w15="http://schemas.microsoft.com/office/word/2012/wordml" xmlns:w16cei="http://schemas.microsoft.com/office/word/2026/wordml/cei" xmlns:w16cex="http://schemas.microsoft.com/office/word/2018/wordml/cex" xmlns:w16cid="http://schemas.microsoft.com/office/word/2016/wordml/cid" xmlns:w16="http://schemas.microsoft.com/office/word/2018/wordml" xmlns:w16sdtdh="http://schemas.microsoft.com/office/word/2020/wordml/sdtdatahash" xmlns:w16sdtfl="http://schemas.microsoft.com/office/word/2024/wordml/sdtformatlock" xmlns:w16se="http://schemas.microsoft.com/office/word/2015/wordml/symex" xmlns:w16du="http://schemas.microsoft.com/office/word/2023/wordml/word16du" xmlns:wne="http://schemas.microsoft.com/office/word/2006/wordml" mc:Ignorable="w14 w15 w16se w16cid w16 w16cex w16sdtdh w16sdtfl w16du wp14">
   <w:comment w:id="5" w:author="Apel, Nick" w:date="2026-03-30T08:40:00Z" w:initials="AN">
     <w:p>
       <w:r>
@@ -30363,28 +30190,28 @@
 </file>
 
 <file path=word/commentsExtended.xml><?xml version="1.0" encoding="utf-8"?>
-<w15:commentsEx xmlns:wpc="http://schemas.microsoft.com/office/word/2010/wordprocessingCanvas" xmlns:cx="http://schemas.microsoft.com/office/drawing/2014/chartex" xmlns:cx1="http://schemas.microsoft.com/office/drawing/2015/9/8/chartex" xmlns:cx2="http://schemas.microsoft.com/office/drawing/2015/10/21/chartex" xmlns:cx3="http://schemas.microsoft.com/office/drawing/2016/5/9/chartex" xmlns:cx4="http://schemas.microsoft.com/office/drawing/2016/5/10/chartex" xmlns:cx5="http://schemas.microsoft.com/office/drawing/2016/5/11/chartex" xmlns:cx6="http://schemas.microsoft.com/office/drawing/2016/5/12/chartex" xmlns:cx7="http://schemas.microsoft.com/office/drawing/2016/5/13/chartex" xmlns:cx8="http://schemas.microsoft.com/office/drawing/2016/5/14/chartex" xmlns:mc="http://schemas.openxmlformats.org/markup-compatibility/2006" xmlns:m="http://schemas.openxmlformats.org/officeDocument/2006/math" xmlns:aink="http://schemas.microsoft.com/office/drawing/2016/ink" xmlns:am3d="http://schemas.microsoft.com/office/drawing/2017/model3d" xmlns:oel="http://schemas.microsoft.com/office/2019/extlst" xmlns:r="http://schemas.openxmlformats.org/officeDocument/2006/relationships" xmlns:wp14="http://schemas.microsoft.com/office/word/2010/wordprocessingDrawing" xmlns:wp="http://schemas.openxmlformats.org/drawingml/2006/wordprocessingDrawing" xmlns:wpg="http://schemas.microsoft.com/office/word/2010/wordprocessingGroup" xmlns:wpi="http://schemas.microsoft.com/office/word/2010/wordprocessingInk" xmlns:wps="http://schemas.microsoft.com/office/word/2010/wordprocessingShape" xmlns:o="urn:schemas-microsoft-com:office:office" xmlns:v="urn:schemas-microsoft-com:vml" xmlns:w10="urn:schemas-microsoft-com:office:word" xmlns:w="http://schemas.openxmlformats.org/wordprocessingml/2006/main" xmlns:w14="http://schemas.microsoft.com/office/word/2010/wordml" xmlns:w15="http://schemas.microsoft.com/office/word/2012/wordml" xmlns:w16cex="http://schemas.microsoft.com/office/word/2018/wordml/cex" xmlns:w16cid="http://schemas.microsoft.com/office/word/2016/wordml/cid" xmlns:w16="http://schemas.microsoft.com/office/word/2018/wordml" xmlns:w16sdtdh="http://schemas.microsoft.com/office/word/2020/wordml/sdtdatahash" xmlns:w16sdtfl="http://schemas.microsoft.com/office/word/2024/wordml/sdtformatlock" xmlns:w16se="http://schemas.microsoft.com/office/word/2015/wordml/symex" xmlns:w16du="http://schemas.microsoft.com/office/word/2023/wordml/word16du" xmlns:wne="http://schemas.microsoft.com/office/word/2006/wordml" mc:Ignorable="w14 w15 w16se w16cid w16 w16cex w16sdtdh w16sdtfl w16du wp14">
+<w15:commentsEx xmlns:wpc="http://schemas.microsoft.com/office/word/2010/wordprocessingCanvas" xmlns:cx="http://schemas.microsoft.com/office/drawing/2014/chartex" xmlns:cx1="http://schemas.microsoft.com/office/drawing/2015/9/8/chartex" xmlns:cx2="http://schemas.microsoft.com/office/drawing/2015/10/21/chartex" xmlns:cx3="http://schemas.microsoft.com/office/drawing/2016/5/9/chartex" xmlns:cx4="http://schemas.microsoft.com/office/drawing/2016/5/10/chartex" xmlns:cx5="http://schemas.microsoft.com/office/drawing/2016/5/11/chartex" xmlns:cx6="http://schemas.microsoft.com/office/drawing/2016/5/12/chartex" xmlns:cx7="http://schemas.microsoft.com/office/drawing/2016/5/13/chartex" xmlns:cx8="http://schemas.microsoft.com/office/drawing/2016/5/14/chartex" xmlns:mc="http://schemas.openxmlformats.org/markup-compatibility/2006" xmlns:m="http://schemas.openxmlformats.org/officeDocument/2006/math" xmlns:aink="http://schemas.microsoft.com/office/drawing/2016/ink" xmlns:am3d="http://schemas.microsoft.com/office/drawing/2017/model3d" xmlns:oel="http://schemas.microsoft.com/office/2019/extlst" xmlns:r="http://schemas.openxmlformats.org/officeDocument/2006/relationships" xmlns:wp14="http://schemas.microsoft.com/office/word/2010/wordprocessingDrawing" xmlns:wp="http://schemas.openxmlformats.org/drawingml/2006/wordprocessingDrawing" xmlns:wpg="http://schemas.microsoft.com/office/word/2010/wordprocessingGroup" xmlns:wpi="http://schemas.microsoft.com/office/word/2010/wordprocessingInk" xmlns:wps="http://schemas.microsoft.com/office/word/2010/wordprocessingShape" xmlns:o="urn:schemas-microsoft-com:office:office" xmlns:v="urn:schemas-microsoft-com:vml" xmlns:w10="urn:schemas-microsoft-com:office:word" xmlns:w="http://schemas.openxmlformats.org/wordprocessingml/2006/main" xmlns:w14="http://schemas.microsoft.com/office/word/2010/wordml" xmlns:w15="http://schemas.microsoft.com/office/word/2012/wordml" xmlns:w16cei="http://schemas.microsoft.com/office/word/2026/wordml/cei" xmlns:w16cex="http://schemas.microsoft.com/office/word/2018/wordml/cex" xmlns:w16cid="http://schemas.microsoft.com/office/word/2016/wordml/cid" xmlns:w16="http://schemas.microsoft.com/office/word/2018/wordml" xmlns:w16sdtdh="http://schemas.microsoft.com/office/word/2020/wordml/sdtdatahash" xmlns:w16sdtfl="http://schemas.microsoft.com/office/word/2024/wordml/sdtformatlock" xmlns:w16se="http://schemas.microsoft.com/office/word/2015/wordml/symex" xmlns:w16du="http://schemas.microsoft.com/office/word/2023/wordml/word16du" xmlns:wne="http://schemas.microsoft.com/office/word/2006/wordml" mc:Ignorable="w14 w15 w16se w16cid w16 w16cex w16sdtdh w16sdtfl w16du wp14">
   <w15:commentEx w15:paraId="60341A56" w15:done="0"/>
   <w15:commentEx w15:paraId="17E91E61" w15:done="0"/>
 </w15:commentsEx>
 </file>
 
 <file path=word/commentsExtensible.xml><?xml version="1.0" encoding="utf-8"?>
-<w16cex:commentsExtensible xmlns:wpc="http://schemas.microsoft.com/office/word/2010/wordprocessingCanvas" xmlns:cx="http://schemas.microsoft.com/office/drawing/2014/chartex" xmlns:cx1="http://schemas.microsoft.com/office/drawing/2015/9/8/chartex" xmlns:cx2="http://schemas.microsoft.com/office/drawing/2015/10/21/chartex" xmlns:cx3="http://schemas.microsoft.com/office/drawing/2016/5/9/chartex" xmlns:cx4="http://schemas.microsoft.com/office/drawing/2016/5/10/chartex" xmlns:cx5="http://schemas.microsoft.com/office/drawing/2016/5/11/chartex" xmlns:cx6="http://schemas.microsoft.com/office/drawing/2016/5/12/chartex" xmlns:cx7="http://schemas.microsoft.com/office/drawing/2016/5/13/chartex" xmlns:cx8="http://schemas.microsoft.com/office/drawing/2016/5/14/chartex" xmlns:cr="http://schemas.microsoft.com/office/comments/2020/reactions" xmlns:mc="http://schemas.openxmlformats.org/markup-compatibility/2006" xmlns:m="http://schemas.openxmlformats.org/officeDocument/2006/math" xmlns:aink="http://schemas.microsoft.com/office/drawing/2016/ink" xmlns:am3d="http://schemas.microsoft.com/office/drawing/2017/model3d" xmlns:oel="http://schemas.microsoft.com/office/2019/extlst" xmlns:r="http://schemas.openxmlformats.org/officeDocument/2006/relationships" xmlns:wp14="http://schemas.microsoft.com/office/word/2010/wordprocessingDrawing" xmlns:wp="http://schemas.openxmlformats.org/drawingml/2006/wordprocessingDrawing" xmlns:wpg="http://schemas.microsoft.com/office/word/2010/wordprocessingGroup" xmlns:wpi="http://schemas.microsoft.com/office/word/2010/wordprocessingInk" xmlns:wps="http://schemas.microsoft.com/office/word/2010/wordprocessingShape" xmlns:o="urn:schemas-microsoft-com:office:office" xmlns:v="urn:schemas-microsoft-com:vml" xmlns:w10="urn:schemas-microsoft-com:office:word" xmlns:w="http://schemas.openxmlformats.org/wordprocessingml/2006/main" xmlns:w14="http://schemas.microsoft.com/office/word/2010/wordml" xmlns:w15="http://schemas.microsoft.com/office/word/2012/wordml" xmlns:w16cex="http://schemas.microsoft.com/office/word/2018/wordml/cex" xmlns:w16cid="http://schemas.microsoft.com/office/word/2016/wordml/cid" xmlns:w16="http://schemas.microsoft.com/office/word/2018/wordml" xmlns:w16sdtdh="http://schemas.microsoft.com/office/word/2020/wordml/sdtdatahash" xmlns:w16sdtfl="http://schemas.microsoft.com/office/word/2024/wordml/sdtformatlock" xmlns:w16se="http://schemas.microsoft.com/office/word/2015/wordml/symex" xmlns:w16du="http://schemas.microsoft.com/office/word/2023/wordml/word16du" xmlns:wne="http://schemas.microsoft.com/office/word/2006/wordml" mc:Ignorable="w14 w15 w16se w16cid w16 w16cex w16sdtdh w16sdtfl cr w16du wp14">
+<w16cex:commentsExtensible xmlns:wpc="http://schemas.microsoft.com/office/word/2010/wordprocessingCanvas" xmlns:cx="http://schemas.microsoft.com/office/drawing/2014/chartex" xmlns:cx1="http://schemas.microsoft.com/office/drawing/2015/9/8/chartex" xmlns:cx2="http://schemas.microsoft.com/office/drawing/2015/10/21/chartex" xmlns:cx3="http://schemas.microsoft.com/office/drawing/2016/5/9/chartex" xmlns:cx4="http://schemas.microsoft.com/office/drawing/2016/5/10/chartex" xmlns:cx5="http://schemas.microsoft.com/office/drawing/2016/5/11/chartex" xmlns:cx6="http://schemas.microsoft.com/office/drawing/2016/5/12/chartex" xmlns:cx7="http://schemas.microsoft.com/office/drawing/2016/5/13/chartex" xmlns:cx8="http://schemas.microsoft.com/office/drawing/2016/5/14/chartex" xmlns:cr="http://schemas.microsoft.com/office/comments/2020/reactions" xmlns:mc="http://schemas.openxmlformats.org/markup-compatibility/2006" xmlns:m="http://schemas.openxmlformats.org/officeDocument/2006/math" xmlns:aink="http://schemas.microsoft.com/office/drawing/2016/ink" xmlns:am3d="http://schemas.microsoft.com/office/drawing/2017/model3d" xmlns:oel="http://schemas.microsoft.com/office/2019/extlst" xmlns:r="http://schemas.openxmlformats.org/officeDocument/2006/relationships" xmlns:wp14="http://schemas.microsoft.com/office/word/2010/wordprocessingDrawing" xmlns:wp="http://schemas.openxmlformats.org/drawingml/2006/wordprocessingDrawing" xmlns:wpg="http://schemas.microsoft.com/office/word/2010/wordprocessingGroup" xmlns:wpi="http://schemas.microsoft.com/office/word/2010/wordprocessingInk" xmlns:wps="http://schemas.microsoft.com/office/word/2010/wordprocessingShape" xmlns:o="urn:schemas-microsoft-com:office:office" xmlns:v="urn:schemas-microsoft-com:vml" xmlns:w10="urn:schemas-microsoft-com:office:word" xmlns:w="http://schemas.openxmlformats.org/wordprocessingml/2006/main" xmlns:w14="http://schemas.microsoft.com/office/word/2010/wordml" xmlns:w15="http://schemas.microsoft.com/office/word/2012/wordml" xmlns:w16cei="http://schemas.microsoft.com/office/word/2026/wordml/cei" xmlns:w16cex="http://schemas.microsoft.com/office/word/2018/wordml/cex" xmlns:w16cid="http://schemas.microsoft.com/office/word/2016/wordml/cid" xmlns:w16="http://schemas.microsoft.com/office/word/2018/wordml" xmlns:w16sdtdh="http://schemas.microsoft.com/office/word/2020/wordml/sdtdatahash" xmlns:w16sdtfl="http://schemas.microsoft.com/office/word/2024/wordml/sdtformatlock" xmlns:w16se="http://schemas.microsoft.com/office/word/2015/wordml/symex" xmlns:w16du="http://schemas.microsoft.com/office/word/2023/wordml/word16du" xmlns:wne="http://schemas.microsoft.com/office/word/2006/wordml" mc:Ignorable="w14 w15 w16se w16cid w16 w16cex w16sdtdh w16sdtfl cr w16du wp14">
   <w16cex:commentExtensible w16cex:durableId="782830FD" w16cex:dateUtc="2026-03-30T14:40:00Z"/>
   <w16cex:commentExtensible w16cex:durableId="7E0DB8FD" w16cex:dateUtc="2026-06-23T16:19:00Z"/>
 </w16cex:commentsExtensible>
 </file>
 
 <file path=word/commentsIds.xml><?xml version="1.0" encoding="utf-8"?>
-<w16cid:commentsIds xmlns:wpc="http://schemas.microsoft.com/office/word/2010/wordprocessingCanvas" xmlns:cx="http://schemas.microsoft.com/office/drawing/2014/chartex" xmlns:cx1="http://schemas.microsoft.com/office/drawing/2015/9/8/chartex" xmlns:cx2="http://schemas.microsoft.com/office/drawing/2015/10/21/chartex" xmlns:cx3="http://schemas.microsoft.com/office/drawing/2016/5/9/chartex" xmlns:cx4="http://schemas.microsoft.com/office/drawing/2016/5/10/chartex" xmlns:cx5="http://schemas.microsoft.com/office/drawing/2016/5/11/chartex" xmlns:cx6="http://schemas.microsoft.com/office/drawing/2016/5/12/chartex" xmlns:cx7="http://schemas.microsoft.com/office/drawing/2016/5/13/chartex" xmlns:cx8="http://schemas.microsoft.com/office/drawing/2016/5/14/chartex" xmlns:mc="http://schemas.openxmlformats.org/markup-compatibility/2006" xmlns:m="http://schemas.openxmlformats.org/officeDocument/2006/math" xmlns:aink="http://schemas.microsoft.com/office/drawing/2016/ink" xmlns:am3d="http://schemas.microsoft.com/office/drawing/2017/model3d" xmlns:oel="http://schemas.microsoft.com/office/2019/extlst" xmlns:r="http://schemas.openxmlformats.org/officeDocument/2006/relationships" xmlns:wp14="http://schemas.microsoft.com/office/word/2010/wordprocessingDrawing" xmlns:wp="http://schemas.openxmlformats.org/drawingml/2006/wordprocessingDrawing" xmlns:wpg="http://schemas.microsoft.com/office/word/2010/wordprocessingGroup" xmlns:wpi="http://schemas.microsoft.com/office/word/2010/wordprocessingInk" xmlns:wps="http://schemas.microsoft.com/office/word/2010/wordprocessingShape" xmlns:o="urn:schemas-microsoft-com:office:office" xmlns:v="urn:schemas-microsoft-com:vml" xmlns:w10="urn:schemas-microsoft-com:office:word" xmlns:w="http://schemas.openxmlformats.org/wordprocessingml/2006/main" xmlns:w14="http://schemas.microsoft.com/office/word/2010/wordml" xmlns:w15="http://schemas.microsoft.com/office/word/2012/wordml" xmlns:w16cex="http://schemas.microsoft.com/office/word/2018/wordml/cex" xmlns:w16cid="http://schemas.microsoft.com/office/word/2016/wordml/cid" xmlns:w16="http://schemas.microsoft.com/office/word/2018/wordml" xmlns:w16sdtdh="http://schemas.microsoft.com/office/word/2020/wordml/sdtdatahash" xmlns:w16sdtfl="http://schemas.microsoft.com/office/word/2024/wordml/sdtformatlock" xmlns:w16se="http://schemas.microsoft.com/office/word/2015/wordml/symex" xmlns:w16du="http://schemas.microsoft.com/office/word/2023/wordml/word16du" xmlns:wne="http://schemas.microsoft.com/office/word/2006/wordml" mc:Ignorable="w14 w15 w16se w16cid w16 w16cex w16sdtdh w16sdtfl w16du wp14">
+<w16cid:commentsIds xmlns:wpc="http://schemas.microsoft.com/office/word/2010/wordprocessingCanvas" xmlns:cx="http://schemas.microsoft.com/office/drawing/2014/chartex" xmlns:cx1="http://schemas.microsoft.com/office/drawing/2015/9/8/chartex" xmlns:cx2="http://schemas.microsoft.com/office/drawing/2015/10/21/chartex" xmlns:cx3="http://schemas.microsoft.com/office/drawing/2016/5/9/chartex" xmlns:cx4="http://schemas.microsoft.com/office/drawing/2016/5/10/chartex" xmlns:cx5="http://schemas.microsoft.com/office/drawing/2016/5/11/chartex" xmlns:cx6="http://schemas.microsoft.com/office/drawing/2016/5/12/chartex" xmlns:cx7="http://schemas.microsoft.com/office/drawing/2016/5/13/chartex" xmlns:cx8="http://schemas.microsoft.com/office/drawing/2016/5/14/chartex" xmlns:mc="http://schemas.openxmlformats.org/markup-compatibility/2006" xmlns:m="http://schemas.openxmlformats.org/officeDocument/2006/math" xmlns:aink="http://schemas.microsoft.com/office/drawing/2016/ink" xmlns:am3d="http://schemas.microsoft.com/office/drawing/2017/model3d" xmlns:oel="http://schemas.microsoft.com/office/2019/extlst" xmlns:r="http://schemas.openxmlformats.org/officeDocument/2006/relationships" xmlns:wp14="http://schemas.microsoft.com/office/word/2010/wordprocessingDrawing" xmlns:wp="http://schemas.openxmlformats.org/drawingml/2006/wordprocessingDrawing" xmlns:wpg="http://schemas.microsoft.com/office/word/2010/wordprocessingGroup" xmlns:wpi="http://schemas.microsoft.com/office/word/2010/wordprocessingInk" xmlns:wps="http://schemas.microsoft.com/office/word/2010/wordprocessingShape" xmlns:o="urn:schemas-microsoft-com:office:office" xmlns:v="urn:schemas-microsoft-com:vml" xmlns:w10="urn:schemas-microsoft-com:office:word" xmlns:w="http://schemas.openxmlformats.org/wordprocessingml/2006/main" xmlns:w14="http://schemas.microsoft.com/office/word/2010/wordml" xmlns:w15="http://schemas.microsoft.com/office/word/2012/wordml" xmlns:w16cei="http://schemas.microsoft.com/office/word/2026/wordml/cei" xmlns:w16cex="http://schemas.microsoft.com/office/word/2018/wordml/cex" xmlns:w16cid="http://schemas.microsoft.com/office/word/2016/wordml/cid" xmlns:w16="http://schemas.microsoft.com/office/word/2018/wordml" xmlns:w16sdtdh="http://schemas.microsoft.com/office/word/2020/wordml/sdtdatahash" xmlns:w16sdtfl="http://schemas.microsoft.com/office/word/2024/wordml/sdtformatlock" xmlns:w16se="http://schemas.microsoft.com/office/word/2015/wordml/symex" xmlns:w16du="http://schemas.microsoft.com/office/word/2023/wordml/word16du" xmlns:wne="http://schemas.microsoft.com/office/word/2006/wordml" mc:Ignorable="w14 w15 w16se w16cid w16 w16cex w16sdtdh w16sdtfl w16du wp14">
   <w16cid:commentId w16cid:paraId="60341A56" w16cid:durableId="782830FD"/>
   <w16cid:commentId w16cid:paraId="17E91E61" w16cid:durableId="7E0DB8FD"/>
 </w16cid:commentsIds>
 </file>
 
 <file path=word/endnotes.xml><?xml version="1.0" encoding="utf-8"?>
-<w:endnotes xmlns:wpc="http://schemas.microsoft.com/office/word/2010/wordprocessingCanvas" xmlns:cx="http://schemas.microsoft.com/office/drawing/2014/chartex" xmlns:cx1="http://schemas.microsoft.com/office/drawing/2015/9/8/chartex" xmlns:cx2="http://schemas.microsoft.com/office/drawing/2015/10/21/chartex" xmlns:cx3="http://schemas.microsoft.com/office/drawing/2016/5/9/chartex" xmlns:cx4="http://schemas.microsoft.com/office/drawing/2016/5/10/chartex" xmlns:cx5="http://schemas.microsoft.com/office/drawing/2016/5/11/chartex" xmlns:cx6="http://schemas.microsoft.com/office/drawing/2016/5/12/chartex" xmlns:cx7="http://schemas.microsoft.com/office/drawing/2016/5/13/chartex" xmlns:cx8="http://schemas.microsoft.com/office/drawing/2016/5/14/chartex" xmlns:mc="http://schemas.openxmlformats.org/markup-compatibility/2006" xmlns:m="http://schemas.openxmlformats.org/officeDocument/2006/math" xmlns:aink="http://schemas.microsoft.com/office/drawing/2016/ink" xmlns:am3d="http://schemas.microsoft.com/office/drawing/2017/model3d" xmlns:oel="http://schemas.microsoft.com/office/2019/extlst" xmlns:r="http://schemas.openxmlformats.org/officeDocument/2006/relationships" xmlns:wp14="http://schemas.microsoft.com/office/word/2010/wordprocessingDrawing" xmlns:wp="http://schemas.openxmlformats.org/drawingml/2006/wordprocessingDrawing" xmlns:wpg="http://schemas.microsoft.com/office/word/2010/wordprocessingGroup" xmlns:wpi="http://schemas.microsoft.com/office/word/2010/wordprocessingInk" xmlns:wps="http://schemas.microsoft.com/office/word/2010/wordprocessingShape" xmlns:o="urn:schemas-microsoft-com:office:office" xmlns:v="urn:schemas-microsoft-com:vml" xmlns:w10="urn:schemas-microsoft-com:office:word" xmlns:w="http://schemas.openxmlformats.org/wordprocessingml/2006/main" xmlns:w14="http://schemas.microsoft.com/office/word/2010/wordml" xmlns:w15="http://schemas.microsoft.com/office/word/2012/wordml" xmlns:w16cex="http://schemas.microsoft.com/office/word/2018/wordml/cex" xmlns:w16cid="http://schemas.microsoft.com/office/word/2016/wordml/cid" xmlns:w16="http://schemas.microsoft.com/office/word/2018/wordml" xmlns:w16sdtdh="http://schemas.microsoft.com/office/word/2020/wordml/sdtdatahash" xmlns:w16sdtfl="http://schemas.microsoft.com/office/word/2024/wordml/sdtformatlock" xmlns:w16se="http://schemas.microsoft.com/office/word/2015/wordml/symex" xmlns:w16du="http://schemas.microsoft.com/office/word/2023/wordml/word16du" xmlns:wne="http://schemas.microsoft.com/office/word/2006/wordml" mc:Ignorable="w14 w15 w16se w16cid w16 w16cex w16sdtdh w16sdtfl w16du wp14">
+<w:endnotes xmlns:wpc="http://schemas.microsoft.com/office/word/2010/wordprocessingCanvas" xmlns:cx="http://schemas.microsoft.com/office/drawing/2014/chartex" xmlns:cx1="http://schemas.microsoft.com/office/drawing/2015/9/8/chartex" xmlns:cx2="http://schemas.microsoft.com/office/drawing/2015/10/21/chartex" xmlns:cx3="http://schemas.microsoft.com/office/drawing/2016/5/9/chartex" xmlns:cx4="http://schemas.microsoft.com/office/drawing/2016/5/10/chartex" xmlns:cx5="http://schemas.microsoft.com/office/drawing/2016/5/11/chartex" xmlns:cx6="http://schemas.microsoft.com/office/drawing/2016/5/12/chartex" xmlns:cx7="http://schemas.microsoft.com/office/drawing/2016/5/13/chartex" xmlns:cx8="http://schemas.microsoft.com/office/drawing/2016/5/14/chartex" xmlns:mc="http://schemas.openxmlformats.org/markup-compatibility/2006" xmlns:m="http://schemas.openxmlformats.org/officeDocument/2006/math" xmlns:aink="http://schemas.microsoft.com/office/drawing/2016/ink" xmlns:am3d="http://schemas.microsoft.com/office/drawing/2017/model3d" xmlns:oel="http://schemas.microsoft.com/office/2019/extlst" xmlns:r="http://schemas.openxmlformats.org/officeDocument/2006/relationships" xmlns:wp14="http://schemas.microsoft.com/office/word/2010/wordprocessingDrawing" xmlns:wp="http://schemas.openxmlformats.org/drawingml/2006/wordprocessingDrawing" xmlns:wpg="http://schemas.microsoft.com/office/word/2010/wordprocessingGroup" xmlns:wpi="http://schemas.microsoft.com/office/word/2010/wordprocessingInk" xmlns:wps="http://schemas.microsoft.com/office/word/2010/wordprocessingShape" xmlns:o="urn:schemas-microsoft-com:office:office" xmlns:v="urn:schemas-microsoft-com:vml" xmlns:w10="urn:schemas-microsoft-com:office:word" xmlns:w="http://schemas.openxmlformats.org/wordprocessingml/2006/main" xmlns:w14="http://schemas.microsoft.com/office/word/2010/wordml" xmlns:w15="http://schemas.microsoft.com/office/word/2012/wordml" xmlns:w16cei="http://schemas.microsoft.com/office/word/2026/wordml/cei" xmlns:w16cex="http://schemas.microsoft.com/office/word/2018/wordml/cex" xmlns:w16cid="http://schemas.microsoft.com/office/word/2016/wordml/cid" xmlns:w16="http://schemas.microsoft.com/office/word/2018/wordml" xmlns:w16sdtdh="http://schemas.microsoft.com/office/word/2020/wordml/sdtdatahash" xmlns:w16sdtfl="http://schemas.microsoft.com/office/word/2024/wordml/sdtformatlock" xmlns:w16se="http://schemas.microsoft.com/office/word/2015/wordml/symex" xmlns:w16du="http://schemas.microsoft.com/office/word/2023/wordml/word16du" xmlns:wne="http://schemas.microsoft.com/office/word/2006/wordml" mc:Ignorable="w14 w15 w16se w16cid w16 w16cex w16sdtdh w16sdtfl w16du wp14">
   <w:endnote w:type="separator" w:id="-1">
     <w:p>
       <w:pPr>
@@ -30416,7 +30243,7 @@
 </file>
 
 <file path=word/footer1.xml><?xml version="1.0" encoding="utf-8"?>
-<w:ftr xmlns:wpc="http://schemas.microsoft.com/office/word/2010/wordprocessingCanvas" xmlns:cx="http://schemas.microsoft.com/office/drawing/2014/chartex" xmlns:cx1="http://schemas.microsoft.com/office/drawing/2015/9/8/chartex" xmlns:cx2="http://schemas.microsoft.com/office/drawing/2015/10/21/chartex" xmlns:cx3="http://schemas.microsoft.com/office/drawing/2016/5/9/chartex" xmlns:cx4="http://schemas.microsoft.com/office/drawing/2016/5/10/chartex" xmlns:cx5="http://schemas.microsoft.com/office/drawing/2016/5/11/chartex" xmlns:cx6="http://schemas.microsoft.com/office/drawing/2016/5/12/chartex" xmlns:cx7="http://schemas.microsoft.com/office/drawing/2016/5/13/chartex" xmlns:cx8="http://schemas.microsoft.com/office/drawing/2016/5/14/chartex" xmlns:mc="http://schemas.openxmlformats.org/markup-compatibility/2006" xmlns:m="http://schemas.openxmlformats.org/officeDocument/2006/math" xmlns:aink="http://schemas.microsoft.com/office/drawing/2016/ink" xmlns:am3d="http://schemas.microsoft.com/office/drawing/2017/model3d" xmlns:oel="http://schemas.microsoft.com/office/2019/extlst" xmlns:r="http://schemas.openxmlformats.org/officeDocument/2006/relationships" xmlns:wp14="http://schemas.microsoft.com/office/word/2010/wordprocessingDrawing" xmlns:wp="http://schemas.openxmlformats.org/drawingml/2006/wordprocessingDrawing" xmlns:wpg="http://schemas.microsoft.com/office/word/2010/wordprocessingGroup" xmlns:wpi="http://schemas.microsoft.com/office/word/2010/wordprocessingInk" xmlns:wps="http://schemas.microsoft.com/office/word/2010/wordprocessingShape" xmlns:o="urn:schemas-microsoft-com:office:office" xmlns:v="urn:schemas-microsoft-com:vml" xmlns:w10="urn:schemas-microsoft-com:office:word" xmlns:w="http://schemas.openxmlformats.org/wordprocessingml/2006/main" xmlns:w14="http://schemas.microsoft.com/office/word/2010/wordml" xmlns:w15="http://schemas.microsoft.com/office/word/2012/wordml" xmlns:w16cex="http://schemas.microsoft.com/office/word/2018/wordml/cex" xmlns:w16cid="http://schemas.microsoft.com/office/word/2016/wordml/cid" xmlns:w16="http://schemas.microsoft.com/office/word/2018/wordml" xmlns:w16sdtdh="http://schemas.microsoft.com/office/word/2020/wordml/sdtdatahash" xmlns:w16sdtfl="http://schemas.microsoft.com/office/word/2024/wordml/sdtformatlock" xmlns:w16se="http://schemas.microsoft.com/office/word/2015/wordml/symex" xmlns:w16du="http://schemas.microsoft.com/office/word/2023/wordml/word16du" xmlns:wne="http://schemas.microsoft.com/office/word/2006/wordml" mc:Ignorable="w14 w15 w16se w16cid w16 w16cex w16sdtdh w16sdtfl w16du wp14">
+<w:ftr xmlns:wpc="http://schemas.microsoft.com/office/word/2010/wordprocessingCanvas" xmlns:cx="http://schemas.microsoft.com/office/drawing/2014/chartex" xmlns:cx1="http://schemas.microsoft.com/office/drawing/2015/9/8/chartex" xmlns:cx2="http://schemas.microsoft.com/office/drawing/2015/10/21/chartex" xmlns:cx3="http://schemas.microsoft.com/office/drawing/2016/5/9/chartex" xmlns:cx4="http://schemas.microsoft.com/office/drawing/2016/5/10/chartex" xmlns:cx5="http://schemas.microsoft.com/office/drawing/2016/5/11/chartex" xmlns:cx6="http://schemas.microsoft.com/office/drawing/2016/5/12/chartex" xmlns:cx7="http://schemas.microsoft.com/office/drawing/2016/5/13/chartex" xmlns:cx8="http://schemas.microsoft.com/office/drawing/2016/5/14/chartex" xmlns:mc="http://schemas.openxmlformats.org/markup-compatibility/2006" xmlns:m="http://schemas.openxmlformats.org/officeDocument/2006/math" xmlns:aink="http://schemas.microsoft.com/office/drawing/2016/ink" xmlns:am3d="http://schemas.microsoft.com/office/drawing/2017/model3d" xmlns:oel="http://schemas.microsoft.com/office/2019/extlst" xmlns:r="http://schemas.openxmlformats.org/officeDocument/2006/relationships" xmlns:wp14="http://schemas.microsoft.com/office/word/2010/wordprocessingDrawing" xmlns:wp="http://schemas.openxmlformats.org/drawingml/2006/wordprocessingDrawing" xmlns:wpg="http://schemas.microsoft.com/office/word/2010/wordprocessingGroup" xmlns:wpi="http://schemas.microsoft.com/office/word/2010/wordprocessingInk" xmlns:wps="http://schemas.microsoft.com/office/word/2010/wordprocessingShape" xmlns:o="urn:schemas-microsoft-com:office:office" xmlns:v="urn:schemas-microsoft-com:vml" xmlns:w10="urn:schemas-microsoft-com:office:word" xmlns:w="http://schemas.openxmlformats.org/wordprocessingml/2006/main" xmlns:w14="http://schemas.microsoft.com/office/word/2010/wordml" xmlns:w15="http://schemas.microsoft.com/office/word/2012/wordml" xmlns:w16cei="http://schemas.microsoft.com/office/word/2026/wordml/cei" xmlns:w16cex="http://schemas.microsoft.com/office/word/2018/wordml/cex" xmlns:w16cid="http://schemas.microsoft.com/office/word/2016/wordml/cid" xmlns:w16="http://schemas.microsoft.com/office/word/2018/wordml" xmlns:w16sdtdh="http://schemas.microsoft.com/office/word/2020/wordml/sdtdatahash" xmlns:w16sdtfl="http://schemas.microsoft.com/office/word/2024/wordml/sdtformatlock" xmlns:w16se="http://schemas.microsoft.com/office/word/2015/wordml/symex" xmlns:w16du="http://schemas.microsoft.com/office/word/2023/wordml/word16du" xmlns:wne="http://schemas.microsoft.com/office/word/2006/wordml" mc:Ignorable="w14 w15 w16se w16cid w16 w16cex w16sdtdh w16sdtfl w16du wp14">
   <w:p>
     <w:pPr>
       <w:pStyle w:val="Footer"/>
@@ -30626,7 +30453,7 @@
 </file>
 
 <file path=word/footnotes.xml><?xml version="1.0" encoding="utf-8"?>
-<w:footnotes xmlns:wpc="http://schemas.microsoft.com/office/word/2010/wordprocessingCanvas" xmlns:cx="http://schemas.microsoft.com/office/drawing/2014/chartex" xmlns:cx1="http://schemas.microsoft.com/office/drawing/2015/9/8/chartex" xmlns:cx2="http://schemas.microsoft.com/office/drawing/2015/10/21/chartex" xmlns:cx3="http://schemas.microsoft.com/office/drawing/2016/5/9/chartex" xmlns:cx4="http://schemas.microsoft.com/office/drawing/2016/5/10/chartex" xmlns:cx5="http://schemas.microsoft.com/office/drawing/2016/5/11/chartex" xmlns:cx6="http://schemas.microsoft.com/office/drawing/2016/5/12/chartex" xmlns:cx7="http://schemas.microsoft.com/office/drawing/2016/5/13/chartex" xmlns:cx8="http://schemas.microsoft.com/office/drawing/2016/5/14/chartex" xmlns:mc="http://schemas.openxmlformats.org/markup-compatibility/2006" xmlns:m="http://schemas.openxmlformats.org/officeDocument/2006/math" xmlns:aink="http://schemas.microsoft.com/office/drawing/2016/ink" xmlns:am3d="http://schemas.microsoft.com/office/drawing/2017/model3d" xmlns:oel="http://schemas.microsoft.com/office/2019/extlst" xmlns:r="http://schemas.openxmlformats.org/officeDocument/2006/relationships" xmlns:wp14="http://schemas.microsoft.com/office/word/2010/wordprocessingDrawing" xmlns:wp="http://schemas.openxmlformats.org/drawingml/2006/wordprocessingDrawing" xmlns:wpg="http://schemas.microsoft.com/office/word/2010/wordprocessingGroup" xmlns:wpi="http://schemas.microsoft.com/office/word/2010/wordprocessingInk" xmlns:wps="http://schemas.microsoft.com/office/word/2010/wordprocessingShape" xmlns:o="urn:schemas-microsoft-com:office:office" xmlns:v="urn:schemas-microsoft-com:vml" xmlns:w10="urn:schemas-microsoft-com:office:word" xmlns:w="http://schemas.openxmlformats.org/wordprocessingml/2006/main" xmlns:w14="http://schemas.microsoft.com/office/word/2010/wordml" xmlns:w15="http://schemas.microsoft.com/office/word/2012/wordml" xmlns:w16cex="http://schemas.microsoft.com/office/word/2018/wordml/cex" xmlns:w16cid="http://schemas.microsoft.com/office/word/2016/wordml/cid" xmlns:w16="http://schemas.microsoft.com/office/word/2018/wordml" xmlns:w16sdtdh="http://schemas.microsoft.com/office/word/2020/wordml/sdtdatahash" xmlns:w16sdtfl="http://schemas.microsoft.com/office/word/2024/wordml/sdtformatlock" xmlns:w16se="http://schemas.microsoft.com/office/word/2015/wordml/symex" xmlns:w16du="http://schemas.microsoft.com/office/word/2023/wordml/word16du" xmlns:wne="http://schemas.microsoft.com/office/word/2006/wordml" mc:Ignorable="w14 w15 w16se w16cid w16 w16cex w16sdtdh w16sdtfl w16du wp14">
+<w:footnotes xmlns:wpc="http://schemas.microsoft.com/office/word/2010/wordprocessingCanvas" xmlns:cx="http://schemas.microsoft.com/office/drawing/2014/chartex" xmlns:cx1="http://schemas.microsoft.com/office/drawing/2015/9/8/chartex" xmlns:cx2="http://schemas.microsoft.com/office/drawing/2015/10/21/chartex" xmlns:cx3="http://schemas.microsoft.com/office/drawing/2016/5/9/chartex" xmlns:cx4="http://schemas.microsoft.com/office/drawing/2016/5/10/chartex" xmlns:cx5="http://schemas.microsoft.com/office/drawing/2016/5/11/chartex" xmlns:cx6="http://schemas.microsoft.com/office/drawing/2016/5/12/chartex" xmlns:cx7="http://schemas.microsoft.com/office/drawing/2016/5/13/chartex" xmlns:cx8="http://schemas.microsoft.com/office/drawing/2016/5/14/chartex" xmlns:mc="http://schemas.openxmlformats.org/markup-compatibility/2006" xmlns:m="http://schemas.openxmlformats.org/officeDocument/2006/math" xmlns:aink="http://schemas.microsoft.com/office/drawing/2016/ink" xmlns:am3d="http://schemas.microsoft.com/office/drawing/2017/model3d" xmlns:oel="http://schemas.microsoft.com/office/2019/extlst" xmlns:r="http://schemas.openxmlformats.org/officeDocument/2006/relationships" xmlns:wp14="http://schemas.microsoft.com/office/word/2010/wordprocessingDrawing" xmlns:wp="http://schemas.openxmlformats.org/drawingml/2006/wordprocessingDrawing" xmlns:wpg="http://schemas.microsoft.com/office/word/2010/wordprocessingGroup" xmlns:wpi="http://schemas.microsoft.com/office/word/2010/wordprocessingInk" xmlns:wps="http://schemas.microsoft.com/office/word/2010/wordprocessingShape" xmlns:o="urn:schemas-microsoft-com:office:office" xmlns:v="urn:schemas-microsoft-com:vml" xmlns:w10="urn:schemas-microsoft-com:office:word" xmlns:w="http://schemas.openxmlformats.org/wordprocessingml/2006/main" xmlns:w14="http://schemas.microsoft.com/office/word/2010/wordml" xmlns:w15="http://schemas.microsoft.com/office/word/2012/wordml" xmlns:w16cei="http://schemas.microsoft.com/office/word/2026/wordml/cei" xmlns:w16cex="http://schemas.microsoft.com/office/word/2018/wordml/cex" xmlns:w16cid="http://schemas.microsoft.com/office/word/2016/wordml/cid" xmlns:w16="http://schemas.microsoft.com/office/word/2018/wordml" xmlns:w16sdtdh="http://schemas.microsoft.com/office/word/2020/wordml/sdtdatahash" xmlns:w16sdtfl="http://schemas.microsoft.com/office/word/2024/wordml/sdtformatlock" xmlns:w16se="http://schemas.microsoft.com/office/word/2015/wordml/symex" xmlns:w16du="http://schemas.microsoft.com/office/word/2023/wordml/word16du" xmlns:wne="http://schemas.microsoft.com/office/word/2006/wordml" mc:Ignorable="w14 w15 w16se w16cid w16 w16cex w16sdtdh w16sdtfl w16du wp14">
   <w:footnote w:type="separator" w:id="-1">
     <w:p>
       <w:pPr>
@@ -30658,7 +30485,7 @@
 </file>
 
 <file path=word/header1.xml><?xml version="1.0" encoding="utf-8"?>
-<w:hdr xmlns:wpc="http://schemas.microsoft.com/office/word/2010/wordprocessingCanvas" xmlns:cx="http://schemas.microsoft.com/office/drawing/2014/chartex" xmlns:cx1="http://schemas.microsoft.com/office/drawing/2015/9/8/chartex" xmlns:cx2="http://schemas.microsoft.com/office/drawing/2015/10/21/chartex" xmlns:cx3="http://schemas.microsoft.com/office/drawing/2016/5/9/chartex" xmlns:cx4="http://schemas.microsoft.com/office/drawing/2016/5/10/chartex" xmlns:cx5="http://schemas.microsoft.com/office/drawing/2016/5/11/chartex" xmlns:cx6="http://schemas.microsoft.com/office/drawing/2016/5/12/chartex" xmlns:cx7="http://schemas.microsoft.com/office/drawing/2016/5/13/chartex" xmlns:cx8="http://schemas.microsoft.com/office/drawing/2016/5/14/chartex" xmlns:mc="http://schemas.openxmlformats.org/markup-compatibility/2006" xmlns:m="http://schemas.openxmlformats.org/officeDocument/2006/math" xmlns:aink="http://schemas.microsoft.com/office/drawing/2016/ink" xmlns:am3d="http://schemas.microsoft.com/office/drawing/2017/model3d" xmlns:oel="http://schemas.microsoft.com/office/2019/extlst" xmlns:r="http://schemas.openxmlformats.org/officeDocument/2006/relationships" xmlns:wp14="http://schemas.microsoft.com/office/word/2010/wordprocessingDrawing" xmlns:wp="http://schemas.openxmlformats.org/drawingml/2006/wordprocessingDrawing" xmlns:wpg="http://schemas.microsoft.com/office/word/2010/wordprocessingGroup" xmlns:wpi="http://schemas.microsoft.com/office/word/2010/wordprocessingInk" xmlns:wps="http://schemas.microsoft.com/office/word/2010/wordprocessingShape" xmlns:o="urn:schemas-microsoft-com:office:office" xmlns:v="urn:schemas-microsoft-com:vml" xmlns:w10="urn:schemas-microsoft-com:office:word" xmlns:w="http://schemas.openxmlformats.org/wordprocessingml/2006/main" xmlns:w14="http://schemas.microsoft.com/office/word/2010/wordml" xmlns:w15="http://schemas.microsoft.com/office/word/2012/wordml" xmlns:w16cex="http://schemas.microsoft.com/office/word/2018/wordml/cex" xmlns:w16cid="http://schemas.microsoft.com/office/word/2016/wordml/cid" xmlns:w16="http://schemas.microsoft.com/office/word/2018/wordml" xmlns:w16sdtdh="http://schemas.microsoft.com/office/word/2020/wordml/sdtdatahash" xmlns:w16sdtfl="http://schemas.microsoft.com/office/word/2024/wordml/sdtformatlock" xmlns:w16se="http://schemas.microsoft.com/office/word/2015/wordml/symex" xmlns:w16du="http://schemas.microsoft.com/office/word/2023/wordml/word16du" xmlns:wne="http://schemas.microsoft.com/office/word/2006/wordml" mc:Ignorable="w14 w15 w16se w16cid w16 w16cex w16sdtdh w16sdtfl w16du wp14">
+<w:hdr xmlns:wpc="http://schemas.microsoft.com/office/word/2010/wordprocessingCanvas" xmlns:cx="http://schemas.microsoft.com/office/drawing/2014/chartex" xmlns:cx1="http://schemas.microsoft.com/office/drawing/2015/9/8/chartex" xmlns:cx2="http://schemas.microsoft.com/office/drawing/2015/10/21/chartex" xmlns:cx3="http://schemas.microsoft.com/office/drawing/2016/5/9/chartex" xmlns:cx4="http://schemas.microsoft.com/office/drawing/2016/5/10/chartex" xmlns:cx5="http://schemas.microsoft.com/office/drawing/2016/5/11/chartex" xmlns:cx6="http://schemas.microsoft.com/office/drawing/2016/5/12/chartex" xmlns:cx7="http://schemas.microsoft.com/office/drawing/2016/5/13/chartex" xmlns:cx8="http://schemas.microsoft.com/office/drawing/2016/5/14/chartex" xmlns:mc="http://schemas.openxmlformats.org/markup-compatibility/2006" xmlns:m="http://schemas.openxmlformats.org/officeDocument/2006/math" xmlns:aink="http://schemas.microsoft.com/office/drawing/2016/ink" xmlns:am3d="http://schemas.microsoft.com/office/drawing/2017/model3d" xmlns:oel="http://schemas.microsoft.com/office/2019/extlst" xmlns:r="http://schemas.openxmlformats.org/officeDocument/2006/relationships" xmlns:wp14="http://schemas.microsoft.com/office/word/2010/wordprocessingDrawing" xmlns:wp="http://schemas.openxmlformats.org/drawingml/2006/wordprocessingDrawing" xmlns:wpg="http://schemas.microsoft.com/office/word/2010/wordprocessingGroup" xmlns:wpi="http://schemas.microsoft.com/office/word/2010/wordprocessingInk" xmlns:wps="http://schemas.microsoft.com/office/word/2010/wordprocessingShape" xmlns:o="urn:schemas-microsoft-com:office:office" xmlns:v="urn:schemas-microsoft-com:vml" xmlns:w10="urn:schemas-microsoft-com:office:word" xmlns:w="http://schemas.openxmlformats.org/wordprocessingml/2006/main" xmlns:w14="http://schemas.microsoft.com/office/word/2010/wordml" xmlns:w15="http://schemas.microsoft.com/office/word/2012/wordml" xmlns:w16cei="http://schemas.microsoft.com/office/word/2026/wordml/cei" xmlns:w16cex="http://schemas.microsoft.com/office/word/2018/wordml/cex" xmlns:w16cid="http://schemas.microsoft.com/office/word/2016/wordml/cid" xmlns:w16="http://schemas.microsoft.com/office/word/2018/wordml" xmlns:w16sdtdh="http://schemas.microsoft.com/office/word/2020/wordml/sdtdatahash" xmlns:w16sdtfl="http://schemas.microsoft.com/office/word/2024/wordml/sdtformatlock" xmlns:w16se="http://schemas.microsoft.com/office/word/2015/wordml/symex" xmlns:w16du="http://schemas.microsoft.com/office/word/2023/wordml/word16du" xmlns:wne="http://schemas.microsoft.com/office/word/2006/wordml" mc:Ignorable="w14 w15 w16se w16cid w16 w16cex w16sdtdh w16sdtfl w16du wp14">
   <w:p>
     <w:pPr>
       <w:pStyle w:val="Header"/>
@@ -30723,7 +30550,7 @@
 </file>
 
 <file path=word/header2.xml><?xml version="1.0" encoding="utf-8"?>
-<w:hdr xmlns:wpc="http://schemas.microsoft.com/office/word/2010/wordprocessingCanvas" xmlns:cx="http://schemas.microsoft.com/office/drawing/2014/chartex" xmlns:cx1="http://schemas.microsoft.com/office/drawing/2015/9/8/chartex" xmlns:cx2="http://schemas.microsoft.com/office/drawing/2015/10/21/chartex" xmlns:cx3="http://schemas.microsoft.com/office/drawing/2016/5/9/chartex" xmlns:cx4="http://schemas.microsoft.com/office/drawing/2016/5/10/chartex" xmlns:cx5="http://schemas.microsoft.com/office/drawing/2016/5/11/chartex" xmlns:cx6="http://schemas.microsoft.com/office/drawing/2016/5/12/chartex" xmlns:cx7="http://schemas.microsoft.com/office/drawing/2016/5/13/chartex" xmlns:cx8="http://schemas.microsoft.com/office/drawing/2016/5/14/chartex" xmlns:mc="http://schemas.openxmlformats.org/markup-compatibility/2006" xmlns:m="http://schemas.openxmlformats.org/officeDocument/2006/math" xmlns:aink="http://schemas.microsoft.com/office/drawing/2016/ink" xmlns:am3d="http://schemas.microsoft.com/office/drawing/2017/model3d" xmlns:oel="http://schemas.microsoft.com/office/2019/extlst" xmlns:r="http://schemas.openxmlformats.org/officeDocument/2006/relationships" xmlns:wp14="http://schemas.microsoft.com/office/word/2010/wordprocessingDrawing" xmlns:wp="http://schemas.openxmlformats.org/drawingml/2006/wordprocessingDrawing" xmlns:wpg="http://schemas.microsoft.com/office/word/2010/wordprocessingGroup" xmlns:wpi="http://schemas.microsoft.com/office/word/2010/wordprocessingInk" xmlns:wps="http://schemas.microsoft.com/office/word/2010/wordprocessingShape" xmlns:o="urn:schemas-microsoft-com:office:office" xmlns:v="urn:schemas-microsoft-com:vml" xmlns:w10="urn:schemas-microsoft-com:office:word" xmlns:w="http://schemas.openxmlformats.org/wordprocessingml/2006/main" xmlns:w14="http://schemas.microsoft.com/office/word/2010/wordml" xmlns:w15="http://schemas.microsoft.com/office/word/2012/wordml" xmlns:w16cex="http://schemas.microsoft.com/office/word/2018/wordml/cex" xmlns:w16cid="http://schemas.microsoft.com/office/word/2016/wordml/cid" xmlns:w16="http://schemas.microsoft.com/office/word/2018/wordml" xmlns:w16sdtdh="http://schemas.microsoft.com/office/word/2020/wordml/sdtdatahash" xmlns:w16sdtfl="http://schemas.microsoft.com/office/word/2024/wordml/sdtformatlock" xmlns:w16se="http://schemas.microsoft.com/office/word/2015/wordml/symex" xmlns:w16du="http://schemas.microsoft.com/office/word/2023/wordml/word16du" xmlns:wne="http://schemas.microsoft.com/office/word/2006/wordml" mc:Ignorable="w14 w15 w16se w16cid w16 w16cex w16sdtdh w16sdtfl w16du wp14">
+<w:hdr xmlns:wpc="http://schemas.microsoft.com/office/word/2010/wordprocessingCanvas" xmlns:cx="http://schemas.microsoft.com/office/drawing/2014/chartex" xmlns:cx1="http://schemas.microsoft.com/office/drawing/2015/9/8/chartex" xmlns:cx2="http://schemas.microsoft.com/office/drawing/2015/10/21/chartex" xmlns:cx3="http://schemas.microsoft.com/office/drawing/2016/5/9/chartex" xmlns:cx4="http://schemas.microsoft.com/office/drawing/2016/5/10/chartex" xmlns:cx5="http://schemas.microsoft.com/office/drawing/2016/5/11/chartex" xmlns:cx6="http://schemas.microsoft.com/office/drawing/2016/5/12/chartex" xmlns:cx7="http://schemas.microsoft.com/office/drawing/2016/5/13/chartex" xmlns:cx8="http://schemas.microsoft.com/office/drawing/2016/5/14/chartex" xmlns:mc="http://schemas.openxmlformats.org/markup-compatibility/2006" xmlns:m="http://schemas.openxmlformats.org/officeDocument/2006/math" xmlns:aink="http://schemas.microsoft.com/office/drawing/2016/ink" xmlns:am3d="http://schemas.microsoft.com/office/drawing/2017/model3d" xmlns:oel="http://schemas.microsoft.com/office/2019/extlst" xmlns:r="http://schemas.openxmlformats.org/officeDocument/2006/relationships" xmlns:wp14="http://schemas.microsoft.com/office/word/2010/wordprocessingDrawing" xmlns:wp="http://schemas.openxmlformats.org/drawingml/2006/wordprocessingDrawing" xmlns:wpg="http://schemas.microsoft.com/office/word/2010/wordprocessingGroup" xmlns:wpi="http://schemas.microsoft.com/office/word/2010/wordprocessingInk" xmlns:wps="http://schemas.microsoft.com/office/word/2010/wordprocessingShape" xmlns:o="urn:schemas-microsoft-com:office:office" xmlns:v="urn:schemas-microsoft-com:vml" xmlns:w10="urn:schemas-microsoft-com:office:word" xmlns:w="http://schemas.openxmlformats.org/wordprocessingml/2006/main" xmlns:w14="http://schemas.microsoft.com/office/word/2010/wordml" xmlns:w15="http://schemas.microsoft.com/office/word/2012/wordml" xmlns:w16cei="http://schemas.microsoft.com/office/word/2026/wordml/cei" xmlns:w16cex="http://schemas.microsoft.com/office/word/2018/wordml/cex" xmlns:w16cid="http://schemas.microsoft.com/office/word/2016/wordml/cid" xmlns:w16="http://schemas.microsoft.com/office/word/2018/wordml" xmlns:w16sdtdh="http://schemas.microsoft.com/office/word/2020/wordml/sdtdatahash" xmlns:w16sdtfl="http://schemas.microsoft.com/office/word/2024/wordml/sdtformatlock" xmlns:w16se="http://schemas.microsoft.com/office/word/2015/wordml/symex" xmlns:w16du="http://schemas.microsoft.com/office/word/2023/wordml/word16du" xmlns:wne="http://schemas.microsoft.com/office/word/2006/wordml" mc:Ignorable="w14 w15 w16se w16cid w16 w16cex w16sdtdh w16sdtfl w16du wp14">
   <w:p>
     <w:pPr>
       <w:pStyle w:val="Header"/>
@@ -30741,7 +30568,7 @@
           <w:rPr>
             <w:noProof/>
           </w:rPr>
-          <w:pict w14:anchorId="384CB89C">
+          <w:pict w14:anchorId="35116C0F">
             <v:shapetype id="_x0000_t136" coordsize="21600,21600" o:spt="136" adj="10800" path="m@7,l@8,m@5,21600l@6,21600e">
               <v:formulas>
                 <v:f eqn="sum #0 0 10800"/>
@@ -30830,7 +30657,7 @@
 </file>
 
 <file path=word/numbering.xml><?xml version="1.0" encoding="utf-8"?>
-<w:numbering xmlns:wpc="http://schemas.microsoft.com/office/word/2010/wordprocessingCanvas" xmlns:cx="http://schemas.microsoft.com/office/drawing/2014/chartex" xmlns:cx1="http://schemas.microsoft.com/office/drawing/2015/9/8/chartex" xmlns:cx2="http://schemas.microsoft.com/office/drawing/2015/10/21/chartex" xmlns:cx3="http://schemas.microsoft.com/office/drawing/2016/5/9/chartex" xmlns:cx4="http://schemas.microsoft.com/office/drawing/2016/5/10/chartex" xmlns:cx5="http://schemas.microsoft.com/office/drawing/2016/5/11/chartex" xmlns:cx6="http://schemas.microsoft.com/office/drawing/2016/5/12/chartex" xmlns:cx7="http://schemas.microsoft.com/office/drawing/2016/5/13/chartex" xmlns:cx8="http://schemas.microsoft.com/office/drawing/2016/5/14/chartex" xmlns:mc="http://schemas.openxmlformats.org/markup-compatibility/2006" xmlns:m="http://schemas.openxmlformats.org/officeDocument/2006/math" xmlns:aink="http://schemas.microsoft.com/office/drawing/2016/ink" xmlns:am3d="http://schemas.microsoft.com/office/drawing/2017/model3d" xmlns:oel="http://schemas.microsoft.com/office/2019/extlst" xmlns:r="http://schemas.openxmlformats.org/officeDocument/2006/relationships" xmlns:wp14="http://schemas.microsoft.com/office/word/2010/wordprocessingDrawing" xmlns:wp="http://schemas.openxmlformats.org/drawingml/2006/wordprocessingDrawing" xmlns:wpg="http://schemas.microsoft.com/office/word/2010/wordprocessingGroup" xmlns:wpi="http://schemas.microsoft.com/office/word/2010/wordprocessingInk" xmlns:wps="http://schemas.microsoft.com/office/word/2010/wordprocessingShape" xmlns:o="urn:schemas-microsoft-com:office:office" xmlns:v="urn:schemas-microsoft-com:vml" xmlns:w10="urn:schemas-microsoft-com:office:word" xmlns:w="http://schemas.openxmlformats.org/wordprocessingml/2006/main" xmlns:w14="http://schemas.microsoft.com/office/word/2010/wordml" xmlns:w15="http://schemas.microsoft.com/office/word/2012/wordml" xmlns:w16cex="http://schemas.microsoft.com/office/word/2018/wordml/cex" xmlns:w16cid="http://schemas.microsoft.com/office/word/2016/wordml/cid" xmlns:w16="http://schemas.microsoft.com/office/word/2018/wordml" xmlns:w16sdtdh="http://schemas.microsoft.com/office/word/2020/wordml/sdtdatahash" xmlns:w16sdtfl="http://schemas.microsoft.com/office/word/2024/wordml/sdtformatlock" xmlns:w16se="http://schemas.microsoft.com/office/word/2015/wordml/symex" xmlns:w16du="http://schemas.microsoft.com/office/word/2023/wordml/word16du" xmlns:wne="http://schemas.microsoft.com/office/word/2006/wordml" mc:Ignorable="w14 w15 w16se w16cid w16 w16cex w16sdtdh w16sdtfl w16du wp14">
+<w:numbering xmlns:wpc="http://schemas.microsoft.com/office/word/2010/wordprocessingCanvas" xmlns:cx="http://schemas.microsoft.com/office/drawing/2014/chartex" xmlns:cx1="http://schemas.microsoft.com/office/drawing/2015/9/8/chartex" xmlns:cx2="http://schemas.microsoft.com/office/drawing/2015/10/21/chartex" xmlns:cx3="http://schemas.microsoft.com/office/drawing/2016/5/9/chartex" xmlns:cx4="http://schemas.microsoft.com/office/drawing/2016/5/10/chartex" xmlns:cx5="http://schemas.microsoft.com/office/drawing/2016/5/11/chartex" xmlns:cx6="http://schemas.microsoft.com/office/drawing/2016/5/12/chartex" xmlns:cx7="http://schemas.microsoft.com/office/drawing/2016/5/13/chartex" xmlns:cx8="http://schemas.microsoft.com/office/drawing/2016/5/14/chartex" xmlns:mc="http://schemas.openxmlformats.org/markup-compatibility/2006" xmlns:m="http://schemas.openxmlformats.org/officeDocument/2006/math" xmlns:aink="http://schemas.microsoft.com/office/drawing/2016/ink" xmlns:am3d="http://schemas.microsoft.com/office/drawing/2017/model3d" xmlns:oel="http://schemas.microsoft.com/office/2019/extlst" xmlns:r="http://schemas.openxmlformats.org/officeDocument/2006/relationships" xmlns:wp14="http://schemas.microsoft.com/office/word/2010/wordprocessingDrawing" xmlns:wp="http://schemas.openxmlformats.org/drawingml/2006/wordprocessingDrawing" xmlns:wpg="http://schemas.microsoft.com/office/word/2010/wordprocessingGroup" xmlns:wpi="http://schemas.microsoft.com/office/word/2010/wordprocessingInk" xmlns:wps="http://schemas.microsoft.com/office/word/2010/wordprocessingShape" xmlns:o="urn:schemas-microsoft-com:office:office" xmlns:v="urn:schemas-microsoft-com:vml" xmlns:w10="urn:schemas-microsoft-com:office:word" xmlns:w="http://schemas.openxmlformats.org/wordprocessingml/2006/main" xmlns:w14="http://schemas.microsoft.com/office/word/2010/wordml" xmlns:w15="http://schemas.microsoft.com/office/word/2012/wordml" xmlns:w16cei="http://schemas.microsoft.com/office/word/2026/wordml/cei" xmlns:w16cex="http://schemas.microsoft.com/office/word/2018/wordml/cex" xmlns:w16cid="http://schemas.microsoft.com/office/word/2016/wordml/cid" xmlns:w16="http://schemas.microsoft.com/office/word/2018/wordml" xmlns:w16sdtdh="http://schemas.microsoft.com/office/word/2020/wordml/sdtdatahash" xmlns:w16sdtfl="http://schemas.microsoft.com/office/word/2024/wordml/sdtformatlock" xmlns:w16se="http://schemas.microsoft.com/office/word/2015/wordml/symex" xmlns:w16du="http://schemas.microsoft.com/office/word/2023/wordml/word16du" xmlns:wne="http://schemas.microsoft.com/office/word/2006/wordml" mc:Ignorable="w14 w15 w16se w16cid w16 w16cex w16sdtdh w16sdtfl w16du wp14">
   <w:abstractNum w:abstractNumId="0" w15:restartNumberingAfterBreak="0">
     <w:nsid w:val="1A991BF9"/>
     <w:multiLevelType w:val="hybridMultilevel"/>
@@ -31697,7 +31524,7 @@
 </file>
 
 <file path=word/people.xml><?xml version="1.0" encoding="utf-8"?>
-<w15:people xmlns:wpc="http://schemas.microsoft.com/office/word/2010/wordprocessingCanvas" xmlns:cx="http://schemas.microsoft.com/office/drawing/2014/chartex" xmlns:cx1="http://schemas.microsoft.com/office/drawing/2015/9/8/chartex" xmlns:cx2="http://schemas.microsoft.com/office/drawing/2015/10/21/chartex" xmlns:cx3="http://schemas.microsoft.com/office/drawing/2016/5/9/chartex" xmlns:cx4="http://schemas.microsoft.com/office/drawing/2016/5/10/chartex" xmlns:cx5="http://schemas.microsoft.com/office/drawing/2016/5/11/chartex" xmlns:cx6="http://schemas.microsoft.com/office/drawing/2016/5/12/chartex" xmlns:cx7="http://schemas.microsoft.com/office/drawing/2016/5/13/chartex" xmlns:cx8="http://schemas.microsoft.com/office/drawing/2016/5/14/chartex" xmlns:mc="http://schemas.openxmlformats.org/markup-compatibility/2006" xmlns:m="http://schemas.openxmlformats.org/officeDocument/2006/math" xmlns:aink="http://schemas.microsoft.com/office/drawing/2016/ink" xmlns:am3d="http://schemas.microsoft.com/office/drawing/2017/model3d" xmlns:oel="http://schemas.microsoft.com/office/2019/extlst" xmlns:r="http://schemas.openxmlformats.org/officeDocument/2006/relationships" xmlns:wp14="http://schemas.microsoft.com/office/word/2010/wordprocessingDrawing" xmlns:wp="http://schemas.openxmlformats.org/drawingml/2006/wordprocessingDrawing" xmlns:wpg="http://schemas.microsoft.com/office/word/2010/wordprocessingGroup" xmlns:wpi="http://schemas.microsoft.com/office/word/2010/wordprocessingInk" xmlns:wps="http://schemas.microsoft.com/office/word/2010/wordprocessingShape" xmlns:o="urn:schemas-microsoft-com:office:office" xmlns:v="urn:schemas-microsoft-com:vml" xmlns:w10="urn:schemas-microsoft-com:office:word" xmlns:w="http://schemas.openxmlformats.org/wordprocessingml/2006/main" xmlns:w14="http://schemas.microsoft.com/office/word/2010/wordml" xmlns:w15="http://schemas.microsoft.com/office/word/2012/wordml" xmlns:w16cex="http://schemas.microsoft.com/office/word/2018/wordml/cex" xmlns:w16cid="http://schemas.microsoft.com/office/word/2016/wordml/cid" xmlns:w16="http://schemas.microsoft.com/office/word/2018/wordml" xmlns:w16sdtdh="http://schemas.microsoft.com/office/word/2020/wordml/sdtdatahash" xmlns:w16sdtfl="http://schemas.microsoft.com/office/word/2024/wordml/sdtformatlock" xmlns:w16se="http://schemas.microsoft.com/office/word/2015/wordml/symex" xmlns:w16du="http://schemas.microsoft.com/office/word/2023/wordml/word16du" xmlns:wne="http://schemas.microsoft.com/office/word/2006/wordml" mc:Ignorable="w14 w15 w16se w16cid w16 w16cex w16sdtdh w16sdtfl w16du wp14">
+<w15:people xmlns:wpc="http://schemas.microsoft.com/office/word/2010/wordprocessingCanvas" xmlns:cx="http://schemas.microsoft.com/office/drawing/2014/chartex" xmlns:cx1="http://schemas.microsoft.com/office/drawing/2015/9/8/chartex" xmlns:cx2="http://schemas.microsoft.com/office/drawing/2015/10/21/chartex" xmlns:cx3="http://schemas.microsoft.com/office/drawing/2016/5/9/chartex" xmlns:cx4="http://schemas.microsoft.com/office/drawing/2016/5/10/chartex" xmlns:cx5="http://schemas.microsoft.com/office/drawing/2016/5/11/chartex" xmlns:cx6="http://schemas.microsoft.com/office/drawing/2016/5/12/chartex" xmlns:cx7="http://schemas.microsoft.com/office/drawing/2016/5/13/chartex" xmlns:cx8="http://schemas.microsoft.com/office/drawing/2016/5/14/chartex" xmlns:mc="http://schemas.openxmlformats.org/markup-compatibility/2006" xmlns:m="http://schemas.openxmlformats.org/officeDocument/2006/math" xmlns:aink="http://schemas.microsoft.com/office/drawing/2016/ink" xmlns:am3d="http://schemas.microsoft.com/office/drawing/2017/model3d" xmlns:oel="http://schemas.microsoft.com/office/2019/extlst" xmlns:r="http://schemas.openxmlformats.org/officeDocument/2006/relationships" xmlns:wp14="http://schemas.microsoft.com/office/word/2010/wordprocessingDrawing" xmlns:wp="http://schemas.openxmlformats.org/drawingml/2006/wordprocessingDrawing" xmlns:wpg="http://schemas.microsoft.com/office/word/2010/wordprocessingGroup" xmlns:wpi="http://schemas.microsoft.com/office/word/2010/wordprocessingInk" xmlns:wps="http://schemas.microsoft.com/office/word/2010/wordprocessingShape" xmlns:o="urn:schemas-microsoft-com:office:office" xmlns:v="urn:schemas-microsoft-com:vml" xmlns:w10="urn:schemas-microsoft-com:office:word" xmlns:w="http://schemas.openxmlformats.org/wordprocessingml/2006/main" xmlns:w14="http://schemas.microsoft.com/office/word/2010/wordml" xmlns:w15="http://schemas.microsoft.com/office/word/2012/wordml" xmlns:w16cei="http://schemas.microsoft.com/office/word/2026/wordml/cei" xmlns:w16cex="http://schemas.microsoft.com/office/word/2018/wordml/cex" xmlns:w16cid="http://schemas.microsoft.com/office/word/2016/wordml/cid" xmlns:w16="http://schemas.microsoft.com/office/word/2018/wordml" xmlns:w16sdtdh="http://schemas.microsoft.com/office/word/2020/wordml/sdtdatahash" xmlns:w16sdtfl="http://schemas.microsoft.com/office/word/2024/wordml/sdtformatlock" xmlns:w16se="http://schemas.microsoft.com/office/word/2015/wordml/symex" xmlns:w16du="http://schemas.microsoft.com/office/word/2023/wordml/word16du" xmlns:wne="http://schemas.microsoft.com/office/word/2006/wordml" mc:Ignorable="w14 w15 w16se w16cid w16 w16cex w16sdtdh w16sdtfl w16du wp14">
   <w15:person w15:author="Apel, Nick">
     <w15:presenceInfo w15:providerId="AD" w15:userId="S::nick.apel@transamerica.com::95543644-cc92-4525-acaa-1ad4c350a52e"/>
   </w15:person>
@@ -33268,7 +33095,7 @@
 </file>
 
 <file path=word/glossary/document.xml><?xml version="1.0" encoding="utf-8"?>
-<w:glossaryDocument xmlns:wpc="http://schemas.microsoft.com/office/word/2010/wordprocessingCanvas" xmlns:cx="http://schemas.microsoft.com/office/drawing/2014/chartex" xmlns:cx1="http://schemas.microsoft.com/office/drawing/2015/9/8/chartex" xmlns:cx2="http://schemas.microsoft.com/office/drawing/2015/10/21/chartex" xmlns:cx3="http://schemas.microsoft.com/office/drawing/2016/5/9/chartex" xmlns:cx4="http://schemas.microsoft.com/office/drawing/2016/5/10/chartex" xmlns:cx5="http://schemas.microsoft.com/office/drawing/2016/5/11/chartex" xmlns:cx6="http://schemas.microsoft.com/office/drawing/2016/5/12/chartex" xmlns:cx7="http://schemas.microsoft.com/office/drawing/2016/5/13/chartex" xmlns:cx8="http://schemas.microsoft.com/office/drawing/2016/5/14/chartex" xmlns:mc="http://schemas.openxmlformats.org/markup-compatibility/2006" xmlns:m="http://schemas.openxmlformats.org/officeDocument/2006/math" xmlns:aink="http://schemas.microsoft.com/office/drawing/2016/ink" xmlns:am3d="http://schemas.microsoft.com/office/drawing/2017/model3d" xmlns:oel="http://schemas.microsoft.com/office/2019/extlst" xmlns:r="http://schemas.openxmlformats.org/officeDocument/2006/relationships" xmlns:wp14="http://schemas.microsoft.com/office/word/2010/wordprocessingDrawing" xmlns:wp="http://schemas.openxmlformats.org/drawingml/2006/wordprocessingDrawing" xmlns:wpg="http://schemas.microsoft.com/office/word/2010/wordprocessingGroup" xmlns:wpi="http://schemas.microsoft.com/office/word/2010/wordprocessingInk" xmlns:wps="http://schemas.microsoft.com/office/word/2010/wordprocessingShape" xmlns:o="urn:schemas-microsoft-com:office:office" xmlns:v="urn:schemas-microsoft-com:vml" xmlns:w10="urn:schemas-microsoft-com:office:word" xmlns:w="http://schemas.openxmlformats.org/wordprocessingml/2006/main" xmlns:w14="http://schemas.microsoft.com/office/word/2010/wordml" xmlns:w15="http://schemas.microsoft.com/office/word/2012/wordml" xmlns:w16cex="http://schemas.microsoft.com/office/word/2018/wordml/cex" xmlns:w16cid="http://schemas.microsoft.com/office/word/2016/wordml/cid" xmlns:w16="http://schemas.microsoft.com/office/word/2018/wordml" xmlns:w16sdtdh="http://schemas.microsoft.com/office/word/2020/wordml/sdtdatahash" xmlns:w16sdtfl="http://schemas.microsoft.com/office/word/2024/wordml/sdtformatlock" xmlns:w16se="http://schemas.microsoft.com/office/word/2015/wordml/symex" xmlns:w16du="http://schemas.microsoft.com/office/word/2023/wordml/word16du" xmlns:wne="http://schemas.microsoft.com/office/word/2006/wordml" mc:Ignorable="w14 w15 w16se w16cid w16 w16cex w16sdtdh w16sdtfl w16du wp14">
+<w:glossaryDocument xmlns:wpc="http://schemas.microsoft.com/office/word/2010/wordprocessingCanvas" xmlns:cx="http://schemas.microsoft.com/office/drawing/2014/chartex" xmlns:cx1="http://schemas.microsoft.com/office/drawing/2015/9/8/chartex" xmlns:cx2="http://schemas.microsoft.com/office/drawing/2015/10/21/chartex" xmlns:cx3="http://schemas.microsoft.com/office/drawing/2016/5/9/chartex" xmlns:cx4="http://schemas.microsoft.com/office/drawing/2016/5/10/chartex" xmlns:cx5="http://schemas.microsoft.com/office/drawing/2016/5/11/chartex" xmlns:cx6="http://schemas.microsoft.com/office/drawing/2016/5/12/chartex" xmlns:cx7="http://schemas.microsoft.com/office/drawing/2016/5/13/chartex" xmlns:cx8="http://schemas.microsoft.com/office/drawing/2016/5/14/chartex" xmlns:mc="http://schemas.openxmlformats.org/markup-compatibility/2006" xmlns:m="http://schemas.openxmlformats.org/officeDocument/2006/math" xmlns:aink="http://schemas.microsoft.com/office/drawing/2016/ink" xmlns:am3d="http://schemas.microsoft.com/office/drawing/2017/model3d" xmlns:oel="http://schemas.microsoft.com/office/2019/extlst" xmlns:r="http://schemas.openxmlformats.org/officeDocument/2006/relationships" xmlns:wp14="http://schemas.microsoft.com/office/word/2010/wordprocessingDrawing" xmlns:wp="http://schemas.openxmlformats.org/drawingml/2006/wordprocessingDrawing" xmlns:wpg="http://schemas.microsoft.com/office/word/2010/wordprocessingGroup" xmlns:wpi="http://schemas.microsoft.com/office/word/2010/wordprocessingInk" xmlns:wps="http://schemas.microsoft.com/office/word/2010/wordprocessingShape" xmlns:o="urn:schemas-microsoft-com:office:office" xmlns:v="urn:schemas-microsoft-com:vml" xmlns:w10="urn:schemas-microsoft-com:office:word" xmlns:w="http://schemas.openxmlformats.org/wordprocessingml/2006/main" xmlns:w14="http://schemas.microsoft.com/office/word/2010/wordml" xmlns:w15="http://schemas.microsoft.com/office/word/2012/wordml" xmlns:w16cei="http://schemas.microsoft.com/office/word/2026/wordml/cei" xmlns:w16cex="http://schemas.microsoft.com/office/word/2018/wordml/cex" xmlns:w16cid="http://schemas.microsoft.com/office/word/2016/wordml/cid" xmlns:w16="http://schemas.microsoft.com/office/word/2018/wordml" xmlns:w16sdtdh="http://schemas.microsoft.com/office/word/2020/wordml/sdtdatahash" xmlns:w16sdtfl="http://schemas.microsoft.com/office/word/2024/wordml/sdtformatlock" xmlns:w16se="http://schemas.microsoft.com/office/word/2015/wordml/symex" xmlns:w16du="http://schemas.microsoft.com/office/word/2023/wordml/word16du" xmlns:wne="http://schemas.microsoft.com/office/word/2006/wordml" mc:Ignorable="w14 w15 w16se w16cid w16 w16cex w16sdtdh w16sdtfl w16du wp14">
   <w:docParts>
     <w:docPart>
       <w:docPartPr>
@@ -33868,14 +33695,14 @@
     <w:charset w:val="00"/>
     <w:family w:val="swiss"/>
     <w:pitch w:val="variable"/>
-    <w:sig w:usb0="E4002EFF" w:usb1="C200247B" w:usb2="00000009" w:usb3="00000000" w:csb0="000001FF" w:csb1="00000000"/>
+    <w:sig w:usb0="E0002AFF" w:usb1="C000247B" w:usb2="00000009" w:usb3="00000000" w:csb0="000001FF" w:csb1="00000000"/>
   </w:font>
   <w:font w:name="Cambria Math">
     <w:panose1 w:val="02040503050406030204"/>
     <w:charset w:val="00"/>
     <w:family w:val="roman"/>
     <w:pitch w:val="variable"/>
-    <w:sig w:usb0="E00006FF" w:usb1="420024FF" w:usb2="02000000" w:usb3="00000000" w:csb0="0000019F" w:csb1="00000000"/>
+    <w:sig w:usb0="E00002FF" w:usb1="420024FF" w:usb2="00000000" w:usb3="00000000" w:csb0="0000019F" w:csb1="00000000"/>
   </w:font>
   <w:font w:name="Segoe UI Emoji">
     <w:panose1 w:val="020B0502040204020203"/>
@@ -33891,6 +33718,13 @@
     <w:family w:val="roman"/>
     <w:notTrueType/>
     <w:pitch w:val="default"/>
+  </w:font>
+  <w:font w:name="Calibri Light">
+    <w:panose1 w:val="020F0302020204030204"/>
+    <w:charset w:val="00"/>
+    <w:family w:val="swiss"/>
+    <w:pitch w:val="variable"/>
+    <w:sig w:usb0="E0002AFF" w:usb1="C000247B" w:usb2="00000009" w:usb3="00000000" w:csb0="000001FF" w:csb1="00000000"/>
   </w:font>
 </w:fonts>
 </file>
@@ -33964,6 +33798,7 @@
     <w:rsid w:val="007B598F"/>
     <w:rsid w:val="007E0F8D"/>
     <w:rsid w:val="007F1DB0"/>
+    <w:rsid w:val="00821275"/>
     <w:rsid w:val="008310F3"/>
     <w:rsid w:val="008439AC"/>
     <w:rsid w:val="0084503F"/>
@@ -33983,6 +33818,7 @@
     <w:rsid w:val="00BB6FD0"/>
     <w:rsid w:val="00BC2B2B"/>
     <w:rsid w:val="00C27CA8"/>
+    <w:rsid w:val="00C42765"/>
     <w:rsid w:val="00C915A8"/>
     <w:rsid w:val="00C95F7E"/>
     <w:rsid w:val="00CB4C0C"/>
@@ -33997,6 +33833,7 @@
     <w:rsid w:val="00E614D8"/>
     <w:rsid w:val="00EC3A8F"/>
     <w:rsid w:val="00ED6490"/>
+    <w:rsid w:val="00EF5657"/>
     <w:rsid w:val="00F05A59"/>
     <w:rsid w:val="00F1407B"/>
     <w:rsid w:val="00F43FA6"/>
@@ -34829,33 +34666,10 @@
 </file>
 
 <file path=customXml/item1.xml><?xml version="1.0" encoding="utf-8"?>
-<p:properties xmlns:p="http://schemas.microsoft.com/office/2006/metadata/properties" xmlns:xsi="http://www.w3.org/2001/XMLSchema-instance" xmlns:pc="http://schemas.microsoft.com/office/infopath/2007/PartnerControls">
-  <documentManagement>
-    <Keyword xmlns="7bc1719e-3073-4a83-a8aa-5d9b5543732c" xsi:nil="true"/>
-    <_ip_UnifiedCompliancePolicyUIAction xmlns="http://schemas.microsoft.com/sharepoint/v3" xsi:nil="true"/>
-    <lcf76f155ced4ddcb4097134ff3c332f xmlns="7bc1719e-3073-4a83-a8aa-5d9b5543732c">
-      <Terms xmlns="http://schemas.microsoft.com/office/infopath/2007/PartnerControls"/>
-    </lcf76f155ced4ddcb4097134ff3c332f>
-    <TaxCatchAll xmlns="bfe6e0b6-a5a6-435d-956e-8490d4b03c3e" xsi:nil="true"/>
-    <_ip_UnifiedCompliancePolicyProperties xmlns="http://schemas.microsoft.com/sharepoint/v3" xsi:nil="true"/>
-  </documentManagement>
-</p:properties>
+<b:Sources xmlns:b="http://schemas.openxmlformats.org/officeDocument/2006/bibliography" xmlns="http://schemas.openxmlformats.org/officeDocument/2006/bibliography" SelectedStyle="\APASixthEditionOfficeOnline.xsl" StyleName="APA" Version="6"/>
 </file>
 
 <file path=customXml/item2.xml><?xml version="1.0" encoding="utf-8"?>
-<b:Sources xmlns:b="http://schemas.openxmlformats.org/officeDocument/2006/bibliography" xmlns="http://schemas.openxmlformats.org/officeDocument/2006/bibliography" SelectedStyle="\APASixthEditionOfficeOnline.xsl" StyleName="APA" Version="6"/>
-</file>
-
-<file path=customXml/item3.xml><?xml version="1.0" encoding="utf-8"?>
-<?mso-contentType ?>
-<FormTemplates xmlns="http://schemas.microsoft.com/sharepoint/v3/contenttype/forms">
-  <Display>DocumentLibraryForm</Display>
-  <Edit>DocumentLibraryForm</Edit>
-  <New>DocumentLibraryForm</New>
-</FormTemplates>
-</file>
-
-<file path=customXml/item4.xml><?xml version="1.0" encoding="utf-8"?>
 <ct:contentTypeSchema xmlns:ct="http://schemas.microsoft.com/office/2006/metadata/contentType" xmlns:ma="http://schemas.microsoft.com/office/2006/metadata/properties/metaAttributes" ct:_="" ma:_="" ma:contentTypeName="Document" ma:contentTypeID="0x0101006BDAF3E3634C144D9EC799C876E6F9A3" ma:contentTypeVersion="32" ma:contentTypeDescription="Create a new document." ma:contentTypeScope="" ma:versionID="05ba2877cbc3ca9c27a5f2169dd2f361">
   <xsd:schema xmlns:xsd="http://www.w3.org/2001/XMLSchema" xmlns:xs="http://www.w3.org/2001/XMLSchema" xmlns:p="http://schemas.microsoft.com/office/2006/metadata/properties" xmlns:ns1="http://schemas.microsoft.com/sharepoint/v3" xmlns:ns2="7bc1719e-3073-4a83-a8aa-5d9b5543732c" xmlns:ns3="290f8d83-fd29-439e-ae91-cfcefa340f30" xmlns:ns4="bfe6e0b6-a5a6-435d-956e-8490d4b03c3e" targetNamespace="http://schemas.microsoft.com/office/2006/metadata/properties" ma:root="true" ma:fieldsID="594f020d093c3cc314390237aec36bac" ns1:_="" ns2:_="" ns3:_="" ns4:_="">
     <xsd:import namespace="http://schemas.microsoft.com/sharepoint/v3"/>
@@ -35138,19 +34952,30 @@
 </ct:contentTypeSchema>
 </file>
 
-<file path=customXml/itemProps1.xml><?xml version="1.0" encoding="utf-8"?>
-<ds:datastoreItem xmlns:ds="http://schemas.openxmlformats.org/officeDocument/2006/customXml" ds:itemID="{165DE491-2D18-4346-868D-FDECE579517C}">
-  <ds:schemaRefs>
-    <ds:schemaRef ds:uri="http://schemas.microsoft.com/office/2006/metadata/properties"/>
-    <ds:schemaRef ds:uri="http://schemas.microsoft.com/office/infopath/2007/PartnerControls"/>
-    <ds:schemaRef ds:uri="7bc1719e-3073-4a83-a8aa-5d9b5543732c"/>
-    <ds:schemaRef ds:uri="http://schemas.microsoft.com/sharepoint/v3"/>
-    <ds:schemaRef ds:uri="bfe6e0b6-a5a6-435d-956e-8490d4b03c3e"/>
-  </ds:schemaRefs>
-</ds:datastoreItem>
+<file path=customXml/item3.xml><?xml version="1.0" encoding="utf-8"?>
+<?mso-contentType ?>
+<FormTemplates xmlns="http://schemas.microsoft.com/sharepoint/v3/contenttype/forms">
+  <Display>DocumentLibraryForm</Display>
+  <Edit>DocumentLibraryForm</Edit>
+  <New>DocumentLibraryForm</New>
+</FormTemplates>
 </file>
 
-<file path=customXml/itemProps2.xml><?xml version="1.0" encoding="utf-8"?>
+<file path=customXml/item4.xml><?xml version="1.0" encoding="utf-8"?>
+<p:properties xmlns:p="http://schemas.microsoft.com/office/2006/metadata/properties" xmlns:xsi="http://www.w3.org/2001/XMLSchema-instance" xmlns:pc="http://schemas.microsoft.com/office/infopath/2007/PartnerControls">
+  <documentManagement>
+    <Keyword xmlns="7bc1719e-3073-4a83-a8aa-5d9b5543732c" xsi:nil="true"/>
+    <_ip_UnifiedCompliancePolicyUIAction xmlns="http://schemas.microsoft.com/sharepoint/v3" xsi:nil="true"/>
+    <lcf76f155ced4ddcb4097134ff3c332f xmlns="7bc1719e-3073-4a83-a8aa-5d9b5543732c">
+      <Terms xmlns="http://schemas.microsoft.com/office/infopath/2007/PartnerControls"/>
+    </lcf76f155ced4ddcb4097134ff3c332f>
+    <TaxCatchAll xmlns="bfe6e0b6-a5a6-435d-956e-8490d4b03c3e" xsi:nil="true"/>
+    <_ip_UnifiedCompliancePolicyProperties xmlns="http://schemas.microsoft.com/sharepoint/v3" xsi:nil="true"/>
+  </documentManagement>
+</p:properties>
+</file>
+
+<file path=customXml/itemProps1.xml><?xml version="1.0" encoding="utf-8"?>
 <ds:datastoreItem xmlns:ds="http://schemas.openxmlformats.org/officeDocument/2006/customXml" ds:itemID="{3CFAF1A8-DD02-48A5-B677-3432F85B4DFA}">
   <ds:schemaRefs>
     <ds:schemaRef ds:uri="http://schemas.openxmlformats.org/officeDocument/2006/bibliography"/>
@@ -35158,15 +34983,7 @@
 </ds:datastoreItem>
 </file>
 
-<file path=customXml/itemProps3.xml><?xml version="1.0" encoding="utf-8"?>
-<ds:datastoreItem xmlns:ds="http://schemas.openxmlformats.org/officeDocument/2006/customXml" ds:itemID="{30561097-EA6D-4C41-97EB-9C924523A73A}">
-  <ds:schemaRefs>
-    <ds:schemaRef ds:uri="http://schemas.microsoft.com/sharepoint/v3/contenttype/forms"/>
-  </ds:schemaRefs>
-</ds:datastoreItem>
-</file>
-
-<file path=customXml/itemProps4.xml><?xml version="1.0" encoding="utf-8"?>
+<file path=customXml/itemProps2.xml><?xml version="1.0" encoding="utf-8"?>
 <ds:datastoreItem xmlns:ds="http://schemas.openxmlformats.org/officeDocument/2006/customXml" ds:itemID="{9B328B1E-F87E-4CEA-BC7B-B804DEAFC9DE}">
   <ds:schemaRefs>
     <ds:schemaRef ds:uri="http://schemas.microsoft.com/office/2006/metadata/contentType"/>
@@ -35185,4 +35002,24 @@
     <ds:schemaRef ds:uri="http://schemas.microsoft.com/internal/obd"/>
   </ds:schemaRefs>
 </ds:datastoreItem>
+</file>
+
+<file path=customXml/itemProps3.xml><?xml version="1.0" encoding="utf-8"?>
+<ds:datastoreItem xmlns:ds="http://schemas.openxmlformats.org/officeDocument/2006/customXml" ds:itemID="{30561097-EA6D-4C41-97EB-9C924523A73A}">
+  <ds:schemaRefs>
+    <ds:schemaRef ds:uri="http://schemas.microsoft.com/sharepoint/v3/contenttype/forms"/>
+  </ds:schemaRefs>
+</ds:datastoreItem>
+</file>
+
+<file path=customXml/itemProps4.xml><?xml version="1.0" encoding="utf-8"?>
+<ds:datastoreItem xmlns:ds="http://schemas.openxmlformats.org/officeDocument/2006/customXml" ds:itemID="{165DE491-2D18-4346-868D-FDECE579517C}">
+  <ds:schemaRefs>
+    <ds:schemaRef ds:uri="http://schemas.microsoft.com/office/2006/metadata/properties"/>
+    <ds:schemaRef ds:uri="http://schemas.microsoft.com/office/infopath/2007/PartnerControls"/>
+    <ds:schemaRef ds:uri="7bc1719e-3073-4a83-a8aa-5d9b5543732c"/>
+    <ds:schemaRef ds:uri="http://schemas.microsoft.com/sharepoint/v3"/>
+    <ds:schemaRef ds:uri="bfe6e0b6-a5a6-435d-956e-8490d4b03c3e"/>
+  </ds:schemaRefs>
+</ds:datastoreItem>
 </file>
--- a/RITM1449981-ACBSD-4801 - Aperture Data Studio Solution Design/RITM1449981-ACBSD-4801-Solution Design-Aperture Data Studio Solution Design.docx
+++ b/RITM1449981-ACBSD-4801 - Aperture Data Studio Solution Design/RITM1449981-ACBSD-4801-Solution Design-Aperture Data Studio Solution Design.docx
@@ -1,6 +1,6 @@
 
 <file path=word/document.xml><?xml version="1.0" encoding="utf-8"?>
-<w:document xmlns:wpc="http://schemas.microsoft.com/office/word/2010/wordprocessingCanvas" xmlns:cx="http://schemas.microsoft.com/office/drawing/2014/chartex" xmlns:cx1="http://schemas.microsoft.com/office/drawing/2015/9/8/chartex" xmlns:cx2="http://schemas.microsoft.com/office/drawing/2015/10/21/chartex" xmlns:cx3="http://schemas.microsoft.com/office/drawing/2016/5/9/chartex" xmlns:cx4="http://schemas.microsoft.com/office/drawing/2016/5/10/chartex" xmlns:cx5="http://schemas.microsoft.com/office/drawing/2016/5/11/chartex" xmlns:cx6="http://schemas.microsoft.com/office/drawing/2016/5/12/chartex" xmlns:cx7="http://schemas.microsoft.com/office/drawing/2016/5/13/chartex" xmlns:cx8="http://schemas.microsoft.com/office/drawing/2016/5/14/chartex" xmlns:mc="http://schemas.openxmlformats.org/markup-compatibility/2006" xmlns:m="http://schemas.openxmlformats.org/officeDocument/2006/math" xmlns:aink="http://schemas.microsoft.com/office/drawing/2016/ink" xmlns:am3d="http://schemas.microsoft.com/office/drawing/2017/model3d" xmlns:oel="http://schemas.microsoft.com/office/2019/extlst" xmlns:r="http://schemas.openxmlformats.org/officeDocument/2006/relationships" xmlns:wp14="http://schemas.microsoft.com/office/word/2010/wordprocessingDrawing" xmlns:wp="http://schemas.openxmlformats.org/drawingml/2006/wordprocessingDrawing" xmlns:wpg="http://schemas.microsoft.com/office/word/2010/wordprocessingGroup" xmlns:wpi="http://schemas.microsoft.com/office/word/2010/wordprocessingInk" xmlns:wps="http://schemas.microsoft.com/office/word/2010/wordprocessingShape" xmlns:o="urn:schemas-microsoft-com:office:office" xmlns:v="urn:schemas-microsoft-com:vml" xmlns:w10="urn:schemas-microsoft-com:office:word" xmlns:w="http://schemas.openxmlformats.org/wordprocessingml/2006/main" xmlns:w14="http://schemas.microsoft.com/office/word/2010/wordml" xmlns:w15="http://schemas.microsoft.com/office/word/2012/wordml" xmlns:w16cei="http://schemas.microsoft.com/office/word/2026/wordml/cei" xmlns:w16cex="http://schemas.microsoft.com/office/word/2018/wordml/cex" xmlns:w16cid="http://schemas.microsoft.com/office/word/2016/wordml/cid" xmlns:w16="http://schemas.microsoft.com/office/word/2018/wordml" xmlns:w16sdtdh="http://schemas.microsoft.com/office/word/2020/wordml/sdtdatahash" xmlns:w16sdtfl="http://schemas.microsoft.com/office/word/2024/wordml/sdtformatlock" xmlns:w16se="http://schemas.microsoft.com/office/word/2015/wordml/symex" xmlns:w16du="http://schemas.microsoft.com/office/word/2023/wordml/word16du" xmlns:wne="http://schemas.microsoft.com/office/word/2006/wordml" mc:Ignorable="w14 w15 w16se w16cid w16 w16cex w16sdtdh w16sdtfl w16du wp14">
+<w:document xmlns:wpc="http://schemas.microsoft.com/office/word/2010/wordprocessingCanvas" xmlns:cx="http://schemas.microsoft.com/office/drawing/2014/chartex" xmlns:cx1="http://schemas.microsoft.com/office/drawing/2015/9/8/chartex" xmlns:cx2="http://schemas.microsoft.com/office/drawing/2015/10/21/chartex" xmlns:cx3="http://schemas.microsoft.com/office/drawing/2016/5/9/chartex" xmlns:cx4="http://schemas.microsoft.com/office/drawing/2016/5/10/chartex" xmlns:cx5="http://schemas.microsoft.com/office/drawing/2016/5/11/chartex" xmlns:cx6="http://schemas.microsoft.com/office/drawing/2016/5/12/chartex" xmlns:cx7="http://schemas.microsoft.com/office/drawing/2016/5/13/chartex" xmlns:cx8="http://schemas.microsoft.com/office/drawing/2016/5/14/chartex" xmlns:mc="http://schemas.openxmlformats.org/markup-compatibility/2006" xmlns:aink="http://schemas.microsoft.com/office/drawing/2016/ink" xmlns:am3d="http://schemas.microsoft.com/office/drawing/2017/model3d" xmlns:o="urn:schemas-microsoft-com:office:office" xmlns:oel="http://schemas.microsoft.com/office/2019/extlst" xmlns:r="http://schemas.openxmlformats.org/officeDocument/2006/relationships" xmlns:m="http://schemas.openxmlformats.org/officeDocument/2006/math" xmlns:v="urn:schemas-microsoft-com:vml" xmlns:wp14="http://schemas.microsoft.com/office/word/2010/wordprocessingDrawing" xmlns:wp="http://schemas.openxmlformats.org/drawingml/2006/wordprocessingDrawing" xmlns:w10="urn:schemas-microsoft-com:office:word" xmlns:w="http://schemas.openxmlformats.org/wordprocessingml/2006/main" xmlns:w14="http://schemas.microsoft.com/office/word/2010/wordml" xmlns:w15="http://schemas.microsoft.com/office/word/2012/wordml" xmlns:w16cex="http://schemas.microsoft.com/office/word/2018/wordml/cex" xmlns:w16cid="http://schemas.microsoft.com/office/word/2016/wordml/cid" xmlns:w16="http://schemas.microsoft.com/office/word/2018/wordml" xmlns:w16du="http://schemas.microsoft.com/office/word/2023/wordml/word16du" xmlns:w16sdtdh="http://schemas.microsoft.com/office/word/2020/wordml/sdtdatahash" xmlns:w16sdtfl="http://schemas.microsoft.com/office/word/2024/wordml/sdtformatlock" xmlns:w16se="http://schemas.microsoft.com/office/word/2015/wordml/symex" xmlns:wpg="http://schemas.microsoft.com/office/word/2010/wordprocessingGroup" xmlns:wpi="http://schemas.microsoft.com/office/word/2010/wordprocessingInk" xmlns:wne="http://schemas.microsoft.com/office/word/2006/wordml" xmlns:wps="http://schemas.microsoft.com/office/word/2010/wordprocessingShape" mc:Ignorable="w14 w15 w16se w16cid w16 w16cex w16sdtdh w16sdtfl w16du wp14">
   <w:body>
     <w:p>
       <w:pPr>
@@ -14732,8 +14732,7 @@
               <w:suppressAutoHyphens/>
               <w:spacing w:after="60" w:line="276" w:lineRule="auto"/>
               <w:rPr>
-                <w:rFonts w:eastAsia="Calibri"/>
-                <w:color w:val="FF0000"/>
+                <w:rFonts w:eastAsia="Times New Roman"/>
                 <w:szCs w:val="20"/>
                 <w:lang w:val="en-GB" w:eastAsia="en-GB"/>
                 <w14:ligatures w14:val="standardContextual"/>
@@ -14741,8 +14740,7 @@
             </w:pPr>
             <w:r>
               <w:rPr>
-                <w:rFonts w:eastAsia="Calibri"/>
-                <w:color w:val="FF0000"/>
+                <w:rFonts w:eastAsia="Times New Roman"/>
                 <w:szCs w:val="20"/>
                 <w:lang w:val="en-GB" w:eastAsia="en-GB"/>
                 <w14:ligatures w14:val="standardContextual"/>
@@ -14895,11 +14893,9 @@
           </w:tcPr>
           <w:p>
             <w:pPr>
-              <w:suppressAutoHyphens/>
-              <w:spacing w:after="60" w:line="276" w:lineRule="auto"/>
-              <w:rPr>
-                <w:rFonts w:eastAsia="Calibri"/>
-                <w:color w:val="FF0000"/>
+              <w:spacing w:after="0" w:line="240" w:lineRule="auto"/>
+              <w:rPr>
+                <w:rFonts w:eastAsia="Times New Roman"/>
                 <w:szCs w:val="20"/>
                 <w:lang w:val="en-GB" w:eastAsia="en-GB"/>
                 <w14:ligatures w14:val="standardContextual"/>
@@ -14907,25 +14903,53 @@
             </w:pPr>
             <w:r>
               <w:rPr>
-                <w:rFonts w:eastAsia="Calibri"/>
-                <w:color w:val="FF0000"/>
+                <w:rFonts w:eastAsia="Times New Roman"/>
                 <w:szCs w:val="20"/>
                 <w:lang w:val="en-GB" w:eastAsia="en-GB"/>
                 <w14:ligatures w14:val="standardContextual"/>
               </w:rPr>
-              <w:t>Document the failover, redundancy, high-availability, scalability, backup / recovery, RTO and RPO requirements for the solution. If fault tolerance and resiliency requirements for the solution are not in scope, then state N/A.</w:t>
-            </w:r>
-          </w:p>
-          <w:p>
-            <w:pPr>
-              <w:spacing w:after="0" w:line="240" w:lineRule="auto"/>
+              <w:t xml:space="preserve">The solution has an </w:t>
+            </w:r>
+            <w:r>
               <w:rPr>
                 <w:rFonts w:eastAsia="Times New Roman"/>
+                <w:b/>
+                <w:bCs/>
                 <w:szCs w:val="20"/>
                 <w:lang w:val="en-GB" w:eastAsia="en-GB"/>
                 <w14:ligatures w14:val="standardContextual"/>
               </w:rPr>
-            </w:pPr>
+              <w:t>RTO of 24 hours and an RPO of 6 hours</w:t>
+            </w:r>
+            <w:r>
+              <w:rPr>
+                <w:rFonts w:eastAsia="Times New Roman"/>
+                <w:szCs w:val="20"/>
+                <w:lang w:val="en-GB" w:eastAsia="en-GB"/>
+                <w14:ligatures w14:val="standardContextual"/>
+              </w:rPr>
+              <w:t>. Backup and recovery are performed using the provider's standard backup processes. In the event of a VM failure</w:t>
+            </w:r>
+            <w:r>
+              <w:rPr>
+                <w:rFonts w:eastAsia="Times New Roman"/>
+                <w:b/>
+                <w:bCs/>
+                <w:szCs w:val="20"/>
+                <w:lang w:val="en-GB" w:eastAsia="en-GB"/>
+                <w14:ligatures w14:val="standardContextual"/>
+              </w:rPr>
+              <w:t>, EC2 auto-provisioning</w:t>
+            </w:r>
+            <w:r>
+              <w:rPr>
+                <w:rFonts w:eastAsia="Times New Roman"/>
+                <w:szCs w:val="20"/>
+                <w:lang w:val="en-GB" w:eastAsia="en-GB"/>
+                <w14:ligatures w14:val="standardContextual"/>
+              </w:rPr>
+              <w:t xml:space="preserve"> is used to recreate and restore the instance, enabling recovery within the defined service objectives.</w:t>
+            </w:r>
           </w:p>
         </w:tc>
         <w:tc>
@@ -15079,56 +15103,59 @@
           </w:tcPr>
           <w:p>
             <w:pPr>
-              <w:suppressAutoHyphens/>
-              <w:spacing w:after="60" w:line="276" w:lineRule="auto"/>
-              <w:rPr>
-                <w:rFonts w:eastAsia="Calibri"/>
-                <w:color w:val="FF0000"/>
-                <w:szCs w:val="20"/>
-                <w14:ligatures w14:val="standardContextual"/>
-              </w:rPr>
-            </w:pPr>
-            <w:r>
-              <w:rPr>
-                <w:rFonts w:eastAsia="Calibri"/>
-                <w:color w:val="FF0000"/>
+              <w:spacing w:after="0" w:line="240" w:lineRule="auto"/>
+              <w:rPr>
+                <w:rFonts w:eastAsia="Times New Roman"/>
                 <w:szCs w:val="20"/>
                 <w:lang w:val="en-GB" w:eastAsia="en-GB"/>
                 <w14:ligatures w14:val="standardContextual"/>
               </w:rPr>
-              <w:t xml:space="preserve">Document the availability objectives for the solution. Availability objectives for current service offerings of GTS are documented here: </w:t>
-            </w:r>
-            <w:hyperlink r:id="rId17" w:history="1">
-              <w:r>
-                <w:rPr>
-                  <w:rFonts w:eastAsia="Calibri"/>
-                  <w:color w:val="FF0000"/>
-                  <w:szCs w:val="20"/>
-                  <w14:ligatures w14:val="standardContextual"/>
-                </w:rPr>
-                <w:t>Availability Objectives</w:t>
-              </w:r>
-            </w:hyperlink>
-            <w:r>
-              <w:rPr>
-                <w:rFonts w:eastAsia="Calibri"/>
-                <w:color w:val="FF0000"/>
-                <w:szCs w:val="20"/>
-                <w14:ligatures w14:val="standardContextual"/>
-              </w:rPr>
-              <w:t>.  If availability objectives are not in scope, then state N/A.</w:t>
-            </w:r>
-          </w:p>
-          <w:p>
-            <w:pPr>
-              <w:spacing w:after="0" w:line="240" w:lineRule="auto"/>
+            </w:pPr>
+            <w:r>
               <w:rPr>
                 <w:rFonts w:eastAsia="Times New Roman"/>
                 <w:szCs w:val="20"/>
                 <w:lang w:val="en-GB" w:eastAsia="en-GB"/>
                 <w14:ligatures w14:val="standardContextual"/>
               </w:rPr>
-            </w:pPr>
+              <w:t xml:space="preserve">N/A. The solution does not </w:t>
+            </w:r>
+            <w:r>
+              <w:rPr>
+                <w:rFonts w:eastAsia="Times New Roman"/>
+                <w:szCs w:val="20"/>
+                <w:lang w:val="en-GB" w:eastAsia="en-GB"/>
+                <w14:ligatures w14:val="standardContextual"/>
+              </w:rPr>
+              <w:t xml:space="preserve">require </w:t>
+            </w:r>
+            <w:r>
+              <w:rPr>
+                <w:rFonts w:eastAsia="Times New Roman"/>
+                <w:szCs w:val="20"/>
+                <w:lang w:val="en-GB" w:eastAsia="en-GB"/>
+                <w14:ligatures w14:val="standardContextual"/>
+              </w:rPr>
+              <w:t>high-</w:t>
+            </w:r>
+            <w:r>
+              <w:rPr>
+                <w:rFonts w:eastAsia="Times New Roman"/>
+                <w:szCs w:val="20"/>
+                <w:lang w:val="en-GB" w:eastAsia="en-GB"/>
+                <w14:ligatures w14:val="standardContextual"/>
+              </w:rPr>
+              <w:t>availability design</w:t>
+            </w:r>
+            <w:r>
+              <w:rPr>
+                <w:rFonts w:eastAsia="Times New Roman"/>
+                <w:szCs w:val="20"/>
+                <w:lang w:val="en-GB" w:eastAsia="en-GB"/>
+                <w14:ligatures w14:val="standardContextual"/>
+              </w:rPr>
+              <w:t xml:space="preserve"> and relies on backup and recovery procedures to meet the stated RTO (24h) and RPO (6h).</w:t>
+            </w:r>
           </w:p>
         </w:tc>
         <w:tc>
@@ -15245,27 +15272,22 @@
             </w:pPr>
             <w:r>
               <w:rPr>
-                <w:rFonts w:eastAsia="Calibri"/>
-                <w:color w:val="FF0000"/>
+                <w:rFonts w:eastAsia="Times New Roman"/>
                 <w:szCs w:val="20"/>
                 <w:lang w:val="en-GB" w:eastAsia="en-GB"/>
                 <w14:ligatures w14:val="standardContextual"/>
               </w:rPr>
-              <w:t>Document the performance requirements for the solution. If performance requirements for the solution are not in scope, then state N/A.</w:t>
-            </w:r>
-          </w:p>
-          <w:p>
-            <w:pPr>
-              <w:suppressAutoHyphens/>
-              <w:spacing w:after="60" w:line="276" w:lineRule="auto"/>
-              <w:rPr>
-                <w:rFonts w:eastAsia="Calibri"/>
-                <w:color w:val="FF0000"/>
+              <w:t>The solution shall support more than 10 concurrent users and process datasets of 100 million to 1 billion records</w:t>
+            </w:r>
+            <w:r>
+              <w:rPr>
+                <w:rFonts w:eastAsia="Times New Roman"/>
                 <w:szCs w:val="20"/>
                 <w:lang w:val="en-GB" w:eastAsia="en-GB"/>
                 <w14:ligatures w14:val="standardContextual"/>
               </w:rPr>
-            </w:pPr>
+              <w:t>.</w:t>
+            </w:r>
           </w:p>
         </w:tc>
         <w:tc>
@@ -15404,69 +15426,30 @@
             </w:pPr>
             <w:r>
               <w:rPr>
-                <w:rFonts w:eastAsia="Calibri"/>
-                <w:color w:val="FF0000"/>
+                <w:rFonts w:eastAsia="Times New Roman"/>
                 <w:szCs w:val="20"/>
                 <w:lang w:val="en-GB" w:eastAsia="en-GB"/>
                 <w14:ligatures w14:val="standardContextual"/>
               </w:rPr>
-              <w:t>Network bandwidth required?</w:t>
-            </w:r>
-          </w:p>
-          <w:p>
-            <w:pPr>
-              <w:suppressAutoHyphens/>
-              <w:spacing w:after="60" w:line="276" w:lineRule="auto"/>
-              <w:rPr>
-                <w:rFonts w:eastAsia="Calibri"/>
-                <w:color w:val="FF0000"/>
+              <w:t>The solution requires an EC2 instance with 16 vCPUs and</w:t>
+            </w:r>
+            <w:r>
+              <w:rPr>
+                <w:rFonts w:eastAsia="Times New Roman"/>
                 <w:szCs w:val="20"/>
                 <w:lang w:val="en-GB" w:eastAsia="en-GB"/>
                 <w14:ligatures w14:val="standardContextual"/>
               </w:rPr>
-            </w:pPr>
-            <w:r>
-              <w:rPr>
-                <w:rFonts w:eastAsia="Calibri"/>
-                <w:color w:val="FF0000"/>
+              <w:t xml:space="preserve"> a minimum of</w:t>
+            </w:r>
+            <w:r>
+              <w:rPr>
+                <w:rFonts w:eastAsia="Times New Roman"/>
                 <w:szCs w:val="20"/>
                 <w:lang w:val="en-GB" w:eastAsia="en-GB"/>
                 <w14:ligatures w14:val="standardContextual"/>
               </w:rPr>
-              <w:t>Disk space required?</w:t>
-            </w:r>
-          </w:p>
-          <w:p>
-            <w:pPr>
-              <w:suppressAutoHyphens/>
-              <w:spacing w:after="60" w:line="276" w:lineRule="auto"/>
-              <w:rPr>
-                <w:rFonts w:eastAsia="Calibri"/>
-                <w:color w:val="FF0000"/>
-                <w:szCs w:val="20"/>
-                <w:lang w:val="en-GB" w:eastAsia="en-GB"/>
-                <w14:ligatures w14:val="standardContextual"/>
-              </w:rPr>
-            </w:pPr>
-            <w:r>
-              <w:rPr>
-                <w:rFonts w:eastAsia="Calibri"/>
-                <w:color w:val="FF0000"/>
-                <w:szCs w:val="20"/>
-                <w:lang w:val="en-GB" w:eastAsia="en-GB"/>
-                <w14:ligatures w14:val="standardContextual"/>
-              </w:rPr>
-              <w:t xml:space="preserve">EC2 instance </w:t>
-            </w:r>
-            <w:r>
-              <w:rPr>
-                <w:rFonts w:eastAsia="Calibri"/>
-                <w:color w:val="FF0000"/>
-                <w:szCs w:val="20"/>
-                <w:lang w:val="en-GB" w:eastAsia="en-GB"/>
-                <w14:ligatures w14:val="standardContextual"/>
-              </w:rPr>
-              <w:t>requirements?</w:t>
+              <w:t xml:space="preserve"> 128 GB RAM, high-speed SSD storage sized according to data volume, and sufficient network bandwidth to support processing and transfer of datasets up to 1 billion records.</w:t>
             </w:r>
           </w:p>
         </w:tc>
@@ -15541,7 +15524,7 @@
       <w:r>
         <w:t xml:space="preserve">See </w:t>
       </w:r>
-      <w:hyperlink r:id="rId18" w:history="1">
+      <w:hyperlink r:id="rId17" w:history="1">
         <w:r>
           <w:rPr>
             <w:rStyle w:val="Hyperlink"/>
@@ -16192,7 +16175,6 @@
                 <w:bCs/>
                 <w:lang w:val="en-GB" w:eastAsia="en-GB"/>
               </w:rPr>
-              <w:lastRenderedPageBreak/>
               <w:t>SR.4.0</w:t>
             </w:r>
           </w:p>
@@ -16299,6 +16281,7 @@
                 <w:bCs/>
                 <w:lang w:val="en-GB" w:eastAsia="en-GB"/>
               </w:rPr>
+              <w:lastRenderedPageBreak/>
               <w:t>SR.</w:t>
             </w:r>
             <w:r>
@@ -16817,7 +16800,7 @@
       <w:r>
         <w:t xml:space="preserve">Using the </w:t>
       </w:r>
-      <w:hyperlink r:id="rId19" w:history="1">
+      <w:hyperlink r:id="rId18" w:history="1">
         <w:r>
           <w:rPr>
             <w:color w:val="0F9ED5" w:themeColor="accent4"/>
@@ -16897,7 +16880,7 @@
           <w:szCs w:val="20"/>
         </w:rPr>
       </w:pPr>
-      <w:hyperlink r:id="rId20" w:history="1">
+      <w:hyperlink r:id="rId19" w:history="1">
         <w:r>
           <w:rPr>
             <w:rStyle w:val="Hyperlink"/>
@@ -18465,7 +18448,7 @@
                     <pic:cNvPicPr/>
                   </pic:nvPicPr>
                   <pic:blipFill>
-                    <a:blip r:embed="rId21">
+                    <a:blip r:embed="rId20">
                       <a:extLst>
                         <a:ext uri="{28A0092B-C50C-407E-A947-70E740481C1C}">
                           <a14:useLocalDpi xmlns:a14="http://schemas.microsoft.com/office/drawing/2010/main" val="0"/>
@@ -18554,7 +18537,7 @@
       <w:r>
         <w:t xml:space="preserve">  Use the NEW EXPERIENCE in ServiceNow for the best experience.  The first time you use SN to gather this data, use this link to the </w:t>
       </w:r>
-      <w:hyperlink r:id="rId22" w:history="1">
+      <w:hyperlink r:id="rId21" w:history="1">
         <w:r>
           <w:rPr>
             <w:rStyle w:val="Hyperlink"/>
@@ -18612,7 +18595,7 @@
               </w:rPr>
               <w:t xml:space="preserve">Impacted </w:t>
             </w:r>
-            <w:hyperlink r:id="rId23" w:history="1">
+            <w:hyperlink r:id="rId22" w:history="1">
               <w:r>
                 <w:rPr>
                   <w:rStyle w:val="Hyperlink"/>
@@ -18677,7 +18660,7 @@
               </w:rPr>
               <w:t xml:space="preserve">Application </w:t>
             </w:r>
-            <w:hyperlink r:id="rId24" w:history="1">
+            <w:hyperlink r:id="rId23" w:history="1">
               <w:r>
                 <w:rPr>
                   <w:rStyle w:val="Hyperlink"/>
@@ -18910,8 +18893,19 @@
           </w:tcPr>
           <w:p>
             <w:pPr>
-              <w:pStyle w:val="GuidanceNotes"/>
-            </w:pPr>
+              <w:rPr>
+                <w:i/>
+                <w:iCs/>
+              </w:rPr>
+            </w:pPr>
+            <w:hyperlink r:id="rId24" w:history="1">
+              <w:r>
+                <w:rPr>
+                  <w:rStyle w:val="Hyperlink"/>
+                </w:rPr>
+                <w:t>APM0006544</w:t>
+              </w:r>
+            </w:hyperlink>
           </w:p>
         </w:tc>
         <w:tc>
@@ -18919,9 +18913,9 @@
             <w:tcW w:w="2068" w:type="dxa"/>
           </w:tcPr>
           <w:p>
-            <w:pPr>
-              <w:pStyle w:val="GuidanceNotes"/>
-            </w:pPr>
+            <w:r>
+              <w:t>Aperture Data Studio</w:t>
+            </w:r>
           </w:p>
         </w:tc>
         <w:tc>
@@ -18929,9 +18923,12 @@
             <w:tcW w:w="2103" w:type="dxa"/>
           </w:tcPr>
           <w:p>
-            <w:pPr>
-              <w:pStyle w:val="GuidanceNotes"/>
-            </w:pPr>
+            <w:r>
+              <w:rPr>
+                <w:highlight w:val="yellow"/>
+              </w:rPr>
+              <w:t>Low</w:t>
+            </w:r>
           </w:p>
         </w:tc>
         <w:tc>
@@ -18939,40 +18936,28 @@
             <w:tcW w:w="1507" w:type="dxa"/>
           </w:tcPr>
           <w:p>
-            <w:pPr>
-              <w:pStyle w:val="GuidanceNotes"/>
-            </w:pPr>
+            <w:r>
+              <w:t>New</w:t>
+            </w:r>
           </w:p>
         </w:tc>
         <w:tc>
           <w:tcPr>
             <w:tcW w:w="1254" w:type="dxa"/>
           </w:tcPr>
-          <w:p>
-            <w:pPr>
-              <w:pStyle w:val="GuidanceNotes"/>
-            </w:pPr>
-          </w:p>
+          <w:p/>
         </w:tc>
         <w:tc>
           <w:tcPr>
             <w:tcW w:w="1260" w:type="dxa"/>
           </w:tcPr>
-          <w:p>
-            <w:pPr>
-              <w:pStyle w:val="GuidanceNotes"/>
-            </w:pPr>
-          </w:p>
+          <w:p/>
         </w:tc>
         <w:tc>
           <w:tcPr>
             <w:tcW w:w="1075" w:type="dxa"/>
           </w:tcPr>
-          <w:p>
-            <w:pPr>
-              <w:pStyle w:val="GuidanceNotes"/>
-            </w:pPr>
-          </w:p>
+          <w:p/>
         </w:tc>
       </w:tr>
       <w:tr>
@@ -19030,25 +19015,46 @@
           <w:tcPr>
             <w:tcW w:w="1636" w:type="dxa"/>
           </w:tcPr>
-          <w:p/>
+          <w:p>
+            <w:hyperlink r:id="rId25" w:history="1">
+              <w:r>
+                <w:rPr>
+                  <w:rStyle w:val="Hyperlink"/>
+                </w:rPr>
+                <w:t>APM0004539</w:t>
+              </w:r>
+            </w:hyperlink>
+          </w:p>
         </w:tc>
         <w:tc>
           <w:tcPr>
             <w:tcW w:w="2068" w:type="dxa"/>
           </w:tcPr>
-          <w:p/>
+          <w:p>
+            <w:r>
+              <w:t>Alation Global</w:t>
+            </w:r>
+          </w:p>
         </w:tc>
         <w:tc>
           <w:tcPr>
             <w:tcW w:w="2103" w:type="dxa"/>
           </w:tcPr>
-          <w:p/>
+          <w:p>
+            <w:r>
+              <w:t>Low</w:t>
+            </w:r>
+          </w:p>
         </w:tc>
         <w:tc>
           <w:tcPr>
             <w:tcW w:w="1507" w:type="dxa"/>
           </w:tcPr>
-          <w:p/>
+          <w:p>
+            <w:r>
+              <w:t>Re-use</w:t>
+            </w:r>
+          </w:p>
         </w:tc>
         <w:tc>
           <w:tcPr>
@@ -19277,7 +19283,7 @@
       <w:pPr>
         <w:pStyle w:val="GuidanceNotes"/>
       </w:pPr>
-      <w:hyperlink r:id="rId25" w:history="1">
+      <w:hyperlink r:id="rId26" w:history="1">
         <w:r>
           <w:rPr>
             <w:rStyle w:val="Hyperlink"/>
@@ -19344,7 +19350,7 @@
               </w:rPr>
               <w:br/>
             </w:r>
-            <w:hyperlink r:id="rId26" w:history="1">
+            <w:hyperlink r:id="rId27" w:history="1">
               <w:r>
                 <w:rPr>
                   <w:rStyle w:val="Hyperlink"/>
@@ -20051,7 +20057,7 @@
           <w14:ligatures w14:val="standardContextual"/>
         </w:rPr>
       </w:pPr>
-      <w:hyperlink r:id="rId27" w:history="1">
+      <w:hyperlink r:id="rId28" w:history="1">
         <w:r>
           <w:rPr>
             <w:rFonts w:eastAsia="Calibri"/>
@@ -20075,7 +20081,7 @@
           <w14:ligatures w14:val="standardContextual"/>
         </w:rPr>
       </w:pPr>
-      <w:hyperlink r:id="rId28" w:history="1">
+      <w:hyperlink r:id="rId29" w:history="1">
         <w:r>
           <w:rPr>
             <w:rFonts w:eastAsia="Calibri"/>
@@ -20094,7 +20100,7 @@
         <w:spacing w:after="60" w:line="276" w:lineRule="auto"/>
         <w:ind w:left="720"/>
       </w:pPr>
-      <w:hyperlink r:id="rId29" w:history="1">
+      <w:hyperlink r:id="rId30" w:history="1">
         <w:r>
           <w:rPr>
             <w:rFonts w:eastAsia="Calibri"/>
@@ -20119,7 +20125,7 @@
       <w:r>
         <w:t>Patterns (</w:t>
       </w:r>
-      <w:hyperlink r:id="rId30" w:history="1">
+      <w:hyperlink r:id="rId31" w:history="1">
         <w:r>
           <w:rPr>
             <w:rStyle w:val="Hyperlink"/>
@@ -20224,7 +20230,7 @@
                     <pic:cNvPicPr/>
                   </pic:nvPicPr>
                   <pic:blipFill>
-                    <a:blip r:embed="rId31"/>
+                    <a:blip r:embed="rId32"/>
                     <a:stretch>
                       <a:fillRect/>
                     </a:stretch>
@@ -20313,7 +20319,7 @@
                 <w:lang w:eastAsia="en-GB"/>
               </w:rPr>
             </w:pPr>
-            <w:hyperlink r:id="rId32" w:history="1">
+            <w:hyperlink r:id="rId33" w:history="1">
               <w:r>
                 <w:rPr>
                   <w:rStyle w:val="Hyperlink"/>
@@ -20334,7 +20340,7 @@
               </w:rPr>
               <w:t xml:space="preserve"> or </w:t>
             </w:r>
-            <w:hyperlink r:id="rId33" w:history="1">
+            <w:hyperlink r:id="rId34" w:history="1">
               <w:r>
                 <w:rPr>
                   <w:rStyle w:val="Hyperlink"/>
@@ -20510,7 +20516,7 @@
               </w:rPr>
               <w:t xml:space="preserve">Is Component Standard published in </w:t>
             </w:r>
-            <w:hyperlink r:id="rId34" w:history="1">
+            <w:hyperlink r:id="rId35" w:history="1">
               <w:r>
                 <w:rPr>
                   <w:rStyle w:val="Hyperlink"/>
@@ -20531,7 +20537,7 @@
               </w:rPr>
               <w:t xml:space="preserve"> or is an </w:t>
             </w:r>
-            <w:hyperlink r:id="rId35" w:history="1">
+            <w:hyperlink r:id="rId36" w:history="1">
               <w:r>
                 <w:rPr>
                   <w:rStyle w:val="Hyperlink"/>
@@ -20552,7 +20558,7 @@
               </w:rPr>
               <w:t xml:space="preserve"> or </w:t>
             </w:r>
-            <w:hyperlink r:id="rId36" w:history="1">
+            <w:hyperlink r:id="rId37" w:history="1">
               <w:r>
                 <w:rPr>
                   <w:rStyle w:val="Hyperlink"/>
@@ -21442,7 +21448,7 @@
                     </pic:cNvPicPr>
                   </pic:nvPicPr>
                   <pic:blipFill>
-                    <a:blip r:embed="rId37">
+                    <a:blip r:embed="rId38">
                       <a:extLst>
                         <a:ext uri="{28A0092B-C50C-407E-A947-70E740481C1C}">
                           <a14:useLocalDpi xmlns:a14="http://schemas.microsoft.com/office/drawing/2010/main" val="0"/>
@@ -21715,7 +21721,7 @@
               </w:rPr>
               <w:br/>
             </w:r>
-            <w:hyperlink r:id="rId38" w:history="1">
+            <w:hyperlink r:id="rId39" w:history="1">
               <w:r>
                 <w:rPr>
                   <w:rStyle w:val="Hyperlink"/>
@@ -22321,7 +22327,7 @@
                     <pic:cNvPicPr/>
                   </pic:nvPicPr>
                   <pic:blipFill>
-                    <a:blip r:embed="rId39"/>
+                    <a:blip r:embed="rId40"/>
                     <a:stretch>
                       <a:fillRect/>
                     </a:stretch>
@@ -23562,7 +23568,7 @@
                     <pic:cNvPicPr/>
                   </pic:nvPicPr>
                   <pic:blipFill>
-                    <a:blip r:embed="rId40"/>
+                    <a:blip r:embed="rId41"/>
                     <a:stretch>
                       <a:fillRect/>
                     </a:stretch>
@@ -24120,7 +24126,7 @@
       <w:pPr>
         <w:pStyle w:val="GuidanceNotes"/>
       </w:pPr>
-      <w:hyperlink r:id="rId41" w:history="1">
+      <w:hyperlink r:id="rId42" w:history="1">
         <w:r>
           <w:rPr>
             <w:rStyle w:val="Hyperlink"/>
@@ -25232,7 +25238,7 @@
       <w:r>
         <w:t xml:space="preserve">Describe the requirements data encryption at rest and in transit. Refer to </w:t>
       </w:r>
-      <w:hyperlink r:id="rId42" w:history="1">
+      <w:hyperlink r:id="rId43" w:history="1">
         <w:r>
           <w:rPr>
             <w:rStyle w:val="Hyperlink"/>
@@ -25417,7 +25423,7 @@
           <w:szCs w:val="20"/>
         </w:rPr>
       </w:pPr>
-      <w:hyperlink r:id="rId43" w:history="1">
+      <w:hyperlink r:id="rId44" w:history="1">
         <w:r>
           <w:rPr>
             <w:rStyle w:val="Hyperlink"/>
@@ -25434,7 +25440,7 @@
           <w:szCs w:val="20"/>
         </w:rPr>
       </w:pPr>
-      <w:hyperlink r:id="rId44" w:history="1">
+      <w:hyperlink r:id="rId45" w:history="1">
         <w:r>
           <w:rPr>
             <w:rStyle w:val="Hyperlink"/>
@@ -27219,7 +27225,7 @@
         </w:rPr>
         <w:t>Five year license (</w:t>
       </w:r>
-      <w:hyperlink r:id="rId45">
+      <w:hyperlink r:id="rId46">
         <w:r>
           <w:rPr>
             <w:szCs w:val="20"/>
@@ -27293,7 +27299,7 @@
         </w:rPr>
         <w:t xml:space="preserve">See this link for documentation related to </w:t>
       </w:r>
-      <w:hyperlink r:id="rId46" w:history="1">
+      <w:hyperlink r:id="rId47" w:history="1">
         <w:r>
           <w:rPr>
             <w:rStyle w:val="Hyperlink"/>
@@ -27395,7 +27401,7 @@
         </w:rPr>
         <w:t>Risk Acceptance and Risk Remediation compliance is a function of the GTS internal risk management process. Exceptions to standards are logged as </w:t>
       </w:r>
-      <w:hyperlink r:id="rId47" w:history="1">
+      <w:hyperlink r:id="rId48" w:history="1">
         <w:r>
           <w:rPr>
             <w:rStyle w:val="Hyperlink"/>
@@ -27410,7 +27416,7 @@
         </w:rPr>
         <w:t> or </w:t>
       </w:r>
-      <w:hyperlink r:id="rId48" w:history="1">
+      <w:hyperlink r:id="rId49" w:history="1">
         <w:r>
           <w:rPr>
             <w:rStyle w:val="Hyperlink"/>
@@ -30068,9 +30074,9 @@
       </w:r>
     </w:p>
     <w:sectPr>
-      <w:headerReference w:type="default" r:id="rId49"/>
-      <w:footerReference w:type="default" r:id="rId50"/>
-      <w:headerReference w:type="first" r:id="rId51"/>
+      <w:headerReference w:type="default" r:id="rId50"/>
+      <w:footerReference w:type="default" r:id="rId51"/>
+      <w:headerReference w:type="first" r:id="rId52"/>
       <w:pgSz w:w="12240" w:h="15840"/>
       <w:pgMar w:top="720" w:right="720" w:bottom="720" w:left="294" w:header="720" w:footer="0" w:gutter="0"/>
       <w:cols w:space="720"/>
@@ -30082,7 +30088,7 @@
 </file>
 
 <file path=word/comments.xml><?xml version="1.0" encoding="utf-8"?>
-<w:comments xmlns:wpc="http://schemas.microsoft.com/office/word/2010/wordprocessingCanvas" xmlns:cx="http://schemas.microsoft.com/office/drawing/2014/chartex" xmlns:cx1="http://schemas.microsoft.com/office/drawing/2015/9/8/chartex" xmlns:cx2="http://schemas.microsoft.com/office/drawing/2015/10/21/chartex" xmlns:cx3="http://schemas.microsoft.com/office/drawing/2016/5/9/chartex" xmlns:cx4="http://schemas.microsoft.com/office/drawing/2016/5/10/chartex" xmlns:cx5="http://schemas.microsoft.com/office/drawing/2016/5/11/chartex" xmlns:cx6="http://schemas.microsoft.com/office/drawing/2016/5/12/chartex" xmlns:cx7="http://schemas.microsoft.com/office/drawing/2016/5/13/chartex" xmlns:cx8="http://schemas.microsoft.com/office/drawing/2016/5/14/chartex" xmlns:mc="http://schemas.openxmlformats.org/markup-compatibility/2006" xmlns:m="http://schemas.openxmlformats.org/officeDocument/2006/math" xmlns:aink="http://schemas.microsoft.com/office/drawing/2016/ink" xmlns:am3d="http://schemas.microsoft.com/office/drawing/2017/model3d" xmlns:oel="http://schemas.microsoft.com/office/2019/extlst" xmlns:r="http://schemas.openxmlformats.org/officeDocument/2006/relationships" xmlns:wp14="http://schemas.microsoft.com/office/word/2010/wordprocessingDrawing" xmlns:wp="http://schemas.openxmlformats.org/drawingml/2006/wordprocessingDrawing" xmlns:wpg="http://schemas.microsoft.com/office/word/2010/wordprocessingGroup" xmlns:wpi="http://schemas.microsoft.com/office/word/2010/wordprocessingInk" xmlns:wps="http://schemas.microsoft.com/office/word/2010/wordprocessingShape" xmlns:o="urn:schemas-microsoft-com:office:office" xmlns:v="urn:schemas-microsoft-com:vml" xmlns:w10="urn:schemas-microsoft-com:office:word" xmlns:w="http://schemas.openxmlformats.org/wordprocessingml/2006/main" xmlns:w14="http://schemas.microsoft.com/office/word/2010/wordml" xmlns:w15="http://schemas.microsoft.com/office/word/2012/wordml" xmlns:w16cei="http://schemas.microsoft.com/office/word/2026/wordml/cei" xmlns:w16cex="http://schemas.microsoft.com/office/word/2018/wordml/cex" xmlns:w16cid="http://schemas.microsoft.com/office/word/2016/wordml/cid" xmlns:w16="http://schemas.microsoft.com/office/word/2018/wordml" xmlns:w16sdtdh="http://schemas.microsoft.com/office/word/2020/wordml/sdtdatahash" xmlns:w16sdtfl="http://schemas.microsoft.com/office/word/2024/wordml/sdtformatlock" xmlns:w16se="http://schemas.microsoft.com/office/word/2015/wordml/symex" xmlns:w16du="http://schemas.microsoft.com/office/word/2023/wordml/word16du" xmlns:wne="http://schemas.microsoft.com/office/word/2006/wordml" mc:Ignorable="w14 w15 w16se w16cid w16 w16cex w16sdtdh w16sdtfl w16du wp14">
+<w:comments xmlns:wpc="http://schemas.microsoft.com/office/word/2010/wordprocessingCanvas" xmlns:cx="http://schemas.microsoft.com/office/drawing/2014/chartex" xmlns:cx1="http://schemas.microsoft.com/office/drawing/2015/9/8/chartex" xmlns:cx2="http://schemas.microsoft.com/office/drawing/2015/10/21/chartex" xmlns:cx3="http://schemas.microsoft.com/office/drawing/2016/5/9/chartex" xmlns:cx4="http://schemas.microsoft.com/office/drawing/2016/5/10/chartex" xmlns:cx5="http://schemas.microsoft.com/office/drawing/2016/5/11/chartex" xmlns:cx6="http://schemas.microsoft.com/office/drawing/2016/5/12/chartex" xmlns:cx7="http://schemas.microsoft.com/office/drawing/2016/5/13/chartex" xmlns:cx8="http://schemas.microsoft.com/office/drawing/2016/5/14/chartex" xmlns:mc="http://schemas.openxmlformats.org/markup-compatibility/2006" xmlns:aink="http://schemas.microsoft.com/office/drawing/2016/ink" xmlns:am3d="http://schemas.microsoft.com/office/drawing/2017/model3d" xmlns:o="urn:schemas-microsoft-com:office:office" xmlns:oel="http://schemas.microsoft.com/office/2019/extlst" xmlns:r="http://schemas.openxmlformats.org/officeDocument/2006/relationships" xmlns:m="http://schemas.openxmlformats.org/officeDocument/2006/math" xmlns:v="urn:schemas-microsoft-com:vml" xmlns:wp14="http://schemas.microsoft.com/office/word/2010/wordprocessingDrawing" xmlns:wp="http://schemas.openxmlformats.org/drawingml/2006/wordprocessingDrawing" xmlns:w10="urn:schemas-microsoft-com:office:word" xmlns:w="http://schemas.openxmlformats.org/wordprocessingml/2006/main" xmlns:w14="http://schemas.microsoft.com/office/word/2010/wordml" xmlns:w15="http://schemas.microsoft.com/office/word/2012/wordml" xmlns:w16cex="http://schemas.microsoft.com/office/word/2018/wordml/cex" xmlns:w16cid="http://schemas.microsoft.com/office/word/2016/wordml/cid" xmlns:w16="http://schemas.microsoft.com/office/word/2018/wordml" xmlns:w16du="http://schemas.microsoft.com/office/word/2023/wordml/word16du" xmlns:w16sdtdh="http://schemas.microsoft.com/office/word/2020/wordml/sdtdatahash" xmlns:w16sdtfl="http://schemas.microsoft.com/office/word/2024/wordml/sdtformatlock" xmlns:w16se="http://schemas.microsoft.com/office/word/2015/wordml/symex" xmlns:wpg="http://schemas.microsoft.com/office/word/2010/wordprocessingGroup" xmlns:wpi="http://schemas.microsoft.com/office/word/2010/wordprocessingInk" xmlns:wne="http://schemas.microsoft.com/office/word/2006/wordml" xmlns:wps="http://schemas.microsoft.com/office/word/2010/wordprocessingShape" mc:Ignorable="w14 w15 w16se w16cid w16 w16cex w16sdtdh w16sdtfl w16du wp14">
   <w:comment w:id="5" w:author="Apel, Nick" w:date="2026-03-30T08:40:00Z" w:initials="AN">
     <w:p>
       <w:r>
@@ -30190,28 +30196,28 @@
 </file>
 
 <file path=word/commentsExtended.xml><?xml version="1.0" encoding="utf-8"?>
-<w15:commentsEx xmlns:wpc="http://schemas.microsoft.com/office/word/2010/wordprocessingCanvas" xmlns:cx="http://schemas.microsoft.com/office/drawing/2014/chartex" xmlns:cx1="http://schemas.microsoft.com/office/drawing/2015/9/8/chartex" xmlns:cx2="http://schemas.microsoft.com/office/drawing/2015/10/21/chartex" xmlns:cx3="http://schemas.microsoft.com/office/drawing/2016/5/9/chartex" xmlns:cx4="http://schemas.microsoft.com/office/drawing/2016/5/10/chartex" xmlns:cx5="http://schemas.microsoft.com/office/drawing/2016/5/11/chartex" xmlns:cx6="http://schemas.microsoft.com/office/drawing/2016/5/12/chartex" xmlns:cx7="http://schemas.microsoft.com/office/drawing/2016/5/13/chartex" xmlns:cx8="http://schemas.microsoft.com/office/drawing/2016/5/14/chartex" xmlns:mc="http://schemas.openxmlformats.org/markup-compatibility/2006" xmlns:m="http://schemas.openxmlformats.org/officeDocument/2006/math" xmlns:aink="http://schemas.microsoft.com/office/drawing/2016/ink" xmlns:am3d="http://schemas.microsoft.com/office/drawing/2017/model3d" xmlns:oel="http://schemas.microsoft.com/office/2019/extlst" xmlns:r="http://schemas.openxmlformats.org/officeDocument/2006/relationships" xmlns:wp14="http://schemas.microsoft.com/office/word/2010/wordprocessingDrawing" xmlns:wp="http://schemas.openxmlformats.org/drawingml/2006/wordprocessingDrawing" xmlns:wpg="http://schemas.microsoft.com/office/word/2010/wordprocessingGroup" xmlns:wpi="http://schemas.microsoft.com/office/word/2010/wordprocessingInk" xmlns:wps="http://schemas.microsoft.com/office/word/2010/wordprocessingShape" xmlns:o="urn:schemas-microsoft-com:office:office" xmlns:v="urn:schemas-microsoft-com:vml" xmlns:w10="urn:schemas-microsoft-com:office:word" xmlns:w="http://schemas.openxmlformats.org/wordprocessingml/2006/main" xmlns:w14="http://schemas.microsoft.com/office/word/2010/wordml" xmlns:w15="http://schemas.microsoft.com/office/word/2012/wordml" xmlns:w16cei="http://schemas.microsoft.com/office/word/2026/wordml/cei" xmlns:w16cex="http://schemas.microsoft.com/office/word/2018/wordml/cex" xmlns:w16cid="http://schemas.microsoft.com/office/word/2016/wordml/cid" xmlns:w16="http://schemas.microsoft.com/office/word/2018/wordml" xmlns:w16sdtdh="http://schemas.microsoft.com/office/word/2020/wordml/sdtdatahash" xmlns:w16sdtfl="http://schemas.microsoft.com/office/word/2024/wordml/sdtformatlock" xmlns:w16se="http://schemas.microsoft.com/office/word/2015/wordml/symex" xmlns:w16du="http://schemas.microsoft.com/office/word/2023/wordml/word16du" xmlns:wne="http://schemas.microsoft.com/office/word/2006/wordml" mc:Ignorable="w14 w15 w16se w16cid w16 w16cex w16sdtdh w16sdtfl w16du wp14">
+<w15:commentsEx xmlns:wpc="http://schemas.microsoft.com/office/word/2010/wordprocessingCanvas" xmlns:cx="http://schemas.microsoft.com/office/drawing/2014/chartex" xmlns:cx1="http://schemas.microsoft.com/office/drawing/2015/9/8/chartex" xmlns:cx2="http://schemas.microsoft.com/office/drawing/2015/10/21/chartex" xmlns:cx3="http://schemas.microsoft.com/office/drawing/2016/5/9/chartex" xmlns:cx4="http://schemas.microsoft.com/office/drawing/2016/5/10/chartex" xmlns:cx5="http://schemas.microsoft.com/office/drawing/2016/5/11/chartex" xmlns:cx6="http://schemas.microsoft.com/office/drawing/2016/5/12/chartex" xmlns:cx7="http://schemas.microsoft.com/office/drawing/2016/5/13/chartex" xmlns:cx8="http://schemas.microsoft.com/office/drawing/2016/5/14/chartex" xmlns:mc="http://schemas.openxmlformats.org/markup-compatibility/2006" xmlns:aink="http://schemas.microsoft.com/office/drawing/2016/ink" xmlns:am3d="http://schemas.microsoft.com/office/drawing/2017/model3d" xmlns:o="urn:schemas-microsoft-com:office:office" xmlns:oel="http://schemas.microsoft.com/office/2019/extlst" xmlns:r="http://schemas.openxmlformats.org/officeDocument/2006/relationships" xmlns:m="http://schemas.openxmlformats.org/officeDocument/2006/math" xmlns:v="urn:schemas-microsoft-com:vml" xmlns:wp14="http://schemas.microsoft.com/office/word/2010/wordprocessingDrawing" xmlns:wp="http://schemas.openxmlformats.org/drawingml/2006/wordprocessingDrawing" xmlns:w10="urn:schemas-microsoft-com:office:word" xmlns:w="http://schemas.openxmlformats.org/wordprocessingml/2006/main" xmlns:w14="http://schemas.microsoft.com/office/word/2010/wordml" xmlns:w15="http://schemas.microsoft.com/office/word/2012/wordml" xmlns:w16cex="http://schemas.microsoft.com/office/word/2018/wordml/cex" xmlns:w16cid="http://schemas.microsoft.com/office/word/2016/wordml/cid" xmlns:w16="http://schemas.microsoft.com/office/word/2018/wordml" xmlns:w16du="http://schemas.microsoft.com/office/word/2023/wordml/word16du" xmlns:w16sdtdh="http://schemas.microsoft.com/office/word/2020/wordml/sdtdatahash" xmlns:w16sdtfl="http://schemas.microsoft.com/office/word/2024/wordml/sdtformatlock" xmlns:w16se="http://schemas.microsoft.com/office/word/2015/wordml/symex" xmlns:wpg="http://schemas.microsoft.com/office/word/2010/wordprocessingGroup" xmlns:wpi="http://schemas.microsoft.com/office/word/2010/wordprocessingInk" xmlns:wne="http://schemas.microsoft.com/office/word/2006/wordml" xmlns:wps="http://schemas.microsoft.com/office/word/2010/wordprocessingShape" mc:Ignorable="w14 w15 w16se w16cid w16 w16cex w16sdtdh w16sdtfl w16du wp14">
   <w15:commentEx w15:paraId="60341A56" w15:done="0"/>
   <w15:commentEx w15:paraId="17E91E61" w15:done="0"/>
 </w15:commentsEx>
 </file>
 
 <file path=word/commentsExtensible.xml><?xml version="1.0" encoding="utf-8"?>
-<w16cex:commentsExtensible xmlns:wpc="http://schemas.microsoft.com/office/word/2010/wordprocessingCanvas" xmlns:cx="http://schemas.microsoft.com/office/drawing/2014/chartex" xmlns:cx1="http://schemas.microsoft.com/office/drawing/2015/9/8/chartex" xmlns:cx2="http://schemas.microsoft.com/office/drawing/2015/10/21/chartex" xmlns:cx3="http://schemas.microsoft.com/office/drawing/2016/5/9/chartex" xmlns:cx4="http://schemas.microsoft.com/office/drawing/2016/5/10/chartex" xmlns:cx5="http://schemas.microsoft.com/office/drawing/2016/5/11/chartex" xmlns:cx6="http://schemas.microsoft.com/office/drawing/2016/5/12/chartex" xmlns:cx7="http://schemas.microsoft.com/office/drawing/2016/5/13/chartex" xmlns:cx8="http://schemas.microsoft.com/office/drawing/2016/5/14/chartex" xmlns:cr="http://schemas.microsoft.com/office/comments/2020/reactions" xmlns:mc="http://schemas.openxmlformats.org/markup-compatibility/2006" xmlns:m="http://schemas.openxmlformats.org/officeDocument/2006/math" xmlns:aink="http://schemas.microsoft.com/office/drawing/2016/ink" xmlns:am3d="http://schemas.microsoft.com/office/drawing/2017/model3d" xmlns:oel="http://schemas.microsoft.com/office/2019/extlst" xmlns:r="http://schemas.openxmlformats.org/officeDocument/2006/relationships" xmlns:wp14="http://schemas.microsoft.com/office/word/2010/wordprocessingDrawing" xmlns:wp="http://schemas.openxmlformats.org/drawingml/2006/wordprocessingDrawing" xmlns:wpg="http://schemas.microsoft.com/office/word/2010/wordprocessingGroup" xmlns:wpi="http://schemas.microsoft.com/office/word/2010/wordprocessingInk" xmlns:wps="http://schemas.microsoft.com/office/word/2010/wordprocessingShape" xmlns:o="urn:schemas-microsoft-com:office:office" xmlns:v="urn:schemas-microsoft-com:vml" xmlns:w10="urn:schemas-microsoft-com:office:word" xmlns:w="http://schemas.openxmlformats.org/wordprocessingml/2006/main" xmlns:w14="http://schemas.microsoft.com/office/word/2010/wordml" xmlns:w15="http://schemas.microsoft.com/office/word/2012/wordml" xmlns:w16cei="http://schemas.microsoft.com/office/word/2026/wordml/cei" xmlns:w16cex="http://schemas.microsoft.com/office/word/2018/wordml/cex" xmlns:w16cid="http://schemas.microsoft.com/office/word/2016/wordml/cid" xmlns:w16="http://schemas.microsoft.com/office/word/2018/wordml" xmlns:w16sdtdh="http://schemas.microsoft.com/office/word/2020/wordml/sdtdatahash" xmlns:w16sdtfl="http://schemas.microsoft.com/office/word/2024/wordml/sdtformatlock" xmlns:w16se="http://schemas.microsoft.com/office/word/2015/wordml/symex" xmlns:w16du="http://schemas.microsoft.com/office/word/2023/wordml/word16du" xmlns:wne="http://schemas.microsoft.com/office/word/2006/wordml" mc:Ignorable="w14 w15 w16se w16cid w16 w16cex w16sdtdh w16sdtfl cr w16du wp14">
+<w16cex:commentsExtensible xmlns:wpc="http://schemas.microsoft.com/office/word/2010/wordprocessingCanvas" xmlns:cx="http://schemas.microsoft.com/office/drawing/2014/chartex" xmlns:cx1="http://schemas.microsoft.com/office/drawing/2015/9/8/chartex" xmlns:cx2="http://schemas.microsoft.com/office/drawing/2015/10/21/chartex" xmlns:cx3="http://schemas.microsoft.com/office/drawing/2016/5/9/chartex" xmlns:cx4="http://schemas.microsoft.com/office/drawing/2016/5/10/chartex" xmlns:cx5="http://schemas.microsoft.com/office/drawing/2016/5/11/chartex" xmlns:cx6="http://schemas.microsoft.com/office/drawing/2016/5/12/chartex" xmlns:cx7="http://schemas.microsoft.com/office/drawing/2016/5/13/chartex" xmlns:cx8="http://schemas.microsoft.com/office/drawing/2016/5/14/chartex" xmlns:cr="http://schemas.microsoft.com/office/comments/2020/reactions" xmlns:mc="http://schemas.openxmlformats.org/markup-compatibility/2006" xmlns:aink="http://schemas.microsoft.com/office/drawing/2016/ink" xmlns:am3d="http://schemas.microsoft.com/office/drawing/2017/model3d" xmlns:o="urn:schemas-microsoft-com:office:office" xmlns:oel="http://schemas.microsoft.com/office/2019/extlst" xmlns:r="http://schemas.openxmlformats.org/officeDocument/2006/relationships" xmlns:m="http://schemas.openxmlformats.org/officeDocument/2006/math" xmlns:v="urn:schemas-microsoft-com:vml" xmlns:wp14="http://schemas.microsoft.com/office/word/2010/wordprocessingDrawing" xmlns:wp="http://schemas.openxmlformats.org/drawingml/2006/wordprocessingDrawing" xmlns:w10="urn:schemas-microsoft-com:office:word" xmlns:w="http://schemas.openxmlformats.org/wordprocessingml/2006/main" xmlns:w14="http://schemas.microsoft.com/office/word/2010/wordml" xmlns:w15="http://schemas.microsoft.com/office/word/2012/wordml" xmlns:w16cex="http://schemas.microsoft.com/office/word/2018/wordml/cex" xmlns:w16cid="http://schemas.microsoft.com/office/word/2016/wordml/cid" xmlns:w16="http://schemas.microsoft.com/office/word/2018/wordml" xmlns:w16du="http://schemas.microsoft.com/office/word/2023/wordml/word16du" xmlns:w16sdtdh="http://schemas.microsoft.com/office/word/2020/wordml/sdtdatahash" xmlns:w16sdtfl="http://schemas.microsoft.com/office/word/2024/wordml/sdtformatlock" xmlns:w16se="http://schemas.microsoft.com/office/word/2015/wordml/symex" xmlns:wpg="http://schemas.microsoft.com/office/word/2010/wordprocessingGroup" xmlns:wpi="http://schemas.microsoft.com/office/word/2010/wordprocessingInk" xmlns:wne="http://schemas.microsoft.com/office/word/2006/wordml" xmlns:wps="http://schemas.microsoft.com/office/word/2010/wordprocessingShape" mc:Ignorable="w14 w15 w16se w16cid w16 w16cex w16sdtdh w16sdtfl cr w16du wp14">
   <w16cex:commentExtensible w16cex:durableId="782830FD" w16cex:dateUtc="2026-03-30T14:40:00Z"/>
   <w16cex:commentExtensible w16cex:durableId="7E0DB8FD" w16cex:dateUtc="2026-06-23T16:19:00Z"/>
 </w16cex:commentsExtensible>
 </file>
 
 <file path=word/commentsIds.xml><?xml version="1.0" encoding="utf-8"?>
-<w16cid:commentsIds xmlns:wpc="http://schemas.microsoft.com/office/word/2010/wordprocessingCanvas" xmlns:cx="http://schemas.microsoft.com/office/drawing/2014/chartex" xmlns:cx1="http://schemas.microsoft.com/office/drawing/2015/9/8/chartex" xmlns:cx2="http://schemas.microsoft.com/office/drawing/2015/10/21/chartex" xmlns:cx3="http://schemas.microsoft.com/office/drawing/2016/5/9/chartex" xmlns:cx4="http://schemas.microsoft.com/office/drawing/2016/5/10/chartex" xmlns:cx5="http://schemas.microsoft.com/office/drawing/2016/5/11/chartex" xmlns:cx6="http://schemas.microsoft.com/office/drawing/2016/5/12/chartex" xmlns:cx7="http://schemas.microsoft.com/office/drawing/2016/5/13/chartex" xmlns:cx8="http://schemas.microsoft.com/office/drawing/2016/5/14/chartex" xmlns:mc="http://schemas.openxmlformats.org/markup-compatibility/2006" xmlns:m="http://schemas.openxmlformats.org/officeDocument/2006/math" xmlns:aink="http://schemas.microsoft.com/office/drawing/2016/ink" xmlns:am3d="http://schemas.microsoft.com/office/drawing/2017/model3d" xmlns:oel="http://schemas.microsoft.com/office/2019/extlst" xmlns:r="http://schemas.openxmlformats.org/officeDocument/2006/relationships" xmlns:wp14="http://schemas.microsoft.com/office/word/2010/wordprocessingDrawing" xmlns:wp="http://schemas.openxmlformats.org/drawingml/2006/wordprocessingDrawing" xmlns:wpg="http://schemas.microsoft.com/office/word/2010/wordprocessingGroup" xmlns:wpi="http://schemas.microsoft.com/office/word/2010/wordprocessingInk" xmlns:wps="http://schemas.microsoft.com/office/word/2010/wordprocessingShape" xmlns:o="urn:schemas-microsoft-com:office:office" xmlns:v="urn:schemas-microsoft-com:vml" xmlns:w10="urn:schemas-microsoft-com:office:word" xmlns:w="http://schemas.openxmlformats.org/wordprocessingml/2006/main" xmlns:w14="http://schemas.microsoft.com/office/word/2010/wordml" xmlns:w15="http://schemas.microsoft.com/office/word/2012/wordml" xmlns:w16cei="http://schemas.microsoft.com/office/word/2026/wordml/cei" xmlns:w16cex="http://schemas.microsoft.com/office/word/2018/wordml/cex" xmlns:w16cid="http://schemas.microsoft.com/office/word/2016/wordml/cid" xmlns:w16="http://schemas.microsoft.com/office/word/2018/wordml" xmlns:w16sdtdh="http://schemas.microsoft.com/office/word/2020/wordml/sdtdatahash" xmlns:w16sdtfl="http://schemas.microsoft.com/office/word/2024/wordml/sdtformatlock" xmlns:w16se="http://schemas.microsoft.com/office/word/2015/wordml/symex" xmlns:w16du="http://schemas.microsoft.com/office/word/2023/wordml/word16du" xmlns:wne="http://schemas.microsoft.com/office/word/2006/wordml" mc:Ignorable="w14 w15 w16se w16cid w16 w16cex w16sdtdh w16sdtfl w16du wp14">
+<w16cid:commentsIds xmlns:wpc="http://schemas.microsoft.com/office/word/2010/wordprocessingCanvas" xmlns:cx="http://schemas.microsoft.com/office/drawing/2014/chartex" xmlns:cx1="http://schemas.microsoft.com/office/drawing/2015/9/8/chartex" xmlns:cx2="http://schemas.microsoft.com/office/drawing/2015/10/21/chartex" xmlns:cx3="http://schemas.microsoft.com/office/drawing/2016/5/9/chartex" xmlns:cx4="http://schemas.microsoft.com/office/drawing/2016/5/10/chartex" xmlns:cx5="http://schemas.microsoft.com/office/drawing/2016/5/11/chartex" xmlns:cx6="http://schemas.microsoft.com/office/drawing/2016/5/12/chartex" xmlns:cx7="http://schemas.microsoft.com/office/drawing/2016/5/13/chartex" xmlns:cx8="http://schemas.microsoft.com/office/drawing/2016/5/14/chartex" xmlns:mc="http://schemas.openxmlformats.org/markup-compatibility/2006" xmlns:aink="http://schemas.microsoft.com/office/drawing/2016/ink" xmlns:am3d="http://schemas.microsoft.com/office/drawing/2017/model3d" xmlns:o="urn:schemas-microsoft-com:office:office" xmlns:oel="http://schemas.microsoft.com/office/2019/extlst" xmlns:r="http://schemas.openxmlformats.org/officeDocument/2006/relationships" xmlns:m="http://schemas.openxmlformats.org/officeDocument/2006/math" xmlns:v="urn:schemas-microsoft-com:vml" xmlns:wp14="http://schemas.microsoft.com/office/word/2010/wordprocessingDrawing" xmlns:wp="http://schemas.openxmlformats.org/drawingml/2006/wordprocessingDrawing" xmlns:w10="urn:schemas-microsoft-com:office:word" xmlns:w="http://schemas.openxmlformats.org/wordprocessingml/2006/main" xmlns:w14="http://schemas.microsoft.com/office/word/2010/wordml" xmlns:w15="http://schemas.microsoft.com/office/word/2012/wordml" xmlns:w16cex="http://schemas.microsoft.com/office/word/2018/wordml/cex" xmlns:w16cid="http://schemas.microsoft.com/office/word/2016/wordml/cid" xmlns:w16="http://schemas.microsoft.com/office/word/2018/wordml" xmlns:w16du="http://schemas.microsoft.com/office/word/2023/wordml/word16du" xmlns:w16sdtdh="http://schemas.microsoft.com/office/word/2020/wordml/sdtdatahash" xmlns:w16sdtfl="http://schemas.microsoft.com/office/word/2024/wordml/sdtformatlock" xmlns:w16se="http://schemas.microsoft.com/office/word/2015/wordml/symex" xmlns:wpg="http://schemas.microsoft.com/office/word/2010/wordprocessingGroup" xmlns:wpi="http://schemas.microsoft.com/office/word/2010/wordprocessingInk" xmlns:wne="http://schemas.microsoft.com/office/word/2006/wordml" xmlns:wps="http://schemas.microsoft.com/office/word/2010/wordprocessingShape" mc:Ignorable="w14 w15 w16se w16cid w16 w16cex w16sdtdh w16sdtfl w16du wp14">
   <w16cid:commentId w16cid:paraId="60341A56" w16cid:durableId="782830FD"/>
   <w16cid:commentId w16cid:paraId="17E91E61" w16cid:durableId="7E0DB8FD"/>
 </w16cid:commentsIds>
 </file>
 
 <file path=word/endnotes.xml><?xml version="1.0" encoding="utf-8"?>
-<w:endnotes xmlns:wpc="http://schemas.microsoft.com/office/word/2010/wordprocessingCanvas" xmlns:cx="http://schemas.microsoft.com/office/drawing/2014/chartex" xmlns:cx1="http://schemas.microsoft.com/office/drawing/2015/9/8/chartex" xmlns:cx2="http://schemas.microsoft.com/office/drawing/2015/10/21/chartex" xmlns:cx3="http://schemas.microsoft.com/office/drawing/2016/5/9/chartex" xmlns:cx4="http://schemas.microsoft.com/office/drawing/2016/5/10/chartex" xmlns:cx5="http://schemas.microsoft.com/office/drawing/2016/5/11/chartex" xmlns:cx6="http://schemas.microsoft.com/office/drawing/2016/5/12/chartex" xmlns:cx7="http://schemas.microsoft.com/office/drawing/2016/5/13/chartex" xmlns:cx8="http://schemas.microsoft.com/office/drawing/2016/5/14/chartex" xmlns:mc="http://schemas.openxmlformats.org/markup-compatibility/2006" xmlns:m="http://schemas.openxmlformats.org/officeDocument/2006/math" xmlns:aink="http://schemas.microsoft.com/office/drawing/2016/ink" xmlns:am3d="http://schemas.microsoft.com/office/drawing/2017/model3d" xmlns:oel="http://schemas.microsoft.com/office/2019/extlst" xmlns:r="http://schemas.openxmlformats.org/officeDocument/2006/relationships" xmlns:wp14="http://schemas.microsoft.com/office/word/2010/wordprocessingDrawing" xmlns:wp="http://schemas.openxmlformats.org/drawingml/2006/wordprocessingDrawing" xmlns:wpg="http://schemas.microsoft.com/office/word/2010/wordprocessingGroup" xmlns:wpi="http://schemas.microsoft.com/office/word/2010/wordprocessingInk" xmlns:wps="http://schemas.microsoft.com/office/word/2010/wordprocessingShape" xmlns:o="urn:schemas-microsoft-com:office:office" xmlns:v="urn:schemas-microsoft-com:vml" xmlns:w10="urn:schemas-microsoft-com:office:word" xmlns:w="http://schemas.openxmlformats.org/wordprocessingml/2006/main" xmlns:w14="http://schemas.microsoft.com/office/word/2010/wordml" xmlns:w15="http://schemas.microsoft.com/office/word/2012/wordml" xmlns:w16cei="http://schemas.microsoft.com/office/word/2026/wordml/cei" xmlns:w16cex="http://schemas.microsoft.com/office/word/2018/wordml/cex" xmlns:w16cid="http://schemas.microsoft.com/office/word/2016/wordml/cid" xmlns:w16="http://schemas.microsoft.com/office/word/2018/wordml" xmlns:w16sdtdh="http://schemas.microsoft.com/office/word/2020/wordml/sdtdatahash" xmlns:w16sdtfl="http://schemas.microsoft.com/office/word/2024/wordml/sdtformatlock" xmlns:w16se="http://schemas.microsoft.com/office/word/2015/wordml/symex" xmlns:w16du="http://schemas.microsoft.com/office/word/2023/wordml/word16du" xmlns:wne="http://schemas.microsoft.com/office/word/2006/wordml" mc:Ignorable="w14 w15 w16se w16cid w16 w16cex w16sdtdh w16sdtfl w16du wp14">
+<w:endnotes xmlns:wpc="http://schemas.microsoft.com/office/word/2010/wordprocessingCanvas" xmlns:cx="http://schemas.microsoft.com/office/drawing/2014/chartex" xmlns:cx1="http://schemas.microsoft.com/office/drawing/2015/9/8/chartex" xmlns:cx2="http://schemas.microsoft.com/office/drawing/2015/10/21/chartex" xmlns:cx3="http://schemas.microsoft.com/office/drawing/2016/5/9/chartex" xmlns:cx4="http://schemas.microsoft.com/office/drawing/2016/5/10/chartex" xmlns:cx5="http://schemas.microsoft.com/office/drawing/2016/5/11/chartex" xmlns:cx6="http://schemas.microsoft.com/office/drawing/2016/5/12/chartex" xmlns:cx7="http://schemas.microsoft.com/office/drawing/2016/5/13/chartex" xmlns:cx8="http://schemas.microsoft.com/office/drawing/2016/5/14/chartex" xmlns:mc="http://schemas.openxmlformats.org/markup-compatibility/2006" xmlns:aink="http://schemas.microsoft.com/office/drawing/2016/ink" xmlns:am3d="http://schemas.microsoft.com/office/drawing/2017/model3d" xmlns:o="urn:schemas-microsoft-com:office:office" xmlns:oel="http://schemas.microsoft.com/office/2019/extlst" xmlns:r="http://schemas.openxmlformats.org/officeDocument/2006/relationships" xmlns:m="http://schemas.openxmlformats.org/officeDocument/2006/math" xmlns:v="urn:schemas-microsoft-com:vml" xmlns:wp14="http://schemas.microsoft.com/office/word/2010/wordprocessingDrawing" xmlns:wp="http://schemas.openxmlformats.org/drawingml/2006/wordprocessingDrawing" xmlns:w10="urn:schemas-microsoft-com:office:word" xmlns:w="http://schemas.openxmlformats.org/wordprocessingml/2006/main" xmlns:w14="http://schemas.microsoft.com/office/word/2010/wordml" xmlns:w15="http://schemas.microsoft.com/office/word/2012/wordml" xmlns:w16cex="http://schemas.microsoft.com/office/word/2018/wordml/cex" xmlns:w16cid="http://schemas.microsoft.com/office/word/2016/wordml/cid" xmlns:w16="http://schemas.microsoft.com/office/word/2018/wordml" xmlns:w16du="http://schemas.microsoft.com/office/word/2023/wordml/word16du" xmlns:w16sdtdh="http://schemas.microsoft.com/office/word/2020/wordml/sdtdatahash" xmlns:w16sdtfl="http://schemas.microsoft.com/office/word/2024/wordml/sdtformatlock" xmlns:w16se="http://schemas.microsoft.com/office/word/2015/wordml/symex" xmlns:wpg="http://schemas.microsoft.com/office/word/2010/wordprocessingGroup" xmlns:wpi="http://schemas.microsoft.com/office/word/2010/wordprocessingInk" xmlns:wne="http://schemas.microsoft.com/office/word/2006/wordml" xmlns:wps="http://schemas.microsoft.com/office/word/2010/wordprocessingShape" mc:Ignorable="w14 w15 w16se w16cid w16 w16cex w16sdtdh w16sdtfl w16du wp14">
   <w:endnote w:type="separator" w:id="-1">
     <w:p>
       <w:pPr>
@@ -30243,7 +30249,7 @@
 </file>
 
 <file path=word/footer1.xml><?xml version="1.0" encoding="utf-8"?>
-<w:ftr xmlns:wpc="http://schemas.microsoft.com/office/word/2010/wordprocessingCanvas" xmlns:cx="http://schemas.microsoft.com/office/drawing/2014/chartex" xmlns:cx1="http://schemas.microsoft.com/office/drawing/2015/9/8/chartex" xmlns:cx2="http://schemas.microsoft.com/office/drawing/2015/10/21/chartex" xmlns:cx3="http://schemas.microsoft.com/office/drawing/2016/5/9/chartex" xmlns:cx4="http://schemas.microsoft.com/office/drawing/2016/5/10/chartex" xmlns:cx5="http://schemas.microsoft.com/office/drawing/2016/5/11/chartex" xmlns:cx6="http://schemas.microsoft.com/office/drawing/2016/5/12/chartex" xmlns:cx7="http://schemas.microsoft.com/office/drawing/2016/5/13/chartex" xmlns:cx8="http://schemas.microsoft.com/office/drawing/2016/5/14/chartex" xmlns:mc="http://schemas.openxmlformats.org/markup-compatibility/2006" xmlns:m="http://schemas.openxmlformats.org/officeDocument/2006/math" xmlns:aink="http://schemas.microsoft.com/office/drawing/2016/ink" xmlns:am3d="http://schemas.microsoft.com/office/drawing/2017/model3d" xmlns:oel="http://schemas.microsoft.com/office/2019/extlst" xmlns:r="http://schemas.openxmlformats.org/officeDocument/2006/relationships" xmlns:wp14="http://schemas.microsoft.com/office/word/2010/wordprocessingDrawing" xmlns:wp="http://schemas.openxmlformats.org/drawingml/2006/wordprocessingDrawing" xmlns:wpg="http://schemas.microsoft.com/office/word/2010/wordprocessingGroup" xmlns:wpi="http://schemas.microsoft.com/office/word/2010/wordprocessingInk" xmlns:wps="http://schemas.microsoft.com/office/word/2010/wordprocessingShape" xmlns:o="urn:schemas-microsoft-com:office:office" xmlns:v="urn:schemas-microsoft-com:vml" xmlns:w10="urn:schemas-microsoft-com:office:word" xmlns:w="http://schemas.openxmlformats.org/wordprocessingml/2006/main" xmlns:w14="http://schemas.microsoft.com/office/word/2010/wordml" xmlns:w15="http://schemas.microsoft.com/office/word/2012/wordml" xmlns:w16cei="http://schemas.microsoft.com/office/word/2026/wordml/cei" xmlns:w16cex="http://schemas.microsoft.com/office/word/2018/wordml/cex" xmlns:w16cid="http://schemas.microsoft.com/office/word/2016/wordml/cid" xmlns:w16="http://schemas.microsoft.com/office/word/2018/wordml" xmlns:w16sdtdh="http://schemas.microsoft.com/office/word/2020/wordml/sdtdatahash" xmlns:w16sdtfl="http://schemas.microsoft.com/office/word/2024/wordml/sdtformatlock" xmlns:w16se="http://schemas.microsoft.com/office/word/2015/wordml/symex" xmlns:w16du="http://schemas.microsoft.com/office/word/2023/wordml/word16du" xmlns:wne="http://schemas.microsoft.com/office/word/2006/wordml" mc:Ignorable="w14 w15 w16se w16cid w16 w16cex w16sdtdh w16sdtfl w16du wp14">
+<w:ftr xmlns:wpc="http://schemas.microsoft.com/office/word/2010/wordprocessingCanvas" xmlns:cx="http://schemas.microsoft.com/office/drawing/2014/chartex" xmlns:cx1="http://schemas.microsoft.com/office/drawing/2015/9/8/chartex" xmlns:cx2="http://schemas.microsoft.com/office/drawing/2015/10/21/chartex" xmlns:cx3="http://schemas.microsoft.com/office/drawing/2016/5/9/chartex" xmlns:cx4="http://schemas.microsoft.com/office/drawing/2016/5/10/chartex" xmlns:cx5="http://schemas.microsoft.com/office/drawing/2016/5/11/chartex" xmlns:cx6="http://schemas.microsoft.com/office/drawing/2016/5/12/chartex" xmlns:cx7="http://schemas.microsoft.com/office/drawing/2016/5/13/chartex" xmlns:cx8="http://schemas.microsoft.com/office/drawing/2016/5/14/chartex" xmlns:mc="http://schemas.openxmlformats.org/markup-compatibility/2006" xmlns:aink="http://schemas.microsoft.com/office/drawing/2016/ink" xmlns:am3d="http://schemas.microsoft.com/office/drawing/2017/model3d" xmlns:o="urn:schemas-microsoft-com:office:office" xmlns:oel="http://schemas.microsoft.com/office/2019/extlst" xmlns:r="http://schemas.openxmlformats.org/officeDocument/2006/relationships" xmlns:m="http://schemas.openxmlformats.org/officeDocument/2006/math" xmlns:v="urn:schemas-microsoft-com:vml" xmlns:wp14="http://schemas.microsoft.com/office/word/2010/wordprocessingDrawing" xmlns:wp="http://schemas.openxmlformats.org/drawingml/2006/wordprocessingDrawing" xmlns:w10="urn:schemas-microsoft-com:office:word" xmlns:w="http://schemas.openxmlformats.org/wordprocessingml/2006/main" xmlns:w14="http://schemas.microsoft.com/office/word/2010/wordml" xmlns:w15="http://schemas.microsoft.com/office/word/2012/wordml" xmlns:w16cex="http://schemas.microsoft.com/office/word/2018/wordml/cex" xmlns:w16cid="http://schemas.microsoft.com/office/word/2016/wordml/cid" xmlns:w16="http://schemas.microsoft.com/office/word/2018/wordml" xmlns:w16du="http://schemas.microsoft.com/office/word/2023/wordml/word16du" xmlns:w16sdtdh="http://schemas.microsoft.com/office/word/2020/wordml/sdtdatahash" xmlns:w16sdtfl="http://schemas.microsoft.com/office/word/2024/wordml/sdtformatlock" xmlns:w16se="http://schemas.microsoft.com/office/word/2015/wordml/symex" xmlns:wpg="http://schemas.microsoft.com/office/word/2010/wordprocessingGroup" xmlns:wpi="http://schemas.microsoft.com/office/word/2010/wordprocessingInk" xmlns:wne="http://schemas.microsoft.com/office/word/2006/wordml" xmlns:wps="http://schemas.microsoft.com/office/word/2010/wordprocessingShape" mc:Ignorable="w14 w15 w16se w16cid w16 w16cex w16sdtdh w16sdtfl w16du wp14">
   <w:p>
     <w:pPr>
       <w:pStyle w:val="Footer"/>
@@ -30453,7 +30459,7 @@
 </file>
 
 <file path=word/footnotes.xml><?xml version="1.0" encoding="utf-8"?>
-<w:footnotes xmlns:wpc="http://schemas.microsoft.com/office/word/2010/wordprocessingCanvas" xmlns:cx="http://schemas.microsoft.com/office/drawing/2014/chartex" xmlns:cx1="http://schemas.microsoft.com/office/drawing/2015/9/8/chartex" xmlns:cx2="http://schemas.microsoft.com/office/drawing/2015/10/21/chartex" xmlns:cx3="http://schemas.microsoft.com/office/drawing/2016/5/9/chartex" xmlns:cx4="http://schemas.microsoft.com/office/drawing/2016/5/10/chartex" xmlns:cx5="http://schemas.microsoft.com/office/drawing/2016/5/11/chartex" xmlns:cx6="http://schemas.microsoft.com/office/drawing/2016/5/12/chartex" xmlns:cx7="http://schemas.microsoft.com/office/drawing/2016/5/13/chartex" xmlns:cx8="http://schemas.microsoft.com/office/drawing/2016/5/14/chartex" xmlns:mc="http://schemas.openxmlformats.org/markup-compatibility/2006" xmlns:m="http://schemas.openxmlformats.org/officeDocument/2006/math" xmlns:aink="http://schemas.microsoft.com/office/drawing/2016/ink" xmlns:am3d="http://schemas.microsoft.com/office/drawing/2017/model3d" xmlns:oel="http://schemas.microsoft.com/office/2019/extlst" xmlns:r="http://schemas.openxmlformats.org/officeDocument/2006/relationships" xmlns:wp14="http://schemas.microsoft.com/office/word/2010/wordprocessingDrawing" xmlns:wp="http://schemas.openxmlformats.org/drawingml/2006/wordprocessingDrawing" xmlns:wpg="http://schemas.microsoft.com/office/word/2010/wordprocessingGroup" xmlns:wpi="http://schemas.microsoft.com/office/word/2010/wordprocessingInk" xmlns:wps="http://schemas.microsoft.com/office/word/2010/wordprocessingShape" xmlns:o="urn:schemas-microsoft-com:office:office" xmlns:v="urn:schemas-microsoft-com:vml" xmlns:w10="urn:schemas-microsoft-com:office:word" xmlns:w="http://schemas.openxmlformats.org/wordprocessingml/2006/main" xmlns:w14="http://schemas.microsoft.com/office/word/2010/wordml" xmlns:w15="http://schemas.microsoft.com/office/word/2012/wordml" xmlns:w16cei="http://schemas.microsoft.com/office/word/2026/wordml/cei" xmlns:w16cex="http://schemas.microsoft.com/office/word/2018/wordml/cex" xmlns:w16cid="http://schemas.microsoft.com/office/word/2016/wordml/cid" xmlns:w16="http://schemas.microsoft.com/office/word/2018/wordml" xmlns:w16sdtdh="http://schemas.microsoft.com/office/word/2020/wordml/sdtdatahash" xmlns:w16sdtfl="http://schemas.microsoft.com/office/word/2024/wordml/sdtformatlock" xmlns:w16se="http://schemas.microsoft.com/office/word/2015/wordml/symex" xmlns:w16du="http://schemas.microsoft.com/office/word/2023/wordml/word16du" xmlns:wne="http://schemas.microsoft.com/office/word/2006/wordml" mc:Ignorable="w14 w15 w16se w16cid w16 w16cex w16sdtdh w16sdtfl w16du wp14">
+<w:footnotes xmlns:wpc="http://schemas.microsoft.com/office/word/2010/wordprocessingCanvas" xmlns:cx="http://schemas.microsoft.com/office/drawing/2014/chartex" xmlns:cx1="http://schemas.microsoft.com/office/drawing/2015/9/8/chartex" xmlns:cx2="http://schemas.microsoft.com/office/drawing/2015/10/21/chartex" xmlns:cx3="http://schemas.microsoft.com/office/drawing/2016/5/9/chartex" xmlns:cx4="http://schemas.microsoft.com/office/drawing/2016/5/10/chartex" xmlns:cx5="http://schemas.microsoft.com/office/drawing/2016/5/11/chartex" xmlns:cx6="http://schemas.microsoft.com/office/drawing/2016/5/12/chartex" xmlns:cx7="http://schemas.microsoft.com/office/drawing/2016/5/13/chartex" xmlns:cx8="http://schemas.microsoft.com/office/drawing/2016/5/14/chartex" xmlns:mc="http://schemas.openxmlformats.org/markup-compatibility/2006" xmlns:aink="http://schemas.microsoft.com/office/drawing/2016/ink" xmlns:am3d="http://schemas.microsoft.com/office/drawing/2017/model3d" xmlns:o="urn:schemas-microsoft-com:office:office" xmlns:oel="http://schemas.microsoft.com/office/2019/extlst" xmlns:r="http://schemas.openxmlformats.org/officeDocument/2006/relationships" xmlns:m="http://schemas.openxmlformats.org/officeDocument/2006/math" xmlns:v="urn:schemas-microsoft-com:vml" xmlns:wp14="http://schemas.microsoft.com/office/word/2010/wordprocessingDrawing" xmlns:wp="http://schemas.openxmlformats.org/drawingml/2006/wordprocessingDrawing" xmlns:w10="urn:schemas-microsoft-com:office:word" xmlns:w="http://schemas.openxmlformats.org/wordprocessingml/2006/main" xmlns:w14="http://schemas.microsoft.com/office/word/2010/wordml" xmlns:w15="http://schemas.microsoft.com/office/word/2012/wordml" xmlns:w16cex="http://schemas.microsoft.com/office/word/2018/wordml/cex" xmlns:w16cid="http://schemas.microsoft.com/office/word/2016/wordml/cid" xmlns:w16="http://schemas.microsoft.com/office/word/2018/wordml" xmlns:w16du="http://schemas.microsoft.com/office/word/2023/wordml/word16du" xmlns:w16sdtdh="http://schemas.microsoft.com/office/word/2020/wordml/sdtdatahash" xmlns:w16sdtfl="http://schemas.microsoft.com/office/word/2024/wordml/sdtformatlock" xmlns:w16se="http://schemas.microsoft.com/office/word/2015/wordml/symex" xmlns:wpg="http://schemas.microsoft.com/office/word/2010/wordprocessingGroup" xmlns:wpi="http://schemas.microsoft.com/office/word/2010/wordprocessingInk" xmlns:wne="http://schemas.microsoft.com/office/word/2006/wordml" xmlns:wps="http://schemas.microsoft.com/office/word/2010/wordprocessingShape" mc:Ignorable="w14 w15 w16se w16cid w16 w16cex w16sdtdh w16sdtfl w16du wp14">
   <w:footnote w:type="separator" w:id="-1">
     <w:p>
       <w:pPr>
@@ -30485,7 +30491,7 @@
 </file>
 
 <file path=word/header1.xml><?xml version="1.0" encoding="utf-8"?>
-<w:hdr xmlns:wpc="http://schemas.microsoft.com/office/word/2010/wordprocessingCanvas" xmlns:cx="http://schemas.microsoft.com/office/drawing/2014/chartex" xmlns:cx1="http://schemas.microsoft.com/office/drawing/2015/9/8/chartex" xmlns:cx2="http://schemas.microsoft.com/office/drawing/2015/10/21/chartex" xmlns:cx3="http://schemas.microsoft.com/office/drawing/2016/5/9/chartex" xmlns:cx4="http://schemas.microsoft.com/office/drawing/2016/5/10/chartex" xmlns:cx5="http://schemas.microsoft.com/office/drawing/2016/5/11/chartex" xmlns:cx6="http://schemas.microsoft.com/office/drawing/2016/5/12/chartex" xmlns:cx7="http://schemas.microsoft.com/office/drawing/2016/5/13/chartex" xmlns:cx8="http://schemas.microsoft.com/office/drawing/2016/5/14/chartex" xmlns:mc="http://schemas.openxmlformats.org/markup-compatibility/2006" xmlns:m="http://schemas.openxmlformats.org/officeDocument/2006/math" xmlns:aink="http://schemas.microsoft.com/office/drawing/2016/ink" xmlns:am3d="http://schemas.microsoft.com/office/drawing/2017/model3d" xmlns:oel="http://schemas.microsoft.com/office/2019/extlst" xmlns:r="http://schemas.openxmlformats.org/officeDocument/2006/relationships" xmlns:wp14="http://schemas.microsoft.com/office/word/2010/wordprocessingDrawing" xmlns:wp="http://schemas.openxmlformats.org/drawingml/2006/wordprocessingDrawing" xmlns:wpg="http://schemas.microsoft.com/office/word/2010/wordprocessingGroup" xmlns:wpi="http://schemas.microsoft.com/office/word/2010/wordprocessingInk" xmlns:wps="http://schemas.microsoft.com/office/word/2010/wordprocessingShape" xmlns:o="urn:schemas-microsoft-com:office:office" xmlns:v="urn:schemas-microsoft-com:vml" xmlns:w10="urn:schemas-microsoft-com:office:word" xmlns:w="http://schemas.openxmlformats.org/wordprocessingml/2006/main" xmlns:w14="http://schemas.microsoft.com/office/word/2010/wordml" xmlns:w15="http://schemas.microsoft.com/office/word/2012/wordml" xmlns:w16cei="http://schemas.microsoft.com/office/word/2026/wordml/cei" xmlns:w16cex="http://schemas.microsoft.com/office/word/2018/wordml/cex" xmlns:w16cid="http://schemas.microsoft.com/office/word/2016/wordml/cid" xmlns:w16="http://schemas.microsoft.com/office/word/2018/wordml" xmlns:w16sdtdh="http://schemas.microsoft.com/office/word/2020/wordml/sdtdatahash" xmlns:w16sdtfl="http://schemas.microsoft.com/office/word/2024/wordml/sdtformatlock" xmlns:w16se="http://schemas.microsoft.com/office/word/2015/wordml/symex" xmlns:w16du="http://schemas.microsoft.com/office/word/2023/wordml/word16du" xmlns:wne="http://schemas.microsoft.com/office/word/2006/wordml" mc:Ignorable="w14 w15 w16se w16cid w16 w16cex w16sdtdh w16sdtfl w16du wp14">
+<w:hdr xmlns:wpc="http://schemas.microsoft.com/office/word/2010/wordprocessingCanvas" xmlns:cx="http://schemas.microsoft.com/office/drawing/2014/chartex" xmlns:cx1="http://schemas.microsoft.com/office/drawing/2015/9/8/chartex" xmlns:cx2="http://schemas.microsoft.com/office/drawing/2015/10/21/chartex" xmlns:cx3="http://schemas.microsoft.com/office/drawing/2016/5/9/chartex" xmlns:cx4="http://schemas.microsoft.com/office/drawing/2016/5/10/chartex" xmlns:cx5="http://schemas.microsoft.com/office/drawing/2016/5/11/chartex" xmlns:cx6="http://schemas.microsoft.com/office/drawing/2016/5/12/chartex" xmlns:cx7="http://schemas.microsoft.com/office/drawing/2016/5/13/chartex" xmlns:cx8="http://schemas.microsoft.com/office/drawing/2016/5/14/chartex" xmlns:mc="http://schemas.openxmlformats.org/markup-compatibility/2006" xmlns:aink="http://schemas.microsoft.com/office/drawing/2016/ink" xmlns:am3d="http://schemas.microsoft.com/office/drawing/2017/model3d" xmlns:o="urn:schemas-microsoft-com:office:office" xmlns:oel="http://schemas.microsoft.com/office/2019/extlst" xmlns:r="http://schemas.openxmlformats.org/officeDocument/2006/relationships" xmlns:m="http://schemas.openxmlformats.org/officeDocument/2006/math" xmlns:v="urn:schemas-microsoft-com:vml" xmlns:wp14="http://schemas.microsoft.com/office/word/2010/wordprocessingDrawing" xmlns:wp="http://schemas.openxmlformats.org/drawingml/2006/wordprocessingDrawing" xmlns:w10="urn:schemas-microsoft-com:office:word" xmlns:w="http://schemas.openxmlformats.org/wordprocessingml/2006/main" xmlns:w14="http://schemas.microsoft.com/office/word/2010/wordml" xmlns:w15="http://schemas.microsoft.com/office/word/2012/wordml" xmlns:w16cex="http://schemas.microsoft.com/office/word/2018/wordml/cex" xmlns:w16cid="http://schemas.microsoft.com/office/word/2016/wordml/cid" xmlns:w16="http://schemas.microsoft.com/office/word/2018/wordml" xmlns:w16du="http://schemas.microsoft.com/office/word/2023/wordml/word16du" xmlns:w16sdtdh="http://schemas.microsoft.com/office/word/2020/wordml/sdtdatahash" xmlns:w16sdtfl="http://schemas.microsoft.com/office/word/2024/wordml/sdtformatlock" xmlns:w16se="http://schemas.microsoft.com/office/word/2015/wordml/symex" xmlns:wpg="http://schemas.microsoft.com/office/word/2010/wordprocessingGroup" xmlns:wpi="http://schemas.microsoft.com/office/word/2010/wordprocessingInk" xmlns:wne="http://schemas.microsoft.com/office/word/2006/wordml" xmlns:wps="http://schemas.microsoft.com/office/word/2010/wordprocessingShape" mc:Ignorable="w14 w15 w16se w16cid w16 w16cex w16sdtdh w16sdtfl w16du wp14">
   <w:p>
     <w:pPr>
       <w:pStyle w:val="Header"/>
@@ -30550,7 +30556,7 @@
 </file>
 
 <file path=word/header2.xml><?xml version="1.0" encoding="utf-8"?>
-<w:hdr xmlns:wpc="http://schemas.microsoft.com/office/word/2010/wordprocessingCanvas" xmlns:cx="http://schemas.microsoft.com/office/drawing/2014/chartex" xmlns:cx1="http://schemas.microsoft.com/office/drawing/2015/9/8/chartex" xmlns:cx2="http://schemas.microsoft.com/office/drawing/2015/10/21/chartex" xmlns:cx3="http://schemas.microsoft.com/office/drawing/2016/5/9/chartex" xmlns:cx4="http://schemas.microsoft.com/office/drawing/2016/5/10/chartex" xmlns:cx5="http://schemas.microsoft.com/office/drawing/2016/5/11/chartex" xmlns:cx6="http://schemas.microsoft.com/office/drawing/2016/5/12/chartex" xmlns:cx7="http://schemas.microsoft.com/office/drawing/2016/5/13/chartex" xmlns:cx8="http://schemas.microsoft.com/office/drawing/2016/5/14/chartex" xmlns:mc="http://schemas.openxmlformats.org/markup-compatibility/2006" xmlns:m="http://schemas.openxmlformats.org/officeDocument/2006/math" xmlns:aink="http://schemas.microsoft.com/office/drawing/2016/ink" xmlns:am3d="http://schemas.microsoft.com/office/drawing/2017/model3d" xmlns:oel="http://schemas.microsoft.com/office/2019/extlst" xmlns:r="http://schemas.openxmlformats.org/officeDocument/2006/relationships" xmlns:wp14="http://schemas.microsoft.com/office/word/2010/wordprocessingDrawing" xmlns:wp="http://schemas.openxmlformats.org/drawingml/2006/wordprocessingDrawing" xmlns:wpg="http://schemas.microsoft.com/office/word/2010/wordprocessingGroup" xmlns:wpi="http://schemas.microsoft.com/office/word/2010/wordprocessingInk" xmlns:wps="http://schemas.microsoft.com/office/word/2010/wordprocessingShape" xmlns:o="urn:schemas-microsoft-com:office:office" xmlns:v="urn:schemas-microsoft-com:vml" xmlns:w10="urn:schemas-microsoft-com:office:word" xmlns:w="http://schemas.openxmlformats.org/wordprocessingml/2006/main" xmlns:w14="http://schemas.microsoft.com/office/word/2010/wordml" xmlns:w15="http://schemas.microsoft.com/office/word/2012/wordml" xmlns:w16cei="http://schemas.microsoft.com/office/word/2026/wordml/cei" xmlns:w16cex="http://schemas.microsoft.com/office/word/2018/wordml/cex" xmlns:w16cid="http://schemas.microsoft.com/office/word/2016/wordml/cid" xmlns:w16="http://schemas.microsoft.com/office/word/2018/wordml" xmlns:w16sdtdh="http://schemas.microsoft.com/office/word/2020/wordml/sdtdatahash" xmlns:w16sdtfl="http://schemas.microsoft.com/office/word/2024/wordml/sdtformatlock" xmlns:w16se="http://schemas.microsoft.com/office/word/2015/wordml/symex" xmlns:w16du="http://schemas.microsoft.com/office/word/2023/wordml/word16du" xmlns:wne="http://schemas.microsoft.com/office/word/2006/wordml" mc:Ignorable="w14 w15 w16se w16cid w16 w16cex w16sdtdh w16sdtfl w16du wp14">
+<w:hdr xmlns:wpc="http://schemas.microsoft.com/office/word/2010/wordprocessingCanvas" xmlns:cx="http://schemas.microsoft.com/office/drawing/2014/chartex" xmlns:cx1="http://schemas.microsoft.com/office/drawing/2015/9/8/chartex" xmlns:cx2="http://schemas.microsoft.com/office/drawing/2015/10/21/chartex" xmlns:cx3="http://schemas.microsoft.com/office/drawing/2016/5/9/chartex" xmlns:cx4="http://schemas.microsoft.com/office/drawing/2016/5/10/chartex" xmlns:cx5="http://schemas.microsoft.com/office/drawing/2016/5/11/chartex" xmlns:cx6="http://schemas.microsoft.com/office/drawing/2016/5/12/chartex" xmlns:cx7="http://schemas.microsoft.com/office/drawing/2016/5/13/chartex" xmlns:cx8="http://schemas.microsoft.com/office/drawing/2016/5/14/chartex" xmlns:mc="http://schemas.openxmlformats.org/markup-compatibility/2006" xmlns:aink="http://schemas.microsoft.com/office/drawing/2016/ink" xmlns:am3d="http://schemas.microsoft.com/office/drawing/2017/model3d" xmlns:o="urn:schemas-microsoft-com:office:office" xmlns:oel="http://schemas.microsoft.com/office/2019/extlst" xmlns:r="http://schemas.openxmlformats.org/officeDocument/2006/relationships" xmlns:m="http://schemas.openxmlformats.org/officeDocument/2006/math" xmlns:v="urn:schemas-microsoft-com:vml" xmlns:wp14="http://schemas.microsoft.com/office/word/2010/wordprocessingDrawing" xmlns:wp="http://schemas.openxmlformats.org/drawingml/2006/wordprocessingDrawing" xmlns:w10="urn:schemas-microsoft-com:office:word" xmlns:w="http://schemas.openxmlformats.org/wordprocessingml/2006/main" xmlns:w14="http://schemas.microsoft.com/office/word/2010/wordml" xmlns:w15="http://schemas.microsoft.com/office/word/2012/wordml" xmlns:w16cex="http://schemas.microsoft.com/office/word/2018/wordml/cex" xmlns:w16cid="http://schemas.microsoft.com/office/word/2016/wordml/cid" xmlns:w16="http://schemas.microsoft.com/office/word/2018/wordml" xmlns:w16du="http://schemas.microsoft.com/office/word/2023/wordml/word16du" xmlns:w16sdtdh="http://schemas.microsoft.com/office/word/2020/wordml/sdtdatahash" xmlns:w16sdtfl="http://schemas.microsoft.com/office/word/2024/wordml/sdtformatlock" xmlns:w16se="http://schemas.microsoft.com/office/word/2015/wordml/symex" xmlns:wpg="http://schemas.microsoft.com/office/word/2010/wordprocessingGroup" xmlns:wpi="http://schemas.microsoft.com/office/word/2010/wordprocessingInk" xmlns:wne="http://schemas.microsoft.com/office/word/2006/wordml" xmlns:wps="http://schemas.microsoft.com/office/word/2010/wordprocessingShape" mc:Ignorable="w14 w15 w16se w16cid w16 w16cex w16sdtdh w16sdtfl w16du wp14">
   <w:p>
     <w:pPr>
       <w:pStyle w:val="Header"/>
@@ -30657,7 +30663,7 @@
 </file>
 
 <file path=word/numbering.xml><?xml version="1.0" encoding="utf-8"?>
-<w:numbering xmlns:wpc="http://schemas.microsoft.com/office/word/2010/wordprocessingCanvas" xmlns:cx="http://schemas.microsoft.com/office/drawing/2014/chartex" xmlns:cx1="http://schemas.microsoft.com/office/drawing/2015/9/8/chartex" xmlns:cx2="http://schemas.microsoft.com/office/drawing/2015/10/21/chartex" xmlns:cx3="http://schemas.microsoft.com/office/drawing/2016/5/9/chartex" xmlns:cx4="http://schemas.microsoft.com/office/drawing/2016/5/10/chartex" xmlns:cx5="http://schemas.microsoft.com/office/drawing/2016/5/11/chartex" xmlns:cx6="http://schemas.microsoft.com/office/drawing/2016/5/12/chartex" xmlns:cx7="http://schemas.microsoft.com/office/drawing/2016/5/13/chartex" xmlns:cx8="http://schemas.microsoft.com/office/drawing/2016/5/14/chartex" xmlns:mc="http://schemas.openxmlformats.org/markup-compatibility/2006" xmlns:m="http://schemas.openxmlformats.org/officeDocument/2006/math" xmlns:aink="http://schemas.microsoft.com/office/drawing/2016/ink" xmlns:am3d="http://schemas.microsoft.com/office/drawing/2017/model3d" xmlns:oel="http://schemas.microsoft.com/office/2019/extlst" xmlns:r="http://schemas.openxmlformats.org/officeDocument/2006/relationships" xmlns:wp14="http://schemas.microsoft.com/office/word/2010/wordprocessingDrawing" xmlns:wp="http://schemas.openxmlformats.org/drawingml/2006/wordprocessingDrawing" xmlns:wpg="http://schemas.microsoft.com/office/word/2010/wordprocessingGroup" xmlns:wpi="http://schemas.microsoft.com/office/word/2010/wordprocessingInk" xmlns:wps="http://schemas.microsoft.com/office/word/2010/wordprocessingShape" xmlns:o="urn:schemas-microsoft-com:office:office" xmlns:v="urn:schemas-microsoft-com:vml" xmlns:w10="urn:schemas-microsoft-com:office:word" xmlns:w="http://schemas.openxmlformats.org/wordprocessingml/2006/main" xmlns:w14="http://schemas.microsoft.com/office/word/2010/wordml" xmlns:w15="http://schemas.microsoft.com/office/word/2012/wordml" xmlns:w16cei="http://schemas.microsoft.com/office/word/2026/wordml/cei" xmlns:w16cex="http://schemas.microsoft.com/office/word/2018/wordml/cex" xmlns:w16cid="http://schemas.microsoft.com/office/word/2016/wordml/cid" xmlns:w16="http://schemas.microsoft.com/office/word/2018/wordml" xmlns:w16sdtdh="http://schemas.microsoft.com/office/word/2020/wordml/sdtdatahash" xmlns:w16sdtfl="http://schemas.microsoft.com/office/word/2024/wordml/sdtformatlock" xmlns:w16se="http://schemas.microsoft.com/office/word/2015/wordml/symex" xmlns:w16du="http://schemas.microsoft.com/office/word/2023/wordml/word16du" xmlns:wne="http://schemas.microsoft.com/office/word/2006/wordml" mc:Ignorable="w14 w15 w16se w16cid w16 w16cex w16sdtdh w16sdtfl w16du wp14">
+<w:numbering xmlns:wpc="http://schemas.microsoft.com/office/word/2010/wordprocessingCanvas" xmlns:cx="http://schemas.microsoft.com/office/drawing/2014/chartex" xmlns:cx1="http://schemas.microsoft.com/office/drawing/2015/9/8/chartex" xmlns:cx2="http://schemas.microsoft.com/office/drawing/2015/10/21/chartex" xmlns:cx3="http://schemas.microsoft.com/office/drawing/2016/5/9/chartex" xmlns:cx4="http://schemas.microsoft.com/office/drawing/2016/5/10/chartex" xmlns:cx5="http://schemas.microsoft.com/office/drawing/2016/5/11/chartex" xmlns:cx6="http://schemas.microsoft.com/office/drawing/2016/5/12/chartex" xmlns:cx7="http://schemas.microsoft.com/office/drawing/2016/5/13/chartex" xmlns:cx8="http://schemas.microsoft.com/office/drawing/2016/5/14/chartex" xmlns:mc="http://schemas.openxmlformats.org/markup-compatibility/2006" xmlns:aink="http://schemas.microsoft.com/office/drawing/2016/ink" xmlns:am3d="http://schemas.microsoft.com/office/drawing/2017/model3d" xmlns:o="urn:schemas-microsoft-com:office:office" xmlns:oel="http://schemas.microsoft.com/office/2019/extlst" xmlns:r="http://schemas.openxmlformats.org/officeDocument/2006/relationships" xmlns:m="http://schemas.openxmlformats.org/officeDocument/2006/math" xmlns:v="urn:schemas-microsoft-com:vml" xmlns:wp14="http://schemas.microsoft.com/office/word/2010/wordprocessingDrawing" xmlns:wp="http://schemas.openxmlformats.org/drawingml/2006/wordprocessingDrawing" xmlns:w10="urn:schemas-microsoft-com:office:word" xmlns:w="http://schemas.openxmlformats.org/wordprocessingml/2006/main" xmlns:w14="http://schemas.microsoft.com/office/word/2010/wordml" xmlns:w15="http://schemas.microsoft.com/office/word/2012/wordml" xmlns:w16cex="http://schemas.microsoft.com/office/word/2018/wordml/cex" xmlns:w16cid="http://schemas.microsoft.com/office/word/2016/wordml/cid" xmlns:w16="http://schemas.microsoft.com/office/word/2018/wordml" xmlns:w16du="http://schemas.microsoft.com/office/word/2023/wordml/word16du" xmlns:w16sdtdh="http://schemas.microsoft.com/office/word/2020/wordml/sdtdatahash" xmlns:w16sdtfl="http://schemas.microsoft.com/office/word/2024/wordml/sdtformatlock" xmlns:w16se="http://schemas.microsoft.com/office/word/2015/wordml/symex" xmlns:wpg="http://schemas.microsoft.com/office/word/2010/wordprocessingGroup" xmlns:wpi="http://schemas.microsoft.com/office/word/2010/wordprocessingInk" xmlns:wne="http://schemas.microsoft.com/office/word/2006/wordml" xmlns:wps="http://schemas.microsoft.com/office/word/2010/wordprocessingShape" mc:Ignorable="w14 w15 w16se w16cid w16 w16cex w16sdtdh w16sdtfl w16du wp14">
   <w:abstractNum w:abstractNumId="0" w15:restartNumberingAfterBreak="0">
     <w:nsid w:val="1A991BF9"/>
     <w:multiLevelType w:val="hybridMultilevel"/>
@@ -31524,7 +31530,7 @@
 </file>
 
 <file path=word/people.xml><?xml version="1.0" encoding="utf-8"?>
-<w15:people xmlns:wpc="http://schemas.microsoft.com/office/word/2010/wordprocessingCanvas" xmlns:cx="http://schemas.microsoft.com/office/drawing/2014/chartex" xmlns:cx1="http://schemas.microsoft.com/office/drawing/2015/9/8/chartex" xmlns:cx2="http://schemas.microsoft.com/office/drawing/2015/10/21/chartex" xmlns:cx3="http://schemas.microsoft.com/office/drawing/2016/5/9/chartex" xmlns:cx4="http://schemas.microsoft.com/office/drawing/2016/5/10/chartex" xmlns:cx5="http://schemas.microsoft.com/office/drawing/2016/5/11/chartex" xmlns:cx6="http://schemas.microsoft.com/office/drawing/2016/5/12/chartex" xmlns:cx7="http://schemas.microsoft.com/office/drawing/2016/5/13/chartex" xmlns:cx8="http://schemas.microsoft.com/office/drawing/2016/5/14/chartex" xmlns:mc="http://schemas.openxmlformats.org/markup-compatibility/2006" xmlns:m="http://schemas.openxmlformats.org/officeDocument/2006/math" xmlns:aink="http://schemas.microsoft.com/office/drawing/2016/ink" xmlns:am3d="http://schemas.microsoft.com/office/drawing/2017/model3d" xmlns:oel="http://schemas.microsoft.com/office/2019/extlst" xmlns:r="http://schemas.openxmlformats.org/officeDocument/2006/relationships" xmlns:wp14="http://schemas.microsoft.com/office/word/2010/wordprocessingDrawing" xmlns:wp="http://schemas.openxmlformats.org/drawingml/2006/wordprocessingDrawing" xmlns:wpg="http://schemas.microsoft.com/office/word/2010/wordprocessingGroup" xmlns:wpi="http://schemas.microsoft.com/office/word/2010/wordprocessingInk" xmlns:wps="http://schemas.microsoft.com/office/word/2010/wordprocessingShape" xmlns:o="urn:schemas-microsoft-com:office:office" xmlns:v="urn:schemas-microsoft-com:vml" xmlns:w10="urn:schemas-microsoft-com:office:word" xmlns:w="http://schemas.openxmlformats.org/wordprocessingml/2006/main" xmlns:w14="http://schemas.microsoft.com/office/word/2010/wordml" xmlns:w15="http://schemas.microsoft.com/office/word/2012/wordml" xmlns:w16cei="http://schemas.microsoft.com/office/word/2026/wordml/cei" xmlns:w16cex="http://schemas.microsoft.com/office/word/2018/wordml/cex" xmlns:w16cid="http://schemas.microsoft.com/office/word/2016/wordml/cid" xmlns:w16="http://schemas.microsoft.com/office/word/2018/wordml" xmlns:w16sdtdh="http://schemas.microsoft.com/office/word/2020/wordml/sdtdatahash" xmlns:w16sdtfl="http://schemas.microsoft.com/office/word/2024/wordml/sdtformatlock" xmlns:w16se="http://schemas.microsoft.com/office/word/2015/wordml/symex" xmlns:w16du="http://schemas.microsoft.com/office/word/2023/wordml/word16du" xmlns:wne="http://schemas.microsoft.com/office/word/2006/wordml" mc:Ignorable="w14 w15 w16se w16cid w16 w16cex w16sdtdh w16sdtfl w16du wp14">
+<w15:people xmlns:wpc="http://schemas.microsoft.com/office/word/2010/wordprocessingCanvas" xmlns:cx="http://schemas.microsoft.com/office/drawing/2014/chartex" xmlns:cx1="http://schemas.microsoft.com/office/drawing/2015/9/8/chartex" xmlns:cx2="http://schemas.microsoft.com/office/drawing/2015/10/21/chartex" xmlns:cx3="http://schemas.microsoft.com/office/drawing/2016/5/9/chartex" xmlns:cx4="http://schemas.microsoft.com/office/drawing/2016/5/10/chartex" xmlns:cx5="http://schemas.microsoft.com/office/drawing/2016/5/11/chartex" xmlns:cx6="http://schemas.microsoft.com/office/drawing/2016/5/12/chartex" xmlns:cx7="http://schemas.microsoft.com/office/drawing/2016/5/13/chartex" xmlns:cx8="http://schemas.microsoft.com/office/drawing/2016/5/14/chartex" xmlns:mc="http://schemas.openxmlformats.org/markup-compatibility/2006" xmlns:aink="http://schemas.microsoft.com/office/drawing/2016/ink" xmlns:am3d="http://schemas.microsoft.com/office/drawing/2017/model3d" xmlns:o="urn:schemas-microsoft-com:office:office" xmlns:oel="http://schemas.microsoft.com/office/2019/extlst" xmlns:r="http://schemas.openxmlformats.org/officeDocument/2006/relationships" xmlns:m="http://schemas.openxmlformats.org/officeDocument/2006/math" xmlns:v="urn:schemas-microsoft-com:vml" xmlns:wp14="http://schemas.microsoft.com/office/word/2010/wordprocessingDrawing" xmlns:wp="http://schemas.openxmlformats.org/drawingml/2006/wordprocessingDrawing" xmlns:w10="urn:schemas-microsoft-com:office:word" xmlns:w="http://schemas.openxmlformats.org/wordprocessingml/2006/main" xmlns:w14="http://schemas.microsoft.com/office/word/2010/wordml" xmlns:w15="http://schemas.microsoft.com/office/word/2012/wordml" xmlns:w16cex="http://schemas.microsoft.com/office/word/2018/wordml/cex" xmlns:w16cid="http://schemas.microsoft.com/office/word/2016/wordml/cid" xmlns:w16="http://schemas.microsoft.com/office/word/2018/wordml" xmlns:w16du="http://schemas.microsoft.com/office/word/2023/wordml/word16du" xmlns:w16sdtdh="http://schemas.microsoft.com/office/word/2020/wordml/sdtdatahash" xmlns:w16sdtfl="http://schemas.microsoft.com/office/word/2024/wordml/sdtformatlock" xmlns:w16se="http://schemas.microsoft.com/office/word/2015/wordml/symex" xmlns:wpg="http://schemas.microsoft.com/office/word/2010/wordprocessingGroup" xmlns:wpi="http://schemas.microsoft.com/office/word/2010/wordprocessingInk" xmlns:wne="http://schemas.microsoft.com/office/word/2006/wordml" xmlns:wps="http://schemas.microsoft.com/office/word/2010/wordprocessingShape" mc:Ignorable="w14 w15 w16se w16cid w16 w16cex w16sdtdh w16sdtfl w16du wp14">
   <w15:person w15:author="Apel, Nick">
     <w15:presenceInfo w15:providerId="AD" w15:userId="S::nick.apel@transamerica.com::95543644-cc92-4525-acaa-1ad4c350a52e"/>
   </w15:person>
@@ -31535,7 +31541,7 @@
 </file>
 
 <file path=word/styles.xml><?xml version="1.0" encoding="utf-8"?>
-<w:styles xmlns:mc="http://schemas.openxmlformats.org/markup-compatibility/2006" xmlns:r="http://schemas.openxmlformats.org/officeDocument/2006/relationships" xmlns:w="http://schemas.openxmlformats.org/wordprocessingml/2006/main" xmlns:w14="http://schemas.microsoft.com/office/word/2010/wordml" xmlns:w15="http://schemas.microsoft.com/office/word/2012/wordml" xmlns:w16cex="http://schemas.microsoft.com/office/word/2018/wordml/cex" xmlns:w16cid="http://schemas.microsoft.com/office/word/2016/wordml/cid" xmlns:w16="http://schemas.microsoft.com/office/word/2018/wordml" xmlns:w16sdtdh="http://schemas.microsoft.com/office/word/2020/wordml/sdtdatahash" xmlns:w16sdtfl="http://schemas.microsoft.com/office/word/2024/wordml/sdtformatlock" xmlns:w16se="http://schemas.microsoft.com/office/word/2015/wordml/symex" xmlns:w16du="http://schemas.microsoft.com/office/word/2023/wordml/word16du" mc:Ignorable="w14 w15 w16se w16cid w16 w16cex w16sdtdh w16sdtfl w16du">
+<w:styles xmlns:mc="http://schemas.openxmlformats.org/markup-compatibility/2006" xmlns:r="http://schemas.openxmlformats.org/officeDocument/2006/relationships" xmlns:w="http://schemas.openxmlformats.org/wordprocessingml/2006/main" xmlns:w14="http://schemas.microsoft.com/office/word/2010/wordml" xmlns:w15="http://schemas.microsoft.com/office/word/2012/wordml" xmlns:w16cex="http://schemas.microsoft.com/office/word/2018/wordml/cex" xmlns:w16cid="http://schemas.microsoft.com/office/word/2016/wordml/cid" xmlns:w16="http://schemas.microsoft.com/office/word/2018/wordml" xmlns:w16du="http://schemas.microsoft.com/office/word/2023/wordml/word16du" xmlns:w16sdtdh="http://schemas.microsoft.com/office/word/2020/wordml/sdtdatahash" xmlns:w16sdtfl="http://schemas.microsoft.com/office/word/2024/wordml/sdtformatlock" xmlns:w16se="http://schemas.microsoft.com/office/word/2015/wordml/symex" mc:Ignorable="w14 w15 w16se w16cid w16 w16cex w16sdtdh w16sdtfl w16du">
   <w:docDefaults>
     <w:rPrDefault>
       <w:rPr>
@@ -32196,7 +32202,6 @@
   <w:style w:type="character" w:default="1" w:styleId="DefaultParagraphFont">
     <w:name w:val="Default Paragraph Font"/>
     <w:uiPriority w:val="1"/>
-    <w:semiHidden/>
     <w:unhideWhenUsed/>
   </w:style>
   <w:style w:type="table" w:default="1" w:styleId="TableNormal">
@@ -33095,7 +33100,7 @@
 </file>
 
 <file path=word/glossary/document.xml><?xml version="1.0" encoding="utf-8"?>
-<w:glossaryDocument xmlns:wpc="http://schemas.microsoft.com/office/word/2010/wordprocessingCanvas" xmlns:cx="http://schemas.microsoft.com/office/drawing/2014/chartex" xmlns:cx1="http://schemas.microsoft.com/office/drawing/2015/9/8/chartex" xmlns:cx2="http://schemas.microsoft.com/office/drawing/2015/10/21/chartex" xmlns:cx3="http://schemas.microsoft.com/office/drawing/2016/5/9/chartex" xmlns:cx4="http://schemas.microsoft.com/office/drawing/2016/5/10/chartex" xmlns:cx5="http://schemas.microsoft.com/office/drawing/2016/5/11/chartex" xmlns:cx6="http://schemas.microsoft.com/office/drawing/2016/5/12/chartex" xmlns:cx7="http://schemas.microsoft.com/office/drawing/2016/5/13/chartex" xmlns:cx8="http://schemas.microsoft.com/office/drawing/2016/5/14/chartex" xmlns:mc="http://schemas.openxmlformats.org/markup-compatibility/2006" xmlns:m="http://schemas.openxmlformats.org/officeDocument/2006/math" xmlns:aink="http://schemas.microsoft.com/office/drawing/2016/ink" xmlns:am3d="http://schemas.microsoft.com/office/drawing/2017/model3d" xmlns:oel="http://schemas.microsoft.com/office/2019/extlst" xmlns:r="http://schemas.openxmlformats.org/officeDocument/2006/relationships" xmlns:wp14="http://schemas.microsoft.com/office/word/2010/wordprocessingDrawing" xmlns:wp="http://schemas.openxmlformats.org/drawingml/2006/wordprocessingDrawing" xmlns:wpg="http://schemas.microsoft.com/office/word/2010/wordprocessingGroup" xmlns:wpi="http://schemas.microsoft.com/office/word/2010/wordprocessingInk" xmlns:wps="http://schemas.microsoft.com/office/word/2010/wordprocessingShape" xmlns:o="urn:schemas-microsoft-com:office:office" xmlns:v="urn:schemas-microsoft-com:vml" xmlns:w10="urn:schemas-microsoft-com:office:word" xmlns:w="http://schemas.openxmlformats.org/wordprocessingml/2006/main" xmlns:w14="http://schemas.microsoft.com/office/word/2010/wordml" xmlns:w15="http://schemas.microsoft.com/office/word/2012/wordml" xmlns:w16cei="http://schemas.microsoft.com/office/word/2026/wordml/cei" xmlns:w16cex="http://schemas.microsoft.com/office/word/2018/wordml/cex" xmlns:w16cid="http://schemas.microsoft.com/office/word/2016/wordml/cid" xmlns:w16="http://schemas.microsoft.com/office/word/2018/wordml" xmlns:w16sdtdh="http://schemas.microsoft.com/office/word/2020/wordml/sdtdatahash" xmlns:w16sdtfl="http://schemas.microsoft.com/office/word/2024/wordml/sdtformatlock" xmlns:w16se="http://schemas.microsoft.com/office/word/2015/wordml/symex" xmlns:w16du="http://schemas.microsoft.com/office/word/2023/wordml/word16du" xmlns:wne="http://schemas.microsoft.com/office/word/2006/wordml" mc:Ignorable="w14 w15 w16se w16cid w16 w16cex w16sdtdh w16sdtfl w16du wp14">
+<w:glossaryDocument xmlns:wpc="http://schemas.microsoft.com/office/word/2010/wordprocessingCanvas" xmlns:cx="http://schemas.microsoft.com/office/drawing/2014/chartex" xmlns:cx1="http://schemas.microsoft.com/office/drawing/2015/9/8/chartex" xmlns:cx2="http://schemas.microsoft.com/office/drawing/2015/10/21/chartex" xmlns:cx3="http://schemas.microsoft.com/office/drawing/2016/5/9/chartex" xmlns:cx4="http://schemas.microsoft.com/office/drawing/2016/5/10/chartex" xmlns:cx5="http://schemas.microsoft.com/office/drawing/2016/5/11/chartex" xmlns:cx6="http://schemas.microsoft.com/office/drawing/2016/5/12/chartex" xmlns:cx7="http://schemas.microsoft.com/office/drawing/2016/5/13/chartex" xmlns:cx8="http://schemas.microsoft.com/office/drawing/2016/5/14/chartex" xmlns:mc="http://schemas.openxmlformats.org/markup-compatibility/2006" xmlns:aink="http://schemas.microsoft.com/office/drawing/2016/ink" xmlns:am3d="http://schemas.microsoft.com/office/drawing/2017/model3d" xmlns:o="urn:schemas-microsoft-com:office:office" xmlns:oel="http://schemas.microsoft.com/office/2019/extlst" xmlns:r="http://schemas.openxmlformats.org/officeDocument/2006/relationships" xmlns:m="http://schemas.openxmlformats.org/officeDocument/2006/math" xmlns:v="urn:schemas-microsoft-com:vml" xmlns:wp14="http://schemas.microsoft.com/office/word/2010/wordprocessingDrawing" xmlns:wp="http://schemas.openxmlformats.org/drawingml/2006/wordprocessingDrawing" xmlns:w10="urn:schemas-microsoft-com:office:word" xmlns:w="http://schemas.openxmlformats.org/wordprocessingml/2006/main" xmlns:w14="http://schemas.microsoft.com/office/word/2010/wordml" xmlns:w15="http://schemas.microsoft.com/office/word/2012/wordml" xmlns:w16cex="http://schemas.microsoft.com/office/word/2018/wordml/cex" xmlns:w16cid="http://schemas.microsoft.com/office/word/2016/wordml/cid" xmlns:w16="http://schemas.microsoft.com/office/word/2018/wordml" xmlns:w16du="http://schemas.microsoft.com/office/word/2023/wordml/word16du" xmlns:w16sdtdh="http://schemas.microsoft.com/office/word/2020/wordml/sdtdatahash" xmlns:w16sdtfl="http://schemas.microsoft.com/office/word/2024/wordml/sdtformatlock" xmlns:w16se="http://schemas.microsoft.com/office/word/2015/wordml/symex" xmlns:wpg="http://schemas.microsoft.com/office/word/2010/wordprocessingGroup" xmlns:wpi="http://schemas.microsoft.com/office/word/2010/wordprocessingInk" xmlns:wne="http://schemas.microsoft.com/office/word/2006/wordml" xmlns:wps="http://schemas.microsoft.com/office/word/2010/wordprocessingShape" mc:Ignorable="w14 w15 w16se w16cid w16 w16cex w16sdtdh w16sdtfl w16du wp14">
   <w:docParts>
     <w:docPart>
       <w:docPartPr>
@@ -33595,7 +33600,7 @@
 </file>
 
 <file path=word/glossary/fontTable.xml><?xml version="1.0" encoding="utf-8"?>
-<w:fonts xmlns:mc="http://schemas.openxmlformats.org/markup-compatibility/2006" xmlns:r="http://schemas.openxmlformats.org/officeDocument/2006/relationships" xmlns:w="http://schemas.openxmlformats.org/wordprocessingml/2006/main" xmlns:w14="http://schemas.microsoft.com/office/word/2010/wordml" xmlns:w15="http://schemas.microsoft.com/office/word/2012/wordml" xmlns:w16cex="http://schemas.microsoft.com/office/word/2018/wordml/cex" xmlns:w16cid="http://schemas.microsoft.com/office/word/2016/wordml/cid" xmlns:w16="http://schemas.microsoft.com/office/word/2018/wordml" xmlns:w16sdtdh="http://schemas.microsoft.com/office/word/2020/wordml/sdtdatahash" xmlns:w16sdtfl="http://schemas.microsoft.com/office/word/2024/wordml/sdtformatlock" xmlns:w16se="http://schemas.microsoft.com/office/word/2015/wordml/symex" xmlns:w16du="http://schemas.microsoft.com/office/word/2023/wordml/word16du" mc:Ignorable="w14 w15 w16se w16cid w16 w16cex w16sdtdh w16sdtfl w16du">
+<w:fonts xmlns:mc="http://schemas.openxmlformats.org/markup-compatibility/2006" xmlns:r="http://schemas.openxmlformats.org/officeDocument/2006/relationships" xmlns:w="http://schemas.openxmlformats.org/wordprocessingml/2006/main" xmlns:w14="http://schemas.microsoft.com/office/word/2010/wordml" xmlns:w15="http://schemas.microsoft.com/office/word/2012/wordml" xmlns:w16cex="http://schemas.microsoft.com/office/word/2018/wordml/cex" xmlns:w16cid="http://schemas.microsoft.com/office/word/2016/wordml/cid" xmlns:w16="http://schemas.microsoft.com/office/word/2018/wordml" xmlns:w16du="http://schemas.microsoft.com/office/word/2023/wordml/word16du" xmlns:w16sdtdh="http://schemas.microsoft.com/office/word/2020/wordml/sdtdatahash" xmlns:w16sdtfl="http://schemas.microsoft.com/office/word/2024/wordml/sdtformatlock" xmlns:w16se="http://schemas.microsoft.com/office/word/2015/wordml/symex" mc:Ignorable="w14 w15 w16se w16cid w16 w16cex w16sdtdh w16sdtfl w16du">
   <w:font w:name="Arial">
     <w:panose1 w:val="020B0604020202020204"/>
     <w:charset w:val="00"/>
@@ -33613,7 +33618,7 @@
   <w:font w:name="Symbol">
     <w:panose1 w:val="05050102010706020507"/>
     <w:charset w:val="02"/>
-    <w:family w:val="decorative"/>
+    <w:family w:val="roman"/>
     <w:pitch w:val="variable"/>
     <w:sig w:usb0="00000000" w:usb1="10000000" w:usb2="00000000" w:usb3="00000000" w:csb0="80000000" w:csb1="00000000"/>
   </w:font>
@@ -33648,14 +33653,12 @@
     <w:sig w:usb0="E00002FF" w:usb1="2AC7FDFF" w:usb2="00000016" w:usb3="00000000" w:csb0="0002009F" w:csb1="00000000"/>
   </w:font>
   <w:font w:name="Aptos Display">
-    <w:panose1 w:val="020B0004020202020204"/>
     <w:charset w:val="00"/>
     <w:family w:val="swiss"/>
     <w:pitch w:val="variable"/>
     <w:sig w:usb0="20000287" w:usb1="00000003" w:usb2="00000000" w:usb3="00000000" w:csb0="0000019F" w:csb1="00000000"/>
   </w:font>
   <w:font w:name="Aptos">
-    <w:panose1 w:val="020B0004020202020204"/>
     <w:charset w:val="00"/>
     <w:family w:val="swiss"/>
     <w:pitch w:val="variable"/>
@@ -33695,14 +33698,14 @@
     <w:charset w:val="00"/>
     <w:family w:val="swiss"/>
     <w:pitch w:val="variable"/>
-    <w:sig w:usb0="E0002AFF" w:usb1="C000247B" w:usb2="00000009" w:usb3="00000000" w:csb0="000001FF" w:csb1="00000000"/>
+    <w:sig w:usb0="E4002EFF" w:usb1="C200247B" w:usb2="00000009" w:usb3="00000000" w:csb0="000001FF" w:csb1="00000000"/>
   </w:font>
   <w:font w:name="Cambria Math">
     <w:panose1 w:val="02040503050406030204"/>
     <w:charset w:val="00"/>
     <w:family w:val="roman"/>
     <w:pitch w:val="variable"/>
-    <w:sig w:usb0="E00002FF" w:usb1="420024FF" w:usb2="00000000" w:usb3="00000000" w:csb0="0000019F" w:csb1="00000000"/>
+    <w:sig w:usb0="E00006FF" w:usb1="420024FF" w:usb2="02000000" w:usb3="00000000" w:csb0="0000019F" w:csb1="00000000"/>
   </w:font>
   <w:font w:name="Segoe UI Emoji">
     <w:panose1 w:val="020B0502040204020203"/>
@@ -33712,25 +33715,16 @@
     <w:sig w:usb0="00000003" w:usb1="02000000" w:usb2="08000000" w:usb3="00000000" w:csb0="00000001" w:csb1="00000000"/>
   </w:font>
   <w:font w:name="Yu Mincho">
-    <w:altName w:val="游明朝"/>
-    <w:panose1 w:val="02020400000000000000"/>
     <w:charset w:val="80"/>
     <w:family w:val="roman"/>
-    <w:notTrueType/>
-    <w:pitch w:val="default"/>
-  </w:font>
-  <w:font w:name="Calibri Light">
-    <w:panose1 w:val="020F0302020204030204"/>
-    <w:charset w:val="00"/>
-    <w:family w:val="swiss"/>
     <w:pitch w:val="variable"/>
-    <w:sig w:usb0="E0002AFF" w:usb1="C000247B" w:usb2="00000009" w:usb3="00000000" w:csb0="000001FF" w:csb1="00000000"/>
+    <w:sig w:usb0="800002E7" w:usb1="2AC7FCFF" w:usb2="00000012" w:usb3="00000000" w:csb0="0002009F" w:csb1="00000000"/>
   </w:font>
 </w:fonts>
 </file>
 
 <file path=word/glossary/settings.xml><?xml version="1.0" encoding="utf-8"?>
-<w:settings xmlns:mc="http://schemas.openxmlformats.org/markup-compatibility/2006" xmlns:m="http://schemas.openxmlformats.org/officeDocument/2006/math" xmlns:r="http://schemas.openxmlformats.org/officeDocument/2006/relationships" xmlns:sl="http://schemas.openxmlformats.org/schemaLibrary/2006/main" xmlns:o="urn:schemas-microsoft-com:office:office" xmlns:v="urn:schemas-microsoft-com:vml" xmlns:w10="urn:schemas-microsoft-com:office:word" xmlns:w="http://schemas.openxmlformats.org/wordprocessingml/2006/main" xmlns:w14="http://schemas.microsoft.com/office/word/2010/wordml" xmlns:w15="http://schemas.microsoft.com/office/word/2012/wordml" xmlns:w16cex="http://schemas.microsoft.com/office/word/2018/wordml/cex" xmlns:w16cid="http://schemas.microsoft.com/office/word/2016/wordml/cid" xmlns:w16="http://schemas.microsoft.com/office/word/2018/wordml" xmlns:w16sdtdh="http://schemas.microsoft.com/office/word/2020/wordml/sdtdatahash" xmlns:w16sdtfl="http://schemas.microsoft.com/office/word/2024/wordml/sdtformatlock" xmlns:w16se="http://schemas.microsoft.com/office/word/2015/wordml/symex" xmlns:w16du="http://schemas.microsoft.com/office/word/2023/wordml/word16du" mc:Ignorable="w14 w15 w16se w16cid w16 w16cex w16sdtdh w16sdtfl w16du">
+<w:settings xmlns:mc="http://schemas.openxmlformats.org/markup-compatibility/2006" xmlns:o="urn:schemas-microsoft-com:office:office" xmlns:r="http://schemas.openxmlformats.org/officeDocument/2006/relationships" xmlns:m="http://schemas.openxmlformats.org/officeDocument/2006/math" xmlns:v="urn:schemas-microsoft-com:vml" xmlns:w10="urn:schemas-microsoft-com:office:word" xmlns:w="http://schemas.openxmlformats.org/wordprocessingml/2006/main" xmlns:w14="http://schemas.microsoft.com/office/word/2010/wordml" xmlns:w15="http://schemas.microsoft.com/office/word/2012/wordml" xmlns:w16cex="http://schemas.microsoft.com/office/word/2018/wordml/cex" xmlns:w16cid="http://schemas.microsoft.com/office/word/2016/wordml/cid" xmlns:w16="http://schemas.microsoft.com/office/word/2018/wordml" xmlns:w16du="http://schemas.microsoft.com/office/word/2023/wordml/word16du" xmlns:w16sdtdh="http://schemas.microsoft.com/office/word/2020/wordml/sdtdatahash" xmlns:w16sdtfl="http://schemas.microsoft.com/office/word/2024/wordml/sdtformatlock" xmlns:w16se="http://schemas.microsoft.com/office/word/2015/wordml/symex" xmlns:sl="http://schemas.openxmlformats.org/schemaLibrary/2006/main" mc:Ignorable="w14 w15 w16se w16cid w16 w16cex w16sdtdh w16sdtfl w16du">
   <w:view w:val="normal"/>
   <w:defaultTabStop w:val="720"/>
   <w:characterSpacingControl w:val="doNotCompress"/>
@@ -33760,6 +33754,7 @@
     <w:rsid w:val="00133B20"/>
     <w:rsid w:val="001542D6"/>
     <w:rsid w:val="00162829"/>
+    <w:rsid w:val="0017400E"/>
     <w:rsid w:val="001958F8"/>
     <w:rsid w:val="001F7D71"/>
     <w:rsid w:val="002142C0"/>
@@ -33803,6 +33798,7 @@
     <w:rsid w:val="008439AC"/>
     <w:rsid w:val="0084503F"/>
     <w:rsid w:val="0085266D"/>
+    <w:rsid w:val="008651A9"/>
     <w:rsid w:val="008F2FF3"/>
     <w:rsid w:val="00973DD0"/>
     <w:rsid w:val="00981E3B"/>
@@ -33863,7 +33859,7 @@
 </file>
 
 <file path=word/glossary/styles.xml><?xml version="1.0" encoding="utf-8"?>
-<w:styles xmlns:mc="http://schemas.openxmlformats.org/markup-compatibility/2006" xmlns:r="http://schemas.openxmlformats.org/officeDocument/2006/relationships" xmlns:w="http://schemas.openxmlformats.org/wordprocessingml/2006/main" xmlns:w14="http://schemas.microsoft.com/office/word/2010/wordml" xmlns:w15="http://schemas.microsoft.com/office/word/2012/wordml" xmlns:w16cex="http://schemas.microsoft.com/office/word/2018/wordml/cex" xmlns:w16cid="http://schemas.microsoft.com/office/word/2016/wordml/cid" xmlns:w16="http://schemas.microsoft.com/office/word/2018/wordml" xmlns:w16sdtdh="http://schemas.microsoft.com/office/word/2020/wordml/sdtdatahash" xmlns:w16sdtfl="http://schemas.microsoft.com/office/word/2024/wordml/sdtformatlock" xmlns:w16se="http://schemas.microsoft.com/office/word/2015/wordml/symex" xmlns:w16du="http://schemas.microsoft.com/office/word/2023/wordml/word16du" mc:Ignorable="w14 w15 w16se w16cid w16 w16cex w16sdtdh w16sdtfl w16du">
+<w:styles xmlns:mc="http://schemas.openxmlformats.org/markup-compatibility/2006" xmlns:r="http://schemas.openxmlformats.org/officeDocument/2006/relationships" xmlns:w="http://schemas.openxmlformats.org/wordprocessingml/2006/main" xmlns:w14="http://schemas.microsoft.com/office/word/2010/wordml" xmlns:w15="http://schemas.microsoft.com/office/word/2012/wordml" xmlns:w16cex="http://schemas.microsoft.com/office/word/2018/wordml/cex" xmlns:w16cid="http://schemas.microsoft.com/office/word/2016/wordml/cid" xmlns:w16="http://schemas.microsoft.com/office/word/2018/wordml" xmlns:w16du="http://schemas.microsoft.com/office/word/2023/wordml/word16du" xmlns:w16sdtdh="http://schemas.microsoft.com/office/word/2020/wordml/sdtdatahash" xmlns:w16sdtfl="http://schemas.microsoft.com/office/word/2024/wordml/sdtformatlock" xmlns:w16se="http://schemas.microsoft.com/office/word/2015/wordml/symex" mc:Ignorable="w14 w15 w16se w16cid w16 w16cex w16sdtdh w16sdtfl w16du">
   <w:docDefaults>
     <w:rPrDefault>
       <w:rPr>
@@ -34365,7 +34361,7 @@
 </file>
 
 <file path=word/glossary/webSettings.xml><?xml version="1.0" encoding="utf-8"?>
-<w:webSettings xmlns:mc="http://schemas.openxmlformats.org/markup-compatibility/2006" xmlns:r="http://schemas.openxmlformats.org/officeDocument/2006/relationships" xmlns:w="http://schemas.openxmlformats.org/wordprocessingml/2006/main" xmlns:w14="http://schemas.microsoft.com/office/word/2010/wordml" xmlns:w15="http://schemas.microsoft.com/office/word/2012/wordml" xmlns:w16cex="http://schemas.microsoft.com/office/word/2018/wordml/cex" xmlns:w16cid="http://schemas.microsoft.com/office/word/2016/wordml/cid" xmlns:w16="http://schemas.microsoft.com/office/word/2018/wordml" xmlns:w16sdtdh="http://schemas.microsoft.com/office/word/2020/wordml/sdtdatahash" xmlns:w16sdtfl="http://schemas.microsoft.com/office/word/2024/wordml/sdtformatlock" xmlns:w16se="http://schemas.microsoft.com/office/word/2015/wordml/symex" xmlns:w16du="http://schemas.microsoft.com/office/word/2023/wordml/word16du" mc:Ignorable="w14 w15 w16se w16cid w16 w16cex w16sdtdh w16sdtfl w16du">
+<w:webSettings xmlns:mc="http://schemas.openxmlformats.org/markup-compatibility/2006" xmlns:r="http://schemas.openxmlformats.org/officeDocument/2006/relationships" xmlns:w="http://schemas.openxmlformats.org/wordprocessingml/2006/main" xmlns:w14="http://schemas.microsoft.com/office/word/2010/wordml" xmlns:w15="http://schemas.microsoft.com/office/word/2012/wordml" xmlns:w16cex="http://schemas.microsoft.com/office/word/2018/wordml/cex" xmlns:w16cid="http://schemas.microsoft.com/office/word/2016/wordml/cid" xmlns:w16="http://schemas.microsoft.com/office/word/2018/wordml" xmlns:w16du="http://schemas.microsoft.com/office/word/2023/wordml/word16du" xmlns:w16sdtdh="http://schemas.microsoft.com/office/word/2020/wordml/sdtdatahash" xmlns:w16sdtfl="http://schemas.microsoft.com/office/word/2024/wordml/sdtformatlock" xmlns:w16se="http://schemas.microsoft.com/office/word/2015/wordml/symex" mc:Ignorable="w14 w15 w16se w16cid w16 w16cex w16sdtdh w16sdtfl w16du">
   <w:optimizeForBrowser/>
 </w:webSettings>
 </file>
@@ -34666,10 +34662,6 @@
 </file>
 
 <file path=customXml/item1.xml><?xml version="1.0" encoding="utf-8"?>
-<b:Sources xmlns:b="http://schemas.openxmlformats.org/officeDocument/2006/bibliography" xmlns="http://schemas.openxmlformats.org/officeDocument/2006/bibliography" SelectedStyle="\APASixthEditionOfficeOnline.xsl" StyleName="APA" Version="6"/>
-</file>
-
-<file path=customXml/item2.xml><?xml version="1.0" encoding="utf-8"?>
 <ct:contentTypeSchema xmlns:ct="http://schemas.microsoft.com/office/2006/metadata/contentType" xmlns:ma="http://schemas.microsoft.com/office/2006/metadata/properties/metaAttributes" ct:_="" ma:_="" ma:contentTypeName="Document" ma:contentTypeID="0x0101006BDAF3E3634C144D9EC799C876E6F9A3" ma:contentTypeVersion="32" ma:contentTypeDescription="Create a new document." ma:contentTypeScope="" ma:versionID="05ba2877cbc3ca9c27a5f2169dd2f361">
   <xsd:schema xmlns:xsd="http://www.w3.org/2001/XMLSchema" xmlns:xs="http://www.w3.org/2001/XMLSchema" xmlns:p="http://schemas.microsoft.com/office/2006/metadata/properties" xmlns:ns1="http://schemas.microsoft.com/sharepoint/v3" xmlns:ns2="7bc1719e-3073-4a83-a8aa-5d9b5543732c" xmlns:ns3="290f8d83-fd29-439e-ae91-cfcefa340f30" xmlns:ns4="bfe6e0b6-a5a6-435d-956e-8490d4b03c3e" targetNamespace="http://schemas.microsoft.com/office/2006/metadata/properties" ma:root="true" ma:fieldsID="594f020d093c3cc314390237aec36bac" ns1:_="" ns2:_="" ns3:_="" ns4:_="">
     <xsd:import namespace="http://schemas.microsoft.com/sharepoint/v3"/>
@@ -34952,16 +34944,11 @@
 </ct:contentTypeSchema>
 </file>
 
-<file path=customXml/item3.xml><?xml version="1.0" encoding="utf-8"?>
-<?mso-contentType ?>
-<FormTemplates xmlns="http://schemas.microsoft.com/sharepoint/v3/contenttype/forms">
-  <Display>DocumentLibraryForm</Display>
-  <Edit>DocumentLibraryForm</Edit>
-  <New>DocumentLibraryForm</New>
-</FormTemplates>
+<file path=customXml/item2.xml><?xml version="1.0" encoding="utf-8"?>
+<b:Sources xmlns:b="http://schemas.openxmlformats.org/officeDocument/2006/bibliography" xmlns="http://schemas.openxmlformats.org/officeDocument/2006/bibliography" SelectedStyle="\APASixthEditionOfficeOnline.xsl" StyleName="APA" Version="6"/>
 </file>
 
-<file path=customXml/item4.xml><?xml version="1.0" encoding="utf-8"?>
+<file path=customXml/item3.xml><?xml version="1.0" encoding="utf-8"?>
 <p:properties xmlns:p="http://schemas.microsoft.com/office/2006/metadata/properties" xmlns:xsi="http://www.w3.org/2001/XMLSchema-instance" xmlns:pc="http://schemas.microsoft.com/office/infopath/2007/PartnerControls">
   <documentManagement>
     <Keyword xmlns="7bc1719e-3073-4a83-a8aa-5d9b5543732c" xsi:nil="true"/>
@@ -34975,15 +34962,16 @@
 </p:properties>
 </file>
 
-<file path=customXml/itemProps1.xml><?xml version="1.0" encoding="utf-8"?>
-<ds:datastoreItem xmlns:ds="http://schemas.openxmlformats.org/officeDocument/2006/customXml" ds:itemID="{3CFAF1A8-DD02-48A5-B677-3432F85B4DFA}">
-  <ds:schemaRefs>
-    <ds:schemaRef ds:uri="http://schemas.openxmlformats.org/officeDocument/2006/bibliography"/>
-  </ds:schemaRefs>
-</ds:datastoreItem>
+<file path=customXml/item4.xml><?xml version="1.0" encoding="utf-8"?>
+<?mso-contentType ?>
+<FormTemplates xmlns="http://schemas.microsoft.com/sharepoint/v3/contenttype/forms">
+  <Display>DocumentLibraryForm</Display>
+  <Edit>DocumentLibraryForm</Edit>
+  <New>DocumentLibraryForm</New>
+</FormTemplates>
 </file>
 
-<file path=customXml/itemProps2.xml><?xml version="1.0" encoding="utf-8"?>
+<file path=customXml/itemProps1.xml><?xml version="1.0" encoding="utf-8"?>
 <ds:datastoreItem xmlns:ds="http://schemas.openxmlformats.org/officeDocument/2006/customXml" ds:itemID="{9B328B1E-F87E-4CEA-BC7B-B804DEAFC9DE}">
   <ds:schemaRefs>
     <ds:schemaRef ds:uri="http://schemas.microsoft.com/office/2006/metadata/contentType"/>
@@ -35004,15 +34992,15 @@
 </ds:datastoreItem>
 </file>
 
-<file path=customXml/itemProps3.xml><?xml version="1.0" encoding="utf-8"?>
-<ds:datastoreItem xmlns:ds="http://schemas.openxmlformats.org/officeDocument/2006/customXml" ds:itemID="{30561097-EA6D-4C41-97EB-9C924523A73A}">
+<file path=customXml/itemProps2.xml><?xml version="1.0" encoding="utf-8"?>
+<ds:datastoreItem xmlns:ds="http://schemas.openxmlformats.org/officeDocument/2006/customXml" ds:itemID="{3CFAF1A8-DD02-48A5-B677-3432F85B4DFA}">
   <ds:schemaRefs>
-    <ds:schemaRef ds:uri="http://schemas.microsoft.com/sharepoint/v3/contenttype/forms"/>
+    <ds:schemaRef ds:uri="http://schemas.openxmlformats.org/officeDocument/2006/bibliography"/>
   </ds:schemaRefs>
 </ds:datastoreItem>
 </file>
 
-<file path=customXml/itemProps4.xml><?xml version="1.0" encoding="utf-8"?>
+<file path=customXml/itemProps3.xml><?xml version="1.0" encoding="utf-8"?>
 <ds:datastoreItem xmlns:ds="http://schemas.openxmlformats.org/officeDocument/2006/customXml" ds:itemID="{165DE491-2D18-4346-868D-FDECE579517C}">
   <ds:schemaRefs>
     <ds:schemaRef ds:uri="http://schemas.microsoft.com/office/2006/metadata/properties"/>
@@ -35022,4 +35010,12 @@
     <ds:schemaRef ds:uri="bfe6e0b6-a5a6-435d-956e-8490d4b03c3e"/>
   </ds:schemaRefs>
 </ds:datastoreItem>
+</file>
+
+<file path=customXml/itemProps4.xml><?xml version="1.0" encoding="utf-8"?>
+<ds:datastoreItem xmlns:ds="http://schemas.openxmlformats.org/officeDocument/2006/customXml" ds:itemID="{30561097-EA6D-4C41-97EB-9C924523A73A}">
+  <ds:schemaRefs>
+    <ds:schemaRef ds:uri="http://schemas.microsoft.com/sharepoint/v3/contenttype/forms"/>
+  </ds:schemaRefs>
+</ds:datastoreItem>
 </file>
--- a/RITM1449981-ACBSD-4801 - Aperture Data Studio Solution Design/RITM1449981-ACBSD-4801-Solution Design-Aperture Data Studio Solution Design.docx
+++ b/RITM1449981-ACBSD-4801 - Aperture Data Studio Solution Design/RITM1449981-ACBSD-4801-Solution Design-Aperture Data Studio Solution Design.docx
@@ -1,6 +1,6 @@
 
 <file path=word/document.xml><?xml version="1.0" encoding="utf-8"?>
-<w:document xmlns:wpc="http://schemas.microsoft.com/office/word/2010/wordprocessingCanvas" xmlns:cx="http://schemas.microsoft.com/office/drawing/2014/chartex" xmlns:cx1="http://schemas.microsoft.com/office/drawing/2015/9/8/chartex" xmlns:cx2="http://schemas.microsoft.com/office/drawing/2015/10/21/chartex" xmlns:cx3="http://schemas.microsoft.com/office/drawing/2016/5/9/chartex" xmlns:cx4="http://schemas.microsoft.com/office/drawing/2016/5/10/chartex" xmlns:cx5="http://schemas.microsoft.com/office/drawing/2016/5/11/chartex" xmlns:cx6="http://schemas.microsoft.com/office/drawing/2016/5/12/chartex" xmlns:cx7="http://schemas.microsoft.com/office/drawing/2016/5/13/chartex" xmlns:cx8="http://schemas.microsoft.com/office/drawing/2016/5/14/chartex" xmlns:mc="http://schemas.openxmlformats.org/markup-compatibility/2006" xmlns:aink="http://schemas.microsoft.com/office/drawing/2016/ink" xmlns:am3d="http://schemas.microsoft.com/office/drawing/2017/model3d" xmlns:o="urn:schemas-microsoft-com:office:office" xmlns:oel="http://schemas.microsoft.com/office/2019/extlst" xmlns:r="http://schemas.openxmlformats.org/officeDocument/2006/relationships" xmlns:m="http://schemas.openxmlformats.org/officeDocument/2006/math" xmlns:v="urn:schemas-microsoft-com:vml" xmlns:wp14="http://schemas.microsoft.com/office/word/2010/wordprocessingDrawing" xmlns:wp="http://schemas.openxmlformats.org/drawingml/2006/wordprocessingDrawing" xmlns:w10="urn:schemas-microsoft-com:office:word" xmlns:w="http://schemas.openxmlformats.org/wordprocessingml/2006/main" xmlns:w14="http://schemas.microsoft.com/office/word/2010/wordml" xmlns:w15="http://schemas.microsoft.com/office/word/2012/wordml" xmlns:w16cex="http://schemas.microsoft.com/office/word/2018/wordml/cex" xmlns:w16cid="http://schemas.microsoft.com/office/word/2016/wordml/cid" xmlns:w16="http://schemas.microsoft.com/office/word/2018/wordml" xmlns:w16du="http://schemas.microsoft.com/office/word/2023/wordml/word16du" xmlns:w16sdtdh="http://schemas.microsoft.com/office/word/2020/wordml/sdtdatahash" xmlns:w16sdtfl="http://schemas.microsoft.com/office/word/2024/wordml/sdtformatlock" xmlns:w16se="http://schemas.microsoft.com/office/word/2015/wordml/symex" xmlns:wpg="http://schemas.microsoft.com/office/word/2010/wordprocessingGroup" xmlns:wpi="http://schemas.microsoft.com/office/word/2010/wordprocessingInk" xmlns:wne="http://schemas.microsoft.com/office/word/2006/wordml" xmlns:wps="http://schemas.microsoft.com/office/word/2010/wordprocessingShape" xmlns:a="http://schemas.openxmlformats.org/drawingml/2006/main" xmlns:pic="http://schemas.openxmlformats.org/drawingml/2006/picture" xmlns:a14="http://schemas.microsoft.com/office/drawing/2010/main" mc:Ignorable="w14 w15 w16se w16cid w16 w16cex w16sdtdh w16sdtfl w16du wp14">
+<w:document xmlns:wpc="http://schemas.microsoft.com/office/word/2010/wordprocessingCanvas" xmlns:cx="http://schemas.microsoft.com/office/drawing/2014/chartex" xmlns:cx1="http://schemas.microsoft.com/office/drawing/2015/9/8/chartex" xmlns:cx2="http://schemas.microsoft.com/office/drawing/2015/10/21/chartex" xmlns:cx3="http://schemas.microsoft.com/office/drawing/2016/5/9/chartex" xmlns:cx4="http://schemas.microsoft.com/office/drawing/2016/5/10/chartex" xmlns:cx5="http://schemas.microsoft.com/office/drawing/2016/5/11/chartex" xmlns:cx6="http://schemas.microsoft.com/office/drawing/2016/5/12/chartex" xmlns:cx7="http://schemas.microsoft.com/office/drawing/2016/5/13/chartex" xmlns:cx8="http://schemas.microsoft.com/office/drawing/2016/5/14/chartex" xmlns:mc="http://schemas.openxmlformats.org/markup-compatibility/2006" xmlns:m="http://schemas.openxmlformats.org/officeDocument/2006/math" xmlns:aink="http://schemas.microsoft.com/office/drawing/2016/ink" xmlns:am3d="http://schemas.microsoft.com/office/drawing/2017/model3d" xmlns:oel="http://schemas.microsoft.com/office/2019/extlst" xmlns:r="http://schemas.openxmlformats.org/officeDocument/2006/relationships" xmlns:wp14="http://schemas.microsoft.com/office/word/2010/wordprocessingDrawing" xmlns:wp="http://schemas.openxmlformats.org/drawingml/2006/wordprocessingDrawing" xmlns:wpg="http://schemas.microsoft.com/office/word/2010/wordprocessingGroup" xmlns:wpi="http://schemas.microsoft.com/office/word/2010/wordprocessingInk" xmlns:wps="http://schemas.microsoft.com/office/word/2010/wordprocessingShape" xmlns:o="urn:schemas-microsoft-com:office:office" xmlns:v="urn:schemas-microsoft-com:vml" xmlns:w10="urn:schemas-microsoft-com:office:word" xmlns:w="http://schemas.openxmlformats.org/wordprocessingml/2006/main" xmlns:w14="http://schemas.microsoft.com/office/word/2010/wordml" xmlns:w15="http://schemas.microsoft.com/office/word/2012/wordml" xmlns:w16cex="http://schemas.microsoft.com/office/word/2018/wordml/cex" xmlns:w16cid="http://schemas.microsoft.com/office/word/2016/wordml/cid" xmlns:w16="http://schemas.microsoft.com/office/word/2018/wordml" xmlns:w16sdtdh="http://schemas.microsoft.com/office/word/2020/wordml/sdtdatahash" xmlns:w16sdtfl="http://schemas.microsoft.com/office/word/2024/wordml/sdtformatlock" xmlns:w16se="http://schemas.microsoft.com/office/word/2015/wordml/symex" xmlns:w16du="http://schemas.microsoft.com/office/word/2023/wordml/word16du" xmlns:wne="http://schemas.microsoft.com/office/word/2006/wordml" mc:Ignorable="w14 w15 w16se w16cid w16 w16cex w16sdtdh w16sdtfl w16du wp14">
   <w:body>
     <w:p>
       <w:pPr>
@@ -32,7 +32,7 @@
       </w:pPr>
       <w:r>
         <w:rPr>
-          <w:rFonts w:asciiTheme="majorHAnsi" w:hAnsiTheme="majorHAnsi" w:eastAsiaTheme="majorEastAsia" w:cstheme="majorBidi"/>
+          <w:rFonts w:asciiTheme="majorHAnsi" w:eastAsiaTheme="majorEastAsia" w:hAnsiTheme="majorHAnsi" w:cstheme="majorBidi"/>
           <w:color w:val="641EE0"/>
           <w:spacing w:val="-10"/>
           <w:kern w:val="28"/>
@@ -43,7 +43,7 @@
       </w:r>
       <w:r>
         <w:rPr>
-          <w:rFonts w:asciiTheme="majorHAnsi" w:hAnsiTheme="majorHAnsi" w:eastAsiaTheme="majorEastAsia" w:cstheme="majorBidi"/>
+          <w:rFonts w:asciiTheme="majorHAnsi" w:eastAsiaTheme="majorEastAsia" w:hAnsiTheme="majorHAnsi" w:cstheme="majorBidi"/>
           <w:color w:val="641EE0"/>
           <w:spacing w:val="-10"/>
           <w:kern w:val="28"/>
@@ -310,7 +310,7 @@
         </w:numPr>
         <w:ind w:left="360"/>
       </w:pPr>
-      <w:bookmarkStart w:name="_Toc225753585" w:id="0"/>
+      <w:bookmarkStart w:id="0" w:name="_Toc225753585"/>
       <w:r>
         <w:t>Version</w:t>
       </w:r>
@@ -328,12 +328,12 @@
         <w:tblW w:w="5002" w:type="pct"/>
         <w:tblInd w:w="-5" w:type="dxa"/>
         <w:tblBorders>
-          <w:top w:val="single" w:color="auto" w:sz="4" w:space="0"/>
-          <w:left w:val="single" w:color="auto" w:sz="4" w:space="0"/>
-          <w:bottom w:val="single" w:color="auto" w:sz="4" w:space="0"/>
-          <w:right w:val="single" w:color="auto" w:sz="4" w:space="0"/>
-          <w:insideH w:val="single" w:color="auto" w:sz="4" w:space="0"/>
-          <w:insideV w:val="single" w:color="auto" w:sz="4" w:space="0"/>
+          <w:top w:val="single" w:sz="4" w:space="0" w:color="auto"/>
+          <w:left w:val="single" w:sz="4" w:space="0" w:color="auto"/>
+          <w:bottom w:val="single" w:sz="4" w:space="0" w:color="auto"/>
+          <w:right w:val="single" w:sz="4" w:space="0" w:color="auto"/>
+          <w:insideH w:val="single" w:sz="4" w:space="0" w:color="auto"/>
+          <w:insideV w:val="single" w:sz="4" w:space="0" w:color="auto"/>
         </w:tblBorders>
         <w:tblLayout w:type="fixed"/>
         <w:tblCellMar>
@@ -363,7 +363,7 @@
             <w:tcW w:w="7959" w:type="dxa"/>
             <w:gridSpan w:val="5"/>
             <w:tcBorders>
-              <w:bottom w:val="single" w:color="auto" w:sz="4" w:space="0"/>
+              <w:bottom w:val="single" w:sz="4" w:space="0" w:color="auto"/>
             </w:tcBorders>
             <w:shd w:val="clear" w:color="auto" w:fill="A5C9EB" w:themeFill="text2" w:themeFillTint="40"/>
           </w:tcPr>
@@ -378,7 +378,7 @@
             <w:tcW w:w="2835" w:type="dxa"/>
             <w:gridSpan w:val="4"/>
             <w:tcBorders>
-              <w:bottom w:val="single" w:color="auto" w:sz="4" w:space="0"/>
+              <w:bottom w:val="single" w:sz="4" w:space="0" w:color="auto"/>
             </w:tcBorders>
             <w:shd w:val="clear" w:color="auto" w:fill="A5C9EB" w:themeFill="text2" w:themeFillTint="40"/>
           </w:tcPr>
@@ -432,8 +432,6 @@
             </w:r>
             <w:r>
               <w:br/>
-            </w:r>
-            <w:r>
               <w:t>Updated By:</w:t>
             </w:r>
           </w:p>
@@ -600,7 +598,7 @@
                 </w:pPr>
                 <w:r>
                   <w:rPr>
-                    <w:rFonts w:ascii="MS Gothic" w:hAnsi="MS Gothic" w:eastAsia="MS Gothic" w:cs="MS Gothic"/>
+                    <w:rFonts w:ascii="MS Gothic" w:eastAsia="MS Gothic" w:hAnsi="MS Gothic" w:cs="MS Gothic"/>
                   </w:rPr>
                   <w:t>☒</w:t>
                 </w:r>
@@ -628,7 +626,7 @@
                 </w:pPr>
                 <w:r>
                   <w:rPr>
-                    <w:rFonts w:ascii="Segoe UI Symbol" w:hAnsi="Segoe UI Symbol" w:eastAsia="MS Gothic" w:cs="Segoe UI Symbol"/>
+                    <w:rFonts w:ascii="Segoe UI Symbol" w:eastAsia="MS Gothic" w:hAnsi="Segoe UI Symbol" w:cs="Segoe UI Symbol"/>
                   </w:rPr>
                   <w:t>☐</w:t>
                 </w:r>
@@ -656,7 +654,7 @@
                 </w:pPr>
                 <w:r>
                   <w:rPr>
-                    <w:rFonts w:ascii="Segoe UI Symbol" w:hAnsi="Segoe UI Symbol" w:eastAsia="MS Gothic" w:cs="Segoe UI Symbol"/>
+                    <w:rFonts w:ascii="Segoe UI Symbol" w:eastAsia="MS Gothic" w:hAnsi="Segoe UI Symbol" w:cs="Segoe UI Symbol"/>
                   </w:rPr>
                   <w:t>☐</w:t>
                 </w:r>
@@ -684,7 +682,7 @@
                 </w:pPr>
                 <w:r>
                   <w:rPr>
-                    <w:rFonts w:ascii="Segoe UI Symbol" w:hAnsi="Segoe UI Symbol" w:eastAsia="MS Gothic" w:cs="Segoe UI Symbol"/>
+                    <w:rFonts w:ascii="Segoe UI Symbol" w:eastAsia="MS Gothic" w:hAnsi="Segoe UI Symbol" w:cs="Segoe UI Symbol"/>
                   </w:rPr>
                   <w:t>☐</w:t>
                 </w:r>
@@ -769,7 +767,7 @@
                 </w:pPr>
                 <w:r>
                   <w:rPr>
-                    <w:rFonts w:ascii="MS Gothic" w:hAnsi="MS Gothic" w:eastAsia="MS Gothic"/>
+                    <w:rFonts w:ascii="MS Gothic" w:eastAsia="MS Gothic" w:hAnsi="MS Gothic"/>
                   </w:rPr>
                   <w:t>☐</w:t>
                 </w:r>
@@ -797,7 +795,7 @@
                 </w:pPr>
                 <w:r>
                   <w:rPr>
-                    <w:rFonts w:ascii="MS Gothic" w:hAnsi="MS Gothic" w:eastAsia="MS Gothic"/>
+                    <w:rFonts w:ascii="MS Gothic" w:eastAsia="MS Gothic" w:hAnsi="MS Gothic"/>
                   </w:rPr>
                   <w:t>☐</w:t>
                 </w:r>
@@ -825,7 +823,7 @@
                 </w:pPr>
                 <w:r>
                   <w:rPr>
-                    <w:rFonts w:ascii="Segoe UI Symbol" w:hAnsi="Segoe UI Symbol" w:eastAsia="MS Gothic" w:cs="Segoe UI Symbol"/>
+                    <w:rFonts w:ascii="Segoe UI Symbol" w:eastAsia="MS Gothic" w:hAnsi="Segoe UI Symbol" w:cs="Segoe UI Symbol"/>
                   </w:rPr>
                   <w:t>☐</w:t>
                 </w:r>
@@ -853,7 +851,7 @@
                 </w:pPr>
                 <w:r>
                   <w:rPr>
-                    <w:rFonts w:ascii="Segoe UI Symbol" w:hAnsi="Segoe UI Symbol" w:eastAsia="MS Gothic" w:cs="Segoe UI Symbol"/>
+                    <w:rFonts w:ascii="Segoe UI Symbol" w:eastAsia="MS Gothic" w:hAnsi="Segoe UI Symbol" w:cs="Segoe UI Symbol"/>
                   </w:rPr>
                   <w:t>☐</w:t>
                 </w:r>
@@ -941,7 +939,7 @@
                 </w:pPr>
                 <w:r>
                   <w:rPr>
-                    <w:rFonts w:ascii="Segoe UI Symbol" w:hAnsi="Segoe UI Symbol" w:eastAsia="MS Gothic" w:cs="Segoe UI Symbol"/>
+                    <w:rFonts w:ascii="Segoe UI Symbol" w:eastAsia="MS Gothic" w:hAnsi="Segoe UI Symbol" w:cs="Segoe UI Symbol"/>
                   </w:rPr>
                   <w:t>☐</w:t>
                 </w:r>
@@ -969,7 +967,7 @@
                 </w:pPr>
                 <w:r>
                   <w:rPr>
-                    <w:rFonts w:hint="eastAsia" w:ascii="MS Gothic" w:hAnsi="MS Gothic" w:eastAsia="MS Gothic"/>
+                    <w:rFonts w:ascii="MS Gothic" w:eastAsia="MS Gothic" w:hAnsi="MS Gothic" w:hint="eastAsia"/>
                   </w:rPr>
                   <w:t>☐</w:t>
                 </w:r>
@@ -997,7 +995,7 @@
                 </w:pPr>
                 <w:r>
                   <w:rPr>
-                    <w:rFonts w:ascii="Segoe UI Symbol" w:hAnsi="Segoe UI Symbol" w:eastAsia="MS Gothic" w:cs="Segoe UI Symbol"/>
+                    <w:rFonts w:ascii="Segoe UI Symbol" w:eastAsia="MS Gothic" w:hAnsi="Segoe UI Symbol" w:cs="Segoe UI Symbol"/>
                   </w:rPr>
                   <w:t>☐</w:t>
                 </w:r>
@@ -1025,7 +1023,7 @@
                 </w:pPr>
                 <w:r>
                   <w:rPr>
-                    <w:rFonts w:ascii="Segoe UI Symbol" w:hAnsi="Segoe UI Symbol" w:eastAsia="MS Gothic" w:cs="Segoe UI Symbol"/>
+                    <w:rFonts w:ascii="Segoe UI Symbol" w:eastAsia="MS Gothic" w:hAnsi="Segoe UI Symbol" w:cs="Segoe UI Symbol"/>
                   </w:rPr>
                   <w:t>☐</w:t>
                 </w:r>
@@ -1110,7 +1108,7 @@
                 </w:pPr>
                 <w:r>
                   <w:rPr>
-                    <w:rFonts w:ascii="Segoe UI Symbol" w:hAnsi="Segoe UI Symbol" w:eastAsia="MS Gothic" w:cs="Segoe UI Symbol"/>
+                    <w:rFonts w:ascii="Segoe UI Symbol" w:eastAsia="MS Gothic" w:hAnsi="Segoe UI Symbol" w:cs="Segoe UI Symbol"/>
                   </w:rPr>
                   <w:t>☐</w:t>
                 </w:r>
@@ -1138,7 +1136,7 @@
                 </w:pPr>
                 <w:r>
                   <w:rPr>
-                    <w:rFonts w:ascii="Segoe UI Symbol" w:hAnsi="Segoe UI Symbol" w:eastAsia="MS Gothic" w:cs="Segoe UI Symbol"/>
+                    <w:rFonts w:ascii="Segoe UI Symbol" w:eastAsia="MS Gothic" w:hAnsi="Segoe UI Symbol" w:cs="Segoe UI Symbol"/>
                   </w:rPr>
                   <w:t>☐</w:t>
                 </w:r>
@@ -1166,7 +1164,7 @@
                 </w:pPr>
                 <w:r>
                   <w:rPr>
-                    <w:rFonts w:ascii="Segoe UI Symbol" w:hAnsi="Segoe UI Symbol" w:eastAsia="MS Gothic" w:cs="Segoe UI Symbol"/>
+                    <w:rFonts w:ascii="Segoe UI Symbol" w:eastAsia="MS Gothic" w:hAnsi="Segoe UI Symbol" w:cs="Segoe UI Symbol"/>
                   </w:rPr>
                   <w:t>☐</w:t>
                 </w:r>
@@ -1194,7 +1192,7 @@
                 </w:pPr>
                 <w:r>
                   <w:rPr>
-                    <w:rFonts w:ascii="Segoe UI Symbol" w:hAnsi="Segoe UI Symbol" w:eastAsia="MS Gothic" w:cs="Segoe UI Symbol"/>
+                    <w:rFonts w:ascii="Segoe UI Symbol" w:eastAsia="MS Gothic" w:hAnsi="Segoe UI Symbol" w:cs="Segoe UI Symbol"/>
                   </w:rPr>
                   <w:t>☐</w:t>
                 </w:r>
@@ -1282,7 +1280,7 @@
                 </w:pPr>
                 <w:r>
                   <w:rPr>
-                    <w:rFonts w:ascii="Segoe UI Symbol" w:hAnsi="Segoe UI Symbol" w:eastAsia="MS Gothic" w:cs="Segoe UI Symbol"/>
+                    <w:rFonts w:ascii="Segoe UI Symbol" w:eastAsia="MS Gothic" w:hAnsi="Segoe UI Symbol" w:cs="Segoe UI Symbol"/>
                   </w:rPr>
                   <w:t>☐</w:t>
                 </w:r>
@@ -1310,7 +1308,7 @@
                 </w:pPr>
                 <w:r>
                   <w:rPr>
-                    <w:rFonts w:ascii="Segoe UI Symbol" w:hAnsi="Segoe UI Symbol" w:eastAsia="MS Gothic" w:cs="Segoe UI Symbol"/>
+                    <w:rFonts w:ascii="Segoe UI Symbol" w:eastAsia="MS Gothic" w:hAnsi="Segoe UI Symbol" w:cs="Segoe UI Symbol"/>
                   </w:rPr>
                   <w:t>☐</w:t>
                 </w:r>
@@ -1338,7 +1336,7 @@
                 </w:pPr>
                 <w:r>
                   <w:rPr>
-                    <w:rFonts w:ascii="Segoe UI Symbol" w:hAnsi="Segoe UI Symbol" w:eastAsia="MS Gothic" w:cs="Segoe UI Symbol"/>
+                    <w:rFonts w:ascii="Segoe UI Symbol" w:eastAsia="MS Gothic" w:hAnsi="Segoe UI Symbol" w:cs="Segoe UI Symbol"/>
                   </w:rPr>
                   <w:t>☐</w:t>
                 </w:r>
@@ -1366,7 +1364,7 @@
                 </w:pPr>
                 <w:r>
                   <w:rPr>
-                    <w:rFonts w:ascii="Segoe UI Symbol" w:hAnsi="Segoe UI Symbol" w:eastAsia="MS Gothic" w:cs="Segoe UI Symbol"/>
+                    <w:rFonts w:ascii="Segoe UI Symbol" w:eastAsia="MS Gothic" w:hAnsi="Segoe UI Symbol" w:cs="Segoe UI Symbol"/>
                   </w:rPr>
                   <w:t>☐</w:t>
                 </w:r>
@@ -1454,7 +1452,7 @@
                 </w:pPr>
                 <w:r>
                   <w:rPr>
-                    <w:rFonts w:ascii="Segoe UI Symbol" w:hAnsi="Segoe UI Symbol" w:eastAsia="MS Gothic" w:cs="Segoe UI Symbol"/>
+                    <w:rFonts w:ascii="Segoe UI Symbol" w:eastAsia="MS Gothic" w:hAnsi="Segoe UI Symbol" w:cs="Segoe UI Symbol"/>
                   </w:rPr>
                   <w:t>☐</w:t>
                 </w:r>
@@ -1482,7 +1480,7 @@
                 </w:pPr>
                 <w:r>
                   <w:rPr>
-                    <w:rFonts w:ascii="Segoe UI Symbol" w:hAnsi="Segoe UI Symbol" w:eastAsia="MS Gothic" w:cs="Segoe UI Symbol"/>
+                    <w:rFonts w:ascii="Segoe UI Symbol" w:eastAsia="MS Gothic" w:hAnsi="Segoe UI Symbol" w:cs="Segoe UI Symbol"/>
                   </w:rPr>
                   <w:t>☐</w:t>
                 </w:r>
@@ -1510,7 +1508,7 @@
                 </w:pPr>
                 <w:r>
                   <w:rPr>
-                    <w:rFonts w:ascii="Segoe UI Symbol" w:hAnsi="Segoe UI Symbol" w:eastAsia="MS Gothic" w:cs="Segoe UI Symbol"/>
+                    <w:rFonts w:ascii="Segoe UI Symbol" w:eastAsia="MS Gothic" w:hAnsi="Segoe UI Symbol" w:cs="Segoe UI Symbol"/>
                   </w:rPr>
                   <w:t>☐</w:t>
                 </w:r>
@@ -1538,7 +1536,7 @@
                 </w:pPr>
                 <w:r>
                   <w:rPr>
-                    <w:rFonts w:ascii="Segoe UI Symbol" w:hAnsi="Segoe UI Symbol" w:eastAsia="MS Gothic" w:cs="Segoe UI Symbol"/>
+                    <w:rFonts w:ascii="Segoe UI Symbol" w:eastAsia="MS Gothic" w:hAnsi="Segoe UI Symbol" w:cs="Segoe UI Symbol"/>
                   </w:rPr>
                   <w:t>☐</w:t>
                 </w:r>
@@ -1626,7 +1624,7 @@
                 </w:pPr>
                 <w:r>
                   <w:rPr>
-                    <w:rFonts w:ascii="Segoe UI Symbol" w:hAnsi="Segoe UI Symbol" w:eastAsia="MS Gothic" w:cs="Segoe UI Symbol"/>
+                    <w:rFonts w:ascii="Segoe UI Symbol" w:eastAsia="MS Gothic" w:hAnsi="Segoe UI Symbol" w:cs="Segoe UI Symbol"/>
                   </w:rPr>
                   <w:t>☐</w:t>
                 </w:r>
@@ -1654,7 +1652,7 @@
                 </w:pPr>
                 <w:r>
                   <w:rPr>
-                    <w:rFonts w:ascii="Segoe UI Symbol" w:hAnsi="Segoe UI Symbol" w:eastAsia="MS Gothic" w:cs="Segoe UI Symbol"/>
+                    <w:rFonts w:ascii="Segoe UI Symbol" w:eastAsia="MS Gothic" w:hAnsi="Segoe UI Symbol" w:cs="Segoe UI Symbol"/>
                   </w:rPr>
                   <w:t>☐</w:t>
                 </w:r>
@@ -1682,7 +1680,7 @@
                 </w:pPr>
                 <w:r>
                   <w:rPr>
-                    <w:rFonts w:ascii="Segoe UI Symbol" w:hAnsi="Segoe UI Symbol" w:eastAsia="MS Gothic" w:cs="Segoe UI Symbol"/>
+                    <w:rFonts w:ascii="Segoe UI Symbol" w:eastAsia="MS Gothic" w:hAnsi="Segoe UI Symbol" w:cs="Segoe UI Symbol"/>
                   </w:rPr>
                   <w:t>☐</w:t>
                 </w:r>
@@ -1710,7 +1708,7 @@
                 </w:pPr>
                 <w:r>
                   <w:rPr>
-                    <w:rFonts w:ascii="Segoe UI Symbol" w:hAnsi="Segoe UI Symbol" w:eastAsia="MS Gothic" w:cs="Segoe UI Symbol"/>
+                    <w:rFonts w:ascii="Segoe UI Symbol" w:eastAsia="MS Gothic" w:hAnsi="Segoe UI Symbol" w:cs="Segoe UI Symbol"/>
                   </w:rPr>
                   <w:t>☐</w:t>
                 </w:r>
@@ -1740,22 +1738,21 @@
         <w:br w:type="page"/>
       </w:r>
     </w:p>
-    <w:bookmarkStart w:name="_Toc225753586" w:displacedByCustomXml="next" w:id="1"/>
+    <w:bookmarkStart w:id="1" w:name="_Toc225753586" w:displacedByCustomXml="next"/>
     <w:sdt>
       <w:sdtPr>
+        <w:rPr>
+          <w:rFonts w:eastAsiaTheme="minorEastAsia" w:cs="Arial"/>
+          <w:b w:val="0"/>
+          <w:color w:val="auto"/>
+          <w:sz w:val="20"/>
+          <w:szCs w:val="20"/>
+        </w:rPr>
         <w:id w:val="245542594"/>
         <w:docPartObj>
           <w:docPartGallery w:val="Table of Contents"/>
           <w:docPartUnique/>
         </w:docPartObj>
-        <w:rPr>
-          <w:rFonts w:eastAsia="游ゴシック" w:cs="Arial" w:eastAsiaTheme="minorEastAsia"/>
-          <w:b w:val="0"/>
-          <w:bCs w:val="0"/>
-          <w:color w:val="auto"/>
-          <w:sz w:val="20"/>
-          <w:szCs w:val="20"/>
-        </w:rPr>
       </w:sdtPr>
       <w:sdtContent>
         <w:p>
@@ -1796,7 +1793,7 @@
           <w:r>
             <w:fldChar w:fldCharType="separate"/>
           </w:r>
-          <w:hyperlink w:history="1" w:anchor="_Toc225753585">
+          <w:hyperlink w:anchor="_Toc225753585" w:history="1">
             <w:r>
               <w:rPr>
                 <w:rStyle w:val="Hyperlink"/>
@@ -1869,7 +1866,7 @@
               <w14:ligatures w14:val="standardContextual"/>
             </w:rPr>
           </w:pPr>
-          <w:hyperlink w:history="1" w:anchor="_Toc225753586">
+          <w:hyperlink w:anchor="_Toc225753586" w:history="1">
             <w:r>
               <w:rPr>
                 <w:rStyle w:val="Hyperlink"/>
@@ -1943,7 +1940,7 @@
               <w14:ligatures w14:val="standardContextual"/>
             </w:rPr>
           </w:pPr>
-          <w:hyperlink w:history="1" w:anchor="_Toc225753587">
+          <w:hyperlink w:anchor="_Toc225753587" w:history="1">
             <w:r>
               <w:rPr>
                 <w:rStyle w:val="Hyperlink"/>
@@ -2035,7 +2032,7 @@
               <w14:ligatures w14:val="standardContextual"/>
             </w:rPr>
           </w:pPr>
-          <w:hyperlink w:history="1" w:anchor="_Toc225753588">
+          <w:hyperlink w:anchor="_Toc225753588" w:history="1">
             <w:r>
               <w:rPr>
                 <w:rStyle w:val="Hyperlink"/>
@@ -2127,7 +2124,7 @@
               <w14:ligatures w14:val="standardContextual"/>
             </w:rPr>
           </w:pPr>
-          <w:hyperlink w:history="1" w:anchor="_Toc225753589">
+          <w:hyperlink w:anchor="_Toc225753589" w:history="1">
             <w:r>
               <w:rPr>
                 <w:rStyle w:val="Hyperlink"/>
@@ -2219,7 +2216,7 @@
               <w14:ligatures w14:val="standardContextual"/>
             </w:rPr>
           </w:pPr>
-          <w:hyperlink w:history="1" w:anchor="_Toc225753590">
+          <w:hyperlink w:anchor="_Toc225753590" w:history="1">
             <w:r>
               <w:rPr>
                 <w:rStyle w:val="Hyperlink"/>
@@ -2311,7 +2308,7 @@
               <w14:ligatures w14:val="standardContextual"/>
             </w:rPr>
           </w:pPr>
-          <w:hyperlink w:history="1" w:anchor="_Toc225753591">
+          <w:hyperlink w:anchor="_Toc225753591" w:history="1">
             <w:r>
               <w:rPr>
                 <w:rStyle w:val="Hyperlink"/>
@@ -2403,7 +2400,7 @@
               <w14:ligatures w14:val="standardContextual"/>
             </w:rPr>
           </w:pPr>
-          <w:hyperlink w:history="1" w:anchor="_Toc225753592">
+          <w:hyperlink w:anchor="_Toc225753592" w:history="1">
             <w:r>
               <w:rPr>
                 <w:rStyle w:val="Hyperlink"/>
@@ -2495,7 +2492,7 @@
               <w14:ligatures w14:val="standardContextual"/>
             </w:rPr>
           </w:pPr>
-          <w:hyperlink w:history="1" w:anchor="_Toc225753593">
+          <w:hyperlink w:anchor="_Toc225753593" w:history="1">
             <w:r>
               <w:rPr>
                 <w:rStyle w:val="Hyperlink"/>
@@ -2587,7 +2584,7 @@
               <w14:ligatures w14:val="standardContextual"/>
             </w:rPr>
           </w:pPr>
-          <w:hyperlink w:history="1" w:anchor="_Toc225753594">
+          <w:hyperlink w:anchor="_Toc225753594" w:history="1">
             <w:r>
               <w:rPr>
                 <w:rStyle w:val="Hyperlink"/>
@@ -2679,7 +2676,7 @@
               <w14:ligatures w14:val="standardContextual"/>
             </w:rPr>
           </w:pPr>
-          <w:hyperlink w:history="1" w:anchor="_Toc225753595">
+          <w:hyperlink w:anchor="_Toc225753595" w:history="1">
             <w:r>
               <w:rPr>
                 <w:rStyle w:val="Hyperlink"/>
@@ -2771,7 +2768,7 @@
               <w14:ligatures w14:val="standardContextual"/>
             </w:rPr>
           </w:pPr>
-          <w:hyperlink w:history="1" w:anchor="_Toc225753596">
+          <w:hyperlink w:anchor="_Toc225753596" w:history="1">
             <w:r>
               <w:rPr>
                 <w:rStyle w:val="Hyperlink"/>
@@ -2863,7 +2860,7 @@
               <w14:ligatures w14:val="standardContextual"/>
             </w:rPr>
           </w:pPr>
-          <w:hyperlink w:history="1" w:anchor="_Toc225753597">
+          <w:hyperlink w:anchor="_Toc225753597" w:history="1">
             <w:r>
               <w:rPr>
                 <w:rStyle w:val="Hyperlink"/>
@@ -2955,7 +2952,7 @@
               <w14:ligatures w14:val="standardContextual"/>
             </w:rPr>
           </w:pPr>
-          <w:hyperlink w:history="1" w:anchor="_Toc225753598">
+          <w:hyperlink w:anchor="_Toc225753598" w:history="1">
             <w:r>
               <w:rPr>
                 <w:rStyle w:val="Hyperlink"/>
@@ -3047,7 +3044,7 @@
               <w14:ligatures w14:val="standardContextual"/>
             </w:rPr>
           </w:pPr>
-          <w:hyperlink w:history="1" w:anchor="_Toc225753599">
+          <w:hyperlink w:anchor="_Toc225753599" w:history="1">
             <w:r>
               <w:rPr>
                 <w:rStyle w:val="Hyperlink"/>
@@ -3139,7 +3136,7 @@
               <w14:ligatures w14:val="standardContextual"/>
             </w:rPr>
           </w:pPr>
-          <w:hyperlink w:history="1" w:anchor="_Toc225753600">
+          <w:hyperlink w:anchor="_Toc225753600" w:history="1">
             <w:r>
               <w:rPr>
                 <w:rStyle w:val="Hyperlink"/>
@@ -3231,7 +3228,7 @@
               <w14:ligatures w14:val="standardContextual"/>
             </w:rPr>
           </w:pPr>
-          <w:hyperlink w:history="1" w:anchor="_Toc225753601">
+          <w:hyperlink w:anchor="_Toc225753601" w:history="1">
             <w:r>
               <w:rPr>
                 <w:rStyle w:val="Hyperlink"/>
@@ -3323,7 +3320,7 @@
               <w14:ligatures w14:val="standardContextual"/>
             </w:rPr>
           </w:pPr>
-          <w:hyperlink w:history="1" w:anchor="_Toc225753602">
+          <w:hyperlink w:anchor="_Toc225753602" w:history="1">
             <w:r>
               <w:rPr>
                 <w:rStyle w:val="Hyperlink"/>
@@ -3415,7 +3412,7 @@
               <w14:ligatures w14:val="standardContextual"/>
             </w:rPr>
           </w:pPr>
-          <w:hyperlink w:history="1" w:anchor="_Toc225753603">
+          <w:hyperlink w:anchor="_Toc225753603" w:history="1">
             <w:r>
               <w:rPr>
                 <w:rStyle w:val="Hyperlink"/>
@@ -3507,7 +3504,7 @@
               <w14:ligatures w14:val="standardContextual"/>
             </w:rPr>
           </w:pPr>
-          <w:hyperlink w:history="1" w:anchor="_Toc225753604">
+          <w:hyperlink w:anchor="_Toc225753604" w:history="1">
             <w:r>
               <w:rPr>
                 <w:rStyle w:val="Hyperlink"/>
@@ -3599,7 +3596,7 @@
               <w14:ligatures w14:val="standardContextual"/>
             </w:rPr>
           </w:pPr>
-          <w:hyperlink w:history="1" w:anchor="_Toc225753605">
+          <w:hyperlink w:anchor="_Toc225753605" w:history="1">
             <w:r>
               <w:rPr>
                 <w:rStyle w:val="Hyperlink"/>
@@ -3691,7 +3688,7 @@
               <w14:ligatures w14:val="standardContextual"/>
             </w:rPr>
           </w:pPr>
-          <w:hyperlink w:history="1" w:anchor="_Toc225753606">
+          <w:hyperlink w:anchor="_Toc225753606" w:history="1">
             <w:r>
               <w:rPr>
                 <w:rStyle w:val="Hyperlink"/>
@@ -3783,7 +3780,7 @@
               <w14:ligatures w14:val="standardContextual"/>
             </w:rPr>
           </w:pPr>
-          <w:hyperlink w:history="1" w:anchor="_Toc225753607">
+          <w:hyperlink w:anchor="_Toc225753607" w:history="1">
             <w:r>
               <w:rPr>
                 <w:rStyle w:val="Hyperlink"/>
@@ -3875,7 +3872,7 @@
               <w14:ligatures w14:val="standardContextual"/>
             </w:rPr>
           </w:pPr>
-          <w:hyperlink w:history="1" w:anchor="_Toc225753608">
+          <w:hyperlink w:anchor="_Toc225753608" w:history="1">
             <w:r>
               <w:rPr>
                 <w:rStyle w:val="Hyperlink"/>
@@ -3967,7 +3964,7 @@
               <w14:ligatures w14:val="standardContextual"/>
             </w:rPr>
           </w:pPr>
-          <w:hyperlink w:history="1" w:anchor="_Toc225753609">
+          <w:hyperlink w:anchor="_Toc225753609" w:history="1">
             <w:r>
               <w:rPr>
                 <w:rStyle w:val="Hyperlink"/>
@@ -4059,7 +4056,7 @@
               <w14:ligatures w14:val="standardContextual"/>
             </w:rPr>
           </w:pPr>
-          <w:hyperlink w:history="1" w:anchor="_Toc225753610">
+          <w:hyperlink w:anchor="_Toc225753610" w:history="1">
             <w:r>
               <w:rPr>
                 <w:rStyle w:val="Hyperlink"/>
@@ -4151,7 +4148,7 @@
               <w14:ligatures w14:val="standardContextual"/>
             </w:rPr>
           </w:pPr>
-          <w:hyperlink w:history="1" w:anchor="_Toc225753611">
+          <w:hyperlink w:anchor="_Toc225753611" w:history="1">
             <w:r>
               <w:rPr>
                 <w:rStyle w:val="Hyperlink"/>
@@ -4243,7 +4240,7 @@
               <w14:ligatures w14:val="standardContextual"/>
             </w:rPr>
           </w:pPr>
-          <w:hyperlink w:history="1" w:anchor="_Toc225753612">
+          <w:hyperlink w:anchor="_Toc225753612" w:history="1">
             <w:r>
               <w:rPr>
                 <w:rStyle w:val="Hyperlink"/>
@@ -4335,7 +4332,7 @@
               <w14:ligatures w14:val="standardContextual"/>
             </w:rPr>
           </w:pPr>
-          <w:hyperlink w:history="1" w:anchor="_Toc225753613">
+          <w:hyperlink w:anchor="_Toc225753613" w:history="1">
             <w:r>
               <w:rPr>
                 <w:rStyle w:val="Hyperlink"/>
@@ -4427,7 +4424,7 @@
               <w14:ligatures w14:val="standardContextual"/>
             </w:rPr>
           </w:pPr>
-          <w:hyperlink w:history="1" w:anchor="_Toc225753614">
+          <w:hyperlink w:anchor="_Toc225753614" w:history="1">
             <w:r>
               <w:rPr>
                 <w:rStyle w:val="Hyperlink"/>
@@ -4519,7 +4516,7 @@
               <w14:ligatures w14:val="standardContextual"/>
             </w:rPr>
           </w:pPr>
-          <w:hyperlink w:history="1" w:anchor="_Toc225753615">
+          <w:hyperlink w:anchor="_Toc225753615" w:history="1">
             <w:r>
               <w:rPr>
                 <w:rStyle w:val="Hyperlink"/>
@@ -4611,7 +4608,7 @@
               <w14:ligatures w14:val="standardContextual"/>
             </w:rPr>
           </w:pPr>
-          <w:hyperlink w:history="1" w:anchor="_Toc225753616">
+          <w:hyperlink w:anchor="_Toc225753616" w:history="1">
             <w:r>
               <w:rPr>
                 <w:rStyle w:val="Hyperlink"/>
@@ -4703,7 +4700,7 @@
               <w14:ligatures w14:val="standardContextual"/>
             </w:rPr>
           </w:pPr>
-          <w:hyperlink w:history="1" w:anchor="_Toc225753617">
+          <w:hyperlink w:anchor="_Toc225753617" w:history="1">
             <w:r>
               <w:rPr>
                 <w:rStyle w:val="Hyperlink"/>
@@ -4795,7 +4792,7 @@
               <w14:ligatures w14:val="standardContextual"/>
             </w:rPr>
           </w:pPr>
-          <w:hyperlink w:history="1" w:anchor="_Toc225753618">
+          <w:hyperlink w:anchor="_Toc225753618" w:history="1">
             <w:r>
               <w:rPr>
                 <w:rStyle w:val="Hyperlink"/>
@@ -4887,7 +4884,7 @@
               <w14:ligatures w14:val="standardContextual"/>
             </w:rPr>
           </w:pPr>
-          <w:hyperlink w:history="1" w:anchor="_Toc225753619">
+          <w:hyperlink w:anchor="_Toc225753619" w:history="1">
             <w:r>
               <w:rPr>
                 <w:rStyle w:val="Hyperlink"/>
@@ -4979,7 +4976,7 @@
               <w14:ligatures w14:val="standardContextual"/>
             </w:rPr>
           </w:pPr>
-          <w:hyperlink w:history="1" w:anchor="_Toc225753620">
+          <w:hyperlink w:anchor="_Toc225753620" w:history="1">
             <w:r>
               <w:rPr>
                 <w:rStyle w:val="Hyperlink"/>
@@ -5071,7 +5068,7 @@
               <w14:ligatures w14:val="standardContextual"/>
             </w:rPr>
           </w:pPr>
-          <w:hyperlink w:history="1" w:anchor="_Toc225753621">
+          <w:hyperlink w:anchor="_Toc225753621" w:history="1">
             <w:r>
               <w:rPr>
                 <w:rStyle w:val="Hyperlink"/>
@@ -5163,7 +5160,7 @@
               <w14:ligatures w14:val="standardContextual"/>
             </w:rPr>
           </w:pPr>
-          <w:hyperlink w:history="1" w:anchor="_Toc225753622">
+          <w:hyperlink w:anchor="_Toc225753622" w:history="1">
             <w:r>
               <w:rPr>
                 <w:rStyle w:val="Hyperlink"/>
@@ -5255,7 +5252,7 @@
               <w14:ligatures w14:val="standardContextual"/>
             </w:rPr>
           </w:pPr>
-          <w:hyperlink w:history="1" w:anchor="_Toc225753623">
+          <w:hyperlink w:anchor="_Toc225753623" w:history="1">
             <w:r>
               <w:rPr>
                 <w:rStyle w:val="Hyperlink"/>
@@ -5347,7 +5344,7 @@
               <w14:ligatures w14:val="standardContextual"/>
             </w:rPr>
           </w:pPr>
-          <w:hyperlink w:history="1" w:anchor="_Toc225753624">
+          <w:hyperlink w:anchor="_Toc225753624" w:history="1">
             <w:r>
               <w:rPr>
                 <w:rStyle w:val="Hyperlink"/>
@@ -5439,7 +5436,7 @@
               <w14:ligatures w14:val="standardContextual"/>
             </w:rPr>
           </w:pPr>
-          <w:hyperlink w:history="1" w:anchor="_Toc225753625">
+          <w:hyperlink w:anchor="_Toc225753625" w:history="1">
             <w:r>
               <w:rPr>
                 <w:rStyle w:val="Hyperlink"/>
@@ -5531,7 +5528,7 @@
               <w14:ligatures w14:val="standardContextual"/>
             </w:rPr>
           </w:pPr>
-          <w:hyperlink w:history="1" w:anchor="_Toc225753626">
+          <w:hyperlink w:anchor="_Toc225753626" w:history="1">
             <w:r>
               <w:rPr>
                 <w:rStyle w:val="Hyperlink"/>
@@ -5623,7 +5620,7 @@
               <w14:ligatures w14:val="standardContextual"/>
             </w:rPr>
           </w:pPr>
-          <w:hyperlink w:history="1" w:anchor="_Toc225753627">
+          <w:hyperlink w:anchor="_Toc225753627" w:history="1">
             <w:r>
               <w:rPr>
                 <w:rStyle w:val="Hyperlink"/>
@@ -5715,7 +5712,7 @@
               <w14:ligatures w14:val="standardContextual"/>
             </w:rPr>
           </w:pPr>
-          <w:hyperlink w:history="1" w:anchor="_Toc225753628">
+          <w:hyperlink w:anchor="_Toc225753628" w:history="1">
             <w:r>
               <w:rPr>
                 <w:rStyle w:val="Hyperlink"/>
@@ -5807,7 +5804,7 @@
               <w14:ligatures w14:val="standardContextual"/>
             </w:rPr>
           </w:pPr>
-          <w:hyperlink w:history="1" w:anchor="_Toc225753629">
+          <w:hyperlink w:anchor="_Toc225753629" w:history="1">
             <w:r>
               <w:rPr>
                 <w:rStyle w:val="Hyperlink"/>
@@ -5894,16 +5891,6 @@
           </w:r>
         </w:p>
       </w:sdtContent>
-      <w:sdtEndPr>
-        <w:rPr>
-          <w:rFonts w:eastAsia="游ゴシック" w:cs="Arial" w:eastAsiaTheme="minorEastAsia"/>
-          <w:b w:val="0"/>
-          <w:bCs w:val="0"/>
-          <w:color w:val="auto"/>
-          <w:sz w:val="20"/>
-          <w:szCs w:val="20"/>
-        </w:rPr>
-      </w:sdtEndPr>
     </w:sdt>
     <w:p>
       <w:pPr>
@@ -5925,8 +5912,9 @@
       <w:pPr>
         <w:pStyle w:val="Heading1"/>
       </w:pPr>
-      <w:bookmarkStart w:name="_Toc225753587" w:id="2"/>
-      <w:r>
+      <w:bookmarkStart w:id="2" w:name="_Toc225753587"/>
+      <w:r>
+        <w:lastRenderedPageBreak/>
         <w:t>Distribution and Contacts</w:t>
       </w:r>
       <w:bookmarkEnd w:id="2"/>
@@ -5949,7 +5937,7 @@
       <w:r>
         <w:t xml:space="preserve">  </w:t>
       </w:r>
-      <w:hyperlink w:history="1" r:id="rId11">
+      <w:hyperlink r:id="rId11" w:history="1">
         <w:r>
           <w:rPr>
             <w:rStyle w:val="Hyperlink"/>
@@ -5958,8 +5946,8 @@
           </w:rPr>
           <w:t>ISO, DPO and Architects - GTS Archi</w:t>
         </w:r>
-        <w:bookmarkStart w:name="_Hlt170825268" w:id="3"/>
-        <w:bookmarkStart w:name="_Hlt170825269" w:id="4"/>
+        <w:bookmarkStart w:id="3" w:name="_Hlt170825268"/>
+        <w:bookmarkStart w:id="4" w:name="_Hlt170825269"/>
         <w:r>
           <w:rPr>
             <w:rStyle w:val="Hyperlink"/>
@@ -6064,12 +6052,12 @@
         <w:tblStyle w:val="GridTable1Light-Accent1"/>
         <w:tblW w:w="5000" w:type="pct"/>
         <w:tblBorders>
-          <w:top w:val="single" w:color="77206D" w:themeColor="accent5" w:themeShade="BF" w:sz="4" w:space="0"/>
-          <w:left w:val="single" w:color="77206D" w:themeColor="accent5" w:themeShade="BF" w:sz="4" w:space="0"/>
-          <w:bottom w:val="single" w:color="77206D" w:themeColor="accent5" w:themeShade="BF" w:sz="4" w:space="0"/>
-          <w:right w:val="single" w:color="77206D" w:themeColor="accent5" w:themeShade="BF" w:sz="4" w:space="0"/>
-          <w:insideH w:val="single" w:color="77206D" w:themeColor="accent5" w:themeShade="BF" w:sz="4" w:space="0"/>
-          <w:insideV w:val="single" w:color="77206D" w:themeColor="accent5" w:themeShade="BF" w:sz="4" w:space="0"/>
+          <w:top w:val="single" w:sz="4" w:space="0" w:color="77206D" w:themeColor="accent5" w:themeShade="BF"/>
+          <w:left w:val="single" w:sz="4" w:space="0" w:color="77206D" w:themeColor="accent5" w:themeShade="BF"/>
+          <w:bottom w:val="single" w:sz="4" w:space="0" w:color="77206D" w:themeColor="accent5" w:themeShade="BF"/>
+          <w:right w:val="single" w:sz="4" w:space="0" w:color="77206D" w:themeColor="accent5" w:themeShade="BF"/>
+          <w:insideH w:val="single" w:sz="4" w:space="0" w:color="77206D" w:themeColor="accent5" w:themeShade="BF"/>
+          <w:insideV w:val="single" w:sz="4" w:space="0" w:color="77206D" w:themeColor="accent5" w:themeShade="BF"/>
         </w:tblBorders>
         <w:tblCellMar>
           <w:left w:w="0" w:type="dxa"/>
@@ -6760,8 +6748,9 @@
       <w:pPr>
         <w:pStyle w:val="Heading1"/>
       </w:pPr>
-      <w:bookmarkStart w:name="_Toc225753588" w:id="7"/>
-      <w:r>
+      <w:bookmarkStart w:id="7" w:name="_Toc225753588"/>
+      <w:r>
+        <w:lastRenderedPageBreak/>
         <w:t>Artifacts</w:t>
       </w:r>
       <w:bookmarkEnd w:id="7"/>
@@ -6783,12 +6772,12 @@
       <w:tblPr>
         <w:tblW w:w="10700" w:type="dxa"/>
         <w:tblBorders>
-          <w:top w:val="single" w:color="auto" w:sz="4" w:space="0"/>
-          <w:left w:val="single" w:color="auto" w:sz="4" w:space="0"/>
-          <w:bottom w:val="single" w:color="auto" w:sz="4" w:space="0"/>
-          <w:right w:val="single" w:color="auto" w:sz="4" w:space="0"/>
-          <w:insideH w:val="single" w:color="auto" w:sz="4" w:space="0"/>
-          <w:insideV w:val="single" w:color="auto" w:sz="4" w:space="0"/>
+          <w:top w:val="single" w:sz="4" w:space="0" w:color="auto"/>
+          <w:left w:val="single" w:sz="4" w:space="0" w:color="auto"/>
+          <w:bottom w:val="single" w:sz="4" w:space="0" w:color="auto"/>
+          <w:right w:val="single" w:sz="4" w:space="0" w:color="auto"/>
+          <w:insideH w:val="single" w:sz="4" w:space="0" w:color="auto"/>
+          <w:insideV w:val="single" w:sz="4" w:space="0" w:color="auto"/>
         </w:tblBorders>
         <w:tblCellMar>
           <w:left w:w="0" w:type="dxa"/>
@@ -7000,7 +6989,7 @@
                 </w:pPr>
                 <w:r>
                   <w:rPr>
-                    <w:rFonts w:hint="eastAsia" w:ascii="MS Gothic" w:hAnsi="MS Gothic" w:eastAsia="MS Gothic" w:cs="Calibri"/>
+                    <w:rFonts w:ascii="MS Gothic" w:eastAsia="MS Gothic" w:hAnsi="MS Gothic" w:cs="Calibri" w:hint="eastAsia"/>
                     <w:color w:val="212121"/>
                     <w:szCs w:val="20"/>
                   </w:rPr>
@@ -7186,7 +7175,7 @@
                 </w:pPr>
                 <w:r>
                   <w:rPr>
-                    <w:rFonts w:hint="eastAsia" w:ascii="MS Gothic" w:hAnsi="MS Gothic" w:eastAsia="MS Gothic" w:cs="Calibri"/>
+                    <w:rFonts w:ascii="MS Gothic" w:eastAsia="MS Gothic" w:hAnsi="MS Gothic" w:cs="Calibri" w:hint="eastAsia"/>
                     <w:color w:val="212121"/>
                     <w:szCs w:val="20"/>
                   </w:rPr>
@@ -7386,7 +7375,7 @@
                 </w:pPr>
                 <w:r>
                   <w:rPr>
-                    <w:rFonts w:hint="eastAsia" w:ascii="MS Gothic" w:hAnsi="MS Gothic" w:eastAsia="MS Gothic" w:cs="Calibri"/>
+                    <w:rFonts w:ascii="MS Gothic" w:eastAsia="MS Gothic" w:hAnsi="MS Gothic" w:cs="Calibri" w:hint="eastAsia"/>
                     <w:color w:val="212121"/>
                     <w:szCs w:val="20"/>
                   </w:rPr>
@@ -7439,7 +7428,7 @@
                 <w:szCs w:val="20"/>
               </w:rPr>
             </w:pPr>
-            <w:hyperlink w:history="1" r:id="rId16">
+            <w:hyperlink r:id="rId16" w:history="1">
               <w:r>
                 <w:rPr>
                   <w:rStyle w:val="Hyperlink"/>
@@ -7544,7 +7533,7 @@
                 </w:pPr>
                 <w:r>
                   <w:rPr>
-                    <w:rFonts w:hint="eastAsia" w:ascii="MS Gothic" w:hAnsi="MS Gothic" w:eastAsia="MS Gothic" w:cs="Calibri"/>
+                    <w:rFonts w:ascii="MS Gothic" w:eastAsia="MS Gothic" w:hAnsi="MS Gothic" w:cs="Calibri" w:hint="eastAsia"/>
                     <w:color w:val="212121"/>
                     <w:szCs w:val="20"/>
                   </w:rPr>
@@ -7708,7 +7697,7 @@
                 </w:pPr>
                 <w:r>
                   <w:rPr>
-                    <w:rFonts w:hint="eastAsia" w:ascii="MS Gothic" w:hAnsi="MS Gothic" w:eastAsia="MS Gothic" w:cs="Calibri"/>
+                    <w:rFonts w:ascii="MS Gothic" w:eastAsia="MS Gothic" w:hAnsi="MS Gothic" w:cs="Calibri" w:hint="eastAsia"/>
                     <w:color w:val="212121"/>
                     <w:szCs w:val="20"/>
                   </w:rPr>
@@ -7886,7 +7875,7 @@
                 </w:pPr>
                 <w:r>
                   <w:rPr>
-                    <w:rFonts w:hint="eastAsia" w:ascii="MS Gothic" w:hAnsi="MS Gothic" w:eastAsia="MS Gothic" w:cs="Calibri"/>
+                    <w:rFonts w:ascii="MS Gothic" w:eastAsia="MS Gothic" w:hAnsi="MS Gothic" w:cs="Calibri" w:hint="eastAsia"/>
                     <w:color w:val="212121"/>
                     <w:szCs w:val="20"/>
                   </w:rPr>
@@ -9100,8 +9089,9 @@
       <w:pPr>
         <w:pStyle w:val="Heading1"/>
       </w:pPr>
-      <w:bookmarkStart w:name="_Toc225753589" w:id="8"/>
-      <w:r>
+      <w:bookmarkStart w:id="8" w:name="_Toc225753589"/>
+      <w:r>
+        <w:lastRenderedPageBreak/>
         <w:t>Summary</w:t>
       </w:r>
       <w:bookmarkEnd w:id="8"/>
@@ -9110,7 +9100,7 @@
       <w:pPr>
         <w:pStyle w:val="Heading2"/>
       </w:pPr>
-      <w:bookmarkStart w:name="_Toc225753590" w:id="9"/>
+      <w:bookmarkStart w:id="9" w:name="_Toc225753590"/>
       <w:r>
         <w:t>Background</w:t>
       </w:r>
@@ -9151,16 +9141,16 @@
         </w:numPr>
         <w:ind w:left="720"/>
         <w:rPr>
-          <w:rFonts w:cs="Arial" w:eastAsiaTheme="minorEastAsia"/>
+          <w:rFonts w:eastAsiaTheme="minorEastAsia" w:cs="Arial"/>
           <w:b w:val="0"/>
           <w:sz w:val="20"/>
           <w:szCs w:val="20"/>
         </w:rPr>
       </w:pPr>
-      <w:bookmarkStart w:name="_Toc225753591" w:id="10"/>
-      <w:r>
-        <w:rPr>
-          <w:rFonts w:cs="Arial" w:eastAsiaTheme="minorEastAsia"/>
+      <w:bookmarkStart w:id="10" w:name="_Toc225753591"/>
+      <w:r>
+        <w:rPr>
+          <w:rFonts w:eastAsiaTheme="minorEastAsia" w:cs="Arial"/>
           <w:b w:val="0"/>
           <w:sz w:val="20"/>
           <w:szCs w:val="20"/>
@@ -9169,7 +9159,7 @@
       </w:r>
       <w:r>
         <w:rPr>
-          <w:rFonts w:cs="Arial" w:eastAsiaTheme="minorEastAsia"/>
+          <w:rFonts w:eastAsiaTheme="minorEastAsia" w:cs="Arial"/>
           <w:b w:val="0"/>
           <w:sz w:val="20"/>
           <w:szCs w:val="20"/>
@@ -9186,7 +9176,7 @@
         </w:numPr>
         <w:ind w:left="720"/>
         <w:rPr>
-          <w:rFonts w:cs="Arial" w:eastAsiaTheme="minorEastAsia"/>
+          <w:rFonts w:eastAsiaTheme="minorEastAsia" w:cs="Arial"/>
           <w:b w:val="0"/>
           <w:sz w:val="20"/>
           <w:szCs w:val="20"/>
@@ -9194,7 +9184,7 @@
       </w:pPr>
       <w:r>
         <w:rPr>
-          <w:rFonts w:cs="Arial" w:eastAsiaTheme="minorEastAsia"/>
+          <w:rFonts w:eastAsiaTheme="minorEastAsia" w:cs="Arial"/>
           <w:b w:val="0"/>
           <w:sz w:val="20"/>
           <w:szCs w:val="20"/>
@@ -9203,7 +9193,7 @@
       </w:r>
       <w:r>
         <w:rPr>
-          <w:rFonts w:cs="Arial" w:eastAsiaTheme="minorEastAsia"/>
+          <w:rFonts w:eastAsiaTheme="minorEastAsia" w:cs="Arial"/>
           <w:b w:val="0"/>
           <w:sz w:val="20"/>
           <w:szCs w:val="20"/>
@@ -9220,7 +9210,7 @@
         </w:numPr>
         <w:ind w:left="720"/>
         <w:rPr>
-          <w:rFonts w:cs="Arial" w:eastAsiaTheme="minorEastAsia"/>
+          <w:rFonts w:eastAsiaTheme="minorEastAsia" w:cs="Arial"/>
           <w:b w:val="0"/>
           <w:sz w:val="20"/>
           <w:szCs w:val="20"/>
@@ -9228,7 +9218,7 @@
       </w:pPr>
       <w:r>
         <w:rPr>
-          <w:rFonts w:cs="Arial" w:eastAsiaTheme="minorEastAsia"/>
+          <w:rFonts w:eastAsiaTheme="minorEastAsia" w:cs="Arial"/>
           <w:b w:val="0"/>
           <w:sz w:val="20"/>
           <w:szCs w:val="20"/>
@@ -9237,7 +9227,7 @@
       </w:r>
       <w:r>
         <w:rPr>
-          <w:rFonts w:cs="Arial" w:eastAsiaTheme="minorEastAsia"/>
+          <w:rFonts w:eastAsiaTheme="minorEastAsia" w:cs="Arial"/>
           <w:b w:val="0"/>
           <w:sz w:val="20"/>
           <w:szCs w:val="20"/>
@@ -9246,7 +9236,7 @@
       </w:r>
       <w:r>
         <w:rPr>
-          <w:rFonts w:cs="Arial" w:eastAsiaTheme="minorEastAsia"/>
+          <w:rFonts w:eastAsiaTheme="minorEastAsia" w:cs="Arial"/>
           <w:b w:val="0"/>
           <w:sz w:val="20"/>
           <w:szCs w:val="20"/>
@@ -9255,7 +9245,7 @@
       </w:r>
       <w:r>
         <w:rPr>
-          <w:rFonts w:cs="Arial" w:eastAsiaTheme="minorEastAsia"/>
+          <w:rFonts w:eastAsiaTheme="minorEastAsia" w:cs="Arial"/>
           <w:b w:val="0"/>
           <w:sz w:val="20"/>
           <w:szCs w:val="20"/>
@@ -9264,7 +9254,7 @@
       </w:r>
       <w:r>
         <w:rPr>
-          <w:rFonts w:cs="Arial" w:eastAsiaTheme="minorEastAsia"/>
+          <w:rFonts w:eastAsiaTheme="minorEastAsia" w:cs="Arial"/>
           <w:b w:val="0"/>
           <w:sz w:val="20"/>
           <w:szCs w:val="20"/>
@@ -9546,7 +9536,7 @@
       <w:pPr>
         <w:pStyle w:val="Heading2"/>
       </w:pPr>
-      <w:bookmarkStart w:name="_Toc225753592" w:id="11"/>
+      <w:bookmarkStart w:id="11" w:name="_Toc225753592"/>
       <w:r>
         <w:t>Business Unit</w:t>
       </w:r>
@@ -9564,12 +9554,12 @@
         <w:tblW w:w="3042" w:type="pct"/>
         <w:tblInd w:w="715" w:type="dxa"/>
         <w:tblBorders>
-          <w:top w:val="single" w:color="auto" w:sz="4" w:space="0"/>
-          <w:left w:val="single" w:color="auto" w:sz="4" w:space="0"/>
-          <w:bottom w:val="single" w:color="auto" w:sz="4" w:space="0"/>
-          <w:right w:val="single" w:color="auto" w:sz="4" w:space="0"/>
-          <w:insideH w:val="single" w:color="auto" w:sz="4" w:space="0"/>
-          <w:insideV w:val="single" w:color="auto" w:sz="4" w:space="0"/>
+          <w:top w:val="single" w:sz="4" w:space="0" w:color="auto"/>
+          <w:left w:val="single" w:sz="4" w:space="0" w:color="auto"/>
+          <w:bottom w:val="single" w:sz="4" w:space="0" w:color="auto"/>
+          <w:right w:val="single" w:sz="4" w:space="0" w:color="auto"/>
+          <w:insideH w:val="single" w:sz="4" w:space="0" w:color="auto"/>
+          <w:insideV w:val="single" w:sz="4" w:space="0" w:color="auto"/>
         </w:tblBorders>
         <w:tblLayout w:type="fixed"/>
         <w:tblCellMar>
@@ -9612,7 +9602,7 @@
           </w:p>
         </w:tc>
       </w:tr>
-      <w:bookmarkStart w:name="_Hlk205299535" w:id="12"/>
+      <w:bookmarkStart w:id="12" w:name="_Hlk205299535"/>
       <w:tr>
         <w:trPr>
           <w:gridAfter w:val="1"/>
@@ -9647,7 +9637,7 @@
               <w:sdtContent>
                 <w:r>
                   <w:rPr>
-                    <w:rFonts w:ascii="MS Gothic" w:hAnsi="MS Gothic" w:eastAsia="MS Gothic" w:cs="MS Gothic"/>
+                    <w:rFonts w:ascii="MS Gothic" w:eastAsia="MS Gothic" w:hAnsi="MS Gothic" w:cs="MS Gothic"/>
                   </w:rPr>
                   <w:t>☐</w:t>
                 </w:r>
@@ -9701,7 +9691,7 @@
                 </w:pPr>
                 <w:r>
                   <w:rPr>
-                    <w:rFonts w:ascii="MS Gothic" w:hAnsi="MS Gothic" w:eastAsia="MS Gothic" w:cs="MS Gothic"/>
+                    <w:rFonts w:ascii="MS Gothic" w:eastAsia="MS Gothic" w:hAnsi="MS Gothic" w:cs="MS Gothic"/>
                   </w:rPr>
                   <w:t>☐</w:t>
                 </w:r>
@@ -10024,7 +10014,7 @@
                 </w:pPr>
                 <w:r>
                   <w:rPr>
-                    <w:rFonts w:hint="eastAsia" w:ascii="MS Gothic" w:hAnsi="MS Gothic" w:eastAsia="MS Gothic"/>
+                    <w:rFonts w:ascii="MS Gothic" w:eastAsia="MS Gothic" w:hAnsi="MS Gothic" w:hint="eastAsia"/>
                     <w:szCs w:val="20"/>
                   </w:rPr>
                   <w:t>☐</w:t>
@@ -10149,7 +10139,7 @@
                 </w:pPr>
                 <w:r>
                   <w:rPr>
-                    <w:rFonts w:hint="eastAsia" w:ascii="MS Gothic" w:hAnsi="MS Gothic" w:eastAsia="MS Gothic"/>
+                    <w:rFonts w:ascii="MS Gothic" w:eastAsia="MS Gothic" w:hAnsi="MS Gothic" w:hint="eastAsia"/>
                     <w:szCs w:val="20"/>
                   </w:rPr>
                   <w:t>☐</w:t>
@@ -10210,7 +10200,7 @@
                 </w:pPr>
                 <w:r>
                   <w:rPr>
-                    <w:rFonts w:ascii="MS Gothic" w:hAnsi="MS Gothic" w:eastAsia="MS Gothic" w:cs="MS Gothic"/>
+                    <w:rFonts w:ascii="MS Gothic" w:eastAsia="MS Gothic" w:hAnsi="MS Gothic" w:cs="MS Gothic"/>
                   </w:rPr>
                   <w:t>☒</w:t>
                 </w:r>
@@ -10243,7 +10233,7 @@
       <w:pPr>
         <w:pStyle w:val="Heading2"/>
       </w:pPr>
-      <w:bookmarkStart w:name="_Toc225753593" w:id="13"/>
+      <w:bookmarkStart w:id="13" w:name="_Toc225753593"/>
       <w:bookmarkEnd w:id="12"/>
       <w:r>
         <w:t>Enterprise Architecture Classification</w:t>
@@ -10256,12 +10246,12 @@
         <w:tblW w:w="2961" w:type="pct"/>
         <w:tblInd w:w="715" w:type="dxa"/>
         <w:tblBorders>
-          <w:top w:val="single" w:color="auto" w:sz="4" w:space="0"/>
-          <w:left w:val="single" w:color="auto" w:sz="4" w:space="0"/>
-          <w:bottom w:val="single" w:color="auto" w:sz="4" w:space="0"/>
-          <w:right w:val="single" w:color="auto" w:sz="4" w:space="0"/>
-          <w:insideH w:val="single" w:color="auto" w:sz="4" w:space="0"/>
-          <w:insideV w:val="single" w:color="auto" w:sz="4" w:space="0"/>
+          <w:top w:val="single" w:sz="4" w:space="0" w:color="auto"/>
+          <w:left w:val="single" w:sz="4" w:space="0" w:color="auto"/>
+          <w:bottom w:val="single" w:sz="4" w:space="0" w:color="auto"/>
+          <w:right w:val="single" w:sz="4" w:space="0" w:color="auto"/>
+          <w:insideH w:val="single" w:sz="4" w:space="0" w:color="auto"/>
+          <w:insideV w:val="single" w:sz="4" w:space="0" w:color="auto"/>
         </w:tblBorders>
         <w:tblLayout w:type="fixed"/>
         <w:tblCellMar>
@@ -10338,7 +10328,7 @@
               <w:sdtContent>
                 <w:r>
                   <w:rPr>
-                    <w:rFonts w:hint="eastAsia" w:ascii="MS Gothic" w:hAnsi="MS Gothic" w:eastAsia="MS Gothic"/>
+                    <w:rFonts w:ascii="MS Gothic" w:eastAsia="MS Gothic" w:hAnsi="MS Gothic" w:hint="eastAsia"/>
                     <w:szCs w:val="20"/>
                   </w:rPr>
                   <w:t>☐</w:t>
@@ -10427,7 +10417,7 @@
                 </w:pPr>
                 <w:r>
                   <w:rPr>
-                    <w:rFonts w:hint="eastAsia" w:ascii="MS Gothic" w:hAnsi="MS Gothic" w:eastAsia="MS Gothic"/>
+                    <w:rFonts w:ascii="MS Gothic" w:eastAsia="MS Gothic" w:hAnsi="MS Gothic" w:hint="eastAsia"/>
                     <w:szCs w:val="20"/>
                   </w:rPr>
                   <w:t>☒</w:t>
@@ -10577,8 +10567,9 @@
       <w:pPr>
         <w:pStyle w:val="Heading2"/>
       </w:pPr>
-      <w:bookmarkStart w:name="_Toc225753594" w:id="14"/>
-      <w:r>
+      <w:bookmarkStart w:id="14" w:name="_Toc225753594"/>
+      <w:r>
+        <w:lastRenderedPageBreak/>
         <w:t xml:space="preserve">TA </w:t>
       </w:r>
       <w:r>
@@ -10592,12 +10583,12 @@
         <w:tblW w:w="4669" w:type="pct"/>
         <w:tblInd w:w="715" w:type="dxa"/>
         <w:tblBorders>
-          <w:top w:val="single" w:color="auto" w:sz="4" w:space="0"/>
-          <w:left w:val="single" w:color="auto" w:sz="4" w:space="0"/>
-          <w:bottom w:val="single" w:color="auto" w:sz="4" w:space="0"/>
-          <w:right w:val="single" w:color="auto" w:sz="4" w:space="0"/>
-          <w:insideH w:val="single" w:color="auto" w:sz="4" w:space="0"/>
-          <w:insideV w:val="single" w:color="auto" w:sz="4" w:space="0"/>
+          <w:top w:val="single" w:sz="4" w:space="0" w:color="auto"/>
+          <w:left w:val="single" w:sz="4" w:space="0" w:color="auto"/>
+          <w:bottom w:val="single" w:sz="4" w:space="0" w:color="auto"/>
+          <w:right w:val="single" w:sz="4" w:space="0" w:color="auto"/>
+          <w:insideH w:val="single" w:sz="4" w:space="0" w:color="auto"/>
+          <w:insideV w:val="single" w:sz="4" w:space="0" w:color="auto"/>
         </w:tblBorders>
         <w:tblLayout w:type="fixed"/>
         <w:tblCellMar>
@@ -10683,7 +10674,7 @@
               <w:sdtContent>
                 <w:r>
                   <w:rPr>
-                    <w:rFonts w:hint="eastAsia" w:ascii="MS Gothic" w:hAnsi="MS Gothic" w:eastAsia="MS Gothic"/>
+                    <w:rFonts w:ascii="MS Gothic" w:eastAsia="MS Gothic" w:hAnsi="MS Gothic" w:hint="eastAsia"/>
                     <w:szCs w:val="20"/>
                   </w:rPr>
                   <w:t>☐</w:t>
@@ -10730,7 +10721,7 @@
               <w:p>
                 <w:r>
                   <w:rPr>
-                    <w:rFonts w:ascii="MS Gothic" w:hAnsi="MS Gothic" w:eastAsia="MS Gothic" w:cs="MS Gothic"/>
+                    <w:rFonts w:ascii="MS Gothic" w:eastAsia="MS Gothic" w:hAnsi="MS Gothic" w:cs="MS Gothic"/>
                   </w:rPr>
                   <w:t>☒</w:t>
                 </w:r>
@@ -10781,7 +10772,7 @@
                 </w:pPr>
                 <w:r>
                   <w:rPr>
-                    <w:rFonts w:hint="eastAsia" w:ascii="MS Gothic" w:hAnsi="MS Gothic" w:eastAsia="MS Gothic"/>
+                    <w:rFonts w:ascii="MS Gothic" w:eastAsia="MS Gothic" w:hAnsi="MS Gothic" w:hint="eastAsia"/>
                     <w:szCs w:val="20"/>
                   </w:rPr>
                   <w:t>☐</w:t>
@@ -10907,7 +10898,7 @@
                 </w:pPr>
                 <w:r>
                   <w:rPr>
-                    <w:rFonts w:hint="eastAsia" w:ascii="MS Gothic" w:hAnsi="MS Gothic" w:eastAsia="MS Gothic"/>
+                    <w:rFonts w:ascii="MS Gothic" w:eastAsia="MS Gothic" w:hAnsi="MS Gothic" w:hint="eastAsia"/>
                     <w:szCs w:val="20"/>
                   </w:rPr>
                   <w:t>☐</w:t>
@@ -10961,7 +10952,7 @@
                 </w:pPr>
                 <w:r>
                   <w:rPr>
-                    <w:rFonts w:hint="eastAsia" w:ascii="MS Gothic" w:hAnsi="MS Gothic" w:eastAsia="MS Gothic"/>
+                    <w:rFonts w:ascii="MS Gothic" w:eastAsia="MS Gothic" w:hAnsi="MS Gothic" w:hint="eastAsia"/>
                     <w:szCs w:val="20"/>
                   </w:rPr>
                   <w:t>☐</w:t>
@@ -11026,7 +11017,7 @@
                 </w:pPr>
                 <w:r>
                   <w:rPr>
-                    <w:rFonts w:hint="eastAsia" w:ascii="MS Gothic" w:hAnsi="MS Gothic" w:eastAsia="MS Gothic"/>
+                    <w:rFonts w:ascii="MS Gothic" w:eastAsia="MS Gothic" w:hAnsi="MS Gothic" w:hint="eastAsia"/>
                     <w:szCs w:val="20"/>
                   </w:rPr>
                   <w:t>☐</w:t>
@@ -11078,7 +11069,7 @@
                 </w:pPr>
                 <w:r>
                   <w:rPr>
-                    <w:rFonts w:hint="eastAsia" w:ascii="MS Gothic" w:hAnsi="MS Gothic" w:eastAsia="MS Gothic"/>
+                    <w:rFonts w:ascii="MS Gothic" w:eastAsia="MS Gothic" w:hAnsi="MS Gothic" w:hint="eastAsia"/>
                     <w:szCs w:val="20"/>
                   </w:rPr>
                   <w:t>☐</w:t>
@@ -11137,7 +11128,7 @@
                 </w:pPr>
                 <w:r>
                   <w:rPr>
-                    <w:rFonts w:hint="eastAsia" w:ascii="MS Gothic" w:hAnsi="MS Gothic" w:eastAsia="MS Gothic"/>
+                    <w:rFonts w:ascii="MS Gothic" w:eastAsia="MS Gothic" w:hAnsi="MS Gothic" w:hint="eastAsia"/>
                     <w:szCs w:val="20"/>
                   </w:rPr>
                   <w:t>☐</w:t>
@@ -11212,7 +11203,7 @@
                 </w:pPr>
                 <w:r>
                   <w:rPr>
-                    <w:rFonts w:hint="eastAsia" w:ascii="MS Gothic" w:hAnsi="MS Gothic" w:eastAsia="MS Gothic"/>
+                    <w:rFonts w:ascii="MS Gothic" w:eastAsia="MS Gothic" w:hAnsi="MS Gothic" w:hint="eastAsia"/>
                     <w:szCs w:val="20"/>
                   </w:rPr>
                   <w:t>☐</w:t>
@@ -11266,7 +11257,7 @@
                 </w:pPr>
                 <w:r>
                   <w:rPr>
-                    <w:rFonts w:hint="eastAsia" w:ascii="MS Gothic" w:hAnsi="MS Gothic" w:eastAsia="MS Gothic"/>
+                    <w:rFonts w:ascii="MS Gothic" w:eastAsia="MS Gothic" w:hAnsi="MS Gothic" w:hint="eastAsia"/>
                     <w:szCs w:val="20"/>
                   </w:rPr>
                   <w:t>☐</w:t>
@@ -11336,7 +11327,7 @@
       <w:pPr>
         <w:pStyle w:val="Heading2"/>
       </w:pPr>
-      <w:bookmarkStart w:name="_Toc225753595" w:id="15"/>
+      <w:bookmarkStart w:id="15" w:name="_Toc225753595"/>
       <w:r>
         <w:t xml:space="preserve">Solution </w:t>
       </w:r>
@@ -11359,12 +11350,12 @@
         <w:tblW w:w="3044" w:type="pct"/>
         <w:tblInd w:w="715" w:type="dxa"/>
         <w:tblBorders>
-          <w:top w:val="single" w:color="auto" w:sz="4" w:space="0"/>
-          <w:left w:val="single" w:color="auto" w:sz="4" w:space="0"/>
-          <w:bottom w:val="single" w:color="auto" w:sz="4" w:space="0"/>
-          <w:right w:val="single" w:color="auto" w:sz="4" w:space="0"/>
-          <w:insideH w:val="single" w:color="auto" w:sz="4" w:space="0"/>
-          <w:insideV w:val="single" w:color="auto" w:sz="4" w:space="0"/>
+          <w:top w:val="single" w:sz="4" w:space="0" w:color="auto"/>
+          <w:left w:val="single" w:sz="4" w:space="0" w:color="auto"/>
+          <w:bottom w:val="single" w:sz="4" w:space="0" w:color="auto"/>
+          <w:right w:val="single" w:sz="4" w:space="0" w:color="auto"/>
+          <w:insideH w:val="single" w:sz="4" w:space="0" w:color="auto"/>
+          <w:insideV w:val="single" w:sz="4" w:space="0" w:color="auto"/>
         </w:tblBorders>
         <w:tblLayout w:type="fixed"/>
         <w:tblCellMar>
@@ -11386,7 +11377,7 @@
           <w:tcPr>
             <w:tcW w:w="2329" w:type="pct"/>
             <w:tcBorders>
-              <w:bottom w:val="none" w:color="auto" w:sz="0" w:space="0"/>
+              <w:bottom w:val="none" w:sz="0" w:space="0" w:color="auto"/>
             </w:tcBorders>
           </w:tcPr>
           <w:p>
@@ -11413,7 +11404,7 @@
           <w:tcPr>
             <w:tcW w:w="2671" w:type="pct"/>
             <w:tcBorders>
-              <w:bottom w:val="none" w:color="auto" w:sz="0" w:space="0"/>
+              <w:bottom w:val="none" w:sz="0" w:space="0" w:color="auto"/>
             </w:tcBorders>
           </w:tcPr>
           <w:p>
@@ -11561,7 +11552,7 @@
       <w:pPr>
         <w:pStyle w:val="Heading2"/>
       </w:pPr>
-      <w:bookmarkStart w:name="_Toc225753596" w:id="16"/>
+      <w:bookmarkStart w:id="16" w:name="_Toc225753596"/>
       <w:r>
         <w:t>SDLC Alignment</w:t>
       </w:r>
@@ -11573,12 +11564,12 @@
         <w:tblW w:w="4129" w:type="pct"/>
         <w:tblInd w:w="715" w:type="dxa"/>
         <w:tblBorders>
-          <w:top w:val="single" w:color="A02B93" w:themeColor="accent5" w:sz="4" w:space="0"/>
-          <w:left w:val="single" w:color="A02B93" w:themeColor="accent5" w:sz="4" w:space="0"/>
-          <w:bottom w:val="single" w:color="A02B93" w:themeColor="accent5" w:sz="4" w:space="0"/>
-          <w:right w:val="single" w:color="A02B93" w:themeColor="accent5" w:sz="4" w:space="0"/>
-          <w:insideH w:val="single" w:color="A02B93" w:themeColor="accent5" w:sz="4" w:space="0"/>
-          <w:insideV w:val="single" w:color="A02B93" w:themeColor="accent5" w:sz="4" w:space="0"/>
+          <w:top w:val="single" w:sz="4" w:space="0" w:color="A02B93" w:themeColor="accent5"/>
+          <w:left w:val="single" w:sz="4" w:space="0" w:color="A02B93" w:themeColor="accent5"/>
+          <w:bottom w:val="single" w:sz="4" w:space="0" w:color="A02B93" w:themeColor="accent5"/>
+          <w:right w:val="single" w:sz="4" w:space="0" w:color="A02B93" w:themeColor="accent5"/>
+          <w:insideH w:val="single" w:sz="4" w:space="0" w:color="A02B93" w:themeColor="accent5"/>
+          <w:insideV w:val="single" w:sz="4" w:space="0" w:color="A02B93" w:themeColor="accent5"/>
         </w:tblBorders>
         <w:tblLayout w:type="fixed"/>
         <w:tblCellMar>
@@ -11601,10 +11592,10 @@
             <w:tcW w:w="5000" w:type="pct"/>
             <w:gridSpan w:val="2"/>
             <w:tcBorders>
-              <w:top w:val="single" w:color="auto" w:sz="4" w:space="0"/>
-              <w:left w:val="single" w:color="auto" w:sz="4" w:space="0"/>
-              <w:bottom w:val="single" w:color="auto" w:sz="4" w:space="0"/>
-              <w:right w:val="single" w:color="auto" w:sz="4" w:space="0"/>
+              <w:top w:val="single" w:sz="4" w:space="0" w:color="auto"/>
+              <w:left w:val="single" w:sz="4" w:space="0" w:color="auto"/>
+              <w:bottom w:val="single" w:sz="4" w:space="0" w:color="auto"/>
+              <w:right w:val="single" w:sz="4" w:space="0" w:color="auto"/>
             </w:tcBorders>
             <w:shd w:val="clear" w:color="auto" w:fill="A5C9EB" w:themeFill="text2" w:themeFillTint="40"/>
           </w:tcPr>
@@ -11648,7 +11639,7 @@
               <w:tcPr>
                 <w:tcW w:w="303" w:type="pct"/>
                 <w:tcBorders>
-                  <w:right w:val="single" w:color="auto" w:sz="4" w:space="0"/>
+                  <w:right w:val="single" w:sz="4" w:space="0" w:color="auto"/>
                 </w:tcBorders>
               </w:tcPr>
               <w:p>
@@ -11661,7 +11652,7 @@
                 </w:pPr>
                 <w:r>
                   <w:rPr>
-                    <w:rFonts w:hint="eastAsia" w:ascii="MS Gothic" w:hAnsi="MS Gothic" w:eastAsia="MS Gothic"/>
+                    <w:rFonts w:ascii="MS Gothic" w:eastAsia="MS Gothic" w:hAnsi="MS Gothic" w:hint="eastAsia"/>
                     <w:szCs w:val="20"/>
                   </w:rPr>
                   <w:t>☐</w:t>
@@ -11674,10 +11665,10 @@
           <w:tcPr>
             <w:tcW w:w="4697" w:type="pct"/>
             <w:tcBorders>
-              <w:top w:val="single" w:color="auto" w:sz="4" w:space="0"/>
-              <w:left w:val="single" w:color="auto" w:sz="4" w:space="0"/>
-              <w:bottom w:val="single" w:color="auto" w:sz="4" w:space="0"/>
-              <w:right w:val="single" w:color="auto" w:sz="4" w:space="0"/>
+              <w:top w:val="single" w:sz="4" w:space="0" w:color="auto"/>
+              <w:left w:val="single" w:sz="4" w:space="0" w:color="auto"/>
+              <w:bottom w:val="single" w:sz="4" w:space="0" w:color="auto"/>
+              <w:right w:val="single" w:sz="4" w:space="0" w:color="auto"/>
             </w:tcBorders>
             <w:vAlign w:val="center"/>
           </w:tcPr>
@@ -11730,7 +11721,7 @@
               <w:tcPr>
                 <w:tcW w:w="303" w:type="pct"/>
                 <w:tcBorders>
-                  <w:right w:val="single" w:color="auto" w:sz="4" w:space="0"/>
+                  <w:right w:val="single" w:sz="4" w:space="0" w:color="auto"/>
                 </w:tcBorders>
               </w:tcPr>
               <w:p>
@@ -11742,7 +11733,7 @@
                 </w:pPr>
                 <w:r>
                   <w:rPr>
-                    <w:rFonts w:ascii="MS Gothic" w:hAnsi="MS Gothic" w:eastAsia="MS Gothic" w:cs="MS Gothic"/>
+                    <w:rFonts w:ascii="MS Gothic" w:eastAsia="MS Gothic" w:hAnsi="MS Gothic" w:cs="MS Gothic"/>
                   </w:rPr>
                   <w:t>☒</w:t>
                 </w:r>
@@ -11754,10 +11745,10 @@
           <w:tcPr>
             <w:tcW w:w="4697" w:type="pct"/>
             <w:tcBorders>
-              <w:top w:val="single" w:color="auto" w:sz="4" w:space="0"/>
-              <w:left w:val="single" w:color="auto" w:sz="4" w:space="0"/>
-              <w:bottom w:val="single" w:color="auto" w:sz="4" w:space="0"/>
-              <w:right w:val="single" w:color="auto" w:sz="4" w:space="0"/>
+              <w:top w:val="single" w:sz="4" w:space="0" w:color="auto"/>
+              <w:left w:val="single" w:sz="4" w:space="0" w:color="auto"/>
+              <w:bottom w:val="single" w:sz="4" w:space="0" w:color="auto"/>
+              <w:right w:val="single" w:sz="4" w:space="0" w:color="auto"/>
             </w:tcBorders>
             <w:vAlign w:val="center"/>
           </w:tcPr>
@@ -11810,7 +11801,7 @@
               <w:tcPr>
                 <w:tcW w:w="303" w:type="pct"/>
                 <w:tcBorders>
-                  <w:right w:val="single" w:color="auto" w:sz="4" w:space="0"/>
+                  <w:right w:val="single" w:sz="4" w:space="0" w:color="auto"/>
                 </w:tcBorders>
               </w:tcPr>
               <w:p>
@@ -11822,7 +11813,7 @@
                 </w:pPr>
                 <w:r>
                   <w:rPr>
-                    <w:rFonts w:ascii="MS Gothic" w:hAnsi="MS Gothic" w:eastAsia="MS Gothic" w:cs="MS Gothic"/>
+                    <w:rFonts w:ascii="MS Gothic" w:eastAsia="MS Gothic" w:hAnsi="MS Gothic" w:cs="MS Gothic"/>
                   </w:rPr>
                   <w:t>☐</w:t>
                 </w:r>
@@ -11834,10 +11825,10 @@
           <w:tcPr>
             <w:tcW w:w="4697" w:type="pct"/>
             <w:tcBorders>
-              <w:top w:val="single" w:color="auto" w:sz="4" w:space="0"/>
-              <w:left w:val="single" w:color="auto" w:sz="4" w:space="0"/>
-              <w:bottom w:val="single" w:color="auto" w:sz="4" w:space="0"/>
-              <w:right w:val="single" w:color="auto" w:sz="4" w:space="0"/>
+              <w:top w:val="single" w:sz="4" w:space="0" w:color="auto"/>
+              <w:left w:val="single" w:sz="4" w:space="0" w:color="auto"/>
+              <w:bottom w:val="single" w:sz="4" w:space="0" w:color="auto"/>
+              <w:right w:val="single" w:sz="4" w:space="0" w:color="auto"/>
             </w:tcBorders>
             <w:vAlign w:val="center"/>
           </w:tcPr>
@@ -11890,7 +11881,7 @@
               <w:tcPr>
                 <w:tcW w:w="303" w:type="pct"/>
                 <w:tcBorders>
-                  <w:right w:val="single" w:color="auto" w:sz="4" w:space="0"/>
+                  <w:right w:val="single" w:sz="4" w:space="0" w:color="auto"/>
                 </w:tcBorders>
               </w:tcPr>
               <w:p>
@@ -11903,7 +11894,7 @@
                 </w:pPr>
                 <w:r>
                   <w:rPr>
-                    <w:rFonts w:ascii="Segoe UI Symbol" w:hAnsi="Segoe UI Symbol" w:eastAsia="MS Gothic" w:cs="Segoe UI Symbol"/>
+                    <w:rFonts w:ascii="Segoe UI Symbol" w:eastAsia="MS Gothic" w:hAnsi="Segoe UI Symbol" w:cs="Segoe UI Symbol"/>
                     <w:szCs w:val="20"/>
                   </w:rPr>
                   <w:t>☐</w:t>
@@ -11916,10 +11907,10 @@
           <w:tcPr>
             <w:tcW w:w="4697" w:type="pct"/>
             <w:tcBorders>
-              <w:top w:val="single" w:color="auto" w:sz="4" w:space="0"/>
-              <w:left w:val="single" w:color="auto" w:sz="4" w:space="0"/>
-              <w:bottom w:val="single" w:color="auto" w:sz="4" w:space="0"/>
-              <w:right w:val="single" w:color="auto" w:sz="4" w:space="0"/>
+              <w:top w:val="single" w:sz="4" w:space="0" w:color="auto"/>
+              <w:left w:val="single" w:sz="4" w:space="0" w:color="auto"/>
+              <w:bottom w:val="single" w:sz="4" w:space="0" w:color="auto"/>
+              <w:right w:val="single" w:sz="4" w:space="0" w:color="auto"/>
             </w:tcBorders>
             <w:vAlign w:val="center"/>
           </w:tcPr>
@@ -11959,12 +11950,12 @@
         <w:tblW w:w="4129" w:type="pct"/>
         <w:tblInd w:w="715" w:type="dxa"/>
         <w:tblBorders>
-          <w:top w:val="single" w:color="A02B93" w:themeColor="accent5" w:sz="4" w:space="0"/>
-          <w:left w:val="single" w:color="A02B93" w:themeColor="accent5" w:sz="4" w:space="0"/>
-          <w:bottom w:val="single" w:color="A02B93" w:themeColor="accent5" w:sz="4" w:space="0"/>
-          <w:right w:val="single" w:color="A02B93" w:themeColor="accent5" w:sz="4" w:space="0"/>
-          <w:insideH w:val="single" w:color="A02B93" w:themeColor="accent5" w:sz="4" w:space="0"/>
-          <w:insideV w:val="single" w:color="A02B93" w:themeColor="accent5" w:sz="4" w:space="0"/>
+          <w:top w:val="single" w:sz="4" w:space="0" w:color="A02B93" w:themeColor="accent5"/>
+          <w:left w:val="single" w:sz="4" w:space="0" w:color="A02B93" w:themeColor="accent5"/>
+          <w:bottom w:val="single" w:sz="4" w:space="0" w:color="A02B93" w:themeColor="accent5"/>
+          <w:right w:val="single" w:sz="4" w:space="0" w:color="A02B93" w:themeColor="accent5"/>
+          <w:insideH w:val="single" w:sz="4" w:space="0" w:color="A02B93" w:themeColor="accent5"/>
+          <w:insideV w:val="single" w:sz="4" w:space="0" w:color="A02B93" w:themeColor="accent5"/>
         </w:tblBorders>
         <w:tblLayout w:type="fixed"/>
         <w:tblCellMar>
@@ -11987,10 +11978,10 @@
             <w:tcW w:w="5000" w:type="pct"/>
             <w:gridSpan w:val="2"/>
             <w:tcBorders>
-              <w:top w:val="single" w:color="auto" w:sz="4" w:space="0"/>
-              <w:left w:val="single" w:color="auto" w:sz="4" w:space="0"/>
-              <w:bottom w:val="single" w:color="auto" w:sz="4" w:space="0"/>
-              <w:right w:val="single" w:color="auto" w:sz="4" w:space="0"/>
+              <w:top w:val="single" w:sz="4" w:space="0" w:color="auto"/>
+              <w:left w:val="single" w:sz="4" w:space="0" w:color="auto"/>
+              <w:bottom w:val="single" w:sz="4" w:space="0" w:color="auto"/>
+              <w:right w:val="single" w:sz="4" w:space="0" w:color="auto"/>
             </w:tcBorders>
             <w:shd w:val="clear" w:color="auto" w:fill="A5C9EB" w:themeFill="text2" w:themeFillTint="40"/>
           </w:tcPr>
@@ -12034,7 +12025,7 @@
               <w:tcPr>
                 <w:tcW w:w="303" w:type="pct"/>
                 <w:tcBorders>
-                  <w:right w:val="single" w:color="auto" w:sz="4" w:space="0"/>
+                  <w:right w:val="single" w:sz="4" w:space="0" w:color="auto"/>
                 </w:tcBorders>
               </w:tcPr>
               <w:p>
@@ -12047,7 +12038,7 @@
                 </w:pPr>
                 <w:r>
                   <w:rPr>
-                    <w:rFonts w:hint="eastAsia" w:ascii="MS Gothic" w:hAnsi="MS Gothic" w:eastAsia="MS Gothic"/>
+                    <w:rFonts w:ascii="MS Gothic" w:eastAsia="MS Gothic" w:hAnsi="MS Gothic" w:hint="eastAsia"/>
                     <w:szCs w:val="20"/>
                   </w:rPr>
                   <w:t>☐</w:t>
@@ -12060,10 +12051,10 @@
           <w:tcPr>
             <w:tcW w:w="4697" w:type="pct"/>
             <w:tcBorders>
-              <w:top w:val="single" w:color="auto" w:sz="4" w:space="0"/>
-              <w:left w:val="single" w:color="auto" w:sz="4" w:space="0"/>
-              <w:bottom w:val="single" w:color="auto" w:sz="4" w:space="0"/>
-              <w:right w:val="single" w:color="auto" w:sz="4" w:space="0"/>
+              <w:top w:val="single" w:sz="4" w:space="0" w:color="auto"/>
+              <w:left w:val="single" w:sz="4" w:space="0" w:color="auto"/>
+              <w:bottom w:val="single" w:sz="4" w:space="0" w:color="auto"/>
+              <w:right w:val="single" w:sz="4" w:space="0" w:color="auto"/>
             </w:tcBorders>
             <w:vAlign w:val="center"/>
           </w:tcPr>
@@ -12116,7 +12107,7 @@
               <w:tcPr>
                 <w:tcW w:w="303" w:type="pct"/>
                 <w:tcBorders>
-                  <w:right w:val="single" w:color="auto" w:sz="4" w:space="0"/>
+                  <w:right w:val="single" w:sz="4" w:space="0" w:color="auto"/>
                 </w:tcBorders>
               </w:tcPr>
               <w:p>
@@ -12128,7 +12119,7 @@
                 </w:pPr>
                 <w:r>
                   <w:rPr>
-                    <w:rFonts w:ascii="MS Gothic" w:hAnsi="MS Gothic" w:eastAsia="MS Gothic" w:cs="MS Gothic"/>
+                    <w:rFonts w:ascii="MS Gothic" w:eastAsia="MS Gothic" w:hAnsi="MS Gothic" w:cs="MS Gothic"/>
                   </w:rPr>
                   <w:t>☒</w:t>
                 </w:r>
@@ -12140,10 +12131,10 @@
           <w:tcPr>
             <w:tcW w:w="4697" w:type="pct"/>
             <w:tcBorders>
-              <w:top w:val="single" w:color="auto" w:sz="4" w:space="0"/>
-              <w:left w:val="single" w:color="auto" w:sz="4" w:space="0"/>
-              <w:bottom w:val="single" w:color="auto" w:sz="4" w:space="0"/>
-              <w:right w:val="single" w:color="auto" w:sz="4" w:space="0"/>
+              <w:top w:val="single" w:sz="4" w:space="0" w:color="auto"/>
+              <w:left w:val="single" w:sz="4" w:space="0" w:color="auto"/>
+              <w:bottom w:val="single" w:sz="4" w:space="0" w:color="auto"/>
+              <w:right w:val="single" w:sz="4" w:space="0" w:color="auto"/>
             </w:tcBorders>
             <w:vAlign w:val="center"/>
           </w:tcPr>
@@ -12196,7 +12187,7 @@
               <w:tcPr>
                 <w:tcW w:w="303" w:type="pct"/>
                 <w:tcBorders>
-                  <w:right w:val="single" w:color="auto" w:sz="4" w:space="0"/>
+                  <w:right w:val="single" w:sz="4" w:space="0" w:color="auto"/>
                 </w:tcBorders>
               </w:tcPr>
               <w:p>
@@ -12208,7 +12199,7 @@
                 </w:pPr>
                 <w:r>
                   <w:rPr>
-                    <w:rFonts w:ascii="MS Gothic" w:hAnsi="MS Gothic" w:eastAsia="MS Gothic" w:cs="MS Gothic"/>
+                    <w:rFonts w:ascii="MS Gothic" w:eastAsia="MS Gothic" w:hAnsi="MS Gothic" w:cs="MS Gothic"/>
                   </w:rPr>
                   <w:t>☐</w:t>
                 </w:r>
@@ -12220,10 +12211,10 @@
           <w:tcPr>
             <w:tcW w:w="4697" w:type="pct"/>
             <w:tcBorders>
-              <w:top w:val="single" w:color="auto" w:sz="4" w:space="0"/>
-              <w:left w:val="single" w:color="auto" w:sz="4" w:space="0"/>
-              <w:bottom w:val="single" w:color="auto" w:sz="4" w:space="0"/>
-              <w:right w:val="single" w:color="auto" w:sz="4" w:space="0"/>
+              <w:top w:val="single" w:sz="4" w:space="0" w:color="auto"/>
+              <w:left w:val="single" w:sz="4" w:space="0" w:color="auto"/>
+              <w:bottom w:val="single" w:sz="4" w:space="0" w:color="auto"/>
+              <w:right w:val="single" w:sz="4" w:space="0" w:color="auto"/>
             </w:tcBorders>
             <w:vAlign w:val="center"/>
           </w:tcPr>
@@ -12276,7 +12267,7 @@
               <w:tcPr>
                 <w:tcW w:w="303" w:type="pct"/>
                 <w:tcBorders>
-                  <w:right w:val="single" w:color="auto" w:sz="4" w:space="0"/>
+                  <w:right w:val="single" w:sz="4" w:space="0" w:color="auto"/>
                 </w:tcBorders>
               </w:tcPr>
               <w:p>
@@ -12289,7 +12280,7 @@
                 </w:pPr>
                 <w:r>
                   <w:rPr>
-                    <w:rFonts w:ascii="Segoe UI Symbol" w:hAnsi="Segoe UI Symbol" w:eastAsia="MS Gothic" w:cs="Segoe UI Symbol"/>
+                    <w:rFonts w:ascii="Segoe UI Symbol" w:eastAsia="MS Gothic" w:hAnsi="Segoe UI Symbol" w:cs="Segoe UI Symbol"/>
                     <w:szCs w:val="20"/>
                   </w:rPr>
                   <w:t>☐</w:t>
@@ -12302,10 +12293,10 @@
           <w:tcPr>
             <w:tcW w:w="4697" w:type="pct"/>
             <w:tcBorders>
-              <w:top w:val="single" w:color="auto" w:sz="4" w:space="0"/>
-              <w:left w:val="single" w:color="auto" w:sz="4" w:space="0"/>
-              <w:bottom w:val="single" w:color="auto" w:sz="4" w:space="0"/>
-              <w:right w:val="single" w:color="auto" w:sz="4" w:space="0"/>
+              <w:top w:val="single" w:sz="4" w:space="0" w:color="auto"/>
+              <w:left w:val="single" w:sz="4" w:space="0" w:color="auto"/>
+              <w:bottom w:val="single" w:sz="4" w:space="0" w:color="auto"/>
+              <w:right w:val="single" w:sz="4" w:space="0" w:color="auto"/>
             </w:tcBorders>
             <w:vAlign w:val="center"/>
           </w:tcPr>
@@ -12345,12 +12336,12 @@
         <w:tblW w:w="2044" w:type="pct"/>
         <w:tblInd w:w="715" w:type="dxa"/>
         <w:tblBorders>
-          <w:top w:val="single" w:color="A02B93" w:themeColor="accent5" w:sz="4" w:space="0"/>
-          <w:left w:val="single" w:color="A02B93" w:themeColor="accent5" w:sz="4" w:space="0"/>
-          <w:bottom w:val="single" w:color="A02B93" w:themeColor="accent5" w:sz="4" w:space="0"/>
-          <w:right w:val="single" w:color="A02B93" w:themeColor="accent5" w:sz="4" w:space="0"/>
-          <w:insideH w:val="single" w:color="A02B93" w:themeColor="accent5" w:sz="4" w:space="0"/>
-          <w:insideV w:val="single" w:color="A02B93" w:themeColor="accent5" w:sz="4" w:space="0"/>
+          <w:top w:val="single" w:sz="4" w:space="0" w:color="A02B93" w:themeColor="accent5"/>
+          <w:left w:val="single" w:sz="4" w:space="0" w:color="A02B93" w:themeColor="accent5"/>
+          <w:bottom w:val="single" w:sz="4" w:space="0" w:color="A02B93" w:themeColor="accent5"/>
+          <w:right w:val="single" w:sz="4" w:space="0" w:color="A02B93" w:themeColor="accent5"/>
+          <w:insideH w:val="single" w:sz="4" w:space="0" w:color="A02B93" w:themeColor="accent5"/>
+          <w:insideV w:val="single" w:sz="4" w:space="0" w:color="A02B93" w:themeColor="accent5"/>
         </w:tblBorders>
         <w:tblLayout w:type="fixed"/>
         <w:tblCellMar>
@@ -12373,10 +12364,10 @@
             <w:tcW w:w="5000" w:type="pct"/>
             <w:gridSpan w:val="2"/>
             <w:tcBorders>
-              <w:top w:val="single" w:color="auto" w:sz="4" w:space="0"/>
-              <w:left w:val="single" w:color="auto" w:sz="4" w:space="0"/>
-              <w:bottom w:val="single" w:color="auto" w:sz="4" w:space="0"/>
-              <w:right w:val="single" w:color="auto" w:sz="4" w:space="0"/>
+              <w:top w:val="single" w:sz="4" w:space="0" w:color="auto"/>
+              <w:left w:val="single" w:sz="4" w:space="0" w:color="auto"/>
+              <w:bottom w:val="single" w:sz="4" w:space="0" w:color="auto"/>
+              <w:right w:val="single" w:sz="4" w:space="0" w:color="auto"/>
             </w:tcBorders>
             <w:shd w:val="clear" w:color="auto" w:fill="A5C9EB" w:themeFill="text2" w:themeFillTint="40"/>
           </w:tcPr>
@@ -12394,6 +12385,7 @@
               <w:rPr>
                 <w:szCs w:val="20"/>
               </w:rPr>
+              <w:lastRenderedPageBreak/>
               <w:t>SDLC Methodologies Used</w:t>
             </w:r>
           </w:p>
@@ -12420,7 +12412,7 @@
               <w:tcPr>
                 <w:tcW w:w="612" w:type="pct"/>
                 <w:tcBorders>
-                  <w:right w:val="single" w:color="auto" w:sz="4" w:space="0"/>
+                  <w:right w:val="single" w:sz="4" w:space="0" w:color="auto"/>
                 </w:tcBorders>
               </w:tcPr>
               <w:p>
@@ -12432,7 +12424,7 @@
                 </w:pPr>
                 <w:r>
                   <w:rPr>
-                    <w:rFonts w:ascii="MS Gothic" w:hAnsi="MS Gothic" w:eastAsia="MS Gothic" w:cs="MS Gothic"/>
+                    <w:rFonts w:ascii="MS Gothic" w:eastAsia="MS Gothic" w:hAnsi="MS Gothic" w:cs="MS Gothic"/>
                   </w:rPr>
                   <w:t>☒</w:t>
                 </w:r>
@@ -12444,10 +12436,10 @@
           <w:tcPr>
             <w:tcW w:w="4388" w:type="pct"/>
             <w:tcBorders>
-              <w:top w:val="single" w:color="auto" w:sz="4" w:space="0"/>
-              <w:left w:val="single" w:color="auto" w:sz="4" w:space="0"/>
-              <w:bottom w:val="single" w:color="auto" w:sz="4" w:space="0"/>
-              <w:right w:val="single" w:color="auto" w:sz="4" w:space="0"/>
+              <w:top w:val="single" w:sz="4" w:space="0" w:color="auto"/>
+              <w:left w:val="single" w:sz="4" w:space="0" w:color="auto"/>
+              <w:bottom w:val="single" w:sz="4" w:space="0" w:color="auto"/>
+              <w:right w:val="single" w:sz="4" w:space="0" w:color="auto"/>
             </w:tcBorders>
             <w:vAlign w:val="center"/>
           </w:tcPr>
@@ -12492,7 +12484,7 @@
               <w:tcPr>
                 <w:tcW w:w="612" w:type="pct"/>
                 <w:tcBorders>
-                  <w:right w:val="single" w:color="auto" w:sz="4" w:space="0"/>
+                  <w:right w:val="single" w:sz="4" w:space="0" w:color="auto"/>
                 </w:tcBorders>
               </w:tcPr>
               <w:p>
@@ -12504,7 +12496,7 @@
                 </w:pPr>
                 <w:r>
                   <w:rPr>
-                    <w:rFonts w:ascii="MS Gothic" w:hAnsi="MS Gothic" w:eastAsia="MS Gothic" w:cs="MS Gothic"/>
+                    <w:rFonts w:ascii="MS Gothic" w:eastAsia="MS Gothic" w:hAnsi="MS Gothic" w:cs="MS Gothic"/>
                   </w:rPr>
                   <w:t>☐</w:t>
                 </w:r>
@@ -12516,10 +12508,10 @@
           <w:tcPr>
             <w:tcW w:w="4388" w:type="pct"/>
             <w:tcBorders>
-              <w:top w:val="single" w:color="auto" w:sz="4" w:space="0"/>
-              <w:left w:val="single" w:color="auto" w:sz="4" w:space="0"/>
-              <w:bottom w:val="single" w:color="auto" w:sz="4" w:space="0"/>
-              <w:right w:val="single" w:color="auto" w:sz="4" w:space="0"/>
+              <w:top w:val="single" w:sz="4" w:space="0" w:color="auto"/>
+              <w:left w:val="single" w:sz="4" w:space="0" w:color="auto"/>
+              <w:bottom w:val="single" w:sz="4" w:space="0" w:color="auto"/>
+              <w:right w:val="single" w:sz="4" w:space="0" w:color="auto"/>
             </w:tcBorders>
             <w:vAlign w:val="center"/>
           </w:tcPr>
@@ -12564,7 +12556,7 @@
               <w:tcPr>
                 <w:tcW w:w="612" w:type="pct"/>
                 <w:tcBorders>
-                  <w:right w:val="single" w:color="auto" w:sz="4" w:space="0"/>
+                  <w:right w:val="single" w:sz="4" w:space="0" w:color="auto"/>
                 </w:tcBorders>
               </w:tcPr>
               <w:p>
@@ -12577,7 +12569,7 @@
                 </w:pPr>
                 <w:r>
                   <w:rPr>
-                    <w:rFonts w:ascii="Segoe UI Symbol" w:hAnsi="Segoe UI Symbol" w:eastAsia="MS Gothic" w:cs="Segoe UI Symbol"/>
+                    <w:rFonts w:ascii="Segoe UI Symbol" w:eastAsia="MS Gothic" w:hAnsi="Segoe UI Symbol" w:cs="Segoe UI Symbol"/>
                     <w:szCs w:val="20"/>
                   </w:rPr>
                   <w:t>☐</w:t>
@@ -12590,10 +12582,10 @@
           <w:tcPr>
             <w:tcW w:w="4388" w:type="pct"/>
             <w:tcBorders>
-              <w:top w:val="single" w:color="auto" w:sz="4" w:space="0"/>
-              <w:left w:val="single" w:color="auto" w:sz="4" w:space="0"/>
-              <w:bottom w:val="single" w:color="auto" w:sz="4" w:space="0"/>
-              <w:right w:val="single" w:color="auto" w:sz="4" w:space="0"/>
+              <w:top w:val="single" w:sz="4" w:space="0" w:color="auto"/>
+              <w:left w:val="single" w:sz="4" w:space="0" w:color="auto"/>
+              <w:bottom w:val="single" w:sz="4" w:space="0" w:color="auto"/>
+              <w:right w:val="single" w:sz="4" w:space="0" w:color="auto"/>
             </w:tcBorders>
             <w:vAlign w:val="center"/>
           </w:tcPr>
@@ -12638,7 +12630,7 @@
               <w:tcPr>
                 <w:tcW w:w="612" w:type="pct"/>
                 <w:tcBorders>
-                  <w:right w:val="single" w:color="auto" w:sz="4" w:space="0"/>
+                  <w:right w:val="single" w:sz="4" w:space="0" w:color="auto"/>
                 </w:tcBorders>
               </w:tcPr>
               <w:p>
@@ -12651,7 +12643,7 @@
                 </w:pPr>
                 <w:r>
                   <w:rPr>
-                    <w:rFonts w:ascii="Segoe UI Symbol" w:hAnsi="Segoe UI Symbol" w:eastAsia="MS Gothic" w:cs="Segoe UI Symbol"/>
+                    <w:rFonts w:ascii="Segoe UI Symbol" w:eastAsia="MS Gothic" w:hAnsi="Segoe UI Symbol" w:cs="Segoe UI Symbol"/>
                     <w:szCs w:val="20"/>
                   </w:rPr>
                   <w:t>☐</w:t>
@@ -12664,10 +12656,10 @@
           <w:tcPr>
             <w:tcW w:w="4388" w:type="pct"/>
             <w:tcBorders>
-              <w:top w:val="single" w:color="auto" w:sz="4" w:space="0"/>
-              <w:left w:val="single" w:color="auto" w:sz="4" w:space="0"/>
-              <w:bottom w:val="single" w:color="auto" w:sz="4" w:space="0"/>
-              <w:right w:val="single" w:color="auto" w:sz="4" w:space="0"/>
+              <w:top w:val="single" w:sz="4" w:space="0" w:color="auto"/>
+              <w:left w:val="single" w:sz="4" w:space="0" w:color="auto"/>
+              <w:bottom w:val="single" w:sz="4" w:space="0" w:color="auto"/>
+              <w:right w:val="single" w:sz="4" w:space="0" w:color="auto"/>
             </w:tcBorders>
             <w:vAlign w:val="center"/>
           </w:tcPr>
@@ -12705,7 +12697,7 @@
       <w:pPr>
         <w:pStyle w:val="Heading1"/>
       </w:pPr>
-      <w:bookmarkStart w:name="_Toc225753597" w:id="17"/>
+      <w:bookmarkStart w:id="17" w:name="_Toc225753597"/>
       <w:r>
         <w:t>Requirements</w:t>
       </w:r>
@@ -12715,7 +12707,7 @@
       <w:pPr>
         <w:pStyle w:val="Heading2"/>
       </w:pPr>
-      <w:bookmarkStart w:name="_Toc225753598" w:id="18"/>
+      <w:bookmarkStart w:id="18" w:name="_Toc225753598"/>
       <w:r>
         <w:t>Use Cases</w:t>
       </w:r>
@@ -12746,12 +12738,12 @@
         <w:tblW w:w="10091" w:type="dxa"/>
         <w:tblInd w:w="701" w:type="dxa"/>
         <w:tblBorders>
-          <w:top w:val="single" w:color="000000" w:sz="6" w:space="0"/>
-          <w:left w:val="single" w:color="000000" w:sz="6" w:space="0"/>
-          <w:bottom w:val="single" w:color="000000" w:sz="6" w:space="0"/>
-          <w:right w:val="single" w:color="000000" w:sz="6" w:space="0"/>
-          <w:insideH w:val="single" w:color="000000" w:sz="6" w:space="0"/>
-          <w:insideV w:val="single" w:color="000000" w:sz="6" w:space="0"/>
+          <w:top w:val="single" w:sz="6" w:space="0" w:color="000000"/>
+          <w:left w:val="single" w:sz="6" w:space="0" w:color="000000"/>
+          <w:bottom w:val="single" w:sz="6" w:space="0" w:color="000000"/>
+          <w:right w:val="single" w:sz="6" w:space="0" w:color="000000"/>
+          <w:insideH w:val="single" w:sz="6" w:space="0" w:color="000000"/>
+          <w:insideV w:val="single" w:sz="6" w:space="0" w:color="000000"/>
         </w:tblBorders>
         <w:tblLayout w:type="fixed"/>
         <w:tblCellMar>
@@ -12786,7 +12778,7 @@
                 <w:sz w:val="20"/>
               </w:rPr>
             </w:pPr>
-            <w:bookmarkStart w:name="_Hlk178860420" w:id="19"/>
+            <w:bookmarkStart w:id="19" w:name="_Hlk178860420"/>
             <w:r>
               <w:rPr>
                 <w:rFonts w:ascii="Arial" w:hAnsi="Arial" w:cs="Arial"/>
@@ -13530,6 +13522,7 @@
         <w:pStyle w:val="GuidanceNotes"/>
       </w:pPr>
       <w:r>
+        <w:lastRenderedPageBreak/>
         <w:t>Should-haves: high-priority features that are not critical to launch.</w:t>
       </w:r>
     </w:p>
@@ -13553,7 +13546,7 @@
       </w:r>
     </w:p>
     <w:p>
-      <w:bookmarkStart w:name="_Toc225753599" w:id="20"/>
+      <w:bookmarkStart w:id="20" w:name="_Toc225753599"/>
     </w:p>
     <w:p/>
     <w:tbl>
@@ -13561,12 +13554,12 @@
         <w:tblW w:w="10152" w:type="dxa"/>
         <w:tblInd w:w="640" w:type="dxa"/>
         <w:tblBorders>
-          <w:top w:val="single" w:color="000000" w:sz="6" w:space="0"/>
-          <w:left w:val="single" w:color="000000" w:sz="6" w:space="0"/>
-          <w:bottom w:val="single" w:color="000000" w:sz="6" w:space="0"/>
-          <w:right w:val="single" w:color="000000" w:sz="6" w:space="0"/>
-          <w:insideH w:val="single" w:color="000000" w:sz="6" w:space="0"/>
-          <w:insideV w:val="single" w:color="000000" w:sz="6" w:space="0"/>
+          <w:top w:val="single" w:sz="6" w:space="0" w:color="000000"/>
+          <w:left w:val="single" w:sz="6" w:space="0" w:color="000000"/>
+          <w:bottom w:val="single" w:sz="6" w:space="0" w:color="000000"/>
+          <w:right w:val="single" w:sz="6" w:space="0" w:color="000000"/>
+          <w:insideH w:val="single" w:sz="6" w:space="0" w:color="000000"/>
+          <w:insideV w:val="single" w:sz="6" w:space="0" w:color="000000"/>
         </w:tblBorders>
         <w:tblLayout w:type="fixed"/>
         <w:tblCellMar>
@@ -14091,12 +14084,12 @@
         <w:tblW w:w="10152" w:type="dxa"/>
         <w:tblInd w:w="640" w:type="dxa"/>
         <w:tblBorders>
-          <w:top w:val="single" w:color="000000" w:themeColor="text1" w:sz="6" w:space="0"/>
-          <w:left w:val="single" w:color="000000" w:themeColor="text1" w:sz="6" w:space="0"/>
-          <w:bottom w:val="single" w:color="000000" w:themeColor="text1" w:sz="6" w:space="0"/>
-          <w:right w:val="single" w:color="000000" w:themeColor="text1" w:sz="6" w:space="0"/>
-          <w:insideH w:val="single" w:color="000000" w:themeColor="text1" w:sz="6" w:space="0"/>
-          <w:insideV w:val="single" w:color="000000" w:themeColor="text1" w:sz="6" w:space="0"/>
+          <w:top w:val="single" w:sz="6" w:space="0" w:color="000000" w:themeColor="text1"/>
+          <w:left w:val="single" w:sz="6" w:space="0" w:color="000000" w:themeColor="text1"/>
+          <w:bottom w:val="single" w:sz="6" w:space="0" w:color="000000" w:themeColor="text1"/>
+          <w:right w:val="single" w:sz="6" w:space="0" w:color="000000" w:themeColor="text1"/>
+          <w:insideH w:val="single" w:sz="6" w:space="0" w:color="000000" w:themeColor="text1"/>
+          <w:insideV w:val="single" w:sz="6" w:space="0" w:color="000000" w:themeColor="text1"/>
         </w:tblBorders>
         <w:tblLayout w:type="fixed"/>
         <w:tblCellMar>
@@ -14443,11 +14436,12 @@
           <w:highlight w:val="yellow"/>
         </w:rPr>
       </w:pPr>
-      <w:bookmarkStart w:name="_Toc225753600" w:id="21"/>
+      <w:bookmarkStart w:id="21" w:name="_Toc225753600"/>
       <w:r>
         <w:rPr>
           <w:highlight w:val="yellow"/>
         </w:rPr>
+        <w:lastRenderedPageBreak/>
         <w:t>Non-Functional Requirements</w:t>
       </w:r>
       <w:bookmarkEnd w:id="21"/>
@@ -14457,12 +14451,12 @@
         <w:tblW w:w="10152" w:type="dxa"/>
         <w:tblInd w:w="640" w:type="dxa"/>
         <w:tblBorders>
-          <w:top w:val="single" w:color="auto" w:sz="4" w:space="0"/>
-          <w:left w:val="single" w:color="auto" w:sz="4" w:space="0"/>
-          <w:bottom w:val="single" w:color="auto" w:sz="4" w:space="0"/>
-          <w:right w:val="single" w:color="auto" w:sz="4" w:space="0"/>
-          <w:insideH w:val="single" w:color="auto" w:sz="4" w:space="0"/>
-          <w:insideV w:val="single" w:color="auto" w:sz="4" w:space="0"/>
+          <w:top w:val="single" w:sz="4" w:space="0" w:color="auto"/>
+          <w:left w:val="single" w:sz="4" w:space="0" w:color="auto"/>
+          <w:bottom w:val="single" w:sz="4" w:space="0" w:color="auto"/>
+          <w:right w:val="single" w:sz="4" w:space="0" w:color="auto"/>
+          <w:insideH w:val="single" w:sz="4" w:space="0" w:color="auto"/>
+          <w:insideV w:val="single" w:sz="4" w:space="0" w:color="auto"/>
         </w:tblBorders>
         <w:tblLayout w:type="fixed"/>
         <w:tblCellMar>
@@ -15444,7 +15438,7 @@
       <w:pPr>
         <w:pStyle w:val="Heading2"/>
       </w:pPr>
-      <w:bookmarkStart w:name="_Toc225753601" w:id="22"/>
+      <w:bookmarkStart w:id="22" w:name="_Toc225753601"/>
       <w:r>
         <w:t>Security Requirements</w:t>
       </w:r>
@@ -15465,7 +15459,7 @@
       <w:r>
         <w:t xml:space="preserve">See </w:t>
       </w:r>
-      <w:hyperlink w:history="1" r:id="rId17">
+      <w:hyperlink r:id="rId17" w:history="1">
         <w:r>
           <w:rPr>
             <w:rStyle w:val="Hyperlink"/>
@@ -15484,12 +15478,12 @@
         <w:tblW w:w="10152" w:type="dxa"/>
         <w:tblInd w:w="640" w:type="dxa"/>
         <w:tblBorders>
-          <w:top w:val="single" w:color="000000" w:themeColor="text1" w:sz="6" w:space="0"/>
-          <w:left w:val="single" w:color="000000" w:themeColor="text1" w:sz="6" w:space="0"/>
-          <w:bottom w:val="single" w:color="000000" w:themeColor="text1" w:sz="6" w:space="0"/>
-          <w:right w:val="single" w:color="000000" w:themeColor="text1" w:sz="6" w:space="0"/>
-          <w:insideH w:val="single" w:color="000000" w:themeColor="text1" w:sz="6" w:space="0"/>
-          <w:insideV w:val="single" w:color="000000" w:themeColor="text1" w:sz="6" w:space="0"/>
+          <w:top w:val="single" w:sz="6" w:space="0" w:color="000000" w:themeColor="text1"/>
+          <w:left w:val="single" w:sz="6" w:space="0" w:color="000000" w:themeColor="text1"/>
+          <w:bottom w:val="single" w:sz="6" w:space="0" w:color="000000" w:themeColor="text1"/>
+          <w:right w:val="single" w:sz="6" w:space="0" w:color="000000" w:themeColor="text1"/>
+          <w:insideH w:val="single" w:sz="6" w:space="0" w:color="000000" w:themeColor="text1"/>
+          <w:insideV w:val="single" w:sz="6" w:space="0" w:color="000000" w:themeColor="text1"/>
         </w:tblBorders>
         <w:tblLayout w:type="fixed"/>
         <w:tblCellMar>
@@ -15514,10 +15508,10 @@
             <w:tcW w:w="10152" w:type="dxa"/>
             <w:gridSpan w:val="4"/>
             <w:tcBorders>
-              <w:top w:val="single" w:color="auto" w:sz="4" w:space="0"/>
-              <w:left w:val="single" w:color="auto" w:sz="4" w:space="0"/>
-              <w:bottom w:val="single" w:color="auto" w:sz="4" w:space="0"/>
-              <w:right w:val="single" w:color="auto" w:sz="4" w:space="0"/>
+              <w:top w:val="single" w:sz="4" w:space="0" w:color="auto"/>
+              <w:left w:val="single" w:sz="4" w:space="0" w:color="auto"/>
+              <w:bottom w:val="single" w:sz="4" w:space="0" w:color="auto"/>
+              <w:right w:val="single" w:sz="4" w:space="0" w:color="auto"/>
             </w:tcBorders>
             <w:shd w:val="clear" w:color="auto" w:fill="A5C9EB" w:themeFill="text2" w:themeFillTint="40"/>
           </w:tcPr>
@@ -15554,10 +15548,10 @@
           <w:tcPr>
             <w:tcW w:w="1195" w:type="dxa"/>
             <w:tcBorders>
-              <w:top w:val="single" w:color="auto" w:sz="4" w:space="0"/>
-              <w:left w:val="single" w:color="auto" w:sz="4" w:space="0"/>
-              <w:bottom w:val="single" w:color="auto" w:sz="4" w:space="0"/>
-              <w:right w:val="single" w:color="auto" w:sz="4" w:space="0"/>
+              <w:top w:val="single" w:sz="4" w:space="0" w:color="auto"/>
+              <w:left w:val="single" w:sz="4" w:space="0" w:color="auto"/>
+              <w:bottom w:val="single" w:sz="4" w:space="0" w:color="auto"/>
+              <w:right w:val="single" w:sz="4" w:space="0" w:color="auto"/>
             </w:tcBorders>
             <w:shd w:val="clear" w:color="auto" w:fill="A5C9EB" w:themeFill="text2" w:themeFillTint="40"/>
           </w:tcPr>
@@ -15598,10 +15592,10 @@
           <w:tcPr>
             <w:tcW w:w="2117" w:type="dxa"/>
             <w:tcBorders>
-              <w:top w:val="single" w:color="auto" w:sz="4" w:space="0"/>
-              <w:left w:val="single" w:color="auto" w:sz="4" w:space="0"/>
-              <w:bottom w:val="single" w:color="auto" w:sz="4" w:space="0"/>
-              <w:right w:val="single" w:color="auto" w:sz="4" w:space="0"/>
+              <w:top w:val="single" w:sz="4" w:space="0" w:color="auto"/>
+              <w:left w:val="single" w:sz="4" w:space="0" w:color="auto"/>
+              <w:bottom w:val="single" w:sz="4" w:space="0" w:color="auto"/>
+              <w:right w:val="single" w:sz="4" w:space="0" w:color="auto"/>
             </w:tcBorders>
             <w:shd w:val="clear" w:color="auto" w:fill="A5C9EB" w:themeFill="text2" w:themeFillTint="40"/>
           </w:tcPr>
@@ -15632,10 +15626,10 @@
           <w:tcPr>
             <w:tcW w:w="4729" w:type="dxa"/>
             <w:tcBorders>
-              <w:top w:val="single" w:color="auto" w:sz="4" w:space="0"/>
-              <w:left w:val="single" w:color="auto" w:sz="4" w:space="0"/>
-              <w:bottom w:val="single" w:color="auto" w:sz="4" w:space="0"/>
-              <w:right w:val="single" w:color="auto" w:sz="4" w:space="0"/>
+              <w:top w:val="single" w:sz="4" w:space="0" w:color="auto"/>
+              <w:left w:val="single" w:sz="4" w:space="0" w:color="auto"/>
+              <w:bottom w:val="single" w:sz="4" w:space="0" w:color="auto"/>
+              <w:right w:val="single" w:sz="4" w:space="0" w:color="auto"/>
             </w:tcBorders>
             <w:shd w:val="clear" w:color="auto" w:fill="A5C9EB" w:themeFill="text2" w:themeFillTint="40"/>
           </w:tcPr>
@@ -15666,10 +15660,10 @@
           <w:tcPr>
             <w:tcW w:w="2111" w:type="dxa"/>
             <w:tcBorders>
-              <w:top w:val="single" w:color="auto" w:sz="4" w:space="0"/>
-              <w:left w:val="single" w:color="auto" w:sz="4" w:space="0"/>
-              <w:bottom w:val="single" w:color="auto" w:sz="4" w:space="0"/>
-              <w:right w:val="single" w:color="auto" w:sz="4" w:space="0"/>
+              <w:top w:val="single" w:sz="4" w:space="0" w:color="auto"/>
+              <w:left w:val="single" w:sz="4" w:space="0" w:color="auto"/>
+              <w:bottom w:val="single" w:sz="4" w:space="0" w:color="auto"/>
+              <w:right w:val="single" w:sz="4" w:space="0" w:color="auto"/>
             </w:tcBorders>
             <w:shd w:val="clear" w:color="auto" w:fill="A5C9EB" w:themeFill="text2" w:themeFillTint="40"/>
           </w:tcPr>
@@ -15706,7 +15700,7 @@
           <w:tcPr>
             <w:tcW w:w="1195" w:type="dxa"/>
             <w:tcBorders>
-              <w:top w:val="single" w:color="auto" w:sz="4" w:space="0"/>
+              <w:top w:val="single" w:sz="4" w:space="0" w:color="auto"/>
             </w:tcBorders>
           </w:tcPr>
           <w:p>
@@ -15756,7 +15750,7 @@
           <w:tcPr>
             <w:tcW w:w="2117" w:type="dxa"/>
             <w:tcBorders>
-              <w:top w:val="single" w:color="auto" w:sz="4" w:space="0"/>
+              <w:top w:val="single" w:sz="4" w:space="0" w:color="auto"/>
             </w:tcBorders>
           </w:tcPr>
           <w:p>
@@ -15786,7 +15780,7 @@
           <w:tcPr>
             <w:tcW w:w="4729" w:type="dxa"/>
             <w:tcBorders>
-              <w:top w:val="single" w:color="auto" w:sz="4" w:space="0"/>
+              <w:top w:val="single" w:sz="4" w:space="0" w:color="auto"/>
             </w:tcBorders>
           </w:tcPr>
           <w:p>
@@ -15826,7 +15820,7 @@
           <w:tcPr>
             <w:tcW w:w="2111" w:type="dxa"/>
             <w:tcBorders>
-              <w:top w:val="single" w:color="auto" w:sz="4" w:space="0"/>
+              <w:top w:val="single" w:sz="4" w:space="0" w:color="auto"/>
             </w:tcBorders>
           </w:tcPr>
           <w:p>
@@ -16222,6 +16216,7 @@
                 <w:bCs/>
                 <w:lang w:val="en-GB" w:eastAsia="en-GB"/>
               </w:rPr>
+              <w:lastRenderedPageBreak/>
               <w:t>SR.</w:t>
             </w:r>
             <w:r>
@@ -16351,7 +16346,7 @@
       <w:pPr>
         <w:pStyle w:val="Heading2"/>
       </w:pPr>
-      <w:bookmarkStart w:name="_Toc225753602" w:id="23"/>
+      <w:bookmarkStart w:id="23" w:name="_Toc225753602"/>
       <w:r>
         <w:t>Data Requirements</w:t>
       </w:r>
@@ -16362,12 +16357,12 @@
         <w:tblW w:w="10152" w:type="dxa"/>
         <w:tblInd w:w="640" w:type="dxa"/>
         <w:tblBorders>
-          <w:top w:val="single" w:color="000000" w:themeColor="text1" w:sz="6" w:space="0"/>
-          <w:left w:val="single" w:color="000000" w:themeColor="text1" w:sz="6" w:space="0"/>
-          <w:bottom w:val="single" w:color="000000" w:themeColor="text1" w:sz="6" w:space="0"/>
-          <w:right w:val="single" w:color="000000" w:themeColor="text1" w:sz="6" w:space="0"/>
-          <w:insideH w:val="single" w:color="000000" w:themeColor="text1" w:sz="6" w:space="0"/>
-          <w:insideV w:val="single" w:color="000000" w:themeColor="text1" w:sz="6" w:space="0"/>
+          <w:top w:val="single" w:sz="6" w:space="0" w:color="000000" w:themeColor="text1"/>
+          <w:left w:val="single" w:sz="6" w:space="0" w:color="000000" w:themeColor="text1"/>
+          <w:bottom w:val="single" w:sz="6" w:space="0" w:color="000000" w:themeColor="text1"/>
+          <w:right w:val="single" w:sz="6" w:space="0" w:color="000000" w:themeColor="text1"/>
+          <w:insideH w:val="single" w:sz="6" w:space="0" w:color="000000" w:themeColor="text1"/>
+          <w:insideV w:val="single" w:sz="6" w:space="0" w:color="000000" w:themeColor="text1"/>
         </w:tblBorders>
         <w:tblLayout w:type="fixed"/>
         <w:tblCellMar>
@@ -16392,10 +16387,10 @@
             <w:tcW w:w="10152" w:type="dxa"/>
             <w:gridSpan w:val="4"/>
             <w:tcBorders>
-              <w:top w:val="single" w:color="auto" w:sz="4" w:space="0"/>
-              <w:left w:val="single" w:color="auto" w:sz="4" w:space="0"/>
-              <w:bottom w:val="single" w:color="auto" w:sz="4" w:space="0"/>
-              <w:right w:val="single" w:color="auto" w:sz="4" w:space="0"/>
+              <w:top w:val="single" w:sz="4" w:space="0" w:color="auto"/>
+              <w:left w:val="single" w:sz="4" w:space="0" w:color="auto"/>
+              <w:bottom w:val="single" w:sz="4" w:space="0" w:color="auto"/>
+              <w:right w:val="single" w:sz="4" w:space="0" w:color="auto"/>
             </w:tcBorders>
             <w:shd w:val="clear" w:color="auto" w:fill="A5C9EB" w:themeFill="text2" w:themeFillTint="40"/>
           </w:tcPr>
@@ -16432,10 +16427,10 @@
           <w:tcPr>
             <w:tcW w:w="1186" w:type="dxa"/>
             <w:tcBorders>
-              <w:top w:val="single" w:color="auto" w:sz="4" w:space="0"/>
-              <w:left w:val="single" w:color="auto" w:sz="4" w:space="0"/>
-              <w:bottom w:val="single" w:color="auto" w:sz="4" w:space="0"/>
-              <w:right w:val="single" w:color="auto" w:sz="4" w:space="0"/>
+              <w:top w:val="single" w:sz="4" w:space="0" w:color="auto"/>
+              <w:left w:val="single" w:sz="4" w:space="0" w:color="auto"/>
+              <w:bottom w:val="single" w:sz="4" w:space="0" w:color="auto"/>
+              <w:right w:val="single" w:sz="4" w:space="0" w:color="auto"/>
             </w:tcBorders>
             <w:shd w:val="clear" w:color="auto" w:fill="A5C9EB" w:themeFill="text2" w:themeFillTint="40"/>
           </w:tcPr>
@@ -16476,10 +16471,10 @@
           <w:tcPr>
             <w:tcW w:w="2216" w:type="dxa"/>
             <w:tcBorders>
-              <w:top w:val="single" w:color="auto" w:sz="4" w:space="0"/>
-              <w:left w:val="single" w:color="auto" w:sz="4" w:space="0"/>
-              <w:bottom w:val="single" w:color="auto" w:sz="4" w:space="0"/>
-              <w:right w:val="single" w:color="auto" w:sz="4" w:space="0"/>
+              <w:top w:val="single" w:sz="4" w:space="0" w:color="auto"/>
+              <w:left w:val="single" w:sz="4" w:space="0" w:color="auto"/>
+              <w:bottom w:val="single" w:sz="4" w:space="0" w:color="auto"/>
+              <w:right w:val="single" w:sz="4" w:space="0" w:color="auto"/>
             </w:tcBorders>
             <w:shd w:val="clear" w:color="auto" w:fill="A5C9EB" w:themeFill="text2" w:themeFillTint="40"/>
           </w:tcPr>
@@ -16510,10 +16505,10 @@
           <w:tcPr>
             <w:tcW w:w="4580" w:type="dxa"/>
             <w:tcBorders>
-              <w:top w:val="single" w:color="auto" w:sz="4" w:space="0"/>
-              <w:left w:val="single" w:color="auto" w:sz="4" w:space="0"/>
-              <w:bottom w:val="single" w:color="auto" w:sz="4" w:space="0"/>
-              <w:right w:val="single" w:color="auto" w:sz="4" w:space="0"/>
+              <w:top w:val="single" w:sz="4" w:space="0" w:color="auto"/>
+              <w:left w:val="single" w:sz="4" w:space="0" w:color="auto"/>
+              <w:bottom w:val="single" w:sz="4" w:space="0" w:color="auto"/>
+              <w:right w:val="single" w:sz="4" w:space="0" w:color="auto"/>
             </w:tcBorders>
             <w:shd w:val="clear" w:color="auto" w:fill="A5C9EB" w:themeFill="text2" w:themeFillTint="40"/>
           </w:tcPr>
@@ -16544,10 +16539,10 @@
           <w:tcPr>
             <w:tcW w:w="2170" w:type="dxa"/>
             <w:tcBorders>
-              <w:top w:val="single" w:color="auto" w:sz="4" w:space="0"/>
-              <w:left w:val="single" w:color="auto" w:sz="4" w:space="0"/>
-              <w:bottom w:val="single" w:color="auto" w:sz="4" w:space="0"/>
-              <w:right w:val="single" w:color="auto" w:sz="4" w:space="0"/>
+              <w:top w:val="single" w:sz="4" w:space="0" w:color="auto"/>
+              <w:left w:val="single" w:sz="4" w:space="0" w:color="auto"/>
+              <w:bottom w:val="single" w:sz="4" w:space="0" w:color="auto"/>
+              <w:right w:val="single" w:sz="4" w:space="0" w:color="auto"/>
             </w:tcBorders>
             <w:shd w:val="clear" w:color="auto" w:fill="A5C9EB" w:themeFill="text2" w:themeFillTint="40"/>
           </w:tcPr>
@@ -16584,7 +16579,7 @@
           <w:tcPr>
             <w:tcW w:w="1186" w:type="dxa"/>
             <w:tcBorders>
-              <w:top w:val="single" w:color="auto" w:sz="4" w:space="0"/>
+              <w:top w:val="single" w:sz="4" w:space="0" w:color="auto"/>
             </w:tcBorders>
           </w:tcPr>
           <w:p>
@@ -16614,7 +16609,7 @@
           <w:tcPr>
             <w:tcW w:w="2216" w:type="dxa"/>
             <w:tcBorders>
-              <w:top w:val="single" w:color="auto" w:sz="4" w:space="0"/>
+              <w:top w:val="single" w:sz="4" w:space="0" w:color="auto"/>
             </w:tcBorders>
           </w:tcPr>
           <w:p>
@@ -16644,7 +16639,7 @@
           <w:tcPr>
             <w:tcW w:w="4580" w:type="dxa"/>
             <w:tcBorders>
-              <w:top w:val="single" w:color="auto" w:sz="4" w:space="0"/>
+              <w:top w:val="single" w:sz="4" w:space="0" w:color="auto"/>
             </w:tcBorders>
           </w:tcPr>
           <w:p>
@@ -16674,7 +16669,7 @@
           <w:tcPr>
             <w:tcW w:w="2170" w:type="dxa"/>
             <w:tcBorders>
-              <w:top w:val="single" w:color="auto" w:sz="4" w:space="0"/>
+              <w:top w:val="single" w:sz="4" w:space="0" w:color="auto"/>
             </w:tcBorders>
           </w:tcPr>
           <w:p>
@@ -16724,7 +16719,7 @@
       <w:pPr>
         <w:pStyle w:val="Heading2"/>
       </w:pPr>
-      <w:bookmarkStart w:name="_Toc225753603" w:id="24"/>
+      <w:bookmarkStart w:id="24" w:name="_Toc225753603"/>
       <w:r>
         <w:t>Capability Map</w:t>
       </w:r>
@@ -16740,7 +16735,7 @@
       <w:r>
         <w:t xml:space="preserve">Using the </w:t>
       </w:r>
-      <w:hyperlink w:history="1" r:id="rId18">
+      <w:hyperlink r:id="rId18" w:history="1">
         <w:r>
           <w:rPr>
             <w:color w:val="0F9ED5" w:themeColor="accent4"/>
@@ -16787,8 +16782,9 @@
       <w:pPr>
         <w:pStyle w:val="Heading1"/>
       </w:pPr>
-      <w:bookmarkStart w:name="_Toc225753604" w:id="25"/>
-      <w:r>
+      <w:bookmarkStart w:id="25" w:name="_Toc225753604"/>
+      <w:r>
+        <w:lastRenderedPageBreak/>
         <w:t>Architecture</w:t>
       </w:r>
       <w:bookmarkEnd w:id="25"/>
@@ -16797,7 +16793,7 @@
       <w:pPr>
         <w:pStyle w:val="Heading2"/>
       </w:pPr>
-      <w:bookmarkStart w:name="_Toc225753605" w:id="26"/>
+      <w:bookmarkStart w:id="26" w:name="_Toc225753605"/>
       <w:r>
         <w:t>Alignment to Principles</w:t>
       </w:r>
@@ -16819,7 +16815,7 @@
           <w:szCs w:val="20"/>
         </w:rPr>
       </w:pPr>
-      <w:hyperlink w:history="1" r:id="rId19">
+      <w:hyperlink r:id="rId19" w:history="1">
         <w:r>
           <w:rPr>
             <w:rStyle w:val="Hyperlink"/>
@@ -16835,12 +16831,12 @@
         <w:tblW w:w="4669" w:type="pct"/>
         <w:tblInd w:w="715" w:type="dxa"/>
         <w:tblBorders>
-          <w:top w:val="single" w:color="A02B93" w:themeColor="accent5" w:sz="4" w:space="0"/>
-          <w:left w:val="single" w:color="A02B93" w:themeColor="accent5" w:sz="4" w:space="0"/>
-          <w:bottom w:val="single" w:color="A02B93" w:themeColor="accent5" w:sz="4" w:space="0"/>
-          <w:right w:val="single" w:color="A02B93" w:themeColor="accent5" w:sz="4" w:space="0"/>
-          <w:insideH w:val="single" w:color="A02B93" w:themeColor="accent5" w:sz="4" w:space="0"/>
-          <w:insideV w:val="single" w:color="A02B93" w:themeColor="accent5" w:sz="4" w:space="0"/>
+          <w:top w:val="single" w:sz="4" w:space="0" w:color="A02B93" w:themeColor="accent5"/>
+          <w:left w:val="single" w:sz="4" w:space="0" w:color="A02B93" w:themeColor="accent5"/>
+          <w:bottom w:val="single" w:sz="4" w:space="0" w:color="A02B93" w:themeColor="accent5"/>
+          <w:right w:val="single" w:sz="4" w:space="0" w:color="A02B93" w:themeColor="accent5"/>
+          <w:insideH w:val="single" w:sz="4" w:space="0" w:color="A02B93" w:themeColor="accent5"/>
+          <w:insideV w:val="single" w:sz="4" w:space="0" w:color="A02B93" w:themeColor="accent5"/>
         </w:tblBorders>
         <w:tblLayout w:type="fixed"/>
         <w:tblCellMar>
@@ -16865,10 +16861,10 @@
             <w:tcW w:w="1120" w:type="pct"/>
             <w:gridSpan w:val="2"/>
             <w:tcBorders>
-              <w:top w:val="single" w:color="auto" w:sz="4" w:space="0"/>
-              <w:left w:val="single" w:color="auto" w:sz="4" w:space="0"/>
-              <w:bottom w:val="single" w:color="auto" w:sz="4" w:space="0"/>
-              <w:right w:val="single" w:color="auto" w:sz="4" w:space="0"/>
+              <w:top w:val="single" w:sz="4" w:space="0" w:color="auto"/>
+              <w:left w:val="single" w:sz="4" w:space="0" w:color="auto"/>
+              <w:bottom w:val="single" w:sz="4" w:space="0" w:color="auto"/>
+              <w:right w:val="single" w:sz="4" w:space="0" w:color="auto"/>
             </w:tcBorders>
             <w:shd w:val="clear" w:color="auto" w:fill="A5C9EB" w:themeFill="text2" w:themeFillTint="40"/>
           </w:tcPr>
@@ -16892,10 +16888,10 @@
           <w:tcPr>
             <w:tcW w:w="1940" w:type="pct"/>
             <w:tcBorders>
-              <w:top w:val="single" w:color="auto" w:sz="4" w:space="0"/>
-              <w:left w:val="single" w:color="auto" w:sz="4" w:space="0"/>
-              <w:bottom w:val="single" w:color="auto" w:sz="4" w:space="0"/>
-              <w:right w:val="single" w:color="auto" w:sz="4" w:space="0"/>
+              <w:top w:val="single" w:sz="4" w:space="0" w:color="auto"/>
+              <w:left w:val="single" w:sz="4" w:space="0" w:color="auto"/>
+              <w:bottom w:val="single" w:sz="4" w:space="0" w:color="auto"/>
+              <w:right w:val="single" w:sz="4" w:space="0" w:color="auto"/>
             </w:tcBorders>
             <w:shd w:val="clear" w:color="auto" w:fill="A5C9EB" w:themeFill="text2" w:themeFillTint="40"/>
           </w:tcPr>
@@ -16919,10 +16915,10 @@
           <w:tcPr>
             <w:tcW w:w="1940" w:type="pct"/>
             <w:tcBorders>
-              <w:top w:val="single" w:color="auto" w:sz="4" w:space="0"/>
-              <w:left w:val="single" w:color="auto" w:sz="4" w:space="0"/>
-              <w:bottom w:val="single" w:color="auto" w:sz="4" w:space="0"/>
-              <w:right w:val="single" w:color="auto" w:sz="4" w:space="0"/>
+              <w:top w:val="single" w:sz="4" w:space="0" w:color="auto"/>
+              <w:left w:val="single" w:sz="4" w:space="0" w:color="auto"/>
+              <w:bottom w:val="single" w:sz="4" w:space="0" w:color="auto"/>
+              <w:right w:val="single" w:sz="4" w:space="0" w:color="auto"/>
             </w:tcBorders>
             <w:shd w:val="clear" w:color="auto" w:fill="A5C9EB" w:themeFill="text2" w:themeFillTint="40"/>
           </w:tcPr>
@@ -16963,7 +16959,7 @@
               <w:tcPr>
                 <w:tcW w:w="149" w:type="pct"/>
                 <w:tcBorders>
-                  <w:right w:val="single" w:color="auto" w:sz="4" w:space="0"/>
+                  <w:right w:val="single" w:sz="4" w:space="0" w:color="auto"/>
                 </w:tcBorders>
               </w:tcPr>
               <w:p>
@@ -16976,7 +16972,7 @@
                 </w:pPr>
                 <w:r>
                   <w:rPr>
-                    <w:rFonts w:ascii="Segoe UI Symbol" w:hAnsi="Segoe UI Symbol" w:eastAsia="MS Gothic" w:cs="Segoe UI Symbol"/>
+                    <w:rFonts w:ascii="Segoe UI Symbol" w:eastAsia="MS Gothic" w:hAnsi="Segoe UI Symbol" w:cs="Segoe UI Symbol"/>
                     <w:szCs w:val="20"/>
                   </w:rPr>
                   <w:t>☐</w:t>
@@ -16989,24 +16985,24 @@
           <w:tcPr>
             <w:tcW w:w="971" w:type="pct"/>
             <w:tcBorders>
-              <w:top w:val="single" w:color="auto" w:sz="4" w:space="0"/>
-              <w:left w:val="single" w:color="auto" w:sz="4" w:space="0"/>
-              <w:bottom w:val="single" w:color="auto" w:sz="4" w:space="0"/>
-              <w:right w:val="single" w:color="auto" w:sz="4" w:space="0"/>
+              <w:top w:val="single" w:sz="4" w:space="0" w:color="auto"/>
+              <w:left w:val="single" w:sz="4" w:space="0" w:color="auto"/>
+              <w:bottom w:val="single" w:sz="4" w:space="0" w:color="auto"/>
+              <w:right w:val="single" w:sz="4" w:space="0" w:color="auto"/>
             </w:tcBorders>
             <w:vAlign w:val="center"/>
           </w:tcPr>
           <w:p>
             <w:pPr>
               <w:rPr>
-                <w:rFonts w:ascii="Arial" w:hAnsi="Arial" w:eastAsia="Yu Gothic Light" w:cs="Arial"/>
+                <w:rFonts w:ascii="Arial" w:eastAsia="Yu Gothic Light" w:hAnsi="Arial" w:cs="Arial"/>
                 <w:szCs w:val="20"/>
                 <w:lang w:eastAsia="en-US"/>
               </w:rPr>
             </w:pPr>
             <w:r>
               <w:rPr>
-                <w:rFonts w:ascii="Arial" w:hAnsi="Arial" w:eastAsia="Yu Gothic Light" w:cs="Arial"/>
+                <w:rFonts w:ascii="Arial" w:eastAsia="Yu Gothic Light" w:hAnsi="Arial" w:cs="Arial"/>
                 <w:szCs w:val="20"/>
                 <w:lang w:eastAsia="en-US"/>
               </w:rPr>
@@ -17018,23 +17014,23 @@
           <w:tcPr>
             <w:tcW w:w="1940" w:type="pct"/>
             <w:tcBorders>
-              <w:top w:val="single" w:color="auto" w:sz="4" w:space="0"/>
-              <w:left w:val="single" w:color="auto" w:sz="4" w:space="0"/>
-              <w:bottom w:val="single" w:color="auto" w:sz="4" w:space="0"/>
-              <w:right w:val="single" w:color="auto" w:sz="4" w:space="0"/>
+              <w:top w:val="single" w:sz="4" w:space="0" w:color="auto"/>
+              <w:left w:val="single" w:sz="4" w:space="0" w:color="auto"/>
+              <w:bottom w:val="single" w:sz="4" w:space="0" w:color="auto"/>
+              <w:right w:val="single" w:sz="4" w:space="0" w:color="auto"/>
             </w:tcBorders>
           </w:tcPr>
           <w:p>
             <w:pPr>
               <w:rPr>
-                <w:rFonts w:ascii="Arial" w:hAnsi="Arial" w:eastAsia="Yu Gothic Light" w:cs="Arial"/>
+                <w:rFonts w:ascii="Arial" w:eastAsia="Yu Gothic Light" w:hAnsi="Arial" w:cs="Arial"/>
                 <w:szCs w:val="20"/>
                 <w:lang w:eastAsia="en-US"/>
               </w:rPr>
             </w:pPr>
             <w:r>
               <w:rPr>
-                <w:rFonts w:ascii="Arial" w:hAnsi="Arial" w:eastAsia="Yu Gothic Light" w:cs="Arial"/>
+                <w:rFonts w:ascii="Arial" w:eastAsia="Yu Gothic Light" w:hAnsi="Arial" w:cs="Arial"/>
                 <w:szCs w:val="20"/>
                 <w:lang w:eastAsia="en-US"/>
               </w:rPr>
@@ -17046,10 +17042,10 @@
           <w:tcPr>
             <w:tcW w:w="1940" w:type="pct"/>
             <w:tcBorders>
-              <w:top w:val="single" w:color="auto" w:sz="4" w:space="0"/>
-              <w:left w:val="single" w:color="auto" w:sz="4" w:space="0"/>
-              <w:bottom w:val="single" w:color="auto" w:sz="4" w:space="0"/>
-              <w:right w:val="single" w:color="auto" w:sz="4" w:space="0"/>
+              <w:top w:val="single" w:sz="4" w:space="0" w:color="auto"/>
+              <w:left w:val="single" w:sz="4" w:space="0" w:color="auto"/>
+              <w:bottom w:val="single" w:sz="4" w:space="0" w:color="auto"/>
+              <w:right w:val="single" w:sz="4" w:space="0" w:color="auto"/>
             </w:tcBorders>
           </w:tcPr>
           <w:p>
@@ -17082,7 +17078,7 @@
               <w:tcPr>
                 <w:tcW w:w="149" w:type="pct"/>
                 <w:tcBorders>
-                  <w:right w:val="single" w:color="auto" w:sz="4" w:space="0"/>
+                  <w:right w:val="single" w:sz="4" w:space="0" w:color="auto"/>
                 </w:tcBorders>
               </w:tcPr>
               <w:p>
@@ -17095,7 +17091,7 @@
                 </w:pPr>
                 <w:r>
                   <w:rPr>
-                    <w:rFonts w:ascii="Segoe UI Symbol" w:hAnsi="Segoe UI Symbol" w:eastAsia="MS Gothic" w:cs="Segoe UI Symbol"/>
+                    <w:rFonts w:ascii="Segoe UI Symbol" w:eastAsia="MS Gothic" w:hAnsi="Segoe UI Symbol" w:cs="Segoe UI Symbol"/>
                     <w:szCs w:val="20"/>
                   </w:rPr>
                   <w:t>☐</w:t>
@@ -17108,24 +17104,24 @@
           <w:tcPr>
             <w:tcW w:w="971" w:type="pct"/>
             <w:tcBorders>
-              <w:top w:val="single" w:color="auto" w:sz="4" w:space="0"/>
-              <w:left w:val="single" w:color="auto" w:sz="4" w:space="0"/>
-              <w:bottom w:val="single" w:color="auto" w:sz="4" w:space="0"/>
-              <w:right w:val="single" w:color="auto" w:sz="4" w:space="0"/>
+              <w:top w:val="single" w:sz="4" w:space="0" w:color="auto"/>
+              <w:left w:val="single" w:sz="4" w:space="0" w:color="auto"/>
+              <w:bottom w:val="single" w:sz="4" w:space="0" w:color="auto"/>
+              <w:right w:val="single" w:sz="4" w:space="0" w:color="auto"/>
             </w:tcBorders>
             <w:vAlign w:val="center"/>
           </w:tcPr>
           <w:p>
             <w:pPr>
               <w:rPr>
-                <w:rFonts w:ascii="Arial" w:hAnsi="Arial" w:eastAsia="Yu Gothic Light" w:cs="Arial"/>
+                <w:rFonts w:ascii="Arial" w:eastAsia="Yu Gothic Light" w:hAnsi="Arial" w:cs="Arial"/>
                 <w:szCs w:val="20"/>
                 <w:lang w:eastAsia="en-US"/>
               </w:rPr>
             </w:pPr>
             <w:r>
               <w:rPr>
-                <w:rFonts w:ascii="Arial" w:hAnsi="Arial" w:eastAsia="Yu Gothic Light" w:cs="Arial"/>
+                <w:rFonts w:ascii="Arial" w:eastAsia="Yu Gothic Light" w:hAnsi="Arial" w:cs="Arial"/>
                 <w:szCs w:val="20"/>
                 <w:lang w:eastAsia="en-US"/>
               </w:rPr>
@@ -17137,23 +17133,23 @@
           <w:tcPr>
             <w:tcW w:w="1940" w:type="pct"/>
             <w:tcBorders>
-              <w:top w:val="single" w:color="auto" w:sz="4" w:space="0"/>
-              <w:left w:val="single" w:color="auto" w:sz="4" w:space="0"/>
-              <w:bottom w:val="single" w:color="auto" w:sz="4" w:space="0"/>
-              <w:right w:val="single" w:color="auto" w:sz="4" w:space="0"/>
+              <w:top w:val="single" w:sz="4" w:space="0" w:color="auto"/>
+              <w:left w:val="single" w:sz="4" w:space="0" w:color="auto"/>
+              <w:bottom w:val="single" w:sz="4" w:space="0" w:color="auto"/>
+              <w:right w:val="single" w:sz="4" w:space="0" w:color="auto"/>
             </w:tcBorders>
           </w:tcPr>
           <w:p>
             <w:pPr>
               <w:rPr>
-                <w:rFonts w:ascii="Arial" w:hAnsi="Arial" w:eastAsia="Yu Gothic Light" w:cs="Arial"/>
+                <w:rFonts w:ascii="Arial" w:eastAsia="Yu Gothic Light" w:hAnsi="Arial" w:cs="Arial"/>
                 <w:szCs w:val="20"/>
                 <w:lang w:eastAsia="en-US"/>
               </w:rPr>
             </w:pPr>
             <w:r>
               <w:rPr>
-                <w:rFonts w:ascii="Arial" w:hAnsi="Arial" w:eastAsia="Yu Gothic Light" w:cs="Arial"/>
+                <w:rFonts w:ascii="Arial" w:eastAsia="Yu Gothic Light" w:hAnsi="Arial" w:cs="Arial"/>
                 <w:szCs w:val="20"/>
                 <w:lang w:eastAsia="en-US"/>
               </w:rPr>
@@ -17165,10 +17161,10 @@
           <w:tcPr>
             <w:tcW w:w="1940" w:type="pct"/>
             <w:tcBorders>
-              <w:top w:val="single" w:color="auto" w:sz="4" w:space="0"/>
-              <w:left w:val="single" w:color="auto" w:sz="4" w:space="0"/>
-              <w:bottom w:val="single" w:color="auto" w:sz="4" w:space="0"/>
-              <w:right w:val="single" w:color="auto" w:sz="4" w:space="0"/>
+              <w:top w:val="single" w:sz="4" w:space="0" w:color="auto"/>
+              <w:left w:val="single" w:sz="4" w:space="0" w:color="auto"/>
+              <w:bottom w:val="single" w:sz="4" w:space="0" w:color="auto"/>
+              <w:right w:val="single" w:sz="4" w:space="0" w:color="auto"/>
             </w:tcBorders>
           </w:tcPr>
           <w:p>
@@ -17201,7 +17197,7 @@
               <w:tcPr>
                 <w:tcW w:w="149" w:type="pct"/>
                 <w:tcBorders>
-                  <w:right w:val="single" w:color="auto" w:sz="4" w:space="0"/>
+                  <w:right w:val="single" w:sz="4" w:space="0" w:color="auto"/>
                 </w:tcBorders>
               </w:tcPr>
               <w:p>
@@ -17214,7 +17210,7 @@
                 </w:pPr>
                 <w:r>
                   <w:rPr>
-                    <w:rFonts w:ascii="Segoe UI Symbol" w:hAnsi="Segoe UI Symbol" w:eastAsia="MS Gothic" w:cs="Segoe UI Symbol"/>
+                    <w:rFonts w:ascii="Segoe UI Symbol" w:eastAsia="MS Gothic" w:hAnsi="Segoe UI Symbol" w:cs="Segoe UI Symbol"/>
                     <w:szCs w:val="20"/>
                   </w:rPr>
                   <w:t>☐</w:t>
@@ -17227,24 +17223,24 @@
           <w:tcPr>
             <w:tcW w:w="971" w:type="pct"/>
             <w:tcBorders>
-              <w:top w:val="single" w:color="auto" w:sz="4" w:space="0"/>
-              <w:left w:val="single" w:color="auto" w:sz="4" w:space="0"/>
-              <w:bottom w:val="single" w:color="auto" w:sz="4" w:space="0"/>
-              <w:right w:val="single" w:color="auto" w:sz="4" w:space="0"/>
+              <w:top w:val="single" w:sz="4" w:space="0" w:color="auto"/>
+              <w:left w:val="single" w:sz="4" w:space="0" w:color="auto"/>
+              <w:bottom w:val="single" w:sz="4" w:space="0" w:color="auto"/>
+              <w:right w:val="single" w:sz="4" w:space="0" w:color="auto"/>
             </w:tcBorders>
             <w:vAlign w:val="center"/>
           </w:tcPr>
           <w:p>
             <w:pPr>
               <w:rPr>
-                <w:rFonts w:ascii="Arial" w:hAnsi="Arial" w:eastAsia="Yu Gothic Light" w:cs="Arial"/>
+                <w:rFonts w:ascii="Arial" w:eastAsia="Yu Gothic Light" w:hAnsi="Arial" w:cs="Arial"/>
                 <w:szCs w:val="20"/>
                 <w:lang w:eastAsia="en-US"/>
               </w:rPr>
             </w:pPr>
             <w:r>
               <w:rPr>
-                <w:rFonts w:ascii="Arial" w:hAnsi="Arial" w:eastAsia="Yu Gothic Light" w:cs="Arial"/>
+                <w:rFonts w:ascii="Arial" w:eastAsia="Yu Gothic Light" w:hAnsi="Arial" w:cs="Arial"/>
                 <w:szCs w:val="20"/>
                 <w:lang w:eastAsia="en-US"/>
               </w:rPr>
@@ -17252,18 +17248,11 @@
             </w:r>
             <w:r>
               <w:rPr>
-                <w:rFonts w:ascii="Arial" w:hAnsi="Arial" w:eastAsia="Yu Gothic Light" w:cs="Arial"/>
+                <w:rFonts w:ascii="Arial" w:eastAsia="Yu Gothic Light" w:hAnsi="Arial" w:cs="Arial"/>
                 <w:szCs w:val="20"/>
                 <w:lang w:eastAsia="en-US"/>
               </w:rPr>
               <w:br/>
-            </w:r>
-            <w:r>
-              <w:rPr>
-                <w:rFonts w:ascii="Arial" w:hAnsi="Arial" w:eastAsia="Yu Gothic Light" w:cs="Arial"/>
-                <w:szCs w:val="20"/>
-                <w:lang w:eastAsia="en-US"/>
-              </w:rPr>
               <w:t>Compliant</w:t>
             </w:r>
           </w:p>
@@ -17272,23 +17261,23 @@
           <w:tcPr>
             <w:tcW w:w="1940" w:type="pct"/>
             <w:tcBorders>
-              <w:top w:val="single" w:color="auto" w:sz="4" w:space="0"/>
-              <w:left w:val="single" w:color="auto" w:sz="4" w:space="0"/>
-              <w:bottom w:val="single" w:color="auto" w:sz="4" w:space="0"/>
-              <w:right w:val="single" w:color="auto" w:sz="4" w:space="0"/>
+              <w:top w:val="single" w:sz="4" w:space="0" w:color="auto"/>
+              <w:left w:val="single" w:sz="4" w:space="0" w:color="auto"/>
+              <w:bottom w:val="single" w:sz="4" w:space="0" w:color="auto"/>
+              <w:right w:val="single" w:sz="4" w:space="0" w:color="auto"/>
             </w:tcBorders>
           </w:tcPr>
           <w:p>
             <w:pPr>
               <w:rPr>
-                <w:rFonts w:ascii="Arial" w:hAnsi="Arial" w:eastAsia="Yu Gothic Light" w:cs="Arial"/>
+                <w:rFonts w:ascii="Arial" w:eastAsia="Yu Gothic Light" w:hAnsi="Arial" w:cs="Arial"/>
                 <w:szCs w:val="20"/>
                 <w:lang w:eastAsia="en-US"/>
               </w:rPr>
             </w:pPr>
             <w:r>
               <w:rPr>
-                <w:rFonts w:ascii="Arial" w:hAnsi="Arial" w:eastAsia="Yu Gothic Light" w:cs="Arial"/>
+                <w:rFonts w:ascii="Arial" w:eastAsia="Yu Gothic Light" w:hAnsi="Arial" w:cs="Arial"/>
                 <w:szCs w:val="20"/>
                 <w:lang w:eastAsia="en-US"/>
               </w:rPr>
@@ -17300,10 +17289,10 @@
           <w:tcPr>
             <w:tcW w:w="1940" w:type="pct"/>
             <w:tcBorders>
-              <w:top w:val="single" w:color="auto" w:sz="4" w:space="0"/>
-              <w:left w:val="single" w:color="auto" w:sz="4" w:space="0"/>
-              <w:bottom w:val="single" w:color="auto" w:sz="4" w:space="0"/>
-              <w:right w:val="single" w:color="auto" w:sz="4" w:space="0"/>
+              <w:top w:val="single" w:sz="4" w:space="0" w:color="auto"/>
+              <w:left w:val="single" w:sz="4" w:space="0" w:color="auto"/>
+              <w:bottom w:val="single" w:sz="4" w:space="0" w:color="auto"/>
+              <w:right w:val="single" w:sz="4" w:space="0" w:color="auto"/>
             </w:tcBorders>
           </w:tcPr>
           <w:p>
@@ -17336,7 +17325,7 @@
               <w:tcPr>
                 <w:tcW w:w="149" w:type="pct"/>
                 <w:tcBorders>
-                  <w:right w:val="single" w:color="auto" w:sz="4" w:space="0"/>
+                  <w:right w:val="single" w:sz="4" w:space="0" w:color="auto"/>
                 </w:tcBorders>
               </w:tcPr>
               <w:p>
@@ -17349,7 +17338,7 @@
                 </w:pPr>
                 <w:r>
                   <w:rPr>
-                    <w:rFonts w:ascii="Segoe UI Symbol" w:hAnsi="Segoe UI Symbol" w:eastAsia="MS Gothic" w:cs="Segoe UI Symbol"/>
+                    <w:rFonts w:ascii="Segoe UI Symbol" w:eastAsia="MS Gothic" w:hAnsi="Segoe UI Symbol" w:cs="Segoe UI Symbol"/>
                     <w:szCs w:val="20"/>
                   </w:rPr>
                   <w:t>☐</w:t>
@@ -17362,24 +17351,24 @@
           <w:tcPr>
             <w:tcW w:w="971" w:type="pct"/>
             <w:tcBorders>
-              <w:top w:val="single" w:color="auto" w:sz="4" w:space="0"/>
-              <w:left w:val="single" w:color="auto" w:sz="4" w:space="0"/>
-              <w:bottom w:val="single" w:color="auto" w:sz="4" w:space="0"/>
-              <w:right w:val="single" w:color="auto" w:sz="4" w:space="0"/>
+              <w:top w:val="single" w:sz="4" w:space="0" w:color="auto"/>
+              <w:left w:val="single" w:sz="4" w:space="0" w:color="auto"/>
+              <w:bottom w:val="single" w:sz="4" w:space="0" w:color="auto"/>
+              <w:right w:val="single" w:sz="4" w:space="0" w:color="auto"/>
             </w:tcBorders>
             <w:vAlign w:val="center"/>
           </w:tcPr>
           <w:p>
             <w:pPr>
               <w:rPr>
-                <w:rFonts w:ascii="Arial" w:hAnsi="Arial" w:eastAsia="Yu Gothic Light" w:cs="Arial"/>
+                <w:rFonts w:ascii="Arial" w:eastAsia="Yu Gothic Light" w:hAnsi="Arial" w:cs="Arial"/>
                 <w:szCs w:val="20"/>
                 <w:lang w:eastAsia="en-US"/>
               </w:rPr>
             </w:pPr>
             <w:r>
               <w:rPr>
-                <w:rFonts w:ascii="Arial" w:hAnsi="Arial" w:eastAsia="Yu Gothic Light" w:cs="Arial"/>
+                <w:rFonts w:ascii="Arial" w:eastAsia="Yu Gothic Light" w:hAnsi="Arial" w:cs="Arial"/>
                 <w:szCs w:val="20"/>
                 <w:lang w:eastAsia="en-US"/>
               </w:rPr>
@@ -17391,23 +17380,23 @@
           <w:tcPr>
             <w:tcW w:w="1940" w:type="pct"/>
             <w:tcBorders>
-              <w:top w:val="single" w:color="auto" w:sz="4" w:space="0"/>
-              <w:left w:val="single" w:color="auto" w:sz="4" w:space="0"/>
-              <w:bottom w:val="single" w:color="auto" w:sz="4" w:space="0"/>
-              <w:right w:val="single" w:color="auto" w:sz="4" w:space="0"/>
+              <w:top w:val="single" w:sz="4" w:space="0" w:color="auto"/>
+              <w:left w:val="single" w:sz="4" w:space="0" w:color="auto"/>
+              <w:bottom w:val="single" w:sz="4" w:space="0" w:color="auto"/>
+              <w:right w:val="single" w:sz="4" w:space="0" w:color="auto"/>
             </w:tcBorders>
           </w:tcPr>
           <w:p>
             <w:pPr>
               <w:rPr>
-                <w:rFonts w:ascii="Arial" w:hAnsi="Arial" w:eastAsia="Yu Gothic Light" w:cs="Arial"/>
+                <w:rFonts w:ascii="Arial" w:eastAsia="Yu Gothic Light" w:hAnsi="Arial" w:cs="Arial"/>
                 <w:szCs w:val="20"/>
                 <w:lang w:eastAsia="en-US"/>
               </w:rPr>
             </w:pPr>
             <w:r>
               <w:rPr>
-                <w:rFonts w:ascii="Arial" w:hAnsi="Arial" w:eastAsia="Yu Gothic Light" w:cs="Arial"/>
+                <w:rFonts w:ascii="Arial" w:eastAsia="Yu Gothic Light" w:hAnsi="Arial" w:cs="Arial"/>
                 <w:szCs w:val="20"/>
                 <w:lang w:eastAsia="en-US"/>
               </w:rPr>
@@ -17419,10 +17408,10 @@
           <w:tcPr>
             <w:tcW w:w="1940" w:type="pct"/>
             <w:tcBorders>
-              <w:top w:val="single" w:color="auto" w:sz="4" w:space="0"/>
-              <w:left w:val="single" w:color="auto" w:sz="4" w:space="0"/>
-              <w:bottom w:val="single" w:color="auto" w:sz="4" w:space="0"/>
-              <w:right w:val="single" w:color="auto" w:sz="4" w:space="0"/>
+              <w:top w:val="single" w:sz="4" w:space="0" w:color="auto"/>
+              <w:left w:val="single" w:sz="4" w:space="0" w:color="auto"/>
+              <w:bottom w:val="single" w:sz="4" w:space="0" w:color="auto"/>
+              <w:right w:val="single" w:sz="4" w:space="0" w:color="auto"/>
             </w:tcBorders>
           </w:tcPr>
           <w:p>
@@ -17455,7 +17444,7 @@
               <w:tcPr>
                 <w:tcW w:w="149" w:type="pct"/>
                 <w:tcBorders>
-                  <w:right w:val="single" w:color="auto" w:sz="4" w:space="0"/>
+                  <w:right w:val="single" w:sz="4" w:space="0" w:color="auto"/>
                 </w:tcBorders>
               </w:tcPr>
               <w:p>
@@ -17468,7 +17457,7 @@
                 </w:pPr>
                 <w:r>
                   <w:rPr>
-                    <w:rFonts w:ascii="Segoe UI Symbol" w:hAnsi="Segoe UI Symbol" w:eastAsia="MS Gothic" w:cs="Segoe UI Symbol"/>
+                    <w:rFonts w:ascii="Segoe UI Symbol" w:eastAsia="MS Gothic" w:hAnsi="Segoe UI Symbol" w:cs="Segoe UI Symbol"/>
                     <w:szCs w:val="20"/>
                   </w:rPr>
                   <w:t>☐</w:t>
@@ -17481,24 +17470,24 @@
           <w:tcPr>
             <w:tcW w:w="971" w:type="pct"/>
             <w:tcBorders>
-              <w:top w:val="single" w:color="auto" w:sz="4" w:space="0"/>
-              <w:left w:val="single" w:color="auto" w:sz="4" w:space="0"/>
-              <w:bottom w:val="single" w:color="auto" w:sz="4" w:space="0"/>
-              <w:right w:val="single" w:color="auto" w:sz="4" w:space="0"/>
+              <w:top w:val="single" w:sz="4" w:space="0" w:color="auto"/>
+              <w:left w:val="single" w:sz="4" w:space="0" w:color="auto"/>
+              <w:bottom w:val="single" w:sz="4" w:space="0" w:color="auto"/>
+              <w:right w:val="single" w:sz="4" w:space="0" w:color="auto"/>
             </w:tcBorders>
             <w:vAlign w:val="center"/>
           </w:tcPr>
           <w:p>
             <w:pPr>
               <w:rPr>
-                <w:rFonts w:ascii="Arial" w:hAnsi="Arial" w:eastAsia="Yu Gothic Light" w:cs="Arial"/>
+                <w:rFonts w:ascii="Arial" w:eastAsia="Yu Gothic Light" w:hAnsi="Arial" w:cs="Arial"/>
                 <w:szCs w:val="20"/>
                 <w:lang w:eastAsia="en-US"/>
               </w:rPr>
             </w:pPr>
             <w:r>
               <w:rPr>
-                <w:rFonts w:ascii="Arial" w:hAnsi="Arial" w:eastAsia="Yu Gothic Light" w:cs="Arial"/>
+                <w:rFonts w:ascii="Arial" w:eastAsia="Yu Gothic Light" w:hAnsi="Arial" w:cs="Arial"/>
                 <w:szCs w:val="20"/>
                 <w:lang w:eastAsia="en-US"/>
               </w:rPr>
@@ -17510,23 +17499,23 @@
           <w:tcPr>
             <w:tcW w:w="1940" w:type="pct"/>
             <w:tcBorders>
-              <w:top w:val="single" w:color="auto" w:sz="4" w:space="0"/>
-              <w:left w:val="single" w:color="auto" w:sz="4" w:space="0"/>
-              <w:bottom w:val="single" w:color="auto" w:sz="4" w:space="0"/>
-              <w:right w:val="single" w:color="auto" w:sz="4" w:space="0"/>
+              <w:top w:val="single" w:sz="4" w:space="0" w:color="auto"/>
+              <w:left w:val="single" w:sz="4" w:space="0" w:color="auto"/>
+              <w:bottom w:val="single" w:sz="4" w:space="0" w:color="auto"/>
+              <w:right w:val="single" w:sz="4" w:space="0" w:color="auto"/>
             </w:tcBorders>
           </w:tcPr>
           <w:p>
             <w:pPr>
               <w:rPr>
-                <w:rFonts w:ascii="Arial" w:hAnsi="Arial" w:eastAsia="Yu Gothic Light" w:cs="Arial"/>
+                <w:rFonts w:ascii="Arial" w:eastAsia="Yu Gothic Light" w:hAnsi="Arial" w:cs="Arial"/>
                 <w:szCs w:val="20"/>
                 <w:lang w:eastAsia="en-US"/>
               </w:rPr>
             </w:pPr>
             <w:r>
               <w:rPr>
-                <w:rFonts w:ascii="Arial" w:hAnsi="Arial" w:eastAsia="Yu Gothic Light" w:cs="Arial"/>
+                <w:rFonts w:ascii="Arial" w:eastAsia="Yu Gothic Light" w:hAnsi="Arial" w:cs="Arial"/>
                 <w:szCs w:val="20"/>
                 <w:lang w:eastAsia="en-US"/>
               </w:rPr>
@@ -17538,10 +17527,10 @@
           <w:tcPr>
             <w:tcW w:w="1940" w:type="pct"/>
             <w:tcBorders>
-              <w:top w:val="single" w:color="auto" w:sz="4" w:space="0"/>
-              <w:left w:val="single" w:color="auto" w:sz="4" w:space="0"/>
-              <w:bottom w:val="single" w:color="auto" w:sz="4" w:space="0"/>
-              <w:right w:val="single" w:color="auto" w:sz="4" w:space="0"/>
+              <w:top w:val="single" w:sz="4" w:space="0" w:color="auto"/>
+              <w:left w:val="single" w:sz="4" w:space="0" w:color="auto"/>
+              <w:bottom w:val="single" w:sz="4" w:space="0" w:color="auto"/>
+              <w:right w:val="single" w:sz="4" w:space="0" w:color="auto"/>
             </w:tcBorders>
           </w:tcPr>
           <w:p>
@@ -17575,20 +17564,20 @@
               <w:tcPr>
                 <w:tcW w:w="149" w:type="pct"/>
                 <w:tcBorders>
-                  <w:right w:val="single" w:color="auto" w:sz="4" w:space="0"/>
+                  <w:right w:val="single" w:sz="4" w:space="0" w:color="auto"/>
                 </w:tcBorders>
               </w:tcPr>
               <w:p>
                 <w:pPr>
                   <w:jc w:val="center"/>
                   <w:rPr>
-                    <w:rFonts w:ascii="Arial" w:hAnsi="Arial" w:eastAsia="Wingdings" w:cs="Arial"/>
+                    <w:rFonts w:ascii="Arial" w:eastAsia="Wingdings" w:hAnsi="Arial" w:cs="Arial"/>
                     <w:szCs w:val="20"/>
                   </w:rPr>
                 </w:pPr>
                 <w:r>
                   <w:rPr>
-                    <w:rFonts w:ascii="Segoe UI Symbol" w:hAnsi="Segoe UI Symbol" w:eastAsia="MS Gothic" w:cs="Segoe UI Symbol"/>
+                    <w:rFonts w:ascii="Segoe UI Symbol" w:eastAsia="MS Gothic" w:hAnsi="Segoe UI Symbol" w:cs="Segoe UI Symbol"/>
                     <w:szCs w:val="20"/>
                   </w:rPr>
                   <w:t>☐</w:t>
@@ -17601,24 +17590,24 @@
           <w:tcPr>
             <w:tcW w:w="971" w:type="pct"/>
             <w:tcBorders>
-              <w:top w:val="single" w:color="auto" w:sz="4" w:space="0"/>
-              <w:left w:val="single" w:color="auto" w:sz="4" w:space="0"/>
-              <w:bottom w:val="single" w:color="auto" w:sz="4" w:space="0"/>
-              <w:right w:val="single" w:color="auto" w:sz="4" w:space="0"/>
+              <w:top w:val="single" w:sz="4" w:space="0" w:color="auto"/>
+              <w:left w:val="single" w:sz="4" w:space="0" w:color="auto"/>
+              <w:bottom w:val="single" w:sz="4" w:space="0" w:color="auto"/>
+              <w:right w:val="single" w:sz="4" w:space="0" w:color="auto"/>
             </w:tcBorders>
             <w:vAlign w:val="center"/>
           </w:tcPr>
           <w:p>
             <w:pPr>
               <w:rPr>
-                <w:rFonts w:ascii="Arial" w:hAnsi="Arial" w:eastAsia="Yu Gothic Light" w:cs="Arial"/>
+                <w:rFonts w:ascii="Arial" w:eastAsia="Yu Gothic Light" w:hAnsi="Arial" w:cs="Arial"/>
                 <w:szCs w:val="20"/>
                 <w:lang w:eastAsia="en-US"/>
               </w:rPr>
             </w:pPr>
             <w:r>
               <w:rPr>
-                <w:rFonts w:ascii="Arial" w:hAnsi="Arial" w:eastAsia="Yu Gothic Light" w:cs="Arial"/>
+                <w:rFonts w:ascii="Arial" w:eastAsia="Yu Gothic Light" w:hAnsi="Arial" w:cs="Arial"/>
                 <w:szCs w:val="20"/>
                 <w:lang w:eastAsia="en-US"/>
               </w:rPr>
@@ -17630,23 +17619,23 @@
           <w:tcPr>
             <w:tcW w:w="1940" w:type="pct"/>
             <w:tcBorders>
-              <w:top w:val="single" w:color="auto" w:sz="4" w:space="0"/>
-              <w:left w:val="single" w:color="auto" w:sz="4" w:space="0"/>
-              <w:bottom w:val="single" w:color="auto" w:sz="4" w:space="0"/>
-              <w:right w:val="single" w:color="auto" w:sz="4" w:space="0"/>
+              <w:top w:val="single" w:sz="4" w:space="0" w:color="auto"/>
+              <w:left w:val="single" w:sz="4" w:space="0" w:color="auto"/>
+              <w:bottom w:val="single" w:sz="4" w:space="0" w:color="auto"/>
+              <w:right w:val="single" w:sz="4" w:space="0" w:color="auto"/>
             </w:tcBorders>
           </w:tcPr>
           <w:p>
             <w:pPr>
               <w:rPr>
-                <w:rFonts w:ascii="Arial" w:hAnsi="Arial" w:eastAsia="Yu Gothic Light" w:cs="Arial"/>
+                <w:rFonts w:ascii="Arial" w:eastAsia="Yu Gothic Light" w:hAnsi="Arial" w:cs="Arial"/>
                 <w:szCs w:val="20"/>
                 <w:lang w:eastAsia="en-US"/>
               </w:rPr>
             </w:pPr>
             <w:r>
               <w:rPr>
-                <w:rFonts w:ascii="Arial" w:hAnsi="Arial" w:eastAsia="Yu Gothic Light" w:cs="Arial"/>
+                <w:rFonts w:ascii="Arial" w:eastAsia="Yu Gothic Light" w:hAnsi="Arial" w:cs="Arial"/>
                 <w:szCs w:val="20"/>
                 <w:lang w:eastAsia="en-US"/>
               </w:rPr>
@@ -17658,10 +17647,10 @@
           <w:tcPr>
             <w:tcW w:w="1940" w:type="pct"/>
             <w:tcBorders>
-              <w:top w:val="single" w:color="auto" w:sz="4" w:space="0"/>
-              <w:left w:val="single" w:color="auto" w:sz="4" w:space="0"/>
-              <w:bottom w:val="single" w:color="auto" w:sz="4" w:space="0"/>
-              <w:right w:val="single" w:color="auto" w:sz="4" w:space="0"/>
+              <w:top w:val="single" w:sz="4" w:space="0" w:color="auto"/>
+              <w:left w:val="single" w:sz="4" w:space="0" w:color="auto"/>
+              <w:bottom w:val="single" w:sz="4" w:space="0" w:color="auto"/>
+              <w:right w:val="single" w:sz="4" w:space="0" w:color="auto"/>
             </w:tcBorders>
           </w:tcPr>
           <w:p>
@@ -17695,20 +17684,20 @@
               <w:tcPr>
                 <w:tcW w:w="149" w:type="pct"/>
                 <w:tcBorders>
-                  <w:right w:val="single" w:color="auto" w:sz="4" w:space="0"/>
+                  <w:right w:val="single" w:sz="4" w:space="0" w:color="auto"/>
                 </w:tcBorders>
               </w:tcPr>
               <w:p>
                 <w:pPr>
                   <w:jc w:val="center"/>
                   <w:rPr>
-                    <w:rFonts w:ascii="Arial" w:hAnsi="Arial" w:eastAsia="Wingdings" w:cs="Arial"/>
+                    <w:rFonts w:ascii="Arial" w:eastAsia="Wingdings" w:hAnsi="Arial" w:cs="Arial"/>
                     <w:szCs w:val="20"/>
                   </w:rPr>
                 </w:pPr>
                 <w:r>
                   <w:rPr>
-                    <w:rFonts w:ascii="Segoe UI Symbol" w:hAnsi="Segoe UI Symbol" w:eastAsia="MS Gothic" w:cs="Segoe UI Symbol"/>
+                    <w:rFonts w:ascii="Segoe UI Symbol" w:eastAsia="MS Gothic" w:hAnsi="Segoe UI Symbol" w:cs="Segoe UI Symbol"/>
                     <w:szCs w:val="20"/>
                   </w:rPr>
                   <w:t>☐</w:t>
@@ -17721,24 +17710,24 @@
           <w:tcPr>
             <w:tcW w:w="971" w:type="pct"/>
             <w:tcBorders>
-              <w:top w:val="single" w:color="auto" w:sz="4" w:space="0"/>
-              <w:left w:val="single" w:color="auto" w:sz="4" w:space="0"/>
-              <w:bottom w:val="single" w:color="auto" w:sz="4" w:space="0"/>
-              <w:right w:val="single" w:color="auto" w:sz="4" w:space="0"/>
+              <w:top w:val="single" w:sz="4" w:space="0" w:color="auto"/>
+              <w:left w:val="single" w:sz="4" w:space="0" w:color="auto"/>
+              <w:bottom w:val="single" w:sz="4" w:space="0" w:color="auto"/>
+              <w:right w:val="single" w:sz="4" w:space="0" w:color="auto"/>
             </w:tcBorders>
             <w:vAlign w:val="center"/>
           </w:tcPr>
           <w:p>
             <w:pPr>
               <w:rPr>
-                <w:rFonts w:ascii="Arial" w:hAnsi="Arial" w:eastAsia="Yu Gothic Light" w:cs="Arial"/>
+                <w:rFonts w:ascii="Arial" w:eastAsia="Yu Gothic Light" w:hAnsi="Arial" w:cs="Arial"/>
                 <w:szCs w:val="20"/>
                 <w:lang w:eastAsia="en-US"/>
               </w:rPr>
             </w:pPr>
             <w:r>
               <w:rPr>
-                <w:rFonts w:ascii="Arial" w:hAnsi="Arial" w:eastAsia="Yu Gothic Light" w:cs="Arial"/>
+                <w:rFonts w:ascii="Arial" w:eastAsia="Yu Gothic Light" w:hAnsi="Arial" w:cs="Arial"/>
                 <w:szCs w:val="20"/>
                 <w:lang w:eastAsia="en-US"/>
               </w:rPr>
@@ -17750,23 +17739,23 @@
           <w:tcPr>
             <w:tcW w:w="1940" w:type="pct"/>
             <w:tcBorders>
-              <w:top w:val="single" w:color="auto" w:sz="4" w:space="0"/>
-              <w:left w:val="single" w:color="auto" w:sz="4" w:space="0"/>
-              <w:bottom w:val="single" w:color="auto" w:sz="4" w:space="0"/>
-              <w:right w:val="single" w:color="auto" w:sz="4" w:space="0"/>
+              <w:top w:val="single" w:sz="4" w:space="0" w:color="auto"/>
+              <w:left w:val="single" w:sz="4" w:space="0" w:color="auto"/>
+              <w:bottom w:val="single" w:sz="4" w:space="0" w:color="auto"/>
+              <w:right w:val="single" w:sz="4" w:space="0" w:color="auto"/>
             </w:tcBorders>
           </w:tcPr>
           <w:p>
             <w:pPr>
               <w:rPr>
-                <w:rFonts w:ascii="Arial" w:hAnsi="Arial" w:eastAsia="Yu Gothic Light" w:cs="Arial"/>
+                <w:rFonts w:ascii="Arial" w:eastAsia="Yu Gothic Light" w:hAnsi="Arial" w:cs="Arial"/>
                 <w:szCs w:val="20"/>
                 <w:lang w:eastAsia="en-US"/>
               </w:rPr>
             </w:pPr>
             <w:r>
               <w:rPr>
-                <w:rFonts w:ascii="Arial" w:hAnsi="Arial" w:eastAsia="Yu Gothic Light" w:cs="Arial"/>
+                <w:rFonts w:ascii="Arial" w:eastAsia="Yu Gothic Light" w:hAnsi="Arial" w:cs="Arial"/>
                 <w:szCs w:val="20"/>
                 <w:lang w:eastAsia="en-US"/>
               </w:rPr>
@@ -17778,10 +17767,10 @@
           <w:tcPr>
             <w:tcW w:w="1940" w:type="pct"/>
             <w:tcBorders>
-              <w:top w:val="single" w:color="auto" w:sz="4" w:space="0"/>
-              <w:left w:val="single" w:color="auto" w:sz="4" w:space="0"/>
-              <w:bottom w:val="single" w:color="auto" w:sz="4" w:space="0"/>
-              <w:right w:val="single" w:color="auto" w:sz="4" w:space="0"/>
+              <w:top w:val="single" w:sz="4" w:space="0" w:color="auto"/>
+              <w:left w:val="single" w:sz="4" w:space="0" w:color="auto"/>
+              <w:bottom w:val="single" w:sz="4" w:space="0" w:color="auto"/>
+              <w:right w:val="single" w:sz="4" w:space="0" w:color="auto"/>
             </w:tcBorders>
           </w:tcPr>
           <w:p>
@@ -17815,20 +17804,20 @@
               <w:tcPr>
                 <w:tcW w:w="149" w:type="pct"/>
                 <w:tcBorders>
-                  <w:right w:val="single" w:color="auto" w:sz="4" w:space="0"/>
+                  <w:right w:val="single" w:sz="4" w:space="0" w:color="auto"/>
                 </w:tcBorders>
               </w:tcPr>
               <w:p>
                 <w:pPr>
                   <w:jc w:val="center"/>
                   <w:rPr>
-                    <w:rFonts w:ascii="Arial" w:hAnsi="Arial" w:eastAsia="Wingdings" w:cs="Arial"/>
+                    <w:rFonts w:ascii="Arial" w:eastAsia="Wingdings" w:hAnsi="Arial" w:cs="Arial"/>
                     <w:szCs w:val="20"/>
                   </w:rPr>
                 </w:pPr>
                 <w:r>
                   <w:rPr>
-                    <w:rFonts w:ascii="Segoe UI Symbol" w:hAnsi="Segoe UI Symbol" w:eastAsia="MS Gothic" w:cs="Segoe UI Symbol"/>
+                    <w:rFonts w:ascii="Segoe UI Symbol" w:eastAsia="MS Gothic" w:hAnsi="Segoe UI Symbol" w:cs="Segoe UI Symbol"/>
                     <w:szCs w:val="20"/>
                   </w:rPr>
                   <w:t>☐</w:t>
@@ -17841,24 +17830,24 @@
           <w:tcPr>
             <w:tcW w:w="971" w:type="pct"/>
             <w:tcBorders>
-              <w:top w:val="single" w:color="auto" w:sz="4" w:space="0"/>
-              <w:left w:val="single" w:color="auto" w:sz="4" w:space="0"/>
-              <w:bottom w:val="single" w:color="auto" w:sz="4" w:space="0"/>
-              <w:right w:val="single" w:color="auto" w:sz="4" w:space="0"/>
+              <w:top w:val="single" w:sz="4" w:space="0" w:color="auto"/>
+              <w:left w:val="single" w:sz="4" w:space="0" w:color="auto"/>
+              <w:bottom w:val="single" w:sz="4" w:space="0" w:color="auto"/>
+              <w:right w:val="single" w:sz="4" w:space="0" w:color="auto"/>
             </w:tcBorders>
             <w:vAlign w:val="center"/>
           </w:tcPr>
           <w:p>
             <w:pPr>
               <w:rPr>
-                <w:rFonts w:ascii="Arial" w:hAnsi="Arial" w:eastAsia="Yu Gothic Light" w:cs="Arial"/>
+                <w:rFonts w:ascii="Arial" w:eastAsia="Yu Gothic Light" w:hAnsi="Arial" w:cs="Arial"/>
                 <w:szCs w:val="20"/>
                 <w:lang w:eastAsia="en-US"/>
               </w:rPr>
             </w:pPr>
             <w:r>
               <w:rPr>
-                <w:rFonts w:ascii="Arial" w:hAnsi="Arial" w:eastAsia="Yu Gothic Light" w:cs="Arial"/>
+                <w:rFonts w:ascii="Arial" w:eastAsia="Yu Gothic Light" w:hAnsi="Arial" w:cs="Arial"/>
                 <w:szCs w:val="20"/>
                 <w:lang w:eastAsia="en-US"/>
               </w:rPr>
@@ -17870,23 +17859,23 @@
           <w:tcPr>
             <w:tcW w:w="1940" w:type="pct"/>
             <w:tcBorders>
-              <w:top w:val="single" w:color="auto" w:sz="4" w:space="0"/>
-              <w:left w:val="single" w:color="auto" w:sz="4" w:space="0"/>
-              <w:bottom w:val="single" w:color="auto" w:sz="4" w:space="0"/>
-              <w:right w:val="single" w:color="auto" w:sz="4" w:space="0"/>
+              <w:top w:val="single" w:sz="4" w:space="0" w:color="auto"/>
+              <w:left w:val="single" w:sz="4" w:space="0" w:color="auto"/>
+              <w:bottom w:val="single" w:sz="4" w:space="0" w:color="auto"/>
+              <w:right w:val="single" w:sz="4" w:space="0" w:color="auto"/>
             </w:tcBorders>
           </w:tcPr>
           <w:p>
             <w:pPr>
               <w:rPr>
-                <w:rFonts w:ascii="Arial" w:hAnsi="Arial" w:eastAsia="Yu Gothic Light" w:cs="Arial"/>
+                <w:rFonts w:ascii="Arial" w:eastAsia="Yu Gothic Light" w:hAnsi="Arial" w:cs="Arial"/>
                 <w:szCs w:val="20"/>
                 <w:lang w:eastAsia="en-US"/>
               </w:rPr>
             </w:pPr>
             <w:r>
               <w:rPr>
-                <w:rFonts w:ascii="Arial" w:hAnsi="Arial" w:eastAsia="Yu Gothic Light" w:cs="Arial"/>
+                <w:rFonts w:ascii="Arial" w:eastAsia="Yu Gothic Light" w:hAnsi="Arial" w:cs="Arial"/>
                 <w:szCs w:val="20"/>
                 <w:lang w:eastAsia="en-US"/>
               </w:rPr>
@@ -17898,10 +17887,10 @@
           <w:tcPr>
             <w:tcW w:w="1940" w:type="pct"/>
             <w:tcBorders>
-              <w:top w:val="single" w:color="auto" w:sz="4" w:space="0"/>
-              <w:left w:val="single" w:color="auto" w:sz="4" w:space="0"/>
-              <w:bottom w:val="single" w:color="auto" w:sz="4" w:space="0"/>
-              <w:right w:val="single" w:color="auto" w:sz="4" w:space="0"/>
+              <w:top w:val="single" w:sz="4" w:space="0" w:color="auto"/>
+              <w:left w:val="single" w:sz="4" w:space="0" w:color="auto"/>
+              <w:bottom w:val="single" w:sz="4" w:space="0" w:color="auto"/>
+              <w:right w:val="single" w:sz="4" w:space="0" w:color="auto"/>
             </w:tcBorders>
           </w:tcPr>
           <w:p>
@@ -17935,20 +17924,20 @@
               <w:tcPr>
                 <w:tcW w:w="149" w:type="pct"/>
                 <w:tcBorders>
-                  <w:right w:val="single" w:color="auto" w:sz="4" w:space="0"/>
+                  <w:right w:val="single" w:sz="4" w:space="0" w:color="auto"/>
                 </w:tcBorders>
               </w:tcPr>
               <w:p>
                 <w:pPr>
                   <w:jc w:val="center"/>
                   <w:rPr>
-                    <w:rFonts w:ascii="Arial" w:hAnsi="Arial" w:eastAsia="Wingdings" w:cs="Arial"/>
+                    <w:rFonts w:ascii="Arial" w:eastAsia="Wingdings" w:hAnsi="Arial" w:cs="Arial"/>
                     <w:szCs w:val="20"/>
                   </w:rPr>
                 </w:pPr>
                 <w:r>
                   <w:rPr>
-                    <w:rFonts w:ascii="Segoe UI Symbol" w:hAnsi="Segoe UI Symbol" w:eastAsia="MS Gothic" w:cs="Segoe UI Symbol"/>
+                    <w:rFonts w:ascii="Segoe UI Symbol" w:eastAsia="MS Gothic" w:hAnsi="Segoe UI Symbol" w:cs="Segoe UI Symbol"/>
                     <w:szCs w:val="20"/>
                   </w:rPr>
                   <w:t>☐</w:t>
@@ -17961,24 +17950,24 @@
           <w:tcPr>
             <w:tcW w:w="971" w:type="pct"/>
             <w:tcBorders>
-              <w:top w:val="single" w:color="auto" w:sz="4" w:space="0"/>
-              <w:left w:val="single" w:color="auto" w:sz="4" w:space="0"/>
-              <w:bottom w:val="single" w:color="auto" w:sz="4" w:space="0"/>
-              <w:right w:val="single" w:color="auto" w:sz="4" w:space="0"/>
+              <w:top w:val="single" w:sz="4" w:space="0" w:color="auto"/>
+              <w:left w:val="single" w:sz="4" w:space="0" w:color="auto"/>
+              <w:bottom w:val="single" w:sz="4" w:space="0" w:color="auto"/>
+              <w:right w:val="single" w:sz="4" w:space="0" w:color="auto"/>
             </w:tcBorders>
             <w:vAlign w:val="center"/>
           </w:tcPr>
           <w:p>
             <w:pPr>
               <w:rPr>
-                <w:rFonts w:ascii="Arial" w:hAnsi="Arial" w:eastAsia="Yu Gothic Light" w:cs="Arial"/>
+                <w:rFonts w:ascii="Arial" w:eastAsia="Yu Gothic Light" w:hAnsi="Arial" w:cs="Arial"/>
                 <w:szCs w:val="20"/>
                 <w:lang w:eastAsia="en-US"/>
               </w:rPr>
             </w:pPr>
             <w:r>
               <w:rPr>
-                <w:rFonts w:ascii="Arial" w:hAnsi="Arial" w:eastAsia="Yu Gothic Light" w:cs="Arial"/>
+                <w:rFonts w:ascii="Arial" w:eastAsia="Yu Gothic Light" w:hAnsi="Arial" w:cs="Arial"/>
                 <w:szCs w:val="20"/>
                 <w:lang w:eastAsia="en-US"/>
               </w:rPr>
@@ -17990,27 +17979,36 @@
           <w:tcPr>
             <w:tcW w:w="1940" w:type="pct"/>
             <w:tcBorders>
-              <w:top w:val="single" w:color="auto" w:sz="4" w:space="0"/>
-              <w:left w:val="single" w:color="auto" w:sz="4" w:space="0"/>
-              <w:bottom w:val="single" w:color="auto" w:sz="4" w:space="0"/>
-              <w:right w:val="single" w:color="auto" w:sz="4" w:space="0"/>
+              <w:top w:val="single" w:sz="4" w:space="0" w:color="auto"/>
+              <w:left w:val="single" w:sz="4" w:space="0" w:color="auto"/>
+              <w:bottom w:val="single" w:sz="4" w:space="0" w:color="auto"/>
+              <w:right w:val="single" w:sz="4" w:space="0" w:color="auto"/>
             </w:tcBorders>
           </w:tcPr>
           <w:p>
             <w:pPr>
               <w:rPr>
-                <w:rFonts w:ascii="Arial" w:hAnsi="Arial" w:eastAsia="Yu Gothic Light" w:cs="Arial"/>
+                <w:rFonts w:ascii="Arial" w:eastAsia="Yu Gothic Light" w:hAnsi="Arial" w:cs="Arial"/>
                 <w:szCs w:val="20"/>
                 <w:lang w:eastAsia="en-US"/>
               </w:rPr>
             </w:pPr>
             <w:r>
               <w:rPr>
-                <w:rFonts w:ascii="Arial" w:hAnsi="Arial" w:eastAsia="Yu Gothic Light" w:cs="Arial"/>
+                <w:rFonts w:ascii="Arial" w:eastAsia="Yu Gothic Light" w:hAnsi="Arial" w:cs="Arial"/>
                 <w:szCs w:val="20"/>
                 <w:lang w:eastAsia="en-US"/>
               </w:rPr>
-              <w:t>Architectural strategy and designs must prioritize and deliver cost effective, tangible business results, ensuring that every technology initiative and decision directly contributes to our organizational goals and objectives.</w:t>
+              <w:t xml:space="preserve">Architectural strategy and designs must prioritize and deliver cost effective, tangible </w:t>
+            </w:r>
+            <w:r>
+              <w:rPr>
+                <w:rFonts w:ascii="Arial" w:eastAsia="Yu Gothic Light" w:hAnsi="Arial" w:cs="Arial"/>
+                <w:szCs w:val="20"/>
+                <w:lang w:eastAsia="en-US"/>
+              </w:rPr>
+              <w:lastRenderedPageBreak/>
+              <w:t>business results, ensuring that every technology initiative and decision directly contributes to our organizational goals and objectives.</w:t>
             </w:r>
           </w:p>
         </w:tc>
@@ -18018,10 +18016,10 @@
           <w:tcPr>
             <w:tcW w:w="1940" w:type="pct"/>
             <w:tcBorders>
-              <w:top w:val="single" w:color="auto" w:sz="4" w:space="0"/>
-              <w:left w:val="single" w:color="auto" w:sz="4" w:space="0"/>
-              <w:bottom w:val="single" w:color="auto" w:sz="4" w:space="0"/>
-              <w:right w:val="single" w:color="auto" w:sz="4" w:space="0"/>
+              <w:top w:val="single" w:sz="4" w:space="0" w:color="auto"/>
+              <w:left w:val="single" w:sz="4" w:space="0" w:color="auto"/>
+              <w:bottom w:val="single" w:sz="4" w:space="0" w:color="auto"/>
+              <w:right w:val="single" w:sz="4" w:space="0" w:color="auto"/>
             </w:tcBorders>
           </w:tcPr>
           <w:p>
@@ -18055,20 +18053,20 @@
               <w:tcPr>
                 <w:tcW w:w="149" w:type="pct"/>
                 <w:tcBorders>
-                  <w:right w:val="single" w:color="auto" w:sz="4" w:space="0"/>
+                  <w:right w:val="single" w:sz="4" w:space="0" w:color="auto"/>
                 </w:tcBorders>
               </w:tcPr>
               <w:p>
                 <w:pPr>
                   <w:jc w:val="center"/>
                   <w:rPr>
-                    <w:rFonts w:ascii="Arial" w:hAnsi="Arial" w:eastAsia="Wingdings" w:cs="Arial"/>
+                    <w:rFonts w:ascii="Arial" w:eastAsia="Wingdings" w:hAnsi="Arial" w:cs="Arial"/>
                     <w:szCs w:val="20"/>
                   </w:rPr>
                 </w:pPr>
                 <w:r>
                   <w:rPr>
-                    <w:rFonts w:ascii="Segoe UI Symbol" w:hAnsi="Segoe UI Symbol" w:eastAsia="MS Gothic" w:cs="Segoe UI Symbol"/>
+                    <w:rFonts w:ascii="Segoe UI Symbol" w:eastAsia="MS Gothic" w:hAnsi="Segoe UI Symbol" w:cs="Segoe UI Symbol"/>
                     <w:szCs w:val="20"/>
                   </w:rPr>
                   <w:t>☐</w:t>
@@ -18081,24 +18079,24 @@
           <w:tcPr>
             <w:tcW w:w="971" w:type="pct"/>
             <w:tcBorders>
-              <w:top w:val="single" w:color="auto" w:sz="4" w:space="0"/>
-              <w:left w:val="single" w:color="auto" w:sz="4" w:space="0"/>
-              <w:bottom w:val="single" w:color="auto" w:sz="4" w:space="0"/>
-              <w:right w:val="single" w:color="auto" w:sz="4" w:space="0"/>
+              <w:top w:val="single" w:sz="4" w:space="0" w:color="auto"/>
+              <w:left w:val="single" w:sz="4" w:space="0" w:color="auto"/>
+              <w:bottom w:val="single" w:sz="4" w:space="0" w:color="auto"/>
+              <w:right w:val="single" w:sz="4" w:space="0" w:color="auto"/>
             </w:tcBorders>
             <w:vAlign w:val="center"/>
           </w:tcPr>
           <w:p>
             <w:pPr>
               <w:rPr>
-                <w:rFonts w:ascii="Arial" w:hAnsi="Arial" w:eastAsia="Yu Gothic Light" w:cs="Arial"/>
+                <w:rFonts w:ascii="Arial" w:eastAsia="Yu Gothic Light" w:hAnsi="Arial" w:cs="Arial"/>
                 <w:szCs w:val="20"/>
                 <w:lang w:eastAsia="en-US"/>
               </w:rPr>
             </w:pPr>
             <w:r>
               <w:rPr>
-                <w:rFonts w:ascii="Arial" w:hAnsi="Arial" w:eastAsia="Yu Gothic Light" w:cs="Arial"/>
+                <w:rFonts w:ascii="Arial" w:eastAsia="Yu Gothic Light" w:hAnsi="Arial" w:cs="Arial"/>
                 <w:szCs w:val="20"/>
                 <w:lang w:eastAsia="en-US"/>
               </w:rPr>
@@ -18106,18 +18104,11 @@
             </w:r>
             <w:r>
               <w:rPr>
-                <w:rFonts w:ascii="Arial" w:hAnsi="Arial" w:eastAsia="Yu Gothic Light" w:cs="Arial"/>
+                <w:rFonts w:ascii="Arial" w:eastAsia="Yu Gothic Light" w:hAnsi="Arial" w:cs="Arial"/>
                 <w:szCs w:val="20"/>
                 <w:lang w:eastAsia="en-US"/>
               </w:rPr>
               <w:br/>
-            </w:r>
-            <w:r>
-              <w:rPr>
-                <w:rFonts w:ascii="Arial" w:hAnsi="Arial" w:eastAsia="Yu Gothic Light" w:cs="Arial"/>
-                <w:szCs w:val="20"/>
-                <w:lang w:eastAsia="en-US"/>
-              </w:rPr>
               <w:t>by Design</w:t>
             </w:r>
           </w:p>
@@ -18126,23 +18117,23 @@
           <w:tcPr>
             <w:tcW w:w="1940" w:type="pct"/>
             <w:tcBorders>
-              <w:top w:val="single" w:color="auto" w:sz="4" w:space="0"/>
-              <w:left w:val="single" w:color="auto" w:sz="4" w:space="0"/>
-              <w:bottom w:val="single" w:color="auto" w:sz="4" w:space="0"/>
-              <w:right w:val="single" w:color="auto" w:sz="4" w:space="0"/>
+              <w:top w:val="single" w:sz="4" w:space="0" w:color="auto"/>
+              <w:left w:val="single" w:sz="4" w:space="0" w:color="auto"/>
+              <w:bottom w:val="single" w:sz="4" w:space="0" w:color="auto"/>
+              <w:right w:val="single" w:sz="4" w:space="0" w:color="auto"/>
             </w:tcBorders>
           </w:tcPr>
           <w:p>
             <w:pPr>
               <w:rPr>
-                <w:rFonts w:ascii="Arial" w:hAnsi="Arial" w:eastAsia="Yu Gothic Light" w:cs="Arial"/>
+                <w:rFonts w:ascii="Arial" w:eastAsia="Yu Gothic Light" w:hAnsi="Arial" w:cs="Arial"/>
                 <w:szCs w:val="20"/>
                 <w:lang w:eastAsia="en-US"/>
               </w:rPr>
             </w:pPr>
             <w:r>
               <w:rPr>
-                <w:rFonts w:ascii="Arial" w:hAnsi="Arial" w:eastAsia="Yu Gothic Light" w:cs="Arial"/>
+                <w:rFonts w:ascii="Arial" w:eastAsia="Yu Gothic Light" w:hAnsi="Arial" w:cs="Arial"/>
                 <w:szCs w:val="20"/>
                 <w:lang w:eastAsia="en-US"/>
               </w:rPr>
@@ -18150,7 +18141,7 @@
             </w:r>
             <w:r>
               <w:rPr>
-                <w:rFonts w:ascii="Cambria Math" w:hAnsi="Cambria Math" w:eastAsia="Yu Gothic Light" w:cs="Cambria Math"/>
+                <w:rFonts w:ascii="Cambria Math" w:eastAsia="Yu Gothic Light" w:hAnsi="Cambria Math" w:cs="Cambria Math"/>
                 <w:szCs w:val="20"/>
                 <w:lang w:eastAsia="en-US"/>
               </w:rPr>
@@ -18158,7 +18149,7 @@
             </w:r>
             <w:r>
               <w:rPr>
-                <w:rFonts w:ascii="Arial" w:hAnsi="Arial" w:eastAsia="Yu Gothic Light" w:cs="Arial"/>
+                <w:rFonts w:ascii="Arial" w:eastAsia="Yu Gothic Light" w:hAnsi="Arial" w:cs="Arial"/>
                 <w:szCs w:val="20"/>
                 <w:lang w:eastAsia="en-US"/>
               </w:rPr>
@@ -18170,10 +18161,10 @@
           <w:tcPr>
             <w:tcW w:w="1940" w:type="pct"/>
             <w:tcBorders>
-              <w:top w:val="single" w:color="auto" w:sz="4" w:space="0"/>
-              <w:left w:val="single" w:color="auto" w:sz="4" w:space="0"/>
-              <w:bottom w:val="single" w:color="auto" w:sz="4" w:space="0"/>
-              <w:right w:val="single" w:color="auto" w:sz="4" w:space="0"/>
+              <w:top w:val="single" w:sz="4" w:space="0" w:color="auto"/>
+              <w:left w:val="single" w:sz="4" w:space="0" w:color="auto"/>
+              <w:bottom w:val="single" w:sz="4" w:space="0" w:color="auto"/>
+              <w:right w:val="single" w:sz="4" w:space="0" w:color="auto"/>
             </w:tcBorders>
           </w:tcPr>
           <w:p>
@@ -18212,8 +18203,9 @@
       <w:pPr>
         <w:pStyle w:val="Heading2"/>
       </w:pPr>
-      <w:bookmarkStart w:name="_Toc225753606" w:id="27"/>
-      <w:r>
+      <w:bookmarkStart w:id="27" w:name="_Toc225753606"/>
+      <w:r>
+        <w:lastRenderedPageBreak/>
         <w:t>Baseline Architecture</w:t>
       </w:r>
       <w:bookmarkEnd w:id="27"/>
@@ -18284,8 +18276,9 @@
       <w:pPr>
         <w:pStyle w:val="Heading2"/>
       </w:pPr>
-      <w:bookmarkStart w:name="_Toc225753607" w:id="28"/>
-      <w:r>
+      <w:bookmarkStart w:id="28" w:name="_Toc225753607"/>
+      <w:r>
+        <w:lastRenderedPageBreak/>
         <w:t>Target Architecture</w:t>
       </w:r>
       <w:bookmarkEnd w:id="28"/>
@@ -18418,7 +18411,7 @@
           <w:szCs w:val="20"/>
         </w:rPr>
       </w:pPr>
-      <w:bookmarkStart w:name="_Toc163544574" w:id="29"/>
+      <w:bookmarkStart w:id="29" w:name="_Toc163544574"/>
       <w:r>
         <w:rPr>
           <w:szCs w:val="20"/>
@@ -18439,6 +18432,7 @@
           <w:rFonts w:cs="Arial"/>
           <w:szCs w:val="20"/>
         </w:rPr>
+        <w:lastRenderedPageBreak/>
         <w:t>Business Applications</w:t>
       </w:r>
       <w:r>
@@ -18471,7 +18465,7 @@
       <w:r>
         <w:t xml:space="preserve">  Use the NEW EXPERIENCE in ServiceNow for the best experience.  The first time you use SN to gather this data, use this link to the </w:t>
       </w:r>
-      <w:hyperlink w:history="1" r:id="rId21">
+      <w:hyperlink r:id="rId21" w:history="1">
         <w:r>
           <w:rPr>
             <w:rStyle w:val="Hyperlink"/>
@@ -18509,7 +18503,6 @@
             <w:tcW w:w="5807" w:type="dxa"/>
             <w:gridSpan w:val="3"/>
             <w:shd w:val="clear" w:color="auto" w:fill="A5C9EB" w:themeFill="text2" w:themeFillTint="40"/>
-            <w:tcMar/>
           </w:tcPr>
           <w:p>
             <w:pPr>
@@ -18530,7 +18523,7 @@
               </w:rPr>
               <w:t xml:space="preserve">Impacted </w:t>
             </w:r>
-            <w:hyperlink w:history="1" r:id="rId22">
+            <w:hyperlink r:id="rId22" w:history="1">
               <w:r>
                 <w:rPr>
                   <w:rStyle w:val="Hyperlink"/>
@@ -18548,7 +18541,6 @@
           <w:tcPr>
             <w:tcW w:w="1507" w:type="dxa"/>
             <w:shd w:val="clear" w:color="auto" w:fill="A5C9EB" w:themeFill="text2" w:themeFillTint="40"/>
-            <w:tcMar/>
           </w:tcPr>
           <w:p>
             <w:pPr>
@@ -18576,7 +18568,6 @@
             <w:tcW w:w="4175" w:type="dxa"/>
             <w:gridSpan w:val="3"/>
             <w:shd w:val="clear" w:color="auto" w:fill="A5C9EB" w:themeFill="text2" w:themeFillTint="40"/>
-            <w:tcMar/>
           </w:tcPr>
           <w:p>
             <w:pPr>
@@ -18597,7 +18588,7 @@
               </w:rPr>
               <w:t xml:space="preserve">Application </w:t>
             </w:r>
-            <w:hyperlink w:history="1" r:id="rId23">
+            <w:hyperlink r:id="rId23" w:history="1">
               <w:r>
                 <w:rPr>
                   <w:rStyle w:val="Hyperlink"/>
@@ -18620,7 +18611,6 @@
           <w:tcPr>
             <w:tcW w:w="1636" w:type="dxa"/>
             <w:shd w:val="clear" w:color="auto" w:fill="A5C9EB" w:themeFill="text2" w:themeFillTint="40"/>
-            <w:tcMar/>
           </w:tcPr>
           <w:p>
             <w:pPr>
@@ -18651,77 +18641,92 @@
                 <w:lang w:eastAsia="ja-JP"/>
               </w:rPr>
               <w:br/>
-            </w:r>
-            <w:r>
+              <w:t>(Link to CMDB Record)</w:t>
+            </w:r>
+          </w:p>
+        </w:tc>
+        <w:tc>
+          <w:tcPr>
+            <w:tcW w:w="2068" w:type="dxa"/>
+            <w:shd w:val="clear" w:color="auto" w:fill="A5C9EB" w:themeFill="text2" w:themeFillTint="40"/>
+          </w:tcPr>
+          <w:p>
+            <w:pPr>
+              <w:jc w:val="center"/>
               <w:rPr>
                 <w:bCs/>
                 <w:sz w:val="21"/>
                 <w:szCs w:val="21"/>
                 <w:lang w:eastAsia="ja-JP"/>
               </w:rPr>
-              <w:t>(Link to CMDB Record)</w:t>
-            </w:r>
-          </w:p>
-        </w:tc>
-        <w:tc>
-          <w:tcPr>
-            <w:tcW w:w="2068" w:type="dxa"/>
-            <w:shd w:val="clear" w:color="auto" w:fill="A5C9EB" w:themeFill="text2" w:themeFillTint="40"/>
-            <w:tcMar/>
-          </w:tcPr>
-          <w:p>
-            <w:pPr>
-              <w:jc w:val="center"/>
+            </w:pPr>
+            <w:r>
               <w:rPr>
                 <w:bCs/>
                 <w:sz w:val="21"/>
                 <w:szCs w:val="21"/>
                 <w:lang w:eastAsia="ja-JP"/>
               </w:rPr>
-            </w:pPr>
-            <w:r>
+              <w:t>Application Name</w:t>
+            </w:r>
+          </w:p>
+        </w:tc>
+        <w:tc>
+          <w:tcPr>
+            <w:tcW w:w="2103" w:type="dxa"/>
+            <w:shd w:val="clear" w:color="auto" w:fill="A5C9EB" w:themeFill="text2" w:themeFillTint="40"/>
+          </w:tcPr>
+          <w:p>
+            <w:pPr>
+              <w:jc w:val="center"/>
               <w:rPr>
                 <w:bCs/>
                 <w:sz w:val="21"/>
                 <w:szCs w:val="21"/>
                 <w:lang w:eastAsia="ja-JP"/>
               </w:rPr>
-              <w:t>Application Name</w:t>
-            </w:r>
-          </w:p>
-        </w:tc>
-        <w:tc>
-          <w:tcPr>
-            <w:tcW w:w="2103" w:type="dxa"/>
-            <w:shd w:val="clear" w:color="auto" w:fill="A5C9EB" w:themeFill="text2" w:themeFillTint="40"/>
-            <w:tcMar/>
-          </w:tcPr>
-          <w:p>
-            <w:pPr>
-              <w:jc w:val="center"/>
+            </w:pPr>
+            <w:r>
               <w:rPr>
                 <w:bCs/>
                 <w:sz w:val="21"/>
                 <w:szCs w:val="21"/>
                 <w:lang w:eastAsia="ja-JP"/>
               </w:rPr>
-            </w:pPr>
-            <w:r>
+              <w:t>Application Business Criticality</w:t>
+            </w:r>
+          </w:p>
+        </w:tc>
+        <w:tc>
+          <w:tcPr>
+            <w:tcW w:w="1507" w:type="dxa"/>
+            <w:shd w:val="clear" w:color="auto" w:fill="A5C9EB" w:themeFill="text2" w:themeFillTint="40"/>
+          </w:tcPr>
+          <w:p>
+            <w:pPr>
+              <w:jc w:val="center"/>
               <w:rPr>
                 <w:bCs/>
                 <w:sz w:val="21"/>
                 <w:szCs w:val="21"/>
                 <w:lang w:eastAsia="ja-JP"/>
               </w:rPr>
-              <w:t>Application Business Criticality</w:t>
-            </w:r>
-          </w:p>
-        </w:tc>
-        <w:tc>
-          <w:tcPr>
-            <w:tcW w:w="1507" w:type="dxa"/>
+            </w:pPr>
+            <w:r>
+              <w:rPr>
+                <w:rFonts w:cstheme="minorHAnsi"/>
+                <w:bCs/>
+                <w:sz w:val="18"/>
+                <w:lang w:eastAsia="ja-JP"/>
+              </w:rPr>
+              <w:t>Replace, Decom, Migrate, Re-use, Enhance, New</w:t>
+            </w:r>
+          </w:p>
+        </w:tc>
+        <w:tc>
+          <w:tcPr>
+            <w:tcW w:w="1545" w:type="dxa"/>
             <w:shd w:val="clear" w:color="auto" w:fill="A5C9EB" w:themeFill="text2" w:themeFillTint="40"/>
-            <w:tcMar/>
           </w:tcPr>
           <w:p>
             <w:pPr>
@@ -18735,58 +18740,39 @@
             </w:pPr>
             <w:r>
               <w:rPr>
-                <w:rFonts w:cstheme="minorHAnsi"/>
-                <w:bCs/>
-                <w:sz w:val="18"/>
-                <w:lang w:eastAsia="ja-JP"/>
-              </w:rPr>
-              <w:t>Replace, Decom, Migrate, Re-use, Enhance, New</w:t>
-            </w:r>
-          </w:p>
-        </w:tc>
-        <w:tc>
-          <w:tcPr>
-            <w:tcW w:w="1545" w:type="dxa"/>
-            <w:shd w:val="clear" w:color="auto" w:fill="A5C9EB" w:themeFill="text2" w:themeFillTint="40"/>
-            <w:tcMar/>
-          </w:tcPr>
-          <w:p>
-            <w:pPr>
-              <w:jc w:val="center"/>
-              <w:rPr>
                 <w:bCs/>
                 <w:sz w:val="21"/>
                 <w:szCs w:val="21"/>
                 <w:lang w:eastAsia="ja-JP"/>
               </w:rPr>
-            </w:pPr>
-            <w:r>
+              <w:t>Application Lifecycle Strategy</w:t>
+            </w:r>
+          </w:p>
+        </w:tc>
+        <w:tc>
+          <w:tcPr>
+            <w:tcW w:w="1245" w:type="dxa"/>
+            <w:shd w:val="clear" w:color="auto" w:fill="A5C9EB" w:themeFill="text2" w:themeFillTint="40"/>
+          </w:tcPr>
+          <w:p>
+            <w:pPr>
+              <w:jc w:val="center"/>
               <w:rPr>
                 <w:bCs/>
                 <w:sz w:val="21"/>
                 <w:szCs w:val="21"/>
                 <w:lang w:eastAsia="ja-JP"/>
               </w:rPr>
-              <w:t>Application Lifecycle Strategy</w:t>
-            </w:r>
-          </w:p>
-        </w:tc>
-        <w:tc>
-          <w:tcPr>
-            <w:tcW w:w="1245" w:type="dxa"/>
-            <w:shd w:val="clear" w:color="auto" w:fill="A5C9EB" w:themeFill="text2" w:themeFillTint="40"/>
-            <w:tcMar/>
-          </w:tcPr>
-          <w:p>
-            <w:pPr>
-              <w:jc w:val="center"/>
+            </w:pPr>
+            <w:r>
               <w:rPr>
                 <w:bCs/>
                 <w:sz w:val="21"/>
                 <w:szCs w:val="21"/>
                 <w:lang w:eastAsia="ja-JP"/>
               </w:rPr>
-            </w:pPr>
+              <w:t>Regul</w:t>
+            </w:r>
             <w:r>
               <w:rPr>
                 <w:bCs/>
@@ -18794,15 +18780,6 @@
                 <w:szCs w:val="21"/>
                 <w:lang w:eastAsia="ja-JP"/>
               </w:rPr>
-              <w:t>Regul</w:t>
-            </w:r>
-            <w:r>
-              <w:rPr>
-                <w:bCs/>
-                <w:sz w:val="21"/>
-                <w:szCs w:val="21"/>
-                <w:lang w:eastAsia="ja-JP"/>
-              </w:rPr>
               <w:t>atory Impacts</w:t>
             </w:r>
           </w:p>
@@ -18811,7 +18788,6 @@
           <w:tcPr>
             <w:tcW w:w="1385" w:type="dxa"/>
             <w:shd w:val="clear" w:color="auto" w:fill="A5C9EB" w:themeFill="text2" w:themeFillTint="40"/>
-            <w:tcMar/>
           </w:tcPr>
           <w:p>
             <w:pPr>
@@ -18842,7 +18818,6 @@
         <w:tc>
           <w:tcPr>
             <w:tcW w:w="1636" w:type="dxa"/>
-            <w:tcMar/>
           </w:tcPr>
           <w:p>
             <w:pPr>
@@ -18851,7 +18826,7 @@
                 <w:iCs/>
               </w:rPr>
             </w:pPr>
-            <w:hyperlink w:history="1" r:id="rId24">
+            <w:hyperlink r:id="rId24" w:history="1">
               <w:r>
                 <w:rPr>
                   <w:rStyle w:val="Hyperlink"/>
@@ -18864,7 +18839,6 @@
         <w:tc>
           <w:tcPr>
             <w:tcW w:w="2068" w:type="dxa"/>
-            <w:tcMar/>
           </w:tcPr>
           <w:p>
             <w:r>
@@ -18875,7 +18849,6 @@
         <w:tc>
           <w:tcPr>
             <w:tcW w:w="2103" w:type="dxa"/>
-            <w:tcMar/>
           </w:tcPr>
           <w:p>
             <w:r>
@@ -18889,7 +18862,6 @@
         <w:tc>
           <w:tcPr>
             <w:tcW w:w="1507" w:type="dxa"/>
-            <w:tcMar/>
           </w:tcPr>
           <w:p>
             <w:r>
@@ -18900,21 +18872,18 @@
         <w:tc>
           <w:tcPr>
             <w:tcW w:w="1545" w:type="dxa"/>
-            <w:tcMar/>
           </w:tcPr>
           <w:p/>
         </w:tc>
         <w:tc>
           <w:tcPr>
             <w:tcW w:w="1245" w:type="dxa"/>
-            <w:tcMar/>
           </w:tcPr>
           <w:p/>
         </w:tc>
         <w:tc>
           <w:tcPr>
             <w:tcW w:w="1385" w:type="dxa"/>
-            <w:tcMar/>
           </w:tcPr>
           <w:p/>
         </w:tc>
@@ -18926,10 +18895,9 @@
         <w:tc>
           <w:tcPr>
             <w:tcW w:w="1636" w:type="dxa"/>
-            <w:tcMar/>
-          </w:tcPr>
-          <w:p>
-            <w:hyperlink w:history="1" r:id="rId25">
+          </w:tcPr>
+          <w:p>
+            <w:hyperlink r:id="rId25" w:history="1">
               <w:r>
                 <w:rPr>
                   <w:rStyle w:val="Hyperlink"/>
@@ -18942,7 +18910,6 @@
         <w:tc>
           <w:tcPr>
             <w:tcW w:w="2068" w:type="dxa"/>
-            <w:tcMar/>
           </w:tcPr>
           <w:p>
             <w:r>
@@ -18953,7 +18920,6 @@
         <w:tc>
           <w:tcPr>
             <w:tcW w:w="2103" w:type="dxa"/>
-            <w:tcMar/>
           </w:tcPr>
           <w:p>
             <w:r>
@@ -18964,7 +18930,6 @@
         <w:tc>
           <w:tcPr>
             <w:tcW w:w="1507" w:type="dxa"/>
-            <w:tcMar/>
           </w:tcPr>
           <w:p>
             <w:r>
@@ -18975,21 +18940,18 @@
         <w:tc>
           <w:tcPr>
             <w:tcW w:w="1545" w:type="dxa"/>
-            <w:tcMar/>
           </w:tcPr>
           <w:p/>
         </w:tc>
         <w:tc>
           <w:tcPr>
             <w:tcW w:w="1245" w:type="dxa"/>
-            <w:tcMar/>
           </w:tcPr>
           <w:p/>
         </w:tc>
         <w:tc>
           <w:tcPr>
             <w:tcW w:w="1385" w:type="dxa"/>
-            <w:tcMar/>
           </w:tcPr>
           <w:p/>
         </w:tc>
@@ -19001,7 +18963,6 @@
         <w:tc>
           <w:tcPr>
             <w:tcW w:w="1636" w:type="dxa"/>
-            <w:tcMar/>
           </w:tcPr>
           <w:p>
             <w:r>
@@ -19012,7 +18973,6 @@
         <w:tc>
           <w:tcPr>
             <w:tcW w:w="2068" w:type="dxa"/>
-            <w:tcMar/>
           </w:tcPr>
           <w:p>
             <w:r>
@@ -19023,7 +18983,6 @@
         <w:tc>
           <w:tcPr>
             <w:tcW w:w="2103" w:type="dxa"/>
-            <w:tcMar/>
           </w:tcPr>
           <w:p>
             <w:r>
@@ -19034,7 +18993,6 @@
         <w:tc>
           <w:tcPr>
             <w:tcW w:w="1507" w:type="dxa"/>
-            <w:tcMar/>
           </w:tcPr>
           <w:p>
             <w:r>
@@ -19045,21 +19003,18 @@
         <w:tc>
           <w:tcPr>
             <w:tcW w:w="1545" w:type="dxa"/>
-            <w:tcMar/>
           </w:tcPr>
           <w:p/>
         </w:tc>
         <w:tc>
           <w:tcPr>
             <w:tcW w:w="1245" w:type="dxa"/>
-            <w:tcMar/>
           </w:tcPr>
           <w:p/>
         </w:tc>
         <w:tc>
           <w:tcPr>
             <w:tcW w:w="1385" w:type="dxa"/>
-            <w:tcMar/>
           </w:tcPr>
           <w:p/>
         </w:tc>
@@ -19071,7 +19026,6 @@
         <w:tc>
           <w:tcPr>
             <w:tcW w:w="1636" w:type="dxa"/>
-            <w:tcMar/>
           </w:tcPr>
           <w:p>
             <w:r>
@@ -19082,7 +19036,6 @@
         <w:tc>
           <w:tcPr>
             <w:tcW w:w="2068" w:type="dxa"/>
-            <w:tcMar/>
           </w:tcPr>
           <w:p>
             <w:r>
@@ -19093,7 +19046,6 @@
         <w:tc>
           <w:tcPr>
             <w:tcW w:w="2103" w:type="dxa"/>
-            <w:tcMar/>
           </w:tcPr>
           <w:p>
             <w:r>
@@ -19104,7 +19056,6 @@
         <w:tc>
           <w:tcPr>
             <w:tcW w:w="1507" w:type="dxa"/>
-            <w:tcMar/>
           </w:tcPr>
           <w:p>
             <w:r>
@@ -19115,21 +19066,18 @@
         <w:tc>
           <w:tcPr>
             <w:tcW w:w="1545" w:type="dxa"/>
-            <w:tcMar/>
           </w:tcPr>
           <w:p/>
         </w:tc>
         <w:tc>
           <w:tcPr>
             <w:tcW w:w="1245" w:type="dxa"/>
-            <w:tcMar/>
           </w:tcPr>
           <w:p/>
         </w:tc>
         <w:tc>
           <w:tcPr>
             <w:tcW w:w="1385" w:type="dxa"/>
-            <w:tcMar/>
           </w:tcPr>
           <w:p/>
         </w:tc>
@@ -19141,7 +19089,6 @@
         <w:tc>
           <w:tcPr>
             <w:tcW w:w="1636" w:type="dxa"/>
-            <w:tcMar/>
           </w:tcPr>
           <w:p>
             <w:r>
@@ -19152,7 +19099,6 @@
         <w:tc>
           <w:tcPr>
             <w:tcW w:w="2068" w:type="dxa"/>
-            <w:tcMar/>
           </w:tcPr>
           <w:p>
             <w:r>
@@ -19163,7 +19109,6 @@
         <w:tc>
           <w:tcPr>
             <w:tcW w:w="2103" w:type="dxa"/>
-            <w:tcMar/>
           </w:tcPr>
           <w:p>
             <w:r>
@@ -19174,7 +19119,6 @@
         <w:tc>
           <w:tcPr>
             <w:tcW w:w="1507" w:type="dxa"/>
-            <w:tcMar/>
           </w:tcPr>
           <w:p>
             <w:r>
@@ -19185,21 +19129,18 @@
         <w:tc>
           <w:tcPr>
             <w:tcW w:w="1545" w:type="dxa"/>
-            <w:tcMar/>
           </w:tcPr>
           <w:p/>
         </w:tc>
         <w:tc>
           <w:tcPr>
             <w:tcW w:w="1245" w:type="dxa"/>
-            <w:tcMar/>
           </w:tcPr>
           <w:p/>
         </w:tc>
         <w:tc>
           <w:tcPr>
             <w:tcW w:w="1385" w:type="dxa"/>
-            <w:tcMar/>
           </w:tcPr>
           <w:p/>
         </w:tc>
@@ -19246,11 +19187,10 @@
     <w:p>
       <w:pPr>
         <w:pStyle w:val="Heading2"/>
-        <w:rPr/>
-      </w:pPr>
-      <w:bookmarkStart w:name="_Toc225753608" w:id="30"/>
-      <w:r>
-        <w:rPr/>
+      </w:pPr>
+      <w:bookmarkStart w:id="30" w:name="_Toc225753608"/>
+      <w:r>
+        <w:lastRenderedPageBreak/>
         <w:t>SDLC Component and Architecture Impact</w:t>
       </w:r>
       <w:bookmarkEnd w:id="30"/>
@@ -19262,17 +19202,12 @@
           <w:ilvl w:val="0"/>
           <w:numId w:val="0"/>
         </w:numPr>
-        <w:ind w:left="0"/>
       </w:pPr>
     </w:p>
     <w:p>
       <w:pPr>
-        <w:pStyle w:val="Normal"/>
-        <w:suppressLineNumbers w:val="0"/>
-        <w:bidi w:val="0"/>
-        <w:spacing w:before="0" w:beforeAutospacing="off" w:after="0" w:afterAutospacing="off" w:line="240" w:lineRule="auto"/>
-        <w:ind w:left="720" w:right="0"/>
-        <w:jc w:val="left"/>
+        <w:spacing w:after="0" w:line="240" w:lineRule="auto"/>
+        <w:ind w:left="720"/>
         <w:rPr>
           <w:sz w:val="36"/>
           <w:szCs w:val="36"/>
@@ -19304,8 +19239,9 @@
       <w:pPr>
         <w:pStyle w:val="Heading1"/>
       </w:pPr>
-      <w:bookmarkStart w:name="_Toc225753609" w:id="31"/>
-      <w:r>
+      <w:bookmarkStart w:id="31" w:name="_Toc225753609"/>
+      <w:r>
+        <w:lastRenderedPageBreak/>
         <w:t>Components</w:t>
       </w:r>
       <w:bookmarkEnd w:id="31"/>
@@ -19314,7 +19250,7 @@
       <w:pPr>
         <w:pStyle w:val="Heading2"/>
       </w:pPr>
-      <w:bookmarkStart w:name="_Toc225753610" w:id="32"/>
+      <w:bookmarkStart w:id="32" w:name="_Toc225753610"/>
       <w:r>
         <w:t>Components or Patterns Used</w:t>
       </w:r>
@@ -19345,7 +19281,7 @@
           <w14:ligatures w14:val="standardContextual"/>
         </w:rPr>
       </w:pPr>
-      <w:hyperlink w:history="1" r:id="rId28">
+      <w:hyperlink r:id="rId26" w:history="1">
         <w:r>
           <w:rPr>
             <w:rFonts w:eastAsia="Calibri"/>
@@ -19369,7 +19305,7 @@
           <w14:ligatures w14:val="standardContextual"/>
         </w:rPr>
       </w:pPr>
-      <w:hyperlink w:history="1" r:id="rId29">
+      <w:hyperlink r:id="rId27" w:history="1">
         <w:r>
           <w:rPr>
             <w:rFonts w:eastAsia="Calibri"/>
@@ -19388,7 +19324,7 @@
         <w:spacing w:after="60" w:line="276" w:lineRule="auto"/>
         <w:ind w:left="720"/>
       </w:pPr>
-      <w:hyperlink w:history="1" r:id="rId30">
+      <w:hyperlink r:id="rId28" w:history="1">
         <w:r>
           <w:rPr>
             <w:rFonts w:eastAsia="Calibri"/>
@@ -19413,7 +19349,7 @@
       <w:r>
         <w:t>Patterns (</w:t>
       </w:r>
-      <w:hyperlink w:history="1" r:id="rId31">
+      <w:hyperlink r:id="rId29" w:history="1">
         <w:r>
           <w:rPr>
             <w:rStyle w:val="Hyperlink"/>
@@ -19473,6 +19409,7 @@
           <w:rFonts w:cs="Arial"/>
           <w:szCs w:val="20"/>
         </w:rPr>
+        <w:lastRenderedPageBreak/>
         <w:t>Component Architecture Diagram</w:t>
       </w:r>
     </w:p>
@@ -19517,7 +19454,7 @@
                     <pic:cNvPicPr/>
                   </pic:nvPicPr>
                   <pic:blipFill>
-                    <a:blip r:embed="rId32"/>
+                    <a:blip r:embed="rId30"/>
                     <a:stretch>
                       <a:fillRect/>
                     </a:stretch>
@@ -19606,7 +19543,7 @@
                 <w:lang w:eastAsia="en-GB"/>
               </w:rPr>
             </w:pPr>
-            <w:hyperlink w:history="1" r:id="rId33">
+            <w:hyperlink r:id="rId31" w:history="1">
               <w:r>
                 <w:rPr>
                   <w:rStyle w:val="Hyperlink"/>
@@ -19627,7 +19564,7 @@
               </w:rPr>
               <w:t xml:space="preserve"> or </w:t>
             </w:r>
-            <w:hyperlink w:history="1" r:id="rId34">
+            <w:hyperlink r:id="rId32" w:history="1">
               <w:r>
                 <w:rPr>
                   <w:rStyle w:val="Hyperlink"/>
@@ -19689,7 +19626,7 @@
                 <w:szCs w:val="18"/>
               </w:rPr>
             </w:pPr>
-            <w:bookmarkStart w:name="_Hlk170888591" w:id="33"/>
+            <w:bookmarkStart w:id="33" w:name="_Hlk170888591"/>
           </w:p>
         </w:tc>
         <w:tc>
@@ -19723,41 +19660,42 @@
                 <w:lang w:eastAsia="en-GB"/>
               </w:rPr>
               <w:br/>
-            </w:r>
-            <w:r>
+              <w:t>(AWS or Azure)</w:t>
+            </w:r>
+          </w:p>
+          <w:p>
+            <w:pPr>
+              <w:rPr>
+                <w:bCs/>
+                <w:sz w:val="18"/>
+                <w:szCs w:val="18"/>
+              </w:rPr>
+            </w:pPr>
+          </w:p>
+        </w:tc>
+        <w:tc>
+          <w:tcPr>
+            <w:tcW w:w="1620" w:type="dxa"/>
+            <w:shd w:val="clear" w:color="auto" w:fill="A5C9EB" w:themeFill="text2" w:themeFillTint="40"/>
+          </w:tcPr>
+          <w:p>
+            <w:pPr>
               <w:rPr>
                 <w:bCs/>
                 <w:sz w:val="18"/>
                 <w:szCs w:val="18"/>
                 <w:lang w:eastAsia="en-GB"/>
               </w:rPr>
-              <w:t>(AWS or Azure)</w:t>
-            </w:r>
-          </w:p>
-          <w:p>
-            <w:pPr>
-              <w:rPr>
-                <w:bCs/>
-                <w:sz w:val="18"/>
-                <w:szCs w:val="18"/>
-              </w:rPr>
-            </w:pPr>
-          </w:p>
-        </w:tc>
-        <w:tc>
-          <w:tcPr>
-            <w:tcW w:w="1620" w:type="dxa"/>
-            <w:shd w:val="clear" w:color="auto" w:fill="A5C9EB" w:themeFill="text2" w:themeFillTint="40"/>
-          </w:tcPr>
-          <w:p>
-            <w:pPr>
+            </w:pPr>
+            <w:r>
               <w:rPr>
                 <w:bCs/>
                 <w:sz w:val="18"/>
                 <w:szCs w:val="18"/>
                 <w:lang w:eastAsia="en-GB"/>
               </w:rPr>
-            </w:pPr>
+              <w:t>Cloud Service / Component</w:t>
+            </w:r>
             <w:r>
               <w:rPr>
                 <w:bCs/>
@@ -19765,17 +19703,34 @@
                 <w:szCs w:val="18"/>
                 <w:lang w:eastAsia="en-GB"/>
               </w:rPr>
-              <w:t>Cloud Service / Component</w:t>
-            </w:r>
-            <w:r>
+              <w:br/>
+              <w:t>Name</w:t>
+            </w:r>
+          </w:p>
+          <w:p>
+            <w:pPr>
+              <w:rPr>
+                <w:bCs/>
+                <w:sz w:val="18"/>
+                <w:szCs w:val="18"/>
+              </w:rPr>
+            </w:pPr>
+          </w:p>
+        </w:tc>
+        <w:tc>
+          <w:tcPr>
+            <w:tcW w:w="2160" w:type="dxa"/>
+            <w:shd w:val="clear" w:color="auto" w:fill="A5C9EB" w:themeFill="text2" w:themeFillTint="40"/>
+          </w:tcPr>
+          <w:p>
+            <w:pPr>
               <w:rPr>
                 <w:bCs/>
                 <w:sz w:val="18"/>
                 <w:szCs w:val="18"/>
                 <w:lang w:eastAsia="en-GB"/>
               </w:rPr>
-              <w:br/>
-            </w:r>
+            </w:pPr>
             <w:r>
               <w:rPr>
                 <w:bCs/>
@@ -19783,43 +19738,9 @@
                 <w:szCs w:val="18"/>
                 <w:lang w:eastAsia="en-GB"/>
               </w:rPr>
-              <w:t>Name</w:t>
-            </w:r>
-          </w:p>
-          <w:p>
-            <w:pPr>
-              <w:rPr>
-                <w:bCs/>
-                <w:sz w:val="18"/>
-                <w:szCs w:val="18"/>
-              </w:rPr>
-            </w:pPr>
-          </w:p>
-        </w:tc>
-        <w:tc>
-          <w:tcPr>
-            <w:tcW w:w="2160" w:type="dxa"/>
-            <w:shd w:val="clear" w:color="auto" w:fill="A5C9EB" w:themeFill="text2" w:themeFillTint="40"/>
-          </w:tcPr>
-          <w:p>
-            <w:pPr>
-              <w:rPr>
-                <w:bCs/>
-                <w:sz w:val="18"/>
-                <w:szCs w:val="18"/>
-                <w:lang w:eastAsia="en-GB"/>
-              </w:rPr>
-            </w:pPr>
-            <w:r>
-              <w:rPr>
-                <w:bCs/>
-                <w:sz w:val="18"/>
-                <w:szCs w:val="18"/>
-                <w:lang w:eastAsia="en-GB"/>
-              </w:rPr>
               <w:t xml:space="preserve">Is Component Standard published in </w:t>
             </w:r>
-            <w:hyperlink w:history="1" r:id="rId35">
+            <w:hyperlink r:id="rId33" w:history="1">
               <w:r>
                 <w:rPr>
                   <w:rStyle w:val="Hyperlink"/>
@@ -19840,7 +19761,7 @@
               </w:rPr>
               <w:t xml:space="preserve"> or is an </w:t>
             </w:r>
-            <w:hyperlink w:history="1" r:id="rId36">
+            <w:hyperlink r:id="rId34" w:history="1">
               <w:r>
                 <w:rPr>
                   <w:rStyle w:val="Hyperlink"/>
@@ -19861,7 +19782,7 @@
               </w:rPr>
               <w:t xml:space="preserve"> or </w:t>
             </w:r>
-            <w:hyperlink w:history="1" r:id="rId37">
+            <w:hyperlink r:id="rId35" w:history="1">
               <w:r>
                 <w:rPr>
                   <w:rStyle w:val="Hyperlink"/>
@@ -20812,8 +20733,9 @@
       <w:pPr>
         <w:pStyle w:val="Heading2"/>
       </w:pPr>
-      <w:bookmarkStart w:name="_Toc225753611" w:id="34"/>
-      <w:r>
+      <w:bookmarkStart w:id="34" w:name="_Toc225753611"/>
+      <w:r>
+        <w:lastRenderedPageBreak/>
         <w:t>Integration Architecture</w:t>
       </w:r>
       <w:bookmarkEnd w:id="34"/>
@@ -20852,7 +20774,7 @@
     </w:p>
     <w:p>
       <w:pPr>
-        <w:ind w:left="1440"/>
+        <w:ind w:left="426"/>
         <w:jc w:val="center"/>
         <w:rPr>
           <w:color w:val="FF0000"/>
@@ -20866,10 +20788,10 @@
           <w:szCs w:val="20"/>
         </w:rPr>
         <w:drawing>
-          <wp:inline distT="0" distB="0" distL="0" distR="0" wp14:anchorId="3BEB14E6" wp14:editId="448D9F0F">
-            <wp:extent cx="5975498" cy="3205957"/>
-            <wp:effectExtent l="0" t="0" r="6350" b="0"/>
-            <wp:docPr id="843700362" name="Picture 3"/>
+          <wp:inline distT="0" distB="0" distL="0" distR="0" wp14:anchorId="639A3EDF" wp14:editId="5AB0C923">
+            <wp:extent cx="6938433" cy="4573355"/>
+            <wp:effectExtent l="0" t="0" r="0" b="0"/>
+            <wp:docPr id="2100070329" name="Picture 2"/>
             <wp:cNvGraphicFramePr>
               <a:graphicFrameLocks xmlns:a="http://schemas.openxmlformats.org/drawingml/2006/main" noChangeAspect="1"/>
             </wp:cNvGraphicFramePr>
@@ -20877,33 +20799,29 @@
               <a:graphicData uri="http://schemas.openxmlformats.org/drawingml/2006/picture">
                 <pic:pic xmlns:pic="http://schemas.openxmlformats.org/drawingml/2006/picture">
                   <pic:nvPicPr>
-                    <pic:cNvPr id="0" name="Picture 4"/>
-                    <pic:cNvPicPr>
-                      <a:picLocks noChangeAspect="1" noChangeArrowheads="1"/>
-                    </pic:cNvPicPr>
+                    <pic:cNvPr id="2100070329" name="Picture 2100070329"/>
+                    <pic:cNvPicPr/>
                   </pic:nvPicPr>
                   <pic:blipFill>
-                    <a:blip r:embed="rId38">
+                    <a:blip r:embed="rId36">
                       <a:extLst>
                         <a:ext uri="{28A0092B-C50C-407E-A947-70E740481C1C}">
                           <a14:useLocalDpi xmlns:a14="http://schemas.microsoft.com/office/drawing/2010/main" val="0"/>
                         </a:ext>
                       </a:extLst>
                     </a:blip>
-                    <a:srcRect/>
                     <a:stretch>
                       <a:fillRect/>
                     </a:stretch>
                   </pic:blipFill>
-                  <pic:spPr bwMode="auto">
+                  <pic:spPr>
                     <a:xfrm>
                       <a:off x="0" y="0"/>
-                      <a:ext cx="5989949" cy="3213710"/>
+                      <a:ext cx="6948330" cy="4579878"/>
                     </a:xfrm>
                     <a:prstGeom prst="rect">
                       <a:avLst/>
                     </a:prstGeom>
-                    <a:noFill/>
                   </pic:spPr>
                 </pic:pic>
               </a:graphicData>
@@ -20911,6 +20829,16 @@
           </wp:inline>
         </w:drawing>
       </w:r>
+    </w:p>
+    <w:p>
+      <w:pPr>
+        <w:ind w:left="709"/>
+        <w:jc w:val="center"/>
+        <w:rPr>
+          <w:color w:val="FF0000"/>
+          <w:szCs w:val="20"/>
+        </w:rPr>
+      </w:pPr>
     </w:p>
     <w:p>
       <w:pPr>
@@ -20948,10 +20876,10 @@
           <w:tcPr>
             <w:tcW w:w="328" w:type="dxa"/>
             <w:tcBorders>
-              <w:top w:val="single" w:color="auto" w:sz="4" w:space="0"/>
-              <w:left w:val="single" w:color="auto" w:sz="4" w:space="0"/>
-              <w:bottom w:val="single" w:color="auto" w:sz="4" w:space="0"/>
-              <w:right w:val="single" w:color="auto" w:sz="4" w:space="0"/>
+              <w:top w:val="single" w:sz="4" w:space="0" w:color="auto"/>
+              <w:left w:val="single" w:sz="4" w:space="0" w:color="auto"/>
+              <w:bottom w:val="single" w:sz="4" w:space="0" w:color="auto"/>
+              <w:right w:val="single" w:sz="4" w:space="0" w:color="auto"/>
             </w:tcBorders>
             <w:shd w:val="clear" w:color="auto" w:fill="A5C9EB" w:themeFill="text2" w:themeFillTint="40"/>
           </w:tcPr>
@@ -20967,10 +20895,10 @@
           <w:tcPr>
             <w:tcW w:w="1785" w:type="dxa"/>
             <w:tcBorders>
-              <w:top w:val="single" w:color="auto" w:sz="4" w:space="0"/>
-              <w:left w:val="single" w:color="auto" w:sz="4" w:space="0"/>
-              <w:bottom w:val="single" w:color="auto" w:sz="4" w:space="0"/>
-              <w:right w:val="single" w:color="auto" w:sz="4" w:space="0"/>
+              <w:top w:val="single" w:sz="4" w:space="0" w:color="auto"/>
+              <w:left w:val="single" w:sz="4" w:space="0" w:color="auto"/>
+              <w:bottom w:val="single" w:sz="4" w:space="0" w:color="auto"/>
+              <w:right w:val="single" w:sz="4" w:space="0" w:color="auto"/>
             </w:tcBorders>
             <w:shd w:val="clear" w:color="auto" w:fill="A5C9EB" w:themeFill="text2" w:themeFillTint="40"/>
           </w:tcPr>
@@ -20995,13 +20923,6 @@
                 <w:lang w:eastAsia="en-GB"/>
               </w:rPr>
               <w:br/>
-            </w:r>
-            <w:r>
-              <w:rPr>
-                <w:b/>
-                <w:szCs w:val="20"/>
-                <w:lang w:eastAsia="en-GB"/>
-              </w:rPr>
               <w:t>Component</w:t>
             </w:r>
           </w:p>
@@ -21010,10 +20931,10 @@
           <w:tcPr>
             <w:tcW w:w="1725" w:type="dxa"/>
             <w:tcBorders>
-              <w:top w:val="single" w:color="auto" w:sz="4" w:space="0"/>
-              <w:left w:val="single" w:color="auto" w:sz="4" w:space="0"/>
-              <w:bottom w:val="single" w:color="auto" w:sz="4" w:space="0"/>
-              <w:right w:val="single" w:color="auto" w:sz="4" w:space="0"/>
+              <w:top w:val="single" w:sz="4" w:space="0" w:color="auto"/>
+              <w:left w:val="single" w:sz="4" w:space="0" w:color="auto"/>
+              <w:bottom w:val="single" w:sz="4" w:space="0" w:color="auto"/>
+              <w:right w:val="single" w:sz="4" w:space="0" w:color="auto"/>
             </w:tcBorders>
             <w:shd w:val="clear" w:color="auto" w:fill="A5C9EB" w:themeFill="text2" w:themeFillTint="40"/>
           </w:tcPr>
@@ -21038,13 +20959,6 @@
                 <w:lang w:eastAsia="en-GB"/>
               </w:rPr>
               <w:br/>
-            </w:r>
-            <w:r>
-              <w:rPr>
-                <w:b/>
-                <w:szCs w:val="20"/>
-                <w:lang w:eastAsia="en-GB"/>
-              </w:rPr>
               <w:t>Component</w:t>
             </w:r>
           </w:p>
@@ -21053,10 +20967,10 @@
           <w:tcPr>
             <w:tcW w:w="1875" w:type="dxa"/>
             <w:tcBorders>
-              <w:top w:val="single" w:color="auto" w:sz="4" w:space="0"/>
-              <w:left w:val="single" w:color="auto" w:sz="4" w:space="0"/>
-              <w:bottom w:val="single" w:color="auto" w:sz="4" w:space="0"/>
-              <w:right w:val="single" w:color="auto" w:sz="4" w:space="0"/>
+              <w:top w:val="single" w:sz="4" w:space="0" w:color="auto"/>
+              <w:left w:val="single" w:sz="4" w:space="0" w:color="auto"/>
+              <w:bottom w:val="single" w:sz="4" w:space="0" w:color="auto"/>
+              <w:right w:val="single" w:sz="4" w:space="0" w:color="auto"/>
             </w:tcBorders>
             <w:shd w:val="clear" w:color="auto" w:fill="A5C9EB" w:themeFill="text2" w:themeFillTint="40"/>
           </w:tcPr>
@@ -21080,10 +20994,10 @@
           <w:tcPr>
             <w:tcW w:w="2217" w:type="dxa"/>
             <w:tcBorders>
-              <w:top w:val="single" w:color="auto" w:sz="4" w:space="0"/>
-              <w:left w:val="single" w:color="auto" w:sz="4" w:space="0"/>
-              <w:bottom w:val="single" w:color="auto" w:sz="4" w:space="0"/>
-              <w:right w:val="single" w:color="auto" w:sz="4" w:space="0"/>
+              <w:top w:val="single" w:sz="4" w:space="0" w:color="auto"/>
+              <w:left w:val="single" w:sz="4" w:space="0" w:color="auto"/>
+              <w:bottom w:val="single" w:sz="4" w:space="0" w:color="auto"/>
+              <w:right w:val="single" w:sz="4" w:space="0" w:color="auto"/>
             </w:tcBorders>
             <w:shd w:val="clear" w:color="auto" w:fill="A5C9EB" w:themeFill="text2" w:themeFillTint="40"/>
           </w:tcPr>
@@ -21107,10 +21021,10 @@
           <w:tcPr>
             <w:tcW w:w="2168" w:type="dxa"/>
             <w:tcBorders>
-              <w:top w:val="single" w:color="auto" w:sz="4" w:space="0"/>
-              <w:left w:val="single" w:color="auto" w:sz="4" w:space="0"/>
-              <w:bottom w:val="single" w:color="auto" w:sz="4" w:space="0"/>
-              <w:right w:val="single" w:color="auto" w:sz="4" w:space="0"/>
+              <w:top w:val="single" w:sz="4" w:space="0" w:color="auto"/>
+              <w:left w:val="single" w:sz="4" w:space="0" w:color="auto"/>
+              <w:bottom w:val="single" w:sz="4" w:space="0" w:color="auto"/>
+              <w:right w:val="single" w:sz="4" w:space="0" w:color="auto"/>
             </w:tcBorders>
             <w:shd w:val="clear" w:color="auto" w:fill="A5C9EB" w:themeFill="text2" w:themeFillTint="40"/>
           </w:tcPr>
@@ -21170,7 +21084,7 @@
               </w:rPr>
               <w:br/>
             </w:r>
-            <w:hyperlink w:history="1" r:id="rId39">
+            <w:hyperlink r:id="rId37" w:history="1">
               <w:r>
                 <w:rPr>
                   <w:rStyle w:val="Hyperlink"/>
@@ -21197,7 +21111,7 @@
           <w:tcPr>
             <w:tcW w:w="328" w:type="dxa"/>
             <w:tcBorders>
-              <w:top w:val="single" w:color="auto" w:sz="4" w:space="0"/>
+              <w:top w:val="single" w:sz="4" w:space="0" w:color="auto"/>
             </w:tcBorders>
           </w:tcPr>
           <w:p>
@@ -21220,7 +21134,7 @@
           <w:tcPr>
             <w:tcW w:w="1785" w:type="dxa"/>
             <w:tcBorders>
-              <w:top w:val="single" w:color="auto" w:sz="4" w:space="0"/>
+              <w:top w:val="single" w:sz="4" w:space="0" w:color="auto"/>
             </w:tcBorders>
           </w:tcPr>
           <w:p>
@@ -21236,7 +21150,7 @@
           <w:tcPr>
             <w:tcW w:w="1725" w:type="dxa"/>
             <w:tcBorders>
-              <w:top w:val="single" w:color="auto" w:sz="4" w:space="0"/>
+              <w:top w:val="single" w:sz="4" w:space="0" w:color="auto"/>
             </w:tcBorders>
           </w:tcPr>
           <w:p>
@@ -21249,7 +21163,7 @@
           <w:tcPr>
             <w:tcW w:w="1875" w:type="dxa"/>
             <w:tcBorders>
-              <w:top w:val="single" w:color="auto" w:sz="4" w:space="0"/>
+              <w:top w:val="single" w:sz="4" w:space="0" w:color="auto"/>
             </w:tcBorders>
           </w:tcPr>
           <w:p>
@@ -21262,7 +21176,7 @@
           <w:tcPr>
             <w:tcW w:w="2217" w:type="dxa"/>
             <w:tcBorders>
-              <w:top w:val="single" w:color="auto" w:sz="4" w:space="0"/>
+              <w:top w:val="single" w:sz="4" w:space="0" w:color="auto"/>
             </w:tcBorders>
           </w:tcPr>
           <w:p>
@@ -21275,7 +21189,7 @@
           <w:tcPr>
             <w:tcW w:w="2168" w:type="dxa"/>
             <w:tcBorders>
-              <w:top w:val="single" w:color="auto" w:sz="4" w:space="0"/>
+              <w:top w:val="single" w:sz="4" w:space="0" w:color="auto"/>
             </w:tcBorders>
           </w:tcPr>
           <w:p>
@@ -21285,12 +21199,12 @@
                 <w:szCs w:val="20"/>
               </w:rPr>
             </w:pPr>
-            <w:hyperlink r:id="rId40">
+            <w:hyperlink r:id="rId38">
               <w:r>
                 <w:rPr>
                   <w:rStyle w:val="Hyperlink"/>
                 </w:rPr>
-                <w:t>SaaS PaaS to ServiceNow API Integration.pptx</w:t>
+                <w:t>Yes</w:t>
               </w:r>
             </w:hyperlink>
           </w:p>
@@ -21435,6 +21349,12 @@
                 <w:szCs w:val="20"/>
               </w:rPr>
             </w:pPr>
+            <w:r>
+              <w:rPr>
+                <w:szCs w:val="20"/>
+              </w:rPr>
+              <w:t>Realtime workflow through API</w:t>
+            </w:r>
           </w:p>
         </w:tc>
         <w:tc>
@@ -21540,12 +21460,12 @@
                 <w:szCs w:val="20"/>
               </w:rPr>
             </w:pPr>
-            <w:hyperlink r:id="rId41">
+            <w:hyperlink r:id="rId39">
               <w:r>
                 <w:rPr>
                   <w:rStyle w:val="Hyperlink"/>
                 </w:rPr>
-                <w:t>PingOne SaaS Final.docx</w:t>
+                <w:t>Yes</w:t>
               </w:r>
             </w:hyperlink>
           </w:p>
@@ -21568,6 +21488,7 @@
                 <w:szCs w:val="20"/>
                 <w:lang w:eastAsia="en-GB"/>
               </w:rPr>
+              <w:lastRenderedPageBreak/>
               <w:t>5</w:t>
             </w:r>
           </w:p>
@@ -21582,6 +21503,9 @@
                 <w:szCs w:val="20"/>
               </w:rPr>
             </w:pPr>
+            <w:r>
+              <w:t>Experian App</w:t>
+            </w:r>
           </w:p>
         </w:tc>
         <w:tc>
@@ -21594,6 +21518,9 @@
                 <w:szCs w:val="20"/>
               </w:rPr>
             </w:pPr>
+            <w:r>
+              <w:t>Supported Storage</w:t>
+            </w:r>
           </w:p>
         </w:tc>
         <w:tc>
@@ -21606,6 +21533,12 @@
                 <w:szCs w:val="20"/>
               </w:rPr>
             </w:pPr>
+            <w:r>
+              <w:rPr>
+                <w:szCs w:val="20"/>
+              </w:rPr>
+              <w:t>Bulk data quality scanning and enrichment</w:t>
+            </w:r>
           </w:p>
         </w:tc>
         <w:tc>
@@ -21618,6 +21551,12 @@
                 <w:szCs w:val="20"/>
               </w:rPr>
             </w:pPr>
+            <w:r>
+              <w:rPr>
+                <w:szCs w:val="20"/>
+              </w:rPr>
+              <w:t>AWS IAM + Security groups</w:t>
+            </w:r>
           </w:p>
         </w:tc>
         <w:tc>
@@ -21630,6 +21569,12 @@
                 <w:szCs w:val="20"/>
               </w:rPr>
             </w:pPr>
+            <w:r>
+              <w:rPr>
+                <w:szCs w:val="20"/>
+              </w:rPr>
+              <w:t>Yes</w:t>
+            </w:r>
           </w:p>
         </w:tc>
       </w:tr>
@@ -21664,6 +21609,9 @@
                 <w:szCs w:val="20"/>
               </w:rPr>
             </w:pPr>
+            <w:r>
+              <w:t>Experian App</w:t>
+            </w:r>
           </w:p>
         </w:tc>
         <w:tc>
@@ -21676,6 +21624,12 @@
                 <w:szCs w:val="20"/>
               </w:rPr>
             </w:pPr>
+            <w:r>
+              <w:rPr>
+                <w:szCs w:val="20"/>
+              </w:rPr>
+              <w:t>Approved Data source</w:t>
+            </w:r>
           </w:p>
         </w:tc>
         <w:tc>
@@ -21688,6 +21642,12 @@
                 <w:szCs w:val="20"/>
               </w:rPr>
             </w:pPr>
+            <w:r>
+              <w:rPr>
+                <w:szCs w:val="20"/>
+              </w:rPr>
+              <w:t>Data Quality Check</w:t>
+            </w:r>
           </w:p>
         </w:tc>
         <w:tc>
@@ -21700,6 +21660,12 @@
                 <w:szCs w:val="20"/>
               </w:rPr>
             </w:pPr>
+            <w:r>
+              <w:rPr>
+                <w:szCs w:val="20"/>
+              </w:rPr>
+              <w:t>AWS IAM + Security groups</w:t>
+            </w:r>
           </w:p>
         </w:tc>
         <w:tc>
@@ -21712,6 +21678,226 @@
                 <w:szCs w:val="20"/>
               </w:rPr>
             </w:pPr>
+            <w:r>
+              <w:rPr>
+                <w:szCs w:val="20"/>
+              </w:rPr>
+              <w:t>Yes</w:t>
+            </w:r>
+          </w:p>
+        </w:tc>
+      </w:tr>
+      <w:tr>
+        <w:tc>
+          <w:tcPr>
+            <w:tcW w:w="328" w:type="dxa"/>
+          </w:tcPr>
+          <w:p>
+            <w:pPr>
+              <w:rPr>
+                <w:b/>
+                <w:szCs w:val="20"/>
+                <w:lang w:eastAsia="en-GB"/>
+              </w:rPr>
+            </w:pPr>
+            <w:r>
+              <w:rPr>
+                <w:b/>
+                <w:szCs w:val="20"/>
+                <w:lang w:eastAsia="en-GB"/>
+              </w:rPr>
+              <w:t>7</w:t>
+            </w:r>
+          </w:p>
+        </w:tc>
+        <w:tc>
+          <w:tcPr>
+            <w:tcW w:w="1785" w:type="dxa"/>
+          </w:tcPr>
+          <w:p>
+            <w:pPr>
+              <w:rPr>
+                <w:szCs w:val="20"/>
+              </w:rPr>
+            </w:pPr>
+            <w:r>
+              <w:t>Experian App</w:t>
+            </w:r>
+          </w:p>
+        </w:tc>
+        <w:tc>
+          <w:tcPr>
+            <w:tcW w:w="1725" w:type="dxa"/>
+          </w:tcPr>
+          <w:p>
+            <w:pPr>
+              <w:rPr>
+                <w:szCs w:val="20"/>
+              </w:rPr>
+            </w:pPr>
+            <w:r>
+              <w:rPr>
+                <w:szCs w:val="20"/>
+              </w:rPr>
+              <w:t>Data Lake</w:t>
+            </w:r>
+          </w:p>
+        </w:tc>
+        <w:tc>
+          <w:tcPr>
+            <w:tcW w:w="1875" w:type="dxa"/>
+          </w:tcPr>
+          <w:p>
+            <w:pPr>
+              <w:rPr>
+                <w:szCs w:val="20"/>
+              </w:rPr>
+            </w:pPr>
+            <w:r>
+              <w:t>JDBC connection to approved Data sources for routine data quality checks and schedules workflows.</w:t>
+            </w:r>
+          </w:p>
+        </w:tc>
+        <w:tc>
+          <w:tcPr>
+            <w:tcW w:w="2217" w:type="dxa"/>
+          </w:tcPr>
+          <w:p>
+            <w:pPr>
+              <w:rPr>
+                <w:szCs w:val="20"/>
+              </w:rPr>
+            </w:pPr>
+            <w:r>
+              <w:rPr>
+                <w:szCs w:val="20"/>
+                <w:highlight w:val="yellow"/>
+              </w:rPr>
+              <w:t>JBDC ?</w:t>
+            </w:r>
+          </w:p>
+        </w:tc>
+        <w:tc>
+          <w:tcPr>
+            <w:tcW w:w="2168" w:type="dxa"/>
+          </w:tcPr>
+          <w:p>
+            <w:pPr>
+              <w:rPr>
+                <w:szCs w:val="20"/>
+              </w:rPr>
+            </w:pPr>
+          </w:p>
+        </w:tc>
+      </w:tr>
+      <w:tr>
+        <w:tc>
+          <w:tcPr>
+            <w:tcW w:w="328" w:type="dxa"/>
+          </w:tcPr>
+          <w:p>
+            <w:pPr>
+              <w:rPr>
+                <w:b/>
+                <w:szCs w:val="20"/>
+                <w:lang w:eastAsia="en-GB"/>
+              </w:rPr>
+            </w:pPr>
+            <w:r>
+              <w:rPr>
+                <w:b/>
+                <w:szCs w:val="20"/>
+                <w:lang w:eastAsia="en-GB"/>
+              </w:rPr>
+              <w:t>8</w:t>
+            </w:r>
+          </w:p>
+        </w:tc>
+        <w:tc>
+          <w:tcPr>
+            <w:tcW w:w="1785" w:type="dxa"/>
+          </w:tcPr>
+          <w:p>
+            <w:pPr>
+              <w:rPr>
+                <w:szCs w:val="20"/>
+              </w:rPr>
+            </w:pPr>
+            <w:r>
+              <w:t>Experian App</w:t>
+            </w:r>
+          </w:p>
+        </w:tc>
+        <w:tc>
+          <w:tcPr>
+            <w:tcW w:w="1725" w:type="dxa"/>
+          </w:tcPr>
+          <w:p>
+            <w:pPr>
+              <w:rPr>
+                <w:szCs w:val="20"/>
+              </w:rPr>
+            </w:pPr>
+            <w:r>
+              <w:rPr>
+                <w:szCs w:val="20"/>
+              </w:rPr>
+              <w:t>Alation</w:t>
+            </w:r>
+          </w:p>
+        </w:tc>
+        <w:tc>
+          <w:tcPr>
+            <w:tcW w:w="1875" w:type="dxa"/>
+          </w:tcPr>
+          <w:p>
+            <w:pPr>
+              <w:rPr>
+                <w:szCs w:val="20"/>
+              </w:rPr>
+            </w:pPr>
+            <w:r>
+              <w:rPr>
+                <w:szCs w:val="20"/>
+              </w:rPr>
+              <w:t>Publish Data Quality health</w:t>
+            </w:r>
+          </w:p>
+        </w:tc>
+        <w:tc>
+          <w:tcPr>
+            <w:tcW w:w="2217" w:type="dxa"/>
+          </w:tcPr>
+          <w:p>
+            <w:pPr>
+              <w:rPr>
+                <w:szCs w:val="20"/>
+              </w:rPr>
+            </w:pPr>
+            <w:r>
+              <w:rPr>
+                <w:szCs w:val="20"/>
+              </w:rPr>
+              <w:t>Browsing Pattern</w:t>
+            </w:r>
+          </w:p>
+        </w:tc>
+        <w:tc>
+          <w:tcPr>
+            <w:tcW w:w="2168" w:type="dxa"/>
+          </w:tcPr>
+          <w:p>
+            <w:pPr>
+              <w:rPr>
+                <w:szCs w:val="20"/>
+              </w:rPr>
+            </w:pPr>
+            <w:r>
+              <w:rPr>
+                <w:szCs w:val="20"/>
+              </w:rPr>
+              <w:t>Yes</w:t>
+            </w:r>
           </w:p>
         </w:tc>
       </w:tr>
@@ -21729,7 +21915,7 @@
       <w:pPr>
         <w:pStyle w:val="Heading2"/>
       </w:pPr>
-      <w:bookmarkStart w:name="_Toc225753612" w:id="35"/>
+      <w:bookmarkStart w:id="35" w:name="_Toc225753612"/>
       <w:r>
         <w:t>Data Flow</w:t>
       </w:r>
@@ -21756,35 +21942,38 @@
           <w:rFonts w:cs="Arial"/>
           <w:szCs w:val="20"/>
         </w:rPr>
+        <w:lastRenderedPageBreak/>
         <w:t>Data Flow Diagram</w:t>
       </w:r>
     </w:p>
     <w:p>
       <w:pPr>
-        <w:ind w:left="0"/>
         <w:jc w:val="center"/>
       </w:pPr>
       <w:r>
+        <w:rPr>
+          <w:noProof/>
+        </w:rPr>
         <w:drawing>
-          <wp:inline wp14:editId="228058B0" wp14:anchorId="0B4A56A2">
-            <wp:extent cx="7315200" cy="4824711"/>
+          <wp:inline distT="0" distB="0" distL="0" distR="0" wp14:anchorId="32EE99DD" wp14:editId="16E8CCEF">
+            <wp:extent cx="6743700" cy="4445000"/>
             <wp:effectExtent l="0" t="0" r="0" b="0"/>
-            <wp:docPr id="1302725412" name="drawing"/>
+            <wp:docPr id="1609917709" name="Picture 1"/>
             <wp:cNvGraphicFramePr>
-              <a:graphicFrameLocks noChangeAspect="1"/>
+              <a:graphicFrameLocks xmlns:a="http://schemas.openxmlformats.org/drawingml/2006/main" noChangeAspect="1"/>
             </wp:cNvGraphicFramePr>
-            <a:graphic>
-              <a:graphicData xmlns:a="http://schemas.openxmlformats.org/drawingml/2006/main" uri="http://schemas.openxmlformats.org/drawingml/2006/picture">
+            <a:graphic xmlns:a="http://schemas.openxmlformats.org/drawingml/2006/main">
+              <a:graphicData uri="http://schemas.openxmlformats.org/drawingml/2006/picture">
                 <pic:pic xmlns:pic="http://schemas.openxmlformats.org/drawingml/2006/picture">
                   <pic:nvPicPr>
-                    <pic:cNvPr id="1302725412" name="Picture 1302725412"/>
+                    <pic:cNvPr id="1609917709" name="Picture 1609917709"/>
                     <pic:cNvPicPr/>
                   </pic:nvPicPr>
                   <pic:blipFill>
-                    <a:blip xmlns:r="http://schemas.openxmlformats.org/officeDocument/2006/relationships" r:embed="rId1009539617">
+                    <a:blip r:embed="rId40">
                       <a:extLst>
                         <a:ext uri="{28A0092B-C50C-407E-A947-70E740481C1C}">
-                          <a14:useLocalDpi xmlns:a14="http://schemas.microsoft.com/office/drawing/2010/main"/>
+                          <a14:useLocalDpi xmlns:a14="http://schemas.microsoft.com/office/drawing/2010/main" val="0"/>
                         </a:ext>
                       </a:extLst>
                     </a:blip>
@@ -21793,9 +21982,9 @@
                     </a:stretch>
                   </pic:blipFill>
                   <pic:spPr>
-                    <a:xfrm rot="0">
+                    <a:xfrm>
                       <a:off x="0" y="0"/>
-                      <a:ext cx="7315200" cy="4824711"/>
+                      <a:ext cx="6743700" cy="4445000"/>
                     </a:xfrm>
                     <a:prstGeom prst="rect">
                       <a:avLst/>
@@ -21843,13 +22032,12 @@
           <w:tcPr>
             <w:tcW w:w="328" w:type="dxa"/>
             <w:tcBorders>
-              <w:top w:val="single" w:color="auto" w:sz="4" w:space="0"/>
-              <w:left w:val="single" w:color="auto" w:sz="4" w:space="0"/>
-              <w:bottom w:val="single" w:color="auto" w:sz="4" w:space="0"/>
-              <w:right w:val="single" w:color="auto" w:sz="4" w:space="0"/>
+              <w:top w:val="single" w:sz="4" w:space="0" w:color="auto"/>
+              <w:left w:val="single" w:sz="4" w:space="0" w:color="auto"/>
+              <w:bottom w:val="single" w:sz="4" w:space="0" w:color="auto"/>
+              <w:right w:val="single" w:sz="4" w:space="0" w:color="auto"/>
             </w:tcBorders>
             <w:shd w:val="clear" w:color="auto" w:fill="A5C9EB" w:themeFill="text2" w:themeFillTint="40"/>
-            <w:tcMar/>
           </w:tcPr>
           <w:p>
             <w:pPr>
@@ -21863,13 +22051,12 @@
           <w:tcPr>
             <w:tcW w:w="1620" w:type="dxa"/>
             <w:tcBorders>
-              <w:top w:val="single" w:color="auto" w:sz="4" w:space="0"/>
-              <w:left w:val="single" w:color="auto" w:sz="4" w:space="0"/>
-              <w:bottom w:val="single" w:color="auto" w:sz="4" w:space="0"/>
-              <w:right w:val="single" w:color="auto" w:sz="4" w:space="0"/>
+              <w:top w:val="single" w:sz="4" w:space="0" w:color="auto"/>
+              <w:left w:val="single" w:sz="4" w:space="0" w:color="auto"/>
+              <w:bottom w:val="single" w:sz="4" w:space="0" w:color="auto"/>
+              <w:right w:val="single" w:sz="4" w:space="0" w:color="auto"/>
             </w:tcBorders>
             <w:shd w:val="clear" w:color="auto" w:fill="A5C9EB" w:themeFill="text2" w:themeFillTint="40"/>
-            <w:tcMar/>
           </w:tcPr>
           <w:p>
             <w:pPr>
@@ -21891,13 +22078,12 @@
           <w:tcPr>
             <w:tcW w:w="1650" w:type="dxa"/>
             <w:tcBorders>
-              <w:top w:val="single" w:color="auto" w:sz="4" w:space="0"/>
-              <w:left w:val="single" w:color="auto" w:sz="4" w:space="0"/>
-              <w:bottom w:val="single" w:color="auto" w:sz="4" w:space="0"/>
-              <w:right w:val="single" w:color="auto" w:sz="4" w:space="0"/>
+              <w:top w:val="single" w:sz="4" w:space="0" w:color="auto"/>
+              <w:left w:val="single" w:sz="4" w:space="0" w:color="auto"/>
+              <w:bottom w:val="single" w:sz="4" w:space="0" w:color="auto"/>
+              <w:right w:val="single" w:sz="4" w:space="0" w:color="auto"/>
             </w:tcBorders>
             <w:shd w:val="clear" w:color="auto" w:fill="A5C9EB" w:themeFill="text2" w:themeFillTint="40"/>
-            <w:tcMar/>
           </w:tcPr>
           <w:p>
             <w:pPr>
@@ -21921,13 +22107,12 @@
           <w:tcPr>
             <w:tcW w:w="1929" w:type="dxa"/>
             <w:tcBorders>
-              <w:top w:val="single" w:color="auto" w:sz="4" w:space="0"/>
-              <w:left w:val="single" w:color="auto" w:sz="4" w:space="0"/>
-              <w:bottom w:val="single" w:color="auto" w:sz="4" w:space="0"/>
-              <w:right w:val="single" w:color="auto" w:sz="4" w:space="0"/>
+              <w:top w:val="single" w:sz="4" w:space="0" w:color="auto"/>
+              <w:left w:val="single" w:sz="4" w:space="0" w:color="auto"/>
+              <w:bottom w:val="single" w:sz="4" w:space="0" w:color="auto"/>
+              <w:right w:val="single" w:sz="4" w:space="0" w:color="auto"/>
             </w:tcBorders>
             <w:shd w:val="clear" w:color="auto" w:fill="A5C9EB" w:themeFill="text2" w:themeFillTint="40"/>
-            <w:tcMar/>
           </w:tcPr>
           <w:p>
             <w:pPr>
@@ -21951,13 +22136,12 @@
           <w:tcPr>
             <w:tcW w:w="3828" w:type="dxa"/>
             <w:tcBorders>
-              <w:top w:val="single" w:color="auto" w:sz="4" w:space="0"/>
-              <w:left w:val="single" w:color="auto" w:sz="4" w:space="0"/>
-              <w:bottom w:val="single" w:color="auto" w:sz="4" w:space="0"/>
-              <w:right w:val="single" w:color="auto" w:sz="4" w:space="0"/>
+              <w:top w:val="single" w:sz="4" w:space="0" w:color="auto"/>
+              <w:left w:val="single" w:sz="4" w:space="0" w:color="auto"/>
+              <w:bottom w:val="single" w:sz="4" w:space="0" w:color="auto"/>
+              <w:right w:val="single" w:sz="4" w:space="0" w:color="auto"/>
             </w:tcBorders>
             <w:shd w:val="clear" w:color="auto" w:fill="A5C9EB" w:themeFill="text2" w:themeFillTint="40"/>
-            <w:tcMar/>
           </w:tcPr>
           <w:p>
             <w:pPr>
@@ -21989,9 +22173,8 @@
           <w:tcPr>
             <w:tcW w:w="328" w:type="dxa"/>
             <w:tcBorders>
-              <w:top w:val="single" w:color="auto" w:sz="4" w:space="0"/>
+              <w:top w:val="single" w:sz="4" w:space="0" w:color="auto"/>
             </w:tcBorders>
-            <w:tcMar/>
           </w:tcPr>
           <w:p>
             <w:pPr>
@@ -22013,9 +22196,8 @@
           <w:tcPr>
             <w:tcW w:w="1620" w:type="dxa"/>
             <w:tcBorders>
-              <w:top w:val="single" w:color="auto" w:sz="4" w:space="0"/>
+              <w:top w:val="single" w:sz="4" w:space="0" w:color="auto"/>
             </w:tcBorders>
-            <w:tcMar/>
           </w:tcPr>
           <w:p>
             <w:r>
@@ -22027,9 +22209,8 @@
           <w:tcPr>
             <w:tcW w:w="1650" w:type="dxa"/>
             <w:tcBorders>
-              <w:top w:val="single" w:color="auto" w:sz="4" w:space="0"/>
+              <w:top w:val="single" w:sz="4" w:space="0" w:color="auto"/>
             </w:tcBorders>
-            <w:tcMar/>
           </w:tcPr>
           <w:p>
             <w:r>
@@ -22041,9 +22222,8 @@
           <w:tcPr>
             <w:tcW w:w="1929" w:type="dxa"/>
             <w:tcBorders>
-              <w:top w:val="single" w:color="auto" w:sz="4" w:space="0"/>
+              <w:top w:val="single" w:sz="4" w:space="0" w:color="auto"/>
             </w:tcBorders>
-            <w:tcMar/>
           </w:tcPr>
           <w:p>
             <w:pPr>
@@ -22075,9 +22255,8 @@
           <w:tcPr>
             <w:tcW w:w="3828" w:type="dxa"/>
             <w:tcBorders>
-              <w:top w:val="single" w:color="auto" w:sz="4" w:space="0"/>
+              <w:top w:val="single" w:sz="4" w:space="0" w:color="auto"/>
             </w:tcBorders>
-            <w:tcMar/>
           </w:tcPr>
           <w:p>
             <w:r>
@@ -22090,7 +22269,6 @@
         <w:tc>
           <w:tcPr>
             <w:tcW w:w="328" w:type="dxa"/>
-            <w:tcMar/>
           </w:tcPr>
           <w:p>
             <w:pPr>
@@ -22111,7 +22289,6 @@
         <w:tc>
           <w:tcPr>
             <w:tcW w:w="1620" w:type="dxa"/>
-            <w:tcMar/>
           </w:tcPr>
           <w:p>
             <w:r>
@@ -22122,7 +22299,6 @@
         <w:tc>
           <w:tcPr>
             <w:tcW w:w="1650" w:type="dxa"/>
-            <w:tcMar/>
           </w:tcPr>
           <w:p>
             <w:r>
@@ -22133,7 +22309,6 @@
         <w:tc>
           <w:tcPr>
             <w:tcW w:w="1929" w:type="dxa"/>
-            <w:tcMar/>
           </w:tcPr>
           <w:p>
             <w:pPr>
@@ -22152,7 +22327,6 @@
         <w:tc>
           <w:tcPr>
             <w:tcW w:w="3828" w:type="dxa"/>
-            <w:tcMar/>
           </w:tcPr>
           <w:p>
             <w:r>
@@ -22165,7 +22339,6 @@
         <w:tc>
           <w:tcPr>
             <w:tcW w:w="328" w:type="dxa"/>
-            <w:tcMar/>
           </w:tcPr>
           <w:p>
             <w:pPr>
@@ -22186,7 +22359,6 @@
         <w:tc>
           <w:tcPr>
             <w:tcW w:w="1620" w:type="dxa"/>
-            <w:tcMar/>
           </w:tcPr>
           <w:p>
             <w:r>
@@ -22197,7 +22369,6 @@
         <w:tc>
           <w:tcPr>
             <w:tcW w:w="1650" w:type="dxa"/>
-            <w:tcMar/>
           </w:tcPr>
           <w:p>
             <w:r>
@@ -22208,7 +22379,6 @@
         <w:tc>
           <w:tcPr>
             <w:tcW w:w="1929" w:type="dxa"/>
-            <w:tcMar/>
           </w:tcPr>
           <w:p>
             <w:pPr>
@@ -22227,7 +22397,6 @@
         <w:tc>
           <w:tcPr>
             <w:tcW w:w="3828" w:type="dxa"/>
-            <w:tcMar/>
           </w:tcPr>
           <w:p>
             <w:r>
@@ -22240,7 +22409,6 @@
         <w:tc>
           <w:tcPr>
             <w:tcW w:w="328" w:type="dxa"/>
-            <w:tcMar/>
           </w:tcPr>
           <w:p>
             <w:pPr>
@@ -22261,7 +22429,6 @@
         <w:tc>
           <w:tcPr>
             <w:tcW w:w="1620" w:type="dxa"/>
-            <w:tcMar/>
           </w:tcPr>
           <w:p>
             <w:r>
@@ -22272,7 +22439,6 @@
         <w:tc>
           <w:tcPr>
             <w:tcW w:w="1650" w:type="dxa"/>
-            <w:tcMar/>
           </w:tcPr>
           <w:p>
             <w:r>
@@ -22283,7 +22449,6 @@
         <w:tc>
           <w:tcPr>
             <w:tcW w:w="1929" w:type="dxa"/>
-            <w:tcMar/>
           </w:tcPr>
           <w:p>
             <w:r>
@@ -22294,7 +22459,6 @@
         <w:tc>
           <w:tcPr>
             <w:tcW w:w="3828" w:type="dxa"/>
-            <w:tcMar/>
           </w:tcPr>
           <w:p>
             <w:r>
@@ -22307,7 +22471,6 @@
         <w:tc>
           <w:tcPr>
             <w:tcW w:w="328" w:type="dxa"/>
-            <w:tcMar/>
           </w:tcPr>
           <w:p>
             <w:pPr>
@@ -22330,7 +22493,6 @@
         <w:tc>
           <w:tcPr>
             <w:tcW w:w="1620" w:type="dxa"/>
-            <w:tcMar/>
           </w:tcPr>
           <w:p>
             <w:r>
@@ -22341,7 +22503,6 @@
         <w:tc>
           <w:tcPr>
             <w:tcW w:w="1650" w:type="dxa"/>
-            <w:tcMar/>
           </w:tcPr>
           <w:p>
             <w:r>
@@ -22352,7 +22513,6 @@
         <w:tc>
           <w:tcPr>
             <w:tcW w:w="1929" w:type="dxa"/>
-            <w:tcMar/>
           </w:tcPr>
           <w:p>
             <w:pPr>
@@ -22371,7 +22531,6 @@
         <w:tc>
           <w:tcPr>
             <w:tcW w:w="3828" w:type="dxa"/>
-            <w:tcMar/>
           </w:tcPr>
           <w:p>
             <w:r>
@@ -22384,7 +22543,6 @@
         <w:tc>
           <w:tcPr>
             <w:tcW w:w="328" w:type="dxa"/>
-            <w:tcMar/>
           </w:tcPr>
           <w:p>
             <w:pPr>
@@ -22407,7 +22565,6 @@
         <w:tc>
           <w:tcPr>
             <w:tcW w:w="1620" w:type="dxa"/>
-            <w:tcMar/>
           </w:tcPr>
           <w:p>
             <w:r>
@@ -22418,7 +22575,6 @@
         <w:tc>
           <w:tcPr>
             <w:tcW w:w="1650" w:type="dxa"/>
-            <w:tcMar/>
           </w:tcPr>
           <w:p>
             <w:r>
@@ -22429,7 +22585,6 @@
         <w:tc>
           <w:tcPr>
             <w:tcW w:w="1929" w:type="dxa"/>
-            <w:tcMar/>
           </w:tcPr>
           <w:p>
             <w:pPr>
@@ -22448,11 +22603,22 @@
         <w:tc>
           <w:tcPr>
             <w:tcW w:w="3828" w:type="dxa"/>
-            <w:tcMar/>
-          </w:tcPr>
-          <w:p>
-            <w:r>
-              <w:t>ReadOnly JDBC conneciton to approved Data sources for routine data quality checks and schedules workflows.</w:t>
+          </w:tcPr>
+          <w:p>
+            <w:r>
+              <w:rPr>
+                <w:highlight w:val="yellow"/>
+              </w:rPr>
+              <w:t>ReadOnly</w:t>
+            </w:r>
+            <w:r>
+              <w:t xml:space="preserve"> JDBC connect</w:t>
+            </w:r>
+            <w:r>
+              <w:t>i</w:t>
+            </w:r>
+            <w:r>
+              <w:t>on to approved Data sources for routine data quality checks and schedules workflows.</w:t>
             </w:r>
           </w:p>
         </w:tc>
@@ -22461,7 +22627,6 @@
         <w:tc>
           <w:tcPr>
             <w:tcW w:w="328" w:type="dxa"/>
-            <w:tcMar/>
           </w:tcPr>
           <w:p>
             <w:pPr>
@@ -22484,7 +22649,6 @@
         <w:tc>
           <w:tcPr>
             <w:tcW w:w="1620" w:type="dxa"/>
-            <w:tcMar/>
           </w:tcPr>
           <w:p>
             <w:r>
@@ -22495,7 +22659,6 @@
         <w:tc>
           <w:tcPr>
             <w:tcW w:w="1650" w:type="dxa"/>
-            <w:tcMar/>
           </w:tcPr>
           <w:p>
             <w:r>
@@ -22506,7 +22669,6 @@
         <w:tc>
           <w:tcPr>
             <w:tcW w:w="1929" w:type="dxa"/>
-            <w:tcMar/>
           </w:tcPr>
           <w:p>
             <w:pPr>
@@ -22525,7 +22687,6 @@
         <w:tc>
           <w:tcPr>
             <w:tcW w:w="3828" w:type="dxa"/>
-            <w:tcMar/>
           </w:tcPr>
           <w:p>
             <w:pPr>
@@ -22552,7 +22713,6 @@
         <w:tc>
           <w:tcPr>
             <w:tcW w:w="328" w:type="dxa"/>
-            <w:tcMar/>
           </w:tcPr>
           <w:p>
             <w:pPr>
@@ -22568,6 +22728,7 @@
                 <w:szCs w:val="20"/>
                 <w:lang w:eastAsia="en-GB"/>
               </w:rPr>
+              <w:lastRenderedPageBreak/>
               <w:t>8</w:t>
             </w:r>
           </w:p>
@@ -22575,7 +22736,6 @@
         <w:tc>
           <w:tcPr>
             <w:tcW w:w="1620" w:type="dxa"/>
-            <w:tcMar/>
           </w:tcPr>
           <w:p>
             <w:r>
@@ -22586,7 +22746,6 @@
         <w:tc>
           <w:tcPr>
             <w:tcW w:w="1650" w:type="dxa"/>
-            <w:tcMar/>
           </w:tcPr>
           <w:p>
             <w:r>
@@ -22597,7 +22756,6 @@
         <w:tc>
           <w:tcPr>
             <w:tcW w:w="1929" w:type="dxa"/>
-            <w:tcMar/>
           </w:tcPr>
           <w:p>
             <w:pPr>
@@ -22616,7 +22774,6 @@
         <w:tc>
           <w:tcPr>
             <w:tcW w:w="3828" w:type="dxa"/>
-            <w:tcMar/>
           </w:tcPr>
           <w:p>
             <w:r>
@@ -22652,8 +22809,9 @@
       <w:pPr>
         <w:pStyle w:val="Heading2"/>
       </w:pPr>
-      <w:bookmarkStart w:name="_Toc225753613" w:id="36"/>
-      <w:r>
+      <w:bookmarkStart w:id="36" w:name="_Toc225753613"/>
+      <w:r>
+        <w:lastRenderedPageBreak/>
         <w:t>Data Protection</w:t>
       </w:r>
       <w:bookmarkEnd w:id="36"/>
@@ -22764,7 +22922,7 @@
       <w:pPr>
         <w:pStyle w:val="Heading2"/>
       </w:pPr>
-      <w:bookmarkStart w:name="_Toc225753614" w:id="37"/>
+      <w:bookmarkStart w:id="37" w:name="_Toc225753614"/>
       <w:r>
         <w:t>Observability</w:t>
       </w:r>
@@ -22808,7 +22966,7 @@
       <w:pPr>
         <w:pStyle w:val="Heading2"/>
       </w:pPr>
-      <w:bookmarkStart w:name="_Toc225753615" w:id="38"/>
+      <w:bookmarkStart w:id="38" w:name="_Toc225753615"/>
       <w:r>
         <w:t>Authentication and Authorization</w:t>
       </w:r>
@@ -22819,55 +22977,27 @@
         <w:pStyle w:val="GuidanceNotes"/>
       </w:pPr>
       <w:r>
-        <w:rPr/>
         <w:t>Discuss the capabilities of the solution to address authentication and authorization.</w:t>
       </w:r>
     </w:p>
     <w:p>
       <w:pPr>
-        <w:pStyle w:val="Normal"/>
-        <w:suppressLineNumbers w:val="0"/>
-        <w:bidi w:val="0"/>
-        <w:spacing w:before="0" w:beforeAutospacing="off" w:after="160" w:afterAutospacing="off" w:line="278" w:lineRule="auto"/>
-        <w:ind w:left="720" w:right="0"/>
-        <w:jc w:val="left"/>
-      </w:pPr>
-      <w:r>
-        <w:rPr/>
-        <w:t xml:space="preserve">Access to Aperture Data Studio with be authenticated through </w:t>
-      </w:r>
-      <w:r>
-        <w:rPr/>
-        <w:t>PingOne</w:t>
-      </w:r>
-      <w:r>
-        <w:rPr/>
-        <w:t xml:space="preserve"> and </w:t>
-      </w:r>
-      <w:r>
-        <w:rPr/>
-        <w:t>appropriate roles</w:t>
-      </w:r>
-      <w:r>
-        <w:rPr/>
-        <w:t xml:space="preserve"> assigned with EntraID groups</w:t>
+        <w:ind w:left="720"/>
+      </w:pPr>
+      <w:r>
+        <w:t>Access to Aperture Data Studio with be authenticated through PingOne and appropriate roles assigned with EntraID groups</w:t>
       </w:r>
     </w:p>
     <w:p>
       <w:pPr>
-        <w:pStyle w:val="Normal"/>
-        <w:suppressLineNumbers w:val="0"/>
-        <w:bidi w:val="0"/>
-        <w:spacing w:before="0" w:beforeAutospacing="off" w:after="160" w:afterAutospacing="off" w:line="278" w:lineRule="auto"/>
-        <w:ind w:left="720" w:right="0"/>
-        <w:jc w:val="left"/>
+        <w:ind w:left="720"/>
       </w:pPr>
     </w:p>
     <w:p>
       <w:pPr>
         <w:pStyle w:val="Heading2"/>
       </w:pPr>
-      <w:bookmarkStart w:name="_Toc225753616" w:id="39"/>
+      <w:bookmarkStart w:id="39" w:name="_Toc225753616"/>
       <w:r>
         <w:t>Security Boundaries</w:t>
       </w:r>
@@ -23005,25 +23135,28 @@
       </w:r>
     </w:p>
     <w:p>
-      <w:pPr/>
-      <w:r>
+      <w:r>
+        <w:rPr>
+          <w:noProof/>
+        </w:rPr>
+        <w:lastRenderedPageBreak/>
         <w:drawing>
-          <wp:inline wp14:editId="413C3E45" wp14:anchorId="63EF8AC4">
+          <wp:inline distT="0" distB="0" distL="0" distR="0" wp14:anchorId="63EF8AC4" wp14:editId="413C3E45">
             <wp:extent cx="7134225" cy="5057775"/>
             <wp:effectExtent l="0" t="0" r="0" b="0"/>
             <wp:docPr id="707805438" name="drawing"/>
             <wp:cNvGraphicFramePr>
-              <a:graphicFrameLocks noChangeAspect="1"/>
+              <a:graphicFrameLocks xmlns:a="http://schemas.openxmlformats.org/drawingml/2006/main" noChangeAspect="1"/>
             </wp:cNvGraphicFramePr>
-            <a:graphic>
-              <a:graphicData xmlns:a="http://schemas.openxmlformats.org/drawingml/2006/main" uri="http://schemas.openxmlformats.org/drawingml/2006/picture">
+            <a:graphic xmlns:a="http://schemas.openxmlformats.org/drawingml/2006/main">
+              <a:graphicData uri="http://schemas.openxmlformats.org/drawingml/2006/picture">
                 <pic:pic xmlns:pic="http://schemas.openxmlformats.org/drawingml/2006/picture">
                   <pic:nvPicPr>
                     <pic:cNvPr id="707805438" name="Picture 707805438"/>
                     <pic:cNvPicPr/>
                   </pic:nvPicPr>
                   <pic:blipFill>
-                    <a:blip xmlns:r="http://schemas.openxmlformats.org/officeDocument/2006/relationships" r:embed="rId46780346">
+                    <a:blip r:embed="rId41">
                       <a:extLst>
                         <a:ext uri="{28A0092B-C50C-407E-A947-70E740481C1C}">
                           <a14:useLocalDpi xmlns:a14="http://schemas.microsoft.com/office/drawing/2010/main"/>
@@ -23085,7 +23218,6 @@
             <w:tcW w:w="2979" w:type="dxa"/>
             <w:gridSpan w:val="2"/>
             <w:shd w:val="clear" w:color="auto" w:fill="A5C9EB" w:themeFill="text2" w:themeFillTint="40"/>
-            <w:tcMar/>
           </w:tcPr>
           <w:p>
             <w:pPr>
@@ -23108,7 +23240,6 @@
           <w:tcPr>
             <w:tcW w:w="1672" w:type="dxa"/>
             <w:shd w:val="clear" w:color="auto" w:fill="A5C9EB" w:themeFill="text2" w:themeFillTint="40"/>
-            <w:tcMar/>
           </w:tcPr>
           <w:p>
             <w:pPr>
@@ -23132,7 +23263,6 @@
           <w:tcPr>
             <w:tcW w:w="4699" w:type="dxa"/>
             <w:shd w:val="clear" w:color="auto" w:fill="A5C9EB" w:themeFill="text2" w:themeFillTint="40"/>
-            <w:tcMar/>
           </w:tcPr>
           <w:p>
             <w:pPr>
@@ -23156,7 +23286,6 @@
         <w:tc>
           <w:tcPr>
             <w:tcW w:w="395" w:type="dxa"/>
-            <w:tcMar/>
           </w:tcPr>
           <w:p>
             <w:pPr>
@@ -23178,19 +23307,9 @@
         <w:tc>
           <w:tcPr>
             <w:tcW w:w="2584" w:type="dxa"/>
-            <w:tcMar/>
-          </w:tcPr>
-          <w:p>
-            <w:pPr>
-              <w:pStyle w:val="Normal"/>
-              <w:suppressLineNumbers w:val="0"/>
-              <w:bidi w:val="0"/>
-              <w:spacing w:before="0" w:beforeAutospacing="off" w:after="0" w:afterAutospacing="off" w:line="240" w:lineRule="auto"/>
-              <w:ind w:left="0" w:right="0"/>
-              <w:jc w:val="left"/>
-            </w:pPr>
-            <w:r>
-              <w:rPr/>
+          </w:tcPr>
+          <w:p>
+            <w:r>
               <w:t>ServiceNow access</w:t>
             </w:r>
           </w:p>
@@ -23198,7 +23317,6 @@
         <w:tc>
           <w:tcPr>
             <w:tcW w:w="1672" w:type="dxa"/>
-            <w:tcMar/>
           </w:tcPr>
           <w:p>
             <w:pPr>
@@ -23217,12 +23335,9 @@
         <w:tc>
           <w:tcPr>
             <w:tcW w:w="4699" w:type="dxa"/>
-            <w:tcMar/>
-          </w:tcPr>
-          <w:p>
-            <w:pPr/>
-            <w:r>
-              <w:rPr/>
+          </w:tcPr>
+          <w:p>
+            <w:r>
               <w:t>Access to ServiceNow through Aegon's API Gateway</w:t>
             </w:r>
           </w:p>
@@ -23232,7 +23347,6 @@
         <w:tc>
           <w:tcPr>
             <w:tcW w:w="395" w:type="dxa"/>
-            <w:tcMar/>
           </w:tcPr>
           <w:p>
             <w:pPr>
@@ -23254,12 +23368,9 @@
         <w:tc>
           <w:tcPr>
             <w:tcW w:w="2584" w:type="dxa"/>
-            <w:tcMar/>
-          </w:tcPr>
-          <w:p>
-            <w:pPr/>
-            <w:r>
-              <w:rPr/>
+          </w:tcPr>
+          <w:p>
+            <w:r>
               <w:t>PingOne</w:t>
             </w:r>
           </w:p>
@@ -23267,7 +23378,6 @@
         <w:tc>
           <w:tcPr>
             <w:tcW w:w="1672" w:type="dxa"/>
-            <w:tcMar/>
           </w:tcPr>
           <w:p>
             <w:pPr>
@@ -23286,12 +23396,9 @@
         <w:tc>
           <w:tcPr>
             <w:tcW w:w="4699" w:type="dxa"/>
-            <w:tcMar/>
-          </w:tcPr>
-          <w:p>
-            <w:pPr/>
-            <w:r>
-              <w:rPr/>
+          </w:tcPr>
+          <w:p>
+            <w:r>
               <w:t>Authentication with PingOne</w:t>
             </w:r>
           </w:p>
@@ -23301,7 +23408,6 @@
         <w:tc>
           <w:tcPr>
             <w:tcW w:w="395" w:type="dxa"/>
-            <w:tcMar/>
           </w:tcPr>
           <w:p>
             <w:pPr>
@@ -23323,28 +23429,16 @@
         <w:tc>
           <w:tcPr>
             <w:tcW w:w="2584" w:type="dxa"/>
-            <w:tcMar/>
-          </w:tcPr>
-          <w:p>
-            <w:pPr/>
-            <w:r>
-              <w:rPr/>
-              <w:t xml:space="preserve">EC2 </w:t>
-            </w:r>
-            <w:r>
-              <w:rPr/>
-              <w:t>Securitygroup</w:t>
-            </w:r>
-            <w:r>
-              <w:rPr/>
-              <w:t xml:space="preserve"> + IAM Role</w:t>
+          </w:tcPr>
+          <w:p>
+            <w:r>
+              <w:t>EC2 Securitygroup + IAM Role</w:t>
             </w:r>
           </w:p>
         </w:tc>
         <w:tc>
           <w:tcPr>
             <w:tcW w:w="1672" w:type="dxa"/>
-            <w:tcMar/>
           </w:tcPr>
           <w:p>
             <w:pPr>
@@ -23357,12 +23451,9 @@
         <w:tc>
           <w:tcPr>
             <w:tcW w:w="4699" w:type="dxa"/>
-            <w:tcMar/>
-          </w:tcPr>
-          <w:p>
-            <w:pPr/>
-            <w:r>
-              <w:rPr/>
+          </w:tcPr>
+          <w:p>
+            <w:r>
               <w:t>Restrict ingress and egress only for allowed traffic</w:t>
             </w:r>
           </w:p>
@@ -23372,7 +23463,6 @@
         <w:tc>
           <w:tcPr>
             <w:tcW w:w="395" w:type="dxa"/>
-            <w:tcMar/>
           </w:tcPr>
           <w:p>
             <w:pPr>
@@ -23394,12 +23484,9 @@
         <w:tc>
           <w:tcPr>
             <w:tcW w:w="2584" w:type="dxa"/>
-            <w:tcMar/>
-          </w:tcPr>
-          <w:p>
-            <w:pPr/>
-            <w:r>
-              <w:rPr/>
+          </w:tcPr>
+          <w:p>
+            <w:r>
               <w:t>Alation SaaS access</w:t>
             </w:r>
           </w:p>
@@ -23407,7 +23494,6 @@
         <w:tc>
           <w:tcPr>
             <w:tcW w:w="1672" w:type="dxa"/>
-            <w:tcMar/>
           </w:tcPr>
           <w:p>
             <w:pPr>
@@ -23426,7 +23512,6 @@
         <w:tc>
           <w:tcPr>
             <w:tcW w:w="4699" w:type="dxa"/>
-            <w:tcMar/>
           </w:tcPr>
           <w:p>
             <w:pPr>
@@ -23441,7 +23526,6 @@
         <w:tc>
           <w:tcPr>
             <w:tcW w:w="395" w:type="dxa"/>
-            <w:tcMar/>
           </w:tcPr>
           <w:p>
             <w:pPr>
@@ -23463,19 +23547,9 @@
         <w:tc>
           <w:tcPr>
             <w:tcW w:w="2584" w:type="dxa"/>
-            <w:tcMar/>
-          </w:tcPr>
-          <w:p>
-            <w:pPr>
-              <w:pStyle w:val="Normal"/>
-              <w:suppressLineNumbers w:val="0"/>
-              <w:bidi w:val="0"/>
-              <w:spacing w:before="0" w:beforeAutospacing="off" w:after="0" w:afterAutospacing="off" w:line="240" w:lineRule="auto"/>
-              <w:ind w:left="0" w:right="0"/>
-              <w:jc w:val="left"/>
-            </w:pPr>
-            <w:r>
-              <w:rPr/>
+          </w:tcPr>
+          <w:p>
+            <w:r>
               <w:t>Application API calls</w:t>
             </w:r>
           </w:p>
@@ -23483,12 +23557,9 @@
         <w:tc>
           <w:tcPr>
             <w:tcW w:w="1672" w:type="dxa"/>
-            <w:tcMar/>
-          </w:tcPr>
-          <w:p>
-            <w:pPr/>
-            <w:r>
-              <w:rPr/>
+          </w:tcPr>
+          <w:p>
+            <w:r>
               <w:t>APIGW + Lambda</w:t>
             </w:r>
           </w:p>
@@ -23496,19 +23567,9 @@
         <w:tc>
           <w:tcPr>
             <w:tcW w:w="4699" w:type="dxa"/>
-            <w:tcMar/>
-          </w:tcPr>
-          <w:p>
-            <w:pPr>
-              <w:pStyle w:val="Normal"/>
-              <w:suppressLineNumbers w:val="0"/>
-              <w:bidi w:val="0"/>
-              <w:spacing w:before="0" w:beforeAutospacing="off" w:after="0" w:afterAutospacing="off" w:line="240" w:lineRule="auto"/>
-              <w:ind w:left="0" w:right="0"/>
-              <w:jc w:val="left"/>
-            </w:pPr>
-            <w:r>
-              <w:rPr/>
+          </w:tcPr>
+          <w:p>
+            <w:r>
               <w:t>Access to Aperture Data Studio APIs from external app via Aegon's API Gateway</w:t>
             </w:r>
           </w:p>
@@ -23518,7 +23579,6 @@
         <w:tc>
           <w:tcPr>
             <w:tcW w:w="395" w:type="dxa"/>
-            <w:tcMar/>
           </w:tcPr>
           <w:p>
             <w:pPr>
@@ -23540,7 +23600,6 @@
         <w:tc>
           <w:tcPr>
             <w:tcW w:w="2584" w:type="dxa"/>
-            <w:tcMar/>
           </w:tcPr>
           <w:p>
             <w:pPr>
@@ -23553,7 +23612,6 @@
         <w:tc>
           <w:tcPr>
             <w:tcW w:w="1672" w:type="dxa"/>
-            <w:tcMar/>
           </w:tcPr>
           <w:p>
             <w:pPr>
@@ -23566,7 +23624,6 @@
         <w:tc>
           <w:tcPr>
             <w:tcW w:w="4699" w:type="dxa"/>
-            <w:tcMar/>
           </w:tcPr>
           <w:p>
             <w:pPr>
@@ -23590,6 +23647,7 @@
         <w:pStyle w:val="Heading3"/>
       </w:pPr>
       <w:r>
+        <w:lastRenderedPageBreak/>
         <w:t>Security Review Outcomes</w:t>
       </w:r>
     </w:p>
@@ -23655,7 +23713,7 @@
       <w:pPr>
         <w:pStyle w:val="GuidanceNotes"/>
       </w:pPr>
-      <w:hyperlink w:history="1" r:id="rId44">
+      <w:hyperlink r:id="rId42" w:history="1">
         <w:r>
           <w:rPr>
             <w:rStyle w:val="Hyperlink"/>
@@ -23749,7 +23807,7 @@
       <w:pPr>
         <w:pStyle w:val="Heading1"/>
       </w:pPr>
-      <w:bookmarkStart w:name="_Toc225753617" w:id="40"/>
+      <w:bookmarkStart w:id="40" w:name="_Toc225753617"/>
       <w:r>
         <w:t xml:space="preserve">Data </w:t>
       </w:r>
@@ -23762,7 +23820,7 @@
       <w:pPr>
         <w:pStyle w:val="Heading2"/>
       </w:pPr>
-      <w:bookmarkStart w:name="_Toc225753618" w:id="41"/>
+      <w:bookmarkStart w:id="41" w:name="_Toc225753618"/>
       <w:r>
         <w:t>Data Classification</w:t>
       </w:r>
@@ -23788,12 +23846,12 @@
         <w:tblW w:w="4300" w:type="pct"/>
         <w:tblInd w:w="715" w:type="dxa"/>
         <w:tblBorders>
-          <w:top w:val="single" w:color="A02B93" w:themeColor="accent5" w:sz="4" w:space="0"/>
-          <w:left w:val="single" w:color="A02B93" w:themeColor="accent5" w:sz="4" w:space="0"/>
-          <w:bottom w:val="single" w:color="A02B93" w:themeColor="accent5" w:sz="4" w:space="0"/>
-          <w:right w:val="single" w:color="A02B93" w:themeColor="accent5" w:sz="4" w:space="0"/>
-          <w:insideH w:val="single" w:color="A02B93" w:themeColor="accent5" w:sz="4" w:space="0"/>
-          <w:insideV w:val="single" w:color="A02B93" w:themeColor="accent5" w:sz="4" w:space="0"/>
+          <w:top w:val="single" w:sz="4" w:space="0" w:color="A02B93" w:themeColor="accent5"/>
+          <w:left w:val="single" w:sz="4" w:space="0" w:color="A02B93" w:themeColor="accent5"/>
+          <w:bottom w:val="single" w:sz="4" w:space="0" w:color="A02B93" w:themeColor="accent5"/>
+          <w:right w:val="single" w:sz="4" w:space="0" w:color="A02B93" w:themeColor="accent5"/>
+          <w:insideH w:val="single" w:sz="4" w:space="0" w:color="A02B93" w:themeColor="accent5"/>
+          <w:insideV w:val="single" w:sz="4" w:space="0" w:color="A02B93" w:themeColor="accent5"/>
         </w:tblBorders>
         <w:tblLayout w:type="fixed"/>
         <w:tblCellMar>
@@ -23823,10 +23881,10 @@
             <w:tcW w:w="2035" w:type="pct"/>
             <w:gridSpan w:val="2"/>
             <w:tcBorders>
-              <w:top w:val="single" w:color="auto" w:sz="4" w:space="0"/>
-              <w:left w:val="single" w:color="auto" w:sz="4" w:space="0"/>
-              <w:bottom w:val="single" w:color="auto" w:sz="4" w:space="0"/>
-              <w:right w:val="single" w:color="auto" w:sz="4" w:space="0"/>
+              <w:top w:val="single" w:sz="4" w:space="0" w:color="auto"/>
+              <w:left w:val="single" w:sz="4" w:space="0" w:color="auto"/>
+              <w:bottom w:val="single" w:sz="4" w:space="0" w:color="auto"/>
+              <w:right w:val="single" w:sz="4" w:space="0" w:color="auto"/>
             </w:tcBorders>
             <w:shd w:val="clear" w:color="auto" w:fill="A5C9EB" w:themeFill="text2" w:themeFillTint="40"/>
           </w:tcPr>
@@ -23851,10 +23909,10 @@
             <w:tcW w:w="293" w:type="pct"/>
             <w:gridSpan w:val="2"/>
             <w:tcBorders>
-              <w:top w:val="single" w:color="auto" w:sz="4" w:space="0"/>
-              <w:left w:val="single" w:color="auto" w:sz="4" w:space="0"/>
-              <w:bottom w:val="single" w:color="auto" w:sz="4" w:space="0"/>
-              <w:right w:val="single" w:color="auto" w:sz="4" w:space="0"/>
+              <w:top w:val="single" w:sz="4" w:space="0" w:color="auto"/>
+              <w:left w:val="single" w:sz="4" w:space="0" w:color="auto"/>
+              <w:bottom w:val="single" w:sz="4" w:space="0" w:color="auto"/>
+              <w:right w:val="single" w:sz="4" w:space="0" w:color="auto"/>
             </w:tcBorders>
             <w:shd w:val="clear" w:color="auto" w:fill="4C94D8" w:themeFill="text2" w:themeFillTint="80"/>
           </w:tcPr>
@@ -23873,10 +23931,10 @@
             <w:tcW w:w="2667" w:type="pct"/>
             <w:gridSpan w:val="2"/>
             <w:tcBorders>
-              <w:top w:val="single" w:color="auto" w:sz="4" w:space="0"/>
-              <w:left w:val="single" w:color="auto" w:sz="4" w:space="0"/>
-              <w:bottom w:val="single" w:color="auto" w:sz="4" w:space="0"/>
-              <w:right w:val="single" w:color="auto" w:sz="4" w:space="0"/>
+              <w:top w:val="single" w:sz="4" w:space="0" w:color="auto"/>
+              <w:left w:val="single" w:sz="4" w:space="0" w:color="auto"/>
+              <w:bottom w:val="single" w:sz="4" w:space="0" w:color="auto"/>
+              <w:right w:val="single" w:sz="4" w:space="0" w:color="auto"/>
             </w:tcBorders>
             <w:shd w:val="clear" w:color="auto" w:fill="4C94D8" w:themeFill="text2" w:themeFillTint="80"/>
           </w:tcPr>
@@ -23918,7 +23976,7 @@
               <w:tcPr>
                 <w:tcW w:w="204" w:type="pct"/>
                 <w:tcBorders>
-                  <w:right w:val="single" w:color="auto" w:sz="4" w:space="0"/>
+                  <w:right w:val="single" w:sz="4" w:space="0" w:color="auto"/>
                 </w:tcBorders>
               </w:tcPr>
               <w:p>
@@ -23931,7 +23989,7 @@
                 </w:pPr>
                 <w:r>
                   <w:rPr>
-                    <w:rFonts w:hint="eastAsia" w:ascii="MS Gothic" w:hAnsi="MS Gothic" w:eastAsia="MS Gothic"/>
+                    <w:rFonts w:ascii="MS Gothic" w:eastAsia="MS Gothic" w:hAnsi="MS Gothic" w:hint="eastAsia"/>
                     <w:szCs w:val="20"/>
                   </w:rPr>
                   <w:t>☐</w:t>
@@ -23944,10 +24002,10 @@
           <w:tcPr>
             <w:tcW w:w="1831" w:type="pct"/>
             <w:tcBorders>
-              <w:top w:val="single" w:color="auto" w:sz="4" w:space="0"/>
-              <w:left w:val="single" w:color="auto" w:sz="4" w:space="0"/>
-              <w:bottom w:val="single" w:color="auto" w:sz="4" w:space="0"/>
-              <w:right w:val="single" w:color="auto" w:sz="4" w:space="0"/>
+              <w:top w:val="single" w:sz="4" w:space="0" w:color="auto"/>
+              <w:left w:val="single" w:sz="4" w:space="0" w:color="auto"/>
+              <w:bottom w:val="single" w:sz="4" w:space="0" w:color="auto"/>
+              <w:right w:val="single" w:sz="4" w:space="0" w:color="auto"/>
             </w:tcBorders>
           </w:tcPr>
           <w:p>
@@ -23970,10 +24028,10 @@
           <w:tcPr>
             <w:tcW w:w="51" w:type="pct"/>
             <w:tcBorders>
-              <w:top w:val="single" w:color="auto" w:sz="4" w:space="0"/>
-              <w:left w:val="single" w:color="auto" w:sz="4" w:space="0"/>
-              <w:bottom w:val="single" w:color="auto" w:sz="4" w:space="0"/>
-              <w:right w:val="single" w:color="auto" w:sz="4" w:space="0"/>
+              <w:top w:val="single" w:sz="4" w:space="0" w:color="auto"/>
+              <w:left w:val="single" w:sz="4" w:space="0" w:color="auto"/>
+              <w:bottom w:val="single" w:sz="4" w:space="0" w:color="auto"/>
+              <w:right w:val="single" w:sz="4" w:space="0" w:color="auto"/>
             </w:tcBorders>
             <w:shd w:val="clear" w:color="auto" w:fill="4C94D8" w:themeFill="text2" w:themeFillTint="80"/>
           </w:tcPr>
@@ -24005,10 +24063,10 @@
                 <w:tcW w:w="256" w:type="pct"/>
                 <w:gridSpan w:val="2"/>
                 <w:tcBorders>
-                  <w:top w:val="single" w:color="auto" w:sz="4" w:space="0"/>
-                  <w:left w:val="single" w:color="auto" w:sz="4" w:space="0"/>
-                  <w:bottom w:val="single" w:color="auto" w:sz="4" w:space="0"/>
-                  <w:right w:val="single" w:color="auto" w:sz="4" w:space="0"/>
+                  <w:top w:val="single" w:sz="4" w:space="0" w:color="auto"/>
+                  <w:left w:val="single" w:sz="4" w:space="0" w:color="auto"/>
+                  <w:bottom w:val="single" w:sz="4" w:space="0" w:color="auto"/>
+                  <w:right w:val="single" w:sz="4" w:space="0" w:color="auto"/>
                 </w:tcBorders>
               </w:tcPr>
               <w:p>
@@ -24020,7 +24078,7 @@
                 </w:pPr>
                 <w:r>
                   <w:rPr>
-                    <w:rFonts w:ascii="MS Gothic" w:hAnsi="MS Gothic" w:eastAsia="MS Gothic" w:cs="MS Gothic"/>
+                    <w:rFonts w:ascii="MS Gothic" w:eastAsia="MS Gothic" w:hAnsi="MS Gothic" w:cs="MS Gothic"/>
                   </w:rPr>
                   <w:t>☒</w:t>
                 </w:r>
@@ -24033,10 +24091,10 @@
             <w:tcW w:w="2658" w:type="pct"/>
             <w:gridSpan w:val="2"/>
             <w:tcBorders>
-              <w:top w:val="single" w:color="auto" w:sz="4" w:space="0"/>
-              <w:left w:val="single" w:color="auto" w:sz="4" w:space="0"/>
-              <w:bottom w:val="single" w:color="auto" w:sz="4" w:space="0"/>
-              <w:right w:val="single" w:color="auto" w:sz="4" w:space="0"/>
+              <w:top w:val="single" w:sz="4" w:space="0" w:color="auto"/>
+              <w:left w:val="single" w:sz="4" w:space="0" w:color="auto"/>
+              <w:bottom w:val="single" w:sz="4" w:space="0" w:color="auto"/>
+              <w:right w:val="single" w:sz="4" w:space="0" w:color="auto"/>
             </w:tcBorders>
             <w:vAlign w:val="center"/>
           </w:tcPr>
@@ -24078,7 +24136,7 @@
               <w:tcPr>
                 <w:tcW w:w="204" w:type="pct"/>
                 <w:tcBorders>
-                  <w:right w:val="single" w:color="auto" w:sz="4" w:space="0"/>
+                  <w:right w:val="single" w:sz="4" w:space="0" w:color="auto"/>
                 </w:tcBorders>
               </w:tcPr>
               <w:p>
@@ -24090,7 +24148,7 @@
                 </w:pPr>
                 <w:r>
                   <w:rPr>
-                    <w:rFonts w:ascii="MS Gothic" w:hAnsi="MS Gothic" w:eastAsia="MS Gothic" w:cs="MS Gothic"/>
+                    <w:rFonts w:ascii="MS Gothic" w:eastAsia="MS Gothic" w:hAnsi="MS Gothic" w:cs="MS Gothic"/>
                   </w:rPr>
                   <w:t>☒</w:t>
                 </w:r>
@@ -24102,10 +24160,10 @@
           <w:tcPr>
             <w:tcW w:w="1831" w:type="pct"/>
             <w:tcBorders>
-              <w:top w:val="single" w:color="auto" w:sz="4" w:space="0"/>
-              <w:left w:val="single" w:color="auto" w:sz="4" w:space="0"/>
-              <w:bottom w:val="single" w:color="auto" w:sz="4" w:space="0"/>
-              <w:right w:val="single" w:color="auto" w:sz="4" w:space="0"/>
+              <w:top w:val="single" w:sz="4" w:space="0" w:color="auto"/>
+              <w:left w:val="single" w:sz="4" w:space="0" w:color="auto"/>
+              <w:bottom w:val="single" w:sz="4" w:space="0" w:color="auto"/>
+              <w:right w:val="single" w:sz="4" w:space="0" w:color="auto"/>
             </w:tcBorders>
           </w:tcPr>
           <w:p>
@@ -24128,10 +24186,10 @@
           <w:tcPr>
             <w:tcW w:w="51" w:type="pct"/>
             <w:tcBorders>
-              <w:top w:val="single" w:color="auto" w:sz="4" w:space="0"/>
-              <w:left w:val="single" w:color="auto" w:sz="4" w:space="0"/>
-              <w:bottom w:val="single" w:color="auto" w:sz="4" w:space="0"/>
-              <w:right w:val="single" w:color="auto" w:sz="4" w:space="0"/>
+              <w:top w:val="single" w:sz="4" w:space="0" w:color="auto"/>
+              <w:left w:val="single" w:sz="4" w:space="0" w:color="auto"/>
+              <w:bottom w:val="single" w:sz="4" w:space="0" w:color="auto"/>
+              <w:right w:val="single" w:sz="4" w:space="0" w:color="auto"/>
             </w:tcBorders>
             <w:shd w:val="clear" w:color="auto" w:fill="4C94D8" w:themeFill="text2" w:themeFillTint="80"/>
           </w:tcPr>
@@ -24163,10 +24221,10 @@
                 <w:tcW w:w="256" w:type="pct"/>
                 <w:gridSpan w:val="2"/>
                 <w:tcBorders>
-                  <w:top w:val="single" w:color="auto" w:sz="4" w:space="0"/>
-                  <w:left w:val="single" w:color="auto" w:sz="4" w:space="0"/>
-                  <w:bottom w:val="single" w:color="auto" w:sz="4" w:space="0"/>
-                  <w:right w:val="single" w:color="auto" w:sz="4" w:space="0"/>
+                  <w:top w:val="single" w:sz="4" w:space="0" w:color="auto"/>
+                  <w:left w:val="single" w:sz="4" w:space="0" w:color="auto"/>
+                  <w:bottom w:val="single" w:sz="4" w:space="0" w:color="auto"/>
+                  <w:right w:val="single" w:sz="4" w:space="0" w:color="auto"/>
                 </w:tcBorders>
               </w:tcPr>
               <w:p>
@@ -24178,7 +24236,7 @@
                 </w:pPr>
                 <w:r>
                   <w:rPr>
-                    <w:rFonts w:ascii="MS Gothic" w:hAnsi="MS Gothic" w:eastAsia="MS Gothic" w:cs="MS Gothic"/>
+                    <w:rFonts w:ascii="MS Gothic" w:eastAsia="MS Gothic" w:hAnsi="MS Gothic" w:cs="MS Gothic"/>
                   </w:rPr>
                   <w:t>☒</w:t>
                 </w:r>
@@ -24191,10 +24249,10 @@
             <w:tcW w:w="2658" w:type="pct"/>
             <w:gridSpan w:val="2"/>
             <w:tcBorders>
-              <w:top w:val="single" w:color="auto" w:sz="4" w:space="0"/>
-              <w:left w:val="single" w:color="auto" w:sz="4" w:space="0"/>
-              <w:bottom w:val="single" w:color="auto" w:sz="4" w:space="0"/>
-              <w:right w:val="single" w:color="auto" w:sz="4" w:space="0"/>
+              <w:top w:val="single" w:sz="4" w:space="0" w:color="auto"/>
+              <w:left w:val="single" w:sz="4" w:space="0" w:color="auto"/>
+              <w:bottom w:val="single" w:sz="4" w:space="0" w:color="auto"/>
+              <w:right w:val="single" w:sz="4" w:space="0" w:color="auto"/>
             </w:tcBorders>
             <w:vAlign w:val="center"/>
           </w:tcPr>
@@ -24236,7 +24294,7 @@
               <w:tcPr>
                 <w:tcW w:w="204" w:type="pct"/>
                 <w:tcBorders>
-                  <w:right w:val="single" w:color="auto" w:sz="4" w:space="0"/>
+                  <w:right w:val="single" w:sz="4" w:space="0" w:color="auto"/>
                 </w:tcBorders>
               </w:tcPr>
               <w:p>
@@ -24249,7 +24307,7 @@
                 </w:pPr>
                 <w:r>
                   <w:rPr>
-                    <w:rFonts w:ascii="Segoe UI Symbol" w:hAnsi="Segoe UI Symbol" w:eastAsia="MS Gothic" w:cs="Segoe UI Symbol"/>
+                    <w:rFonts w:ascii="Segoe UI Symbol" w:eastAsia="MS Gothic" w:hAnsi="Segoe UI Symbol" w:cs="Segoe UI Symbol"/>
                     <w:szCs w:val="20"/>
                   </w:rPr>
                   <w:t>☐</w:t>
@@ -24262,10 +24320,10 @@
           <w:tcPr>
             <w:tcW w:w="1831" w:type="pct"/>
             <w:tcBorders>
-              <w:top w:val="single" w:color="auto" w:sz="4" w:space="0"/>
-              <w:left w:val="single" w:color="auto" w:sz="4" w:space="0"/>
-              <w:bottom w:val="single" w:color="auto" w:sz="4" w:space="0"/>
-              <w:right w:val="single" w:color="auto" w:sz="4" w:space="0"/>
+              <w:top w:val="single" w:sz="4" w:space="0" w:color="auto"/>
+              <w:left w:val="single" w:sz="4" w:space="0" w:color="auto"/>
+              <w:bottom w:val="single" w:sz="4" w:space="0" w:color="auto"/>
+              <w:right w:val="single" w:sz="4" w:space="0" w:color="auto"/>
             </w:tcBorders>
           </w:tcPr>
           <w:p>
@@ -24288,10 +24346,10 @@
           <w:tcPr>
             <w:tcW w:w="51" w:type="pct"/>
             <w:tcBorders>
-              <w:top w:val="single" w:color="auto" w:sz="4" w:space="0"/>
-              <w:left w:val="single" w:color="auto" w:sz="4" w:space="0"/>
-              <w:bottom w:val="single" w:color="auto" w:sz="4" w:space="0"/>
-              <w:right w:val="single" w:color="auto" w:sz="4" w:space="0"/>
+              <w:top w:val="single" w:sz="4" w:space="0" w:color="auto"/>
+              <w:left w:val="single" w:sz="4" w:space="0" w:color="auto"/>
+              <w:bottom w:val="single" w:sz="4" w:space="0" w:color="auto"/>
+              <w:right w:val="single" w:sz="4" w:space="0" w:color="auto"/>
             </w:tcBorders>
             <w:shd w:val="clear" w:color="auto" w:fill="4C94D8" w:themeFill="text2" w:themeFillTint="80"/>
           </w:tcPr>
@@ -24323,10 +24381,10 @@
                 <w:tcW w:w="256" w:type="pct"/>
                 <w:gridSpan w:val="2"/>
                 <w:tcBorders>
-                  <w:top w:val="single" w:color="auto" w:sz="4" w:space="0"/>
-                  <w:left w:val="single" w:color="auto" w:sz="4" w:space="0"/>
-                  <w:bottom w:val="single" w:color="auto" w:sz="4" w:space="0"/>
-                  <w:right w:val="single" w:color="auto" w:sz="4" w:space="0"/>
+                  <w:top w:val="single" w:sz="4" w:space="0" w:color="auto"/>
+                  <w:left w:val="single" w:sz="4" w:space="0" w:color="auto"/>
+                  <w:bottom w:val="single" w:sz="4" w:space="0" w:color="auto"/>
+                  <w:right w:val="single" w:sz="4" w:space="0" w:color="auto"/>
                 </w:tcBorders>
               </w:tcPr>
               <w:p>
@@ -24338,7 +24396,7 @@
                 </w:pPr>
                 <w:r>
                   <w:rPr>
-                    <w:rFonts w:ascii="MS Gothic" w:hAnsi="MS Gothic" w:eastAsia="MS Gothic" w:cs="MS Gothic"/>
+                    <w:rFonts w:ascii="MS Gothic" w:eastAsia="MS Gothic" w:hAnsi="MS Gothic" w:cs="MS Gothic"/>
                   </w:rPr>
                   <w:t>☒</w:t>
                 </w:r>
@@ -24351,10 +24409,10 @@
             <w:tcW w:w="2658" w:type="pct"/>
             <w:gridSpan w:val="2"/>
             <w:tcBorders>
-              <w:top w:val="single" w:color="auto" w:sz="4" w:space="0"/>
-              <w:left w:val="single" w:color="auto" w:sz="4" w:space="0"/>
-              <w:bottom w:val="single" w:color="auto" w:sz="4" w:space="0"/>
-              <w:right w:val="single" w:color="auto" w:sz="4" w:space="0"/>
+              <w:top w:val="single" w:sz="4" w:space="0" w:color="auto"/>
+              <w:left w:val="single" w:sz="4" w:space="0" w:color="auto"/>
+              <w:bottom w:val="single" w:sz="4" w:space="0" w:color="auto"/>
+              <w:right w:val="single" w:sz="4" w:space="0" w:color="auto"/>
             </w:tcBorders>
             <w:vAlign w:val="center"/>
           </w:tcPr>
@@ -24396,7 +24454,7 @@
               <w:tcPr>
                 <w:tcW w:w="204" w:type="pct"/>
                 <w:tcBorders>
-                  <w:right w:val="single" w:color="auto" w:sz="4" w:space="0"/>
+                  <w:right w:val="single" w:sz="4" w:space="0" w:color="auto"/>
                 </w:tcBorders>
               </w:tcPr>
               <w:p>
@@ -24409,7 +24467,7 @@
                 </w:pPr>
                 <w:r>
                   <w:rPr>
-                    <w:rFonts w:ascii="Segoe UI Symbol" w:hAnsi="Segoe UI Symbol" w:eastAsia="MS Gothic" w:cs="Segoe UI Symbol"/>
+                    <w:rFonts w:ascii="Segoe UI Symbol" w:eastAsia="MS Gothic" w:hAnsi="Segoe UI Symbol" w:cs="Segoe UI Symbol"/>
                     <w:szCs w:val="20"/>
                   </w:rPr>
                   <w:t>☐</w:t>
@@ -24422,10 +24480,10 @@
           <w:tcPr>
             <w:tcW w:w="1831" w:type="pct"/>
             <w:tcBorders>
-              <w:top w:val="single" w:color="auto" w:sz="4" w:space="0"/>
-              <w:left w:val="single" w:color="auto" w:sz="4" w:space="0"/>
-              <w:bottom w:val="single" w:color="auto" w:sz="4" w:space="0"/>
-              <w:right w:val="single" w:color="auto" w:sz="4" w:space="0"/>
+              <w:top w:val="single" w:sz="4" w:space="0" w:color="auto"/>
+              <w:left w:val="single" w:sz="4" w:space="0" w:color="auto"/>
+              <w:bottom w:val="single" w:sz="4" w:space="0" w:color="auto"/>
+              <w:right w:val="single" w:sz="4" w:space="0" w:color="auto"/>
             </w:tcBorders>
           </w:tcPr>
           <w:p>
@@ -24448,10 +24506,10 @@
           <w:tcPr>
             <w:tcW w:w="51" w:type="pct"/>
             <w:tcBorders>
-              <w:top w:val="single" w:color="auto" w:sz="4" w:space="0"/>
-              <w:left w:val="single" w:color="auto" w:sz="4" w:space="0"/>
-              <w:bottom w:val="single" w:color="auto" w:sz="4" w:space="0"/>
-              <w:right w:val="single" w:color="auto" w:sz="4" w:space="0"/>
+              <w:top w:val="single" w:sz="4" w:space="0" w:color="auto"/>
+              <w:left w:val="single" w:sz="4" w:space="0" w:color="auto"/>
+              <w:bottom w:val="single" w:sz="4" w:space="0" w:color="auto"/>
+              <w:right w:val="single" w:sz="4" w:space="0" w:color="auto"/>
             </w:tcBorders>
             <w:shd w:val="clear" w:color="auto" w:fill="4C94D8" w:themeFill="text2" w:themeFillTint="80"/>
           </w:tcPr>
@@ -24483,10 +24541,10 @@
                 <w:tcW w:w="256" w:type="pct"/>
                 <w:gridSpan w:val="2"/>
                 <w:tcBorders>
-                  <w:top w:val="single" w:color="auto" w:sz="4" w:space="0"/>
-                  <w:left w:val="single" w:color="auto" w:sz="4" w:space="0"/>
-                  <w:bottom w:val="single" w:color="auto" w:sz="4" w:space="0"/>
-                  <w:right w:val="single" w:color="auto" w:sz="4" w:space="0"/>
+                  <w:top w:val="single" w:sz="4" w:space="0" w:color="auto"/>
+                  <w:left w:val="single" w:sz="4" w:space="0" w:color="auto"/>
+                  <w:bottom w:val="single" w:sz="4" w:space="0" w:color="auto"/>
+                  <w:right w:val="single" w:sz="4" w:space="0" w:color="auto"/>
                 </w:tcBorders>
               </w:tcPr>
               <w:p>
@@ -24498,7 +24556,7 @@
                 </w:pPr>
                 <w:r>
                   <w:rPr>
-                    <w:rFonts w:ascii="MS Gothic" w:hAnsi="MS Gothic" w:eastAsia="MS Gothic" w:cs="MS Gothic"/>
+                    <w:rFonts w:ascii="MS Gothic" w:eastAsia="MS Gothic" w:hAnsi="MS Gothic" w:cs="MS Gothic"/>
                   </w:rPr>
                   <w:t>☒</w:t>
                 </w:r>
@@ -24511,10 +24569,10 @@
             <w:tcW w:w="2658" w:type="pct"/>
             <w:gridSpan w:val="2"/>
             <w:tcBorders>
-              <w:top w:val="single" w:color="auto" w:sz="4" w:space="0"/>
-              <w:left w:val="single" w:color="auto" w:sz="4" w:space="0"/>
-              <w:bottom w:val="single" w:color="auto" w:sz="4" w:space="0"/>
-              <w:right w:val="single" w:color="auto" w:sz="4" w:space="0"/>
+              <w:top w:val="single" w:sz="4" w:space="0" w:color="auto"/>
+              <w:left w:val="single" w:sz="4" w:space="0" w:color="auto"/>
+              <w:bottom w:val="single" w:sz="4" w:space="0" w:color="auto"/>
+              <w:right w:val="single" w:sz="4" w:space="0" w:color="auto"/>
             </w:tcBorders>
             <w:vAlign w:val="center"/>
           </w:tcPr>
@@ -24556,7 +24614,7 @@
               <w:tcPr>
                 <w:tcW w:w="204" w:type="pct"/>
                 <w:tcBorders>
-                  <w:right w:val="single" w:color="auto" w:sz="4" w:space="0"/>
+                  <w:right w:val="single" w:sz="4" w:space="0" w:color="auto"/>
                 </w:tcBorders>
               </w:tcPr>
               <w:p>
@@ -24569,7 +24627,7 @@
                 </w:pPr>
                 <w:r>
                   <w:rPr>
-                    <w:rFonts w:ascii="Segoe UI Symbol" w:hAnsi="Segoe UI Symbol" w:eastAsia="MS Gothic" w:cs="Segoe UI Symbol"/>
+                    <w:rFonts w:ascii="Segoe UI Symbol" w:eastAsia="MS Gothic" w:hAnsi="Segoe UI Symbol" w:cs="Segoe UI Symbol"/>
                     <w:szCs w:val="20"/>
                   </w:rPr>
                   <w:t>☐</w:t>
@@ -24582,10 +24640,10 @@
           <w:tcPr>
             <w:tcW w:w="1831" w:type="pct"/>
             <w:tcBorders>
-              <w:top w:val="single" w:color="auto" w:sz="4" w:space="0"/>
-              <w:left w:val="single" w:color="auto" w:sz="4" w:space="0"/>
-              <w:bottom w:val="single" w:color="auto" w:sz="4" w:space="0"/>
-              <w:right w:val="single" w:color="auto" w:sz="4" w:space="0"/>
+              <w:top w:val="single" w:sz="4" w:space="0" w:color="auto"/>
+              <w:left w:val="single" w:sz="4" w:space="0" w:color="auto"/>
+              <w:bottom w:val="single" w:sz="4" w:space="0" w:color="auto"/>
+              <w:right w:val="single" w:sz="4" w:space="0" w:color="auto"/>
             </w:tcBorders>
           </w:tcPr>
           <w:p>
@@ -24608,10 +24666,10 @@
           <w:tcPr>
             <w:tcW w:w="51" w:type="pct"/>
             <w:tcBorders>
-              <w:top w:val="single" w:color="auto" w:sz="4" w:space="0"/>
-              <w:left w:val="single" w:color="auto" w:sz="4" w:space="0"/>
-              <w:bottom w:val="single" w:color="auto" w:sz="4" w:space="0"/>
-              <w:right w:val="single" w:color="auto" w:sz="4" w:space="0"/>
+              <w:top w:val="single" w:sz="4" w:space="0" w:color="auto"/>
+              <w:left w:val="single" w:sz="4" w:space="0" w:color="auto"/>
+              <w:bottom w:val="single" w:sz="4" w:space="0" w:color="auto"/>
+              <w:right w:val="single" w:sz="4" w:space="0" w:color="auto"/>
             </w:tcBorders>
             <w:shd w:val="clear" w:color="auto" w:fill="4C94D8" w:themeFill="text2" w:themeFillTint="80"/>
           </w:tcPr>
@@ -24643,10 +24701,10 @@
                 <w:tcW w:w="256" w:type="pct"/>
                 <w:gridSpan w:val="2"/>
                 <w:tcBorders>
-                  <w:top w:val="single" w:color="auto" w:sz="4" w:space="0"/>
-                  <w:left w:val="single" w:color="auto" w:sz="4" w:space="0"/>
-                  <w:bottom w:val="single" w:color="auto" w:sz="4" w:space="0"/>
-                  <w:right w:val="single" w:color="auto" w:sz="4" w:space="0"/>
+                  <w:top w:val="single" w:sz="4" w:space="0" w:color="auto"/>
+                  <w:left w:val="single" w:sz="4" w:space="0" w:color="auto"/>
+                  <w:bottom w:val="single" w:sz="4" w:space="0" w:color="auto"/>
+                  <w:right w:val="single" w:sz="4" w:space="0" w:color="auto"/>
                 </w:tcBorders>
               </w:tcPr>
               <w:p>
@@ -24659,7 +24717,7 @@
                 </w:pPr>
                 <w:r>
                   <w:rPr>
-                    <w:rFonts w:ascii="Segoe UI Symbol" w:hAnsi="Segoe UI Symbol" w:eastAsia="MS Gothic" w:cs="Segoe UI Symbol"/>
+                    <w:rFonts w:ascii="Segoe UI Symbol" w:eastAsia="MS Gothic" w:hAnsi="Segoe UI Symbol" w:cs="Segoe UI Symbol"/>
                     <w:szCs w:val="20"/>
                   </w:rPr>
                   <w:t>☐</w:t>
@@ -24673,10 +24731,10 @@
             <w:tcW w:w="2658" w:type="pct"/>
             <w:gridSpan w:val="2"/>
             <w:tcBorders>
-              <w:top w:val="single" w:color="auto" w:sz="4" w:space="0"/>
-              <w:left w:val="single" w:color="auto" w:sz="4" w:space="0"/>
-              <w:bottom w:val="single" w:color="auto" w:sz="4" w:space="0"/>
-              <w:right w:val="single" w:color="auto" w:sz="4" w:space="0"/>
+              <w:top w:val="single" w:sz="4" w:space="0" w:color="auto"/>
+              <w:left w:val="single" w:sz="4" w:space="0" w:color="auto"/>
+              <w:bottom w:val="single" w:sz="4" w:space="0" w:color="auto"/>
+              <w:right w:val="single" w:sz="4" w:space="0" w:color="auto"/>
             </w:tcBorders>
             <w:vAlign w:val="center"/>
           </w:tcPr>
@@ -24718,7 +24776,7 @@
       <w:pPr>
         <w:pStyle w:val="Heading2"/>
       </w:pPr>
-      <w:bookmarkStart w:name="_Toc225753619" w:id="42"/>
+      <w:bookmarkStart w:id="42" w:name="_Toc225753619"/>
       <w:r>
         <w:t>Privacy Impact Assessment (PIA)</w:t>
       </w:r>
@@ -24753,7 +24811,7 @@
       <w:pPr>
         <w:pStyle w:val="Heading2"/>
       </w:pPr>
-      <w:bookmarkStart w:name="_Toc225753620" w:id="43"/>
+      <w:bookmarkStart w:id="43" w:name="_Toc225753620"/>
       <w:r>
         <w:t>Data Encryption</w:t>
       </w:r>
@@ -24766,7 +24824,7 @@
       <w:r>
         <w:t xml:space="preserve">Describe the requirements data encryption at rest and in transit. Refer to </w:t>
       </w:r>
-      <w:hyperlink w:history="1" r:id="rId45">
+      <w:hyperlink r:id="rId43" w:history="1">
         <w:r>
           <w:rPr>
             <w:rStyle w:val="Hyperlink"/>
@@ -24807,8 +24865,9 @@
       <w:pPr>
         <w:pStyle w:val="Heading2"/>
       </w:pPr>
-      <w:bookmarkStart w:name="_Toc225753621" w:id="44"/>
-      <w:r>
+      <w:bookmarkStart w:id="44" w:name="_Toc225753621"/>
+      <w:r>
+        <w:lastRenderedPageBreak/>
         <w:t>Data Residency</w:t>
       </w:r>
       <w:bookmarkEnd w:id="44"/>
@@ -24872,13 +24931,13 @@
       <w:r>
         <w:instrText xml:space="preserve"> HYPERLINK "mailto:kenny.boyle@aegon.com"</w:instrText>
       </w:r>
-      <w:bookmarkStart w:name="_@_E190AF068036410AAAF2922D035A7DF1Z" w:id="409382497"/>
-      <w:bookmarkStart w:name="_@_5C833E00D50445D1B0CEFCF39C926E9EZ" w:id="46"/>
+      <w:bookmarkStart w:id="46" w:name="_@_5C833E00D50445D1B0CEFCF39C926E9EZ"/>
+      <w:bookmarkStart w:id="47" w:name="_@_E190AF068036410AAAF2922D035A7DF1Z"/>
       <w:r>
         <w:fldChar w:fldCharType="separate"/>
       </w:r>
-      <w:bookmarkEnd w:id="409382497"/>
       <w:bookmarkEnd w:id="46"/>
+      <w:bookmarkEnd w:id="47"/>
       <w:r>
         <w:rPr>
           <w:rStyle w:val="Mention"/>
@@ -24897,6 +24956,8 @@
       <w:r>
         <w:rPr>
           <w:rStyle w:val="CommentReference"/>
+          <w:sz w:val="20"/>
+          <w:szCs w:val="28"/>
         </w:rPr>
         <w:commentReference w:id="45"/>
       </w:r>
@@ -24904,7 +24965,6 @@
         <w:fldChar w:fldCharType="end"/>
       </w:r>
       <w:r>
-        <w:rPr/>
         <w:t xml:space="preserve"> </w:t>
       </w:r>
     </w:p>
@@ -24926,8 +24986,9 @@
       <w:pPr>
         <w:pStyle w:val="Heading1"/>
       </w:pPr>
-      <w:bookmarkStart w:name="_Toc225753622" w:id="48"/>
-      <w:r>
+      <w:bookmarkStart w:id="49" w:name="_Toc225753622"/>
+      <w:r>
+        <w:lastRenderedPageBreak/>
         <w:t>G</w:t>
       </w:r>
       <w:r>
@@ -24936,7 +24997,7 @@
       <w:r>
         <w:t>AI</w:t>
       </w:r>
-      <w:bookmarkEnd w:id="48"/>
+      <w:bookmarkEnd w:id="49"/>
       <w:r>
         <w:t xml:space="preserve"> </w:t>
       </w:r>
@@ -24969,13 +25030,12 @@
       </w:pPr>
       <w:r>
         <w:rPr>
-          <w:rFonts w:ascii="Arial" w:hAnsi="Arial" w:eastAsia="游ゴシック" w:cs="Arial" w:eastAsiaTheme="minorEastAsia"/>
+          <w:rFonts w:eastAsiaTheme="minorEastAsia" w:cs="Arial"/>
           <w:i w:val="0"/>
-          <w:iCs w:val="0"/>
           <w:color w:val="auto"/>
           <w:sz w:val="28"/>
           <w:szCs w:val="28"/>
-          <w:lang w:eastAsia="en-US" w:bidi="ar-SA"/>
+          <w:lang w:eastAsia="en-US"/>
         </w:rPr>
         <w:t>Not Applicable</w:t>
       </w:r>
@@ -24984,7 +25044,7 @@
       <w:pPr>
         <w:pStyle w:val="Heading1"/>
       </w:pPr>
-      <w:bookmarkStart w:name="_Toc225753623" w:id="49"/>
+      <w:bookmarkStart w:id="50" w:name="_Toc225753623"/>
       <w:r>
         <w:t xml:space="preserve">Free </w:t>
       </w:r>
@@ -24994,7 +25054,7 @@
       <w:r>
         <w:t xml:space="preserve"> Open Source Software (FOSS)</w:t>
       </w:r>
-      <w:bookmarkEnd w:id="49"/>
+      <w:bookmarkEnd w:id="50"/>
     </w:p>
     <w:p>
       <w:pPr>
@@ -25024,13 +25084,12 @@
       </w:pPr>
       <w:r>
         <w:rPr>
-          <w:rFonts w:ascii="Arial" w:hAnsi="Arial" w:eastAsia="游ゴシック" w:cs="Arial" w:eastAsiaTheme="minorEastAsia"/>
+          <w:rFonts w:eastAsiaTheme="minorEastAsia" w:cs="Arial"/>
           <w:i w:val="0"/>
-          <w:iCs w:val="0"/>
           <w:color w:val="auto"/>
           <w:sz w:val="28"/>
           <w:szCs w:val="28"/>
-          <w:lang w:eastAsia="en-US" w:bidi="ar-SA"/>
+          <w:lang w:eastAsia="en-US"/>
         </w:rPr>
         <w:t>Not Applicable</w:t>
       </w:r>
@@ -25038,62 +25097,50 @@
     <w:p>
       <w:pPr>
         <w:pStyle w:val="Heading1"/>
-        <w:rPr/>
-      </w:pPr>
-      <w:r>
-        <w:rPr/>
+      </w:pPr>
+      <w:r>
         <w:t>License</w:t>
       </w:r>
     </w:p>
     <w:p>
       <w:pPr>
-        <w:pStyle w:val="Normal"/>
         <w:ind w:left="630"/>
       </w:pPr>
       <w:r>
-        <w:rPr/>
         <w:t>Aperture Data Studio is covered under a five-year license agreement. The license includes:</w:t>
       </w:r>
     </w:p>
     <w:p>
       <w:pPr>
-        <w:pStyle w:val="Normal"/>
         <w:ind w:left="630"/>
       </w:pPr>
       <w:r>
-        <w:rPr/>
         <w:t>Data Consumer users: Unlimited</w:t>
       </w:r>
     </w:p>
     <w:p>
       <w:pPr>
-        <w:pStyle w:val="Normal"/>
         <w:ind w:left="630"/>
       </w:pPr>
       <w:r>
-        <w:rPr/>
         <w:t>Designer users: 30</w:t>
       </w:r>
     </w:p>
     <w:p>
       <w:pPr>
-        <w:pStyle w:val="Normal"/>
         <w:ind w:left="630"/>
       </w:pPr>
       <w:r>
-        <w:rPr/>
         <w:t xml:space="preserve">Official link: </w:t>
       </w:r>
-      <w:hyperlink r:id="R70bb38991ed24afa">
+      <w:hyperlink r:id="rId44">
         <w:r>
-          <w:rPr/>
           <w:t>https://docs.experianaperture.io/data-quality/aperture-data-studio/installation/manage-your-license/</w:t>
         </w:r>
       </w:hyperlink>
     </w:p>
     <w:p>
       <w:pPr>
-        <w:pStyle w:val="Normal"/>
         <w:ind w:left="630"/>
       </w:pPr>
     </w:p>
@@ -25101,7 +25148,7 @@
       <w:pPr>
         <w:pStyle w:val="Heading1"/>
       </w:pPr>
-      <w:bookmarkStart w:name="_Toc225753624" w:id="50"/>
+      <w:bookmarkStart w:id="51" w:name="_Toc225753624"/>
       <w:r>
         <w:t xml:space="preserve">Waivers </w:t>
       </w:r>
@@ -25111,7 +25158,7 @@
       <w:r>
         <w:t>/or Exceptions</w:t>
       </w:r>
-      <w:bookmarkEnd w:id="50"/>
+      <w:bookmarkEnd w:id="51"/>
     </w:p>
     <w:p>
       <w:pPr>
@@ -25140,7 +25187,7 @@
         </w:rPr>
         <w:t xml:space="preserve">See this link for documentation related to </w:t>
       </w:r>
-      <w:hyperlink w:history="1" r:id="rId49">
+      <w:hyperlink r:id="rId45" w:history="1">
         <w:r>
           <w:rPr>
             <w:rStyle w:val="Hyperlink"/>
@@ -25241,7 +25288,7 @@
         </w:rPr>
         <w:t>Risk Acceptance and Risk Remediation compliance is a function of the GTS internal risk management process. Exceptions to standards are logged as </w:t>
       </w:r>
-      <w:hyperlink w:history="1" r:id="rId50">
+      <w:hyperlink r:id="rId46" w:history="1">
         <w:r>
           <w:rPr>
             <w:rStyle w:val="Hyperlink"/>
@@ -25256,7 +25303,7 @@
         </w:rPr>
         <w:t> or </w:t>
       </w:r>
-      <w:hyperlink w:history="1" r:id="rId51">
+      <w:hyperlink r:id="rId47" w:history="1">
         <w:r>
           <w:rPr>
             <w:rStyle w:val="Hyperlink"/>
@@ -25369,6 +25416,7 @@
         <w:rPr>
           <w:szCs w:val="20"/>
         </w:rPr>
+        <w:lastRenderedPageBreak/>
         <w:t>&lt;</w:t>
       </w:r>
       <w:r>
@@ -25396,7 +25444,7 @@
       <w:pPr>
         <w:pStyle w:val="Heading2"/>
       </w:pPr>
-      <w:bookmarkStart w:name="_Toc225753625" w:id="51"/>
+      <w:bookmarkStart w:id="52" w:name="_Toc225753625"/>
       <w:r>
         <w:t>Risk</w:t>
       </w:r>
@@ -25405,332 +25453,6 @@
       </w:r>
       <w:r>
         <w:t>Acceptances</w:t>
-      </w:r>
-      <w:bookmarkEnd w:id="51"/>
-    </w:p>
-    <w:tbl>
-      <w:tblPr>
-        <w:tblStyle w:val="TableGrid"/>
-        <w:tblW w:w="10008" w:type="dxa"/>
-        <w:tblInd w:w="607" w:type="dxa"/>
-        <w:tblLook w:val="04A0" w:firstRow="1" w:lastRow="0" w:firstColumn="1" w:lastColumn="0" w:noHBand="0" w:noVBand="1"/>
-      </w:tblPr>
-      <w:tblGrid>
-        <w:gridCol w:w="417"/>
-        <w:gridCol w:w="2404"/>
-        <w:gridCol w:w="3331"/>
-        <w:gridCol w:w="3856"/>
-      </w:tblGrid>
-      <w:tr>
-        <w:trPr>
-          <w:trHeight w:val="330"/>
-        </w:trPr>
-        <w:tc>
-          <w:tcPr>
-            <w:tcW w:w="417" w:type="dxa"/>
-            <w:shd w:val="clear" w:color="auto" w:fill="A5C9EB" w:themeFill="text2" w:themeFillTint="40"/>
-          </w:tcPr>
-          <w:p>
-            <w:pPr>
-              <w:rPr>
-                <w:b/>
-                <w:bCs/>
-                <w:sz w:val="28"/>
-              </w:rPr>
-            </w:pPr>
-            <w:r>
-              <w:rPr>
-                <w:b/>
-                <w:szCs w:val="20"/>
-              </w:rPr>
-              <w:t>#</w:t>
-            </w:r>
-          </w:p>
-        </w:tc>
-        <w:tc>
-          <w:tcPr>
-            <w:tcW w:w="2404" w:type="dxa"/>
-            <w:shd w:val="clear" w:color="auto" w:fill="A5C9EB" w:themeFill="text2" w:themeFillTint="40"/>
-          </w:tcPr>
-          <w:p>
-            <w:pPr>
-              <w:rPr>
-                <w:b/>
-                <w:bCs/>
-                <w:sz w:val="28"/>
-              </w:rPr>
-            </w:pPr>
-            <w:r>
-              <w:rPr>
-                <w:b/>
-                <w:szCs w:val="20"/>
-              </w:rPr>
-              <w:t>Acceptance</w:t>
-            </w:r>
-            <w:r>
-              <w:rPr>
-                <w:b/>
-                <w:szCs w:val="20"/>
-              </w:rPr>
-              <w:t xml:space="preserve"> Title</w:t>
-            </w:r>
-          </w:p>
-        </w:tc>
-        <w:tc>
-          <w:tcPr>
-            <w:tcW w:w="3331" w:type="dxa"/>
-            <w:shd w:val="clear" w:color="auto" w:fill="A5C9EB" w:themeFill="text2" w:themeFillTint="40"/>
-          </w:tcPr>
-          <w:p>
-            <w:pPr>
-              <w:rPr>
-                <w:b/>
-                <w:bCs/>
-                <w:sz w:val="28"/>
-              </w:rPr>
-            </w:pPr>
-            <w:r>
-              <w:rPr>
-                <w:b/>
-                <w:szCs w:val="20"/>
-              </w:rPr>
-              <w:t>Exception Description</w:t>
-            </w:r>
-          </w:p>
-        </w:tc>
-        <w:tc>
-          <w:tcPr>
-            <w:tcW w:w="3856" w:type="dxa"/>
-            <w:shd w:val="clear" w:color="auto" w:fill="A5C9EB" w:themeFill="text2" w:themeFillTint="40"/>
-          </w:tcPr>
-          <w:p>
-            <w:pPr>
-              <w:rPr>
-                <w:b/>
-                <w:bCs/>
-                <w:sz w:val="28"/>
-              </w:rPr>
-            </w:pPr>
-            <w:r>
-              <w:rPr>
-                <w:b/>
-                <w:szCs w:val="20"/>
-              </w:rPr>
-              <w:t xml:space="preserve">Link to Risk </w:t>
-            </w:r>
-            <w:r>
-              <w:rPr>
-                <w:b/>
-                <w:szCs w:val="20"/>
-              </w:rPr>
-              <w:t>Exception Acceptance</w:t>
-            </w:r>
-          </w:p>
-        </w:tc>
-      </w:tr>
-      <w:tr>
-        <w:trPr>
-          <w:trHeight w:val="339"/>
-        </w:trPr>
-        <w:tc>
-          <w:tcPr>
-            <w:tcW w:w="417" w:type="dxa"/>
-          </w:tcPr>
-          <w:p>
-            <w:pPr>
-              <w:rPr>
-                <w:szCs w:val="20"/>
-                <w:shd w:val="clear" w:color="auto" w:fill="FFFFFF"/>
-              </w:rPr>
-            </w:pPr>
-            <w:r>
-              <w:rPr>
-                <w:szCs w:val="20"/>
-                <w:shd w:val="clear" w:color="auto" w:fill="FFFFFF"/>
-              </w:rPr>
-              <w:t>1</w:t>
-            </w:r>
-          </w:p>
-        </w:tc>
-        <w:tc>
-          <w:tcPr>
-            <w:tcW w:w="2404" w:type="dxa"/>
-          </w:tcPr>
-          <w:p>
-            <w:pPr>
-              <w:rPr>
-                <w:szCs w:val="20"/>
-                <w:shd w:val="clear" w:color="auto" w:fill="FFFFFF"/>
-              </w:rPr>
-            </w:pPr>
-          </w:p>
-        </w:tc>
-        <w:tc>
-          <w:tcPr>
-            <w:tcW w:w="3331" w:type="dxa"/>
-          </w:tcPr>
-          <w:p>
-            <w:pPr>
-              <w:rPr>
-                <w:szCs w:val="20"/>
-                <w:shd w:val="clear" w:color="auto" w:fill="FFFFFF"/>
-              </w:rPr>
-            </w:pPr>
-          </w:p>
-        </w:tc>
-        <w:tc>
-          <w:tcPr>
-            <w:tcW w:w="3856" w:type="dxa"/>
-          </w:tcPr>
-          <w:p>
-            <w:pPr>
-              <w:rPr>
-                <w:szCs w:val="20"/>
-              </w:rPr>
-            </w:pPr>
-          </w:p>
-        </w:tc>
-      </w:tr>
-      <w:tr>
-        <w:trPr>
-          <w:trHeight w:val="357"/>
-        </w:trPr>
-        <w:tc>
-          <w:tcPr>
-            <w:tcW w:w="417" w:type="dxa"/>
-          </w:tcPr>
-          <w:p>
-            <w:pPr>
-              <w:rPr>
-                <w:szCs w:val="20"/>
-                <w:shd w:val="clear" w:color="auto" w:fill="FFFFFF"/>
-              </w:rPr>
-            </w:pPr>
-            <w:r>
-              <w:rPr>
-                <w:szCs w:val="20"/>
-                <w:shd w:val="clear" w:color="auto" w:fill="FFFFFF"/>
-              </w:rPr>
-              <w:t>2</w:t>
-            </w:r>
-          </w:p>
-        </w:tc>
-        <w:tc>
-          <w:tcPr>
-            <w:tcW w:w="2404" w:type="dxa"/>
-          </w:tcPr>
-          <w:p>
-            <w:pPr>
-              <w:rPr>
-                <w:szCs w:val="20"/>
-                <w:shd w:val="clear" w:color="auto" w:fill="FFFFFF"/>
-              </w:rPr>
-            </w:pPr>
-          </w:p>
-        </w:tc>
-        <w:tc>
-          <w:tcPr>
-            <w:tcW w:w="3331" w:type="dxa"/>
-          </w:tcPr>
-          <w:p>
-            <w:pPr>
-              <w:rPr>
-                <w:szCs w:val="20"/>
-                <w:shd w:val="clear" w:color="auto" w:fill="FFFFFF"/>
-              </w:rPr>
-            </w:pPr>
-          </w:p>
-        </w:tc>
-        <w:tc>
-          <w:tcPr>
-            <w:tcW w:w="3856" w:type="dxa"/>
-          </w:tcPr>
-          <w:p>
-            <w:pPr>
-              <w:rPr>
-                <w:szCs w:val="20"/>
-              </w:rPr>
-            </w:pPr>
-          </w:p>
-        </w:tc>
-      </w:tr>
-      <w:tr>
-        <w:trPr>
-          <w:trHeight w:val="348"/>
-        </w:trPr>
-        <w:tc>
-          <w:tcPr>
-            <w:tcW w:w="417" w:type="dxa"/>
-          </w:tcPr>
-          <w:p>
-            <w:pPr>
-              <w:rPr>
-                <w:szCs w:val="20"/>
-                <w:shd w:val="clear" w:color="auto" w:fill="FFFFFF"/>
-              </w:rPr>
-            </w:pPr>
-            <w:r>
-              <w:rPr>
-                <w:szCs w:val="20"/>
-                <w:shd w:val="clear" w:color="auto" w:fill="FFFFFF"/>
-              </w:rPr>
-              <w:t>3</w:t>
-            </w:r>
-          </w:p>
-        </w:tc>
-        <w:tc>
-          <w:tcPr>
-            <w:tcW w:w="2404" w:type="dxa"/>
-          </w:tcPr>
-          <w:p>
-            <w:pPr>
-              <w:rPr>
-                <w:szCs w:val="20"/>
-                <w:shd w:val="clear" w:color="auto" w:fill="FFFFFF"/>
-              </w:rPr>
-            </w:pPr>
-          </w:p>
-        </w:tc>
-        <w:tc>
-          <w:tcPr>
-            <w:tcW w:w="3331" w:type="dxa"/>
-          </w:tcPr>
-          <w:p>
-            <w:pPr>
-              <w:rPr>
-                <w:szCs w:val="20"/>
-                <w:shd w:val="clear" w:color="auto" w:fill="FFFFFF"/>
-              </w:rPr>
-            </w:pPr>
-          </w:p>
-        </w:tc>
-        <w:tc>
-          <w:tcPr>
-            <w:tcW w:w="3856" w:type="dxa"/>
-          </w:tcPr>
-          <w:p>
-            <w:pPr>
-              <w:rPr>
-                <w:szCs w:val="20"/>
-              </w:rPr>
-            </w:pPr>
-          </w:p>
-        </w:tc>
-      </w:tr>
-    </w:tbl>
-    <w:p>
-      <w:pPr>
-        <w:pStyle w:val="Heading2"/>
-      </w:pPr>
-      <w:bookmarkStart w:name="_Toc225753626" w:id="52"/>
-      <w:r>
-        <w:t>Risk</w:t>
-      </w:r>
-      <w:r>
-        <w:t xml:space="preserve"> </w:t>
-      </w:r>
-      <w:r>
-        <w:t>Remediations</w:t>
       </w:r>
       <w:bookmarkEnd w:id="52"/>
     </w:p>
@@ -25791,7 +25513,7 @@
                 <w:b/>
                 <w:szCs w:val="20"/>
               </w:rPr>
-              <w:t>Remediation</w:t>
+              <w:t>Acceptance</w:t>
             </w:r>
             <w:r>
               <w:rPr>
@@ -25820,21 +25542,7 @@
                 <w:b/>
                 <w:szCs w:val="20"/>
               </w:rPr>
-              <w:t>Exception</w:t>
-            </w:r>
-            <w:r>
-              <w:rPr>
-                <w:b/>
-                <w:szCs w:val="20"/>
-              </w:rPr>
-              <w:t xml:space="preserve"> </w:t>
-            </w:r>
-            <w:r>
-              <w:rPr>
-                <w:b/>
-                <w:szCs w:val="20"/>
-              </w:rPr>
-              <w:t>Description</w:t>
+              <w:t>Exception Description</w:t>
             </w:r>
           </w:p>
         </w:tc>
@@ -25863,14 +25571,7 @@
                 <w:b/>
                 <w:szCs w:val="20"/>
               </w:rPr>
-              <w:t xml:space="preserve">Exception </w:t>
-            </w:r>
-            <w:r>
-              <w:rPr>
-                <w:b/>
-                <w:szCs w:val="20"/>
-              </w:rPr>
-              <w:t>Remediation</w:t>
+              <w:t>Exception Acceptance</w:t>
             </w:r>
           </w:p>
         </w:tc>
@@ -26069,12 +25770,15 @@
       <w:pPr>
         <w:pStyle w:val="Heading2"/>
       </w:pPr>
-      <w:bookmarkStart w:name="_Toc225753627" w:id="53"/>
-      <w:r>
-        <w:t>Security</w:t>
-      </w:r>
-      <w:r>
-        <w:t xml:space="preserve"> Exceptions</w:t>
+      <w:bookmarkStart w:id="53" w:name="_Toc225753626"/>
+      <w:r>
+        <w:t>Risk</w:t>
+      </w:r>
+      <w:r>
+        <w:t xml:space="preserve"> </w:t>
+      </w:r>
+      <w:r>
+        <w:t>Remediations</w:t>
       </w:r>
       <w:bookmarkEnd w:id="53"/>
     </w:p>
@@ -26135,7 +25839,14 @@
                 <w:b/>
                 <w:szCs w:val="20"/>
               </w:rPr>
-              <w:t>Exception Title</w:t>
+              <w:t>Remediation</w:t>
+            </w:r>
+            <w:r>
+              <w:rPr>
+                <w:b/>
+                <w:szCs w:val="20"/>
+              </w:rPr>
+              <w:t xml:space="preserve"> Title</w:t>
             </w:r>
           </w:p>
         </w:tc>
@@ -26157,7 +25868,21 @@
                 <w:b/>
                 <w:szCs w:val="20"/>
               </w:rPr>
-              <w:t>Exception Description</w:t>
+              <w:t>Exception</w:t>
+            </w:r>
+            <w:r>
+              <w:rPr>
+                <w:b/>
+                <w:szCs w:val="20"/>
+              </w:rPr>
+              <w:t xml:space="preserve"> </w:t>
+            </w:r>
+            <w:r>
+              <w:rPr>
+                <w:b/>
+                <w:szCs w:val="20"/>
+              </w:rPr>
+              <w:t>Description</w:t>
             </w:r>
           </w:p>
         </w:tc>
@@ -26179,21 +25904,21 @@
                 <w:b/>
                 <w:szCs w:val="20"/>
               </w:rPr>
-              <w:t xml:space="preserve">Link to </w:t>
+              <w:t xml:space="preserve">Link to Risk </w:t>
             </w:r>
             <w:r>
               <w:rPr>
                 <w:b/>
                 <w:szCs w:val="20"/>
               </w:rPr>
-              <w:t>Security</w:t>
+              <w:t xml:space="preserve">Exception </w:t>
             </w:r>
             <w:r>
               <w:rPr>
                 <w:b/>
                 <w:szCs w:val="20"/>
               </w:rPr>
-              <w:t xml:space="preserve"> Exception</w:t>
+              <w:t>Remediation</w:t>
             </w:r>
           </w:p>
         </w:tc>
@@ -26390,6 +26115,329 @@
     </w:tbl>
     <w:p>
       <w:pPr>
+        <w:pStyle w:val="Heading2"/>
+      </w:pPr>
+      <w:bookmarkStart w:id="54" w:name="_Toc225753627"/>
+      <w:r>
+        <w:t>Security</w:t>
+      </w:r>
+      <w:r>
+        <w:t xml:space="preserve"> Exceptions</w:t>
+      </w:r>
+      <w:bookmarkEnd w:id="54"/>
+    </w:p>
+    <w:tbl>
+      <w:tblPr>
+        <w:tblStyle w:val="TableGrid"/>
+        <w:tblW w:w="10008" w:type="dxa"/>
+        <w:tblInd w:w="607" w:type="dxa"/>
+        <w:tblLook w:val="04A0" w:firstRow="1" w:lastRow="0" w:firstColumn="1" w:lastColumn="0" w:noHBand="0" w:noVBand="1"/>
+      </w:tblPr>
+      <w:tblGrid>
+        <w:gridCol w:w="417"/>
+        <w:gridCol w:w="2404"/>
+        <w:gridCol w:w="3331"/>
+        <w:gridCol w:w="3856"/>
+      </w:tblGrid>
+      <w:tr>
+        <w:trPr>
+          <w:trHeight w:val="330"/>
+        </w:trPr>
+        <w:tc>
+          <w:tcPr>
+            <w:tcW w:w="417" w:type="dxa"/>
+            <w:shd w:val="clear" w:color="auto" w:fill="A5C9EB" w:themeFill="text2" w:themeFillTint="40"/>
+          </w:tcPr>
+          <w:p>
+            <w:pPr>
+              <w:rPr>
+                <w:b/>
+                <w:bCs/>
+                <w:sz w:val="28"/>
+              </w:rPr>
+            </w:pPr>
+            <w:r>
+              <w:rPr>
+                <w:b/>
+                <w:szCs w:val="20"/>
+              </w:rPr>
+              <w:t>#</w:t>
+            </w:r>
+          </w:p>
+        </w:tc>
+        <w:tc>
+          <w:tcPr>
+            <w:tcW w:w="2404" w:type="dxa"/>
+            <w:shd w:val="clear" w:color="auto" w:fill="A5C9EB" w:themeFill="text2" w:themeFillTint="40"/>
+          </w:tcPr>
+          <w:p>
+            <w:pPr>
+              <w:rPr>
+                <w:b/>
+                <w:bCs/>
+                <w:sz w:val="28"/>
+              </w:rPr>
+            </w:pPr>
+            <w:r>
+              <w:rPr>
+                <w:b/>
+                <w:szCs w:val="20"/>
+              </w:rPr>
+              <w:t>Exception Title</w:t>
+            </w:r>
+          </w:p>
+        </w:tc>
+        <w:tc>
+          <w:tcPr>
+            <w:tcW w:w="3331" w:type="dxa"/>
+            <w:shd w:val="clear" w:color="auto" w:fill="A5C9EB" w:themeFill="text2" w:themeFillTint="40"/>
+          </w:tcPr>
+          <w:p>
+            <w:pPr>
+              <w:rPr>
+                <w:b/>
+                <w:bCs/>
+                <w:sz w:val="28"/>
+              </w:rPr>
+            </w:pPr>
+            <w:r>
+              <w:rPr>
+                <w:b/>
+                <w:szCs w:val="20"/>
+              </w:rPr>
+              <w:t>Exception Description</w:t>
+            </w:r>
+          </w:p>
+        </w:tc>
+        <w:tc>
+          <w:tcPr>
+            <w:tcW w:w="3856" w:type="dxa"/>
+            <w:shd w:val="clear" w:color="auto" w:fill="A5C9EB" w:themeFill="text2" w:themeFillTint="40"/>
+          </w:tcPr>
+          <w:p>
+            <w:pPr>
+              <w:rPr>
+                <w:b/>
+                <w:bCs/>
+                <w:sz w:val="28"/>
+              </w:rPr>
+            </w:pPr>
+            <w:r>
+              <w:rPr>
+                <w:b/>
+                <w:szCs w:val="20"/>
+              </w:rPr>
+              <w:t xml:space="preserve">Link to </w:t>
+            </w:r>
+            <w:r>
+              <w:rPr>
+                <w:b/>
+                <w:szCs w:val="20"/>
+              </w:rPr>
+              <w:t>Security</w:t>
+            </w:r>
+            <w:r>
+              <w:rPr>
+                <w:b/>
+                <w:szCs w:val="20"/>
+              </w:rPr>
+              <w:t xml:space="preserve"> Exception</w:t>
+            </w:r>
+          </w:p>
+        </w:tc>
+      </w:tr>
+      <w:tr>
+        <w:trPr>
+          <w:trHeight w:val="339"/>
+        </w:trPr>
+        <w:tc>
+          <w:tcPr>
+            <w:tcW w:w="417" w:type="dxa"/>
+          </w:tcPr>
+          <w:p>
+            <w:pPr>
+              <w:rPr>
+                <w:szCs w:val="20"/>
+                <w:shd w:val="clear" w:color="auto" w:fill="FFFFFF"/>
+              </w:rPr>
+            </w:pPr>
+            <w:r>
+              <w:rPr>
+                <w:szCs w:val="20"/>
+                <w:shd w:val="clear" w:color="auto" w:fill="FFFFFF"/>
+              </w:rPr>
+              <w:t>1</w:t>
+            </w:r>
+          </w:p>
+        </w:tc>
+        <w:tc>
+          <w:tcPr>
+            <w:tcW w:w="2404" w:type="dxa"/>
+          </w:tcPr>
+          <w:p>
+            <w:pPr>
+              <w:rPr>
+                <w:szCs w:val="20"/>
+                <w:shd w:val="clear" w:color="auto" w:fill="FFFFFF"/>
+              </w:rPr>
+            </w:pPr>
+          </w:p>
+        </w:tc>
+        <w:tc>
+          <w:tcPr>
+            <w:tcW w:w="3331" w:type="dxa"/>
+          </w:tcPr>
+          <w:p>
+            <w:pPr>
+              <w:rPr>
+                <w:szCs w:val="20"/>
+                <w:shd w:val="clear" w:color="auto" w:fill="FFFFFF"/>
+              </w:rPr>
+            </w:pPr>
+          </w:p>
+        </w:tc>
+        <w:tc>
+          <w:tcPr>
+            <w:tcW w:w="3856" w:type="dxa"/>
+          </w:tcPr>
+          <w:p>
+            <w:pPr>
+              <w:rPr>
+                <w:szCs w:val="20"/>
+              </w:rPr>
+            </w:pPr>
+          </w:p>
+        </w:tc>
+      </w:tr>
+      <w:tr>
+        <w:trPr>
+          <w:trHeight w:val="357"/>
+        </w:trPr>
+        <w:tc>
+          <w:tcPr>
+            <w:tcW w:w="417" w:type="dxa"/>
+          </w:tcPr>
+          <w:p>
+            <w:pPr>
+              <w:rPr>
+                <w:szCs w:val="20"/>
+                <w:shd w:val="clear" w:color="auto" w:fill="FFFFFF"/>
+              </w:rPr>
+            </w:pPr>
+            <w:r>
+              <w:rPr>
+                <w:szCs w:val="20"/>
+                <w:shd w:val="clear" w:color="auto" w:fill="FFFFFF"/>
+              </w:rPr>
+              <w:t>2</w:t>
+            </w:r>
+          </w:p>
+        </w:tc>
+        <w:tc>
+          <w:tcPr>
+            <w:tcW w:w="2404" w:type="dxa"/>
+          </w:tcPr>
+          <w:p>
+            <w:pPr>
+              <w:rPr>
+                <w:szCs w:val="20"/>
+                <w:shd w:val="clear" w:color="auto" w:fill="FFFFFF"/>
+              </w:rPr>
+            </w:pPr>
+          </w:p>
+        </w:tc>
+        <w:tc>
+          <w:tcPr>
+            <w:tcW w:w="3331" w:type="dxa"/>
+          </w:tcPr>
+          <w:p>
+            <w:pPr>
+              <w:rPr>
+                <w:szCs w:val="20"/>
+                <w:shd w:val="clear" w:color="auto" w:fill="FFFFFF"/>
+              </w:rPr>
+            </w:pPr>
+          </w:p>
+        </w:tc>
+        <w:tc>
+          <w:tcPr>
+            <w:tcW w:w="3856" w:type="dxa"/>
+          </w:tcPr>
+          <w:p>
+            <w:pPr>
+              <w:rPr>
+                <w:szCs w:val="20"/>
+              </w:rPr>
+            </w:pPr>
+          </w:p>
+        </w:tc>
+      </w:tr>
+      <w:tr>
+        <w:trPr>
+          <w:trHeight w:val="348"/>
+        </w:trPr>
+        <w:tc>
+          <w:tcPr>
+            <w:tcW w:w="417" w:type="dxa"/>
+          </w:tcPr>
+          <w:p>
+            <w:pPr>
+              <w:rPr>
+                <w:szCs w:val="20"/>
+                <w:shd w:val="clear" w:color="auto" w:fill="FFFFFF"/>
+              </w:rPr>
+            </w:pPr>
+            <w:r>
+              <w:rPr>
+                <w:szCs w:val="20"/>
+                <w:shd w:val="clear" w:color="auto" w:fill="FFFFFF"/>
+              </w:rPr>
+              <w:t>3</w:t>
+            </w:r>
+          </w:p>
+        </w:tc>
+        <w:tc>
+          <w:tcPr>
+            <w:tcW w:w="2404" w:type="dxa"/>
+          </w:tcPr>
+          <w:p>
+            <w:pPr>
+              <w:rPr>
+                <w:szCs w:val="20"/>
+                <w:shd w:val="clear" w:color="auto" w:fill="FFFFFF"/>
+              </w:rPr>
+            </w:pPr>
+          </w:p>
+        </w:tc>
+        <w:tc>
+          <w:tcPr>
+            <w:tcW w:w="3331" w:type="dxa"/>
+          </w:tcPr>
+          <w:p>
+            <w:pPr>
+              <w:rPr>
+                <w:szCs w:val="20"/>
+                <w:shd w:val="clear" w:color="auto" w:fill="FFFFFF"/>
+              </w:rPr>
+            </w:pPr>
+          </w:p>
+        </w:tc>
+        <w:tc>
+          <w:tcPr>
+            <w:tcW w:w="3856" w:type="dxa"/>
+          </w:tcPr>
+          <w:p>
+            <w:pPr>
+              <w:rPr>
+                <w:szCs w:val="20"/>
+              </w:rPr>
+            </w:pPr>
+          </w:p>
+        </w:tc>
+      </w:tr>
+    </w:tbl>
+    <w:p>
+      <w:pPr>
         <w:rPr>
           <w:szCs w:val="20"/>
         </w:rPr>
@@ -26413,11 +26461,12 @@
       <w:pPr>
         <w:pStyle w:val="Heading1"/>
       </w:pPr>
-      <w:bookmarkStart w:name="_Toc225753628" w:id="54"/>
-      <w:r>
+      <w:bookmarkStart w:id="55" w:name="_Toc225753628"/>
+      <w:r>
+        <w:lastRenderedPageBreak/>
         <w:t>Operational Resiliency</w:t>
       </w:r>
-      <w:bookmarkEnd w:id="54"/>
+      <w:bookmarkEnd w:id="55"/>
     </w:p>
     <w:tbl>
       <w:tblPr>
@@ -26425,12 +26474,12 @@
         <w:tblW w:w="10260" w:type="dxa"/>
         <w:tblInd w:w="715" w:type="dxa"/>
         <w:tblBorders>
-          <w:top w:val="single" w:color="A02B93" w:themeColor="accent5" w:sz="4" w:space="0"/>
-          <w:left w:val="single" w:color="A02B93" w:themeColor="accent5" w:sz="4" w:space="0"/>
-          <w:bottom w:val="single" w:color="A02B93" w:themeColor="accent5" w:sz="4" w:space="0"/>
-          <w:right w:val="single" w:color="A02B93" w:themeColor="accent5" w:sz="4" w:space="0"/>
-          <w:insideH w:val="single" w:color="A02B93" w:themeColor="accent5" w:sz="4" w:space="0"/>
-          <w:insideV w:val="single" w:color="A02B93" w:themeColor="accent5" w:sz="4" w:space="0"/>
+          <w:top w:val="single" w:sz="4" w:space="0" w:color="A02B93" w:themeColor="accent5"/>
+          <w:left w:val="single" w:sz="4" w:space="0" w:color="A02B93" w:themeColor="accent5"/>
+          <w:bottom w:val="single" w:sz="4" w:space="0" w:color="A02B93" w:themeColor="accent5"/>
+          <w:right w:val="single" w:sz="4" w:space="0" w:color="A02B93" w:themeColor="accent5"/>
+          <w:insideH w:val="single" w:sz="4" w:space="0" w:color="A02B93" w:themeColor="accent5"/>
+          <w:insideV w:val="single" w:sz="4" w:space="0" w:color="A02B93" w:themeColor="accent5"/>
         </w:tblBorders>
         <w:tblLayout w:type="fixed"/>
         <w:tblCellMar>
@@ -26455,10 +26504,10 @@
           <w:tcPr>
             <w:tcW w:w="219" w:type="pct"/>
             <w:tcBorders>
-              <w:top w:val="single" w:color="auto" w:sz="4" w:space="0"/>
-              <w:left w:val="single" w:color="auto" w:sz="4" w:space="0"/>
-              <w:bottom w:val="single" w:color="auto" w:sz="4" w:space="0"/>
-              <w:right w:val="single" w:color="auto" w:sz="4" w:space="0"/>
+              <w:top w:val="single" w:sz="4" w:space="0" w:color="auto"/>
+              <w:left w:val="single" w:sz="4" w:space="0" w:color="auto"/>
+              <w:bottom w:val="single" w:sz="4" w:space="0" w:color="auto"/>
+              <w:right w:val="single" w:sz="4" w:space="0" w:color="auto"/>
             </w:tcBorders>
             <w:shd w:val="clear" w:color="auto" w:fill="A5C9EB" w:themeFill="text2" w:themeFillTint="40"/>
           </w:tcPr>
@@ -26477,10 +26526,10 @@
             <w:tcW w:w="4781" w:type="pct"/>
             <w:gridSpan w:val="4"/>
             <w:tcBorders>
-              <w:top w:val="single" w:color="auto" w:sz="4" w:space="0"/>
-              <w:left w:val="single" w:color="auto" w:sz="4" w:space="0"/>
-              <w:bottom w:val="single" w:color="auto" w:sz="4" w:space="0"/>
-              <w:right w:val="single" w:color="auto" w:sz="4" w:space="0"/>
+              <w:top w:val="single" w:sz="4" w:space="0" w:color="auto"/>
+              <w:left w:val="single" w:sz="4" w:space="0" w:color="auto"/>
+              <w:bottom w:val="single" w:sz="4" w:space="0" w:color="auto"/>
+              <w:right w:val="single" w:sz="4" w:space="0" w:color="auto"/>
             </w:tcBorders>
             <w:shd w:val="clear" w:color="auto" w:fill="A5C9EB" w:themeFill="text2" w:themeFillTint="40"/>
           </w:tcPr>
@@ -26509,10 +26558,10 @@
           <w:tcPr>
             <w:tcW w:w="219" w:type="pct"/>
             <w:tcBorders>
-              <w:top w:val="single" w:color="auto" w:sz="4" w:space="0"/>
-              <w:left w:val="single" w:color="auto" w:sz="4" w:space="0"/>
-              <w:bottom w:val="single" w:color="auto" w:sz="4" w:space="0"/>
-              <w:right w:val="single" w:color="auto" w:sz="4" w:space="0"/>
+              <w:top w:val="single" w:sz="4" w:space="0" w:color="auto"/>
+              <w:left w:val="single" w:sz="4" w:space="0" w:color="auto"/>
+              <w:bottom w:val="single" w:sz="4" w:space="0" w:color="auto"/>
+              <w:right w:val="single" w:sz="4" w:space="0" w:color="auto"/>
             </w:tcBorders>
             <w:shd w:val="clear" w:color="auto" w:fill="A5C9EB" w:themeFill="text2" w:themeFillTint="40"/>
           </w:tcPr>
@@ -26530,10 +26579,10 @@
           <w:tcPr>
             <w:tcW w:w="395" w:type="pct"/>
             <w:tcBorders>
-              <w:top w:val="single" w:color="auto" w:sz="4" w:space="0"/>
-              <w:left w:val="single" w:color="auto" w:sz="4" w:space="0"/>
-              <w:bottom w:val="single" w:color="auto" w:sz="4" w:space="0"/>
-              <w:right w:val="single" w:color="auto" w:sz="4" w:space="0"/>
+              <w:top w:val="single" w:sz="4" w:space="0" w:color="auto"/>
+              <w:left w:val="single" w:sz="4" w:space="0" w:color="auto"/>
+              <w:bottom w:val="single" w:sz="4" w:space="0" w:color="auto"/>
+              <w:right w:val="single" w:sz="4" w:space="0" w:color="auto"/>
             </w:tcBorders>
             <w:shd w:val="clear" w:color="auto" w:fill="A5C9EB" w:themeFill="text2" w:themeFillTint="40"/>
           </w:tcPr>
@@ -26559,10 +26608,10 @@
           <w:tcPr>
             <w:tcW w:w="44" w:type="pct"/>
             <w:tcBorders>
-              <w:top w:val="single" w:color="auto" w:sz="4" w:space="0"/>
-              <w:left w:val="single" w:color="auto" w:sz="4" w:space="0"/>
-              <w:bottom w:val="single" w:color="auto" w:sz="4" w:space="0"/>
-              <w:right w:val="single" w:color="auto" w:sz="4" w:space="0"/>
+              <w:top w:val="single" w:sz="4" w:space="0" w:color="auto"/>
+              <w:left w:val="single" w:sz="4" w:space="0" w:color="auto"/>
+              <w:bottom w:val="single" w:sz="4" w:space="0" w:color="auto"/>
+              <w:right w:val="single" w:sz="4" w:space="0" w:color="auto"/>
             </w:tcBorders>
             <w:shd w:val="clear" w:color="auto" w:fill="A5C9EB" w:themeFill="text2" w:themeFillTint="40"/>
           </w:tcPr>
@@ -26580,10 +26629,10 @@
           <w:tcPr>
             <w:tcW w:w="1008" w:type="pct"/>
             <w:tcBorders>
-              <w:top w:val="single" w:color="auto" w:sz="4" w:space="0"/>
-              <w:left w:val="single" w:color="auto" w:sz="4" w:space="0"/>
-              <w:bottom w:val="single" w:color="auto" w:sz="4" w:space="0"/>
-              <w:right w:val="single" w:color="auto" w:sz="4" w:space="0"/>
+              <w:top w:val="single" w:sz="4" w:space="0" w:color="auto"/>
+              <w:left w:val="single" w:sz="4" w:space="0" w:color="auto"/>
+              <w:bottom w:val="single" w:sz="4" w:space="0" w:color="auto"/>
+              <w:right w:val="single" w:sz="4" w:space="0" w:color="auto"/>
             </w:tcBorders>
             <w:shd w:val="clear" w:color="auto" w:fill="A5C9EB" w:themeFill="text2" w:themeFillTint="40"/>
           </w:tcPr>
@@ -26609,10 +26658,10 @@
           <w:tcPr>
             <w:tcW w:w="3333" w:type="pct"/>
             <w:tcBorders>
-              <w:top w:val="single" w:color="auto" w:sz="4" w:space="0"/>
-              <w:left w:val="single" w:color="auto" w:sz="4" w:space="0"/>
-              <w:bottom w:val="single" w:color="auto" w:sz="4" w:space="0"/>
-              <w:right w:val="single" w:color="auto" w:sz="4" w:space="0"/>
+              <w:top w:val="single" w:sz="4" w:space="0" w:color="auto"/>
+              <w:left w:val="single" w:sz="4" w:space="0" w:color="auto"/>
+              <w:bottom w:val="single" w:sz="4" w:space="0" w:color="auto"/>
+              <w:right w:val="single" w:sz="4" w:space="0" w:color="auto"/>
             </w:tcBorders>
             <w:shd w:val="clear" w:color="auto" w:fill="A5C9EB" w:themeFill="text2" w:themeFillTint="40"/>
           </w:tcPr>
@@ -26656,7 +26705,7 @@
               <w:tcPr>
                 <w:tcW w:w="219" w:type="pct"/>
                 <w:tcBorders>
-                  <w:right w:val="single" w:color="auto" w:sz="4" w:space="0"/>
+                  <w:right w:val="single" w:sz="4" w:space="0" w:color="auto"/>
                 </w:tcBorders>
               </w:tcPr>
               <w:p>
@@ -26669,7 +26718,7 @@
                 </w:pPr>
                 <w:r>
                   <w:rPr>
-                    <w:rFonts w:hint="eastAsia" w:ascii="MS Gothic" w:hAnsi="MS Gothic" w:eastAsia="MS Gothic"/>
+                    <w:rFonts w:ascii="MS Gothic" w:eastAsia="MS Gothic" w:hAnsi="MS Gothic" w:hint="eastAsia"/>
                     <w:szCs w:val="20"/>
                   </w:rPr>
                   <w:t>☐</w:t>
@@ -26682,10 +26731,10 @@
           <w:tcPr>
             <w:tcW w:w="395" w:type="pct"/>
             <w:tcBorders>
-              <w:top w:val="single" w:color="auto" w:sz="4" w:space="0"/>
-              <w:left w:val="single" w:color="auto" w:sz="4" w:space="0"/>
-              <w:bottom w:val="single" w:color="auto" w:sz="4" w:space="0"/>
-              <w:right w:val="single" w:color="auto" w:sz="4" w:space="0"/>
+              <w:top w:val="single" w:sz="4" w:space="0" w:color="auto"/>
+              <w:left w:val="single" w:sz="4" w:space="0" w:color="auto"/>
+              <w:bottom w:val="single" w:sz="4" w:space="0" w:color="auto"/>
+              <w:right w:val="single" w:sz="4" w:space="0" w:color="auto"/>
             </w:tcBorders>
           </w:tcPr>
           <w:p>
@@ -26708,10 +26757,10 @@
           <w:tcPr>
             <w:tcW w:w="44" w:type="pct"/>
             <w:tcBorders>
-              <w:top w:val="single" w:color="auto" w:sz="4" w:space="0"/>
-              <w:left w:val="single" w:color="auto" w:sz="4" w:space="0"/>
-              <w:bottom w:val="single" w:color="auto" w:sz="4" w:space="0"/>
-              <w:right w:val="single" w:color="auto" w:sz="4" w:space="0"/>
+              <w:top w:val="single" w:sz="4" w:space="0" w:color="auto"/>
+              <w:left w:val="single" w:sz="4" w:space="0" w:color="auto"/>
+              <w:bottom w:val="single" w:sz="4" w:space="0" w:color="auto"/>
+              <w:right w:val="single" w:sz="4" w:space="0" w:color="auto"/>
             </w:tcBorders>
           </w:tcPr>
           <w:p>
@@ -26726,10 +26775,10 @@
           <w:tcPr>
             <w:tcW w:w="1008" w:type="pct"/>
             <w:tcBorders>
-              <w:top w:val="single" w:color="auto" w:sz="4" w:space="0"/>
-              <w:left w:val="single" w:color="auto" w:sz="4" w:space="0"/>
-              <w:bottom w:val="single" w:color="auto" w:sz="4" w:space="0"/>
-              <w:right w:val="single" w:color="auto" w:sz="4" w:space="0"/>
+              <w:top w:val="single" w:sz="4" w:space="0" w:color="auto"/>
+              <w:left w:val="single" w:sz="4" w:space="0" w:color="auto"/>
+              <w:bottom w:val="single" w:sz="4" w:space="0" w:color="auto"/>
+              <w:right w:val="single" w:sz="4" w:space="0" w:color="auto"/>
             </w:tcBorders>
           </w:tcPr>
           <w:p>
@@ -26750,10 +26799,10 @@
           <w:tcPr>
             <w:tcW w:w="3333" w:type="pct"/>
             <w:tcBorders>
-              <w:top w:val="single" w:color="auto" w:sz="4" w:space="0"/>
-              <w:left w:val="single" w:color="auto" w:sz="4" w:space="0"/>
-              <w:bottom w:val="single" w:color="auto" w:sz="4" w:space="0"/>
-              <w:right w:val="single" w:color="auto" w:sz="4" w:space="0"/>
+              <w:top w:val="single" w:sz="4" w:space="0" w:color="auto"/>
+              <w:left w:val="single" w:sz="4" w:space="0" w:color="auto"/>
+              <w:bottom w:val="single" w:sz="4" w:space="0" w:color="auto"/>
+              <w:right w:val="single" w:sz="4" w:space="0" w:color="auto"/>
             </w:tcBorders>
           </w:tcPr>
           <w:p>
@@ -26792,7 +26841,7 @@
               <w:tcPr>
                 <w:tcW w:w="219" w:type="pct"/>
                 <w:tcBorders>
-                  <w:right w:val="single" w:color="auto" w:sz="4" w:space="0"/>
+                  <w:right w:val="single" w:sz="4" w:space="0" w:color="auto"/>
                 </w:tcBorders>
               </w:tcPr>
               <w:p>
@@ -26805,7 +26854,7 @@
                 </w:pPr>
                 <w:r>
                   <w:rPr>
-                    <w:rFonts w:ascii="Segoe UI Symbol" w:hAnsi="Segoe UI Symbol" w:eastAsia="MS Gothic" w:cs="Segoe UI Symbol"/>
+                    <w:rFonts w:ascii="Segoe UI Symbol" w:eastAsia="MS Gothic" w:hAnsi="Segoe UI Symbol" w:cs="Segoe UI Symbol"/>
                     <w:szCs w:val="20"/>
                   </w:rPr>
                   <w:t>☐</w:t>
@@ -26818,10 +26867,10 @@
           <w:tcPr>
             <w:tcW w:w="395" w:type="pct"/>
             <w:tcBorders>
-              <w:top w:val="single" w:color="auto" w:sz="4" w:space="0"/>
-              <w:left w:val="single" w:color="auto" w:sz="4" w:space="0"/>
-              <w:bottom w:val="single" w:color="auto" w:sz="4" w:space="0"/>
-              <w:right w:val="single" w:color="auto" w:sz="4" w:space="0"/>
+              <w:top w:val="single" w:sz="4" w:space="0" w:color="auto"/>
+              <w:left w:val="single" w:sz="4" w:space="0" w:color="auto"/>
+              <w:bottom w:val="single" w:sz="4" w:space="0" w:color="auto"/>
+              <w:right w:val="single" w:sz="4" w:space="0" w:color="auto"/>
             </w:tcBorders>
           </w:tcPr>
           <w:p>
@@ -26844,10 +26893,10 @@
           <w:tcPr>
             <w:tcW w:w="44" w:type="pct"/>
             <w:tcBorders>
-              <w:top w:val="single" w:color="auto" w:sz="4" w:space="0"/>
-              <w:left w:val="single" w:color="auto" w:sz="4" w:space="0"/>
-              <w:bottom w:val="single" w:color="auto" w:sz="4" w:space="0"/>
-              <w:right w:val="single" w:color="auto" w:sz="4" w:space="0"/>
+              <w:top w:val="single" w:sz="4" w:space="0" w:color="auto"/>
+              <w:left w:val="single" w:sz="4" w:space="0" w:color="auto"/>
+              <w:bottom w:val="single" w:sz="4" w:space="0" w:color="auto"/>
+              <w:right w:val="single" w:sz="4" w:space="0" w:color="auto"/>
             </w:tcBorders>
           </w:tcPr>
           <w:p>
@@ -26862,10 +26911,10 @@
           <w:tcPr>
             <w:tcW w:w="1008" w:type="pct"/>
             <w:tcBorders>
-              <w:top w:val="single" w:color="auto" w:sz="4" w:space="0"/>
-              <w:left w:val="single" w:color="auto" w:sz="4" w:space="0"/>
-              <w:bottom w:val="single" w:color="auto" w:sz="4" w:space="0"/>
-              <w:right w:val="single" w:color="auto" w:sz="4" w:space="0"/>
+              <w:top w:val="single" w:sz="4" w:space="0" w:color="auto"/>
+              <w:left w:val="single" w:sz="4" w:space="0" w:color="auto"/>
+              <w:bottom w:val="single" w:sz="4" w:space="0" w:color="auto"/>
+              <w:right w:val="single" w:sz="4" w:space="0" w:color="auto"/>
             </w:tcBorders>
           </w:tcPr>
           <w:p>
@@ -26886,10 +26935,10 @@
           <w:tcPr>
             <w:tcW w:w="3333" w:type="pct"/>
             <w:tcBorders>
-              <w:top w:val="single" w:color="auto" w:sz="4" w:space="0"/>
-              <w:left w:val="single" w:color="auto" w:sz="4" w:space="0"/>
-              <w:bottom w:val="single" w:color="auto" w:sz="4" w:space="0"/>
-              <w:right w:val="single" w:color="auto" w:sz="4" w:space="0"/>
+              <w:top w:val="single" w:sz="4" w:space="0" w:color="auto"/>
+              <w:left w:val="single" w:sz="4" w:space="0" w:color="auto"/>
+              <w:bottom w:val="single" w:sz="4" w:space="0" w:color="auto"/>
+              <w:right w:val="single" w:sz="4" w:space="0" w:color="auto"/>
             </w:tcBorders>
           </w:tcPr>
           <w:p>
@@ -26928,7 +26977,7 @@
               <w:tcPr>
                 <w:tcW w:w="219" w:type="pct"/>
                 <w:tcBorders>
-                  <w:right w:val="single" w:color="auto" w:sz="4" w:space="0"/>
+                  <w:right w:val="single" w:sz="4" w:space="0" w:color="auto"/>
                 </w:tcBorders>
               </w:tcPr>
               <w:p>
@@ -26940,7 +26989,7 @@
                 </w:pPr>
                 <w:r>
                   <w:rPr>
-                    <w:rFonts w:ascii="MS Gothic" w:hAnsi="MS Gothic" w:eastAsia="MS Gothic" w:cs="MS Gothic"/>
+                    <w:rFonts w:ascii="MS Gothic" w:eastAsia="MS Gothic" w:hAnsi="MS Gothic" w:cs="MS Gothic"/>
                   </w:rPr>
                   <w:t>☒</w:t>
                 </w:r>
@@ -26952,10 +27001,10 @@
           <w:tcPr>
             <w:tcW w:w="395" w:type="pct"/>
             <w:tcBorders>
-              <w:top w:val="single" w:color="auto" w:sz="4" w:space="0"/>
-              <w:left w:val="single" w:color="auto" w:sz="4" w:space="0"/>
-              <w:bottom w:val="single" w:color="auto" w:sz="4" w:space="0"/>
-              <w:right w:val="single" w:color="auto" w:sz="4" w:space="0"/>
+              <w:top w:val="single" w:sz="4" w:space="0" w:color="auto"/>
+              <w:left w:val="single" w:sz="4" w:space="0" w:color="auto"/>
+              <w:bottom w:val="single" w:sz="4" w:space="0" w:color="auto"/>
+              <w:right w:val="single" w:sz="4" w:space="0" w:color="auto"/>
             </w:tcBorders>
           </w:tcPr>
           <w:p>
@@ -26978,10 +27027,10 @@
           <w:tcPr>
             <w:tcW w:w="44" w:type="pct"/>
             <w:tcBorders>
-              <w:top w:val="single" w:color="auto" w:sz="4" w:space="0"/>
-              <w:left w:val="single" w:color="auto" w:sz="4" w:space="0"/>
-              <w:bottom w:val="single" w:color="auto" w:sz="4" w:space="0"/>
-              <w:right w:val="single" w:color="auto" w:sz="4" w:space="0"/>
+              <w:top w:val="single" w:sz="4" w:space="0" w:color="auto"/>
+              <w:left w:val="single" w:sz="4" w:space="0" w:color="auto"/>
+              <w:bottom w:val="single" w:sz="4" w:space="0" w:color="auto"/>
+              <w:right w:val="single" w:sz="4" w:space="0" w:color="auto"/>
             </w:tcBorders>
           </w:tcPr>
           <w:p>
@@ -26996,10 +27045,10 @@
           <w:tcPr>
             <w:tcW w:w="1008" w:type="pct"/>
             <w:tcBorders>
-              <w:top w:val="single" w:color="auto" w:sz="4" w:space="0"/>
-              <w:left w:val="single" w:color="auto" w:sz="4" w:space="0"/>
-              <w:bottom w:val="single" w:color="auto" w:sz="4" w:space="0"/>
-              <w:right w:val="single" w:color="auto" w:sz="4" w:space="0"/>
+              <w:top w:val="single" w:sz="4" w:space="0" w:color="auto"/>
+              <w:left w:val="single" w:sz="4" w:space="0" w:color="auto"/>
+              <w:bottom w:val="single" w:sz="4" w:space="0" w:color="auto"/>
+              <w:right w:val="single" w:sz="4" w:space="0" w:color="auto"/>
             </w:tcBorders>
           </w:tcPr>
           <w:p>
@@ -27020,10 +27069,10 @@
           <w:tcPr>
             <w:tcW w:w="3333" w:type="pct"/>
             <w:tcBorders>
-              <w:top w:val="single" w:color="auto" w:sz="4" w:space="0"/>
-              <w:left w:val="single" w:color="auto" w:sz="4" w:space="0"/>
-              <w:bottom w:val="single" w:color="auto" w:sz="4" w:space="0"/>
-              <w:right w:val="single" w:color="auto" w:sz="4" w:space="0"/>
+              <w:top w:val="single" w:sz="4" w:space="0" w:color="auto"/>
+              <w:left w:val="single" w:sz="4" w:space="0" w:color="auto"/>
+              <w:bottom w:val="single" w:sz="4" w:space="0" w:color="auto"/>
+              <w:right w:val="single" w:sz="4" w:space="0" w:color="auto"/>
             </w:tcBorders>
           </w:tcPr>
           <w:p>
@@ -27062,7 +27111,7 @@
               <w:tcPr>
                 <w:tcW w:w="219" w:type="pct"/>
                 <w:tcBorders>
-                  <w:right w:val="single" w:color="auto" w:sz="4" w:space="0"/>
+                  <w:right w:val="single" w:sz="4" w:space="0" w:color="auto"/>
                 </w:tcBorders>
               </w:tcPr>
               <w:p>
@@ -27075,7 +27124,7 @@
                 </w:pPr>
                 <w:r>
                   <w:rPr>
-                    <w:rFonts w:ascii="Segoe UI Symbol" w:hAnsi="Segoe UI Symbol" w:eastAsia="MS Gothic" w:cs="Segoe UI Symbol"/>
+                    <w:rFonts w:ascii="Segoe UI Symbol" w:eastAsia="MS Gothic" w:hAnsi="Segoe UI Symbol" w:cs="Segoe UI Symbol"/>
                     <w:szCs w:val="20"/>
                   </w:rPr>
                   <w:t>☐</w:t>
@@ -27088,10 +27137,10 @@
           <w:tcPr>
             <w:tcW w:w="395" w:type="pct"/>
             <w:tcBorders>
-              <w:top w:val="single" w:color="auto" w:sz="4" w:space="0"/>
-              <w:left w:val="single" w:color="auto" w:sz="4" w:space="0"/>
-              <w:bottom w:val="single" w:color="auto" w:sz="4" w:space="0"/>
-              <w:right w:val="single" w:color="auto" w:sz="4" w:space="0"/>
+              <w:top w:val="single" w:sz="4" w:space="0" w:color="auto"/>
+              <w:left w:val="single" w:sz="4" w:space="0" w:color="auto"/>
+              <w:bottom w:val="single" w:sz="4" w:space="0" w:color="auto"/>
+              <w:right w:val="single" w:sz="4" w:space="0" w:color="auto"/>
             </w:tcBorders>
           </w:tcPr>
           <w:p>
@@ -27114,10 +27163,10 @@
           <w:tcPr>
             <w:tcW w:w="44" w:type="pct"/>
             <w:tcBorders>
-              <w:top w:val="single" w:color="auto" w:sz="4" w:space="0"/>
-              <w:left w:val="single" w:color="auto" w:sz="4" w:space="0"/>
-              <w:bottom w:val="single" w:color="auto" w:sz="4" w:space="0"/>
-              <w:right w:val="single" w:color="auto" w:sz="4" w:space="0"/>
+              <w:top w:val="single" w:sz="4" w:space="0" w:color="auto"/>
+              <w:left w:val="single" w:sz="4" w:space="0" w:color="auto"/>
+              <w:bottom w:val="single" w:sz="4" w:space="0" w:color="auto"/>
+              <w:right w:val="single" w:sz="4" w:space="0" w:color="auto"/>
             </w:tcBorders>
           </w:tcPr>
           <w:p>
@@ -27132,10 +27181,10 @@
           <w:tcPr>
             <w:tcW w:w="1008" w:type="pct"/>
             <w:tcBorders>
-              <w:top w:val="single" w:color="auto" w:sz="4" w:space="0"/>
-              <w:left w:val="single" w:color="auto" w:sz="4" w:space="0"/>
-              <w:bottom w:val="single" w:color="auto" w:sz="4" w:space="0"/>
-              <w:right w:val="single" w:color="auto" w:sz="4" w:space="0"/>
+              <w:top w:val="single" w:sz="4" w:space="0" w:color="auto"/>
+              <w:left w:val="single" w:sz="4" w:space="0" w:color="auto"/>
+              <w:bottom w:val="single" w:sz="4" w:space="0" w:color="auto"/>
+              <w:right w:val="single" w:sz="4" w:space="0" w:color="auto"/>
             </w:tcBorders>
           </w:tcPr>
           <w:p>
@@ -27156,10 +27205,10 @@
           <w:tcPr>
             <w:tcW w:w="3333" w:type="pct"/>
             <w:tcBorders>
-              <w:top w:val="single" w:color="auto" w:sz="4" w:space="0"/>
-              <w:left w:val="single" w:color="auto" w:sz="4" w:space="0"/>
-              <w:bottom w:val="single" w:color="auto" w:sz="4" w:space="0"/>
-              <w:right w:val="single" w:color="auto" w:sz="4" w:space="0"/>
+              <w:top w:val="single" w:sz="4" w:space="0" w:color="auto"/>
+              <w:left w:val="single" w:sz="4" w:space="0" w:color="auto"/>
+              <w:bottom w:val="single" w:sz="4" w:space="0" w:color="auto"/>
+              <w:right w:val="single" w:sz="4" w:space="0" w:color="auto"/>
             </w:tcBorders>
           </w:tcPr>
           <w:p>
@@ -27198,7 +27247,7 @@
               <w:tcPr>
                 <w:tcW w:w="219" w:type="pct"/>
                 <w:tcBorders>
-                  <w:right w:val="single" w:color="auto" w:sz="4" w:space="0"/>
+                  <w:right w:val="single" w:sz="4" w:space="0" w:color="auto"/>
                 </w:tcBorders>
               </w:tcPr>
               <w:p>
@@ -27211,7 +27260,7 @@
                 </w:pPr>
                 <w:r>
                   <w:rPr>
-                    <w:rFonts w:ascii="Segoe UI Symbol" w:hAnsi="Segoe UI Symbol" w:eastAsia="MS Gothic" w:cs="Segoe UI Symbol"/>
+                    <w:rFonts w:ascii="Segoe UI Symbol" w:eastAsia="MS Gothic" w:hAnsi="Segoe UI Symbol" w:cs="Segoe UI Symbol"/>
                     <w:szCs w:val="20"/>
                   </w:rPr>
                   <w:t>☐</w:t>
@@ -27224,10 +27273,10 @@
           <w:tcPr>
             <w:tcW w:w="395" w:type="pct"/>
             <w:tcBorders>
-              <w:top w:val="single" w:color="auto" w:sz="4" w:space="0"/>
-              <w:left w:val="single" w:color="auto" w:sz="4" w:space="0"/>
-              <w:bottom w:val="single" w:color="auto" w:sz="4" w:space="0"/>
-              <w:right w:val="single" w:color="auto" w:sz="4" w:space="0"/>
+              <w:top w:val="single" w:sz="4" w:space="0" w:color="auto"/>
+              <w:left w:val="single" w:sz="4" w:space="0" w:color="auto"/>
+              <w:bottom w:val="single" w:sz="4" w:space="0" w:color="auto"/>
+              <w:right w:val="single" w:sz="4" w:space="0" w:color="auto"/>
             </w:tcBorders>
           </w:tcPr>
           <w:p>
@@ -27250,10 +27299,10 @@
           <w:tcPr>
             <w:tcW w:w="44" w:type="pct"/>
             <w:tcBorders>
-              <w:top w:val="single" w:color="auto" w:sz="4" w:space="0"/>
-              <w:left w:val="single" w:color="auto" w:sz="4" w:space="0"/>
-              <w:bottom w:val="single" w:color="auto" w:sz="4" w:space="0"/>
-              <w:right w:val="single" w:color="auto" w:sz="4" w:space="0"/>
+              <w:top w:val="single" w:sz="4" w:space="0" w:color="auto"/>
+              <w:left w:val="single" w:sz="4" w:space="0" w:color="auto"/>
+              <w:bottom w:val="single" w:sz="4" w:space="0" w:color="auto"/>
+              <w:right w:val="single" w:sz="4" w:space="0" w:color="auto"/>
             </w:tcBorders>
           </w:tcPr>
           <w:p>
@@ -27268,10 +27317,10 @@
           <w:tcPr>
             <w:tcW w:w="1008" w:type="pct"/>
             <w:tcBorders>
-              <w:top w:val="single" w:color="auto" w:sz="4" w:space="0"/>
-              <w:left w:val="single" w:color="auto" w:sz="4" w:space="0"/>
-              <w:bottom w:val="single" w:color="auto" w:sz="4" w:space="0"/>
-              <w:right w:val="single" w:color="auto" w:sz="4" w:space="0"/>
+              <w:top w:val="single" w:sz="4" w:space="0" w:color="auto"/>
+              <w:left w:val="single" w:sz="4" w:space="0" w:color="auto"/>
+              <w:bottom w:val="single" w:sz="4" w:space="0" w:color="auto"/>
+              <w:right w:val="single" w:sz="4" w:space="0" w:color="auto"/>
             </w:tcBorders>
           </w:tcPr>
           <w:p>
@@ -27292,10 +27341,10 @@
           <w:tcPr>
             <w:tcW w:w="3333" w:type="pct"/>
             <w:tcBorders>
-              <w:top w:val="single" w:color="auto" w:sz="4" w:space="0"/>
-              <w:left w:val="single" w:color="auto" w:sz="4" w:space="0"/>
-              <w:bottom w:val="single" w:color="auto" w:sz="4" w:space="0"/>
-              <w:right w:val="single" w:color="auto" w:sz="4" w:space="0"/>
+              <w:top w:val="single" w:sz="4" w:space="0" w:color="auto"/>
+              <w:left w:val="single" w:sz="4" w:space="0" w:color="auto"/>
+              <w:bottom w:val="single" w:sz="4" w:space="0" w:color="auto"/>
+              <w:right w:val="single" w:sz="4" w:space="0" w:color="auto"/>
             </w:tcBorders>
           </w:tcPr>
           <w:p>
@@ -27325,8 +27374,6 @@
     <w:p>
       <w:r>
         <w:tab/>
-      </w:r>
-      <w:r>
         <w:t xml:space="preserve">Include link to the </w:t>
       </w:r>
       <w:r>
@@ -27342,14 +27389,14 @@
       <w:pPr>
         <w:pStyle w:val="Heading1"/>
       </w:pPr>
-      <w:bookmarkStart w:name="_Toc225753629" w:id="55"/>
+      <w:bookmarkStart w:id="56" w:name="_Toc225753629"/>
       <w:r>
         <w:t xml:space="preserve">Exit </w:t>
       </w:r>
       <w:r>
         <w:t>Strategy</w:t>
       </w:r>
-      <w:bookmarkEnd w:id="55"/>
+      <w:bookmarkEnd w:id="56"/>
     </w:p>
     <w:p>
       <w:pPr>
@@ -27435,10 +27482,8 @@
           <w:ilvl w:val="0"/>
           <w:numId w:val="5"/>
         </w:numPr>
-        <w:rPr/>
-      </w:pPr>
-      <w:r>
-        <w:rPr/>
+      </w:pPr>
+      <w:r>
         <w:t>Communication Plan: Informing stakeholders about the transition process.</w:t>
       </w:r>
     </w:p>
@@ -27452,36 +27497,16 @@
         <w:ind w:left="630"/>
       </w:pPr>
       <w:r>
-        <w:rPr/>
-        <w:t xml:space="preserve">No existing out-of-the-box solution for future </w:t>
-      </w:r>
-      <w:r>
-        <w:rPr/>
-        <w:t>exit strategy</w:t>
-      </w:r>
-      <w:r>
-        <w:rPr/>
-        <w:t>. However, r</w:t>
-      </w:r>
-      <w:r>
-        <w:rPr/>
+        <w:t>No existing out-of-the-box solution for future exit strategy. However, r</w:t>
+      </w:r>
+      <w:r>
         <w:t xml:space="preserve">esearch and vet alternative solutions that meet or exceed </w:t>
       </w:r>
       <w:r>
-        <w:rPr/>
         <w:t>business</w:t>
       </w:r>
       <w:r>
-        <w:rPr/>
-        <w:t xml:space="preserve"> and technical requirements. Develop a detailed </w:t>
-      </w:r>
-      <w:r>
-        <w:rPr/>
-        <w:t>exit strategy</w:t>
-      </w:r>
-      <w:r>
-        <w:rPr/>
-        <w:t xml:space="preserve"> defined by:</w:t>
+        <w:t xml:space="preserve"> and technical requirements. Develop a detailed exit strategy defined by:</w:t>
       </w:r>
     </w:p>
     <w:p>
@@ -27574,6 +27599,7 @@
           <w:b/>
           <w:szCs w:val="20"/>
         </w:rPr>
+        <w:lastRenderedPageBreak/>
         <w:t>Appendix A: Architecture Review Board Scorecard</w:t>
       </w:r>
     </w:p>
@@ -27754,6 +27780,7 @@
           <w:b/>
           <w:szCs w:val="20"/>
         </w:rPr>
+        <w:lastRenderedPageBreak/>
         <w:t>Appendix B: Related Documents</w:t>
       </w:r>
     </w:p>
@@ -27939,14 +27966,15 @@
           <w:b/>
           <w:szCs w:val="20"/>
         </w:rPr>
+        <w:lastRenderedPageBreak/>
         <w:t>Appendix C: Glossary of Terms and Acronyms</w:t>
       </w:r>
     </w:p>
     <w:sectPr>
-      <w:headerReference w:type="default" r:id="rId52"/>
-      <w:footerReference w:type="default" r:id="rId53"/>
-      <w:headerReference w:type="first" r:id="rId54"/>
-      <w:pgSz w:w="12240" w:h="15840" w:orient="portrait"/>
+      <w:headerReference w:type="default" r:id="rId48"/>
+      <w:footerReference w:type="default" r:id="rId49"/>
+      <w:headerReference w:type="first" r:id="rId50"/>
+      <w:pgSz w:w="12240" w:h="15840"/>
       <w:pgMar w:top="720" w:right="720" w:bottom="720" w:left="294" w:header="720" w:footer="0" w:gutter="0"/>
       <w:cols w:space="720"/>
       <w:titlePg/>
@@ -27957,8 +27985,8 @@
 </file>
 
 <file path=word/comments.xml><?xml version="1.0" encoding="utf-8"?>
-<w:comments xmlns:wpc="http://schemas.microsoft.com/office/word/2010/wordprocessingCanvas" xmlns:cx="http://schemas.microsoft.com/office/drawing/2014/chartex" xmlns:cx1="http://schemas.microsoft.com/office/drawing/2015/9/8/chartex" xmlns:cx2="http://schemas.microsoft.com/office/drawing/2015/10/21/chartex" xmlns:cx3="http://schemas.microsoft.com/office/drawing/2016/5/9/chartex" xmlns:cx4="http://schemas.microsoft.com/office/drawing/2016/5/10/chartex" xmlns:cx5="http://schemas.microsoft.com/office/drawing/2016/5/11/chartex" xmlns:cx6="http://schemas.microsoft.com/office/drawing/2016/5/12/chartex" xmlns:cx7="http://schemas.microsoft.com/office/drawing/2016/5/13/chartex" xmlns:cx8="http://schemas.microsoft.com/office/drawing/2016/5/14/chartex" xmlns:mc="http://schemas.openxmlformats.org/markup-compatibility/2006" xmlns:aink="http://schemas.microsoft.com/office/drawing/2016/ink" xmlns:am3d="http://schemas.microsoft.com/office/drawing/2017/model3d" xmlns:o="urn:schemas-microsoft-com:office:office" xmlns:oel="http://schemas.microsoft.com/office/2019/extlst" xmlns:r="http://schemas.openxmlformats.org/officeDocument/2006/relationships" xmlns:m="http://schemas.openxmlformats.org/officeDocument/2006/math" xmlns:v="urn:schemas-microsoft-com:vml" xmlns:wp14="http://schemas.microsoft.com/office/word/2010/wordprocessingDrawing" xmlns:wp="http://schemas.openxmlformats.org/drawingml/2006/wordprocessingDrawing" xmlns:w10="urn:schemas-microsoft-com:office:word" xmlns:w="http://schemas.openxmlformats.org/wordprocessingml/2006/main" xmlns:w14="http://schemas.microsoft.com/office/word/2010/wordml" xmlns:w15="http://schemas.microsoft.com/office/word/2012/wordml" xmlns:w16cex="http://schemas.microsoft.com/office/word/2018/wordml/cex" xmlns:w16cid="http://schemas.microsoft.com/office/word/2016/wordml/cid" xmlns:w16="http://schemas.microsoft.com/office/word/2018/wordml" xmlns:w16du="http://schemas.microsoft.com/office/word/2023/wordml/word16du" xmlns:w16sdtdh="http://schemas.microsoft.com/office/word/2020/wordml/sdtdatahash" xmlns:w16sdtfl="http://schemas.microsoft.com/office/word/2024/wordml/sdtformatlock" xmlns:w16se="http://schemas.microsoft.com/office/word/2015/wordml/symex" xmlns:wpg="http://schemas.microsoft.com/office/word/2010/wordprocessingGroup" xmlns:wpi="http://schemas.microsoft.com/office/word/2010/wordprocessingInk" xmlns:wne="http://schemas.microsoft.com/office/word/2006/wordml" xmlns:wps="http://schemas.microsoft.com/office/word/2010/wordprocessingShape" mc:Ignorable="w14 w15 w16se w16cid w16 w16cex w16sdtdh w16sdtfl w16du wp14">
-  <w:comment w:initials="AN" w:author="Apel, Nick" w:date="2026-03-30T08:40:00Z" w:id="5">
+<w:comments xmlns:wpc="http://schemas.microsoft.com/office/word/2010/wordprocessingCanvas" xmlns:cx="http://schemas.microsoft.com/office/drawing/2014/chartex" xmlns:cx1="http://schemas.microsoft.com/office/drawing/2015/9/8/chartex" xmlns:cx2="http://schemas.microsoft.com/office/drawing/2015/10/21/chartex" xmlns:cx3="http://schemas.microsoft.com/office/drawing/2016/5/9/chartex" xmlns:cx4="http://schemas.microsoft.com/office/drawing/2016/5/10/chartex" xmlns:cx5="http://schemas.microsoft.com/office/drawing/2016/5/11/chartex" xmlns:cx6="http://schemas.microsoft.com/office/drawing/2016/5/12/chartex" xmlns:cx7="http://schemas.microsoft.com/office/drawing/2016/5/13/chartex" xmlns:cx8="http://schemas.microsoft.com/office/drawing/2016/5/14/chartex" xmlns:mc="http://schemas.openxmlformats.org/markup-compatibility/2006" xmlns:m="http://schemas.openxmlformats.org/officeDocument/2006/math" xmlns:aink="http://schemas.microsoft.com/office/drawing/2016/ink" xmlns:am3d="http://schemas.microsoft.com/office/drawing/2017/model3d" xmlns:oel="http://schemas.microsoft.com/office/2019/extlst" xmlns:r="http://schemas.openxmlformats.org/officeDocument/2006/relationships" xmlns:wp14="http://schemas.microsoft.com/office/word/2010/wordprocessingDrawing" xmlns:wp="http://schemas.openxmlformats.org/drawingml/2006/wordprocessingDrawing" xmlns:wpg="http://schemas.microsoft.com/office/word/2010/wordprocessingGroup" xmlns:wpi="http://schemas.microsoft.com/office/word/2010/wordprocessingInk" xmlns:wps="http://schemas.microsoft.com/office/word/2010/wordprocessingShape" xmlns:o="urn:schemas-microsoft-com:office:office" xmlns:v="urn:schemas-microsoft-com:vml" xmlns:w10="urn:schemas-microsoft-com:office:word" xmlns:w="http://schemas.openxmlformats.org/wordprocessingml/2006/main" xmlns:w14="http://schemas.microsoft.com/office/word/2010/wordml" xmlns:w15="http://schemas.microsoft.com/office/word/2012/wordml" xmlns:w16cex="http://schemas.microsoft.com/office/word/2018/wordml/cex" xmlns:w16cid="http://schemas.microsoft.com/office/word/2016/wordml/cid" xmlns:w16="http://schemas.microsoft.com/office/word/2018/wordml" xmlns:w16sdtdh="http://schemas.microsoft.com/office/word/2020/wordml/sdtdatahash" xmlns:w16sdtfl="http://schemas.microsoft.com/office/word/2024/wordml/sdtformatlock" xmlns:w16se="http://schemas.microsoft.com/office/word/2015/wordml/symex" xmlns:w16du="http://schemas.microsoft.com/office/word/2023/wordml/word16du" xmlns:wne="http://schemas.microsoft.com/office/word/2006/wordml" mc:Ignorable="w14 w15 w16se w16cid w16 w16cex w16sdtdh w16sdtfl w16du wp14">
+  <w:comment w:id="5" w:author="Apel, Nick" w:date="2026-03-30T08:40:00Z" w:initials="AN">
     <w:p>
       <w:r>
         <w:rPr>
@@ -27968,7 +27996,7 @@
       </w:r>
       <w:r>
         <w:rPr>
-          <w:rFonts w:asciiTheme="minorHAnsi" w:hAnsiTheme="minorHAnsi" w:eastAsiaTheme="minorHAnsi" w:cstheme="minorBidi"/>
+          <w:rFonts w:asciiTheme="minorHAnsi" w:eastAsiaTheme="minorHAnsi" w:hAnsiTheme="minorHAnsi" w:cstheme="minorBidi"/>
           <w:szCs w:val="20"/>
           <w14:ligatures w14:val="standardContextual"/>
         </w:rPr>
@@ -27976,23 +28004,23 @@
       </w:r>
       <w:r>
         <w:rPr>
-          <w:rFonts w:asciiTheme="minorHAnsi" w:hAnsiTheme="minorHAnsi" w:eastAsiaTheme="minorHAnsi" w:cstheme="minorBidi"/>
+          <w:rFonts w:asciiTheme="minorHAnsi" w:eastAsiaTheme="minorHAnsi" w:hAnsiTheme="minorHAnsi" w:cstheme="minorBidi"/>
           <w:szCs w:val="20"/>
           <w14:ligatures w14:val="standardContextual"/>
         </w:rPr>
         <w:instrText>HYPERLINK "mailto:Stephanie.Reynolds@Transamerica.com"</w:instrText>
       </w:r>
-      <w:bookmarkStart w:name="_@_DD21925B6E3A1E48B31D88901CAA43EEZ" w:id="6"/>
-      <w:r>
-        <w:rPr>
-          <w:rFonts w:asciiTheme="minorHAnsi" w:hAnsiTheme="minorHAnsi" w:eastAsiaTheme="minorHAnsi" w:cstheme="minorBidi"/>
+      <w:r>
+        <w:rPr>
+          <w:rFonts w:asciiTheme="minorHAnsi" w:eastAsiaTheme="minorHAnsi" w:hAnsiTheme="minorHAnsi" w:cstheme="minorBidi"/>
           <w:szCs w:val="20"/>
           <w14:ligatures w14:val="standardContextual"/>
         </w:rPr>
       </w:r>
-      <w:r>
-        <w:rPr>
-          <w:rFonts w:asciiTheme="minorHAnsi" w:hAnsiTheme="minorHAnsi" w:eastAsiaTheme="minorHAnsi" w:cstheme="minorBidi"/>
+      <w:bookmarkStart w:id="6" w:name="_@_DD21925B6E3A1E48B31D88901CAA43EEZ"/>
+      <w:r>
+        <w:rPr>
+          <w:rFonts w:asciiTheme="minorHAnsi" w:eastAsiaTheme="minorHAnsi" w:hAnsiTheme="minorHAnsi" w:cstheme="minorBidi"/>
           <w:szCs w:val="20"/>
           <w14:ligatures w14:val="standardContextual"/>
         </w:rPr>
@@ -28002,7 +28030,7 @@
       <w:r>
         <w:rPr>
           <w:rStyle w:val="Mention"/>
-          <w:rFonts w:asciiTheme="minorHAnsi" w:hAnsiTheme="minorHAnsi" w:eastAsiaTheme="minorHAnsi" w:cstheme="minorBidi"/>
+          <w:rFonts w:asciiTheme="minorHAnsi" w:eastAsiaTheme="minorHAnsi" w:hAnsiTheme="minorHAnsi" w:cstheme="minorBidi"/>
           <w:noProof/>
           <w:szCs w:val="20"/>
           <w14:ligatures w14:val="standardContextual"/>
@@ -28011,7 +28039,7 @@
       </w:r>
       <w:r>
         <w:rPr>
-          <w:rFonts w:asciiTheme="minorHAnsi" w:hAnsiTheme="minorHAnsi" w:eastAsiaTheme="minorHAnsi" w:cstheme="minorBidi"/>
+          <w:rFonts w:asciiTheme="minorHAnsi" w:eastAsiaTheme="minorHAnsi" w:hAnsiTheme="minorHAnsi" w:cstheme="minorBidi"/>
           <w:szCs w:val="20"/>
           <w14:ligatures w14:val="standardContextual"/>
         </w:rPr>
@@ -28019,7 +28047,7 @@
       </w:r>
       <w:r>
         <w:rPr>
-          <w:rFonts w:asciiTheme="minorHAnsi" w:hAnsiTheme="minorHAnsi" w:eastAsiaTheme="minorHAnsi" w:cstheme="minorBidi"/>
+          <w:rFonts w:asciiTheme="minorHAnsi" w:eastAsiaTheme="minorHAnsi" w:hAnsiTheme="minorHAnsi" w:cstheme="minorBidi"/>
           <w:szCs w:val="20"/>
           <w14:ligatures w14:val="standardContextual"/>
         </w:rPr>
@@ -28027,7 +28055,7 @@
       </w:r>
     </w:p>
   </w:comment>
-  <w:comment w:initials="KA" w:author="Kerbachi, Mohamed - GTS Global ENG &amp; ARCH" w:date="2026-06-23T12:19:00Z" w:id="45">
+  <w:comment w:id="45" w:author="Kerbachi, Mohamed - GTS Global ENG &amp; ARCH" w:date="2026-06-23T12:19:00Z" w:initials="KA">
     <w:p>
       <w:pPr>
         <w:pStyle w:val="CommentText"/>
@@ -28044,11 +28072,11 @@
       <w:r>
         <w:instrText xml:space="preserve"> HYPERLINK "mailto:kenny.boyle@aegon.com"</w:instrText>
       </w:r>
-      <w:bookmarkStart w:name="_@_B98E35B58EDC4D03B1818E6A83C42465Z" w:id="47"/>
+      <w:bookmarkStart w:id="48" w:name="_@_B98E35B58EDC4D03B1818E6A83C42465Z"/>
       <w:r>
         <w:fldChar w:fldCharType="separate"/>
       </w:r>
-      <w:bookmarkEnd w:id="47"/>
+      <w:bookmarkEnd w:id="48"/>
       <w:r>
         <w:rPr>
           <w:rStyle w:val="Mention"/>
@@ -28065,28 +28093,28 @@
 </file>
 
 <file path=word/commentsExtended.xml><?xml version="1.0" encoding="utf-8"?>
-<w15:commentsEx xmlns:wpc="http://schemas.microsoft.com/office/word/2010/wordprocessingCanvas" xmlns:cx="http://schemas.microsoft.com/office/drawing/2014/chartex" xmlns:cx1="http://schemas.microsoft.com/office/drawing/2015/9/8/chartex" xmlns:cx2="http://schemas.microsoft.com/office/drawing/2015/10/21/chartex" xmlns:cx3="http://schemas.microsoft.com/office/drawing/2016/5/9/chartex" xmlns:cx4="http://schemas.microsoft.com/office/drawing/2016/5/10/chartex" xmlns:cx5="http://schemas.microsoft.com/office/drawing/2016/5/11/chartex" xmlns:cx6="http://schemas.microsoft.com/office/drawing/2016/5/12/chartex" xmlns:cx7="http://schemas.microsoft.com/office/drawing/2016/5/13/chartex" xmlns:cx8="http://schemas.microsoft.com/office/drawing/2016/5/14/chartex" xmlns:mc="http://schemas.openxmlformats.org/markup-compatibility/2006" xmlns:aink="http://schemas.microsoft.com/office/drawing/2016/ink" xmlns:am3d="http://schemas.microsoft.com/office/drawing/2017/model3d" xmlns:o="urn:schemas-microsoft-com:office:office" xmlns:oel="http://schemas.microsoft.com/office/2019/extlst" xmlns:r="http://schemas.openxmlformats.org/officeDocument/2006/relationships" xmlns:m="http://schemas.openxmlformats.org/officeDocument/2006/math" xmlns:v="urn:schemas-microsoft-com:vml" xmlns:wp14="http://schemas.microsoft.com/office/word/2010/wordprocessingDrawing" xmlns:wp="http://schemas.openxmlformats.org/drawingml/2006/wordprocessingDrawing" xmlns:w10="urn:schemas-microsoft-com:office:word" xmlns:w="http://schemas.openxmlformats.org/wordprocessingml/2006/main" xmlns:w14="http://schemas.microsoft.com/office/word/2010/wordml" xmlns:w15="http://schemas.microsoft.com/office/word/2012/wordml" xmlns:w16cex="http://schemas.microsoft.com/office/word/2018/wordml/cex" xmlns:w16cid="http://schemas.microsoft.com/office/word/2016/wordml/cid" xmlns:w16="http://schemas.microsoft.com/office/word/2018/wordml" xmlns:w16du="http://schemas.microsoft.com/office/word/2023/wordml/word16du" xmlns:w16sdtdh="http://schemas.microsoft.com/office/word/2020/wordml/sdtdatahash" xmlns:w16sdtfl="http://schemas.microsoft.com/office/word/2024/wordml/sdtformatlock" xmlns:w16se="http://schemas.microsoft.com/office/word/2015/wordml/symex" xmlns:wpg="http://schemas.microsoft.com/office/word/2010/wordprocessingGroup" xmlns:wpi="http://schemas.microsoft.com/office/word/2010/wordprocessingInk" xmlns:wne="http://schemas.microsoft.com/office/word/2006/wordml" xmlns:wps="http://schemas.microsoft.com/office/word/2010/wordprocessingShape" mc:Ignorable="w14 w15 w16se w16cid w16 w16cex w16sdtdh w16sdtfl w16du wp14">
+<w15:commentsEx xmlns:wpc="http://schemas.microsoft.com/office/word/2010/wordprocessingCanvas" xmlns:cx="http://schemas.microsoft.com/office/drawing/2014/chartex" xmlns:cx1="http://schemas.microsoft.com/office/drawing/2015/9/8/chartex" xmlns:cx2="http://schemas.microsoft.com/office/drawing/2015/10/21/chartex" xmlns:cx3="http://schemas.microsoft.com/office/drawing/2016/5/9/chartex" xmlns:cx4="http://schemas.microsoft.com/office/drawing/2016/5/10/chartex" xmlns:cx5="http://schemas.microsoft.com/office/drawing/2016/5/11/chartex" xmlns:cx6="http://schemas.microsoft.com/office/drawing/2016/5/12/chartex" xmlns:cx7="http://schemas.microsoft.com/office/drawing/2016/5/13/chartex" xmlns:cx8="http://schemas.microsoft.com/office/drawing/2016/5/14/chartex" xmlns:mc="http://schemas.openxmlformats.org/markup-compatibility/2006" xmlns:m="http://schemas.openxmlformats.org/officeDocument/2006/math" xmlns:aink="http://schemas.microsoft.com/office/drawing/2016/ink" xmlns:am3d="http://schemas.microsoft.com/office/drawing/2017/model3d" xmlns:oel="http://schemas.microsoft.com/office/2019/extlst" xmlns:r="http://schemas.openxmlformats.org/officeDocument/2006/relationships" xmlns:wp14="http://schemas.microsoft.com/office/word/2010/wordprocessingDrawing" xmlns:wp="http://schemas.openxmlformats.org/drawingml/2006/wordprocessingDrawing" xmlns:wpg="http://schemas.microsoft.com/office/word/2010/wordprocessingGroup" xmlns:wpi="http://schemas.microsoft.com/office/word/2010/wordprocessingInk" xmlns:wps="http://schemas.microsoft.com/office/word/2010/wordprocessingShape" xmlns:o="urn:schemas-microsoft-com:office:office" xmlns:v="urn:schemas-microsoft-com:vml" xmlns:w10="urn:schemas-microsoft-com:office:word" xmlns:w="http://schemas.openxmlformats.org/wordprocessingml/2006/main" xmlns:w14="http://schemas.microsoft.com/office/word/2010/wordml" xmlns:w15="http://schemas.microsoft.com/office/word/2012/wordml" xmlns:w16cex="http://schemas.microsoft.com/office/word/2018/wordml/cex" xmlns:w16cid="http://schemas.microsoft.com/office/word/2016/wordml/cid" xmlns:w16="http://schemas.microsoft.com/office/word/2018/wordml" xmlns:w16sdtdh="http://schemas.microsoft.com/office/word/2020/wordml/sdtdatahash" xmlns:w16sdtfl="http://schemas.microsoft.com/office/word/2024/wordml/sdtformatlock" xmlns:w16se="http://schemas.microsoft.com/office/word/2015/wordml/symex" xmlns:w16du="http://schemas.microsoft.com/office/word/2023/wordml/word16du" xmlns:wne="http://schemas.microsoft.com/office/word/2006/wordml" mc:Ignorable="w14 w15 w16se w16cid w16 w16cex w16sdtdh w16sdtfl w16du wp14">
   <w15:commentEx w15:paraId="60341A56" w15:done="0"/>
   <w15:commentEx w15:paraId="17E91E61" w15:done="0"/>
 </w15:commentsEx>
 </file>
 
 <file path=word/commentsExtensible.xml><?xml version="1.0" encoding="utf-8"?>
-<w16cex:commentsExtensible xmlns:wpc="http://schemas.microsoft.com/office/word/2010/wordprocessingCanvas" xmlns:cx="http://schemas.microsoft.com/office/drawing/2014/chartex" xmlns:cx1="http://schemas.microsoft.com/office/drawing/2015/9/8/chartex" xmlns:cx2="http://schemas.microsoft.com/office/drawing/2015/10/21/chartex" xmlns:cx3="http://schemas.microsoft.com/office/drawing/2016/5/9/chartex" xmlns:cx4="http://schemas.microsoft.com/office/drawing/2016/5/10/chartex" xmlns:cx5="http://schemas.microsoft.com/office/drawing/2016/5/11/chartex" xmlns:cx6="http://schemas.microsoft.com/office/drawing/2016/5/12/chartex" xmlns:cx7="http://schemas.microsoft.com/office/drawing/2016/5/13/chartex" xmlns:cx8="http://schemas.microsoft.com/office/drawing/2016/5/14/chartex" xmlns:cr="http://schemas.microsoft.com/office/comments/2020/reactions" xmlns:mc="http://schemas.openxmlformats.org/markup-compatibility/2006" xmlns:aink="http://schemas.microsoft.com/office/drawing/2016/ink" xmlns:am3d="http://schemas.microsoft.com/office/drawing/2017/model3d" xmlns:o="urn:schemas-microsoft-com:office:office" xmlns:oel="http://schemas.microsoft.com/office/2019/extlst" xmlns:r="http://schemas.openxmlformats.org/officeDocument/2006/relationships" xmlns:m="http://schemas.openxmlformats.org/officeDocument/2006/math" xmlns:v="urn:schemas-microsoft-com:vml" xmlns:wp14="http://schemas.microsoft.com/office/word/2010/wordprocessingDrawing" xmlns:wp="http://schemas.openxmlformats.org/drawingml/2006/wordprocessingDrawing" xmlns:w10="urn:schemas-microsoft-com:office:word" xmlns:w="http://schemas.openxmlformats.org/wordprocessingml/2006/main" xmlns:w14="http://schemas.microsoft.com/office/word/2010/wordml" xmlns:w15="http://schemas.microsoft.com/office/word/2012/wordml" xmlns:w16cex="http://schemas.microsoft.com/office/word/2018/wordml/cex" xmlns:w16cid="http://schemas.microsoft.com/office/word/2016/wordml/cid" xmlns:w16="http://schemas.microsoft.com/office/word/2018/wordml" xmlns:w16du="http://schemas.microsoft.com/office/word/2023/wordml/word16du" xmlns:w16sdtdh="http://schemas.microsoft.com/office/word/2020/wordml/sdtdatahash" xmlns:w16sdtfl="http://schemas.microsoft.com/office/word/2024/wordml/sdtformatlock" xmlns:w16se="http://schemas.microsoft.com/office/word/2015/wordml/symex" xmlns:wpg="http://schemas.microsoft.com/office/word/2010/wordprocessingGroup" xmlns:wpi="http://schemas.microsoft.com/office/word/2010/wordprocessingInk" xmlns:wne="http://schemas.microsoft.com/office/word/2006/wordml" xmlns:wps="http://schemas.microsoft.com/office/word/2010/wordprocessingShape" mc:Ignorable="w14 w15 w16se w16cid w16 w16cex w16sdtdh w16sdtfl cr w16du wp14">
+<w16cex:commentsExtensible xmlns:wpc="http://schemas.microsoft.com/office/word/2010/wordprocessingCanvas" xmlns:cx="http://schemas.microsoft.com/office/drawing/2014/chartex" xmlns:cx1="http://schemas.microsoft.com/office/drawing/2015/9/8/chartex" xmlns:cx2="http://schemas.microsoft.com/office/drawing/2015/10/21/chartex" xmlns:cx3="http://schemas.microsoft.com/office/drawing/2016/5/9/chartex" xmlns:cx4="http://schemas.microsoft.com/office/drawing/2016/5/10/chartex" xmlns:cx5="http://schemas.microsoft.com/office/drawing/2016/5/11/chartex" xmlns:cx6="http://schemas.microsoft.com/office/drawing/2016/5/12/chartex" xmlns:cx7="http://schemas.microsoft.com/office/drawing/2016/5/13/chartex" xmlns:cx8="http://schemas.microsoft.com/office/drawing/2016/5/14/chartex" xmlns:cr="http://schemas.microsoft.com/office/comments/2020/reactions" xmlns:mc="http://schemas.openxmlformats.org/markup-compatibility/2006" xmlns:m="http://schemas.openxmlformats.org/officeDocument/2006/math" xmlns:aink="http://schemas.microsoft.com/office/drawing/2016/ink" xmlns:am3d="http://schemas.microsoft.com/office/drawing/2017/model3d" xmlns:oel="http://schemas.microsoft.com/office/2019/extlst" xmlns:r="http://schemas.openxmlformats.org/officeDocument/2006/relationships" xmlns:wp14="http://schemas.microsoft.com/office/word/2010/wordprocessingDrawing" xmlns:wp="http://schemas.openxmlformats.org/drawingml/2006/wordprocessingDrawing" xmlns:wpg="http://schemas.microsoft.com/office/word/2010/wordprocessingGroup" xmlns:wpi="http://schemas.microsoft.com/office/word/2010/wordprocessingInk" xmlns:wps="http://schemas.microsoft.com/office/word/2010/wordprocessingShape" xmlns:o="urn:schemas-microsoft-com:office:office" xmlns:v="urn:schemas-microsoft-com:vml" xmlns:w10="urn:schemas-microsoft-com:office:word" xmlns:w="http://schemas.openxmlformats.org/wordprocessingml/2006/main" xmlns:w14="http://schemas.microsoft.com/office/word/2010/wordml" xmlns:w15="http://schemas.microsoft.com/office/word/2012/wordml" xmlns:w16cex="http://schemas.microsoft.com/office/word/2018/wordml/cex" xmlns:w16cid="http://schemas.microsoft.com/office/word/2016/wordml/cid" xmlns:w16="http://schemas.microsoft.com/office/word/2018/wordml" xmlns:w16sdtdh="http://schemas.microsoft.com/office/word/2020/wordml/sdtdatahash" xmlns:w16sdtfl="http://schemas.microsoft.com/office/word/2024/wordml/sdtformatlock" xmlns:w16se="http://schemas.microsoft.com/office/word/2015/wordml/symex" xmlns:w16du="http://schemas.microsoft.com/office/word/2023/wordml/word16du" xmlns:wne="http://schemas.microsoft.com/office/word/2006/wordml" mc:Ignorable="w14 w15 w16se w16cid w16 w16cex w16sdtdh w16sdtfl cr w16du wp14">
   <w16cex:commentExtensible w16cex:durableId="782830FD" w16cex:dateUtc="2026-03-30T14:40:00Z"/>
   <w16cex:commentExtensible w16cex:durableId="7E0DB8FD" w16cex:dateUtc="2026-06-23T16:19:00Z"/>
 </w16cex:commentsExtensible>
 </file>
 
 <file path=word/commentsIds.xml><?xml version="1.0" encoding="utf-8"?>
-<w16cid:commentsIds xmlns:wpc="http://schemas.microsoft.com/office/word/2010/wordprocessingCanvas" xmlns:cx="http://schemas.microsoft.com/office/drawing/2014/chartex" xmlns:cx1="http://schemas.microsoft.com/office/drawing/2015/9/8/chartex" xmlns:cx2="http://schemas.microsoft.com/office/drawing/2015/10/21/chartex" xmlns:cx3="http://schemas.microsoft.com/office/drawing/2016/5/9/chartex" xmlns:cx4="http://schemas.microsoft.com/office/drawing/2016/5/10/chartex" xmlns:cx5="http://schemas.microsoft.com/office/drawing/2016/5/11/chartex" xmlns:cx6="http://schemas.microsoft.com/office/drawing/2016/5/12/chartex" xmlns:cx7="http://schemas.microsoft.com/office/drawing/2016/5/13/chartex" xmlns:cx8="http://schemas.microsoft.com/office/drawing/2016/5/14/chartex" xmlns:mc="http://schemas.openxmlformats.org/markup-compatibility/2006" xmlns:aink="http://schemas.microsoft.com/office/drawing/2016/ink" xmlns:am3d="http://schemas.microsoft.com/office/drawing/2017/model3d" xmlns:o="urn:schemas-microsoft-com:office:office" xmlns:oel="http://schemas.microsoft.com/office/2019/extlst" xmlns:r="http://schemas.openxmlformats.org/officeDocument/2006/relationships" xmlns:m="http://schemas.openxmlformats.org/officeDocument/2006/math" xmlns:v="urn:schemas-microsoft-com:vml" xmlns:wp14="http://schemas.microsoft.com/office/word/2010/wordprocessingDrawing" xmlns:wp="http://schemas.openxmlformats.org/drawingml/2006/wordprocessingDrawing" xmlns:w10="urn:schemas-microsoft-com:office:word" xmlns:w="http://schemas.openxmlformats.org/wordprocessingml/2006/main" xmlns:w14="http://schemas.microsoft.com/office/word/2010/wordml" xmlns:w15="http://schemas.microsoft.com/office/word/2012/wordml" xmlns:w16cex="http://schemas.microsoft.com/office/word/2018/wordml/cex" xmlns:w16cid="http://schemas.microsoft.com/office/word/2016/wordml/cid" xmlns:w16="http://schemas.microsoft.com/office/word/2018/wordml" xmlns:w16du="http://schemas.microsoft.com/office/word/2023/wordml/word16du" xmlns:w16sdtdh="http://schemas.microsoft.com/office/word/2020/wordml/sdtdatahash" xmlns:w16sdtfl="http://schemas.microsoft.com/office/word/2024/wordml/sdtformatlock" xmlns:w16se="http://schemas.microsoft.com/office/word/2015/wordml/symex" xmlns:wpg="http://schemas.microsoft.com/office/word/2010/wordprocessingGroup" xmlns:wpi="http://schemas.microsoft.com/office/word/2010/wordprocessingInk" xmlns:wne="http://schemas.microsoft.com/office/word/2006/wordml" xmlns:wps="http://schemas.microsoft.com/office/word/2010/wordprocessingShape" mc:Ignorable="w14 w15 w16se w16cid w16 w16cex w16sdtdh w16sdtfl w16du wp14">
+<w16cid:commentsIds xmlns:wpc="http://schemas.microsoft.com/office/word/2010/wordprocessingCanvas" xmlns:cx="http://schemas.microsoft.com/office/drawing/2014/chartex" xmlns:cx1="http://schemas.microsoft.com/office/drawing/2015/9/8/chartex" xmlns:cx2="http://schemas.microsoft.com/office/drawing/2015/10/21/chartex" xmlns:cx3="http://schemas.microsoft.com/office/drawing/2016/5/9/chartex" xmlns:cx4="http://schemas.microsoft.com/office/drawing/2016/5/10/chartex" xmlns:cx5="http://schemas.microsoft.com/office/drawing/2016/5/11/chartex" xmlns:cx6="http://schemas.microsoft.com/office/drawing/2016/5/12/chartex" xmlns:cx7="http://schemas.microsoft.com/office/drawing/2016/5/13/chartex" xmlns:cx8="http://schemas.microsoft.com/office/drawing/2016/5/14/chartex" xmlns:mc="http://schemas.openxmlformats.org/markup-compatibility/2006" xmlns:m="http://schemas.openxmlformats.org/officeDocument/2006/math" xmlns:aink="http://schemas.microsoft.com/office/drawing/2016/ink" xmlns:am3d="http://schemas.microsoft.com/office/drawing/2017/model3d" xmlns:oel="http://schemas.microsoft.com/office/2019/extlst" xmlns:r="http://schemas.openxmlformats.org/officeDocument/2006/relationships" xmlns:wp14="http://schemas.microsoft.com/office/word/2010/wordprocessingDrawing" xmlns:wp="http://schemas.openxmlformats.org/drawingml/2006/wordprocessingDrawing" xmlns:wpg="http://schemas.microsoft.com/office/word/2010/wordprocessingGroup" xmlns:wpi="http://schemas.microsoft.com/office/word/2010/wordprocessingInk" xmlns:wps="http://schemas.microsoft.com/office/word/2010/wordprocessingShape" xmlns:o="urn:schemas-microsoft-com:office:office" xmlns:v="urn:schemas-microsoft-com:vml" xmlns:w10="urn:schemas-microsoft-com:office:word" xmlns:w="http://schemas.openxmlformats.org/wordprocessingml/2006/main" xmlns:w14="http://schemas.microsoft.com/office/word/2010/wordml" xmlns:w15="http://schemas.microsoft.com/office/word/2012/wordml" xmlns:w16cex="http://schemas.microsoft.com/office/word/2018/wordml/cex" xmlns:w16cid="http://schemas.microsoft.com/office/word/2016/wordml/cid" xmlns:w16="http://schemas.microsoft.com/office/word/2018/wordml" xmlns:w16sdtdh="http://schemas.microsoft.com/office/word/2020/wordml/sdtdatahash" xmlns:w16sdtfl="http://schemas.microsoft.com/office/word/2024/wordml/sdtformatlock" xmlns:w16se="http://schemas.microsoft.com/office/word/2015/wordml/symex" xmlns:w16du="http://schemas.microsoft.com/office/word/2023/wordml/word16du" xmlns:wne="http://schemas.microsoft.com/office/word/2006/wordml" mc:Ignorable="w14 w15 w16se w16cid w16 w16cex w16sdtdh w16sdtfl w16du wp14">
   <w16cid:commentId w16cid:paraId="60341A56" w16cid:durableId="782830FD"/>
   <w16cid:commentId w16cid:paraId="17E91E61" w16cid:durableId="7E0DB8FD"/>
 </w16cid:commentsIds>
 </file>
 
 <file path=word/endnotes.xml><?xml version="1.0" encoding="utf-8"?>
-<w:endnotes xmlns:wpc="http://schemas.microsoft.com/office/word/2010/wordprocessingCanvas" xmlns:cx="http://schemas.microsoft.com/office/drawing/2014/chartex" xmlns:cx1="http://schemas.microsoft.com/office/drawing/2015/9/8/chartex" xmlns:cx2="http://schemas.microsoft.com/office/drawing/2015/10/21/chartex" xmlns:cx3="http://schemas.microsoft.com/office/drawing/2016/5/9/chartex" xmlns:cx4="http://schemas.microsoft.com/office/drawing/2016/5/10/chartex" xmlns:cx5="http://schemas.microsoft.com/office/drawing/2016/5/11/chartex" xmlns:cx6="http://schemas.microsoft.com/office/drawing/2016/5/12/chartex" xmlns:cx7="http://schemas.microsoft.com/office/drawing/2016/5/13/chartex" xmlns:cx8="http://schemas.microsoft.com/office/drawing/2016/5/14/chartex" xmlns:mc="http://schemas.openxmlformats.org/markup-compatibility/2006" xmlns:aink="http://schemas.microsoft.com/office/drawing/2016/ink" xmlns:am3d="http://schemas.microsoft.com/office/drawing/2017/model3d" xmlns:o="urn:schemas-microsoft-com:office:office" xmlns:oel="http://schemas.microsoft.com/office/2019/extlst" xmlns:r="http://schemas.openxmlformats.org/officeDocument/2006/relationships" xmlns:m="http://schemas.openxmlformats.org/officeDocument/2006/math" xmlns:v="urn:schemas-microsoft-com:vml" xmlns:wp14="http://schemas.microsoft.com/office/word/2010/wordprocessingDrawing" xmlns:wp="http://schemas.openxmlformats.org/drawingml/2006/wordprocessingDrawing" xmlns:w10="urn:schemas-microsoft-com:office:word" xmlns:w="http://schemas.openxmlformats.org/wordprocessingml/2006/main" xmlns:w14="http://schemas.microsoft.com/office/word/2010/wordml" xmlns:w15="http://schemas.microsoft.com/office/word/2012/wordml" xmlns:w16cex="http://schemas.microsoft.com/office/word/2018/wordml/cex" xmlns:w16cid="http://schemas.microsoft.com/office/word/2016/wordml/cid" xmlns:w16="http://schemas.microsoft.com/office/word/2018/wordml" xmlns:w16du="http://schemas.microsoft.com/office/word/2023/wordml/word16du" xmlns:w16sdtdh="http://schemas.microsoft.com/office/word/2020/wordml/sdtdatahash" xmlns:w16sdtfl="http://schemas.microsoft.com/office/word/2024/wordml/sdtformatlock" xmlns:w16se="http://schemas.microsoft.com/office/word/2015/wordml/symex" xmlns:wpg="http://schemas.microsoft.com/office/word/2010/wordprocessingGroup" xmlns:wpi="http://schemas.microsoft.com/office/word/2010/wordprocessingInk" xmlns:wne="http://schemas.microsoft.com/office/word/2006/wordml" xmlns:wps="http://schemas.microsoft.com/office/word/2010/wordprocessingShape" mc:Ignorable="w14 w15 w16se w16cid w16 w16cex w16sdtdh w16sdtfl w16du wp14">
+<w:endnotes xmlns:wpc="http://schemas.microsoft.com/office/word/2010/wordprocessingCanvas" xmlns:cx="http://schemas.microsoft.com/office/drawing/2014/chartex" xmlns:cx1="http://schemas.microsoft.com/office/drawing/2015/9/8/chartex" xmlns:cx2="http://schemas.microsoft.com/office/drawing/2015/10/21/chartex" xmlns:cx3="http://schemas.microsoft.com/office/drawing/2016/5/9/chartex" xmlns:cx4="http://schemas.microsoft.com/office/drawing/2016/5/10/chartex" xmlns:cx5="http://schemas.microsoft.com/office/drawing/2016/5/11/chartex" xmlns:cx6="http://schemas.microsoft.com/office/drawing/2016/5/12/chartex" xmlns:cx7="http://schemas.microsoft.com/office/drawing/2016/5/13/chartex" xmlns:cx8="http://schemas.microsoft.com/office/drawing/2016/5/14/chartex" xmlns:mc="http://schemas.openxmlformats.org/markup-compatibility/2006" xmlns:m="http://schemas.openxmlformats.org/officeDocument/2006/math" xmlns:aink="http://schemas.microsoft.com/office/drawing/2016/ink" xmlns:am3d="http://schemas.microsoft.com/office/drawing/2017/model3d" xmlns:oel="http://schemas.microsoft.com/office/2019/extlst" xmlns:r="http://schemas.openxmlformats.org/officeDocument/2006/relationships" xmlns:wp14="http://schemas.microsoft.com/office/word/2010/wordprocessingDrawing" xmlns:wp="http://schemas.openxmlformats.org/drawingml/2006/wordprocessingDrawing" xmlns:wpg="http://schemas.microsoft.com/office/word/2010/wordprocessingGroup" xmlns:wpi="http://schemas.microsoft.com/office/word/2010/wordprocessingInk" xmlns:wps="http://schemas.microsoft.com/office/word/2010/wordprocessingShape" xmlns:o="urn:schemas-microsoft-com:office:office" xmlns:v="urn:schemas-microsoft-com:vml" xmlns:w10="urn:schemas-microsoft-com:office:word" xmlns:w="http://schemas.openxmlformats.org/wordprocessingml/2006/main" xmlns:w14="http://schemas.microsoft.com/office/word/2010/wordml" xmlns:w15="http://schemas.microsoft.com/office/word/2012/wordml" xmlns:w16cex="http://schemas.microsoft.com/office/word/2018/wordml/cex" xmlns:w16cid="http://schemas.microsoft.com/office/word/2016/wordml/cid" xmlns:w16="http://schemas.microsoft.com/office/word/2018/wordml" xmlns:w16sdtdh="http://schemas.microsoft.com/office/word/2020/wordml/sdtdatahash" xmlns:w16sdtfl="http://schemas.microsoft.com/office/word/2024/wordml/sdtformatlock" xmlns:w16se="http://schemas.microsoft.com/office/word/2015/wordml/symex" xmlns:w16du="http://schemas.microsoft.com/office/word/2023/wordml/word16du" xmlns:wne="http://schemas.microsoft.com/office/word/2006/wordml" mc:Ignorable="w14 w15 w16se w16cid w16 w16cex w16sdtdh w16sdtfl w16du wp14">
   <w:endnote w:type="separator" w:id="-1">
     <w:p>
       <w:pPr>
@@ -28118,7 +28146,7 @@
 </file>
 
 <file path=word/footer1.xml><?xml version="1.0" encoding="utf-8"?>
-<w:ftr xmlns:wpc="http://schemas.microsoft.com/office/word/2010/wordprocessingCanvas" xmlns:cx="http://schemas.microsoft.com/office/drawing/2014/chartex" xmlns:cx1="http://schemas.microsoft.com/office/drawing/2015/9/8/chartex" xmlns:cx2="http://schemas.microsoft.com/office/drawing/2015/10/21/chartex" xmlns:cx3="http://schemas.microsoft.com/office/drawing/2016/5/9/chartex" xmlns:cx4="http://schemas.microsoft.com/office/drawing/2016/5/10/chartex" xmlns:cx5="http://schemas.microsoft.com/office/drawing/2016/5/11/chartex" xmlns:cx6="http://schemas.microsoft.com/office/drawing/2016/5/12/chartex" xmlns:cx7="http://schemas.microsoft.com/office/drawing/2016/5/13/chartex" xmlns:cx8="http://schemas.microsoft.com/office/drawing/2016/5/14/chartex" xmlns:mc="http://schemas.openxmlformats.org/markup-compatibility/2006" xmlns:aink="http://schemas.microsoft.com/office/drawing/2016/ink" xmlns:am3d="http://schemas.microsoft.com/office/drawing/2017/model3d" xmlns:o="urn:schemas-microsoft-com:office:office" xmlns:oel="http://schemas.microsoft.com/office/2019/extlst" xmlns:r="http://schemas.openxmlformats.org/officeDocument/2006/relationships" xmlns:m="http://schemas.openxmlformats.org/officeDocument/2006/math" xmlns:v="urn:schemas-microsoft-com:vml" xmlns:wp14="http://schemas.microsoft.com/office/word/2010/wordprocessingDrawing" xmlns:wp="http://schemas.openxmlformats.org/drawingml/2006/wordprocessingDrawing" xmlns:w10="urn:schemas-microsoft-com:office:word" xmlns:w="http://schemas.openxmlformats.org/wordprocessingml/2006/main" xmlns:w14="http://schemas.microsoft.com/office/word/2010/wordml" xmlns:w15="http://schemas.microsoft.com/office/word/2012/wordml" xmlns:w16cex="http://schemas.microsoft.com/office/word/2018/wordml/cex" xmlns:w16cid="http://schemas.microsoft.com/office/word/2016/wordml/cid" xmlns:w16="http://schemas.microsoft.com/office/word/2018/wordml" xmlns:w16du="http://schemas.microsoft.com/office/word/2023/wordml/word16du" xmlns:w16sdtdh="http://schemas.microsoft.com/office/word/2020/wordml/sdtdatahash" xmlns:w16sdtfl="http://schemas.microsoft.com/office/word/2024/wordml/sdtformatlock" xmlns:w16se="http://schemas.microsoft.com/office/word/2015/wordml/symex" xmlns:wpg="http://schemas.microsoft.com/office/word/2010/wordprocessingGroup" xmlns:wpi="http://schemas.microsoft.com/office/word/2010/wordprocessingInk" xmlns:wne="http://schemas.microsoft.com/office/word/2006/wordml" xmlns:wps="http://schemas.microsoft.com/office/word/2010/wordprocessingShape" mc:Ignorable="w14 w15 w16se w16cid w16 w16cex w16sdtdh w16sdtfl w16du wp14">
+<w:ftr xmlns:wpc="http://schemas.microsoft.com/office/word/2010/wordprocessingCanvas" xmlns:cx="http://schemas.microsoft.com/office/drawing/2014/chartex" xmlns:cx1="http://schemas.microsoft.com/office/drawing/2015/9/8/chartex" xmlns:cx2="http://schemas.microsoft.com/office/drawing/2015/10/21/chartex" xmlns:cx3="http://schemas.microsoft.com/office/drawing/2016/5/9/chartex" xmlns:cx4="http://schemas.microsoft.com/office/drawing/2016/5/10/chartex" xmlns:cx5="http://schemas.microsoft.com/office/drawing/2016/5/11/chartex" xmlns:cx6="http://schemas.microsoft.com/office/drawing/2016/5/12/chartex" xmlns:cx7="http://schemas.microsoft.com/office/drawing/2016/5/13/chartex" xmlns:cx8="http://schemas.microsoft.com/office/drawing/2016/5/14/chartex" xmlns:mc="http://schemas.openxmlformats.org/markup-compatibility/2006" xmlns:m="http://schemas.openxmlformats.org/officeDocument/2006/math" xmlns:aink="http://schemas.microsoft.com/office/drawing/2016/ink" xmlns:am3d="http://schemas.microsoft.com/office/drawing/2017/model3d" xmlns:oel="http://schemas.microsoft.com/office/2019/extlst" xmlns:r="http://schemas.openxmlformats.org/officeDocument/2006/relationships" xmlns:wp14="http://schemas.microsoft.com/office/word/2010/wordprocessingDrawing" xmlns:wp="http://schemas.openxmlformats.org/drawingml/2006/wordprocessingDrawing" xmlns:wpg="http://schemas.microsoft.com/office/word/2010/wordprocessingGroup" xmlns:wpi="http://schemas.microsoft.com/office/word/2010/wordprocessingInk" xmlns:wps="http://schemas.microsoft.com/office/word/2010/wordprocessingShape" xmlns:o="urn:schemas-microsoft-com:office:office" xmlns:v="urn:schemas-microsoft-com:vml" xmlns:w10="urn:schemas-microsoft-com:office:word" xmlns:w="http://schemas.openxmlformats.org/wordprocessingml/2006/main" xmlns:w14="http://schemas.microsoft.com/office/word/2010/wordml" xmlns:w15="http://schemas.microsoft.com/office/word/2012/wordml" xmlns:w16cex="http://schemas.microsoft.com/office/word/2018/wordml/cex" xmlns:w16cid="http://schemas.microsoft.com/office/word/2016/wordml/cid" xmlns:w16="http://schemas.microsoft.com/office/word/2018/wordml" xmlns:w16sdtdh="http://schemas.microsoft.com/office/word/2020/wordml/sdtdatahash" xmlns:w16sdtfl="http://schemas.microsoft.com/office/word/2024/wordml/sdtformatlock" xmlns:w16se="http://schemas.microsoft.com/office/word/2015/wordml/symex" xmlns:w16du="http://schemas.microsoft.com/office/word/2023/wordml/word16du" xmlns:wne="http://schemas.microsoft.com/office/word/2006/wordml" mc:Ignorable="w14 w15 w16se w16cid w16 w16cex w16sdtdh w16sdtfl w16du wp14">
   <w:p>
     <w:pPr>
       <w:pStyle w:val="Footer"/>
@@ -28308,13 +28336,6 @@
         </w:pPr>
       </w:p>
     </w:sdtContent>
-    <w:sdtEndPr>
-      <w:rPr>
-        <w:color w:val="747474" w:themeColor="background2" w:themeTint="FF" w:themeShade="80"/>
-        <w:sz w:val="16"/>
-        <w:szCs w:val="16"/>
-      </w:rPr>
-    </w:sdtEndPr>
   </w:sdt>
   <w:p>
     <w:pPr>
@@ -28335,7 +28356,7 @@
 </file>
 
 <file path=word/footnotes.xml><?xml version="1.0" encoding="utf-8"?>
-<w:footnotes xmlns:wpc="http://schemas.microsoft.com/office/word/2010/wordprocessingCanvas" xmlns:cx="http://schemas.microsoft.com/office/drawing/2014/chartex" xmlns:cx1="http://schemas.microsoft.com/office/drawing/2015/9/8/chartex" xmlns:cx2="http://schemas.microsoft.com/office/drawing/2015/10/21/chartex" xmlns:cx3="http://schemas.microsoft.com/office/drawing/2016/5/9/chartex" xmlns:cx4="http://schemas.microsoft.com/office/drawing/2016/5/10/chartex" xmlns:cx5="http://schemas.microsoft.com/office/drawing/2016/5/11/chartex" xmlns:cx6="http://schemas.microsoft.com/office/drawing/2016/5/12/chartex" xmlns:cx7="http://schemas.microsoft.com/office/drawing/2016/5/13/chartex" xmlns:cx8="http://schemas.microsoft.com/office/drawing/2016/5/14/chartex" xmlns:mc="http://schemas.openxmlformats.org/markup-compatibility/2006" xmlns:aink="http://schemas.microsoft.com/office/drawing/2016/ink" xmlns:am3d="http://schemas.microsoft.com/office/drawing/2017/model3d" xmlns:o="urn:schemas-microsoft-com:office:office" xmlns:oel="http://schemas.microsoft.com/office/2019/extlst" xmlns:r="http://schemas.openxmlformats.org/officeDocument/2006/relationships" xmlns:m="http://schemas.openxmlformats.org/officeDocument/2006/math" xmlns:v="urn:schemas-microsoft-com:vml" xmlns:wp14="http://schemas.microsoft.com/office/word/2010/wordprocessingDrawing" xmlns:wp="http://schemas.openxmlformats.org/drawingml/2006/wordprocessingDrawing" xmlns:w10="urn:schemas-microsoft-com:office:word" xmlns:w="http://schemas.openxmlformats.org/wordprocessingml/2006/main" xmlns:w14="http://schemas.microsoft.com/office/word/2010/wordml" xmlns:w15="http://schemas.microsoft.com/office/word/2012/wordml" xmlns:w16cex="http://schemas.microsoft.com/office/word/2018/wordml/cex" xmlns:w16cid="http://schemas.microsoft.com/office/word/2016/wordml/cid" xmlns:w16="http://schemas.microsoft.com/office/word/2018/wordml" xmlns:w16du="http://schemas.microsoft.com/office/word/2023/wordml/word16du" xmlns:w16sdtdh="http://schemas.microsoft.com/office/word/2020/wordml/sdtdatahash" xmlns:w16sdtfl="http://schemas.microsoft.com/office/word/2024/wordml/sdtformatlock" xmlns:w16se="http://schemas.microsoft.com/office/word/2015/wordml/symex" xmlns:wpg="http://schemas.microsoft.com/office/word/2010/wordprocessingGroup" xmlns:wpi="http://schemas.microsoft.com/office/word/2010/wordprocessingInk" xmlns:wne="http://schemas.microsoft.com/office/word/2006/wordml" xmlns:wps="http://schemas.microsoft.com/office/word/2010/wordprocessingShape" mc:Ignorable="w14 w15 w16se w16cid w16 w16cex w16sdtdh w16sdtfl w16du wp14">
+<w:footnotes xmlns:wpc="http://schemas.microsoft.com/office/word/2010/wordprocessingCanvas" xmlns:cx="http://schemas.microsoft.com/office/drawing/2014/chartex" xmlns:cx1="http://schemas.microsoft.com/office/drawing/2015/9/8/chartex" xmlns:cx2="http://schemas.microsoft.com/office/drawing/2015/10/21/chartex" xmlns:cx3="http://schemas.microsoft.com/office/drawing/2016/5/9/chartex" xmlns:cx4="http://schemas.microsoft.com/office/drawing/2016/5/10/chartex" xmlns:cx5="http://schemas.microsoft.com/office/drawing/2016/5/11/chartex" xmlns:cx6="http://schemas.microsoft.com/office/drawing/2016/5/12/chartex" xmlns:cx7="http://schemas.microsoft.com/office/drawing/2016/5/13/chartex" xmlns:cx8="http://schemas.microsoft.com/office/drawing/2016/5/14/chartex" xmlns:mc="http://schemas.openxmlformats.org/markup-compatibility/2006" xmlns:m="http://schemas.openxmlformats.org/officeDocument/2006/math" xmlns:aink="http://schemas.microsoft.com/office/drawing/2016/ink" xmlns:am3d="http://schemas.microsoft.com/office/drawing/2017/model3d" xmlns:oel="http://schemas.microsoft.com/office/2019/extlst" xmlns:r="http://schemas.openxmlformats.org/officeDocument/2006/relationships" xmlns:wp14="http://schemas.microsoft.com/office/word/2010/wordprocessingDrawing" xmlns:wp="http://schemas.openxmlformats.org/drawingml/2006/wordprocessingDrawing" xmlns:wpg="http://schemas.microsoft.com/office/word/2010/wordprocessingGroup" xmlns:wpi="http://schemas.microsoft.com/office/word/2010/wordprocessingInk" xmlns:wps="http://schemas.microsoft.com/office/word/2010/wordprocessingShape" xmlns:o="urn:schemas-microsoft-com:office:office" xmlns:v="urn:schemas-microsoft-com:vml" xmlns:w10="urn:schemas-microsoft-com:office:word" xmlns:w="http://schemas.openxmlformats.org/wordprocessingml/2006/main" xmlns:w14="http://schemas.microsoft.com/office/word/2010/wordml" xmlns:w15="http://schemas.microsoft.com/office/word/2012/wordml" xmlns:w16cex="http://schemas.microsoft.com/office/word/2018/wordml/cex" xmlns:w16cid="http://schemas.microsoft.com/office/word/2016/wordml/cid" xmlns:w16="http://schemas.microsoft.com/office/word/2018/wordml" xmlns:w16sdtdh="http://schemas.microsoft.com/office/word/2020/wordml/sdtdatahash" xmlns:w16sdtfl="http://schemas.microsoft.com/office/word/2024/wordml/sdtformatlock" xmlns:w16se="http://schemas.microsoft.com/office/word/2015/wordml/symex" xmlns:w16du="http://schemas.microsoft.com/office/word/2023/wordml/word16du" xmlns:wne="http://schemas.microsoft.com/office/word/2006/wordml" mc:Ignorable="w14 w15 w16se w16cid w16 w16cex w16sdtdh w16sdtfl w16du wp14">
   <w:footnote w:type="separator" w:id="-1">
     <w:p>
       <w:pPr>
@@ -28367,7 +28388,7 @@
 </file>
 
 <file path=word/header1.xml><?xml version="1.0" encoding="utf-8"?>
-<w:hdr xmlns:wpc="http://schemas.microsoft.com/office/word/2010/wordprocessingCanvas" xmlns:cx="http://schemas.microsoft.com/office/drawing/2014/chartex" xmlns:cx1="http://schemas.microsoft.com/office/drawing/2015/9/8/chartex" xmlns:cx2="http://schemas.microsoft.com/office/drawing/2015/10/21/chartex" xmlns:cx3="http://schemas.microsoft.com/office/drawing/2016/5/9/chartex" xmlns:cx4="http://schemas.microsoft.com/office/drawing/2016/5/10/chartex" xmlns:cx5="http://schemas.microsoft.com/office/drawing/2016/5/11/chartex" xmlns:cx6="http://schemas.microsoft.com/office/drawing/2016/5/12/chartex" xmlns:cx7="http://schemas.microsoft.com/office/drawing/2016/5/13/chartex" xmlns:cx8="http://schemas.microsoft.com/office/drawing/2016/5/14/chartex" xmlns:mc="http://schemas.openxmlformats.org/markup-compatibility/2006" xmlns:aink="http://schemas.microsoft.com/office/drawing/2016/ink" xmlns:am3d="http://schemas.microsoft.com/office/drawing/2017/model3d" xmlns:o="urn:schemas-microsoft-com:office:office" xmlns:oel="http://schemas.microsoft.com/office/2019/extlst" xmlns:r="http://schemas.openxmlformats.org/officeDocument/2006/relationships" xmlns:m="http://schemas.openxmlformats.org/officeDocument/2006/math" xmlns:v="urn:schemas-microsoft-com:vml" xmlns:wp14="http://schemas.microsoft.com/office/word/2010/wordprocessingDrawing" xmlns:wp="http://schemas.openxmlformats.org/drawingml/2006/wordprocessingDrawing" xmlns:w10="urn:schemas-microsoft-com:office:word" xmlns:w="http://schemas.openxmlformats.org/wordprocessingml/2006/main" xmlns:w14="http://schemas.microsoft.com/office/word/2010/wordml" xmlns:w15="http://schemas.microsoft.com/office/word/2012/wordml" xmlns:w16cex="http://schemas.microsoft.com/office/word/2018/wordml/cex" xmlns:w16cid="http://schemas.microsoft.com/office/word/2016/wordml/cid" xmlns:w16="http://schemas.microsoft.com/office/word/2018/wordml" xmlns:w16du="http://schemas.microsoft.com/office/word/2023/wordml/word16du" xmlns:w16sdtdh="http://schemas.microsoft.com/office/word/2020/wordml/sdtdatahash" xmlns:w16sdtfl="http://schemas.microsoft.com/office/word/2024/wordml/sdtformatlock" xmlns:w16se="http://schemas.microsoft.com/office/word/2015/wordml/symex" xmlns:wpg="http://schemas.microsoft.com/office/word/2010/wordprocessingGroup" xmlns:wpi="http://schemas.microsoft.com/office/word/2010/wordprocessingInk" xmlns:wne="http://schemas.microsoft.com/office/word/2006/wordml" xmlns:wps="http://schemas.microsoft.com/office/word/2010/wordprocessingShape" xmlns:a="http://schemas.openxmlformats.org/drawingml/2006/main" xmlns:pic="http://schemas.openxmlformats.org/drawingml/2006/picture" xmlns:a14="http://schemas.microsoft.com/office/drawing/2010/main" mc:Ignorable="w14 w15 w16se w16cid w16 w16cex w16sdtdh w16sdtfl w16du wp14">
+<w:hdr xmlns:wpc="http://schemas.microsoft.com/office/word/2010/wordprocessingCanvas" xmlns:cx="http://schemas.microsoft.com/office/drawing/2014/chartex" xmlns:cx1="http://schemas.microsoft.com/office/drawing/2015/9/8/chartex" xmlns:cx2="http://schemas.microsoft.com/office/drawing/2015/10/21/chartex" xmlns:cx3="http://schemas.microsoft.com/office/drawing/2016/5/9/chartex" xmlns:cx4="http://schemas.microsoft.com/office/drawing/2016/5/10/chartex" xmlns:cx5="http://schemas.microsoft.com/office/drawing/2016/5/11/chartex" xmlns:cx6="http://schemas.microsoft.com/office/drawing/2016/5/12/chartex" xmlns:cx7="http://schemas.microsoft.com/office/drawing/2016/5/13/chartex" xmlns:cx8="http://schemas.microsoft.com/office/drawing/2016/5/14/chartex" xmlns:mc="http://schemas.openxmlformats.org/markup-compatibility/2006" xmlns:m="http://schemas.openxmlformats.org/officeDocument/2006/math" xmlns:aink="http://schemas.microsoft.com/office/drawing/2016/ink" xmlns:am3d="http://schemas.microsoft.com/office/drawing/2017/model3d" xmlns:oel="http://schemas.microsoft.com/office/2019/extlst" xmlns:r="http://schemas.openxmlformats.org/officeDocument/2006/relationships" xmlns:wp14="http://schemas.microsoft.com/office/word/2010/wordprocessingDrawing" xmlns:wp="http://schemas.openxmlformats.org/drawingml/2006/wordprocessingDrawing" xmlns:wpg="http://schemas.microsoft.com/office/word/2010/wordprocessingGroup" xmlns:wpi="http://schemas.microsoft.com/office/word/2010/wordprocessingInk" xmlns:wps="http://schemas.microsoft.com/office/word/2010/wordprocessingShape" xmlns:o="urn:schemas-microsoft-com:office:office" xmlns:v="urn:schemas-microsoft-com:vml" xmlns:w10="urn:schemas-microsoft-com:office:word" xmlns:w="http://schemas.openxmlformats.org/wordprocessingml/2006/main" xmlns:w14="http://schemas.microsoft.com/office/word/2010/wordml" xmlns:w15="http://schemas.microsoft.com/office/word/2012/wordml" xmlns:w16cex="http://schemas.microsoft.com/office/word/2018/wordml/cex" xmlns:w16cid="http://schemas.microsoft.com/office/word/2016/wordml/cid" xmlns:w16="http://schemas.microsoft.com/office/word/2018/wordml" xmlns:w16sdtdh="http://schemas.microsoft.com/office/word/2020/wordml/sdtdatahash" xmlns:w16sdtfl="http://schemas.microsoft.com/office/word/2024/wordml/sdtformatlock" xmlns:w16se="http://schemas.microsoft.com/office/word/2015/wordml/symex" xmlns:w16du="http://schemas.microsoft.com/office/word/2023/wordml/word16du" xmlns:wne="http://schemas.microsoft.com/office/word/2006/wordml" mc:Ignorable="w14 w15 w16se w16cid w16 w16cex w16sdtdh w16sdtfl w16du wp14">
   <w:p>
     <w:pPr>
       <w:pStyle w:val="Header"/>
@@ -28432,7 +28453,7 @@
 </file>
 
 <file path=word/header2.xml><?xml version="1.0" encoding="utf-8"?>
-<w:hdr xmlns:wpc="http://schemas.microsoft.com/office/word/2010/wordprocessingCanvas" xmlns:cx="http://schemas.microsoft.com/office/drawing/2014/chartex" xmlns:cx1="http://schemas.microsoft.com/office/drawing/2015/9/8/chartex" xmlns:cx2="http://schemas.microsoft.com/office/drawing/2015/10/21/chartex" xmlns:cx3="http://schemas.microsoft.com/office/drawing/2016/5/9/chartex" xmlns:cx4="http://schemas.microsoft.com/office/drawing/2016/5/10/chartex" xmlns:cx5="http://schemas.microsoft.com/office/drawing/2016/5/11/chartex" xmlns:cx6="http://schemas.microsoft.com/office/drawing/2016/5/12/chartex" xmlns:cx7="http://schemas.microsoft.com/office/drawing/2016/5/13/chartex" xmlns:cx8="http://schemas.microsoft.com/office/drawing/2016/5/14/chartex" xmlns:mc="http://schemas.openxmlformats.org/markup-compatibility/2006" xmlns:aink="http://schemas.microsoft.com/office/drawing/2016/ink" xmlns:am3d="http://schemas.microsoft.com/office/drawing/2017/model3d" xmlns:o="urn:schemas-microsoft-com:office:office" xmlns:oel="http://schemas.microsoft.com/office/2019/extlst" xmlns:r="http://schemas.openxmlformats.org/officeDocument/2006/relationships" xmlns:m="http://schemas.openxmlformats.org/officeDocument/2006/math" xmlns:v="urn:schemas-microsoft-com:vml" xmlns:wp14="http://schemas.microsoft.com/office/word/2010/wordprocessingDrawing" xmlns:wp="http://schemas.openxmlformats.org/drawingml/2006/wordprocessingDrawing" xmlns:w10="urn:schemas-microsoft-com:office:word" xmlns:w="http://schemas.openxmlformats.org/wordprocessingml/2006/main" xmlns:w14="http://schemas.microsoft.com/office/word/2010/wordml" xmlns:w15="http://schemas.microsoft.com/office/word/2012/wordml" xmlns:w16cex="http://schemas.microsoft.com/office/word/2018/wordml/cex" xmlns:w16cid="http://schemas.microsoft.com/office/word/2016/wordml/cid" xmlns:w16="http://schemas.microsoft.com/office/word/2018/wordml" xmlns:w16du="http://schemas.microsoft.com/office/word/2023/wordml/word16du" xmlns:w16sdtdh="http://schemas.microsoft.com/office/word/2020/wordml/sdtdatahash" xmlns:w16sdtfl="http://schemas.microsoft.com/office/word/2024/wordml/sdtformatlock" xmlns:w16se="http://schemas.microsoft.com/office/word/2015/wordml/symex" xmlns:wpg="http://schemas.microsoft.com/office/word/2010/wordprocessingGroup" xmlns:wpi="http://schemas.microsoft.com/office/word/2010/wordprocessingInk" xmlns:wne="http://schemas.microsoft.com/office/word/2006/wordml" xmlns:wps="http://schemas.microsoft.com/office/word/2010/wordprocessingShape" xmlns:a="http://schemas.openxmlformats.org/drawingml/2006/main" xmlns:pic="http://schemas.openxmlformats.org/drawingml/2006/picture" xmlns:a14="http://schemas.microsoft.com/office/drawing/2010/main" mc:Ignorable="w14 w15 w16se w16cid w16 w16cex w16sdtdh w16sdtfl w16du wp14">
+<w:hdr xmlns:wpc="http://schemas.microsoft.com/office/word/2010/wordprocessingCanvas" xmlns:cx="http://schemas.microsoft.com/office/drawing/2014/chartex" xmlns:cx1="http://schemas.microsoft.com/office/drawing/2015/9/8/chartex" xmlns:cx2="http://schemas.microsoft.com/office/drawing/2015/10/21/chartex" xmlns:cx3="http://schemas.microsoft.com/office/drawing/2016/5/9/chartex" xmlns:cx4="http://schemas.microsoft.com/office/drawing/2016/5/10/chartex" xmlns:cx5="http://schemas.microsoft.com/office/drawing/2016/5/11/chartex" xmlns:cx6="http://schemas.microsoft.com/office/drawing/2016/5/12/chartex" xmlns:cx7="http://schemas.microsoft.com/office/drawing/2016/5/13/chartex" xmlns:cx8="http://schemas.microsoft.com/office/drawing/2016/5/14/chartex" xmlns:mc="http://schemas.openxmlformats.org/markup-compatibility/2006" xmlns:m="http://schemas.openxmlformats.org/officeDocument/2006/math" xmlns:aink="http://schemas.microsoft.com/office/drawing/2016/ink" xmlns:am3d="http://schemas.microsoft.com/office/drawing/2017/model3d" xmlns:oel="http://schemas.microsoft.com/office/2019/extlst" xmlns:r="http://schemas.openxmlformats.org/officeDocument/2006/relationships" xmlns:wp14="http://schemas.microsoft.com/office/word/2010/wordprocessingDrawing" xmlns:wp="http://schemas.openxmlformats.org/drawingml/2006/wordprocessingDrawing" xmlns:wpg="http://schemas.microsoft.com/office/word/2010/wordprocessingGroup" xmlns:wpi="http://schemas.microsoft.com/office/word/2010/wordprocessingInk" xmlns:wps="http://schemas.microsoft.com/office/word/2010/wordprocessingShape" xmlns:o="urn:schemas-microsoft-com:office:office" xmlns:v="urn:schemas-microsoft-com:vml" xmlns:w10="urn:schemas-microsoft-com:office:word" xmlns:w="http://schemas.openxmlformats.org/wordprocessingml/2006/main" xmlns:w14="http://schemas.microsoft.com/office/word/2010/wordml" xmlns:w15="http://schemas.microsoft.com/office/word/2012/wordml" xmlns:w16cex="http://schemas.microsoft.com/office/word/2018/wordml/cex" xmlns:w16cid="http://schemas.microsoft.com/office/word/2016/wordml/cid" xmlns:w16="http://schemas.microsoft.com/office/word/2018/wordml" xmlns:w16sdtdh="http://schemas.microsoft.com/office/word/2020/wordml/sdtdatahash" xmlns:w16sdtfl="http://schemas.microsoft.com/office/word/2024/wordml/sdtformatlock" xmlns:w16se="http://schemas.microsoft.com/office/word/2015/wordml/symex" xmlns:w16du="http://schemas.microsoft.com/office/word/2023/wordml/word16du" xmlns:wne="http://schemas.microsoft.com/office/word/2006/wordml" mc:Ignorable="w14 w15 w16se w16cid w16 w16cex w16sdtdh w16sdtfl w16du wp14">
   <w:p>
     <w:pPr>
       <w:pStyle w:val="Header"/>
@@ -28450,7 +28471,7 @@
           <w:rPr>
             <w:noProof/>
           </w:rPr>
-          <w:pict w14:anchorId="35116C0F">
+          <w:pict w14:anchorId="456B151C">
             <v:shapetype id="_x0000_t136" coordsize="21600,21600" o:spt="136" adj="10800" path="m@7,l@8,m@5,21600l@6,21600e">
               <v:formulas>
                 <v:f eqn="sum #0 0 10800"/>
@@ -28475,7 +28496,7 @@
               </v:handles>
               <o:lock v:ext="edit" text="t" shapetype="t"/>
             </v:shapetype>
-            <v:shape id="PowerPlusWaterMarkObject357831064" style="position:absolute;margin-left:0;margin-top:0;width:412.4pt;height:247.45pt;rotation:315;z-index:-251658752;mso-wrap-edited:f;mso-position-horizontal:center;mso-position-horizontal-relative:margin;mso-position-vertical:center;mso-position-vertical-relative:margin" o:spid="_x0000_s1025" o:allowincell="f" fillcolor="silver" stroked="f" type="#_x0000_t136">
+            <v:shape id="PowerPlusWaterMarkObject357831064" o:spid="_x0000_s1025" type="#_x0000_t136" alt="" style="position:absolute;margin-left:0;margin-top:0;width:412.4pt;height:247.45pt;rotation:315;z-index:-251658752;mso-wrap-edited:f;mso-width-percent:0;mso-height-percent:0;mso-position-horizontal:center;mso-position-horizontal-relative:margin;mso-position-vertical:center;mso-position-vertical-relative:margin;mso-width-percent:0;mso-height-percent:0" o:allowincell="f" fillcolor="silver" stroked="f">
               <v:fill opacity=".5"/>
               <v:textpath style="font-family:&quot;Calibri&quot;;font-size:1pt" string="DRAFT"/>
               <w10:wrap anchorx="margin" anchory="margin"/>
@@ -28539,7 +28560,7 @@
 </file>
 
 <file path=word/numbering.xml><?xml version="1.0" encoding="utf-8"?>
-<w:numbering xmlns:wpc="http://schemas.microsoft.com/office/word/2010/wordprocessingCanvas" xmlns:cx="http://schemas.microsoft.com/office/drawing/2014/chartex" xmlns:cx1="http://schemas.microsoft.com/office/drawing/2015/9/8/chartex" xmlns:cx2="http://schemas.microsoft.com/office/drawing/2015/10/21/chartex" xmlns:cx3="http://schemas.microsoft.com/office/drawing/2016/5/9/chartex" xmlns:cx4="http://schemas.microsoft.com/office/drawing/2016/5/10/chartex" xmlns:cx5="http://schemas.microsoft.com/office/drawing/2016/5/11/chartex" xmlns:cx6="http://schemas.microsoft.com/office/drawing/2016/5/12/chartex" xmlns:cx7="http://schemas.microsoft.com/office/drawing/2016/5/13/chartex" xmlns:cx8="http://schemas.microsoft.com/office/drawing/2016/5/14/chartex" xmlns:mc="http://schemas.openxmlformats.org/markup-compatibility/2006" xmlns:aink="http://schemas.microsoft.com/office/drawing/2016/ink" xmlns:am3d="http://schemas.microsoft.com/office/drawing/2017/model3d" xmlns:o="urn:schemas-microsoft-com:office:office" xmlns:oel="http://schemas.microsoft.com/office/2019/extlst" xmlns:r="http://schemas.openxmlformats.org/officeDocument/2006/relationships" xmlns:m="http://schemas.openxmlformats.org/officeDocument/2006/math" xmlns:v="urn:schemas-microsoft-com:vml" xmlns:wp14="http://schemas.microsoft.com/office/word/2010/wordprocessingDrawing" xmlns:wp="http://schemas.openxmlformats.org/drawingml/2006/wordprocessingDrawing" xmlns:w10="urn:schemas-microsoft-com:office:word" xmlns:w="http://schemas.openxmlformats.org/wordprocessingml/2006/main" xmlns:w14="http://schemas.microsoft.com/office/word/2010/wordml" xmlns:w15="http://schemas.microsoft.com/office/word/2012/wordml" xmlns:w16cex="http://schemas.microsoft.com/office/word/2018/wordml/cex" xmlns:w16cid="http://schemas.microsoft.com/office/word/2016/wordml/cid" xmlns:w16="http://schemas.microsoft.com/office/word/2018/wordml" xmlns:w16du="http://schemas.microsoft.com/office/word/2023/wordml/word16du" xmlns:w16sdtdh="http://schemas.microsoft.com/office/word/2020/wordml/sdtdatahash" xmlns:w16sdtfl="http://schemas.microsoft.com/office/word/2024/wordml/sdtformatlock" xmlns:w16se="http://schemas.microsoft.com/office/word/2015/wordml/symex" xmlns:wpg="http://schemas.microsoft.com/office/word/2010/wordprocessingGroup" xmlns:wpi="http://schemas.microsoft.com/office/word/2010/wordprocessingInk" xmlns:wne="http://schemas.microsoft.com/office/word/2006/wordml" xmlns:wps="http://schemas.microsoft.com/office/word/2010/wordprocessingShape" mc:Ignorable="w14 w15 w16se w16cid w16 w16cex w16sdtdh w16sdtfl w16du wp14">
+<w:numbering xmlns:wpc="http://schemas.microsoft.com/office/word/2010/wordprocessingCanvas" xmlns:cx="http://schemas.microsoft.com/office/drawing/2014/chartex" xmlns:cx1="http://schemas.microsoft.com/office/drawing/2015/9/8/chartex" xmlns:cx2="http://schemas.microsoft.com/office/drawing/2015/10/21/chartex" xmlns:cx3="http://schemas.microsoft.com/office/drawing/2016/5/9/chartex" xmlns:cx4="http://schemas.microsoft.com/office/drawing/2016/5/10/chartex" xmlns:cx5="http://schemas.microsoft.com/office/drawing/2016/5/11/chartex" xmlns:cx6="http://schemas.microsoft.com/office/drawing/2016/5/12/chartex" xmlns:cx7="http://schemas.microsoft.com/office/drawing/2016/5/13/chartex" xmlns:cx8="http://schemas.microsoft.com/office/drawing/2016/5/14/chartex" xmlns:mc="http://schemas.openxmlformats.org/markup-compatibility/2006" xmlns:m="http://schemas.openxmlformats.org/officeDocument/2006/math" xmlns:aink="http://schemas.microsoft.com/office/drawing/2016/ink" xmlns:am3d="http://schemas.microsoft.com/office/drawing/2017/model3d" xmlns:oel="http://schemas.microsoft.com/office/2019/extlst" xmlns:r="http://schemas.openxmlformats.org/officeDocument/2006/relationships" xmlns:wp14="http://schemas.microsoft.com/office/word/2010/wordprocessingDrawing" xmlns:wp="http://schemas.openxmlformats.org/drawingml/2006/wordprocessingDrawing" xmlns:wpg="http://schemas.microsoft.com/office/word/2010/wordprocessingGroup" xmlns:wpi="http://schemas.microsoft.com/office/word/2010/wordprocessingInk" xmlns:wps="http://schemas.microsoft.com/office/word/2010/wordprocessingShape" xmlns:o="urn:schemas-microsoft-com:office:office" xmlns:v="urn:schemas-microsoft-com:vml" xmlns:w10="urn:schemas-microsoft-com:office:word" xmlns:w="http://schemas.openxmlformats.org/wordprocessingml/2006/main" xmlns:w14="http://schemas.microsoft.com/office/word/2010/wordml" xmlns:w15="http://schemas.microsoft.com/office/word/2012/wordml" xmlns:w16cex="http://schemas.microsoft.com/office/word/2018/wordml/cex" xmlns:w16cid="http://schemas.microsoft.com/office/word/2016/wordml/cid" xmlns:w16="http://schemas.microsoft.com/office/word/2018/wordml" xmlns:w16sdtdh="http://schemas.microsoft.com/office/word/2020/wordml/sdtdatahash" xmlns:w16sdtfl="http://schemas.microsoft.com/office/word/2024/wordml/sdtformatlock" xmlns:w16se="http://schemas.microsoft.com/office/word/2015/wordml/symex" xmlns:w16du="http://schemas.microsoft.com/office/word/2023/wordml/word16du" xmlns:wne="http://schemas.microsoft.com/office/word/2006/wordml" mc:Ignorable="w14 w15 w16se w16cid w16 w16cex w16sdtdh w16sdtfl w16du wp14">
   <w:abstractNum w:abstractNumId="0" w15:restartNumberingAfterBreak="0">
     <w:nsid w:val="1A991BF9"/>
     <w:multiLevelType w:val="hybridMultilevel"/>
@@ -28554,7 +28575,7 @@
         <w:ind w:left="720" w:hanging="360"/>
       </w:pPr>
       <w:rPr>
-        <w:rFonts w:hint="default" w:ascii="Arial" w:hAnsi="Arial"/>
+        <w:rFonts w:ascii="Arial" w:hAnsi="Arial" w:hint="default"/>
       </w:rPr>
     </w:lvl>
     <w:lvl w:ilvl="1" w:tplc="04090019" w:tentative="1">
@@ -28646,7 +28667,7 @@
         <w:ind w:left="360" w:hanging="360"/>
       </w:pPr>
       <w:rPr>
-        <w:rFonts w:hint="default" w:ascii="Arial" w:hAnsi="Arial"/>
+        <w:rFonts w:ascii="Arial" w:hAnsi="Arial" w:hint="default"/>
       </w:rPr>
     </w:lvl>
     <w:lvl w:ilvl="1" w:tplc="00B09FD2" w:tentative="1">
@@ -28661,7 +28682,7 @@
         <w:ind w:left="1080" w:hanging="360"/>
       </w:pPr>
       <w:rPr>
-        <w:rFonts w:hint="default" w:ascii="Arial" w:hAnsi="Arial"/>
+        <w:rFonts w:ascii="Arial" w:hAnsi="Arial" w:hint="default"/>
       </w:rPr>
     </w:lvl>
     <w:lvl w:ilvl="2" w:tplc="A61641BA" w:tentative="1">
@@ -28676,7 +28697,7 @@
         <w:ind w:left="1800" w:hanging="360"/>
       </w:pPr>
       <w:rPr>
-        <w:rFonts w:hint="default" w:ascii="Arial" w:hAnsi="Arial"/>
+        <w:rFonts w:ascii="Arial" w:hAnsi="Arial" w:hint="default"/>
       </w:rPr>
     </w:lvl>
     <w:lvl w:ilvl="3" w:tplc="F7AAC798" w:tentative="1">
@@ -28691,7 +28712,7 @@
         <w:ind w:left="2520" w:hanging="360"/>
       </w:pPr>
       <w:rPr>
-        <w:rFonts w:hint="default" w:ascii="Arial" w:hAnsi="Arial"/>
+        <w:rFonts w:ascii="Arial" w:hAnsi="Arial" w:hint="default"/>
       </w:rPr>
     </w:lvl>
     <w:lvl w:ilvl="4" w:tplc="C5E6C2E4" w:tentative="1">
@@ -28706,7 +28727,7 @@
         <w:ind w:left="3240" w:hanging="360"/>
       </w:pPr>
       <w:rPr>
-        <w:rFonts w:hint="default" w:ascii="Arial" w:hAnsi="Arial"/>
+        <w:rFonts w:ascii="Arial" w:hAnsi="Arial" w:hint="default"/>
       </w:rPr>
     </w:lvl>
     <w:lvl w:ilvl="5" w:tplc="26D62F6E" w:tentative="1">
@@ -28721,7 +28742,7 @@
         <w:ind w:left="3960" w:hanging="360"/>
       </w:pPr>
       <w:rPr>
-        <w:rFonts w:hint="default" w:ascii="Arial" w:hAnsi="Arial"/>
+        <w:rFonts w:ascii="Arial" w:hAnsi="Arial" w:hint="default"/>
       </w:rPr>
     </w:lvl>
     <w:lvl w:ilvl="6" w:tplc="1310B0D4" w:tentative="1">
@@ -28736,7 +28757,7 @@
         <w:ind w:left="4680" w:hanging="360"/>
       </w:pPr>
       <w:rPr>
-        <w:rFonts w:hint="default" w:ascii="Arial" w:hAnsi="Arial"/>
+        <w:rFonts w:ascii="Arial" w:hAnsi="Arial" w:hint="default"/>
       </w:rPr>
     </w:lvl>
     <w:lvl w:ilvl="7" w:tplc="24181EC8" w:tentative="1">
@@ -28751,7 +28772,7 @@
         <w:ind w:left="5400" w:hanging="360"/>
       </w:pPr>
       <w:rPr>
-        <w:rFonts w:hint="default" w:ascii="Arial" w:hAnsi="Arial"/>
+        <w:rFonts w:ascii="Arial" w:hAnsi="Arial" w:hint="default"/>
       </w:rPr>
     </w:lvl>
     <w:lvl w:ilvl="8" w:tplc="5470D2AA" w:tentative="1">
@@ -28766,7 +28787,7 @@
         <w:ind w:left="6120" w:hanging="360"/>
       </w:pPr>
       <w:rPr>
-        <w:rFonts w:hint="default" w:ascii="Arial" w:hAnsi="Arial"/>
+        <w:rFonts w:ascii="Arial" w:hAnsi="Arial" w:hint="default"/>
       </w:rPr>
     </w:lvl>
   </w:abstractNum>
@@ -28786,7 +28807,7 @@
         <w:ind w:left="1080" w:hanging="360"/>
       </w:pPr>
       <w:rPr>
-        <w:rFonts w:hint="default" w:ascii="Symbol" w:hAnsi="Symbol"/>
+        <w:rFonts w:ascii="Symbol" w:hAnsi="Symbol" w:hint="default"/>
         <w:sz w:val="20"/>
       </w:rPr>
     </w:lvl>
@@ -28802,7 +28823,7 @@
         <w:ind w:left="1800" w:hanging="360"/>
       </w:pPr>
       <w:rPr>
-        <w:rFonts w:hint="default" w:ascii="Symbol" w:hAnsi="Symbol"/>
+        <w:rFonts w:ascii="Symbol" w:hAnsi="Symbol" w:hint="default"/>
         <w:sz w:val="20"/>
       </w:rPr>
     </w:lvl>
@@ -28818,7 +28839,7 @@
         <w:ind w:left="2520" w:hanging="360"/>
       </w:pPr>
       <w:rPr>
-        <w:rFonts w:hint="default" w:ascii="Symbol" w:hAnsi="Symbol"/>
+        <w:rFonts w:ascii="Symbol" w:hAnsi="Symbol" w:hint="default"/>
         <w:sz w:val="20"/>
       </w:rPr>
     </w:lvl>
@@ -28834,7 +28855,7 @@
         <w:ind w:left="3240" w:hanging="360"/>
       </w:pPr>
       <w:rPr>
-        <w:rFonts w:hint="default" w:ascii="Symbol" w:hAnsi="Symbol"/>
+        <w:rFonts w:ascii="Symbol" w:hAnsi="Symbol" w:hint="default"/>
         <w:sz w:val="20"/>
       </w:rPr>
     </w:lvl>
@@ -28850,7 +28871,7 @@
         <w:ind w:left="3960" w:hanging="360"/>
       </w:pPr>
       <w:rPr>
-        <w:rFonts w:hint="default" w:ascii="Symbol" w:hAnsi="Symbol"/>
+        <w:rFonts w:ascii="Symbol" w:hAnsi="Symbol" w:hint="default"/>
         <w:sz w:val="20"/>
       </w:rPr>
     </w:lvl>
@@ -28866,7 +28887,7 @@
         <w:ind w:left="4680" w:hanging="360"/>
       </w:pPr>
       <w:rPr>
-        <w:rFonts w:hint="default" w:ascii="Symbol" w:hAnsi="Symbol"/>
+        <w:rFonts w:ascii="Symbol" w:hAnsi="Symbol" w:hint="default"/>
         <w:sz w:val="20"/>
       </w:rPr>
     </w:lvl>
@@ -28882,7 +28903,7 @@
         <w:ind w:left="5400" w:hanging="360"/>
       </w:pPr>
       <w:rPr>
-        <w:rFonts w:hint="default" w:ascii="Symbol" w:hAnsi="Symbol"/>
+        <w:rFonts w:ascii="Symbol" w:hAnsi="Symbol" w:hint="default"/>
         <w:sz w:val="20"/>
       </w:rPr>
     </w:lvl>
@@ -28898,7 +28919,7 @@
         <w:ind w:left="6120" w:hanging="360"/>
       </w:pPr>
       <w:rPr>
-        <w:rFonts w:hint="default" w:ascii="Symbol" w:hAnsi="Symbol"/>
+        <w:rFonts w:ascii="Symbol" w:hAnsi="Symbol" w:hint="default"/>
         <w:sz w:val="20"/>
       </w:rPr>
     </w:lvl>
@@ -28914,7 +28935,7 @@
         <w:ind w:left="6840" w:hanging="360"/>
       </w:pPr>
       <w:rPr>
-        <w:rFonts w:hint="default" w:ascii="Symbol" w:hAnsi="Symbol"/>
+        <w:rFonts w:ascii="Symbol" w:hAnsi="Symbol" w:hint="default"/>
         <w:sz w:val="20"/>
       </w:rPr>
     </w:lvl>
@@ -28932,7 +28953,7 @@
         <w:ind w:left="720" w:hanging="360"/>
       </w:pPr>
       <w:rPr>
-        <w:rFonts w:hint="default" w:ascii="Symbol" w:hAnsi="Symbol"/>
+        <w:rFonts w:ascii="Symbol" w:hAnsi="Symbol" w:hint="default"/>
       </w:rPr>
     </w:lvl>
     <w:lvl w:ilvl="1" w:tplc="04090003" w:tentative="1">
@@ -28944,7 +28965,7 @@
         <w:ind w:left="1440" w:hanging="360"/>
       </w:pPr>
       <w:rPr>
-        <w:rFonts w:hint="default" w:ascii="Courier New" w:hAnsi="Courier New" w:cs="Courier New"/>
+        <w:rFonts w:ascii="Courier New" w:hAnsi="Courier New" w:cs="Courier New" w:hint="default"/>
       </w:rPr>
     </w:lvl>
     <w:lvl w:ilvl="2" w:tplc="04090005" w:tentative="1">
@@ -28956,7 +28977,7 @@
         <w:ind w:left="2160" w:hanging="360"/>
       </w:pPr>
       <w:rPr>
-        <w:rFonts w:hint="default" w:ascii="Wingdings" w:hAnsi="Wingdings"/>
+        <w:rFonts w:ascii="Wingdings" w:hAnsi="Wingdings" w:hint="default"/>
       </w:rPr>
     </w:lvl>
     <w:lvl w:ilvl="3" w:tplc="04090001" w:tentative="1">
@@ -28968,7 +28989,7 @@
         <w:ind w:left="2880" w:hanging="360"/>
       </w:pPr>
       <w:rPr>
-        <w:rFonts w:hint="default" w:ascii="Symbol" w:hAnsi="Symbol"/>
+        <w:rFonts w:ascii="Symbol" w:hAnsi="Symbol" w:hint="default"/>
       </w:rPr>
     </w:lvl>
     <w:lvl w:ilvl="4" w:tplc="04090003" w:tentative="1">
@@ -28980,7 +29001,7 @@
         <w:ind w:left="3600" w:hanging="360"/>
       </w:pPr>
       <w:rPr>
-        <w:rFonts w:hint="default" w:ascii="Courier New" w:hAnsi="Courier New" w:cs="Courier New"/>
+        <w:rFonts w:ascii="Courier New" w:hAnsi="Courier New" w:cs="Courier New" w:hint="default"/>
       </w:rPr>
     </w:lvl>
     <w:lvl w:ilvl="5" w:tplc="04090005" w:tentative="1">
@@ -28992,7 +29013,7 @@
         <w:ind w:left="4320" w:hanging="360"/>
       </w:pPr>
       <w:rPr>
-        <w:rFonts w:hint="default" w:ascii="Wingdings" w:hAnsi="Wingdings"/>
+        <w:rFonts w:ascii="Wingdings" w:hAnsi="Wingdings" w:hint="default"/>
       </w:rPr>
     </w:lvl>
     <w:lvl w:ilvl="6" w:tplc="04090001" w:tentative="1">
@@ -29004,7 +29025,7 @@
         <w:ind w:left="5040" w:hanging="360"/>
       </w:pPr>
       <w:rPr>
-        <w:rFonts w:hint="default" w:ascii="Symbol" w:hAnsi="Symbol"/>
+        <w:rFonts w:ascii="Symbol" w:hAnsi="Symbol" w:hint="default"/>
       </w:rPr>
     </w:lvl>
     <w:lvl w:ilvl="7" w:tplc="04090003" w:tentative="1">
@@ -29016,7 +29037,7 @@
         <w:ind w:left="5760" w:hanging="360"/>
       </w:pPr>
       <w:rPr>
-        <w:rFonts w:hint="default" w:ascii="Courier New" w:hAnsi="Courier New" w:cs="Courier New"/>
+        <w:rFonts w:ascii="Courier New" w:hAnsi="Courier New" w:cs="Courier New" w:hint="default"/>
       </w:rPr>
     </w:lvl>
     <w:lvl w:ilvl="8" w:tplc="04090005" w:tentative="1">
@@ -29028,7 +29049,7 @@
         <w:ind w:left="6480" w:hanging="360"/>
       </w:pPr>
       <w:rPr>
-        <w:rFonts w:hint="default" w:ascii="Wingdings" w:hAnsi="Wingdings"/>
+        <w:rFonts w:ascii="Wingdings" w:hAnsi="Wingdings" w:hint="default"/>
       </w:rPr>
     </w:lvl>
   </w:abstractNum>
@@ -29045,7 +29066,7 @@
         <w:ind w:left="1440" w:hanging="360"/>
       </w:pPr>
       <w:rPr>
-        <w:rFonts w:hint="default" w:ascii="Symbol" w:hAnsi="Symbol"/>
+        <w:rFonts w:ascii="Symbol" w:hAnsi="Symbol" w:hint="default"/>
       </w:rPr>
     </w:lvl>
     <w:lvl w:ilvl="1" w:tplc="04090003" w:tentative="1">
@@ -29057,7 +29078,7 @@
         <w:ind w:left="2160" w:hanging="360"/>
       </w:pPr>
       <w:rPr>
-        <w:rFonts w:hint="default" w:ascii="Courier New" w:hAnsi="Courier New" w:cs="Courier New"/>
+        <w:rFonts w:ascii="Courier New" w:hAnsi="Courier New" w:cs="Courier New" w:hint="default"/>
       </w:rPr>
     </w:lvl>
     <w:lvl w:ilvl="2" w:tplc="04090005" w:tentative="1">
@@ -29069,7 +29090,7 @@
         <w:ind w:left="2880" w:hanging="360"/>
       </w:pPr>
       <w:rPr>
-        <w:rFonts w:hint="default" w:ascii="Wingdings" w:hAnsi="Wingdings"/>
+        <w:rFonts w:ascii="Wingdings" w:hAnsi="Wingdings" w:hint="default"/>
       </w:rPr>
     </w:lvl>
     <w:lvl w:ilvl="3" w:tplc="04090001" w:tentative="1">
@@ -29081,7 +29102,7 @@
         <w:ind w:left="3600" w:hanging="360"/>
       </w:pPr>
       <w:rPr>
-        <w:rFonts w:hint="default" w:ascii="Symbol" w:hAnsi="Symbol"/>
+        <w:rFonts w:ascii="Symbol" w:hAnsi="Symbol" w:hint="default"/>
       </w:rPr>
     </w:lvl>
     <w:lvl w:ilvl="4" w:tplc="04090003" w:tentative="1">
@@ -29093,7 +29114,7 @@
         <w:ind w:left="4320" w:hanging="360"/>
       </w:pPr>
       <w:rPr>
-        <w:rFonts w:hint="default" w:ascii="Courier New" w:hAnsi="Courier New" w:cs="Courier New"/>
+        <w:rFonts w:ascii="Courier New" w:hAnsi="Courier New" w:cs="Courier New" w:hint="default"/>
       </w:rPr>
     </w:lvl>
     <w:lvl w:ilvl="5" w:tplc="04090005" w:tentative="1">
@@ -29105,7 +29126,7 @@
         <w:ind w:left="5040" w:hanging="360"/>
       </w:pPr>
       <w:rPr>
-        <w:rFonts w:hint="default" w:ascii="Wingdings" w:hAnsi="Wingdings"/>
+        <w:rFonts w:ascii="Wingdings" w:hAnsi="Wingdings" w:hint="default"/>
       </w:rPr>
     </w:lvl>
     <w:lvl w:ilvl="6" w:tplc="04090001" w:tentative="1">
@@ -29117,7 +29138,7 @@
         <w:ind w:left="5760" w:hanging="360"/>
       </w:pPr>
       <w:rPr>
-        <w:rFonts w:hint="default" w:ascii="Symbol" w:hAnsi="Symbol"/>
+        <w:rFonts w:ascii="Symbol" w:hAnsi="Symbol" w:hint="default"/>
       </w:rPr>
     </w:lvl>
     <w:lvl w:ilvl="7" w:tplc="04090003" w:tentative="1">
@@ -29129,7 +29150,7 @@
         <w:ind w:left="6480" w:hanging="360"/>
       </w:pPr>
       <w:rPr>
-        <w:rFonts w:hint="default" w:ascii="Courier New" w:hAnsi="Courier New" w:cs="Courier New"/>
+        <w:rFonts w:ascii="Courier New" w:hAnsi="Courier New" w:cs="Courier New" w:hint="default"/>
       </w:rPr>
     </w:lvl>
     <w:lvl w:ilvl="8" w:tplc="04090005" w:tentative="1">
@@ -29141,7 +29162,7 @@
         <w:ind w:left="7200" w:hanging="360"/>
       </w:pPr>
       <w:rPr>
-        <w:rFonts w:hint="default" w:ascii="Wingdings" w:hAnsi="Wingdings"/>
+        <w:rFonts w:ascii="Wingdings" w:hAnsi="Wingdings" w:hint="default"/>
       </w:rPr>
     </w:lvl>
   </w:abstractNum>
@@ -29158,7 +29179,7 @@
         <w:ind w:left="720" w:hanging="360"/>
       </w:pPr>
       <w:rPr>
-        <w:rFonts w:hint="default" w:ascii="Symbol" w:hAnsi="Symbol"/>
+        <w:rFonts w:ascii="Symbol" w:hAnsi="Symbol" w:hint="default"/>
       </w:rPr>
     </w:lvl>
     <w:lvl w:ilvl="1" w:tplc="04090003" w:tentative="1">
@@ -29170,7 +29191,7 @@
         <w:ind w:left="1440" w:hanging="360"/>
       </w:pPr>
       <w:rPr>
-        <w:rFonts w:hint="default" w:ascii="Courier New" w:hAnsi="Courier New" w:cs="Courier New"/>
+        <w:rFonts w:ascii="Courier New" w:hAnsi="Courier New" w:cs="Courier New" w:hint="default"/>
       </w:rPr>
     </w:lvl>
     <w:lvl w:ilvl="2" w:tplc="04090005" w:tentative="1">
@@ -29182,7 +29203,7 @@
         <w:ind w:left="2160" w:hanging="360"/>
       </w:pPr>
       <w:rPr>
-        <w:rFonts w:hint="default" w:ascii="Wingdings" w:hAnsi="Wingdings"/>
+        <w:rFonts w:ascii="Wingdings" w:hAnsi="Wingdings" w:hint="default"/>
       </w:rPr>
     </w:lvl>
     <w:lvl w:ilvl="3" w:tplc="04090001" w:tentative="1">
@@ -29194,7 +29215,7 @@
         <w:ind w:left="2880" w:hanging="360"/>
       </w:pPr>
       <w:rPr>
-        <w:rFonts w:hint="default" w:ascii="Symbol" w:hAnsi="Symbol"/>
+        <w:rFonts w:ascii="Symbol" w:hAnsi="Symbol" w:hint="default"/>
       </w:rPr>
     </w:lvl>
     <w:lvl w:ilvl="4" w:tplc="04090003" w:tentative="1">
@@ -29206,7 +29227,7 @@
         <w:ind w:left="3600" w:hanging="360"/>
       </w:pPr>
       <w:rPr>
-        <w:rFonts w:hint="default" w:ascii="Courier New" w:hAnsi="Courier New" w:cs="Courier New"/>
+        <w:rFonts w:ascii="Courier New" w:hAnsi="Courier New" w:cs="Courier New" w:hint="default"/>
       </w:rPr>
     </w:lvl>
     <w:lvl w:ilvl="5" w:tplc="04090005" w:tentative="1">
@@ -29218,7 +29239,7 @@
         <w:ind w:left="4320" w:hanging="360"/>
       </w:pPr>
       <w:rPr>
-        <w:rFonts w:hint="default" w:ascii="Wingdings" w:hAnsi="Wingdings"/>
+        <w:rFonts w:ascii="Wingdings" w:hAnsi="Wingdings" w:hint="default"/>
       </w:rPr>
     </w:lvl>
     <w:lvl w:ilvl="6" w:tplc="04090001" w:tentative="1">
@@ -29230,7 +29251,7 @@
         <w:ind w:left="5040" w:hanging="360"/>
       </w:pPr>
       <w:rPr>
-        <w:rFonts w:hint="default" w:ascii="Symbol" w:hAnsi="Symbol"/>
+        <w:rFonts w:ascii="Symbol" w:hAnsi="Symbol" w:hint="default"/>
       </w:rPr>
     </w:lvl>
     <w:lvl w:ilvl="7" w:tplc="04090003" w:tentative="1">
@@ -29242,7 +29263,7 @@
         <w:ind w:left="5760" w:hanging="360"/>
       </w:pPr>
       <w:rPr>
-        <w:rFonts w:hint="default" w:ascii="Courier New" w:hAnsi="Courier New" w:cs="Courier New"/>
+        <w:rFonts w:ascii="Courier New" w:hAnsi="Courier New" w:cs="Courier New" w:hint="default"/>
       </w:rPr>
     </w:lvl>
     <w:lvl w:ilvl="8" w:tplc="04090005" w:tentative="1">
@@ -29254,7 +29275,7 @@
         <w:ind w:left="6480" w:hanging="360"/>
       </w:pPr>
       <w:rPr>
-        <w:rFonts w:hint="default" w:ascii="Wingdings" w:hAnsi="Wingdings"/>
+        <w:rFonts w:ascii="Wingdings" w:hAnsi="Wingdings" w:hint="default"/>
       </w:rPr>
     </w:lvl>
   </w:abstractNum>
@@ -29406,7 +29427,7 @@
 </file>
 
 <file path=word/people.xml><?xml version="1.0" encoding="utf-8"?>
-<w15:people xmlns:wpc="http://schemas.microsoft.com/office/word/2010/wordprocessingCanvas" xmlns:cx="http://schemas.microsoft.com/office/drawing/2014/chartex" xmlns:cx1="http://schemas.microsoft.com/office/drawing/2015/9/8/chartex" xmlns:cx2="http://schemas.microsoft.com/office/drawing/2015/10/21/chartex" xmlns:cx3="http://schemas.microsoft.com/office/drawing/2016/5/9/chartex" xmlns:cx4="http://schemas.microsoft.com/office/drawing/2016/5/10/chartex" xmlns:cx5="http://schemas.microsoft.com/office/drawing/2016/5/11/chartex" xmlns:cx6="http://schemas.microsoft.com/office/drawing/2016/5/12/chartex" xmlns:cx7="http://schemas.microsoft.com/office/drawing/2016/5/13/chartex" xmlns:cx8="http://schemas.microsoft.com/office/drawing/2016/5/14/chartex" xmlns:mc="http://schemas.openxmlformats.org/markup-compatibility/2006" xmlns:aink="http://schemas.microsoft.com/office/drawing/2016/ink" xmlns:am3d="http://schemas.microsoft.com/office/drawing/2017/model3d" xmlns:o="urn:schemas-microsoft-com:office:office" xmlns:oel="http://schemas.microsoft.com/office/2019/extlst" xmlns:r="http://schemas.openxmlformats.org/officeDocument/2006/relationships" xmlns:m="http://schemas.openxmlformats.org/officeDocument/2006/math" xmlns:v="urn:schemas-microsoft-com:vml" xmlns:wp14="http://schemas.microsoft.com/office/word/2010/wordprocessingDrawing" xmlns:wp="http://schemas.openxmlformats.org/drawingml/2006/wordprocessingDrawing" xmlns:w10="urn:schemas-microsoft-com:office:word" xmlns:w="http://schemas.openxmlformats.org/wordprocessingml/2006/main" xmlns:w14="http://schemas.microsoft.com/office/word/2010/wordml" xmlns:w15="http://schemas.microsoft.com/office/word/2012/wordml" xmlns:w16cex="http://schemas.microsoft.com/office/word/2018/wordml/cex" xmlns:w16cid="http://schemas.microsoft.com/office/word/2016/wordml/cid" xmlns:w16="http://schemas.microsoft.com/office/word/2018/wordml" xmlns:w16du="http://schemas.microsoft.com/office/word/2023/wordml/word16du" xmlns:w16sdtdh="http://schemas.microsoft.com/office/word/2020/wordml/sdtdatahash" xmlns:w16sdtfl="http://schemas.microsoft.com/office/word/2024/wordml/sdtformatlock" xmlns:w16se="http://schemas.microsoft.com/office/word/2015/wordml/symex" xmlns:wpg="http://schemas.microsoft.com/office/word/2010/wordprocessingGroup" xmlns:wpi="http://schemas.microsoft.com/office/word/2010/wordprocessingInk" xmlns:wne="http://schemas.microsoft.com/office/word/2006/wordml" xmlns:wps="http://schemas.microsoft.com/office/word/2010/wordprocessingShape" mc:Ignorable="w14 w15 w16se w16cid w16 w16cex w16sdtdh w16sdtfl w16du wp14">
+<w15:people xmlns:wpc="http://schemas.microsoft.com/office/word/2010/wordprocessingCanvas" xmlns:cx="http://schemas.microsoft.com/office/drawing/2014/chartex" xmlns:cx1="http://schemas.microsoft.com/office/drawing/2015/9/8/chartex" xmlns:cx2="http://schemas.microsoft.com/office/drawing/2015/10/21/chartex" xmlns:cx3="http://schemas.microsoft.com/office/drawing/2016/5/9/chartex" xmlns:cx4="http://schemas.microsoft.com/office/drawing/2016/5/10/chartex" xmlns:cx5="http://schemas.microsoft.com/office/drawing/2016/5/11/chartex" xmlns:cx6="http://schemas.microsoft.com/office/drawing/2016/5/12/chartex" xmlns:cx7="http://schemas.microsoft.com/office/drawing/2016/5/13/chartex" xmlns:cx8="http://schemas.microsoft.com/office/drawing/2016/5/14/chartex" xmlns:mc="http://schemas.openxmlformats.org/markup-compatibility/2006" xmlns:m="http://schemas.openxmlformats.org/officeDocument/2006/math" xmlns:aink="http://schemas.microsoft.com/office/drawing/2016/ink" xmlns:am3d="http://schemas.microsoft.com/office/drawing/2017/model3d" xmlns:oel="http://schemas.microsoft.com/office/2019/extlst" xmlns:r="http://schemas.openxmlformats.org/officeDocument/2006/relationships" xmlns:wp14="http://schemas.microsoft.com/office/word/2010/wordprocessingDrawing" xmlns:wp="http://schemas.openxmlformats.org/drawingml/2006/wordprocessingDrawing" xmlns:wpg="http://schemas.microsoft.com/office/word/2010/wordprocessingGroup" xmlns:wpi="http://schemas.microsoft.com/office/word/2010/wordprocessingInk" xmlns:wps="http://schemas.microsoft.com/office/word/2010/wordprocessingShape" xmlns:o="urn:schemas-microsoft-com:office:office" xmlns:v="urn:schemas-microsoft-com:vml" xmlns:w10="urn:schemas-microsoft-com:office:word" xmlns:w="http://schemas.openxmlformats.org/wordprocessingml/2006/main" xmlns:w14="http://schemas.microsoft.com/office/word/2010/wordml" xmlns:w15="http://schemas.microsoft.com/office/word/2012/wordml" xmlns:w16cex="http://schemas.microsoft.com/office/word/2018/wordml/cex" xmlns:w16cid="http://schemas.microsoft.com/office/word/2016/wordml/cid" xmlns:w16="http://schemas.microsoft.com/office/word/2018/wordml" xmlns:w16sdtdh="http://schemas.microsoft.com/office/word/2020/wordml/sdtdatahash" xmlns:w16sdtfl="http://schemas.microsoft.com/office/word/2024/wordml/sdtformatlock" xmlns:w16se="http://schemas.microsoft.com/office/word/2015/wordml/symex" xmlns:w16du="http://schemas.microsoft.com/office/word/2023/wordml/word16du" xmlns:wne="http://schemas.microsoft.com/office/word/2006/wordml" mc:Ignorable="w14 w15 w16se w16cid w16 w16cex w16sdtdh w16sdtfl w16du wp14">
   <w15:person w15:author="Apel, Nick">
     <w15:presenceInfo w15:providerId="AD" w15:userId="S::nick.apel@transamerica.com::95543644-cc92-4525-acaa-1ad4c350a52e"/>
   </w15:person>
@@ -29417,11 +29438,11 @@
 </file>
 
 <file path=word/styles.xml><?xml version="1.0" encoding="utf-8"?>
-<w:styles xmlns:wp14="http://schemas.microsoft.com/office/word/2010/wordprocessingDrawing" xmlns:mc="http://schemas.openxmlformats.org/markup-compatibility/2006" xmlns:r="http://schemas.openxmlformats.org/officeDocument/2006/relationships" xmlns:w="http://schemas.openxmlformats.org/wordprocessingml/2006/main" xmlns:w14="http://schemas.microsoft.com/office/word/2010/wordml" xmlns:w15="http://schemas.microsoft.com/office/word/2012/wordml" xmlns:w16cex="http://schemas.microsoft.com/office/word/2018/wordml/cex" xmlns:w16cid="http://schemas.microsoft.com/office/word/2016/wordml/cid" xmlns:w16="http://schemas.microsoft.com/office/word/2018/wordml" xmlns:w16du="http://schemas.microsoft.com/office/word/2023/wordml/word16du" xmlns:w16sdtdh="http://schemas.microsoft.com/office/word/2020/wordml/sdtdatahash" xmlns:w16sdtfl="http://schemas.microsoft.com/office/word/2024/wordml/sdtformatlock" xmlns:w16se="http://schemas.microsoft.com/office/word/2015/wordml/symex" mc:Ignorable="w14 w15 w16se w16cid w16 w16cex w16sdtdh w16sdtfl w16du wp14">
+<w:styles xmlns:mc="http://schemas.openxmlformats.org/markup-compatibility/2006" xmlns:r="http://schemas.openxmlformats.org/officeDocument/2006/relationships" xmlns:w="http://schemas.openxmlformats.org/wordprocessingml/2006/main" xmlns:w14="http://schemas.microsoft.com/office/word/2010/wordml" xmlns:w15="http://schemas.microsoft.com/office/word/2012/wordml" xmlns:w16cex="http://schemas.microsoft.com/office/word/2018/wordml/cex" xmlns:w16cid="http://schemas.microsoft.com/office/word/2016/wordml/cid" xmlns:w16="http://schemas.microsoft.com/office/word/2018/wordml" xmlns:w16sdtdh="http://schemas.microsoft.com/office/word/2020/wordml/sdtdatahash" xmlns:w16sdtfl="http://schemas.microsoft.com/office/word/2024/wordml/sdtformatlock" xmlns:w16se="http://schemas.microsoft.com/office/word/2015/wordml/symex" xmlns:w16du="http://schemas.microsoft.com/office/word/2023/wordml/word16du" mc:Ignorable="w14 w15 w16se w16cid w16 w16cex w16sdtdh w16sdtfl w16du">
   <w:docDefaults>
     <w:rPrDefault>
       <w:rPr>
-        <w:rFonts w:ascii="Arial" w:hAnsi="Arial" w:cs="Arial" w:eastAsiaTheme="minorEastAsia"/>
+        <w:rFonts w:ascii="Arial" w:eastAsiaTheme="minorEastAsia" w:hAnsi="Arial" w:cs="Arial"/>
         <w:sz w:val="28"/>
         <w:szCs w:val="28"/>
         <w:lang w:val="en-US" w:eastAsia="en-US" w:bidi="ar-SA"/>
@@ -29436,14 +29457,14 @@
   <w:latentStyles w:defLockedState="0" w:defUIPriority="99" w:defSemiHidden="0" w:defUnhideWhenUsed="0" w:defQFormat="0" w:count="376">
     <w:lsdException w:name="Normal" w:uiPriority="0" w:qFormat="1"/>
     <w:lsdException w:name="heading 1" w:uiPriority="9" w:qFormat="1"/>
-    <w:lsdException w:name="heading 2" w:uiPriority="9" w:semiHidden="1" w:unhideWhenUsed="1" w:qFormat="1"/>
-    <w:lsdException w:name="heading 3" w:uiPriority="9" w:semiHidden="1" w:unhideWhenUsed="1" w:qFormat="1"/>
-    <w:lsdException w:name="heading 4" w:uiPriority="9" w:semiHidden="1" w:unhideWhenUsed="1" w:qFormat="1"/>
-    <w:lsdException w:name="heading 5" w:uiPriority="9" w:semiHidden="1" w:unhideWhenUsed="1" w:qFormat="1"/>
-    <w:lsdException w:name="heading 6" w:uiPriority="9" w:semiHidden="1" w:unhideWhenUsed="1" w:qFormat="1"/>
-    <w:lsdException w:name="heading 7" w:uiPriority="9" w:semiHidden="1" w:unhideWhenUsed="1" w:qFormat="1"/>
-    <w:lsdException w:name="heading 8" w:uiPriority="9" w:semiHidden="1" w:unhideWhenUsed="1" w:qFormat="1"/>
-    <w:lsdException w:name="heading 9" w:uiPriority="9" w:semiHidden="1" w:unhideWhenUsed="1" w:qFormat="1"/>
+    <w:lsdException w:name="heading 2" w:semiHidden="1" w:uiPriority="9" w:unhideWhenUsed="1" w:qFormat="1"/>
+    <w:lsdException w:name="heading 3" w:semiHidden="1" w:uiPriority="9" w:unhideWhenUsed="1" w:qFormat="1"/>
+    <w:lsdException w:name="heading 4" w:semiHidden="1" w:uiPriority="9" w:unhideWhenUsed="1" w:qFormat="1"/>
+    <w:lsdException w:name="heading 5" w:semiHidden="1" w:uiPriority="9" w:unhideWhenUsed="1" w:qFormat="1"/>
+    <w:lsdException w:name="heading 6" w:semiHidden="1" w:uiPriority="9" w:unhideWhenUsed="1" w:qFormat="1"/>
+    <w:lsdException w:name="heading 7" w:semiHidden="1" w:uiPriority="9" w:unhideWhenUsed="1" w:qFormat="1"/>
+    <w:lsdException w:name="heading 8" w:semiHidden="1" w:uiPriority="9" w:unhideWhenUsed="1" w:qFormat="1"/>
+    <w:lsdException w:name="heading 9" w:semiHidden="1" w:uiPriority="9" w:unhideWhenUsed="1" w:qFormat="1"/>
     <w:lsdException w:name="index 1" w:semiHidden="1" w:unhideWhenUsed="1"/>
     <w:lsdException w:name="index 2" w:semiHidden="1" w:unhideWhenUsed="1"/>
     <w:lsdException w:name="index 3" w:semiHidden="1" w:unhideWhenUsed="1"/>
@@ -29453,22 +29474,22 @@
     <w:lsdException w:name="index 7" w:semiHidden="1" w:unhideWhenUsed="1"/>
     <w:lsdException w:name="index 8" w:semiHidden="1" w:unhideWhenUsed="1"/>
     <w:lsdException w:name="index 9" w:semiHidden="1" w:unhideWhenUsed="1"/>
-    <w:lsdException w:name="toc 1" w:uiPriority="39" w:semiHidden="1" w:unhideWhenUsed="1"/>
-    <w:lsdException w:name="toc 2" w:uiPriority="39" w:semiHidden="1" w:unhideWhenUsed="1"/>
-    <w:lsdException w:name="toc 3" w:uiPriority="39" w:semiHidden="1" w:unhideWhenUsed="1"/>
-    <w:lsdException w:name="toc 4" w:uiPriority="39" w:semiHidden="1" w:unhideWhenUsed="1"/>
-    <w:lsdException w:name="toc 5" w:uiPriority="39" w:semiHidden="1" w:unhideWhenUsed="1"/>
-    <w:lsdException w:name="toc 6" w:uiPriority="39" w:semiHidden="1" w:unhideWhenUsed="1"/>
-    <w:lsdException w:name="toc 7" w:uiPriority="39" w:semiHidden="1" w:unhideWhenUsed="1"/>
-    <w:lsdException w:name="toc 8" w:uiPriority="39" w:semiHidden="1" w:unhideWhenUsed="1"/>
-    <w:lsdException w:name="toc 9" w:uiPriority="39" w:semiHidden="1" w:unhideWhenUsed="1"/>
+    <w:lsdException w:name="toc 1" w:semiHidden="1" w:uiPriority="39" w:unhideWhenUsed="1"/>
+    <w:lsdException w:name="toc 2" w:semiHidden="1" w:uiPriority="39" w:unhideWhenUsed="1"/>
+    <w:lsdException w:name="toc 3" w:semiHidden="1" w:uiPriority="39" w:unhideWhenUsed="1"/>
+    <w:lsdException w:name="toc 4" w:semiHidden="1" w:uiPriority="39" w:unhideWhenUsed="1"/>
+    <w:lsdException w:name="toc 5" w:semiHidden="1" w:uiPriority="39" w:unhideWhenUsed="1"/>
+    <w:lsdException w:name="toc 6" w:semiHidden="1" w:uiPriority="39" w:unhideWhenUsed="1"/>
+    <w:lsdException w:name="toc 7" w:semiHidden="1" w:uiPriority="39" w:unhideWhenUsed="1"/>
+    <w:lsdException w:name="toc 8" w:semiHidden="1" w:uiPriority="39" w:unhideWhenUsed="1"/>
+    <w:lsdException w:name="toc 9" w:semiHidden="1" w:uiPriority="39" w:unhideWhenUsed="1"/>
     <w:lsdException w:name="Normal Indent" w:semiHidden="1" w:unhideWhenUsed="1"/>
     <w:lsdException w:name="footnote text" w:semiHidden="1" w:unhideWhenUsed="1"/>
     <w:lsdException w:name="annotation text" w:semiHidden="1" w:unhideWhenUsed="1"/>
     <w:lsdException w:name="header" w:semiHidden="1" w:unhideWhenUsed="1"/>
     <w:lsdException w:name="footer" w:semiHidden="1" w:unhideWhenUsed="1"/>
     <w:lsdException w:name="index heading" w:semiHidden="1" w:unhideWhenUsed="1"/>
-    <w:lsdException w:name="caption" w:uiPriority="35" w:semiHidden="1" w:unhideWhenUsed="1" w:qFormat="1"/>
+    <w:lsdException w:name="caption" w:semiHidden="1" w:uiPriority="35" w:unhideWhenUsed="1" w:qFormat="1"/>
     <w:lsdException w:name="table of figures" w:semiHidden="1" w:unhideWhenUsed="1"/>
     <w:lsdException w:name="envelope address" w:semiHidden="1" w:unhideWhenUsed="1"/>
     <w:lsdException w:name="envelope return" w:semiHidden="1" w:unhideWhenUsed="1"/>
@@ -29499,7 +29520,7 @@
     <w:lsdException w:name="Title" w:uiPriority="10" w:qFormat="1"/>
     <w:lsdException w:name="Closing" w:semiHidden="1" w:unhideWhenUsed="1"/>
     <w:lsdException w:name="Signature" w:semiHidden="1" w:unhideWhenUsed="1"/>
-    <w:lsdException w:name="Default Paragraph Font" w:uiPriority="1" w:semiHidden="1" w:unhideWhenUsed="1"/>
+    <w:lsdException w:name="Default Paragraph Font" w:semiHidden="1" w:uiPriority="1" w:unhideWhenUsed="1"/>
     <w:lsdException w:name="Body Text" w:semiHidden="1" w:unhideWhenUsed="1"/>
     <w:lsdException w:name="Body Text Indent" w:semiHidden="1" w:unhideWhenUsed="1"/>
     <w:lsdException w:name="List Continue" w:semiHidden="1" w:unhideWhenUsed="1"/>
@@ -29514,7 +29535,7 @@
     <w:lsdException w:name="Body Text First Indent" w:semiHidden="1" w:unhideWhenUsed="1"/>
     <w:lsdException w:name="Body Text First Indent 2" w:semiHidden="1" w:unhideWhenUsed="1"/>
     <w:lsdException w:name="Note Heading" w:semiHidden="1" w:unhideWhenUsed="1"/>
-    <w:lsdException w:name="Body Text 2" w:uiPriority="0" w:semiHidden="1" w:unhideWhenUsed="1"/>
+    <w:lsdException w:name="Body Text 2" w:semiHidden="1" w:uiPriority="0" w:unhideWhenUsed="1"/>
     <w:lsdException w:name="Body Text 3" w:semiHidden="1" w:unhideWhenUsed="1"/>
     <w:lsdException w:name="Body Text Indent 2" w:semiHidden="1" w:unhideWhenUsed="1"/>
     <w:lsdException w:name="Body Text Indent 3" w:semiHidden="1" w:unhideWhenUsed="1"/>
@@ -29699,8 +29720,8 @@
     <w:lsdException w:name="Subtle Reference" w:uiPriority="31" w:qFormat="1"/>
     <w:lsdException w:name="Intense Reference" w:uiPriority="32" w:qFormat="1"/>
     <w:lsdException w:name="Book Title" w:uiPriority="33" w:qFormat="1"/>
-    <w:lsdException w:name="Bibliography" w:uiPriority="37" w:semiHidden="1" w:unhideWhenUsed="1"/>
-    <w:lsdException w:name="TOC Heading" w:uiPriority="39" w:semiHidden="1" w:unhideWhenUsed="1" w:qFormat="1"/>
+    <w:lsdException w:name="Bibliography" w:semiHidden="1" w:uiPriority="37" w:unhideWhenUsed="1"/>
+    <w:lsdException w:name="TOC Heading" w:semiHidden="1" w:uiPriority="39" w:unhideWhenUsed="1" w:qFormat="1"/>
     <w:lsdException w:name="Plain Table 1" w:uiPriority="41"/>
     <w:lsdException w:name="Plain Table 2" w:uiPriority="42"/>
     <w:lsdException w:name="Plain Table 3" w:uiPriority="43"/>
@@ -29811,7 +29832,7 @@
     <w:lsdException w:name="Unresolved Mention" w:semiHidden="1" w:unhideWhenUsed="1"/>
     <w:lsdException w:name="Smart Link" w:semiHidden="1" w:unhideWhenUsed="1"/>
   </w:latentStyles>
-  <w:style w:type="paragraph" w:styleId="Normal" w:default="1">
+  <w:style w:type="paragraph" w:default="1" w:styleId="Normal">
     <w:name w:val="Normal"/>
     <w:qFormat/>
     <w:rsid w:val="008B7472"/>
@@ -30075,13 +30096,13 @@
       <w:color w:val="272727" w:themeColor="text1" w:themeTint="D8"/>
     </w:rPr>
   </w:style>
-  <w:style w:type="character" w:styleId="DefaultParagraphFont" w:default="1">
+  <w:style w:type="character" w:default="1" w:styleId="DefaultParagraphFont">
     <w:name w:val="Default Paragraph Font"/>
     <w:uiPriority w:val="1"/>
     <w:semiHidden/>
     <w:unhideWhenUsed/>
   </w:style>
-  <w:style w:type="table" w:styleId="TableNormal" w:default="1">
+  <w:style w:type="table" w:default="1" w:styleId="TableNormal">
     <w:name w:val="Normal Table"/>
     <w:uiPriority w:val="99"/>
     <w:semiHidden/>
@@ -30096,13 +30117,13 @@
       </w:tblCellMar>
     </w:tblPr>
   </w:style>
-  <w:style w:type="numbering" w:styleId="NoList" w:default="1">
+  <w:style w:type="numbering" w:default="1" w:styleId="NoList">
     <w:name w:val="No List"/>
     <w:uiPriority w:val="99"/>
     <w:semiHidden/>
     <w:unhideWhenUsed/>
   </w:style>
-  <w:style w:type="character" w:styleId="Heading1Char" w:customStyle="1">
+  <w:style w:type="character" w:customStyle="1" w:styleId="Heading1Char">
     <w:name w:val="Heading 1 Char"/>
     <w:basedOn w:val="DefaultParagraphFont"/>
     <w:link w:val="Heading1"/>
@@ -30115,7 +30136,7 @@
       <w:szCs w:val="40"/>
     </w:rPr>
   </w:style>
-  <w:style w:type="character" w:styleId="Heading2Char" w:customStyle="1">
+  <w:style w:type="character" w:customStyle="1" w:styleId="Heading2Char">
     <w:name w:val="Heading 2 Char"/>
     <w:basedOn w:val="DefaultParagraphFont"/>
     <w:link w:val="Heading2"/>
@@ -30128,7 +30149,7 @@
       <w:szCs w:val="32"/>
     </w:rPr>
   </w:style>
-  <w:style w:type="character" w:styleId="Heading3Char" w:customStyle="1">
+  <w:style w:type="character" w:customStyle="1" w:styleId="Heading3Char">
     <w:name w:val="Heading 3 Char"/>
     <w:basedOn w:val="DefaultParagraphFont"/>
     <w:link w:val="Heading3"/>
@@ -30140,7 +30161,7 @@
       <w:sz w:val="20"/>
     </w:rPr>
   </w:style>
-  <w:style w:type="character" w:styleId="Heading4Char" w:customStyle="1">
+  <w:style w:type="character" w:customStyle="1" w:styleId="Heading4Char">
     <w:name w:val="Heading 4 Char"/>
     <w:basedOn w:val="DefaultParagraphFont"/>
     <w:link w:val="Heading4"/>
@@ -30154,7 +30175,7 @@
       <w:sz w:val="20"/>
     </w:rPr>
   </w:style>
-  <w:style w:type="character" w:styleId="Heading5Char" w:customStyle="1">
+  <w:style w:type="character" w:customStyle="1" w:styleId="Heading5Char">
     <w:name w:val="Heading 5 Char"/>
     <w:basedOn w:val="DefaultParagraphFont"/>
     <w:link w:val="Heading5"/>
@@ -30166,7 +30187,7 @@
       <w:sz w:val="20"/>
     </w:rPr>
   </w:style>
-  <w:style w:type="character" w:styleId="Heading6Char" w:customStyle="1">
+  <w:style w:type="character" w:customStyle="1" w:styleId="Heading6Char">
     <w:name w:val="Heading 6 Char"/>
     <w:basedOn w:val="DefaultParagraphFont"/>
     <w:link w:val="Heading6"/>
@@ -30180,7 +30201,7 @@
       <w:sz w:val="20"/>
     </w:rPr>
   </w:style>
-  <w:style w:type="character" w:styleId="Heading7Char" w:customStyle="1">
+  <w:style w:type="character" w:customStyle="1" w:styleId="Heading7Char">
     <w:name w:val="Heading 7 Char"/>
     <w:basedOn w:val="DefaultParagraphFont"/>
     <w:link w:val="Heading7"/>
@@ -30192,7 +30213,7 @@
       <w:sz w:val="20"/>
     </w:rPr>
   </w:style>
-  <w:style w:type="character" w:styleId="Heading8Char" w:customStyle="1">
+  <w:style w:type="character" w:customStyle="1" w:styleId="Heading8Char">
     <w:name w:val="Heading 8 Char"/>
     <w:basedOn w:val="DefaultParagraphFont"/>
     <w:link w:val="Heading8"/>
@@ -30207,7 +30228,7 @@
       <w:sz w:val="20"/>
     </w:rPr>
   </w:style>
-  <w:style w:type="character" w:styleId="Heading9Char" w:customStyle="1">
+  <w:style w:type="character" w:customStyle="1" w:styleId="Heading9Char">
     <w:name w:val="Heading 9 Char"/>
     <w:basedOn w:val="DefaultParagraphFont"/>
     <w:link w:val="Heading9"/>
@@ -30233,7 +30254,7 @@
       <w:contextualSpacing/>
     </w:pPr>
     <w:rPr>
-      <w:rFonts w:asciiTheme="majorHAnsi" w:hAnsiTheme="majorHAnsi" w:eastAsiaTheme="majorEastAsia" w:cstheme="majorBidi"/>
+      <w:rFonts w:asciiTheme="majorHAnsi" w:eastAsiaTheme="majorEastAsia" w:hAnsiTheme="majorHAnsi" w:cstheme="majorBidi"/>
       <w:color w:val="641EE0"/>
       <w:spacing w:val="-10"/>
       <w:kern w:val="28"/>
@@ -30241,14 +30262,14 @@
       <w:szCs w:val="56"/>
     </w:rPr>
   </w:style>
-  <w:style w:type="character" w:styleId="TitleChar" w:customStyle="1">
+  <w:style w:type="character" w:customStyle="1" w:styleId="TitleChar">
     <w:name w:val="Title Char"/>
     <w:basedOn w:val="DefaultParagraphFont"/>
     <w:link w:val="Title"/>
     <w:uiPriority w:val="10"/>
     <w:rsid w:val="00760501"/>
     <w:rPr>
-      <w:rFonts w:asciiTheme="majorHAnsi" w:hAnsiTheme="majorHAnsi" w:eastAsiaTheme="majorEastAsia" w:cstheme="majorBidi"/>
+      <w:rFonts w:asciiTheme="majorHAnsi" w:eastAsiaTheme="majorEastAsia" w:hAnsiTheme="majorHAnsi" w:cstheme="majorBidi"/>
       <w:color w:val="641EE0"/>
       <w:spacing w:val="-10"/>
       <w:kern w:val="28"/>
@@ -30275,7 +30296,7 @@
       <w:spacing w:val="15"/>
     </w:rPr>
   </w:style>
-  <w:style w:type="character" w:styleId="SubtitleChar" w:customStyle="1">
+  <w:style w:type="character" w:customStyle="1" w:styleId="SubtitleChar">
     <w:name w:val="Subtitle Char"/>
     <w:basedOn w:val="DefaultParagraphFont"/>
     <w:link w:val="Subtitle"/>
@@ -30307,7 +30328,7 @@
       <w:color w:val="404040" w:themeColor="text1" w:themeTint="BF"/>
     </w:rPr>
   </w:style>
-  <w:style w:type="character" w:styleId="QuoteChar" w:customStyle="1">
+  <w:style w:type="character" w:customStyle="1" w:styleId="QuoteChar">
     <w:name w:val="Quote Char"/>
     <w:basedOn w:val="DefaultParagraphFont"/>
     <w:link w:val="Quote"/>
@@ -30352,8 +30373,8 @@
     <w:rsid w:val="00791FC2"/>
     <w:pPr>
       <w:pBdr>
-        <w:top w:val="single" w:color="0F4761" w:themeColor="accent1" w:themeShade="BF" w:sz="4" w:space="10"/>
-        <w:bottom w:val="single" w:color="0F4761" w:themeColor="accent1" w:themeShade="BF" w:sz="4" w:space="10"/>
+        <w:top w:val="single" w:sz="4" w:space="10" w:color="0F4761" w:themeColor="accent1" w:themeShade="BF"/>
+        <w:bottom w:val="single" w:sz="4" w:space="10" w:color="0F4761" w:themeColor="accent1" w:themeShade="BF"/>
       </w:pBdr>
       <w:spacing w:before="360" w:after="360"/>
       <w:ind w:left="864" w:right="864"/>
@@ -30365,7 +30386,7 @@
       <w:color w:val="0F4761" w:themeColor="accent1" w:themeShade="BF"/>
     </w:rPr>
   </w:style>
-  <w:style w:type="character" w:styleId="IntenseQuoteChar" w:customStyle="1">
+  <w:style w:type="character" w:customStyle="1" w:styleId="IntenseQuoteChar">
     <w:name w:val="Intense Quote Char"/>
     <w:basedOn w:val="DefaultParagraphFont"/>
     <w:link w:val="IntenseQuote"/>
@@ -30510,7 +30531,7 @@
       <w:spacing w:after="0" w:line="240" w:lineRule="auto"/>
     </w:pPr>
   </w:style>
-  <w:style w:type="character" w:styleId="HeaderChar" w:customStyle="1">
+  <w:style w:type="character" w:customStyle="1" w:styleId="HeaderChar">
     <w:name w:val="Header Char"/>
     <w:basedOn w:val="DefaultParagraphFont"/>
     <w:link w:val="Header"/>
@@ -30532,7 +30553,7 @@
       <w:spacing w:after="0" w:line="240" w:lineRule="auto"/>
     </w:pPr>
   </w:style>
-  <w:style w:type="character" w:styleId="FooterChar" w:customStyle="1">
+  <w:style w:type="character" w:customStyle="1" w:styleId="FooterChar">
     <w:name w:val="Footer Char"/>
     <w:basedOn w:val="DefaultParagraphFont"/>
     <w:link w:val="Footer"/>
@@ -30575,7 +30596,7 @@
       <w:u w:val="single"/>
     </w:rPr>
   </w:style>
-  <w:style w:type="paragraph" w:styleId="Style1" w:customStyle="1">
+  <w:style w:type="paragraph" w:customStyle="1" w:styleId="Style1">
     <w:name w:val="Style1"/>
     <w:basedOn w:val="Heading1"/>
     <w:rsid w:val="008B7472"/>
@@ -30610,12 +30631,12 @@
       <w:tblStyleRowBandSize w:val="1"/>
       <w:tblStyleColBandSize w:val="1"/>
       <w:tblBorders>
-        <w:top w:val="single" w:color="83CAEB" w:themeColor="accent1" w:themeTint="66" w:sz="4" w:space="0"/>
-        <w:left w:val="single" w:color="83CAEB" w:themeColor="accent1" w:themeTint="66" w:sz="4" w:space="0"/>
-        <w:bottom w:val="single" w:color="83CAEB" w:themeColor="accent1" w:themeTint="66" w:sz="4" w:space="0"/>
-        <w:right w:val="single" w:color="83CAEB" w:themeColor="accent1" w:themeTint="66" w:sz="4" w:space="0"/>
-        <w:insideH w:val="single" w:color="83CAEB" w:themeColor="accent1" w:themeTint="66" w:sz="4" w:space="0"/>
-        <w:insideV w:val="single" w:color="83CAEB" w:themeColor="accent1" w:themeTint="66" w:sz="4" w:space="0"/>
+        <w:top w:val="single" w:sz="4" w:space="0" w:color="83CAEB" w:themeColor="accent1" w:themeTint="66"/>
+        <w:left w:val="single" w:sz="4" w:space="0" w:color="83CAEB" w:themeColor="accent1" w:themeTint="66"/>
+        <w:bottom w:val="single" w:sz="4" w:space="0" w:color="83CAEB" w:themeColor="accent1" w:themeTint="66"/>
+        <w:right w:val="single" w:sz="4" w:space="0" w:color="83CAEB" w:themeColor="accent1" w:themeTint="66"/>
+        <w:insideH w:val="single" w:sz="4" w:space="0" w:color="83CAEB" w:themeColor="accent1" w:themeTint="66"/>
+        <w:insideV w:val="single" w:sz="4" w:space="0" w:color="83CAEB" w:themeColor="accent1" w:themeTint="66"/>
       </w:tblBorders>
     </w:tblPr>
     <w:tblStylePr w:type="firstRow">
@@ -30626,7 +30647,7 @@
       <w:tblPr/>
       <w:tcPr>
         <w:tcBorders>
-          <w:bottom w:val="single" w:color="45B0E1" w:themeColor="accent1" w:themeTint="99" w:sz="12" w:space="0"/>
+          <w:bottom w:val="single" w:sz="12" w:space="0" w:color="45B0E1" w:themeColor="accent1" w:themeTint="99"/>
         </w:tcBorders>
       </w:tcPr>
     </w:tblStylePr>
@@ -30638,7 +30659,7 @@
       <w:tblPr/>
       <w:tcPr>
         <w:tcBorders>
-          <w:top w:val="double" w:color="45B0E1" w:themeColor="accent1" w:themeTint="99" w:sz="2" w:space="0"/>
+          <w:top w:val="double" w:sz="2" w:space="0" w:color="45B0E1" w:themeColor="accent1" w:themeTint="99"/>
         </w:tcBorders>
       </w:tcPr>
     </w:tblStylePr>
@@ -30667,7 +30688,7 @@
       <w:shd w:val="clear" w:color="auto" w:fill="E1DFDD"/>
     </w:rPr>
   </w:style>
-  <w:style w:type="table" w:styleId="GridTable1Light-Accent12" w:customStyle="1">
+  <w:style w:type="table" w:customStyle="1" w:styleId="GridTable1Light-Accent12">
     <w:name w:val="Grid Table 1 Light - Accent 12"/>
     <w:basedOn w:val="TableNormal"/>
     <w:next w:val="GridTable1Light-Accent1"/>
@@ -30687,12 +30708,12 @@
       <w:tblStyleRowBandSize w:val="1"/>
       <w:tblStyleColBandSize w:val="1"/>
       <w:tblBorders>
-        <w:top w:val="single" w:color="83CAEB" w:themeColor="accent1" w:themeTint="66" w:sz="4" w:space="0"/>
-        <w:left w:val="single" w:color="83CAEB" w:themeColor="accent1" w:themeTint="66" w:sz="4" w:space="0"/>
-        <w:bottom w:val="single" w:color="83CAEB" w:themeColor="accent1" w:themeTint="66" w:sz="4" w:space="0"/>
-        <w:right w:val="single" w:color="83CAEB" w:themeColor="accent1" w:themeTint="66" w:sz="4" w:space="0"/>
-        <w:insideH w:val="single" w:color="83CAEB" w:themeColor="accent1" w:themeTint="66" w:sz="4" w:space="0"/>
-        <w:insideV w:val="single" w:color="83CAEB" w:themeColor="accent1" w:themeTint="66" w:sz="4" w:space="0"/>
+        <w:top w:val="single" w:sz="4" w:space="0" w:color="83CAEB" w:themeColor="accent1" w:themeTint="66"/>
+        <w:left w:val="single" w:sz="4" w:space="0" w:color="83CAEB" w:themeColor="accent1" w:themeTint="66"/>
+        <w:bottom w:val="single" w:sz="4" w:space="0" w:color="83CAEB" w:themeColor="accent1" w:themeTint="66"/>
+        <w:right w:val="single" w:sz="4" w:space="0" w:color="83CAEB" w:themeColor="accent1" w:themeTint="66"/>
+        <w:insideH w:val="single" w:sz="4" w:space="0" w:color="83CAEB" w:themeColor="accent1" w:themeTint="66"/>
+        <w:insideV w:val="single" w:sz="4" w:space="0" w:color="83CAEB" w:themeColor="accent1" w:themeTint="66"/>
       </w:tblBorders>
     </w:tblPr>
     <w:tblStylePr w:type="firstRow">
@@ -30703,7 +30724,7 @@
       <w:tblPr/>
       <w:tcPr>
         <w:tcBorders>
-          <w:bottom w:val="single" w:color="45B0E1" w:themeColor="accent1" w:themeTint="99" w:sz="12" w:space="0"/>
+          <w:bottom w:val="single" w:sz="12" w:space="0" w:color="45B0E1" w:themeColor="accent1" w:themeTint="99"/>
         </w:tcBorders>
       </w:tcPr>
     </w:tblStylePr>
@@ -30715,7 +30736,7 @@
       <w:tblPr/>
       <w:tcPr>
         <w:tcBorders>
-          <w:top w:val="double" w:color="45B0E1" w:themeColor="accent1" w:themeTint="99" w:sz="2" w:space="0"/>
+          <w:top w:val="double" w:sz="2" w:space="0" w:color="45B0E1" w:themeColor="accent1" w:themeTint="99"/>
         </w:tcBorders>
       </w:tcPr>
     </w:tblStylePr>
@@ -30733,7 +30754,7 @@
     </w:tblStylePr>
   </w:style>
   <w:style w:type="character" w:styleId="CommentReference">
-    <w:name w:val="Comment Reference"/>
+    <w:name w:val="annotation reference"/>
     <w:basedOn w:val="DefaultParagraphFont"/>
     <w:uiPriority w:val="99"/>
     <w:unhideWhenUsed/>
@@ -30744,7 +30765,7 @@
     </w:rPr>
   </w:style>
   <w:style w:type="paragraph" w:styleId="CommentText">
-    <w:name w:val="Comment Text"/>
+    <w:name w:val="annotation text"/>
     <w:basedOn w:val="Normal"/>
     <w:link w:val="CommentTextChar"/>
     <w:uiPriority w:val="99"/>
@@ -30755,19 +30776,19 @@
       <w:spacing w:after="60" w:line="240" w:lineRule="auto"/>
     </w:pPr>
     <w:rPr>
-      <w:rFonts w:asciiTheme="minorHAnsi" w:hAnsiTheme="minorHAnsi" w:eastAsiaTheme="minorHAnsi" w:cstheme="minorBidi"/>
+      <w:rFonts w:asciiTheme="minorHAnsi" w:eastAsiaTheme="minorHAnsi" w:hAnsiTheme="minorHAnsi" w:cstheme="minorBidi"/>
       <w:szCs w:val="20"/>
       <w14:ligatures w14:val="standardContextual"/>
     </w:rPr>
   </w:style>
-  <w:style w:type="character" w:styleId="CommentTextChar" w:customStyle="1">
+  <w:style w:type="character" w:customStyle="1" w:styleId="CommentTextChar">
     <w:name w:val="Comment Text Char"/>
     <w:basedOn w:val="DefaultParagraphFont"/>
     <w:link w:val="CommentText"/>
     <w:uiPriority w:val="99"/>
     <w:rsid w:val="007943BC"/>
     <w:rPr>
-      <w:rFonts w:asciiTheme="minorHAnsi" w:hAnsiTheme="minorHAnsi" w:eastAsiaTheme="minorHAnsi" w:cstheme="minorBidi"/>
+      <w:rFonts w:asciiTheme="minorHAnsi" w:eastAsiaTheme="minorHAnsi" w:hAnsiTheme="minorHAnsi" w:cstheme="minorBidi"/>
       <w:sz w:val="20"/>
       <w:szCs w:val="20"/>
       <w14:ligatures w14:val="standardContextual"/>
@@ -30782,20 +30803,20 @@
       <w:spacing w:after="0" w:line="240" w:lineRule="auto"/>
     </w:pPr>
     <w:rPr>
-      <w:rFonts w:ascii="Verdana" w:hAnsi="Verdana" w:eastAsia="Times New Roman" w:cs="Times New Roman"/>
+      <w:rFonts w:ascii="Verdana" w:eastAsia="Times New Roman" w:hAnsi="Verdana" w:cs="Times New Roman"/>
       <w:sz w:val="18"/>
       <w:szCs w:val="20"/>
       <w:lang w:val="en-GB" w:eastAsia="en-GB"/>
       <w14:ligatures w14:val="standardContextual"/>
     </w:rPr>
   </w:style>
-  <w:style w:type="character" w:styleId="BodyText2Char" w:customStyle="1">
+  <w:style w:type="character" w:customStyle="1" w:styleId="BodyText2Char">
     <w:name w:val="Body Text 2 Char"/>
     <w:basedOn w:val="DefaultParagraphFont"/>
     <w:link w:val="BodyText2"/>
     <w:rsid w:val="003C55E1"/>
     <w:rPr>
-      <w:rFonts w:ascii="Verdana" w:hAnsi="Verdana" w:eastAsia="Times New Roman" w:cs="Times New Roman"/>
+      <w:rFonts w:ascii="Verdana" w:eastAsia="Times New Roman" w:hAnsi="Verdana" w:cs="Times New Roman"/>
       <w:sz w:val="18"/>
       <w:szCs w:val="20"/>
       <w:lang w:val="en-GB" w:eastAsia="en-GB"/>
@@ -30803,7 +30824,7 @@
     </w:rPr>
   </w:style>
   <w:style w:type="paragraph" w:styleId="CommentSubject">
-    <w:name w:val="Comment Subject"/>
+    <w:name w:val="annotation subject"/>
     <w:basedOn w:val="CommentText"/>
     <w:next w:val="CommentText"/>
     <w:link w:val="CommentSubjectChar"/>
@@ -30816,13 +30837,13 @@
       <w:spacing w:after="160"/>
     </w:pPr>
     <w:rPr>
-      <w:rFonts w:ascii="Arial" w:hAnsi="Arial" w:cs="Arial" w:eastAsiaTheme="minorEastAsia"/>
+      <w:rFonts w:ascii="Arial" w:eastAsiaTheme="minorEastAsia" w:hAnsi="Arial" w:cs="Arial"/>
       <w:b/>
       <w:bCs/>
       <w14:ligatures w14:val="none"/>
     </w:rPr>
   </w:style>
-  <w:style w:type="character" w:styleId="CommentSubjectChar" w:customStyle="1">
+  <w:style w:type="character" w:customStyle="1" w:styleId="CommentSubjectChar">
     <w:name w:val="Comment Subject Char"/>
     <w:basedOn w:val="CommentTextChar"/>
     <w:link w:val="CommentSubject"/>
@@ -30830,7 +30851,7 @@
     <w:semiHidden/>
     <w:rsid w:val="00634141"/>
     <w:rPr>
-      <w:rFonts w:asciiTheme="minorHAnsi" w:hAnsiTheme="minorHAnsi" w:eastAsiaTheme="minorHAnsi" w:cstheme="minorBidi"/>
+      <w:rFonts w:asciiTheme="minorHAnsi" w:eastAsiaTheme="minorHAnsi" w:hAnsiTheme="minorHAnsi" w:cstheme="minorBidi"/>
       <w:b/>
       <w:bCs/>
       <w:sz w:val="20"/>
@@ -30848,16 +30869,16 @@
     </w:pPr>
     <w:tblPr>
       <w:tblBorders>
-        <w:top w:val="single" w:color="auto" w:sz="4" w:space="0"/>
-        <w:left w:val="single" w:color="auto" w:sz="4" w:space="0"/>
-        <w:bottom w:val="single" w:color="auto" w:sz="4" w:space="0"/>
-        <w:right w:val="single" w:color="auto" w:sz="4" w:space="0"/>
-        <w:insideH w:val="single" w:color="auto" w:sz="4" w:space="0"/>
-        <w:insideV w:val="single" w:color="auto" w:sz="4" w:space="0"/>
+        <w:top w:val="single" w:sz="4" w:space="0" w:color="auto"/>
+        <w:left w:val="single" w:sz="4" w:space="0" w:color="auto"/>
+        <w:bottom w:val="single" w:sz="4" w:space="0" w:color="auto"/>
+        <w:right w:val="single" w:sz="4" w:space="0" w:color="auto"/>
+        <w:insideH w:val="single" w:sz="4" w:space="0" w:color="auto"/>
+        <w:insideV w:val="single" w:sz="4" w:space="0" w:color="auto"/>
       </w:tblBorders>
     </w:tblPr>
   </w:style>
-  <w:style w:type="paragraph" w:styleId="GuidanceNotes" w:customStyle="1">
+  <w:style w:type="paragraph" w:customStyle="1" w:styleId="GuidanceNotes">
     <w:name w:val="Guidance Notes"/>
     <w:basedOn w:val="Normal"/>
     <w:link w:val="GuidanceNotesChar"/>
@@ -30879,7 +30900,7 @@
       <w14:ligatures w14:val="standardContextual"/>
     </w:rPr>
   </w:style>
-  <w:style w:type="character" w:styleId="GuidanceNotesChar" w:customStyle="1">
+  <w:style w:type="character" w:customStyle="1" w:styleId="GuidanceNotesChar">
     <w:name w:val="Guidance Notes Char"/>
     <w:basedOn w:val="DefaultParagraphFont"/>
     <w:link w:val="GuidanceNotes"/>
@@ -30933,7 +30954,7 @@
       <w:szCs w:val="18"/>
     </w:rPr>
   </w:style>
-  <w:style w:type="character" w:styleId="BalloonTextChar" w:customStyle="1">
+  <w:style w:type="character" w:customStyle="1" w:styleId="BalloonTextChar">
     <w:name w:val="Balloon Text Char"/>
     <w:basedOn w:val="DefaultParagraphFont"/>
     <w:link w:val="BalloonText"/>
@@ -30957,7 +30978,7 @@
       <w:spacing w:before="100" w:beforeAutospacing="1" w:after="100" w:afterAutospacing="1" w:line="240" w:lineRule="auto"/>
     </w:pPr>
     <w:rPr>
-      <w:rFonts w:ascii="Times New Roman" w:hAnsi="Times New Roman" w:eastAsia="Times New Roman" w:cs="Times New Roman"/>
+      <w:rFonts w:ascii="Times New Roman" w:eastAsia="Times New Roman" w:hAnsi="Times New Roman" w:cs="Times New Roman"/>
       <w:sz w:val="24"/>
       <w:szCs w:val="24"/>
     </w:rPr>
@@ -30977,7 +30998,7 @@
 </file>
 
 <file path=word/glossary/document.xml><?xml version="1.0" encoding="utf-8"?>
-<w:glossaryDocument xmlns:wpc="http://schemas.microsoft.com/office/word/2010/wordprocessingCanvas" xmlns:cx="http://schemas.microsoft.com/office/drawing/2014/chartex" xmlns:cx1="http://schemas.microsoft.com/office/drawing/2015/9/8/chartex" xmlns:cx2="http://schemas.microsoft.com/office/drawing/2015/10/21/chartex" xmlns:cx3="http://schemas.microsoft.com/office/drawing/2016/5/9/chartex" xmlns:cx4="http://schemas.microsoft.com/office/drawing/2016/5/10/chartex" xmlns:cx5="http://schemas.microsoft.com/office/drawing/2016/5/11/chartex" xmlns:cx6="http://schemas.microsoft.com/office/drawing/2016/5/12/chartex" xmlns:cx7="http://schemas.microsoft.com/office/drawing/2016/5/13/chartex" xmlns:cx8="http://schemas.microsoft.com/office/drawing/2016/5/14/chartex" xmlns:mc="http://schemas.openxmlformats.org/markup-compatibility/2006" xmlns:aink="http://schemas.microsoft.com/office/drawing/2016/ink" xmlns:am3d="http://schemas.microsoft.com/office/drawing/2017/model3d" xmlns:o="urn:schemas-microsoft-com:office:office" xmlns:oel="http://schemas.microsoft.com/office/2019/extlst" xmlns:r="http://schemas.openxmlformats.org/officeDocument/2006/relationships" xmlns:m="http://schemas.openxmlformats.org/officeDocument/2006/math" xmlns:v="urn:schemas-microsoft-com:vml" xmlns:wp14="http://schemas.microsoft.com/office/word/2010/wordprocessingDrawing" xmlns:wp="http://schemas.openxmlformats.org/drawingml/2006/wordprocessingDrawing" xmlns:w10="urn:schemas-microsoft-com:office:word" xmlns:w="http://schemas.openxmlformats.org/wordprocessingml/2006/main" xmlns:w14="http://schemas.microsoft.com/office/word/2010/wordml" xmlns:w15="http://schemas.microsoft.com/office/word/2012/wordml" xmlns:w16cex="http://schemas.microsoft.com/office/word/2018/wordml/cex" xmlns:w16cid="http://schemas.microsoft.com/office/word/2016/wordml/cid" xmlns:w16="http://schemas.microsoft.com/office/word/2018/wordml" xmlns:w16du="http://schemas.microsoft.com/office/word/2023/wordml/word16du" xmlns:w16sdtdh="http://schemas.microsoft.com/office/word/2020/wordml/sdtdatahash" xmlns:w16sdtfl="http://schemas.microsoft.com/office/word/2024/wordml/sdtformatlock" xmlns:w16se="http://schemas.microsoft.com/office/word/2015/wordml/symex" xmlns:wpg="http://schemas.microsoft.com/office/word/2010/wordprocessingGroup" xmlns:wpi="http://schemas.microsoft.com/office/word/2010/wordprocessingInk" xmlns:wne="http://schemas.microsoft.com/office/word/2006/wordml" xmlns:wps="http://schemas.microsoft.com/office/word/2010/wordprocessingShape" mc:Ignorable="w14 w15 w16se w16cid w16 w16cex w16sdtdh w16sdtfl w16du wp14">
+<w:glossaryDocument xmlns:wpc="http://schemas.microsoft.com/office/word/2010/wordprocessingCanvas" xmlns:cx="http://schemas.microsoft.com/office/drawing/2014/chartex" xmlns:cx1="http://schemas.microsoft.com/office/drawing/2015/9/8/chartex" xmlns:cx2="http://schemas.microsoft.com/office/drawing/2015/10/21/chartex" xmlns:cx3="http://schemas.microsoft.com/office/drawing/2016/5/9/chartex" xmlns:cx4="http://schemas.microsoft.com/office/drawing/2016/5/10/chartex" xmlns:cx5="http://schemas.microsoft.com/office/drawing/2016/5/11/chartex" xmlns:cx6="http://schemas.microsoft.com/office/drawing/2016/5/12/chartex" xmlns:cx7="http://schemas.microsoft.com/office/drawing/2016/5/13/chartex" xmlns:cx8="http://schemas.microsoft.com/office/drawing/2016/5/14/chartex" xmlns:mc="http://schemas.openxmlformats.org/markup-compatibility/2006" xmlns:m="http://schemas.openxmlformats.org/officeDocument/2006/math" xmlns:aink="http://schemas.microsoft.com/office/drawing/2016/ink" xmlns:am3d="http://schemas.microsoft.com/office/drawing/2017/model3d" xmlns:oel="http://schemas.microsoft.com/office/2019/extlst" xmlns:r="http://schemas.openxmlformats.org/officeDocument/2006/relationships" xmlns:wp14="http://schemas.microsoft.com/office/word/2010/wordprocessingDrawing" xmlns:wp="http://schemas.openxmlformats.org/drawingml/2006/wordprocessingDrawing" xmlns:wpg="http://schemas.microsoft.com/office/word/2010/wordprocessingGroup" xmlns:wpi="http://schemas.microsoft.com/office/word/2010/wordprocessingInk" xmlns:wps="http://schemas.microsoft.com/office/word/2010/wordprocessingShape" xmlns:o="urn:schemas-microsoft-com:office:office" xmlns:v="urn:schemas-microsoft-com:vml" xmlns:w10="urn:schemas-microsoft-com:office:word" xmlns:w="http://schemas.openxmlformats.org/wordprocessingml/2006/main" xmlns:w14="http://schemas.microsoft.com/office/word/2010/wordml" xmlns:w15="http://schemas.microsoft.com/office/word/2012/wordml" xmlns:w16cex="http://schemas.microsoft.com/office/word/2018/wordml/cex" xmlns:w16cid="http://schemas.microsoft.com/office/word/2016/wordml/cid" xmlns:w16="http://schemas.microsoft.com/office/word/2018/wordml" xmlns:w16sdtdh="http://schemas.microsoft.com/office/word/2020/wordml/sdtdatahash" xmlns:w16sdtfl="http://schemas.microsoft.com/office/word/2024/wordml/sdtformatlock" xmlns:w16se="http://schemas.microsoft.com/office/word/2015/wordml/symex" xmlns:w16du="http://schemas.microsoft.com/office/word/2023/wordml/word16du" xmlns:wne="http://schemas.microsoft.com/office/word/2006/wordml" mc:Ignorable="w14 w15 w16se w16cid w16 w16cex w16sdtdh w16sdtfl w16du wp14">
   <w:docParts>
     <w:docPart>
       <w:docPartPr>
@@ -30995,7 +31016,7 @@
         <w:guid w:val="{8A64D1CD-79DE-4F9B-A1FA-51CC8F032760}"/>
       </w:docPartPr>
       <w:docPartBody>
-        <w:p xmlns:wp14="http://schemas.microsoft.com/office/word/2010/wordml" wp14:textId="77777777">
+        <w:p>
           <w:pPr>
             <w:pStyle w:val="02D0408D900848B19F16895C865BC0D8"/>
           </w:pPr>
@@ -31024,7 +31045,7 @@
         <w:guid w:val="{B42341EE-192D-4D79-9B53-A36DA878A092}"/>
       </w:docPartPr>
       <w:docPartBody>
-        <w:p xmlns:wp14="http://schemas.microsoft.com/office/word/2010/wordml" wp14:textId="77777777">
+        <w:p>
           <w:pPr>
             <w:pStyle w:val="8A60996B39FA4E3CB3F537127F69CE23"/>
           </w:pPr>
@@ -31053,7 +31074,7 @@
         <w:guid w:val="{4DE3CA95-D7DA-4400-8AFC-BDEA53AAEFD3}"/>
       </w:docPartPr>
       <w:docPartBody>
-        <w:p xmlns:wp14="http://schemas.microsoft.com/office/word/2010/wordml" wp14:textId="77777777">
+        <w:p>
           <w:pPr>
             <w:pStyle w:val="6BE68E865C2F4442BD7241355D188980"/>
           </w:pPr>
@@ -31082,7 +31103,7 @@
         <w:guid w:val="{88ED9E73-B871-4927-A7F7-32779775664B}"/>
       </w:docPartPr>
       <w:docPartBody>
-        <w:p xmlns:wp14="http://schemas.microsoft.com/office/word/2010/wordml" wp14:textId="77777777">
+        <w:p>
           <w:pPr>
             <w:pStyle w:val="3CB696831EAF48C6AA131556A8E7CAD3"/>
           </w:pPr>
@@ -31111,7 +31132,7 @@
         <w:guid w:val="{1F4BFC3F-08AC-4725-B574-F268F0B973AC}"/>
       </w:docPartPr>
       <w:docPartBody>
-        <w:p xmlns:wp14="http://schemas.microsoft.com/office/word/2010/wordml" wp14:textId="77777777">
+        <w:p>
           <w:pPr>
             <w:pStyle w:val="F8F0A89371EB41A5A936AE9F355F4C92"/>
           </w:pPr>
@@ -31140,7 +31161,7 @@
         <w:guid w:val="{64096D9D-6710-4474-8C5E-EF6A77578215}"/>
       </w:docPartPr>
       <w:docPartBody>
-        <w:p xmlns:wp14="http://schemas.microsoft.com/office/word/2010/wordml" wp14:textId="77777777">
+        <w:p>
           <w:pPr>
             <w:pStyle w:val="717DD15691A4434A9929149214C21A04"/>
           </w:pPr>
@@ -31169,7 +31190,7 @@
         <w:guid w:val="{823180FB-1E45-4D1A-A9EA-42FB53AB1C13}"/>
       </w:docPartPr>
       <w:docPartBody>
-        <w:p xmlns:wp14="http://schemas.microsoft.com/office/word/2010/wordml" wp14:textId="77777777">
+        <w:p>
           <w:pPr>
             <w:pStyle w:val="AA5C72530F384548B7F7716625212FD8"/>
           </w:pPr>
@@ -31198,7 +31219,7 @@
         <w:guid w:val="{6BB322B0-93A9-422D-987C-4CF5FBA5AF82}"/>
       </w:docPartPr>
       <w:docPartBody>
-        <w:p xmlns:wp14="http://schemas.microsoft.com/office/word/2010/wordml" wp14:textId="77777777">
+        <w:p>
           <w:pPr>
             <w:pStyle w:val="5EDAA55C96C7414CAC69903551B358E7"/>
           </w:pPr>
@@ -31227,7 +31248,7 @@
         <w:guid w:val="{0EBA8F9B-FCE2-424C-8B54-659EC2D1DBC3}"/>
       </w:docPartPr>
       <w:docPartBody>
-        <w:p xmlns:wp14="http://schemas.microsoft.com/office/word/2010/wordml" wp14:textId="77777777">
+        <w:p>
           <w:pPr>
             <w:pStyle w:val="796DB29B3B3845B29C2F9E3501646CA4"/>
           </w:pPr>
@@ -31256,7 +31277,7 @@
         <w:guid w:val="{3C6D496A-D38F-46FC-887D-72A526E4F8D7}"/>
       </w:docPartPr>
       <w:docPartBody>
-        <w:p xmlns:wp14="http://schemas.microsoft.com/office/word/2010/wordml" wp14:textId="77777777">
+        <w:p>
           <w:pPr>
             <w:pStyle w:val="4EDD193FEB6D4E5FBAEC65683B1491BD"/>
           </w:pPr>
@@ -31285,7 +31306,7 @@
         <w:guid w:val="{C96277E1-8F03-4E58-B1DC-E15DC98060E2}"/>
       </w:docPartPr>
       <w:docPartBody>
-        <w:p xmlns:wp14="http://schemas.microsoft.com/office/word/2010/wordml" wp14:textId="77777777">
+        <w:p>
           <w:pPr>
             <w:pStyle w:val="0DB5BA541D894F47A00C8D3D7524B33A"/>
           </w:pPr>
@@ -31314,7 +31335,7 @@
         <w:guid w:val="{3CFB28C4-02BD-4E13-9D9C-18B228944493}"/>
       </w:docPartPr>
       <w:docPartBody>
-        <w:p xmlns:wp14="http://schemas.microsoft.com/office/word/2010/wordml" wp14:textId="77777777">
+        <w:p>
           <w:pPr>
             <w:pStyle w:val="E3F2B083644241B580F045DF18A7E285"/>
           </w:pPr>
@@ -31343,7 +31364,7 @@
         <w:guid w:val="{0E29F091-EB80-4D8E-B0BA-7A7CC7763114}"/>
       </w:docPartPr>
       <w:docPartBody>
-        <w:p xmlns:wp14="http://schemas.microsoft.com/office/word/2010/wordml" wp14:textId="77777777">
+        <w:p>
           <w:pPr>
             <w:pStyle w:val="0EEBD5EBE0BE479B8BBBC669BF14D5C9"/>
           </w:pPr>
@@ -31372,7 +31393,7 @@
         <w:guid w:val="{7EF1F6F2-0EC8-40A9-9B64-DFD67CF97FB3}"/>
       </w:docPartPr>
       <w:docPartBody>
-        <w:p xmlns:wp14="http://schemas.microsoft.com/office/word/2010/wordml" wp14:textId="77777777">
+        <w:p>
           <w:pPr>
             <w:pStyle w:val="43D5CB62909E4D2F9C122ABF4A2BE44C"/>
           </w:pPr>
@@ -31401,7 +31422,7 @@
         <w:guid w:val="{91F5A1E9-13DE-4F72-931F-17CFCC9F1864}"/>
       </w:docPartPr>
       <w:docPartBody>
-        <w:p xmlns:wp14="http://schemas.microsoft.com/office/word/2010/wordml" wp14:textId="77777777">
+        <w:p>
           <w:pPr>
             <w:pStyle w:val="69EECC26C756497C863A638E9A6B412B"/>
           </w:pPr>
@@ -31430,7 +31451,7 @@
         <w:guid w:val="{E2B34B6F-7408-40EA-8381-1A2250E6F8B3}"/>
       </w:docPartPr>
       <w:docPartBody>
-        <w:p xmlns:wp14="http://schemas.microsoft.com/office/word/2010/wordml" wp14:textId="77777777">
+        <w:p>
           <w:pPr>
             <w:pStyle w:val="214C6B3D63B44CCF811AE3F888606A69"/>
           </w:pPr>
@@ -31459,7 +31480,7 @@
         <w:guid w:val="{B4BC64F8-8F21-4A95-8D48-F9115368C46B}"/>
       </w:docPartPr>
       <w:docPartBody>
-        <w:p xmlns:wp14="http://schemas.microsoft.com/office/word/2010/wordml" wp14:textId="77777777">
+        <w:p>
           <w:pPr>
             <w:pStyle w:val="1640F657B81D418EA1E1714658B786B5"/>
           </w:pPr>
@@ -31477,7 +31498,7 @@
 </file>
 
 <file path=word/glossary/fontTable.xml><?xml version="1.0" encoding="utf-8"?>
-<w:fonts xmlns:mc="http://schemas.openxmlformats.org/markup-compatibility/2006" xmlns:r="http://schemas.openxmlformats.org/officeDocument/2006/relationships" xmlns:w="http://schemas.openxmlformats.org/wordprocessingml/2006/main" xmlns:w14="http://schemas.microsoft.com/office/word/2010/wordml" xmlns:w15="http://schemas.microsoft.com/office/word/2012/wordml" xmlns:w16cex="http://schemas.microsoft.com/office/word/2018/wordml/cex" xmlns:w16cid="http://schemas.microsoft.com/office/word/2016/wordml/cid" xmlns:w16="http://schemas.microsoft.com/office/word/2018/wordml" xmlns:w16du="http://schemas.microsoft.com/office/word/2023/wordml/word16du" xmlns:w16sdtdh="http://schemas.microsoft.com/office/word/2020/wordml/sdtdatahash" xmlns:w16sdtfl="http://schemas.microsoft.com/office/word/2024/wordml/sdtformatlock" xmlns:w16se="http://schemas.microsoft.com/office/word/2015/wordml/symex" mc:Ignorable="w14 w15 w16se w16cid w16 w16cex w16sdtdh w16sdtfl w16du">
+<w:fonts xmlns:mc="http://schemas.openxmlformats.org/markup-compatibility/2006" xmlns:r="http://schemas.openxmlformats.org/officeDocument/2006/relationships" xmlns:w="http://schemas.openxmlformats.org/wordprocessingml/2006/main" xmlns:w14="http://schemas.microsoft.com/office/word/2010/wordml" xmlns:w15="http://schemas.microsoft.com/office/word/2012/wordml" xmlns:w16cex="http://schemas.microsoft.com/office/word/2018/wordml/cex" xmlns:w16cid="http://schemas.microsoft.com/office/word/2016/wordml/cid" xmlns:w16="http://schemas.microsoft.com/office/word/2018/wordml" xmlns:w16sdtdh="http://schemas.microsoft.com/office/word/2020/wordml/sdtdatahash" xmlns:w16sdtfl="http://schemas.microsoft.com/office/word/2024/wordml/sdtformatlock" xmlns:w16se="http://schemas.microsoft.com/office/word/2015/wordml/symex" xmlns:w16du="http://schemas.microsoft.com/office/word/2023/wordml/word16du" mc:Ignorable="w14 w15 w16se w16cid w16 w16cex w16sdtdh w16sdtfl w16du">
   <w:font w:name="Arial">
     <w:panose1 w:val="020B0604020202020204"/>
     <w:charset w:val="00"/>
@@ -31495,7 +31516,7 @@
   <w:font w:name="Symbol">
     <w:panose1 w:val="05050102010706020507"/>
     <w:charset w:val="02"/>
-    <w:family w:val="roman"/>
+    <w:family w:val="decorative"/>
     <w:pitch w:val="variable"/>
     <w:sig w:usb0="00000000" w:usb1="10000000" w:usb2="00000000" w:usb3="00000000" w:csb0="80000000" w:csb1="00000000"/>
   </w:font>
@@ -31530,19 +31551,18 @@
     <w:sig w:usb0="E00002FF" w:usb1="2AC7FDFF" w:usb2="00000016" w:usb3="00000000" w:csb0="0002009F" w:csb1="00000000"/>
   </w:font>
   <w:font w:name="Aptos Display">
-    <w:panose1 w:val="00000000000000000000"/>
+    <w:panose1 w:val="020B0004020202020204"/>
     <w:charset w:val="00"/>
-    <w:family w:val="roman"/>
-    <w:notTrueType/>
-    <w:pitch w:val="default"/>
+    <w:family w:val="swiss"/>
+    <w:pitch w:val="variable"/>
+    <w:sig w:usb0="20000287" w:usb1="00000003" w:usb2="00000000" w:usb3="00000000" w:csb0="0000019F" w:csb1="00000000"/>
   </w:font>
   <w:font w:name="Aptos">
-    <w:altName w:val="Calibri"/>
-    <w:panose1 w:val="00000000000000000000"/>
+    <w:panose1 w:val="020B0004020202020204"/>
     <w:charset w:val="00"/>
-    <w:family w:val="roman"/>
-    <w:notTrueType/>
-    <w:pitch w:val="default"/>
+    <w:family w:val="swiss"/>
+    <w:pitch w:val="variable"/>
+    <w:sig w:usb0="20000287" w:usb1="00000003" w:usb2="00000000" w:usb3="00000000" w:csb0="0000019F" w:csb1="00000000"/>
   </w:font>
   <w:font w:name="Verdana">
     <w:panose1 w:val="020B0604030504040204"/>
@@ -31585,35 +31605,21 @@
     <w:charset w:val="00"/>
     <w:family w:val="roman"/>
     <w:pitch w:val="variable"/>
-    <w:sig w:usb0="E00006FF" w:usb1="420024FF" w:usb2="02000000" w:usb3="00000000" w:csb0="0000019F" w:csb1="00000000"/>
-  </w:font>
-  <w:font w:name="Segoe UI Emoji">
-    <w:panose1 w:val="020B0502040204020203"/>
-    <w:charset w:val="00"/>
-    <w:family w:val="swiss"/>
-    <w:pitch w:val="variable"/>
-    <w:sig w:usb0="00000003" w:usb1="02000000" w:usb2="08000000" w:usb3="00000000" w:csb0="00000001" w:csb1="00000000"/>
+    <w:sig w:usb0="E00002FF" w:usb1="420024FF" w:usb2="00000000" w:usb3="00000000" w:csb0="0000019F" w:csb1="00000000"/>
   </w:font>
   <w:font w:name="Yu Mincho">
     <w:altName w:val="游明朝"/>
-    <w:panose1 w:val="00000000000000000000"/>
+    <w:panose1 w:val="02020400000000000000"/>
     <w:charset w:val="80"/>
     <w:family w:val="roman"/>
     <w:notTrueType/>
     <w:pitch w:val="default"/>
   </w:font>
-  <w:font w:name="Calibri Light">
-    <w:panose1 w:val="020F0302020204030204"/>
-    <w:charset w:val="00"/>
-    <w:family w:val="swiss"/>
-    <w:pitch w:val="variable"/>
-    <w:sig w:usb0="E4002EFF" w:usb1="C200247B" w:usb2="00000009" w:usb3="00000000" w:csb0="000001FF" w:csb1="00000000"/>
-  </w:font>
 </w:fonts>
 </file>
 
 <file path=word/glossary/settings.xml><?xml version="1.0" encoding="utf-8"?>
-<w:settings xmlns:mc="http://schemas.openxmlformats.org/markup-compatibility/2006" xmlns:o="urn:schemas-microsoft-com:office:office" xmlns:r="http://schemas.openxmlformats.org/officeDocument/2006/relationships" xmlns:m="http://schemas.openxmlformats.org/officeDocument/2006/math" xmlns:v="urn:schemas-microsoft-com:vml" xmlns:w10="urn:schemas-microsoft-com:office:word" xmlns:w="http://schemas.openxmlformats.org/wordprocessingml/2006/main" xmlns:w14="http://schemas.microsoft.com/office/word/2010/wordml" xmlns:w15="http://schemas.microsoft.com/office/word/2012/wordml" xmlns:w16cex="http://schemas.microsoft.com/office/word/2018/wordml/cex" xmlns:w16cid="http://schemas.microsoft.com/office/word/2016/wordml/cid" xmlns:w16="http://schemas.microsoft.com/office/word/2018/wordml" xmlns:w16du="http://schemas.microsoft.com/office/word/2023/wordml/word16du" xmlns:w16sdtdh="http://schemas.microsoft.com/office/word/2020/wordml/sdtdatahash" xmlns:w16sdtfl="http://schemas.microsoft.com/office/word/2024/wordml/sdtformatlock" xmlns:w16se="http://schemas.microsoft.com/office/word/2015/wordml/symex" xmlns:sl="http://schemas.openxmlformats.org/schemaLibrary/2006/main" mc:Ignorable="w14 w15 w16se w16cid w16 w16cex w16sdtdh w16sdtfl w16du">
+<w:settings xmlns:mc="http://schemas.openxmlformats.org/markup-compatibility/2006" xmlns:m="http://schemas.openxmlformats.org/officeDocument/2006/math" xmlns:r="http://schemas.openxmlformats.org/officeDocument/2006/relationships" xmlns:sl="http://schemas.openxmlformats.org/schemaLibrary/2006/main" xmlns:o="urn:schemas-microsoft-com:office:office" xmlns:v="urn:schemas-microsoft-com:vml" xmlns:w10="urn:schemas-microsoft-com:office:word" xmlns:w="http://schemas.openxmlformats.org/wordprocessingml/2006/main" xmlns:w14="http://schemas.microsoft.com/office/word/2010/wordml" xmlns:w15="http://schemas.microsoft.com/office/word/2012/wordml" xmlns:w16cex="http://schemas.microsoft.com/office/word/2018/wordml/cex" xmlns:w16cid="http://schemas.microsoft.com/office/word/2016/wordml/cid" xmlns:w16="http://schemas.microsoft.com/office/word/2018/wordml" xmlns:w16sdtdh="http://schemas.microsoft.com/office/word/2020/wordml/sdtdatahash" xmlns:w16sdtfl="http://schemas.microsoft.com/office/word/2024/wordml/sdtformatlock" xmlns:w16se="http://schemas.microsoft.com/office/word/2015/wordml/symex" xmlns:w16du="http://schemas.microsoft.com/office/word/2023/wordml/word16du" mc:Ignorable="w14 w15 w16se w16cid w16 w16cex w16sdtdh w16sdtfl w16du">
   <w:view w:val="normal"/>
   <w:defaultTabStop w:val="720"/>
   <w:characterSpacingControl w:val="doNotCompress"/>
@@ -31680,6 +31686,7 @@
     <w:rsid w:val="005E06D7"/>
     <w:rsid w:val="00615E40"/>
     <w:rsid w:val="00655AF8"/>
+    <w:rsid w:val="0068311E"/>
     <w:rsid w:val="006D4AEF"/>
     <w:rsid w:val="006E6B17"/>
     <w:rsid w:val="006F0C29"/>
@@ -31704,6 +31711,7 @@
     <w:rsid w:val="009F7FD5"/>
     <w:rsid w:val="00A04DDC"/>
     <w:rsid w:val="00A462F0"/>
+    <w:rsid w:val="00A9299B"/>
     <w:rsid w:val="00A95E8D"/>
     <w:rsid w:val="00A96FAE"/>
     <w:rsid w:val="00AA763A"/>
@@ -31758,7 +31766,7 @@
 </file>
 
 <file path=word/glossary/styles.xml><?xml version="1.0" encoding="utf-8"?>
-<w:styles xmlns:mc="http://schemas.openxmlformats.org/markup-compatibility/2006" xmlns:r="http://schemas.openxmlformats.org/officeDocument/2006/relationships" xmlns:w="http://schemas.openxmlformats.org/wordprocessingml/2006/main" xmlns:w14="http://schemas.microsoft.com/office/word/2010/wordml" xmlns:w15="http://schemas.microsoft.com/office/word/2012/wordml" xmlns:w16cex="http://schemas.microsoft.com/office/word/2018/wordml/cex" xmlns:w16cid="http://schemas.microsoft.com/office/word/2016/wordml/cid" xmlns:w16="http://schemas.microsoft.com/office/word/2018/wordml" xmlns:w16du="http://schemas.microsoft.com/office/word/2023/wordml/word16du" xmlns:w16sdtdh="http://schemas.microsoft.com/office/word/2020/wordml/sdtdatahash" xmlns:w16sdtfl="http://schemas.microsoft.com/office/word/2024/wordml/sdtformatlock" xmlns:w16se="http://schemas.microsoft.com/office/word/2015/wordml/symex" mc:Ignorable="w14 w15 w16se w16cid w16 w16cex w16sdtdh w16sdtfl w16du">
+<w:styles xmlns:mc="http://schemas.openxmlformats.org/markup-compatibility/2006" xmlns:r="http://schemas.openxmlformats.org/officeDocument/2006/relationships" xmlns:w="http://schemas.openxmlformats.org/wordprocessingml/2006/main" xmlns:w14="http://schemas.microsoft.com/office/word/2010/wordml" xmlns:w15="http://schemas.microsoft.com/office/word/2012/wordml" xmlns:w16cex="http://schemas.microsoft.com/office/word/2018/wordml/cex" xmlns:w16cid="http://schemas.microsoft.com/office/word/2016/wordml/cid" xmlns:w16="http://schemas.microsoft.com/office/word/2018/wordml" xmlns:w16sdtdh="http://schemas.microsoft.com/office/word/2020/wordml/sdtdatahash" xmlns:w16sdtfl="http://schemas.microsoft.com/office/word/2024/wordml/sdtformatlock" xmlns:w16se="http://schemas.microsoft.com/office/word/2015/wordml/symex" xmlns:w16du="http://schemas.microsoft.com/office/word/2023/wordml/word16du" mc:Ignorable="w14 w15 w16se w16cid w16 w16cex w16sdtdh w16sdtfl w16du">
   <w:docDefaults>
     <w:rPrDefault>
       <w:rPr>
@@ -32260,13 +32268,13 @@
 </file>
 
 <file path=word/glossary/webSettings.xml><?xml version="1.0" encoding="utf-8"?>
-<w:webSettings xmlns:mc="http://schemas.openxmlformats.org/markup-compatibility/2006" xmlns:r="http://schemas.openxmlformats.org/officeDocument/2006/relationships" xmlns:w="http://schemas.openxmlformats.org/wordprocessingml/2006/main" xmlns:w14="http://schemas.microsoft.com/office/word/2010/wordml" xmlns:w15="http://schemas.microsoft.com/office/word/2012/wordml" xmlns:w16cex="http://schemas.microsoft.com/office/word/2018/wordml/cex" xmlns:w16cid="http://schemas.microsoft.com/office/word/2016/wordml/cid" xmlns:w16="http://schemas.microsoft.com/office/word/2018/wordml" xmlns:w16du="http://schemas.microsoft.com/office/word/2023/wordml/word16du" xmlns:w16sdtdh="http://schemas.microsoft.com/office/word/2020/wordml/sdtdatahash" xmlns:w16sdtfl="http://schemas.microsoft.com/office/word/2024/wordml/sdtformatlock" xmlns:w16se="http://schemas.microsoft.com/office/word/2015/wordml/symex" mc:Ignorable="w14 w15 w16se w16cid w16 w16cex w16sdtdh w16sdtfl w16du">
+<w:webSettings xmlns:mc="http://schemas.openxmlformats.org/markup-compatibility/2006" xmlns:r="http://schemas.openxmlformats.org/officeDocument/2006/relationships" xmlns:w="http://schemas.openxmlformats.org/wordprocessingml/2006/main" xmlns:w14="http://schemas.microsoft.com/office/word/2010/wordml" xmlns:w15="http://schemas.microsoft.com/office/word/2012/wordml" xmlns:w16cex="http://schemas.microsoft.com/office/word/2018/wordml/cex" xmlns:w16cid="http://schemas.microsoft.com/office/word/2016/wordml/cid" xmlns:w16="http://schemas.microsoft.com/office/word/2018/wordml" xmlns:w16sdtdh="http://schemas.microsoft.com/office/word/2020/wordml/sdtdatahash" xmlns:w16sdtfl="http://schemas.microsoft.com/office/word/2024/wordml/sdtformatlock" xmlns:w16se="http://schemas.microsoft.com/office/word/2015/wordml/symex" xmlns:w16du="http://schemas.microsoft.com/office/word/2023/wordml/word16du" mc:Ignorable="w14 w15 w16se w16cid w16 w16cex w16sdtdh w16sdtfl w16du">
   <w:optimizeForBrowser/>
 </w:webSettings>
 </file>
 
 <file path=word/theme/theme1.xml><?xml version="1.0" encoding="utf-8"?>
-<a:theme xmlns:a="http://schemas.openxmlformats.org/drawingml/2006/main" xmlns:thm15="http://schemas.microsoft.com/office/thememl/2012/main" name="Office Theme">
+<a:theme xmlns:a="http://schemas.openxmlformats.org/drawingml/2006/main" name="Office Theme">
   <a:themeElements>
     <a:clrScheme name="Office">
       <a:dk1>
@@ -32561,6 +32569,19 @@
 </file>
 
 <file path=customXml/item1.xml><?xml version="1.0" encoding="utf-8"?>
+<b:Sources xmlns:b="http://schemas.openxmlformats.org/officeDocument/2006/bibliography" xmlns="http://schemas.openxmlformats.org/officeDocument/2006/bibliography" SelectedStyle="\APASixthEditionOfficeOnline.xsl" StyleName="APA" Version="6"/>
+</file>
+
+<file path=customXml/item2.xml><?xml version="1.0" encoding="utf-8"?>
+<?mso-contentType ?>
+<FormTemplates xmlns="http://schemas.microsoft.com/sharepoint/v3/contenttype/forms">
+  <Display>DocumentLibraryForm</Display>
+  <Edit>DocumentLibraryForm</Edit>
+  <New>DocumentLibraryForm</New>
+</FormTemplates>
+</file>
+
+<file path=customXml/item3.xml><?xml version="1.0" encoding="utf-8"?>
 <ct:contentTypeSchema xmlns:ct="http://schemas.microsoft.com/office/2006/metadata/contentType" xmlns:ma="http://schemas.microsoft.com/office/2006/metadata/properties/metaAttributes" ct:_="" ma:_="" ma:contentTypeName="Document" ma:contentTypeID="0x0101006BDAF3E3634C144D9EC799C876E6F9A3" ma:contentTypeVersion="32" ma:contentTypeDescription="Create a new document." ma:contentTypeScope="" ma:versionID="05ba2877cbc3ca9c27a5f2169dd2f361">
   <xsd:schema xmlns:xsd="http://www.w3.org/2001/XMLSchema" xmlns:xs="http://www.w3.org/2001/XMLSchema" xmlns:p="http://schemas.microsoft.com/office/2006/metadata/properties" xmlns:ns1="http://schemas.microsoft.com/sharepoint/v3" xmlns:ns2="7bc1719e-3073-4a83-a8aa-5d9b5543732c" xmlns:ns3="290f8d83-fd29-439e-ae91-cfcefa340f30" xmlns:ns4="bfe6e0b6-a5a6-435d-956e-8490d4b03c3e" targetNamespace="http://schemas.microsoft.com/office/2006/metadata/properties" ma:root="true" ma:fieldsID="594f020d093c3cc314390237aec36bac" ns1:_="" ns2:_="" ns3:_="" ns4:_="">
     <xsd:import namespace="http://schemas.microsoft.com/sharepoint/v3"/>
@@ -32843,7 +32864,7 @@
 </ct:contentTypeSchema>
 </file>
 
-<file path=customXml/item2.xml><?xml version="1.0" encoding="utf-8"?>
+<file path=customXml/item4.xml><?xml version="1.0" encoding="utf-8"?>
 <p:properties xmlns:p="http://schemas.microsoft.com/office/2006/metadata/properties" xmlns:xsi="http://www.w3.org/2001/XMLSchema-instance" xmlns:pc="http://schemas.microsoft.com/office/infopath/2007/PartnerControls">
   <documentManagement>
     <Keyword xmlns="7bc1719e-3073-4a83-a8aa-5d9b5543732c" xsi:nil="true"/>
@@ -32857,20 +32878,23 @@
 </p:properties>
 </file>
 
-<file path=customXml/item3.xml><?xml version="1.0" encoding="utf-8"?>
-<?mso-contentType ?>
-<FormTemplates xmlns="http://schemas.microsoft.com/sharepoint/v3/contenttype/forms">
-  <Display>DocumentLibraryForm</Display>
-  <Edit>DocumentLibraryForm</Edit>
-  <New>DocumentLibraryForm</New>
-</FormTemplates>
+<file path=customXml/itemProps1.xml><?xml version="1.0" encoding="utf-8"?>
+<ds:datastoreItem xmlns:ds="http://schemas.openxmlformats.org/officeDocument/2006/customXml" ds:itemID="{3CFAF1A8-DD02-48A5-B677-3432F85B4DFA}">
+  <ds:schemaRefs>
+    <ds:schemaRef ds:uri="http://schemas.openxmlformats.org/officeDocument/2006/bibliography"/>
+  </ds:schemaRefs>
+</ds:datastoreItem>
 </file>
 
-<file path=customXml/item4.xml><?xml version="1.0" encoding="utf-8"?>
-<b:Sources xmlns:b="http://schemas.openxmlformats.org/officeDocument/2006/bibliography" xmlns="http://schemas.openxmlformats.org/officeDocument/2006/bibliography" SelectedStyle="\APASixthEditionOfficeOnline.xsl" StyleName="APA" Version="6"/>
+<file path=customXml/itemProps2.xml><?xml version="1.0" encoding="utf-8"?>
+<ds:datastoreItem xmlns:ds="http://schemas.openxmlformats.org/officeDocument/2006/customXml" ds:itemID="{30561097-EA6D-4C41-97EB-9C924523A73A}">
+  <ds:schemaRefs>
+    <ds:schemaRef ds:uri="http://schemas.microsoft.com/sharepoint/v3/contenttype/forms"/>
+  </ds:schemaRefs>
+</ds:datastoreItem>
 </file>
 
-<file path=customXml/itemProps1.xml><?xml version="1.0" encoding="utf-8"?>
+<file path=customXml/itemProps3.xml><?xml version="1.0" encoding="utf-8"?>
 <ds:datastoreItem xmlns:ds="http://schemas.openxmlformats.org/officeDocument/2006/customXml" ds:itemID="{9B328B1E-F87E-4CEA-BC7B-B804DEAFC9DE}">
   <ds:schemaRefs>
     <ds:schemaRef ds:uri="http://schemas.microsoft.com/office/2006/metadata/contentType"/>
@@ -32891,7 +32915,7 @@
 </ds:datastoreItem>
 </file>
 
-<file path=customXml/itemProps2.xml><?xml version="1.0" encoding="utf-8"?>
+<file path=customXml/itemProps4.xml><?xml version="1.0" encoding="utf-8"?>
 <ds:datastoreItem xmlns:ds="http://schemas.openxmlformats.org/officeDocument/2006/customXml" ds:itemID="{165DE491-2D18-4346-868D-FDECE579517C}">
   <ds:schemaRefs>
     <ds:schemaRef ds:uri="http://schemas.microsoft.com/office/2006/metadata/properties"/>
@@ -32901,20 +32925,4 @@
     <ds:schemaRef ds:uri="bfe6e0b6-a5a6-435d-956e-8490d4b03c3e"/>
   </ds:schemaRefs>
 </ds:datastoreItem>
-</file>
-
-<file path=customXml/itemProps3.xml><?xml version="1.0" encoding="utf-8"?>
-<ds:datastoreItem xmlns:ds="http://schemas.openxmlformats.org/officeDocument/2006/customXml" ds:itemID="{30561097-EA6D-4C41-97EB-9C924523A73A}">
-  <ds:schemaRefs>
-    <ds:schemaRef ds:uri="http://schemas.microsoft.com/sharepoint/v3/contenttype/forms"/>
-  </ds:schemaRefs>
-</ds:datastoreItem>
-</file>
-
-<file path=customXml/itemProps4.xml><?xml version="1.0" encoding="utf-8"?>
-<ds:datastoreItem xmlns:ds="http://schemas.openxmlformats.org/officeDocument/2006/customXml" ds:itemID="{3CFAF1A8-DD02-48A5-B677-3432F85B4DFA}">
-  <ds:schemaRefs>
-    <ds:schemaRef ds:uri="http://schemas.openxmlformats.org/officeDocument/2006/bibliography"/>
-  </ds:schemaRefs>
-</ds:datastoreItem>
 </file>